--- a/docs/Viewer-Product-Technical-Architecture.docx
+++ b/docs/Viewer-Product-Technical-Architecture.docx
@@ -81,7 +81,73 @@
           <w:sz w:val="21"/>
           <w:szCs w:val="21"/>
         </w:rPr>
-        <w:t xml:space="preserve"> The rendering core is built and boundary-enforced. The integration surface is not. Section 12 states exactly what is missing — read it before quoting anything here to a customer.</w:t>
+        <w:t xml:space="preserve"> The rendering core is built and boundary-enforced, and so — since this document was last issued — is the integration surface: the </w:t>
+      </w:r>
+      <w:r>
+        <w:rPr>
+          <w:rFonts w:ascii="Consolas" w:cs="Consolas" w:eastAsia="Consolas" w:hAnsi="Consolas"/>
+          <w:b w:val="false"/>
+          <w:bCs w:val="false"/>
+          <w:color w:val="1B2027"/>
+          <w:sz w:val="19"/>
+          <w:szCs w:val="19"/>
+        </w:rPr>
+        <w:t xml:space="preserve">cde.viewer.v1</w:t>
+      </w:r>
+      <w:r>
+        <w:rPr>
+          <w:rFonts w:ascii="Calibri" w:cs="Calibri" w:eastAsia="Calibri" w:hAnsi="Calibri"/>
+          <w:b w:val="false"/>
+          <w:bCs w:val="false"/>
+          <w:color w:val="1B2027"/>
+          <w:sz w:val="21"/>
+          <w:szCs w:val="21"/>
+        </w:rPr>
+        <w:t xml:space="preserve"> embed protocol is implemented on both sides and tested against an independent host. </w:t>
+      </w:r>
+      <w:r>
+        <w:rPr>
+          <w:rFonts w:ascii="Calibri" w:cs="Calibri" w:eastAsia="Calibri" w:hAnsi="Calibri"/>
+          <w:b/>
+          <w:bCs/>
+          <w:color w:val="1B2027"/>
+          <w:sz w:val="21"/>
+          <w:szCs w:val="21"/>
+        </w:rPr>
+        <w:t xml:space="preserve">It cannot yet be framed in a real deployment</w:t>
+      </w:r>
+      <w:r>
+        <w:rPr>
+          <w:rFonts w:ascii="Calibri" w:cs="Calibri" w:eastAsia="Calibri" w:hAnsi="Calibri"/>
+          <w:b w:val="false"/>
+          <w:bCs w:val="false"/>
+          <w:color w:val="1B2027"/>
+          <w:sz w:val="21"/>
+          <w:szCs w:val="21"/>
+        </w:rPr>
+        <w:t xml:space="preserve">, because the platform still sends </w:t>
+      </w:r>
+      <w:r>
+        <w:rPr>
+          <w:rFonts w:ascii="Consolas" w:cs="Consolas" w:eastAsia="Consolas" w:hAnsi="Consolas"/>
+          <w:b w:val="false"/>
+          <w:bCs w:val="false"/>
+          <w:color w:val="1B2027"/>
+          <w:sz w:val="19"/>
+          <w:szCs w:val="19"/>
+        </w:rPr>
+        <w:t xml:space="preserve">frame-ancestors 'none'</w:t>
+      </w:r>
+      <w:r>
+        <w:rPr>
+          <w:rFonts w:ascii="Calibri" w:cs="Calibri" w:eastAsia="Calibri" w:hAnsi="Calibri"/>
+          <w:b w:val="false"/>
+          <w:bCs w:val="false"/>
+          <w:color w:val="1B2027"/>
+          <w:sz w:val="21"/>
+          <w:szCs w:val="21"/>
+        </w:rPr>
+        <w:t xml:space="preserve"> on every route. Section 13 states exactly what is left — read it before quoting anything here to a customer.</w:t>
       </w:r>
     </w:p>
     <w:p>
@@ -556,312 +622,6 @@
                 <w:sz w:val="19"/>
                 <w:szCs w:val="19"/>
               </w:rPr>
-              <w:t xml:space="preserve">Their document store</w:t>
-            </w:r>
-          </w:p>
-          <w:p>
-            <w:pPr>
-              <w:spacing w:after="40" w:line="240"/>
-            </w:pPr>
-            <w:r>
-              <w:rPr>
-                <w:rFonts w:ascii="Calibri" w:cs="Calibri" w:eastAsia="Calibri" w:hAnsi="Calibri"/>
-                <w:b w:val="false"/>
-                <w:bCs w:val="false"/>
-                <w:color w:val="1B2027"/>
-                <w:sz w:val="19"/>
-                <w:szCs w:val="19"/>
-              </w:rPr>
-              <w:t xml:space="preserve">SharePoint / S3 / Blob</w:t>
-            </w:r>
-          </w:p>
-        </w:tc>
-        <w:tc>
-          <w:tcPr>
-            <w:tcW w:type="dxa" w:w="3546"/>
-            <w:tcBorders>
-              <w:top w:val="single" w:color="D9D7D1" w:sz="4"/>
-              <w:left w:val="single" w:color="D9D7D1" w:sz="4"/>
-              <w:bottom w:val="single" w:color="D9D7D1" w:sz="4"/>
-              <w:right w:val="single" w:color="D9D7D1" w:sz="4"/>
-            </w:tcBorders>
-            <w:shd w:fill="FBEDEC" w:color="auto" w:val="clear"/>
-            <w:tcMar>
-              <w:top w:type="dxa" w:w="90"/>
-              <w:left w:type="dxa" w:w="120"/>
-              <w:bottom w:type="dxa" w:w="90"/>
-              <w:right w:type="dxa" w:w="120"/>
-            </w:tcMar>
-          </w:tcPr>
-          <w:p>
-            <w:pPr>
-              <w:spacing w:after="40" w:line="240"/>
-              <w:jc w:val="center"/>
-            </w:pPr>
-            <w:r>
-              <w:rPr>
-                <w:rFonts w:ascii="Calibri" w:cs="Calibri" w:eastAsia="Calibri" w:hAnsi="Calibri"/>
-                <w:b w:val="false"/>
-                <w:bCs w:val="false"/>
-                <w:color w:val="C4342A"/>
-                <w:sz w:val="19"/>
-                <w:szCs w:val="19"/>
-              </w:rPr>
-              <w:t xml:space="preserve">1.  mount the viewer</w:t>
-            </w:r>
-          </w:p>
-          <w:p>
-            <w:pPr>
-              <w:spacing w:after="40" w:line="240"/>
-              <w:jc w:val="center"/>
-            </w:pPr>
-            <w:r>
-              <w:rPr>
-                <w:rFonts w:ascii="Calibri" w:cs="Calibri" w:eastAsia="Calibri" w:hAnsi="Calibri"/>
-                <w:b w:val="false"/>
-                <w:bCs w:val="false"/>
-                <w:color w:val="C4342A"/>
-                <w:sz w:val="19"/>
-                <w:szCs w:val="19"/>
-              </w:rPr>
-              <w:t xml:space="preserve">✗  NOT BUILT — no embed surface</w:t>
-            </w:r>
-          </w:p>
-        </w:tc>
-        <w:tc>
-          <w:tcPr>
-            <w:tcW w:type="dxa" w:w="3100"/>
-            <w:tcBorders>
-              <w:top w:val="single" w:color="D9D7D1" w:sz="4"/>
-              <w:left w:val="single" w:color="D9D7D1" w:sz="4"/>
-              <w:bottom w:val="single" w:color="D9D7D1" w:sz="4"/>
-              <w:right w:val="single" w:color="D9D7D1" w:sz="4"/>
-            </w:tcBorders>
-            <w:tcMar>
-              <w:top w:type="dxa" w:w="90"/>
-              <w:left w:type="dxa" w:w="120"/>
-              <w:bottom w:type="dxa" w:w="90"/>
-              <w:right w:type="dxa" w:w="120"/>
-            </w:tcMar>
-          </w:tcPr>
-          <w:p>
-            <w:pPr>
-              <w:spacing w:after="40" w:line="240"/>
-            </w:pPr>
-            <w:r>
-              <w:rPr>
-                <w:rFonts w:ascii="Calibri" w:cs="Calibri" w:eastAsia="Calibri" w:hAnsi="Calibri"/>
-                <w:b w:val="false"/>
-                <w:bCs w:val="false"/>
-                <w:color w:val="1B2027"/>
-                <w:sz w:val="19"/>
-                <w:szCs w:val="19"/>
-              </w:rPr>
-              <w:t xml:space="preserve">viewer-core</w:t>
-            </w:r>
-          </w:p>
-          <w:p>
-            <w:pPr>
-              <w:spacing w:after="40" w:line="240"/>
-            </w:pPr>
-            <w:r>
-              <w:rPr>
-                <w:rFonts w:ascii="Calibri" w:cs="Calibri" w:eastAsia="Calibri" w:hAnsi="Calibri"/>
-                <w:b w:val="false"/>
-                <w:bCs w:val="false"/>
-                <w:color w:val="1B2027"/>
-                <w:sz w:val="19"/>
-                <w:szCs w:val="19"/>
-              </w:rPr>
-              <w:t xml:space="preserve">6 components · 6 services</w:t>
-            </w:r>
-          </w:p>
-        </w:tc>
-      </w:tr>
-      <w:tr>
-        <w:tc>
-          <w:tcPr>
-            <w:tcW w:type="dxa" w:w="3100"/>
-            <w:tcBorders>
-              <w:top w:val="single" w:color="D9D7D1" w:sz="4"/>
-              <w:left w:val="single" w:color="D9D7D1" w:sz="4"/>
-              <w:bottom w:val="single" w:color="D9D7D1" w:sz="4"/>
-              <w:right w:val="single" w:color="D9D7D1" w:sz="4"/>
-            </w:tcBorders>
-            <w:shd w:fill="E9F3F3" w:color="auto" w:val="clear"/>
-            <w:tcMar>
-              <w:top w:type="dxa" w:w="90"/>
-              <w:left w:type="dxa" w:w="120"/>
-              <w:bottom w:type="dxa" w:w="90"/>
-              <w:right w:type="dxa" w:w="120"/>
-            </w:tcMar>
-          </w:tcPr>
-          <w:p>
-            <w:pPr>
-              <w:spacing w:after="40" w:line="240"/>
-            </w:pPr>
-            <w:r>
-              <w:rPr>
-                <w:rFonts w:ascii="Calibri" w:cs="Calibri" w:eastAsia="Calibri" w:hAnsi="Calibri"/>
-                <w:b w:val="false"/>
-                <w:bCs w:val="false"/>
-                <w:color w:val="1B2027"/>
-                <w:sz w:val="19"/>
-                <w:szCs w:val="19"/>
-              </w:rPr>
-              <w:t xml:space="preserve">Their identity provider</w:t>
-            </w:r>
-          </w:p>
-          <w:p>
-            <w:pPr>
-              <w:spacing w:after="40" w:line="240"/>
-            </w:pPr>
-            <w:r>
-              <w:rPr>
-                <w:rFonts w:ascii="Calibri" w:cs="Calibri" w:eastAsia="Calibri" w:hAnsi="Calibri"/>
-                <w:b w:val="false"/>
-                <w:bCs w:val="false"/>
-                <w:color w:val="1B2027"/>
-                <w:sz w:val="19"/>
-                <w:szCs w:val="19"/>
-              </w:rPr>
-              <w:t xml:space="preserve">Entra / Okta / own</w:t>
-            </w:r>
-          </w:p>
-        </w:tc>
-        <w:tc>
-          <w:tcPr>
-            <w:tcW w:type="dxa" w:w="3546"/>
-            <w:tcBorders>
-              <w:top w:val="single" w:color="D9D7D1" w:sz="4"/>
-              <w:left w:val="single" w:color="D9D7D1" w:sz="4"/>
-              <w:bottom w:val="single" w:color="D9D7D1" w:sz="4"/>
-              <w:right w:val="single" w:color="D9D7D1" w:sz="4"/>
-            </w:tcBorders>
-            <w:shd w:fill="FBEDEC" w:color="auto" w:val="clear"/>
-            <w:tcMar>
-              <w:top w:type="dxa" w:w="90"/>
-              <w:left w:type="dxa" w:w="120"/>
-              <w:bottom w:type="dxa" w:w="90"/>
-              <w:right w:type="dxa" w:w="120"/>
-            </w:tcMar>
-          </w:tcPr>
-          <w:p>
-            <w:pPr>
-              <w:spacing w:after="40" w:line="240"/>
-              <w:jc w:val="center"/>
-            </w:pPr>
-            <w:r>
-              <w:rPr>
-                <w:rFonts w:ascii="Calibri" w:cs="Calibri" w:eastAsia="Calibri" w:hAnsi="Calibri"/>
-                <w:b w:val="false"/>
-                <w:bCs w:val="false"/>
-                <w:color w:val="C4342A"/>
-                <w:sz w:val="19"/>
-                <w:szCs w:val="19"/>
-              </w:rPr>
-              <w:t xml:space="preserve">2.  identify the user</w:t>
-            </w:r>
-          </w:p>
-          <w:p>
-            <w:pPr>
-              <w:spacing w:after="40" w:line="240"/>
-              <w:jc w:val="center"/>
-            </w:pPr>
-            <w:r>
-              <w:rPr>
-                <w:rFonts w:ascii="Calibri" w:cs="Calibri" w:eastAsia="Calibri" w:hAnsi="Calibri"/>
-                <w:b w:val="false"/>
-                <w:bCs w:val="false"/>
-                <w:color w:val="C4342A"/>
-                <w:sz w:val="19"/>
-                <w:szCs w:val="19"/>
-              </w:rPr>
-              <w:t xml:space="preserve">✗  NOT BUILT — no token exchange</w:t>
-            </w:r>
-          </w:p>
-        </w:tc>
-        <w:tc>
-          <w:tcPr>
-            <w:tcW w:type="dxa" w:w="3100"/>
-            <w:tcBorders>
-              <w:top w:val="single" w:color="D9D7D1" w:sz="4"/>
-              <w:left w:val="single" w:color="D9D7D1" w:sz="4"/>
-              <w:bottom w:val="single" w:color="D9D7D1" w:sz="4"/>
-              <w:right w:val="single" w:color="D9D7D1" w:sz="4"/>
-            </w:tcBorders>
-            <w:tcMar>
-              <w:top w:type="dxa" w:w="90"/>
-              <w:left w:type="dxa" w:w="120"/>
-              <w:bottom w:type="dxa" w:w="90"/>
-              <w:right w:type="dxa" w:w="120"/>
-            </w:tcMar>
-          </w:tcPr>
-          <w:p>
-            <w:pPr>
-              <w:spacing w:after="40" w:line="240"/>
-            </w:pPr>
-            <w:r>
-              <w:rPr>
-                <w:rFonts w:ascii="Calibri" w:cs="Calibri" w:eastAsia="Calibri" w:hAnsi="Calibri"/>
-                <w:b w:val="false"/>
-                <w:bCs w:val="false"/>
-                <w:color w:val="1B2027"/>
-                <w:sz w:val="19"/>
-                <w:szCs w:val="19"/>
-              </w:rPr>
-              <w:t xml:space="preserve">Conversion pipeline</w:t>
-            </w:r>
-          </w:p>
-          <w:p>
-            <w:pPr>
-              <w:spacing w:after="40" w:line="240"/>
-            </w:pPr>
-            <w:r>
-              <w:rPr>
-                <w:rFonts w:ascii="Calibri" w:cs="Calibri" w:eastAsia="Calibri" w:hAnsi="Calibri"/>
-                <w:b w:val="false"/>
-                <w:bCs w:val="false"/>
-                <w:color w:val="1B2027"/>
-                <w:sz w:val="19"/>
-                <w:szCs w:val="19"/>
-              </w:rPr>
-              <w:t xml:space="preserve">fetch → scan → render</w:t>
-            </w:r>
-          </w:p>
-        </w:tc>
-      </w:tr>
-      <w:tr>
-        <w:tc>
-          <w:tcPr>
-            <w:tcW w:type="dxa" w:w="3100"/>
-            <w:tcBorders>
-              <w:top w:val="single" w:color="D9D7D1" w:sz="4"/>
-              <w:left w:val="single" w:color="D9D7D1" w:sz="4"/>
-              <w:bottom w:val="single" w:color="D9D7D1" w:sz="4"/>
-              <w:right w:val="single" w:color="D9D7D1" w:sz="4"/>
-            </w:tcBorders>
-            <w:shd w:fill="E9F3F3" w:color="auto" w:val="clear"/>
-            <w:tcMar>
-              <w:top w:type="dxa" w:w="90"/>
-              <w:left w:type="dxa" w:w="120"/>
-              <w:bottom w:type="dxa" w:w="90"/>
-              <w:right w:type="dxa" w:w="120"/>
-            </w:tcMar>
-          </w:tcPr>
-          <w:p>
-            <w:pPr>
-              <w:spacing w:after="40" w:line="240"/>
-            </w:pPr>
-            <w:r>
-              <w:rPr>
-                <w:rFonts w:ascii="Calibri" w:cs="Calibri" w:eastAsia="Calibri" w:hAnsi="Calibri"/>
-                <w:b w:val="false"/>
-                <w:bCs w:val="false"/>
-                <w:color w:val="1B2027"/>
-                <w:sz w:val="19"/>
-                <w:szCs w:val="19"/>
-              </w:rPr>
               <w:t xml:space="preserve">Their web interface</w:t>
             </w:r>
           </w:p>
@@ -913,7 +673,7 @@
                 <w:sz w:val="19"/>
                 <w:szCs w:val="19"/>
               </w:rPr>
-              <w:t xml:space="preserve">3.  hand over the document  →</w:t>
+              <w:t xml:space="preserve">1.  mount the viewer  →</w:t>
             </w:r>
           </w:p>
           <w:p>
@@ -947,7 +707,7 @@
                 <w:sz w:val="19"/>
                 <w:szCs w:val="19"/>
               </w:rPr>
-              <w:t xml:space="preserve">POST /api/conversions</w:t>
+              <w:t xml:space="preserve">iframe + cde.viewer.v1</w:t>
             </w:r>
           </w:p>
         </w:tc>
@@ -980,7 +740,7 @@
                 <w:sz w:val="19"/>
                 <w:szCs w:val="19"/>
               </w:rPr>
-              <w:t xml:space="preserve">Markup store</w:t>
+              <w:t xml:space="preserve">/embed route</w:t>
             </w:r>
           </w:p>
           <w:p>
@@ -996,7 +756,7 @@
                 <w:sz w:val="19"/>
                 <w:szCs w:val="19"/>
               </w:rPr>
-              <w:t xml:space="preserve">tied to our user table</w:t>
+              <w:t xml:space="preserve">no session, no auth guard</w:t>
             </w:r>
           </w:p>
         </w:tc>
@@ -1026,63 +786,572 @@
             <w:r>
               <w:rPr>
                 <w:rFonts w:ascii="Calibri" w:cs="Calibri" w:eastAsia="Calibri" w:hAnsi="Calibri"/>
-                <w:color w:val="1B2027"/>
-                <w:sz w:val="19"/>
-                <w:szCs w:val="19"/>
-              </w:rPr>
-              <w:t xml:space="preserve"/>
-            </w:r>
-          </w:p>
-        </w:tc>
-        <w:tc>
-          <w:tcPr>
-            <w:tcW w:type="dxa" w:w="3546"/>
-            <w:tcBorders>
-              <w:top w:val="single" w:color="D9D7D1" w:sz="4"/>
-              <w:left w:val="single" w:color="D9D7D1" w:sz="4"/>
-              <w:bottom w:val="single" w:color="D9D7D1" w:sz="4"/>
-              <w:right w:val="single" w:color="D9D7D1" w:sz="4"/>
-            </w:tcBorders>
-            <w:shd w:fill="FBEDEC" w:color="auto" w:val="clear"/>
-            <w:tcMar>
-              <w:top w:type="dxa" w:w="90"/>
-              <w:left w:type="dxa" w:w="120"/>
-              <w:bottom w:type="dxa" w:w="90"/>
-              <w:right w:type="dxa" w:w="120"/>
-            </w:tcMar>
-          </w:tcPr>
-          <w:p>
-            <w:pPr>
-              <w:spacing w:after="40" w:line="240"/>
-              <w:jc w:val="center"/>
-            </w:pPr>
-            <w:r>
-              <w:rPr>
-                <w:rFonts w:ascii="Calibri" w:cs="Calibri" w:eastAsia="Calibri" w:hAnsi="Calibri"/>
                 <w:b w:val="false"/>
                 <w:bCs w:val="false"/>
-                <w:color w:val="C4342A"/>
-                <w:sz w:val="19"/>
-                <w:szCs w:val="19"/>
-              </w:rPr>
-              <w:t xml:space="preserve">←  4.  return the markups</w:t>
-            </w:r>
-          </w:p>
-          <w:p>
-            <w:pPr>
-              <w:spacing w:after="40" w:line="240"/>
-              <w:jc w:val="center"/>
+                <w:color w:val="1B2027"/>
+                <w:sz w:val="19"/>
+                <w:szCs w:val="19"/>
+              </w:rPr>
+              <w:t xml:space="preserve">Their identity provider</w:t>
+            </w:r>
+          </w:p>
+          <w:p>
+            <w:pPr>
+              <w:spacing w:after="40" w:line="240"/>
             </w:pPr>
             <w:r>
               <w:rPr>
                 <w:rFonts w:ascii="Calibri" w:cs="Calibri" w:eastAsia="Calibri" w:hAnsi="Calibri"/>
                 <w:b w:val="false"/>
                 <w:bCs w:val="false"/>
+                <w:color w:val="1B2027"/>
+                <w:sz w:val="19"/>
+                <w:szCs w:val="19"/>
+              </w:rPr>
+              <w:t xml:space="preserve">Entra / Okta / own</w:t>
+            </w:r>
+          </w:p>
+        </w:tc>
+        <w:tc>
+          <w:tcPr>
+            <w:tcW w:type="dxa" w:w="3546"/>
+            <w:tcBorders>
+              <w:top w:val="single" w:color="D9D7D1" w:sz="4"/>
+              <w:left w:val="single" w:color="D9D7D1" w:sz="4"/>
+              <w:bottom w:val="single" w:color="D9D7D1" w:sz="4"/>
+              <w:right w:val="single" w:color="D9D7D1" w:sz="4"/>
+            </w:tcBorders>
+            <w:shd w:fill="E9F3F3" w:color="auto" w:val="clear"/>
+            <w:tcMar>
+              <w:top w:type="dxa" w:w="90"/>
+              <w:left w:type="dxa" w:w="120"/>
+              <w:bottom w:type="dxa" w:w="90"/>
+              <w:right w:type="dxa" w:w="120"/>
+            </w:tcMar>
+          </w:tcPr>
+          <w:p>
+            <w:pPr>
+              <w:spacing w:after="40" w:line="240"/>
+              <w:jc w:val="center"/>
+            </w:pPr>
+            <w:r>
+              <w:rPr>
+                <w:rFonts w:ascii="Calibri" w:cs="Calibri" w:eastAsia="Calibri" w:hAnsi="Calibri"/>
+                <w:b/>
+                <w:bCs/>
+                <w:color w:val="0F7A83"/>
+                <w:sz w:val="19"/>
+                <w:szCs w:val="19"/>
+              </w:rPr>
+              <w:t xml:space="preserve">2.  identify the user  →</w:t>
+            </w:r>
+          </w:p>
+          <w:p>
+            <w:pPr>
+              <w:spacing w:after="40" w:line="240"/>
+              <w:jc w:val="center"/>
+            </w:pPr>
+            <w:r>
+              <w:rPr>
+                <w:rFonts w:ascii="Calibri" w:cs="Calibri" w:eastAsia="Calibri" w:hAnsi="Calibri"/>
+                <w:b/>
+                <w:bCs/>
+                <w:color w:val="0F7A83"/>
+                <w:sz w:val="19"/>
+                <w:szCs w:val="19"/>
+              </w:rPr>
+              <w:t xml:space="preserve">✓  BUILT</w:t>
+            </w:r>
+          </w:p>
+          <w:p>
+            <w:pPr>
+              <w:spacing w:after="40" w:line="240"/>
+              <w:jc w:val="center"/>
+            </w:pPr>
+            <w:r>
+              <w:rPr>
+                <w:rFonts w:ascii="Calibri" w:cs="Calibri" w:eastAsia="Calibri" w:hAnsi="Calibri"/>
+                <w:b/>
+                <w:bCs/>
+                <w:color w:val="0F7A83"/>
+                <w:sz w:val="19"/>
+                <w:szCs w:val="19"/>
+              </w:rPr>
+              <w:t xml:space="preserve">host.init.identity — 3 untrusted fields</w:t>
+            </w:r>
+          </w:p>
+        </w:tc>
+        <w:tc>
+          <w:tcPr>
+            <w:tcW w:type="dxa" w:w="3100"/>
+            <w:tcBorders>
+              <w:top w:val="single" w:color="D9D7D1" w:sz="4"/>
+              <w:left w:val="single" w:color="D9D7D1" w:sz="4"/>
+              <w:bottom w:val="single" w:color="D9D7D1" w:sz="4"/>
+              <w:right w:val="single" w:color="D9D7D1" w:sz="4"/>
+            </w:tcBorders>
+            <w:tcMar>
+              <w:top w:type="dxa" w:w="90"/>
+              <w:left w:type="dxa" w:w="120"/>
+              <w:bottom w:type="dxa" w:w="90"/>
+              <w:right w:type="dxa" w:w="120"/>
+            </w:tcMar>
+          </w:tcPr>
+          <w:p>
+            <w:pPr>
+              <w:spacing w:after="40" w:line="240"/>
+            </w:pPr>
+            <w:r>
+              <w:rPr>
+                <w:rFonts w:ascii="Calibri" w:cs="Calibri" w:eastAsia="Calibri" w:hAnsi="Calibri"/>
+                <w:b w:val="false"/>
+                <w:bCs w:val="false"/>
+                <w:color w:val="1B2027"/>
+                <w:sz w:val="19"/>
+                <w:szCs w:val="19"/>
+              </w:rPr>
+              <w:t xml:space="preserve">viewer-core</w:t>
+            </w:r>
+          </w:p>
+          <w:p>
+            <w:pPr>
+              <w:spacing w:after="40" w:line="240"/>
+            </w:pPr>
+            <w:r>
+              <w:rPr>
+                <w:rFonts w:ascii="Calibri" w:cs="Calibri" w:eastAsia="Calibri" w:hAnsi="Calibri"/>
+                <w:b w:val="false"/>
+                <w:bCs w:val="false"/>
+                <w:color w:val="1B2027"/>
+                <w:sz w:val="19"/>
+                <w:szCs w:val="19"/>
+              </w:rPr>
+              <w:t xml:space="preserve">15 files · 6 services · 6 components</w:t>
+            </w:r>
+          </w:p>
+        </w:tc>
+      </w:tr>
+      <w:tr>
+        <w:tc>
+          <w:tcPr>
+            <w:tcW w:type="dxa" w:w="3100"/>
+            <w:tcBorders>
+              <w:top w:val="single" w:color="D9D7D1" w:sz="4"/>
+              <w:left w:val="single" w:color="D9D7D1" w:sz="4"/>
+              <w:bottom w:val="single" w:color="D9D7D1" w:sz="4"/>
+              <w:right w:val="single" w:color="D9D7D1" w:sz="4"/>
+            </w:tcBorders>
+            <w:shd w:fill="E9F3F3" w:color="auto" w:val="clear"/>
+            <w:tcMar>
+              <w:top w:type="dxa" w:w="90"/>
+              <w:left w:type="dxa" w:w="120"/>
+              <w:bottom w:type="dxa" w:w="90"/>
+              <w:right w:type="dxa" w:w="120"/>
+            </w:tcMar>
+          </w:tcPr>
+          <w:p>
+            <w:pPr>
+              <w:spacing w:after="40" w:line="240"/>
+            </w:pPr>
+            <w:r>
+              <w:rPr>
+                <w:rFonts w:ascii="Calibri" w:cs="Calibri" w:eastAsia="Calibri" w:hAnsi="Calibri"/>
+                <w:b w:val="false"/>
+                <w:bCs w:val="false"/>
+                <w:color w:val="1B2027"/>
+                <w:sz w:val="19"/>
+                <w:szCs w:val="19"/>
+              </w:rPr>
+              <w:t xml:space="preserve">Their document store</w:t>
+            </w:r>
+          </w:p>
+          <w:p>
+            <w:pPr>
+              <w:spacing w:after="40" w:line="240"/>
+            </w:pPr>
+            <w:r>
+              <w:rPr>
+                <w:rFonts w:ascii="Calibri" w:cs="Calibri" w:eastAsia="Calibri" w:hAnsi="Calibri"/>
+                <w:b w:val="false"/>
+                <w:bCs w:val="false"/>
+                <w:color w:val="1B2027"/>
+                <w:sz w:val="19"/>
+                <w:szCs w:val="19"/>
+              </w:rPr>
+              <w:t xml:space="preserve">SharePoint / S3 / Blob</w:t>
+            </w:r>
+          </w:p>
+        </w:tc>
+        <w:tc>
+          <w:tcPr>
+            <w:tcW w:type="dxa" w:w="3546"/>
+            <w:tcBorders>
+              <w:top w:val="single" w:color="D9D7D1" w:sz="4"/>
+              <w:left w:val="single" w:color="D9D7D1" w:sz="4"/>
+              <w:bottom w:val="single" w:color="D9D7D1" w:sz="4"/>
+              <w:right w:val="single" w:color="D9D7D1" w:sz="4"/>
+            </w:tcBorders>
+            <w:shd w:fill="E9F3F3" w:color="auto" w:val="clear"/>
+            <w:tcMar>
+              <w:top w:type="dxa" w:w="90"/>
+              <w:left w:type="dxa" w:w="120"/>
+              <w:bottom w:type="dxa" w:w="90"/>
+              <w:right w:type="dxa" w:w="120"/>
+            </w:tcMar>
+          </w:tcPr>
+          <w:p>
+            <w:pPr>
+              <w:spacing w:after="40" w:line="240"/>
+              <w:jc w:val="center"/>
+            </w:pPr>
+            <w:r>
+              <w:rPr>
+                <w:rFonts w:ascii="Calibri" w:cs="Calibri" w:eastAsia="Calibri" w:hAnsi="Calibri"/>
+                <w:b/>
+                <w:bCs/>
+                <w:color w:val="0F7A83"/>
+                <w:sz w:val="19"/>
+                <w:szCs w:val="19"/>
+              </w:rPr>
+              <w:t xml:space="preserve">3.  hand over the document  →</w:t>
+            </w:r>
+          </w:p>
+          <w:p>
+            <w:pPr>
+              <w:spacing w:after="40" w:line="240"/>
+              <w:jc w:val="center"/>
+            </w:pPr>
+            <w:r>
+              <w:rPr>
+                <w:rFonts w:ascii="Calibri" w:cs="Calibri" w:eastAsia="Calibri" w:hAnsi="Calibri"/>
+                <w:b/>
+                <w:bCs/>
+                <w:color w:val="0F7A83"/>
+                <w:sz w:val="19"/>
+                <w:szCs w:val="19"/>
+              </w:rPr>
+              <w:t xml:space="preserve">✓  BUILT</w:t>
+            </w:r>
+          </w:p>
+          <w:p>
+            <w:pPr>
+              <w:spacing w:after="40" w:line="240"/>
+              <w:jc w:val="center"/>
+            </w:pPr>
+            <w:r>
+              <w:rPr>
+                <w:rFonts w:ascii="Calibri" w:cs="Calibri" w:eastAsia="Calibri" w:hAnsi="Calibri"/>
+                <w:b/>
+                <w:bCs/>
+                <w:color w:val="0F7A83"/>
+                <w:sz w:val="19"/>
+                <w:szCs w:val="19"/>
+              </w:rPr>
+              <w:t xml:space="preserve">host.init.document, or POST /api/conversions</w:t>
+            </w:r>
+          </w:p>
+        </w:tc>
+        <w:tc>
+          <w:tcPr>
+            <w:tcW w:type="dxa" w:w="3100"/>
+            <w:tcBorders>
+              <w:top w:val="single" w:color="D9D7D1" w:sz="4"/>
+              <w:left w:val="single" w:color="D9D7D1" w:sz="4"/>
+              <w:bottom w:val="single" w:color="D9D7D1" w:sz="4"/>
+              <w:right w:val="single" w:color="D9D7D1" w:sz="4"/>
+            </w:tcBorders>
+            <w:tcMar>
+              <w:top w:type="dxa" w:w="90"/>
+              <w:left w:type="dxa" w:w="120"/>
+              <w:bottom w:type="dxa" w:w="90"/>
+              <w:right w:type="dxa" w:w="120"/>
+            </w:tcMar>
+          </w:tcPr>
+          <w:p>
+            <w:pPr>
+              <w:spacing w:after="40" w:line="240"/>
+            </w:pPr>
+            <w:r>
+              <w:rPr>
+                <w:rFonts w:ascii="Calibri" w:cs="Calibri" w:eastAsia="Calibri" w:hAnsi="Calibri"/>
+                <w:b w:val="false"/>
+                <w:bCs w:val="false"/>
+                <w:color w:val="1B2027"/>
+                <w:sz w:val="19"/>
+                <w:szCs w:val="19"/>
+              </w:rPr>
+              <w:t xml:space="preserve">Conversion pipeline</w:t>
+            </w:r>
+          </w:p>
+          <w:p>
+            <w:pPr>
+              <w:spacing w:after="40" w:line="240"/>
+            </w:pPr>
+            <w:r>
+              <w:rPr>
+                <w:rFonts w:ascii="Calibri" w:cs="Calibri" w:eastAsia="Calibri" w:hAnsi="Calibri"/>
+                <w:b w:val="false"/>
+                <w:bCs w:val="false"/>
+                <w:color w:val="1B2027"/>
+                <w:sz w:val="19"/>
+                <w:szCs w:val="19"/>
+              </w:rPr>
+              <w:t xml:space="preserve">fetch → scan → render</w:t>
+            </w:r>
+          </w:p>
+        </w:tc>
+      </w:tr>
+      <w:tr>
+        <w:tc>
+          <w:tcPr>
+            <w:tcW w:type="dxa" w:w="3100"/>
+            <w:tcBorders>
+              <w:top w:val="single" w:color="D9D7D1" w:sz="4"/>
+              <w:left w:val="single" w:color="D9D7D1" w:sz="4"/>
+              <w:bottom w:val="single" w:color="D9D7D1" w:sz="4"/>
+              <w:right w:val="single" w:color="D9D7D1" w:sz="4"/>
+            </w:tcBorders>
+            <w:shd w:fill="E9F3F3" w:color="auto" w:val="clear"/>
+            <w:tcMar>
+              <w:top w:type="dxa" w:w="90"/>
+              <w:left w:type="dxa" w:w="120"/>
+              <w:bottom w:type="dxa" w:w="90"/>
+              <w:right w:type="dxa" w:w="120"/>
+            </w:tcMar>
+          </w:tcPr>
+          <w:p>
+            <w:pPr>
+              <w:spacing w:after="40" w:line="240"/>
+            </w:pPr>
+            <w:r>
+              <w:rPr>
+                <w:rFonts w:ascii="Calibri" w:cs="Calibri" w:eastAsia="Calibri" w:hAnsi="Calibri"/>
+                <w:b w:val="false"/>
+                <w:bCs w:val="false"/>
+                <w:color w:val="1B2027"/>
+                <w:sz w:val="19"/>
+                <w:szCs w:val="19"/>
+              </w:rPr>
+              <w:t xml:space="preserve">Their markup store</w:t>
+            </w:r>
+          </w:p>
+          <w:p>
+            <w:pPr>
+              <w:spacing w:after="40" w:line="240"/>
+            </w:pPr>
+            <w:r>
+              <w:rPr>
+                <w:rFonts w:ascii="Calibri" w:cs="Calibri" w:eastAsia="Calibri" w:hAnsi="Calibri"/>
+                <w:b w:val="false"/>
+                <w:bCs w:val="false"/>
+                <w:color w:val="1B2027"/>
+                <w:sz w:val="19"/>
+                <w:szCs w:val="19"/>
+              </w:rPr>
+              <w:t xml:space="preserve">they stamp the author</w:t>
+            </w:r>
+          </w:p>
+        </w:tc>
+        <w:tc>
+          <w:tcPr>
+            <w:tcW w:type="dxa" w:w="3546"/>
+            <w:tcBorders>
+              <w:top w:val="single" w:color="D9D7D1" w:sz="4"/>
+              <w:left w:val="single" w:color="D9D7D1" w:sz="4"/>
+              <w:bottom w:val="single" w:color="D9D7D1" w:sz="4"/>
+              <w:right w:val="single" w:color="D9D7D1" w:sz="4"/>
+            </w:tcBorders>
+            <w:shd w:fill="E9F3F3" w:color="auto" w:val="clear"/>
+            <w:tcMar>
+              <w:top w:type="dxa" w:w="90"/>
+              <w:left w:type="dxa" w:w="120"/>
+              <w:bottom w:type="dxa" w:w="90"/>
+              <w:right w:type="dxa" w:w="120"/>
+            </w:tcMar>
+          </w:tcPr>
+          <w:p>
+            <w:pPr>
+              <w:spacing w:after="40" w:line="240"/>
+              <w:jc w:val="center"/>
+            </w:pPr>
+            <w:r>
+              <w:rPr>
+                <w:rFonts w:ascii="Calibri" w:cs="Calibri" w:eastAsia="Calibri" w:hAnsi="Calibri"/>
+                <w:b/>
+                <w:bCs/>
+                <w:color w:val="0F7A83"/>
+                <w:sz w:val="19"/>
+                <w:szCs w:val="19"/>
+              </w:rPr>
+              <w:t xml:space="preserve">←  4.  return what was drawn</w:t>
+            </w:r>
+          </w:p>
+          <w:p>
+            <w:pPr>
+              <w:spacing w:after="40" w:line="240"/>
+              <w:jc w:val="center"/>
+            </w:pPr>
+            <w:r>
+              <w:rPr>
+                <w:rFonts w:ascii="Calibri" w:cs="Calibri" w:eastAsia="Calibri" w:hAnsi="Calibri"/>
+                <w:b/>
+                <w:bCs/>
+                <w:color w:val="0F7A83"/>
+                <w:sz w:val="19"/>
+                <w:szCs w:val="19"/>
+              </w:rPr>
+              <w:t xml:space="preserve">✓  BUILT</w:t>
+            </w:r>
+          </w:p>
+          <w:p>
+            <w:pPr>
+              <w:spacing w:after="40" w:line="240"/>
+              <w:jc w:val="center"/>
+            </w:pPr>
+            <w:r>
+              <w:rPr>
+                <w:rFonts w:ascii="Calibri" w:cs="Calibri" w:eastAsia="Calibri" w:hAnsi="Calibri"/>
+                <w:b/>
+                <w:bCs/>
+                <w:color w:val="0F7A83"/>
+                <w:sz w:val="19"/>
+                <w:szCs w:val="19"/>
+              </w:rPr>
+              <w:t xml:space="preserve">3 markup events + 1 operation pair</w:t>
+            </w:r>
+          </w:p>
+        </w:tc>
+        <w:tc>
+          <w:tcPr>
+            <w:tcW w:type="dxa" w:w="3100"/>
+            <w:tcBorders>
+              <w:top w:val="single" w:color="D9D7D1" w:sz="4"/>
+              <w:left w:val="single" w:color="D9D7D1" w:sz="4"/>
+              <w:bottom w:val="single" w:color="D9D7D1" w:sz="4"/>
+              <w:right w:val="single" w:color="D9D7D1" w:sz="4"/>
+            </w:tcBorders>
+            <w:tcMar>
+              <w:top w:type="dxa" w:w="90"/>
+              <w:left w:type="dxa" w:w="120"/>
+              <w:bottom w:type="dxa" w:w="90"/>
+              <w:right w:type="dxa" w:w="120"/>
+            </w:tcMar>
+          </w:tcPr>
+          <w:p>
+            <w:pPr>
+              <w:spacing w:after="40" w:line="240"/>
+            </w:pPr>
+            <w:r>
+              <w:rPr>
+                <w:rFonts w:ascii="Calibri" w:cs="Calibri" w:eastAsia="Calibri" w:hAnsi="Calibri"/>
+                <w:b w:val="false"/>
+                <w:bCs w:val="false"/>
+                <w:color w:val="1B2027"/>
+                <w:sz w:val="19"/>
+                <w:szCs w:val="19"/>
+              </w:rPr>
+              <w:t xml:space="preserve">host-channel</w:t>
+            </w:r>
+          </w:p>
+          <w:p>
+            <w:pPr>
+              <w:spacing w:after="40" w:line="240"/>
+            </w:pPr>
+            <w:r>
+              <w:rPr>
+                <w:rFonts w:ascii="Calibri" w:cs="Calibri" w:eastAsia="Calibri" w:hAnsi="Calibri"/>
+                <w:b w:val="false"/>
+                <w:bCs w:val="false"/>
+                <w:color w:val="1B2027"/>
+                <w:sz w:val="19"/>
+                <w:szCs w:val="19"/>
+              </w:rPr>
+              <w:t xml:space="preserve">origin-checked in both directions</w:t>
+            </w:r>
+          </w:p>
+        </w:tc>
+      </w:tr>
+      <w:tr>
+        <w:tc>
+          <w:tcPr>
+            <w:tcW w:type="dxa" w:w="3100"/>
+            <w:tcBorders>
+              <w:top w:val="single" w:color="D9D7D1" w:sz="4"/>
+              <w:left w:val="single" w:color="D9D7D1" w:sz="4"/>
+              <w:bottom w:val="single" w:color="D9D7D1" w:sz="4"/>
+              <w:right w:val="single" w:color="D9D7D1" w:sz="4"/>
+            </w:tcBorders>
+            <w:tcMar>
+              <w:top w:type="dxa" w:w="90"/>
+              <w:left w:type="dxa" w:w="120"/>
+              <w:bottom w:type="dxa" w:w="90"/>
+              <w:right w:type="dxa" w:w="120"/>
+            </w:tcMar>
+          </w:tcPr>
+          <w:p>
+            <w:pPr>
+              <w:spacing w:after="40" w:line="240"/>
+            </w:pPr>
+            <w:r>
+              <w:rPr>
+                <w:rFonts w:ascii="Calibri" w:cs="Calibri" w:eastAsia="Calibri" w:hAnsi="Calibri"/>
+                <w:color w:val="1B2027"/>
+                <w:sz w:val="19"/>
+                <w:szCs w:val="19"/>
+              </w:rPr>
+              <w:t xml:space="preserve"/>
+            </w:r>
+          </w:p>
+        </w:tc>
+        <w:tc>
+          <w:tcPr>
+            <w:tcW w:type="dxa" w:w="3546"/>
+            <w:tcBorders>
+              <w:top w:val="single" w:color="D9D7D1" w:sz="4"/>
+              <w:left w:val="single" w:color="D9D7D1" w:sz="4"/>
+              <w:bottom w:val="single" w:color="D9D7D1" w:sz="4"/>
+              <w:right w:val="single" w:color="D9D7D1" w:sz="4"/>
+            </w:tcBorders>
+            <w:shd w:fill="FBEDEC" w:color="auto" w:val="clear"/>
+            <w:tcMar>
+              <w:top w:type="dxa" w:w="90"/>
+              <w:left w:type="dxa" w:w="120"/>
+              <w:bottom w:type="dxa" w:w="90"/>
+              <w:right w:type="dxa" w:w="120"/>
+            </w:tcMar>
+          </w:tcPr>
+          <w:p>
+            <w:pPr>
+              <w:spacing w:after="40" w:line="240"/>
+              <w:jc w:val="center"/>
+            </w:pPr>
+            <w:r>
+              <w:rPr>
+                <w:rFonts w:ascii="Calibri" w:cs="Calibri" w:eastAsia="Calibri" w:hAnsi="Calibri"/>
+                <w:b/>
+                <w:bCs/>
                 <w:color w:val="C4342A"/>
                 <w:sz w:val="19"/>
                 <w:szCs w:val="19"/>
               </w:rPr>
-              <w:t xml:space="preserve">✗  NOT BUILT — 17 operations undecided</w:t>
+              <w:t xml:space="preserve">✗  BLOCKED IN DEPLOYMENT</w:t>
+            </w:r>
+          </w:p>
+          <w:p>
+            <w:pPr>
+              <w:spacing w:after="40" w:line="240"/>
+              <w:jc w:val="center"/>
+            </w:pPr>
+            <w:r>
+              <w:rPr>
+                <w:rFonts w:ascii="Calibri" w:cs="Calibri" w:eastAsia="Calibri" w:hAnsi="Calibri"/>
+                <w:b/>
+                <w:bCs/>
+                <w:color w:val="C4342A"/>
+                <w:sz w:val="19"/>
+                <w:szCs w:val="19"/>
+              </w:rPr>
+              <w:t xml:space="preserve">the platform still sends frame-ancestors 'none'</w:t>
             </w:r>
           </w:p>
         </w:tc>
@@ -1132,7 +1401,29 @@
           <w:sz w:val="17"/>
           <w:szCs w:val="17"/>
         </w:rPr>
-        <w:t xml:space="preserve">Figure 1 — Three of the four exchanges do not exist. The viewer can already take a document from anyone’s storage; it cannot yet be mounted, be told who is looking, or give anything back.</w:t>
+        <w:t xml:space="preserve">Figure 1 — All four exchanges now have code on both sides, checked against each other by a demo host written in plain JavaScript. None of it renders in a customer’s browser yet: the platform sends </w:t>
+      </w:r>
+      <w:r>
+        <w:rPr>
+          <w:rFonts w:ascii="Consolas" w:cs="Consolas" w:eastAsia="Consolas" w:hAnsi="Consolas"/>
+          <w:b w:val="false"/>
+          <w:bCs w:val="false"/>
+          <w:color w:val="5F6875"/>
+          <w:sz w:val="15"/>
+          <w:szCs w:val="15"/>
+        </w:rPr>
+        <w:t xml:space="preserve">frame-ancestors 'none'</w:t>
+      </w:r>
+      <w:r>
+        <w:rPr>
+          <w:rFonts w:ascii="Calibri" w:cs="Calibri" w:eastAsia="Calibri" w:hAnsi="Calibri"/>
+          <w:b w:val="false"/>
+          <w:bCs w:val="false"/>
+          <w:color w:val="5F6875"/>
+          <w:sz w:val="17"/>
+          <w:szCs w:val="17"/>
+        </w:rPr>
+        <w:t xml:space="preserve"> on every route, so the frame is refused before a single message is sent. That is one response header, not one of the four exchanges.</w:t>
       </w:r>
     </w:p>
     <w:p>
@@ -1170,7 +1461,7 @@
           <w:sz w:val="21"/>
           <w:szCs w:val="21"/>
         </w:rPr>
-        <w:t xml:space="preserve"> 3,196 lines of production TypeScript across 12 source files, with 7 spec files beside them. Nothing in it imports anything from the application — not a service, not a model, not an environment constant. When the separate repository exists, this directory is </w:t>
+        <w:t xml:space="preserve"> 3,220 lines of production TypeScript across 15 source files, with 8 spec files beside them. Nothing in it imports anything from the application — not a service, not a model, not an environment constant. When the separate repository exists, this directory is </w:t>
       </w:r>
       <w:r>
         <w:rPr>
@@ -1208,7 +1499,265 @@
           <w:sz w:val="21"/>
           <w:szCs w:val="21"/>
         </w:rPr>
-        <w:t xml:space="preserve">The application shell above it is this platform’s own consumer of the viewer. It is not part of the product; it is the first integrator, and useful precisely because an awkward contract will be awkward for us first.</w:t>
+        <w:t xml:space="preserve">It is now shaped as a library rather than a directory: </w:t>
+      </w:r>
+      <w:r>
+        <w:rPr>
+          <w:rFonts w:ascii="Consolas" w:cs="Consolas" w:eastAsia="Consolas" w:hAnsi="Consolas"/>
+          <w:b w:val="false"/>
+          <w:bCs w:val="false"/>
+          <w:color w:val="1B2027"/>
+          <w:sz w:val="19"/>
+          <w:szCs w:val="19"/>
+        </w:rPr>
+        <w:t xml:space="preserve">package.json</w:t>
+      </w:r>
+      <w:r>
+        <w:rPr>
+          <w:rFonts w:ascii="Calibri" w:cs="Calibri" w:eastAsia="Calibri" w:hAnsi="Calibri"/>
+          <w:b w:val="false"/>
+          <w:bCs w:val="false"/>
+          <w:color w:val="1B2027"/>
+          <w:sz w:val="21"/>
+          <w:szCs w:val="21"/>
+        </w:rPr>
+        <w:t xml:space="preserve">, </w:t>
+      </w:r>
+      <w:r>
+        <w:rPr>
+          <w:rFonts w:ascii="Consolas" w:cs="Consolas" w:eastAsia="Consolas" w:hAnsi="Consolas"/>
+          <w:b w:val="false"/>
+          <w:bCs w:val="false"/>
+          <w:color w:val="1B2027"/>
+          <w:sz w:val="19"/>
+          <w:szCs w:val="19"/>
+        </w:rPr>
+        <w:t xml:space="preserve">ng-package.json</w:t>
+      </w:r>
+      <w:r>
+        <w:rPr>
+          <w:rFonts w:ascii="Calibri" w:cs="Calibri" w:eastAsia="Calibri" w:hAnsi="Calibri"/>
+          <w:b w:val="false"/>
+          <w:bCs w:val="false"/>
+          <w:color w:val="1B2027"/>
+          <w:sz w:val="21"/>
+          <w:szCs w:val="21"/>
+        </w:rPr>
+        <w:t xml:space="preserve">, </w:t>
+      </w:r>
+      <w:r>
+        <w:rPr>
+          <w:rFonts w:ascii="Consolas" w:cs="Consolas" w:eastAsia="Consolas" w:hAnsi="Consolas"/>
+          <w:b w:val="false"/>
+          <w:bCs w:val="false"/>
+          <w:color w:val="1B2027"/>
+          <w:sz w:val="19"/>
+          <w:szCs w:val="19"/>
+        </w:rPr>
+        <w:t xml:space="preserve">tsconfig.lib.json</w:t>
+      </w:r>
+      <w:r>
+        <w:rPr>
+          <w:rFonts w:ascii="Calibri" w:cs="Calibri" w:eastAsia="Calibri" w:hAnsi="Calibri"/>
+          <w:b w:val="false"/>
+          <w:bCs w:val="false"/>
+          <w:color w:val="1B2027"/>
+          <w:sz w:val="21"/>
+          <w:szCs w:val="21"/>
+        </w:rPr>
+        <w:t xml:space="preserve"> and a curated </w:t>
+      </w:r>
+      <w:r>
+        <w:rPr>
+          <w:rFonts w:ascii="Consolas" w:cs="Consolas" w:eastAsia="Consolas" w:hAnsi="Consolas"/>
+          <w:b w:val="false"/>
+          <w:bCs w:val="false"/>
+          <w:color w:val="1B2027"/>
+          <w:sz w:val="19"/>
+          <w:szCs w:val="19"/>
+        </w:rPr>
+        <w:t xml:space="preserve">index.ts</w:t>
+      </w:r>
+      <w:r>
+        <w:rPr>
+          <w:rFonts w:ascii="Calibri" w:cs="Calibri" w:eastAsia="Calibri" w:hAnsi="Calibri"/>
+          <w:b w:val="false"/>
+          <w:bCs w:val="false"/>
+          <w:color w:val="1B2027"/>
+          <w:sz w:val="21"/>
+          <w:szCs w:val="21"/>
+        </w:rPr>
+        <w:t xml:space="preserve">, registered in </w:t>
+      </w:r>
+      <w:r>
+        <w:rPr>
+          <w:rFonts w:ascii="Consolas" w:cs="Consolas" w:eastAsia="Consolas" w:hAnsi="Consolas"/>
+          <w:b w:val="false"/>
+          <w:bCs w:val="false"/>
+          <w:color w:val="1B2027"/>
+          <w:sz w:val="19"/>
+          <w:szCs w:val="19"/>
+        </w:rPr>
+        <w:t xml:space="preserve">angular.json</w:t>
+      </w:r>
+      <w:r>
+        <w:rPr>
+          <w:rFonts w:ascii="Calibri" w:cs="Calibri" w:eastAsia="Calibri" w:hAnsi="Calibri"/>
+          <w:b w:val="false"/>
+          <w:bCs w:val="false"/>
+          <w:color w:val="1B2027"/>
+          <w:sz w:val="21"/>
+          <w:szCs w:val="21"/>
+        </w:rPr>
+        <w:t xml:space="preserve"> as a second project built by </w:t>
+      </w:r>
+      <w:r>
+        <w:rPr>
+          <w:rFonts w:ascii="Consolas" w:cs="Consolas" w:eastAsia="Consolas" w:hAnsi="Consolas"/>
+          <w:b w:val="false"/>
+          <w:bCs w:val="false"/>
+          <w:color w:val="1B2027"/>
+          <w:sz w:val="19"/>
+          <w:szCs w:val="19"/>
+        </w:rPr>
+        <w:t xml:space="preserve">@angular/build:ng-packagr</w:t>
+      </w:r>
+      <w:r>
+        <w:rPr>
+          <w:rFonts w:ascii="Calibri" w:cs="Calibri" w:eastAsia="Calibri" w:hAnsi="Calibri"/>
+          <w:b w:val="false"/>
+          <w:bCs w:val="false"/>
+          <w:color w:val="1B2027"/>
+          <w:sz w:val="21"/>
+          <w:szCs w:val="21"/>
+        </w:rPr>
+        <w:t xml:space="preserve">. The name is </w:t>
+      </w:r>
+      <w:r>
+        <w:rPr>
+          <w:rFonts w:ascii="Consolas" w:cs="Consolas" w:eastAsia="Consolas" w:hAnsi="Consolas"/>
+          <w:b w:val="false"/>
+          <w:bCs w:val="false"/>
+          <w:color w:val="1B2027"/>
+          <w:sz w:val="19"/>
+          <w:szCs w:val="19"/>
+        </w:rPr>
+        <w:t xml:space="preserve">@cde/viewer-core</w:t>
+      </w:r>
+      <w:r>
+        <w:rPr>
+          <w:rFonts w:ascii="Calibri" w:cs="Calibri" w:eastAsia="Calibri" w:hAnsi="Calibri"/>
+          <w:b w:val="false"/>
+          <w:bCs w:val="false"/>
+          <w:color w:val="1B2027"/>
+          <w:sz w:val="21"/>
+          <w:szCs w:val="21"/>
+        </w:rPr>
+        <w:t xml:space="preserve"> and the licence field reads </w:t>
+      </w:r>
+      <w:r>
+        <w:rPr>
+          <w:rFonts w:ascii="Consolas" w:cs="Consolas" w:eastAsia="Consolas" w:hAnsi="Consolas"/>
+          <w:b w:val="false"/>
+          <w:bCs w:val="false"/>
+          <w:color w:val="1B2027"/>
+          <w:sz w:val="19"/>
+          <w:szCs w:val="19"/>
+        </w:rPr>
+        <w:t xml:space="preserve">UNLICENSED</w:t>
+      </w:r>
+      <w:r>
+        <w:rPr>
+          <w:rFonts w:ascii="Calibri" w:cs="Calibri" w:eastAsia="Calibri" w:hAnsi="Calibri"/>
+          <w:b w:val="false"/>
+          <w:bCs w:val="false"/>
+          <w:color w:val="1B2027"/>
+          <w:sz w:val="21"/>
+          <w:szCs w:val="21"/>
+        </w:rPr>
+        <w:t xml:space="preserve"> — deliberately, so an accidental </w:t>
+      </w:r>
+      <w:r>
+        <w:rPr>
+          <w:rFonts w:ascii="Consolas" w:cs="Consolas" w:eastAsia="Consolas" w:hAnsi="Consolas"/>
+          <w:b w:val="false"/>
+          <w:bCs w:val="false"/>
+          <w:color w:val="1B2027"/>
+          <w:sz w:val="19"/>
+          <w:szCs w:val="19"/>
+        </w:rPr>
+        <w:t xml:space="preserve">npm publish</w:t>
+      </w:r>
+      <w:r>
+        <w:rPr>
+          <w:rFonts w:ascii="Calibri" w:cs="Calibri" w:eastAsia="Calibri" w:hAnsi="Calibri"/>
+          <w:b w:val="false"/>
+          <w:bCs w:val="false"/>
+          <w:color w:val="1B2027"/>
+          <w:sz w:val="21"/>
+          <w:szCs w:val="21"/>
+        </w:rPr>
+        <w:t xml:space="preserve"> fails rather than quietly shipping to a public registry with no licence position. Removing that marker is a commercial decision, not a cleanup.</w:t>
+      </w:r>
+    </w:p>
+    <w:p>
+      <w:pPr>
+        <w:spacing w:after="140" w:line="276"/>
+      </w:pPr>
+      <w:r>
+        <w:rPr>
+          <w:rFonts w:ascii="Calibri" w:cs="Calibri" w:eastAsia="Calibri" w:hAnsi="Calibri"/>
+          <w:b w:val="false"/>
+          <w:bCs w:val="false"/>
+          <w:color w:val="1B2027"/>
+          <w:sz w:val="21"/>
+          <w:szCs w:val="21"/>
+        </w:rPr>
+        <w:t xml:space="preserve">The application shell above it is this platform’s own consumer of the viewer. It is not part of the product; it is the first integrator, and useful precisely because an awkward contract will be awkward for us first. Since the embed shipped there is a </w:t>
+      </w:r>
+      <w:r>
+        <w:rPr>
+          <w:rFonts w:ascii="Calibri" w:cs="Calibri" w:eastAsia="Calibri" w:hAnsi="Calibri"/>
+          <w:b/>
+          <w:bCs/>
+          <w:color w:val="1B2027"/>
+          <w:sz w:val="21"/>
+          <w:szCs w:val="21"/>
+        </w:rPr>
+        <w:t xml:space="preserve">second</w:t>
+      </w:r>
+      <w:r>
+        <w:rPr>
+          <w:rFonts w:ascii="Calibri" w:cs="Calibri" w:eastAsia="Calibri" w:hAnsi="Calibri"/>
+          <w:b w:val="false"/>
+          <w:bCs w:val="false"/>
+          <w:color w:val="1B2027"/>
+          <w:sz w:val="21"/>
+          <w:szCs w:val="21"/>
+        </w:rPr>
+        <w:t xml:space="preserve"> consumer — </w:t>
+      </w:r>
+      <w:r>
+        <w:rPr>
+          <w:rFonts w:ascii="Consolas" w:cs="Consolas" w:eastAsia="Consolas" w:hAnsi="Consolas"/>
+          <w:b w:val="false"/>
+          <w:bCs w:val="false"/>
+          <w:color w:val="1B2027"/>
+          <w:sz w:val="19"/>
+          <w:szCs w:val="19"/>
+        </w:rPr>
+        <w:t xml:space="preserve">demo/</w:t>
+      </w:r>
+      <w:r>
+        <w:rPr>
+          <w:rFonts w:ascii="Calibri" w:cs="Calibri" w:eastAsia="Calibri" w:hAnsi="Calibri"/>
+          <w:b w:val="false"/>
+          <w:bCs w:val="false"/>
+          <w:color w:val="1B2027"/>
+          <w:sz w:val="21"/>
+          <w:szCs w:val="21"/>
+        </w:rPr>
+        <w:t xml:space="preserve">, a host application in plain JavaScript — and it is the more honest of the two, because it is the side an integrator actually writes.</w:t>
       </w:r>
     </w:p>
     <w:p>
@@ -2932,7 +3481,100 @@
           <w:sz w:val="21"/>
           <w:szCs w:val="21"/>
         </w:rPr>
-        <w:t xml:space="preserve"> and the annotation endpoints. Where those operations end up — viewer-side work against the fetched copy, a callback into the host, or out of the product — is ADR 12’s open step 4. Moving them before that decision would answer it by accident.</w:t>
+        <w:t xml:space="preserve"> and the annotation endpoints.</w:t>
+      </w:r>
+    </w:p>
+    <w:p>
+      <w:pPr>
+        <w:spacing w:after="140" w:line="276"/>
+      </w:pPr>
+      <w:r>
+        <w:rPr>
+          <w:rFonts w:ascii="Calibri" w:cs="Calibri" w:eastAsia="Calibri" w:hAnsi="Calibri"/>
+          <w:b/>
+          <w:bCs/>
+          <w:color w:val="1B2027"/>
+          <w:sz w:val="21"/>
+          <w:szCs w:val="21"/>
+        </w:rPr>
+        <w:t xml:space="preserve">ADR 12’s open step 4 is now closed.</w:t>
+      </w:r>
+      <w:r>
+        <w:rPr>
+          <w:rFonts w:ascii="Calibri" w:cs="Calibri" w:eastAsia="Calibri" w:hAnsi="Calibri"/>
+          <w:b w:val="false"/>
+          <w:bCs w:val="false"/>
+          <w:color w:val="1B2027"/>
+          <w:sz w:val="21"/>
+          <w:szCs w:val="21"/>
+        </w:rPr>
+        <w:t xml:space="preserve"> ADR 14 decided the rule: reads and computations are viewer-side, and anything that changes the document is a callback into the host. That covers seventeen operations, and three of them — </w:t>
+      </w:r>
+      <w:r>
+        <w:rPr>
+          <w:rFonts w:ascii="Consolas" w:cs="Consolas" w:eastAsia="Consolas" w:hAnsi="Consolas"/>
+          <w:b w:val="false"/>
+          <w:bCs w:val="false"/>
+          <w:color w:val="1B2027"/>
+          <w:sz w:val="19"/>
+          <w:szCs w:val="19"/>
+        </w:rPr>
+        <w:t xml:space="preserve">document.sign</w:t>
+      </w:r>
+      <w:r>
+        <w:rPr>
+          <w:rFonts w:ascii="Calibri" w:cs="Calibri" w:eastAsia="Calibri" w:hAnsi="Calibri"/>
+          <w:b w:val="false"/>
+          <w:bCs w:val="false"/>
+          <w:color w:val="1B2027"/>
+          <w:sz w:val="21"/>
+          <w:szCs w:val="21"/>
+        </w:rPr>
+        <w:t xml:space="preserve">, </w:t>
+      </w:r>
+      <w:r>
+        <w:rPr>
+          <w:rFonts w:ascii="Consolas" w:cs="Consolas" w:eastAsia="Consolas" w:hAnsi="Consolas"/>
+          <w:b w:val="false"/>
+          <w:bCs w:val="false"/>
+          <w:color w:val="1B2027"/>
+          <w:sz w:val="19"/>
+          <w:szCs w:val="19"/>
+        </w:rPr>
+        <w:t xml:space="preserve">version.create</w:t>
+      </w:r>
+      <w:r>
+        <w:rPr>
+          <w:rFonts w:ascii="Calibri" w:cs="Calibri" w:eastAsia="Calibri" w:hAnsi="Calibri"/>
+          <w:b w:val="false"/>
+          <w:bCs w:val="false"/>
+          <w:color w:val="1B2027"/>
+          <w:sz w:val="21"/>
+          <w:szCs w:val="21"/>
+        </w:rPr>
+        <w:t xml:space="preserve">, </w:t>
+      </w:r>
+      <w:r>
+        <w:rPr>
+          <w:rFonts w:ascii="Consolas" w:cs="Consolas" w:eastAsia="Consolas" w:hAnsi="Consolas"/>
+          <w:b w:val="false"/>
+          <w:bCs w:val="false"/>
+          <w:color w:val="1B2027"/>
+          <w:sz w:val="19"/>
+          <w:szCs w:val="19"/>
+        </w:rPr>
+        <w:t xml:space="preserve">version.restore</w:t>
+      </w:r>
+      <w:r>
+        <w:rPr>
+          <w:rFonts w:ascii="Calibri" w:cs="Calibri" w:eastAsia="Calibri" w:hAnsi="Calibri"/>
+          <w:b w:val="false"/>
+          <w:bCs w:val="false"/>
+          <w:color w:val="1B2027"/>
+          <w:sz w:val="21"/>
+          <w:szCs w:val="21"/>
+        </w:rPr>
+        <w:t xml:space="preserve"> — never become viewer-side whatever else changes, because a signature over a copy the host has since replaced is worse than no signature. What remains is the work of moving these components, not the question of where they go.</w:t>
       </w:r>
     </w:p>
     <w:p>
@@ -2949,13 +3591,51 @@
           <w:sz w:val="30"/>
           <w:szCs w:val="30"/>
         </w:rPr>
-        <w:t xml:space="preserve">4.  Three rendering pipelines</w:t>
+        <w:t xml:space="preserve">4.  The embed surface</w:t>
+      </w:r>
+    </w:p>
+    <w:p>
+      <w:pPr>
+        <w:spacing w:after="200" w:line="276"/>
+      </w:pPr>
+      <w:r>
+        <w:rPr>
+          <w:rFonts w:ascii="Calibri" w:cs="Calibri" w:eastAsia="Calibri" w:hAnsi="Calibri"/>
+          <w:b w:val="false"/>
+          <w:bCs w:val="false"/>
+          <w:color w:val="5F6875"/>
+          <w:sz w:val="21"/>
+          <w:szCs w:val="21"/>
+        </w:rPr>
+        <w:t xml:space="preserve">New since the last issue of this document, and the reason its status line changed. The contract ADR 14 settled is now code on both sides.</w:t>
       </w:r>
     </w:p>
     <w:p>
       <w:pPr>
         <w:spacing w:after="140" w:line="276"/>
       </w:pPr>
+      <w:r>
+        <w:rPr>
+          <w:rFonts w:ascii="Consolas" w:cs="Consolas" w:eastAsia="Consolas" w:hAnsi="Consolas"/>
+          <w:b w:val="false"/>
+          <w:bCs w:val="false"/>
+          <w:color w:val="1B2027"/>
+          <w:sz w:val="19"/>
+          <w:szCs w:val="19"/>
+        </w:rPr>
+        <w:t xml:space="preserve">src/app/features/embed/</w:t>
+      </w:r>
+      <w:r>
+        <w:rPr>
+          <w:rFonts w:ascii="Calibri" w:cs="Calibri" w:eastAsia="Calibri" w:hAnsi="Calibri"/>
+          <w:b w:val="false"/>
+          <w:bCs w:val="false"/>
+          <w:color w:val="1B2027"/>
+          <w:sz w:val="21"/>
+          <w:szCs w:val="21"/>
+        </w:rPr>
+        <w:t xml:space="preserve"> — 996 lines of production TypeScript across five files, with 525 lines of spec beside them. It is deliberately </w:t>
+      </w:r>
       <w:r>
         <w:rPr>
           <w:rFonts w:ascii="Calibri" w:cs="Calibri" w:eastAsia="Calibri" w:hAnsi="Calibri"/>
@@ -2965,160 +3645,508 @@
           <w:sz w:val="21"/>
           <w:szCs w:val="21"/>
         </w:rPr>
-        <w:t xml:space="preserve">PDF</w:t>
-      </w:r>
-      <w:r>
-        <w:rPr>
-          <w:rFonts w:ascii="Calibri" w:cs="Calibri" w:eastAsia="Calibri" w:hAnsi="Calibri"/>
-          <w:b w:val="false"/>
-          <w:bCs w:val="false"/>
-          <w:color w:val="1B2027"/>
-          <w:sz w:val="21"/>
-          <w:szCs w:val="21"/>
-        </w:rPr>
-        <w:t xml:space="preserve"> is rendered in the browser by </w:t>
-      </w:r>
-      <w:r>
-        <w:rPr>
-          <w:rFonts w:ascii="Consolas" w:cs="Consolas" w:eastAsia="Consolas" w:hAnsi="Consolas"/>
-          <w:b w:val="false"/>
-          <w:bCs w:val="false"/>
-          <w:color w:val="1B2027"/>
-          <w:sz w:val="19"/>
-          <w:szCs w:val="19"/>
-        </w:rPr>
-        <w:t xml:space="preserve">pdfjs-dist</w:t>
-      </w:r>
-      <w:r>
-        <w:rPr>
-          <w:rFonts w:ascii="Calibri" w:cs="Calibri" w:eastAsia="Calibri" w:hAnsi="Calibri"/>
-          <w:b w:val="false"/>
-          <w:bCs w:val="false"/>
-          <w:color w:val="1B2027"/>
-          <w:sz w:val="21"/>
-          <w:szCs w:val="21"/>
-        </w:rPr>
-        <w:t xml:space="preserve"> 6. Text layer extracted for search and redaction; markup drawn as SVG in a layer above the canvas so it scales with zoom without re-rasterising.</w:t>
-      </w:r>
-    </w:p>
-    <w:p>
-      <w:pPr>
-        <w:spacing w:after="140" w:line="276"/>
-      </w:pPr>
-      <w:r>
-        <w:rPr>
-          <w:rFonts w:ascii="Calibri" w:cs="Calibri" w:eastAsia="Calibri" w:hAnsi="Calibri"/>
-          <w:b/>
-          <w:bCs/>
-          <w:color w:val="1B2027"/>
-          <w:sz w:val="21"/>
-          <w:szCs w:val="21"/>
-        </w:rPr>
-        <w:t xml:space="preserve">DXF/DWG</w:t>
-      </w:r>
-      <w:r>
-        <w:rPr>
-          <w:rFonts w:ascii="Calibri" w:cs="Calibri" w:eastAsia="Calibri" w:hAnsi="Calibri"/>
-          <w:b w:val="false"/>
-          <w:bCs w:val="false"/>
-          <w:color w:val="1B2027"/>
-          <w:sz w:val="21"/>
-          <w:szCs w:val="21"/>
-        </w:rPr>
-        <w:t xml:space="preserve"> cannot be rendered by the browser at all. The converter turns a DXF into SVG server-side; DWG is converted to DXF first. The result is an SVG the browser renders directly, with an invisible text layer over it for search — the same trick the PDF viewer uses, for the same reason.</w:t>
-      </w:r>
-    </w:p>
-    <w:p>
-      <w:pPr>
-        <w:spacing w:after="140" w:line="276"/>
-      </w:pPr>
-      <w:r>
-        <w:rPr>
-          <w:rFonts w:ascii="Calibri" w:cs="Calibri" w:eastAsia="Calibri" w:hAnsi="Calibri"/>
-          <w:b/>
-          <w:bCs/>
-          <w:color w:val="1B2027"/>
-          <w:sz w:val="21"/>
-          <w:szCs w:val="21"/>
-        </w:rPr>
-        <w:t xml:space="preserve">IFC</w:t>
-      </w:r>
-      <w:r>
-        <w:rPr>
-          <w:rFonts w:ascii="Calibri" w:cs="Calibri" w:eastAsia="Calibri" w:hAnsi="Calibri"/>
-          <w:b w:val="false"/>
-          <w:bCs w:val="false"/>
-          <w:color w:val="1B2027"/>
-          <w:sz w:val="21"/>
-          <w:szCs w:val="21"/>
-        </w:rPr>
-        <w:t xml:space="preserve"> is rendered with </w:t>
-      </w:r>
-      <w:r>
-        <w:rPr>
-          <w:rFonts w:ascii="Consolas" w:cs="Consolas" w:eastAsia="Consolas" w:hAnsi="Consolas"/>
-          <w:b w:val="false"/>
-          <w:bCs w:val="false"/>
-          <w:color w:val="1B2027"/>
-          <w:sz w:val="19"/>
-          <w:szCs w:val="19"/>
-        </w:rPr>
-        <w:t xml:space="preserve">three</w:t>
-      </w:r>
-      <w:r>
-        <w:rPr>
-          <w:rFonts w:ascii="Calibri" w:cs="Calibri" w:eastAsia="Calibri" w:hAnsi="Calibri"/>
-          <w:b w:val="false"/>
-          <w:bCs w:val="false"/>
-          <w:color w:val="1B2027"/>
-          <w:sz w:val="21"/>
-          <w:szCs w:val="21"/>
-        </w:rPr>
-        <w:t xml:space="preserve"> 0.185 as WebGL geometry, with </w:t>
-      </w:r>
-      <w:r>
-        <w:rPr>
-          <w:rFonts w:ascii="Consolas" w:cs="Consolas" w:eastAsia="Consolas" w:hAnsi="Consolas"/>
-          <w:b w:val="false"/>
-          <w:bCs w:val="false"/>
-          <w:color w:val="1B2027"/>
-          <w:sz w:val="19"/>
-          <w:szCs w:val="19"/>
-        </w:rPr>
-        <w:t xml:space="preserve">ifc-tree</w:t>
-      </w:r>
-      <w:r>
-        <w:rPr>
-          <w:rFonts w:ascii="Calibri" w:cs="Calibri" w:eastAsia="Calibri" w:hAnsi="Calibri"/>
-          <w:b w:val="false"/>
-          <w:bCs w:val="false"/>
-          <w:color w:val="1B2027"/>
-          <w:sz w:val="21"/>
-          <w:szCs w:val="21"/>
-        </w:rPr>
-        <w:t xml:space="preserve"> carrying the model hierarchy alongside it. </w:t>
-      </w:r>
-      <w:r>
-        <w:rPr>
-          <w:rFonts w:ascii="Calibri" w:cs="Calibri" w:eastAsia="Calibri" w:hAnsi="Calibri"/>
-          <w:b/>
-          <w:bCs/>
-          <w:color w:val="1B2027"/>
-          <w:sz w:val="21"/>
-          <w:szCs w:val="21"/>
-        </w:rPr>
-        <w:t xml:space="preserve">The tree is the primary interface and the canvas is the visual layer over it</w:t>
-      </w:r>
-      <w:r>
-        <w:rPr>
-          <w:rFonts w:ascii="Calibri" w:cs="Calibri" w:eastAsia="Calibri" w:hAnsi="Calibri"/>
-          <w:b w:val="false"/>
-          <w:bCs w:val="false"/>
-          <w:color w:val="1B2027"/>
-          <w:sz w:val="21"/>
-          <w:szCs w:val="21"/>
-        </w:rPr>
-        <w:t xml:space="preserve">, not the other way round — a WebGL canvas cannot be made WCAG-conformant on its own, and §1A.4 requires an equivalent accessible route to the same information. Building the tree first is what makes that true rather than aspirational.</w:t>
+        <w:t xml:space="preserve">not</w:t>
+      </w:r>
+      <w:r>
+        <w:rPr>
+          <w:rFonts w:ascii="Calibri" w:cs="Calibri" w:eastAsia="Calibri" w:hAnsi="Calibri"/>
+          <w:b w:val="false"/>
+          <w:bCs w:val="false"/>
+          <w:color w:val="1B2027"/>
+          <w:sz w:val="21"/>
+          <w:szCs w:val="21"/>
+        </w:rPr>
+        <w:t xml:space="preserve"> in </w:t>
+      </w:r>
+      <w:r>
+        <w:rPr>
+          <w:rFonts w:ascii="Consolas" w:cs="Consolas" w:eastAsia="Consolas" w:hAnsi="Consolas"/>
+          <w:b w:val="false"/>
+          <w:bCs w:val="false"/>
+          <w:color w:val="1B2027"/>
+          <w:sz w:val="19"/>
+          <w:szCs w:val="19"/>
+        </w:rPr>
+        <w:t xml:space="preserve">viewer-core</w:t>
+      </w:r>
+      <w:r>
+        <w:rPr>
+          <w:rFonts w:ascii="Calibri" w:cs="Calibri" w:eastAsia="Calibri" w:hAnsi="Calibri"/>
+          <w:b w:val="false"/>
+          <w:bCs w:val="false"/>
+          <w:color w:val="1B2027"/>
+          <w:sz w:val="21"/>
+          <w:szCs w:val="21"/>
+        </w:rPr>
+        <w:t xml:space="preserve">: the protocol is how a host talks to a deployment of the viewer, so it belongs to the application that is deployed, while </w:t>
+      </w:r>
+      <w:r>
+        <w:rPr>
+          <w:rFonts w:ascii="Consolas" w:cs="Consolas" w:eastAsia="Consolas" w:hAnsi="Consolas"/>
+          <w:b w:val="false"/>
+          <w:bCs w:val="false"/>
+          <w:color w:val="1B2027"/>
+          <w:sz w:val="19"/>
+          <w:szCs w:val="19"/>
+        </w:rPr>
+        <w:t xml:space="preserve">viewer-core</w:t>
+      </w:r>
+      <w:r>
+        <w:rPr>
+          <w:rFonts w:ascii="Calibri" w:cs="Calibri" w:eastAsia="Calibri" w:hAnsi="Calibri"/>
+          <w:b w:val="false"/>
+          <w:bCs w:val="false"/>
+          <w:color w:val="1B2027"/>
+          <w:sz w:val="21"/>
+          <w:szCs w:val="21"/>
+        </w:rPr>
+        <w:t xml:space="preserve"> stays the part that knows no backend exists.</w:t>
+      </w:r>
+    </w:p>
+    <w:tbl>
+      <w:tblPr>
+        <w:tblW w:type="dxa" w:w="9746"/>
+        <w:tblBorders>
+          <w:top w:val="single" w:color="auto" w:sz="4"/>
+          <w:left w:val="single" w:color="auto" w:sz="4"/>
+          <w:bottom w:val="single" w:color="auto" w:sz="4"/>
+          <w:right w:val="single" w:color="auto" w:sz="4"/>
+          <w:insideH w:val="single" w:color="auto" w:sz="4"/>
+          <w:insideV w:val="single" w:color="auto" w:sz="4"/>
+        </w:tblBorders>
+      </w:tblPr>
+      <w:tblGrid>
+        <w:gridCol w:w="2900"/>
+        <w:gridCol w:w="6846"/>
+      </w:tblGrid>
+      <w:tr>
+        <w:trPr>
+          <w:tblHeader/>
+        </w:trPr>
+        <w:tc>
+          <w:tcPr>
+            <w:tcW w:type="dxa" w:w="2900"/>
+            <w:tcBorders>
+              <w:top w:val="single" w:color="D9D7D1" w:sz="4"/>
+              <w:left w:val="single" w:color="D9D7D1" w:sz="4"/>
+              <w:bottom w:val="single" w:color="D9D7D1" w:sz="4"/>
+              <w:right w:val="single" w:color="D9D7D1" w:sz="4"/>
+            </w:tcBorders>
+            <w:shd w:fill="F2F1EE" w:color="auto" w:val="clear"/>
+            <w:tcMar>
+              <w:top w:type="dxa" w:w="90"/>
+              <w:left w:type="dxa" w:w="120"/>
+              <w:bottom w:type="dxa" w:w="90"/>
+              <w:right w:type="dxa" w:w="120"/>
+            </w:tcMar>
+          </w:tcPr>
+          <w:p>
+            <w:pPr>
+              <w:spacing w:after="40" w:line="240"/>
+            </w:pPr>
+            <w:r>
+              <w:rPr>
+                <w:rFonts w:ascii="Calibri" w:cs="Calibri" w:eastAsia="Calibri" w:hAnsi="Calibri"/>
+                <w:b/>
+                <w:bCs/>
+                <w:color w:val="1B2027"/>
+                <w:sz w:val="19"/>
+                <w:szCs w:val="19"/>
+              </w:rPr>
+              <w:t xml:space="preserve">File</w:t>
+            </w:r>
+          </w:p>
+        </w:tc>
+        <w:tc>
+          <w:tcPr>
+            <w:tcW w:type="dxa" w:w="6846"/>
+            <w:tcBorders>
+              <w:top w:val="single" w:color="D9D7D1" w:sz="4"/>
+              <w:left w:val="single" w:color="D9D7D1" w:sz="4"/>
+              <w:bottom w:val="single" w:color="D9D7D1" w:sz="4"/>
+              <w:right w:val="single" w:color="D9D7D1" w:sz="4"/>
+            </w:tcBorders>
+            <w:shd w:fill="F2F1EE" w:color="auto" w:val="clear"/>
+            <w:tcMar>
+              <w:top w:type="dxa" w:w="90"/>
+              <w:left w:type="dxa" w:w="120"/>
+              <w:bottom w:type="dxa" w:w="90"/>
+              <w:right w:type="dxa" w:w="120"/>
+            </w:tcMar>
+          </w:tcPr>
+          <w:p>
+            <w:pPr>
+              <w:spacing w:after="40" w:line="240"/>
+            </w:pPr>
+            <w:r>
+              <w:rPr>
+                <w:rFonts w:ascii="Calibri" w:cs="Calibri" w:eastAsia="Calibri" w:hAnsi="Calibri"/>
+                <w:b/>
+                <w:bCs/>
+                <w:color w:val="1B2027"/>
+                <w:sz w:val="19"/>
+                <w:szCs w:val="19"/>
+              </w:rPr>
+              <w:t xml:space="preserve">What it does</w:t>
+            </w:r>
+          </w:p>
+        </w:tc>
+      </w:tr>
+      <w:tr>
+        <w:tc>
+          <w:tcPr>
+            <w:tcW w:type="dxa" w:w="2900"/>
+            <w:tcBorders>
+              <w:top w:val="single" w:color="D9D7D1" w:sz="4"/>
+              <w:left w:val="single" w:color="D9D7D1" w:sz="4"/>
+              <w:bottom w:val="single" w:color="D9D7D1" w:sz="4"/>
+              <w:right w:val="single" w:color="D9D7D1" w:sz="4"/>
+            </w:tcBorders>
+            <w:tcMar>
+              <w:top w:type="dxa" w:w="90"/>
+              <w:left w:type="dxa" w:w="120"/>
+              <w:bottom w:type="dxa" w:w="90"/>
+              <w:right w:type="dxa" w:w="120"/>
+            </w:tcMar>
+          </w:tcPr>
+          <w:p>
+            <w:pPr>
+              <w:spacing w:after="40" w:line="240"/>
+            </w:pPr>
+            <w:r>
+              <w:rPr>
+                <w:rFonts w:ascii="Calibri" w:cs="Calibri" w:eastAsia="Calibri" w:hAnsi="Calibri"/>
+                <w:b w:val="false"/>
+                <w:bCs w:val="false"/>
+                <w:color w:val="1B2027"/>
+                <w:sz w:val="19"/>
+                <w:szCs w:val="19"/>
+              </w:rPr>
+              <w:t xml:space="preserve">embed-protocol.ts</w:t>
+            </w:r>
+          </w:p>
+        </w:tc>
+        <w:tc>
+          <w:tcPr>
+            <w:tcW w:type="dxa" w:w="6846"/>
+            <w:tcBorders>
+              <w:top w:val="single" w:color="D9D7D1" w:sz="4"/>
+              <w:left w:val="single" w:color="D9D7D1" w:sz="4"/>
+              <w:bottom w:val="single" w:color="D9D7D1" w:sz="4"/>
+              <w:right w:val="single" w:color="D9D7D1" w:sz="4"/>
+            </w:tcBorders>
+            <w:tcMar>
+              <w:top w:type="dxa" w:w="90"/>
+              <w:left w:type="dxa" w:w="120"/>
+              <w:bottom w:type="dxa" w:w="90"/>
+              <w:right w:type="dxa" w:w="120"/>
+            </w:tcMar>
+          </w:tcPr>
+          <w:p>
+            <w:pPr>
+              <w:spacing w:after="40" w:line="240"/>
+            </w:pPr>
+            <w:r>
+              <w:rPr>
+                <w:rFonts w:ascii="Calibri" w:cs="Calibri" w:eastAsia="Calibri" w:hAnsi="Calibri"/>
+                <w:b w:val="false"/>
+                <w:bCs w:val="false"/>
+                <w:color w:val="1B2027"/>
+                <w:sz w:val="19"/>
+                <w:szCs w:val="19"/>
+              </w:rPr>
+              <w:t xml:space="preserve">The envelope, the message union, and the validators. No Angular, no DOM — it is the contract as types plus the predicates that enforce them</w:t>
+            </w:r>
+          </w:p>
+        </w:tc>
+      </w:tr>
+      <w:tr>
+        <w:tc>
+          <w:tcPr>
+            <w:tcW w:type="dxa" w:w="2900"/>
+            <w:tcBorders>
+              <w:top w:val="single" w:color="D9D7D1" w:sz="4"/>
+              <w:left w:val="single" w:color="D9D7D1" w:sz="4"/>
+              <w:bottom w:val="single" w:color="D9D7D1" w:sz="4"/>
+              <w:right w:val="single" w:color="D9D7D1" w:sz="4"/>
+            </w:tcBorders>
+            <w:tcMar>
+              <w:top w:type="dxa" w:w="90"/>
+              <w:left w:type="dxa" w:w="120"/>
+              <w:bottom w:type="dxa" w:w="90"/>
+              <w:right w:type="dxa" w:w="120"/>
+            </w:tcMar>
+          </w:tcPr>
+          <w:p>
+            <w:pPr>
+              <w:spacing w:after="40" w:line="240"/>
+            </w:pPr>
+            <w:r>
+              <w:rPr>
+                <w:rFonts w:ascii="Calibri" w:cs="Calibri" w:eastAsia="Calibri" w:hAnsi="Calibri"/>
+                <w:b w:val="false"/>
+                <w:bCs w:val="false"/>
+                <w:color w:val="1B2027"/>
+                <w:sz w:val="19"/>
+                <w:szCs w:val="19"/>
+              </w:rPr>
+              <w:t xml:space="preserve">host-channel.service.ts</w:t>
+            </w:r>
+          </w:p>
+        </w:tc>
+        <w:tc>
+          <w:tcPr>
+            <w:tcW w:type="dxa" w:w="6846"/>
+            <w:tcBorders>
+              <w:top w:val="single" w:color="D9D7D1" w:sz="4"/>
+              <w:left w:val="single" w:color="D9D7D1" w:sz="4"/>
+              <w:bottom w:val="single" w:color="D9D7D1" w:sz="4"/>
+              <w:right w:val="single" w:color="D9D7D1" w:sz="4"/>
+            </w:tcBorders>
+            <w:tcMar>
+              <w:top w:type="dxa" w:w="90"/>
+              <w:left w:type="dxa" w:w="120"/>
+              <w:bottom w:type="dxa" w:w="90"/>
+              <w:right w:type="dxa" w:w="120"/>
+            </w:tcMar>
+          </w:tcPr>
+          <w:p>
+            <w:pPr>
+              <w:spacing w:after="40" w:line="240"/>
+            </w:pPr>
+            <w:r>
+              <w:rPr>
+                <w:rFonts w:ascii="Calibri" w:cs="Calibri" w:eastAsia="Calibri" w:hAnsi="Calibri"/>
+                <w:b w:val="false"/>
+                <w:bCs w:val="false"/>
+                <w:color w:val="1B2027"/>
+                <w:sz w:val="19"/>
+                <w:szCs w:val="19"/>
+              </w:rPr>
+              <w:t xml:space="preserve">The postMessage boundary. Every inbound message is checked in a fixed order: origin, then event.source, then protocol envelope, then direction</w:t>
+            </w:r>
+          </w:p>
+        </w:tc>
+      </w:tr>
+      <w:tr>
+        <w:tc>
+          <w:tcPr>
+            <w:tcW w:type="dxa" w:w="2900"/>
+            <w:tcBorders>
+              <w:top w:val="single" w:color="D9D7D1" w:sz="4"/>
+              <w:left w:val="single" w:color="D9D7D1" w:sz="4"/>
+              <w:bottom w:val="single" w:color="D9D7D1" w:sz="4"/>
+              <w:right w:val="single" w:color="D9D7D1" w:sz="4"/>
+            </w:tcBorders>
+            <w:tcMar>
+              <w:top w:type="dxa" w:w="90"/>
+              <w:left w:type="dxa" w:w="120"/>
+              <w:bottom w:type="dxa" w:w="90"/>
+              <w:right w:type="dxa" w:w="120"/>
+            </w:tcMar>
+          </w:tcPr>
+          <w:p>
+            <w:pPr>
+              <w:spacing w:after="40" w:line="240"/>
+            </w:pPr>
+            <w:r>
+              <w:rPr>
+                <w:rFonts w:ascii="Calibri" w:cs="Calibri" w:eastAsia="Calibri" w:hAnsi="Calibri"/>
+                <w:b w:val="false"/>
+                <w:bCs w:val="false"/>
+                <w:color w:val="1B2027"/>
+                <w:sz w:val="19"/>
+                <w:szCs w:val="19"/>
+              </w:rPr>
+              <w:t xml:space="preserve">embed-session.service.ts</w:t>
+            </w:r>
+          </w:p>
+        </w:tc>
+        <w:tc>
+          <w:tcPr>
+            <w:tcW w:type="dxa" w:w="6846"/>
+            <w:tcBorders>
+              <w:top w:val="single" w:color="D9D7D1" w:sz="4"/>
+              <w:left w:val="single" w:color="D9D7D1" w:sz="4"/>
+              <w:bottom w:val="single" w:color="D9D7D1" w:sz="4"/>
+              <w:right w:val="single" w:color="D9D7D1" w:sz="4"/>
+            </w:tcBorders>
+            <w:tcMar>
+              <w:top w:type="dxa" w:w="90"/>
+              <w:left w:type="dxa" w:w="120"/>
+              <w:bottom w:type="dxa" w:w="90"/>
+              <w:right w:type="dxa" w:w="120"/>
+            </w:tcMar>
+          </w:tcPr>
+          <w:p>
+            <w:pPr>
+              <w:spacing w:after="40" w:line="240"/>
+            </w:pPr>
+            <w:r>
+              <w:rPr>
+                <w:rFonts w:ascii="Calibri" w:cs="Calibri" w:eastAsia="Calibri" w:hAnsi="Calibri"/>
+                <w:b w:val="false"/>
+                <w:bCs w:val="false"/>
+                <w:color w:val="1B2027"/>
+                <w:sz w:val="19"/>
+                <w:szCs w:val="19"/>
+              </w:rPr>
+              <w:t xml:space="preserve">The session state machine — ready, awaiting init, loaded, failed — and the document-open path</w:t>
+            </w:r>
+          </w:p>
+        </w:tc>
+      </w:tr>
+      <w:tr>
+        <w:tc>
+          <w:tcPr>
+            <w:tcW w:type="dxa" w:w="2900"/>
+            <w:tcBorders>
+              <w:top w:val="single" w:color="D9D7D1" w:sz="4"/>
+              <w:left w:val="single" w:color="D9D7D1" w:sz="4"/>
+              <w:bottom w:val="single" w:color="D9D7D1" w:sz="4"/>
+              <w:right w:val="single" w:color="D9D7D1" w:sz="4"/>
+            </w:tcBorders>
+            <w:tcMar>
+              <w:top w:type="dxa" w:w="90"/>
+              <w:left w:type="dxa" w:w="120"/>
+              <w:bottom w:type="dxa" w:w="90"/>
+              <w:right w:type="dxa" w:w="120"/>
+            </w:tcMar>
+          </w:tcPr>
+          <w:p>
+            <w:pPr>
+              <w:spacing w:after="40" w:line="240"/>
+            </w:pPr>
+            <w:r>
+              <w:rPr>
+                <w:rFonts w:ascii="Calibri" w:cs="Calibri" w:eastAsia="Calibri" w:hAnsi="Calibri"/>
+                <w:b w:val="false"/>
+                <w:bCs w:val="false"/>
+                <w:color w:val="1B2027"/>
+                <w:sz w:val="19"/>
+                <w:szCs w:val="19"/>
+              </w:rPr>
+              <w:t xml:space="preserve">embed-page.component.ts</w:t>
+            </w:r>
+          </w:p>
+        </w:tc>
+        <w:tc>
+          <w:tcPr>
+            <w:tcW w:type="dxa" w:w="6846"/>
+            <w:tcBorders>
+              <w:top w:val="single" w:color="D9D7D1" w:sz="4"/>
+              <w:left w:val="single" w:color="D9D7D1" w:sz="4"/>
+              <w:bottom w:val="single" w:color="D9D7D1" w:sz="4"/>
+              <w:right w:val="single" w:color="D9D7D1" w:sz="4"/>
+            </w:tcBorders>
+            <w:tcMar>
+              <w:top w:type="dxa" w:w="90"/>
+              <w:left w:type="dxa" w:w="120"/>
+              <w:bottom w:type="dxa" w:w="90"/>
+              <w:right w:type="dxa" w:w="120"/>
+            </w:tcMar>
+          </w:tcPr>
+          <w:p>
+            <w:pPr>
+              <w:spacing w:after="40" w:line="240"/>
+            </w:pPr>
+            <w:r>
+              <w:rPr>
+                <w:rFonts w:ascii="Calibri" w:cs="Calibri" w:eastAsia="Calibri" w:hAnsi="Calibri"/>
+                <w:b w:val="false"/>
+                <w:bCs w:val="false"/>
+                <w:color w:val="1B2027"/>
+                <w:sz w:val="19"/>
+                <w:szCs w:val="19"/>
+              </w:rPr>
+              <w:t xml:space="preserve">The rendering surface and the markup overlay</w:t>
+            </w:r>
+          </w:p>
+        </w:tc>
+      </w:tr>
+      <w:tr>
+        <w:tc>
+          <w:tcPr>
+            <w:tcW w:type="dxa" w:w="2900"/>
+            <w:tcBorders>
+              <w:top w:val="single" w:color="D9D7D1" w:sz="4"/>
+              <w:left w:val="single" w:color="D9D7D1" w:sz="4"/>
+              <w:bottom w:val="single" w:color="D9D7D1" w:sz="4"/>
+              <w:right w:val="single" w:color="D9D7D1" w:sz="4"/>
+            </w:tcBorders>
+            <w:tcMar>
+              <w:top w:type="dxa" w:w="90"/>
+              <w:left w:type="dxa" w:w="120"/>
+              <w:bottom w:type="dxa" w:w="90"/>
+              <w:right w:type="dxa" w:w="120"/>
+            </w:tcMar>
+          </w:tcPr>
+          <w:p>
+            <w:pPr>
+              <w:spacing w:after="40" w:line="240"/>
+            </w:pPr>
+            <w:r>
+              <w:rPr>
+                <w:rFonts w:ascii="Calibri" w:cs="Calibri" w:eastAsia="Calibri" w:hAnsi="Calibri"/>
+                <w:b w:val="false"/>
+                <w:bCs w:val="false"/>
+                <w:color w:val="1B2027"/>
+                <w:sz w:val="19"/>
+                <w:szCs w:val="19"/>
+              </w:rPr>
+              <w:t xml:space="preserve">embed-viewer.component.ts</w:t>
+            </w:r>
+          </w:p>
+        </w:tc>
+        <w:tc>
+          <w:tcPr>
+            <w:tcW w:type="dxa" w:w="6846"/>
+            <w:tcBorders>
+              <w:top w:val="single" w:color="D9D7D1" w:sz="4"/>
+              <w:left w:val="single" w:color="D9D7D1" w:sz="4"/>
+              <w:bottom w:val="single" w:color="D9D7D1" w:sz="4"/>
+              <w:right w:val="single" w:color="D9D7D1" w:sz="4"/>
+            </w:tcBorders>
+            <w:tcMar>
+              <w:top w:type="dxa" w:w="90"/>
+              <w:left w:type="dxa" w:w="120"/>
+              <w:bottom w:type="dxa" w:w="90"/>
+              <w:right w:type="dxa" w:w="120"/>
+            </w:tcMar>
+          </w:tcPr>
+          <w:p>
+            <w:pPr>
+              <w:spacing w:after="40" w:line="240"/>
+            </w:pPr>
+            <w:r>
+              <w:rPr>
+                <w:rFonts w:ascii="Calibri" w:cs="Calibri" w:eastAsia="Calibri" w:hAnsi="Calibri"/>
+                <w:b w:val="false"/>
+                <w:bCs w:val="false"/>
+                <w:color w:val="1B2027"/>
+                <w:sz w:val="19"/>
+                <w:szCs w:val="19"/>
+              </w:rPr>
+              <w:t xml:space="preserve">The /embed route component. No auth guard, deliberately — the viewer authenticates nobody</w:t>
+            </w:r>
+          </w:p>
+        </w:tc>
+      </w:tr>
+    </w:tbl>
+    <w:p>
+      <w:pPr>
+        <w:spacing w:after="240" w:before="80"/>
+      </w:pPr>
+      <w:r>
+        <w:rPr>
+          <w:rFonts w:ascii="Calibri" w:cs="Calibri" w:eastAsia="Calibri" w:hAnsi="Calibri"/>
+          <w:b w:val="false"/>
+          <w:bCs w:val="false"/>
+          <w:color w:val="5F6875"/>
+          <w:sz w:val="17"/>
+          <w:szCs w:val="17"/>
+        </w:rPr>
+        <w:t xml:space="preserve">Table 3 — The embed implementation.</w:t>
       </w:r>
     </w:p>
     <w:p>
@@ -3135,7 +4163,7 @@
           <w:sz w:val="25"/>
           <w:szCs w:val="25"/>
         </w:rPr>
-        <w:t xml:space="preserve">4.1  The same drawing, rendered twice, on purpose</w:t>
+        <w:t xml:space="preserve">4.1  Five rules, and the order they are checked in</w:t>
       </w:r>
     </w:p>
     <w:p>
@@ -3151,193 +4179,73 @@
           <w:sz w:val="21"/>
           <w:szCs w:val="21"/>
         </w:rPr>
-        <w:t xml:space="preserve">A DXF is converted twice, by two different paths, and the reason is not obvious enough to leave undocumented.</w:t>
-      </w:r>
-    </w:p>
-    <w:p>
-      <w:pPr>
-        <w:spacing w:after="140" w:line="276"/>
-      </w:pPr>
-      <w:r>
-        <w:rPr>
-          <w:rFonts w:ascii="Calibri" w:cs="Calibri" w:eastAsia="Calibri" w:hAnsi="Calibri"/>
-          <w:b/>
-          <w:bCs/>
-          <w:color w:val="1B2027"/>
-          <w:sz w:val="21"/>
-          <w:szCs w:val="21"/>
-        </w:rPr>
-        <w:t xml:space="preserve">For the viewer</w:t>
-      </w:r>
-      <w:r>
-        <w:rPr>
-          <w:rFonts w:ascii="Calibri" w:cs="Calibri" w:eastAsia="Calibri" w:hAnsi="Calibri"/>
-          <w:b w:val="false"/>
-          <w:bCs w:val="false"/>
-          <w:color w:val="1B2027"/>
-          <w:sz w:val="21"/>
-          <w:szCs w:val="21"/>
-        </w:rPr>
-        <w:t xml:space="preserve">, geometry is drawn as SVG paths and the text is emitted as </w:t>
-      </w:r>
-      <w:r>
-        <w:rPr>
-          <w:rFonts w:ascii="Consolas" w:cs="Consolas" w:eastAsia="Consolas" w:hAnsi="Consolas"/>
-          <w:b w:val="false"/>
-          <w:bCs w:val="false"/>
-          <w:color w:val="1B2027"/>
-          <w:sz w:val="19"/>
-          <w:szCs w:val="19"/>
-        </w:rPr>
-        <w:t xml:space="preserve">&lt;text&gt;</w:t>
-      </w:r>
-      <w:r>
-        <w:rPr>
-          <w:rFonts w:ascii="Calibri" w:cs="Calibri" w:eastAsia="Calibri" w:hAnsi="Calibri"/>
-          <w:b w:val="false"/>
-          <w:bCs w:val="false"/>
-          <w:color w:val="1B2027"/>
-          <w:sz w:val="21"/>
-          <w:szCs w:val="21"/>
-        </w:rPr>
-        <w:t xml:space="preserve"> with </w:t>
-      </w:r>
-      <w:r>
-        <w:rPr>
-          <w:rFonts w:ascii="Consolas" w:cs="Consolas" w:eastAsia="Consolas" w:hAnsi="Consolas"/>
-          <w:b w:val="false"/>
-          <w:bCs w:val="false"/>
-          <w:color w:val="1B2027"/>
-          <w:sz w:val="19"/>
-          <w:szCs w:val="19"/>
-        </w:rPr>
-        <w:t xml:space="preserve">fill="none"</w:t>
-      </w:r>
-      <w:r>
-        <w:rPr>
-          <w:rFonts w:ascii="Calibri" w:cs="Calibri" w:eastAsia="Calibri" w:hAnsi="Calibri"/>
-          <w:b w:val="false"/>
-          <w:bCs w:val="false"/>
-          <w:color w:val="1B2027"/>
-          <w:sz w:val="21"/>
-          <w:szCs w:val="21"/>
-        </w:rPr>
-        <w:t xml:space="preserve"> — invisible, positioned, selectable. The browser draws the glyphs from the geometry; the invisible layer exists only so search and selection have something to hit.</w:t>
-      </w:r>
-    </w:p>
-    <w:p>
-      <w:pPr>
-        <w:spacing w:after="140" w:line="276"/>
-      </w:pPr>
-      <w:r>
-        <w:rPr>
-          <w:rFonts w:ascii="Calibri" w:cs="Calibri" w:eastAsia="Calibri" w:hAnsi="Calibri"/>
-          <w:b/>
-          <w:bCs/>
-          <w:color w:val="1B2027"/>
-          <w:sz w:val="21"/>
-          <w:szCs w:val="21"/>
-        </w:rPr>
-        <w:t xml:space="preserve">For PDF export</w:t>
-      </w:r>
-      <w:r>
-        <w:rPr>
-          <w:rFonts w:ascii="Calibri" w:cs="Calibri" w:eastAsia="Calibri" w:hAnsi="Calibri"/>
-          <w:b w:val="false"/>
-          <w:bCs w:val="false"/>
-          <w:color w:val="1B2027"/>
-          <w:sz w:val="21"/>
-          <w:szCs w:val="21"/>
-        </w:rPr>
-        <w:t xml:space="preserve">, that trick is inverted. LibreOffice discards SVG text it cannot see, so an invisible layer would produce a PDF with no extractable text at all. The print render therefore draws </w:t>
-      </w:r>
-      <w:r>
-        <w:rPr>
-          <w:rFonts w:ascii="Calibri" w:cs="Calibri" w:eastAsia="Calibri" w:hAnsi="Calibri"/>
-          <w:b/>
-          <w:bCs/>
-          <w:color w:val="1B2027"/>
-          <w:sz w:val="21"/>
-          <w:szCs w:val="21"/>
-        </w:rPr>
-        <w:t xml:space="preserve">no</w:t>
-      </w:r>
-      <w:r>
-        <w:rPr>
-          <w:rFonts w:ascii="Calibri" w:cs="Calibri" w:eastAsia="Calibri" w:hAnsi="Calibri"/>
-          <w:b w:val="false"/>
-          <w:bCs w:val="false"/>
-          <w:color w:val="1B2027"/>
-          <w:sz w:val="21"/>
-          <w:szCs w:val="21"/>
-        </w:rPr>
-        <w:t xml:space="preserve"> glyph geometry (</w:t>
-      </w:r>
-      <w:r>
-        <w:rPr>
-          <w:rFonts w:ascii="Consolas" w:cs="Consolas" w:eastAsia="Consolas" w:hAnsi="Consolas"/>
-          <w:b w:val="false"/>
-          <w:bCs w:val="false"/>
-          <w:color w:val="1B2027"/>
-          <w:sz w:val="19"/>
-          <w:szCs w:val="19"/>
-        </w:rPr>
-        <w:t xml:space="preserve">TextPolicy.IGNORE</w:t>
-      </w:r>
-      <w:r>
-        <w:rPr>
-          <w:rFonts w:ascii="Calibri" w:cs="Calibri" w:eastAsia="Calibri" w:hAnsi="Calibri"/>
-          <w:b w:val="false"/>
-          <w:bCs w:val="false"/>
-          <w:color w:val="1B2027"/>
-          <w:sz w:val="21"/>
-          <w:szCs w:val="21"/>
-        </w:rPr>
-        <w:t xml:space="preserve">) and emits </w:t>
-      </w:r>
-      <w:r>
-        <w:rPr>
-          <w:rFonts w:ascii="Calibri" w:cs="Calibri" w:eastAsia="Calibri" w:hAnsi="Calibri"/>
-          <w:b/>
-          <w:bCs/>
-          <w:color w:val="1B2027"/>
-          <w:sz w:val="21"/>
-          <w:szCs w:val="21"/>
-        </w:rPr>
-        <w:t xml:space="preserve">visible</w:t>
-      </w:r>
-      <w:r>
-        <w:rPr>
-          <w:rFonts w:ascii="Calibri" w:cs="Calibri" w:eastAsia="Calibri" w:hAnsi="Calibri"/>
-          <w:b w:val="false"/>
-          <w:bCs w:val="false"/>
-          <w:color w:val="1B2027"/>
-          <w:sz w:val="21"/>
-          <w:szCs w:val="21"/>
-        </w:rPr>
-        <w:t xml:space="preserve"> </w:t>
-      </w:r>
-      <w:r>
-        <w:rPr>
-          <w:rFonts w:ascii="Consolas" w:cs="Consolas" w:eastAsia="Consolas" w:hAnsi="Consolas"/>
-          <w:b w:val="false"/>
-          <w:bCs w:val="false"/>
-          <w:color w:val="1B2027"/>
-          <w:sz w:val="19"/>
-          <w:szCs w:val="19"/>
-        </w:rPr>
-        <w:t xml:space="preserve">&lt;text&gt;</w:t>
-      </w:r>
-      <w:r>
-        <w:rPr>
-          <w:rFonts w:ascii="Calibri" w:cs="Calibri" w:eastAsia="Calibri" w:hAnsi="Calibri"/>
-          <w:b w:val="false"/>
-          <w:bCs w:val="false"/>
-          <w:color w:val="1B2027"/>
-          <w:sz w:val="21"/>
-          <w:szCs w:val="21"/>
-        </w:rPr>
-        <w:t xml:space="preserve">, which LibreOffice turns into real, searchable PDF text.</w:t>
+        <w:t xml:space="preserve">§5.13.8 and the protocol’s own §3 give five rules that are not negotiable: never post to </w:t>
+      </w:r>
+      <w:r>
+        <w:rPr>
+          <w:rFonts w:ascii="Consolas" w:cs="Consolas" w:eastAsia="Consolas" w:hAnsi="Consolas"/>
+          <w:b w:val="false"/>
+          <w:bCs w:val="false"/>
+          <w:color w:val="1B2027"/>
+          <w:sz w:val="19"/>
+          <w:szCs w:val="19"/>
+        </w:rPr>
+        <w:t xml:space="preserve">'*'</w:t>
+      </w:r>
+      <w:r>
+        <w:rPr>
+          <w:rFonts w:ascii="Calibri" w:cs="Calibri" w:eastAsia="Calibri" w:hAnsi="Calibri"/>
+          <w:b w:val="false"/>
+          <w:bCs w:val="false"/>
+          <w:color w:val="1B2027"/>
+          <w:sz w:val="21"/>
+          <w:szCs w:val="21"/>
+        </w:rPr>
+        <w:t xml:space="preserve">, check the origin on every message rather than once, check </w:t>
+      </w:r>
+      <w:r>
+        <w:rPr>
+          <w:rFonts w:ascii="Consolas" w:cs="Consolas" w:eastAsia="Consolas" w:hAnsi="Consolas"/>
+          <w:b w:val="false"/>
+          <w:bCs w:val="false"/>
+          <w:color w:val="1B2027"/>
+          <w:sz w:val="19"/>
+          <w:szCs w:val="19"/>
+        </w:rPr>
+        <w:t xml:space="preserve">event.source</w:t>
+      </w:r>
+      <w:r>
+        <w:rPr>
+          <w:rFonts w:ascii="Calibri" w:cs="Calibri" w:eastAsia="Calibri" w:hAnsi="Calibri"/>
+          <w:b w:val="false"/>
+          <w:bCs w:val="false"/>
+          <w:color w:val="1B2027"/>
+          <w:sz w:val="21"/>
+          <w:szCs w:val="21"/>
+        </w:rPr>
+        <w:t xml:space="preserve"> as well as the origin, validate in both directions, and never put a credential in a message. The first four are enforced in </w:t>
+      </w:r>
+      <w:r>
+        <w:rPr>
+          <w:rFonts w:ascii="Consolas" w:cs="Consolas" w:eastAsia="Consolas" w:hAnsi="Consolas"/>
+          <w:b w:val="false"/>
+          <w:bCs w:val="false"/>
+          <w:color w:val="1B2027"/>
+          <w:sz w:val="19"/>
+          <w:szCs w:val="19"/>
+        </w:rPr>
+        <w:t xml:space="preserve">host-channel.service.ts</w:t>
+      </w:r>
+      <w:r>
+        <w:rPr>
+          <w:rFonts w:ascii="Calibri" w:cs="Calibri" w:eastAsia="Calibri" w:hAnsi="Calibri"/>
+          <w:b w:val="false"/>
+          <w:bCs w:val="false"/>
+          <w:color w:val="1B2027"/>
+          <w:sz w:val="21"/>
+          <w:szCs w:val="21"/>
+        </w:rPr>
+        <w:t xml:space="preserve">, in that order, and a message failing any of them is dropped with the reason recorded.</w:t>
       </w:r>
     </w:p>
     <w:p>
@@ -3358,105 +4266,18 @@
           <w:sz w:val="21"/>
           <w:szCs w:val="21"/>
         </w:rPr>
-        <w:t xml:space="preserve">The consequence that bites: calibration must measure what was actually drawn.</w:t>
-      </w:r>
-      <w:r>
-        <w:rPr>
-          <w:rFonts w:ascii="Calibri" w:cs="Calibri" w:eastAsia="Calibri" w:hAnsi="Calibri"/>
-          <w:b w:val="false"/>
-          <w:bCs w:val="false"/>
-          <w:color w:val="1B2027"/>
-          <w:sz w:val="21"/>
-          <w:szCs w:val="21"/>
-        </w:rPr>
-        <w:t xml:space="preserve"> The viewer render includes glyph paths, so it measures the whole layout; the print render draws no text, so it measures geometry only. Using the wrong set silently shifts every label on the sheet.</w:t>
-      </w:r>
-    </w:p>
-    <w:p>
-      <w:pPr>
-        <w:spacing w:after="140" w:line="276"/>
-      </w:pPr>
-      <w:r>
-        <w:rPr>
-          <w:rFonts w:ascii="Calibri" w:cs="Calibri" w:eastAsia="Calibri" w:hAnsi="Calibri"/>
-          <w:b w:val="false"/>
-          <w:bCs w:val="false"/>
-          <w:color w:val="1B2027"/>
-          <w:sz w:val="21"/>
-          <w:szCs w:val="21"/>
-        </w:rPr>
-        <w:t xml:space="preserve">A related trap, recorded because it cost a day: rendering white-on-white passes every test that checks the PDF exists, has pages, and contains text. Only rasterising the output and measuring ink coverage catches it, and that check now lives in the converter’s test suite.</w:t>
-      </w:r>
-    </w:p>
-    <w:p>
-      <w:pPr>
-        <w:pStyle w:val="Heading1"/>
-        <w:spacing w:after="160" w:before="360"/>
-      </w:pPr>
-      <w:r>
-        <w:rPr>
-          <w:rFonts w:ascii="Calibri" w:cs="Calibri" w:eastAsia="Calibri" w:hAnsi="Calibri"/>
+        <w:t xml:space="preserve">The order is load-bearing, and so is checking </w:t>
+      </w:r>
+      <w:r>
+        <w:rPr>
+          <w:rFonts w:ascii="Consolas" w:cs="Consolas" w:eastAsia="Consolas" w:hAnsi="Consolas"/>
           <w:b/>
           <w:bCs/>
           <w:color w:val="1B2027"/>
-          <w:sz w:val="30"/>
-          <w:szCs w:val="30"/>
-        </w:rPr>
-        <w:t xml:space="preserve">5.  Why conversion is server-side and stays there</w:t>
-      </w:r>
-    </w:p>
-    <w:p>
-      <w:pPr>
-        <w:spacing w:after="140" w:line="276"/>
-      </w:pPr>
-      <w:r>
-        <w:rPr>
-          <w:rFonts w:ascii="Calibri" w:cs="Calibri" w:eastAsia="Calibri" w:hAnsi="Calibri"/>
-          <w:b w:val="false"/>
-          <w:bCs w:val="false"/>
-          <w:color w:val="1B2027"/>
-          <w:sz w:val="21"/>
-          <w:szCs w:val="21"/>
-        </w:rPr>
-        <w:t xml:space="preserve">Office documents go through LibreOffice, DWG through LibreDWG or the ODA File Converter, OCR through Tesseract, DXF through </w:t>
-      </w:r>
-      <w:r>
-        <w:rPr>
-          <w:rFonts w:ascii="Consolas" w:cs="Consolas" w:eastAsia="Consolas" w:hAnsi="Consolas"/>
-          <w:b w:val="false"/>
-          <w:bCs w:val="false"/>
-          <w:color w:val="1B2027"/>
-          <w:sz w:val="19"/>
-          <w:szCs w:val="19"/>
-        </w:rPr>
-        <w:t xml:space="preserve">ezdxf</w:t>
-      </w:r>
-      <w:r>
-        <w:rPr>
-          <w:rFonts w:ascii="Calibri" w:cs="Calibri" w:eastAsia="Calibri" w:hAnsi="Calibri"/>
-          <w:b w:val="false"/>
-          <w:bCs w:val="false"/>
-          <w:color w:val="1B2027"/>
-          <w:sz w:val="21"/>
-          <w:szCs w:val="21"/>
-        </w:rPr>
-        <w:t xml:space="preserve">. None of these run in a browser, and all of them are heavy native parsers on untrusted input — §5.13.10 requires them in a sandboxed, resource-limited, network-isolated worker with a timeout, out of process.</w:t>
-      </w:r>
-    </w:p>
-    <w:p>
-      <w:pPr>
-        <w:spacing w:after="140" w:line="276"/>
-      </w:pPr>
-      <w:r>
-        <w:rPr>
-          <w:rFonts w:ascii="Calibri" w:cs="Calibri" w:eastAsia="Calibri" w:hAnsi="Calibri"/>
-          <w:b w:val="false"/>
-          <w:bCs w:val="false"/>
-          <w:color w:val="1B2027"/>
-          <w:sz w:val="21"/>
-          <w:szCs w:val="21"/>
-        </w:rPr>
-        <w:t xml:space="preserve">This is the constraint that rules out the otherwise-attractive design where the browser fetches straight from the customer’s storage and we never see the file: </w:t>
+          <w:sz w:val="19"/>
+          <w:szCs w:val="19"/>
+        </w:rPr>
+        <w:t xml:space="preserve">event.source</w:t>
       </w:r>
       <w:r>
         <w:rPr>
@@ -3467,7 +4288,18 @@
           <w:sz w:val="21"/>
           <w:szCs w:val="21"/>
         </w:rPr>
-        <w:t xml:space="preserve">that architecture cannot render a .docx at all.</w:t>
+        <w:t xml:space="preserve">.</w:t>
+      </w:r>
+      <w:r>
+        <w:rPr>
+          <w:rFonts w:ascii="Calibri" w:cs="Calibri" w:eastAsia="Calibri" w:hAnsi="Calibri"/>
+          <w:b w:val="false"/>
+          <w:bCs w:val="false"/>
+          <w:color w:val="1B2027"/>
+          <w:sz w:val="21"/>
+          <w:szCs w:val="21"/>
+        </w:rPr>
+        <w:t xml:space="preserve"> Origin alone is not enough: any frame on the host’s page — an advertisement, a third-party widget — posts from the host’s origin. Without the source check a sibling frame can drive the viewer, and nothing about the message would look wrong.</w:t>
       </w:r>
     </w:p>
     <w:p>
@@ -3484,7 +4316,990 @@
           <w:sz w:val="25"/>
           <w:szCs w:val="25"/>
         </w:rPr>
-        <w:t xml:space="preserve">5.1  DWG has no clean path in a distributed product</w:t>
+        <w:t xml:space="preserve">4.2  Two implementations, checked against each other</w:t>
+      </w:r>
+    </w:p>
+    <w:p>
+      <w:pPr>
+        <w:spacing w:after="140" w:line="276"/>
+      </w:pPr>
+      <w:r>
+        <w:rPr>
+          <w:rFonts w:ascii="Consolas" w:cs="Consolas" w:eastAsia="Consolas" w:hAnsi="Consolas"/>
+          <w:b w:val="false"/>
+          <w:bCs w:val="false"/>
+          <w:color w:val="1B2027"/>
+          <w:sz w:val="19"/>
+          <w:szCs w:val="19"/>
+        </w:rPr>
+        <w:t xml:space="preserve">demo/public/host-protocol.js</w:t>
+      </w:r>
+      <w:r>
+        <w:rPr>
+          <w:rFonts w:ascii="Calibri" w:cs="Calibri" w:eastAsia="Calibri" w:hAnsi="Calibri"/>
+          <w:b w:val="false"/>
+          <w:bCs w:val="false"/>
+          <w:color w:val="1B2027"/>
+          <w:sz w:val="21"/>
+          <w:szCs w:val="21"/>
+        </w:rPr>
+        <w:t xml:space="preserve"> is an independent implementation of the host half — 237 lines of plain JavaScript, no framework, no build step, no dependency on anything in this repository. </w:t>
+      </w:r>
+      <w:r>
+        <w:rPr>
+          <w:rFonts w:ascii="Consolas" w:cs="Consolas" w:eastAsia="Consolas" w:hAnsi="Consolas"/>
+          <w:b w:val="false"/>
+          <w:bCs w:val="false"/>
+          <w:color w:val="1B2027"/>
+          <w:sz w:val="19"/>
+          <w:szCs w:val="19"/>
+        </w:rPr>
+        <w:t xml:space="preserve">protocol-conversation.spec.ts</w:t>
+      </w:r>
+      <w:r>
+        <w:rPr>
+          <w:rFonts w:ascii="Calibri" w:cs="Calibri" w:eastAsia="Calibri" w:hAnsi="Calibri"/>
+          <w:b w:val="false"/>
+          <w:bCs w:val="false"/>
+          <w:color w:val="1B2027"/>
+          <w:sz w:val="21"/>
+          <w:szCs w:val="21"/>
+        </w:rPr>
+        <w:t xml:space="preserve"> then runs the </w:t>
+      </w:r>
+      <w:r>
+        <w:rPr>
+          <w:rFonts w:ascii="Calibri" w:cs="Calibri" w:eastAsia="Calibri" w:hAnsi="Calibri"/>
+          <w:b/>
+          <w:bCs/>
+          <w:color w:val="1B2027"/>
+          <w:sz w:val="21"/>
+          <w:szCs w:val="21"/>
+        </w:rPr>
+        <w:t xml:space="preserve">real</w:t>
+      </w:r>
+      <w:r>
+        <w:rPr>
+          <w:rFonts w:ascii="Calibri" w:cs="Calibri" w:eastAsia="Calibri" w:hAnsi="Calibri"/>
+          <w:b w:val="false"/>
+          <w:bCs w:val="false"/>
+          <w:color w:val="1B2027"/>
+          <w:sz w:val="21"/>
+          <w:szCs w:val="21"/>
+        </w:rPr>
+        <w:t xml:space="preserve"> viewer channel against the </w:t>
+      </w:r>
+      <w:r>
+        <w:rPr>
+          <w:rFonts w:ascii="Calibri" w:cs="Calibri" w:eastAsia="Calibri" w:hAnsi="Calibri"/>
+          <w:b/>
+          <w:bCs/>
+          <w:color w:val="1B2027"/>
+          <w:sz w:val="21"/>
+          <w:szCs w:val="21"/>
+        </w:rPr>
+        <w:t xml:space="preserve">real</w:t>
+      </w:r>
+      <w:r>
+        <w:rPr>
+          <w:rFonts w:ascii="Calibri" w:cs="Calibri" w:eastAsia="Calibri" w:hAnsi="Calibri"/>
+          <w:b w:val="false"/>
+          <w:bCs w:val="false"/>
+          <w:color w:val="1B2027"/>
+          <w:sz w:val="21"/>
+          <w:szCs w:val="21"/>
+        </w:rPr>
+        <w:t xml:space="preserve"> demo host through two fake windows, and asserts the conversation rather than either side’s internals.</w:t>
+      </w:r>
+    </w:p>
+    <w:p>
+      <w:pPr>
+        <w:spacing w:after="140" w:line="276"/>
+      </w:pPr>
+      <w:r>
+        <w:rPr>
+          <w:rFonts w:ascii="Calibri" w:cs="Calibri" w:eastAsia="Calibri" w:hAnsi="Calibri"/>
+          <w:b w:val="false"/>
+          <w:bCs w:val="false"/>
+          <w:color w:val="1B2027"/>
+          <w:sz w:val="21"/>
+          <w:szCs w:val="21"/>
+        </w:rPr>
+        <w:t xml:space="preserve">That is worth more than either side tested against a mock. A mock encodes the same assumption the implementation makes, so the two agree by construction; two implementations written from the specification disagree wherever the specification was ambiguous, which is exactly where an integrator would have disagreed with us.</w:t>
+      </w:r>
+    </w:p>
+    <w:p>
+      <w:pPr>
+        <w:pBdr>
+          <w:left w:val="single" w:color="C4342A" w:sz="18" w:space="8"/>
+        </w:pBdr>
+        <w:shd w:fill="FBEDEC" w:color="auto" w:val="clear"/>
+        <w:spacing w:after="180" w:before="140"/>
+        <w:ind w:left="120" w:right="120"/>
+      </w:pPr>
+      <w:r>
+        <w:rPr>
+          <w:rFonts w:ascii="Calibri" w:cs="Calibri" w:eastAsia="Calibri" w:hAnsi="Calibri"/>
+          <w:b/>
+          <w:bCs/>
+          <w:color w:val="1B2027"/>
+          <w:sz w:val="21"/>
+          <w:szCs w:val="21"/>
+        </w:rPr>
+        <w:t xml:space="preserve">A green test proves nothing until the thing it guards is broken on purpose.</w:t>
+      </w:r>
+      <w:r>
+        <w:rPr>
+          <w:rFonts w:ascii="Calibri" w:cs="Calibri" w:eastAsia="Calibri" w:hAnsi="Calibri"/>
+          <w:b w:val="false"/>
+          <w:bCs w:val="false"/>
+          <w:color w:val="1B2027"/>
+          <w:sz w:val="21"/>
+          <w:szCs w:val="21"/>
+        </w:rPr>
+        <w:t xml:space="preserve"> The host-trusts-the-author rule passed its first test while broken, because the viewer never sends an author and the test asserted an outcome rather than forging the field. The test that works posts a </w:t>
+      </w:r>
+      <w:r>
+        <w:rPr>
+          <w:rFonts w:ascii="Consolas" w:cs="Consolas" w:eastAsia="Consolas" w:hAnsi="Consolas"/>
+          <w:b w:val="false"/>
+          <w:bCs w:val="false"/>
+          <w:color w:val="1B2027"/>
+          <w:sz w:val="19"/>
+          <w:szCs w:val="19"/>
+        </w:rPr>
+        <w:t xml:space="preserve">viewer.markupCreated</w:t>
+      </w:r>
+      <w:r>
+        <w:rPr>
+          <w:rFonts w:ascii="Calibri" w:cs="Calibri" w:eastAsia="Calibri" w:hAnsi="Calibri"/>
+          <w:b w:val="false"/>
+          <w:bCs w:val="false"/>
+          <w:color w:val="1B2027"/>
+          <w:sz w:val="21"/>
+          <w:szCs w:val="21"/>
+        </w:rPr>
+        <w:t xml:space="preserve"> carrying </w:t>
+      </w:r>
+      <w:r>
+        <w:rPr>
+          <w:rFonts w:ascii="Consolas" w:cs="Consolas" w:eastAsia="Consolas" w:hAnsi="Consolas"/>
+          <w:b w:val="false"/>
+          <w:bCs w:val="false"/>
+          <w:color w:val="1B2027"/>
+          <w:sz w:val="19"/>
+          <w:szCs w:val="19"/>
+        </w:rPr>
+        <w:t xml:space="preserve">author: "Someone Else"</w:t>
+      </w:r>
+      <w:r>
+        <w:rPr>
+          <w:rFonts w:ascii="Calibri" w:cs="Calibri" w:eastAsia="Calibri" w:hAnsi="Calibri"/>
+          <w:b w:val="false"/>
+          <w:bCs w:val="false"/>
+          <w:color w:val="1B2027"/>
+          <w:sz w:val="21"/>
+          <w:szCs w:val="21"/>
+        </w:rPr>
+        <w:t xml:space="preserve"> and asserts the host stores the name from its own session instead.</w:t>
+      </w:r>
+    </w:p>
+    <w:p>
+      <w:pPr>
+        <w:spacing w:after="140" w:line="276"/>
+      </w:pPr>
+      <w:r>
+        <w:rPr>
+          <w:rFonts w:ascii="Calibri" w:cs="Calibri" w:eastAsia="Calibri" w:hAnsi="Calibri"/>
+          <w:b w:val="false"/>
+          <w:bCs w:val="false"/>
+          <w:color w:val="1B2027"/>
+          <w:sz w:val="21"/>
+          <w:szCs w:val="21"/>
+        </w:rPr>
+        <w:t xml:space="preserve">Eight Playwright tests drive the demo in a real browser against a stub viewer on a third origin. They earn their keep: three defects no unit test could reach were found there — a captured </w:t>
+      </w:r>
+      <w:r>
+        <w:rPr>
+          <w:rFonts w:ascii="Consolas" w:cs="Consolas" w:eastAsia="Consolas" w:hAnsi="Consolas"/>
+          <w:b w:val="false"/>
+          <w:bCs w:val="false"/>
+          <w:color w:val="1B2027"/>
+          <w:sz w:val="19"/>
+          <w:szCs w:val="19"/>
+        </w:rPr>
+        <w:t xml:space="preserve">contentWindow</w:t>
+      </w:r>
+      <w:r>
+        <w:rPr>
+          <w:rFonts w:ascii="Calibri" w:cs="Calibri" w:eastAsia="Calibri" w:hAnsi="Calibri"/>
+          <w:b w:val="false"/>
+          <w:bCs w:val="false"/>
+          <w:color w:val="1B2027"/>
+          <w:sz w:val="21"/>
+          <w:szCs w:val="21"/>
+        </w:rPr>
+        <w:t xml:space="preserve"> going stale across navigation, an author </w:t>
+      </w:r>
+      <w:r>
+        <w:rPr>
+          <w:rFonts w:ascii="Consolas" w:cs="Consolas" w:eastAsia="Consolas" w:hAnsi="Consolas"/>
+          <w:b w:val="false"/>
+          <w:bCs w:val="false"/>
+          <w:color w:val="1B2027"/>
+          <w:sz w:val="19"/>
+          <w:szCs w:val="19"/>
+        </w:rPr>
+        <w:t xml:space="preserve">display</w:t>
+      </w:r>
+      <w:r>
+        <w:rPr>
+          <w:rFonts w:ascii="Calibri" w:cs="Calibri" w:eastAsia="Calibri" w:hAnsi="Calibri"/>
+          <w:b w:val="false"/>
+          <w:bCs w:val="false"/>
+          <w:color w:val="1B2027"/>
+          <w:sz w:val="21"/>
+          <w:szCs w:val="21"/>
+        </w:rPr>
+        <w:t xml:space="preserve"> rule beating the user agent’s </w:t>
+      </w:r>
+      <w:r>
+        <w:rPr>
+          <w:rFonts w:ascii="Consolas" w:cs="Consolas" w:eastAsia="Consolas" w:hAnsi="Consolas"/>
+          <w:b w:val="false"/>
+          <w:bCs w:val="false"/>
+          <w:color w:val="1B2027"/>
+          <w:sz w:val="19"/>
+          <w:szCs w:val="19"/>
+        </w:rPr>
+        <w:t xml:space="preserve">[hidden] { display: none }</w:t>
+      </w:r>
+      <w:r>
+        <w:rPr>
+          <w:rFonts w:ascii="Calibri" w:cs="Calibri" w:eastAsia="Calibri" w:hAnsi="Calibri"/>
+          <w:b w:val="false"/>
+          <w:bCs w:val="false"/>
+          <w:color w:val="1B2027"/>
+          <w:sz w:val="21"/>
+          <w:szCs w:val="21"/>
+        </w:rPr>
+        <w:t xml:space="preserve"> so a placeholder swallowed every click, and the page and the server disagreeing about the viewer’s origin.</w:t>
+      </w:r>
+    </w:p>
+    <w:p>
+      <w:pPr>
+        <w:pStyle w:val="Heading2"/>
+        <w:spacing w:after="140" w:before="280"/>
+      </w:pPr>
+      <w:r>
+        <w:rPr>
+          <w:rFonts w:ascii="Calibri" w:cs="Calibri" w:eastAsia="Calibri" w:hAnsi="Calibri"/>
+          <w:b/>
+          <w:bCs/>
+          <w:color w:val="0F7A83"/>
+          <w:sz w:val="25"/>
+          <w:szCs w:val="25"/>
+        </w:rPr>
+        <w:t xml:space="preserve">4.3  What the embed cannot open</w:t>
+      </w:r>
+    </w:p>
+    <w:p>
+      <w:pPr>
+        <w:pBdr>
+          <w:left w:val="single" w:color="C4342A" w:sz="18" w:space="8"/>
+        </w:pBdr>
+        <w:shd w:fill="FBEDEC" w:color="auto" w:val="clear"/>
+        <w:spacing w:after="180" w:before="140"/>
+        <w:ind w:left="120" w:right="120"/>
+      </w:pPr>
+      <w:r>
+        <w:rPr>
+          <w:rFonts w:ascii="Calibri" w:cs="Calibri" w:eastAsia="Calibri" w:hAnsi="Calibri"/>
+          <w:b/>
+          <w:bCs/>
+          <w:color w:val="1B2027"/>
+          <w:sz w:val="21"/>
+          <w:szCs w:val="21"/>
+        </w:rPr>
+        <w:t xml:space="preserve">Only PDF renders in an embedded frame today.</w:t>
+      </w:r>
+      <w:r>
+        <w:rPr>
+          <w:rFonts w:ascii="Calibri" w:cs="Calibri" w:eastAsia="Calibri" w:hAnsi="Calibri"/>
+          <w:b w:val="false"/>
+          <w:bCs w:val="false"/>
+          <w:color w:val="1B2027"/>
+          <w:sz w:val="21"/>
+          <w:szCs w:val="21"/>
+        </w:rPr>
+        <w:t xml:space="preserve"> </w:t>
+      </w:r>
+      <w:r>
+        <w:rPr>
+          <w:rFonts w:ascii="Consolas" w:cs="Consolas" w:eastAsia="Consolas" w:hAnsi="Consolas"/>
+          <w:b w:val="false"/>
+          <w:bCs w:val="false"/>
+          <w:color w:val="1B2027"/>
+          <w:sz w:val="19"/>
+          <w:szCs w:val="19"/>
+        </w:rPr>
+        <w:t xml:space="preserve">embed-session.service.ts</w:t>
+      </w:r>
+      <w:r>
+        <w:rPr>
+          <w:rFonts w:ascii="Calibri" w:cs="Calibri" w:eastAsia="Calibri" w:hAnsi="Calibri"/>
+          <w:b w:val="false"/>
+          <w:bCs w:val="false"/>
+          <w:color w:val="1B2027"/>
+          <w:sz w:val="21"/>
+          <w:szCs w:val="21"/>
+        </w:rPr>
+        <w:t xml:space="preserve"> treats </w:t>
+      </w:r>
+      <w:r>
+        <w:rPr>
+          <w:rFonts w:ascii="Consolas" w:cs="Consolas" w:eastAsia="Consolas" w:hAnsi="Consolas"/>
+          <w:b w:val="false"/>
+          <w:bCs w:val="false"/>
+          <w:color w:val="1B2027"/>
+          <w:sz w:val="19"/>
+          <w:szCs w:val="19"/>
+        </w:rPr>
+        <w:t xml:space="preserve">application/pdf</w:t>
+      </w:r>
+      <w:r>
+        <w:rPr>
+          <w:rFonts w:ascii="Calibri" w:cs="Calibri" w:eastAsia="Calibri" w:hAnsi="Calibri"/>
+          <w:b w:val="false"/>
+          <w:bCs w:val="false"/>
+          <w:color w:val="1B2027"/>
+          <w:sz w:val="21"/>
+          <w:szCs w:val="21"/>
+        </w:rPr>
+        <w:t xml:space="preserve"> as directly renderable and refuses everything else with a 415 </w:t>
+      </w:r>
+      <w:r>
+        <w:rPr>
+          <w:rFonts w:ascii="Consolas" w:cs="Consolas" w:eastAsia="Consolas" w:hAnsi="Consolas"/>
+          <w:b w:val="false"/>
+          <w:bCs w:val="false"/>
+          <w:color w:val="1B2027"/>
+          <w:sz w:val="19"/>
+          <w:szCs w:val="19"/>
+        </w:rPr>
+        <w:t xml:space="preserve">conversion-required</w:t>
+      </w:r>
+      <w:r>
+        <w:rPr>
+          <w:rFonts w:ascii="Calibri" w:cs="Calibri" w:eastAsia="Calibri" w:hAnsi="Calibri"/>
+          <w:b w:val="false"/>
+          <w:bCs w:val="false"/>
+          <w:color w:val="1B2027"/>
+          <w:sz w:val="21"/>
+          <w:szCs w:val="21"/>
+        </w:rPr>
+        <w:t xml:space="preserve"> problem naming the format. The conversion service in section 6 exists and works — the embed path simply does not call it yet. Office and IFC are therefore supported by the product and </w:t>
+      </w:r>
+      <w:r>
+        <w:rPr>
+          <w:rFonts w:ascii="Calibri" w:cs="Calibri" w:eastAsia="Calibri" w:hAnsi="Calibri"/>
+          <w:b/>
+          <w:bCs/>
+          <w:color w:val="1B2027"/>
+          <w:sz w:val="21"/>
+          <w:szCs w:val="21"/>
+        </w:rPr>
+        <w:t xml:space="preserve">not</w:t>
+      </w:r>
+      <w:r>
+        <w:rPr>
+          <w:rFonts w:ascii="Calibri" w:cs="Calibri" w:eastAsia="Calibri" w:hAnsi="Calibri"/>
+          <w:b w:val="false"/>
+          <w:bCs w:val="false"/>
+          <w:color w:val="1B2027"/>
+          <w:sz w:val="21"/>
+          <w:szCs w:val="21"/>
+        </w:rPr>
+        <w:t xml:space="preserve"> supported through the embed, which is a distinction worth stating before a customer discovers it.</w:t>
+      </w:r>
+    </w:p>
+    <w:p>
+      <w:pPr>
+        <w:pStyle w:val="Heading1"/>
+        <w:spacing w:after="160" w:before="360"/>
+      </w:pPr>
+      <w:r>
+        <w:rPr>
+          <w:rFonts w:ascii="Calibri" w:cs="Calibri" w:eastAsia="Calibri" w:hAnsi="Calibri"/>
+          <w:b/>
+          <w:bCs/>
+          <w:color w:val="1B2027"/>
+          <w:sz w:val="30"/>
+          <w:szCs w:val="30"/>
+        </w:rPr>
+        <w:t xml:space="preserve">5.  Three rendering pipelines</w:t>
+      </w:r>
+    </w:p>
+    <w:p>
+      <w:pPr>
+        <w:spacing w:after="140" w:line="276"/>
+      </w:pPr>
+      <w:r>
+        <w:rPr>
+          <w:rFonts w:ascii="Calibri" w:cs="Calibri" w:eastAsia="Calibri" w:hAnsi="Calibri"/>
+          <w:b/>
+          <w:bCs/>
+          <w:color w:val="1B2027"/>
+          <w:sz w:val="21"/>
+          <w:szCs w:val="21"/>
+        </w:rPr>
+        <w:t xml:space="preserve">PDF</w:t>
+      </w:r>
+      <w:r>
+        <w:rPr>
+          <w:rFonts w:ascii="Calibri" w:cs="Calibri" w:eastAsia="Calibri" w:hAnsi="Calibri"/>
+          <w:b w:val="false"/>
+          <w:bCs w:val="false"/>
+          <w:color w:val="1B2027"/>
+          <w:sz w:val="21"/>
+          <w:szCs w:val="21"/>
+        </w:rPr>
+        <w:t xml:space="preserve"> is rendered in the browser by </w:t>
+      </w:r>
+      <w:r>
+        <w:rPr>
+          <w:rFonts w:ascii="Consolas" w:cs="Consolas" w:eastAsia="Consolas" w:hAnsi="Consolas"/>
+          <w:b w:val="false"/>
+          <w:bCs w:val="false"/>
+          <w:color w:val="1B2027"/>
+          <w:sz w:val="19"/>
+          <w:szCs w:val="19"/>
+        </w:rPr>
+        <w:t xml:space="preserve">pdfjs-dist</w:t>
+      </w:r>
+      <w:r>
+        <w:rPr>
+          <w:rFonts w:ascii="Calibri" w:cs="Calibri" w:eastAsia="Calibri" w:hAnsi="Calibri"/>
+          <w:b w:val="false"/>
+          <w:bCs w:val="false"/>
+          <w:color w:val="1B2027"/>
+          <w:sz w:val="21"/>
+          <w:szCs w:val="21"/>
+        </w:rPr>
+        <w:t xml:space="preserve"> 6. Text layer extracted for search and redaction; markup drawn as SVG in a layer above the canvas so it scales with zoom without re-rasterising.</w:t>
+      </w:r>
+    </w:p>
+    <w:p>
+      <w:pPr>
+        <w:spacing w:after="140" w:line="276"/>
+      </w:pPr>
+      <w:r>
+        <w:rPr>
+          <w:rFonts w:ascii="Calibri" w:cs="Calibri" w:eastAsia="Calibri" w:hAnsi="Calibri"/>
+          <w:b/>
+          <w:bCs/>
+          <w:color w:val="1B2027"/>
+          <w:sz w:val="21"/>
+          <w:szCs w:val="21"/>
+        </w:rPr>
+        <w:t xml:space="preserve">DXF/DWG</w:t>
+      </w:r>
+      <w:r>
+        <w:rPr>
+          <w:rFonts w:ascii="Calibri" w:cs="Calibri" w:eastAsia="Calibri" w:hAnsi="Calibri"/>
+          <w:b w:val="false"/>
+          <w:bCs w:val="false"/>
+          <w:color w:val="1B2027"/>
+          <w:sz w:val="21"/>
+          <w:szCs w:val="21"/>
+        </w:rPr>
+        <w:t xml:space="preserve"> cannot be rendered by the browser at all. The converter turns a DXF into SVG server-side; DWG is converted to DXF first. The result is an SVG the browser renders directly, with an invisible text layer over it for search — the same trick the PDF viewer uses, for the same reason.</w:t>
+      </w:r>
+    </w:p>
+    <w:p>
+      <w:pPr>
+        <w:spacing w:after="140" w:line="276"/>
+      </w:pPr>
+      <w:r>
+        <w:rPr>
+          <w:rFonts w:ascii="Calibri" w:cs="Calibri" w:eastAsia="Calibri" w:hAnsi="Calibri"/>
+          <w:b/>
+          <w:bCs/>
+          <w:color w:val="1B2027"/>
+          <w:sz w:val="21"/>
+          <w:szCs w:val="21"/>
+        </w:rPr>
+        <w:t xml:space="preserve">IFC</w:t>
+      </w:r>
+      <w:r>
+        <w:rPr>
+          <w:rFonts w:ascii="Calibri" w:cs="Calibri" w:eastAsia="Calibri" w:hAnsi="Calibri"/>
+          <w:b w:val="false"/>
+          <w:bCs w:val="false"/>
+          <w:color w:val="1B2027"/>
+          <w:sz w:val="21"/>
+          <w:szCs w:val="21"/>
+        </w:rPr>
+        <w:t xml:space="preserve"> is rendered with </w:t>
+      </w:r>
+      <w:r>
+        <w:rPr>
+          <w:rFonts w:ascii="Consolas" w:cs="Consolas" w:eastAsia="Consolas" w:hAnsi="Consolas"/>
+          <w:b w:val="false"/>
+          <w:bCs w:val="false"/>
+          <w:color w:val="1B2027"/>
+          <w:sz w:val="19"/>
+          <w:szCs w:val="19"/>
+        </w:rPr>
+        <w:t xml:space="preserve">three</w:t>
+      </w:r>
+      <w:r>
+        <w:rPr>
+          <w:rFonts w:ascii="Calibri" w:cs="Calibri" w:eastAsia="Calibri" w:hAnsi="Calibri"/>
+          <w:b w:val="false"/>
+          <w:bCs w:val="false"/>
+          <w:color w:val="1B2027"/>
+          <w:sz w:val="21"/>
+          <w:szCs w:val="21"/>
+        </w:rPr>
+        <w:t xml:space="preserve"> 0.185 as WebGL geometry, with </w:t>
+      </w:r>
+      <w:r>
+        <w:rPr>
+          <w:rFonts w:ascii="Consolas" w:cs="Consolas" w:eastAsia="Consolas" w:hAnsi="Consolas"/>
+          <w:b w:val="false"/>
+          <w:bCs w:val="false"/>
+          <w:color w:val="1B2027"/>
+          <w:sz w:val="19"/>
+          <w:szCs w:val="19"/>
+        </w:rPr>
+        <w:t xml:space="preserve">ifc-tree</w:t>
+      </w:r>
+      <w:r>
+        <w:rPr>
+          <w:rFonts w:ascii="Calibri" w:cs="Calibri" w:eastAsia="Calibri" w:hAnsi="Calibri"/>
+          <w:b w:val="false"/>
+          <w:bCs w:val="false"/>
+          <w:color w:val="1B2027"/>
+          <w:sz w:val="21"/>
+          <w:szCs w:val="21"/>
+        </w:rPr>
+        <w:t xml:space="preserve"> carrying the model hierarchy alongside it. </w:t>
+      </w:r>
+      <w:r>
+        <w:rPr>
+          <w:rFonts w:ascii="Calibri" w:cs="Calibri" w:eastAsia="Calibri" w:hAnsi="Calibri"/>
+          <w:b/>
+          <w:bCs/>
+          <w:color w:val="1B2027"/>
+          <w:sz w:val="21"/>
+          <w:szCs w:val="21"/>
+        </w:rPr>
+        <w:t xml:space="preserve">The tree is the primary interface and the canvas is the visual layer over it</w:t>
+      </w:r>
+      <w:r>
+        <w:rPr>
+          <w:rFonts w:ascii="Calibri" w:cs="Calibri" w:eastAsia="Calibri" w:hAnsi="Calibri"/>
+          <w:b w:val="false"/>
+          <w:bCs w:val="false"/>
+          <w:color w:val="1B2027"/>
+          <w:sz w:val="21"/>
+          <w:szCs w:val="21"/>
+        </w:rPr>
+        <w:t xml:space="preserve">, not the other way round — a WebGL canvas cannot be made WCAG-conformant on its own, and §1A.4 requires an equivalent accessible route to the same information. Building the tree first is what makes that true rather than aspirational.</w:t>
+      </w:r>
+    </w:p>
+    <w:p>
+      <w:pPr>
+        <w:pStyle w:val="Heading2"/>
+        <w:spacing w:after="140" w:before="280"/>
+      </w:pPr>
+      <w:r>
+        <w:rPr>
+          <w:rFonts w:ascii="Calibri" w:cs="Calibri" w:eastAsia="Calibri" w:hAnsi="Calibri"/>
+          <w:b/>
+          <w:bCs/>
+          <w:color w:val="0F7A83"/>
+          <w:sz w:val="25"/>
+          <w:szCs w:val="25"/>
+        </w:rPr>
+        <w:t xml:space="preserve">5.1  The same drawing, rendered twice, on purpose</w:t>
+      </w:r>
+    </w:p>
+    <w:p>
+      <w:pPr>
+        <w:spacing w:after="140" w:line="276"/>
+      </w:pPr>
+      <w:r>
+        <w:rPr>
+          <w:rFonts w:ascii="Calibri" w:cs="Calibri" w:eastAsia="Calibri" w:hAnsi="Calibri"/>
+          <w:b w:val="false"/>
+          <w:bCs w:val="false"/>
+          <w:color w:val="1B2027"/>
+          <w:sz w:val="21"/>
+          <w:szCs w:val="21"/>
+        </w:rPr>
+        <w:t xml:space="preserve">A DXF is converted twice, by two different paths, and the reason is not obvious enough to leave undocumented.</w:t>
+      </w:r>
+    </w:p>
+    <w:p>
+      <w:pPr>
+        <w:spacing w:after="140" w:line="276"/>
+      </w:pPr>
+      <w:r>
+        <w:rPr>
+          <w:rFonts w:ascii="Calibri" w:cs="Calibri" w:eastAsia="Calibri" w:hAnsi="Calibri"/>
+          <w:b/>
+          <w:bCs/>
+          <w:color w:val="1B2027"/>
+          <w:sz w:val="21"/>
+          <w:szCs w:val="21"/>
+        </w:rPr>
+        <w:t xml:space="preserve">For the viewer</w:t>
+      </w:r>
+      <w:r>
+        <w:rPr>
+          <w:rFonts w:ascii="Calibri" w:cs="Calibri" w:eastAsia="Calibri" w:hAnsi="Calibri"/>
+          <w:b w:val="false"/>
+          <w:bCs w:val="false"/>
+          <w:color w:val="1B2027"/>
+          <w:sz w:val="21"/>
+          <w:szCs w:val="21"/>
+        </w:rPr>
+        <w:t xml:space="preserve">, geometry is drawn as SVG paths and the text is emitted as </w:t>
+      </w:r>
+      <w:r>
+        <w:rPr>
+          <w:rFonts w:ascii="Consolas" w:cs="Consolas" w:eastAsia="Consolas" w:hAnsi="Consolas"/>
+          <w:b w:val="false"/>
+          <w:bCs w:val="false"/>
+          <w:color w:val="1B2027"/>
+          <w:sz w:val="19"/>
+          <w:szCs w:val="19"/>
+        </w:rPr>
+        <w:t xml:space="preserve">&lt;text&gt;</w:t>
+      </w:r>
+      <w:r>
+        <w:rPr>
+          <w:rFonts w:ascii="Calibri" w:cs="Calibri" w:eastAsia="Calibri" w:hAnsi="Calibri"/>
+          <w:b w:val="false"/>
+          <w:bCs w:val="false"/>
+          <w:color w:val="1B2027"/>
+          <w:sz w:val="21"/>
+          <w:szCs w:val="21"/>
+        </w:rPr>
+        <w:t xml:space="preserve"> with </w:t>
+      </w:r>
+      <w:r>
+        <w:rPr>
+          <w:rFonts w:ascii="Consolas" w:cs="Consolas" w:eastAsia="Consolas" w:hAnsi="Consolas"/>
+          <w:b w:val="false"/>
+          <w:bCs w:val="false"/>
+          <w:color w:val="1B2027"/>
+          <w:sz w:val="19"/>
+          <w:szCs w:val="19"/>
+        </w:rPr>
+        <w:t xml:space="preserve">fill="none"</w:t>
+      </w:r>
+      <w:r>
+        <w:rPr>
+          <w:rFonts w:ascii="Calibri" w:cs="Calibri" w:eastAsia="Calibri" w:hAnsi="Calibri"/>
+          <w:b w:val="false"/>
+          <w:bCs w:val="false"/>
+          <w:color w:val="1B2027"/>
+          <w:sz w:val="21"/>
+          <w:szCs w:val="21"/>
+        </w:rPr>
+        <w:t xml:space="preserve"> — invisible, positioned, selectable. The browser draws the glyphs from the geometry; the invisible layer exists only so search and selection have something to hit.</w:t>
+      </w:r>
+    </w:p>
+    <w:p>
+      <w:pPr>
+        <w:spacing w:after="140" w:line="276"/>
+      </w:pPr>
+      <w:r>
+        <w:rPr>
+          <w:rFonts w:ascii="Calibri" w:cs="Calibri" w:eastAsia="Calibri" w:hAnsi="Calibri"/>
+          <w:b/>
+          <w:bCs/>
+          <w:color w:val="1B2027"/>
+          <w:sz w:val="21"/>
+          <w:szCs w:val="21"/>
+        </w:rPr>
+        <w:t xml:space="preserve">For PDF export</w:t>
+      </w:r>
+      <w:r>
+        <w:rPr>
+          <w:rFonts w:ascii="Calibri" w:cs="Calibri" w:eastAsia="Calibri" w:hAnsi="Calibri"/>
+          <w:b w:val="false"/>
+          <w:bCs w:val="false"/>
+          <w:color w:val="1B2027"/>
+          <w:sz w:val="21"/>
+          <w:szCs w:val="21"/>
+        </w:rPr>
+        <w:t xml:space="preserve">, that trick is inverted. LibreOffice discards SVG text it cannot see, so an invisible layer would produce a PDF with no extractable text at all. The print render therefore draws </w:t>
+      </w:r>
+      <w:r>
+        <w:rPr>
+          <w:rFonts w:ascii="Calibri" w:cs="Calibri" w:eastAsia="Calibri" w:hAnsi="Calibri"/>
+          <w:b/>
+          <w:bCs/>
+          <w:color w:val="1B2027"/>
+          <w:sz w:val="21"/>
+          <w:szCs w:val="21"/>
+        </w:rPr>
+        <w:t xml:space="preserve">no</w:t>
+      </w:r>
+      <w:r>
+        <w:rPr>
+          <w:rFonts w:ascii="Calibri" w:cs="Calibri" w:eastAsia="Calibri" w:hAnsi="Calibri"/>
+          <w:b w:val="false"/>
+          <w:bCs w:val="false"/>
+          <w:color w:val="1B2027"/>
+          <w:sz w:val="21"/>
+          <w:szCs w:val="21"/>
+        </w:rPr>
+        <w:t xml:space="preserve"> glyph geometry (</w:t>
+      </w:r>
+      <w:r>
+        <w:rPr>
+          <w:rFonts w:ascii="Consolas" w:cs="Consolas" w:eastAsia="Consolas" w:hAnsi="Consolas"/>
+          <w:b w:val="false"/>
+          <w:bCs w:val="false"/>
+          <w:color w:val="1B2027"/>
+          <w:sz w:val="19"/>
+          <w:szCs w:val="19"/>
+        </w:rPr>
+        <w:t xml:space="preserve">TextPolicy.IGNORE</w:t>
+      </w:r>
+      <w:r>
+        <w:rPr>
+          <w:rFonts w:ascii="Calibri" w:cs="Calibri" w:eastAsia="Calibri" w:hAnsi="Calibri"/>
+          <w:b w:val="false"/>
+          <w:bCs w:val="false"/>
+          <w:color w:val="1B2027"/>
+          <w:sz w:val="21"/>
+          <w:szCs w:val="21"/>
+        </w:rPr>
+        <w:t xml:space="preserve">) and emits </w:t>
+      </w:r>
+      <w:r>
+        <w:rPr>
+          <w:rFonts w:ascii="Calibri" w:cs="Calibri" w:eastAsia="Calibri" w:hAnsi="Calibri"/>
+          <w:b/>
+          <w:bCs/>
+          <w:color w:val="1B2027"/>
+          <w:sz w:val="21"/>
+          <w:szCs w:val="21"/>
+        </w:rPr>
+        <w:t xml:space="preserve">visible</w:t>
+      </w:r>
+      <w:r>
+        <w:rPr>
+          <w:rFonts w:ascii="Calibri" w:cs="Calibri" w:eastAsia="Calibri" w:hAnsi="Calibri"/>
+          <w:b w:val="false"/>
+          <w:bCs w:val="false"/>
+          <w:color w:val="1B2027"/>
+          <w:sz w:val="21"/>
+          <w:szCs w:val="21"/>
+        </w:rPr>
+        <w:t xml:space="preserve"> </w:t>
+      </w:r>
+      <w:r>
+        <w:rPr>
+          <w:rFonts w:ascii="Consolas" w:cs="Consolas" w:eastAsia="Consolas" w:hAnsi="Consolas"/>
+          <w:b w:val="false"/>
+          <w:bCs w:val="false"/>
+          <w:color w:val="1B2027"/>
+          <w:sz w:val="19"/>
+          <w:szCs w:val="19"/>
+        </w:rPr>
+        <w:t xml:space="preserve">&lt;text&gt;</w:t>
+      </w:r>
+      <w:r>
+        <w:rPr>
+          <w:rFonts w:ascii="Calibri" w:cs="Calibri" w:eastAsia="Calibri" w:hAnsi="Calibri"/>
+          <w:b w:val="false"/>
+          <w:bCs w:val="false"/>
+          <w:color w:val="1B2027"/>
+          <w:sz w:val="21"/>
+          <w:szCs w:val="21"/>
+        </w:rPr>
+        <w:t xml:space="preserve">, which LibreOffice turns into real, searchable PDF text.</w:t>
+      </w:r>
+    </w:p>
+    <w:p>
+      <w:pPr>
+        <w:pBdr>
+          <w:left w:val="single" w:color="C4342A" w:sz="18" w:space="8"/>
+        </w:pBdr>
+        <w:shd w:fill="FBEDEC" w:color="auto" w:val="clear"/>
+        <w:spacing w:after="180" w:before="140"/>
+        <w:ind w:left="120" w:right="120"/>
+      </w:pPr>
+      <w:r>
+        <w:rPr>
+          <w:rFonts w:ascii="Calibri" w:cs="Calibri" w:eastAsia="Calibri" w:hAnsi="Calibri"/>
+          <w:b/>
+          <w:bCs/>
+          <w:color w:val="1B2027"/>
+          <w:sz w:val="21"/>
+          <w:szCs w:val="21"/>
+        </w:rPr>
+        <w:t xml:space="preserve">The consequence that bites: calibration must measure what was actually drawn.</w:t>
+      </w:r>
+      <w:r>
+        <w:rPr>
+          <w:rFonts w:ascii="Calibri" w:cs="Calibri" w:eastAsia="Calibri" w:hAnsi="Calibri"/>
+          <w:b w:val="false"/>
+          <w:bCs w:val="false"/>
+          <w:color w:val="1B2027"/>
+          <w:sz w:val="21"/>
+          <w:szCs w:val="21"/>
+        </w:rPr>
+        <w:t xml:space="preserve"> The viewer render includes glyph paths, so it measures the whole layout; the print render draws no text, so it measures geometry only. Using the wrong set silently shifts every label on the sheet.</w:t>
+      </w:r>
+    </w:p>
+    <w:p>
+      <w:pPr>
+        <w:spacing w:after="140" w:line="276"/>
+      </w:pPr>
+      <w:r>
+        <w:rPr>
+          <w:rFonts w:ascii="Calibri" w:cs="Calibri" w:eastAsia="Calibri" w:hAnsi="Calibri"/>
+          <w:b w:val="false"/>
+          <w:bCs w:val="false"/>
+          <w:color w:val="1B2027"/>
+          <w:sz w:val="21"/>
+          <w:szCs w:val="21"/>
+        </w:rPr>
+        <w:t xml:space="preserve">A related trap, recorded because it cost a day: rendering white-on-white passes every test that checks the PDF exists, has pages, and contains text. Only rasterising the output and measuring ink coverage catches it, and that check now lives in the converter’s test suite.</w:t>
+      </w:r>
+    </w:p>
+    <w:p>
+      <w:pPr>
+        <w:pStyle w:val="Heading1"/>
+        <w:spacing w:after="160" w:before="360"/>
+      </w:pPr>
+      <w:r>
+        <w:rPr>
+          <w:rFonts w:ascii="Calibri" w:cs="Calibri" w:eastAsia="Calibri" w:hAnsi="Calibri"/>
+          <w:b/>
+          <w:bCs/>
+          <w:color w:val="1B2027"/>
+          <w:sz w:val="30"/>
+          <w:szCs w:val="30"/>
+        </w:rPr>
+        <w:t xml:space="preserve">6.  Why conversion is server-side and stays there</w:t>
+      </w:r>
+    </w:p>
+    <w:p>
+      <w:pPr>
+        <w:spacing w:after="140" w:line="276"/>
+      </w:pPr>
+      <w:r>
+        <w:rPr>
+          <w:rFonts w:ascii="Calibri" w:cs="Calibri" w:eastAsia="Calibri" w:hAnsi="Calibri"/>
+          <w:b w:val="false"/>
+          <w:bCs w:val="false"/>
+          <w:color w:val="1B2027"/>
+          <w:sz w:val="21"/>
+          <w:szCs w:val="21"/>
+        </w:rPr>
+        <w:t xml:space="preserve">Office documents go through LibreOffice, DWG through the ODA File Converter, OCR through Tesseract, DXF through </w:t>
+      </w:r>
+      <w:r>
+        <w:rPr>
+          <w:rFonts w:ascii="Consolas" w:cs="Consolas" w:eastAsia="Consolas" w:hAnsi="Consolas"/>
+          <w:b w:val="false"/>
+          <w:bCs w:val="false"/>
+          <w:color w:val="1B2027"/>
+          <w:sz w:val="19"/>
+          <w:szCs w:val="19"/>
+        </w:rPr>
+        <w:t xml:space="preserve">ezdxf</w:t>
+      </w:r>
+      <w:r>
+        <w:rPr>
+          <w:rFonts w:ascii="Calibri" w:cs="Calibri" w:eastAsia="Calibri" w:hAnsi="Calibri"/>
+          <w:b w:val="false"/>
+          <w:bCs w:val="false"/>
+          <w:color w:val="1B2027"/>
+          <w:sz w:val="21"/>
+          <w:szCs w:val="21"/>
+        </w:rPr>
+        <w:t xml:space="preserve">. None of these run in a browser, and all of them are heavy native parsers on untrusted input — §5.13.10 requires them in a sandboxed, resource-limited, network-isolated worker with a timeout, out of process.</w:t>
+      </w:r>
+    </w:p>
+    <w:p>
+      <w:pPr>
+        <w:spacing w:after="140" w:line="276"/>
+      </w:pPr>
+      <w:r>
+        <w:rPr>
+          <w:rFonts w:ascii="Calibri" w:cs="Calibri" w:eastAsia="Calibri" w:hAnsi="Calibri"/>
+          <w:b w:val="false"/>
+          <w:bCs w:val="false"/>
+          <w:color w:val="1B2027"/>
+          <w:sz w:val="21"/>
+          <w:szCs w:val="21"/>
+        </w:rPr>
+        <w:t xml:space="preserve">This is the constraint that rules out the otherwise-attractive design where the browser fetches straight from the customer’s storage and we never see the file: </w:t>
+      </w:r>
+      <w:r>
+        <w:rPr>
+          <w:rFonts w:ascii="Calibri" w:cs="Calibri" w:eastAsia="Calibri" w:hAnsi="Calibri"/>
+          <w:b/>
+          <w:bCs/>
+          <w:color w:val="1B2027"/>
+          <w:sz w:val="21"/>
+          <w:szCs w:val="21"/>
+        </w:rPr>
+        <w:t xml:space="preserve">that architecture cannot render a .docx at all.</w:t>
+      </w:r>
+    </w:p>
+    <w:p>
+      <w:pPr>
+        <w:pStyle w:val="Heading2"/>
+        <w:spacing w:after="140" w:before="280"/>
+      </w:pPr>
+      <w:r>
+        <w:rPr>
+          <w:rFonts w:ascii="Calibri" w:cs="Calibri" w:eastAsia="Calibri" w:hAnsi="Calibri"/>
+          <w:b/>
+          <w:bCs/>
+          <w:color w:val="0F7A83"/>
+          <w:sz w:val="25"/>
+          <w:szCs w:val="25"/>
+        </w:rPr>
+        <w:t xml:space="preserve">6.1  DWG — resolved by removing the encumbered binary</w:t>
+      </w:r>
+    </w:p>
+    <w:p>
+      <w:pPr>
+        <w:spacing w:after="140" w:line="276"/>
+      </w:pPr>
+      <w:r>
+        <w:rPr>
+          <w:rFonts w:ascii="Calibri" w:cs="Calibri" w:eastAsia="Calibri" w:hAnsi="Calibri"/>
+          <w:b/>
+          <w:bCs/>
+          <w:color w:val="1B2027"/>
+          <w:sz w:val="21"/>
+          <w:szCs w:val="21"/>
+        </w:rPr>
+        <w:t xml:space="preserve">Changed since the last issue.</w:t>
+      </w:r>
+      <w:r>
+        <w:rPr>
+          <w:rFonts w:ascii="Calibri" w:cs="Calibri" w:eastAsia="Calibri" w:hAnsi="Calibri"/>
+          <w:b w:val="false"/>
+          <w:bCs w:val="false"/>
+          <w:color w:val="1B2027"/>
+          <w:sz w:val="21"/>
+          <w:szCs w:val="21"/>
+        </w:rPr>
+        <w:t xml:space="preserve"> Two tools can turn binary DWG into DXF, and they had opposite licence problems.</w:t>
       </w:r>
     </w:p>
     <w:tbl>
@@ -3767,13 +5582,81 @@
             <w:r>
               <w:rPr>
                 <w:rFonts w:ascii="Calibri" w:cs="Calibri" w:eastAsia="Calibri" w:hAnsi="Calibri"/>
+                <w:b/>
+                <w:bCs/>
+                <w:color w:val="0F7A83"/>
+                <w:sz w:val="19"/>
+                <w:szCs w:val="19"/>
+              </w:rPr>
+              <w:t xml:space="preserve">No longer — removed</w:t>
+            </w:r>
+          </w:p>
+        </w:tc>
+        <w:tc>
+          <w:tcPr>
+            <w:tcW w:type="dxa" w:w="3673"/>
+            <w:tcBorders>
+              <w:top w:val="single" w:color="D9D7D1" w:sz="4"/>
+              <w:left w:val="single" w:color="D9D7D1" w:sz="4"/>
+              <w:bottom w:val="single" w:color="D9D7D1" w:sz="4"/>
+              <w:right w:val="single" w:color="D9D7D1" w:sz="4"/>
+            </w:tcBorders>
+            <w:tcMar>
+              <w:top w:type="dxa" w:w="90"/>
+              <w:left w:type="dxa" w:w="120"/>
+              <w:bottom w:type="dxa" w:w="90"/>
+              <w:right w:type="dxa" w:w="120"/>
+            </w:tcMar>
+          </w:tcPr>
+          <w:p>
+            <w:pPr>
+              <w:spacing w:after="40" w:line="240"/>
+            </w:pPr>
+            <w:r>
+              <w:rPr>
+                <w:rFonts w:ascii="Calibri" w:cs="Calibri" w:eastAsia="Calibri" w:hAnsi="Calibri"/>
                 <w:b w:val="false"/>
                 <w:bCs w:val="false"/>
                 <w:color w:val="1B2027"/>
                 <w:sz w:val="19"/>
                 <w:szCs w:val="19"/>
               </w:rPr>
-              <w:t xml:space="preserve">Yes</w:t>
+              <w:t xml:space="preserve">No — the operator supplies it</w:t>
+            </w:r>
+          </w:p>
+        </w:tc>
+      </w:tr>
+      <w:tr>
+        <w:tc>
+          <w:tcPr>
+            <w:tcW w:type="dxa" w:w="2400"/>
+            <w:tcBorders>
+              <w:top w:val="single" w:color="D9D7D1" w:sz="4"/>
+              <w:left w:val="single" w:color="D9D7D1" w:sz="4"/>
+              <w:bottom w:val="single" w:color="D9D7D1" w:sz="4"/>
+              <w:right w:val="single" w:color="D9D7D1" w:sz="4"/>
+            </w:tcBorders>
+            <w:tcMar>
+              <w:top w:type="dxa" w:w="90"/>
+              <w:left w:type="dxa" w:w="120"/>
+              <w:bottom w:type="dxa" w:w="90"/>
+              <w:right w:type="dxa" w:w="120"/>
+            </w:tcMar>
+          </w:tcPr>
+          <w:p>
+            <w:pPr>
+              <w:spacing w:after="40" w:line="240"/>
+            </w:pPr>
+            <w:r>
+              <w:rPr>
+                <w:rFonts w:ascii="Calibri" w:cs="Calibri" w:eastAsia="Calibri" w:hAnsi="Calibri"/>
+                <w:b/>
+                <w:bCs/>
+                <w:color w:val="1B2027"/>
+                <w:sz w:val="19"/>
+                <w:szCs w:val="19"/>
+              </w:rPr>
+              <w:t xml:space="preserve">The problem it had</w:t>
             </w:r>
           </w:p>
         </w:tc>
@@ -3786,6 +5669,7 @@
               <w:bottom w:val="single" w:color="D9D7D1" w:sz="4"/>
               <w:right w:val="single" w:color="D9D7D1" w:sz="4"/>
             </w:tcBorders>
+            <w:shd w:fill="FBEDEC" w:color="auto" w:val="clear"/>
             <w:tcMar>
               <w:top w:type="dxa" w:w="90"/>
               <w:left w:type="dxa" w:w="120"/>
@@ -3806,76 +5690,7 @@
                 <w:sz w:val="19"/>
                 <w:szCs w:val="19"/>
               </w:rPr>
-              <w:t xml:space="preserve">No</w:t>
-            </w:r>
-          </w:p>
-        </w:tc>
-      </w:tr>
-      <w:tr>
-        <w:tc>
-          <w:tcPr>
-            <w:tcW w:type="dxa" w:w="2400"/>
-            <w:tcBorders>
-              <w:top w:val="single" w:color="D9D7D1" w:sz="4"/>
-              <w:left w:val="single" w:color="D9D7D1" w:sz="4"/>
-              <w:bottom w:val="single" w:color="D9D7D1" w:sz="4"/>
-              <w:right w:val="single" w:color="D9D7D1" w:sz="4"/>
-            </w:tcBorders>
-            <w:tcMar>
-              <w:top w:type="dxa" w:w="90"/>
-              <w:left w:type="dxa" w:w="120"/>
-              <w:bottom w:type="dxa" w:w="90"/>
-              <w:right w:type="dxa" w:w="120"/>
-            </w:tcMar>
-          </w:tcPr>
-          <w:p>
-            <w:pPr>
-              <w:spacing w:after="40" w:line="240"/>
-            </w:pPr>
-            <w:r>
-              <w:rPr>
-                <w:rFonts w:ascii="Calibri" w:cs="Calibri" w:eastAsia="Calibri" w:hAnsi="Calibri"/>
-                <w:b/>
-                <w:bCs/>
-                <w:color w:val="1B2027"/>
-                <w:sz w:val="19"/>
-                <w:szCs w:val="19"/>
-              </w:rPr>
-              <w:t xml:space="preserve">The problem</w:t>
-            </w:r>
-          </w:p>
-        </w:tc>
-        <w:tc>
-          <w:tcPr>
-            <w:tcW w:type="dxa" w:w="3673"/>
-            <w:tcBorders>
-              <w:top w:val="single" w:color="D9D7D1" w:sz="4"/>
-              <w:left w:val="single" w:color="D9D7D1" w:sz="4"/>
-              <w:bottom w:val="single" w:color="D9D7D1" w:sz="4"/>
-              <w:right w:val="single" w:color="D9D7D1" w:sz="4"/>
-            </w:tcBorders>
-            <w:shd w:fill="FBEDEC" w:color="auto" w:val="clear"/>
-            <w:tcMar>
-              <w:top w:type="dxa" w:w="90"/>
-              <w:left w:type="dxa" w:w="120"/>
-              <w:bottom w:type="dxa" w:w="90"/>
-              <w:right w:type="dxa" w:w="120"/>
-            </w:tcMar>
-          </w:tcPr>
-          <w:p>
-            <w:pPr>
-              <w:spacing w:after="40" w:line="240"/>
-            </w:pPr>
-            <w:r>
-              <w:rPr>
-                <w:rFonts w:ascii="Calibri" w:cs="Calibri" w:eastAsia="Calibri" w:hAnsi="Calibri"/>
-                <w:b w:val="false"/>
-                <w:bCs w:val="false"/>
-                <w:color w:val="1B2027"/>
-                <w:sz w:val="19"/>
-                <w:szCs w:val="19"/>
-              </w:rPr>
-              <w:t xml:space="preserve">We ship it and owe every recipient corresponding source, which we do not provide</w:t>
+              <w:t xml:space="preserve">We shipped it and owed every recipient corresponding source we did not provide, so any distribution of the image was a breach</w:t>
             </w:r>
           </w:p>
         </w:tc>
@@ -3928,7 +5743,7 @@
           <w:sz w:val="17"/>
           <w:szCs w:val="17"/>
         </w:rPr>
-        <w:t xml:space="preserve">Table 3 — Two converters, opposite licence problems.</w:t>
+        <w:t xml:space="preserve">Table 4 — Two converters, opposite licence problems — and how the first one was ended.</w:t>
       </w:r>
     </w:p>
     <w:p>
@@ -3938,57 +5753,68 @@
       <w:r>
         <w:rPr>
           <w:rFonts w:ascii="Calibri" w:cs="Calibri" w:eastAsia="Calibri" w:hAnsi="Calibri"/>
-          <w:b w:val="false"/>
-          <w:bCs w:val="false"/>
-          <w:color w:val="1B2027"/>
-          <w:sz w:val="21"/>
-          <w:szCs w:val="21"/>
-        </w:rPr>
-        <w:t xml:space="preserve">Running our own SaaS conceals this — the image never leaves us. The moment the product is installed by a customer, both problems are real on every install. Recorded as ADR 13 (</w:t>
-      </w:r>
-      <w:r>
-        <w:rPr>
-          <w:rFonts w:ascii="Consolas" w:cs="Consolas" w:eastAsia="Consolas" w:hAnsi="Consolas"/>
-          <w:b w:val="false"/>
-          <w:bCs w:val="false"/>
-          <w:color w:val="1B2027"/>
-          <w:sz w:val="19"/>
-          <w:szCs w:val="19"/>
-        </w:rPr>
-        <w:t xml:space="preserve">cde-platform</w:t>
-      </w:r>
-      <w:r>
-        <w:rPr>
-          <w:rFonts w:ascii="Calibri" w:cs="Calibri" w:eastAsia="Calibri" w:hAnsi="Calibri"/>
-          <w:b w:val="false"/>
-          <w:bCs w:val="false"/>
-          <w:color w:val="1B2027"/>
-          <w:sz w:val="21"/>
-          <w:szCs w:val="21"/>
-        </w:rPr>
-        <w:t xml:space="preserve">, </w:t>
-      </w:r>
-      <w:r>
-        <w:rPr>
-          <w:rFonts w:ascii="Consolas" w:cs="Consolas" w:eastAsia="Consolas" w:hAnsi="Consolas"/>
-          <w:b w:val="false"/>
-          <w:bCs w:val="false"/>
-          <w:color w:val="1B2027"/>
-          <w:sz w:val="19"/>
-          <w:szCs w:val="19"/>
-        </w:rPr>
-        <w:t xml:space="preserve">docs/adr/0013-dwg-conversion-in-a-distributed-product.md</w:t>
-      </w:r>
-      <w:r>
-        <w:rPr>
-          <w:rFonts w:ascii="Calibri" w:cs="Calibri" w:eastAsia="Calibri" w:hAnsi="Calibri"/>
-          <w:b w:val="false"/>
-          <w:bCs w:val="false"/>
-          <w:color w:val="1B2027"/>
-          <w:sz w:val="21"/>
-          <w:szCs w:val="21"/>
-        </w:rPr>
-        <w:t xml:space="preserve">), referred to counsel, unresolved.</w:t>
+          <w:b/>
+          <w:bCs/>
+          <w:color w:val="1B2027"/>
+          <w:sz w:val="21"/>
+          <w:szCs w:val="21"/>
+        </w:rPr>
+        <w:t xml:space="preserve">ADR 13 was resolved on 2026-09-08 by deleting the problem rather than answering it.</w:t>
+      </w:r>
+      <w:r>
+        <w:rPr>
+          <w:rFonts w:ascii="Calibri" w:cs="Calibri" w:eastAsia="Calibri" w:hAnsi="Calibri"/>
+          <w:b w:val="false"/>
+          <w:bCs w:val="false"/>
+          <w:color w:val="1B2027"/>
+          <w:sz w:val="21"/>
+          <w:szCs w:val="21"/>
+        </w:rPr>
+        <w:t xml:space="preserve"> LibreDWG is gone from the converter image, so nothing encumbered is distributed and the licence finding closes by deletion. The image now contains </w:t>
+      </w:r>
+      <w:r>
+        <w:rPr>
+          <w:rFonts w:ascii="Calibri" w:cs="Calibri" w:eastAsia="Calibri" w:hAnsi="Calibri"/>
+          <w:b/>
+          <w:bCs/>
+          <w:color w:val="1B2027"/>
+          <w:sz w:val="21"/>
+          <w:szCs w:val="21"/>
+        </w:rPr>
+        <w:t xml:space="preserve">no DWG reader at all</w:t>
+      </w:r>
+      <w:r>
+        <w:rPr>
+          <w:rFonts w:ascii="Calibri" w:cs="Calibri" w:eastAsia="Calibri" w:hAnsi="Calibri"/>
+          <w:b w:val="false"/>
+          <w:bCs w:val="false"/>
+          <w:color w:val="1B2027"/>
+          <w:sz w:val="21"/>
+          <w:szCs w:val="21"/>
+        </w:rPr>
+        <w:t xml:space="preserve">; DWG requires an operator-supplied ODA File Converter, mounted into the container and pointed at by </w:t>
+      </w:r>
+      <w:r>
+        <w:rPr>
+          <w:rFonts w:ascii="Consolas" w:cs="Consolas" w:eastAsia="Consolas" w:hAnsi="Consolas"/>
+          <w:b w:val="false"/>
+          <w:bCs w:val="false"/>
+          <w:color w:val="1B2027"/>
+          <w:sz w:val="19"/>
+          <w:szCs w:val="19"/>
+        </w:rPr>
+        <w:t xml:space="preserve">ODA_PATH</w:t>
+      </w:r>
+      <w:r>
+        <w:rPr>
+          <w:rFonts w:ascii="Calibri" w:cs="Calibri" w:eastAsia="Calibri" w:hAnsi="Calibri"/>
+          <w:b w:val="false"/>
+          <w:bCs w:val="false"/>
+          <w:color w:val="1B2027"/>
+          <w:sz w:val="21"/>
+          <w:szCs w:val="21"/>
+        </w:rPr>
+        <w:t xml:space="preserve">.</w:t>
       </w:r>
     </w:p>
     <w:p>
@@ -4004,6 +5830,44 @@
           <w:sz w:val="21"/>
           <w:szCs w:val="21"/>
         </w:rPr>
+        <w:t xml:space="preserve">That is a smaller product and a defensible one. It also costs nothing in fidelity — ODA is the reference implementation, and the pipeline was designed around it before LibreDWG was added as a fallback. Every other format is unaffected: DXF renders through </w:t>
+      </w:r>
+      <w:r>
+        <w:rPr>
+          <w:rFonts w:ascii="Consolas" w:cs="Consolas" w:eastAsia="Consolas" w:hAnsi="Consolas"/>
+          <w:b w:val="false"/>
+          <w:bCs w:val="false"/>
+          <w:color w:val="1B2027"/>
+          <w:sz w:val="19"/>
+          <w:szCs w:val="19"/>
+        </w:rPr>
+        <w:t xml:space="preserve">ezdxf</w:t>
+      </w:r>
+      <w:r>
+        <w:rPr>
+          <w:rFonts w:ascii="Calibri" w:cs="Calibri" w:eastAsia="Calibri" w:hAnsi="Calibri"/>
+          <w:b w:val="false"/>
+          <w:bCs w:val="false"/>
+          <w:color w:val="1B2027"/>
+          <w:sz w:val="21"/>
+          <w:szCs w:val="21"/>
+        </w:rPr>
+        <w:t xml:space="preserve"> with no external tool, and Office, PDF and IFC never touched LibreDWG. The counsel questions become live again only if bundled DWG is ever wanted.</w:t>
+      </w:r>
+    </w:p>
+    <w:p>
+      <w:pPr>
+        <w:spacing w:after="140" w:line="276"/>
+      </w:pPr>
+      <w:r>
+        <w:rPr>
+          <w:rFonts w:ascii="Calibri" w:cs="Calibri" w:eastAsia="Calibri" w:hAnsi="Calibri"/>
+          <w:b w:val="false"/>
+          <w:bCs w:val="false"/>
+          <w:color w:val="1B2027"/>
+          <w:sz w:val="21"/>
+          <w:szCs w:val="21"/>
+        </w:rPr>
         <w:t xml:space="preserve">A supplied ODA is fully supported: discovered from a directory or a binary, launched inside a virtual framebuffer (it is a Qt application and opens a display even converting from the command line), probed once at startup, and reported as </w:t>
       </w:r>
       <w:r>
@@ -4048,7 +5912,61 @@
           <w:sz w:val="21"/>
           <w:szCs w:val="21"/>
         </w:rPr>
-        <w:t xml:space="preserve">.</w:t>
+        <w:t xml:space="preserve"> — a mount missing its libraries or its execute bit is present and useless.</w:t>
+      </w:r>
+    </w:p>
+    <w:p>
+      <w:pPr>
+        <w:pBdr>
+          <w:left w:val="single" w:color="C4342A" w:sz="18" w:space="8"/>
+        </w:pBdr>
+        <w:shd w:fill="FBEDEC" w:color="auto" w:val="clear"/>
+        <w:spacing w:after="180" w:before="140"/>
+        <w:ind w:left="120" w:right="120"/>
+      </w:pPr>
+      <w:r>
+        <w:rPr>
+          <w:rFonts w:ascii="Consolas" w:cs="Consolas" w:eastAsia="Consolas" w:hAnsi="Consolas"/>
+          <w:b w:val="false"/>
+          <w:bCs w:val="false"/>
+          <w:color w:val="1B2027"/>
+          <w:sz w:val="19"/>
+          <w:szCs w:val="19"/>
+        </w:rPr>
+        <w:t xml:space="preserve">libredwgInstalled</w:t>
+      </w:r>
+      <w:r>
+        <w:rPr>
+          <w:rFonts w:ascii="Calibri" w:cs="Calibri" w:eastAsia="Calibri" w:hAnsi="Calibri"/>
+          <w:b w:val="false"/>
+          <w:bCs w:val="false"/>
+          <w:color w:val="1B2027"/>
+          <w:sz w:val="21"/>
+          <w:szCs w:val="21"/>
+        </w:rPr>
+        <w:t xml:space="preserve"> remains in the status response, always </w:t>
+      </w:r>
+      <w:r>
+        <w:rPr>
+          <w:rFonts w:ascii="Consolas" w:cs="Consolas" w:eastAsia="Consolas" w:hAnsi="Consolas"/>
+          <w:b w:val="false"/>
+          <w:bCs w:val="false"/>
+          <w:color w:val="1B2027"/>
+          <w:sz w:val="19"/>
+          <w:szCs w:val="19"/>
+        </w:rPr>
+        <w:t xml:space="preserve">false</w:t>
+      </w:r>
+      <w:r>
+        <w:rPr>
+          <w:rFonts w:ascii="Calibri" w:cs="Calibri" w:eastAsia="Calibri" w:hAnsi="Calibri"/>
+          <w:b w:val="false"/>
+          <w:bCs w:val="false"/>
+          <w:color w:val="1B2027"/>
+          <w:sz w:val="21"/>
+          <w:szCs w:val="21"/>
+        </w:rPr>
+        <w:t xml:space="preserve">, marked deprecated with a sunset of 2027-04-01. §3.4 forbids removing a field inside an API version without at least six months’ notice, and a client branching on it reads the truth — the tool is not installed.</w:t>
       </w:r>
     </w:p>
     <w:p>
@@ -4065,7 +5983,7 @@
           <w:sz w:val="30"/>
           <w:szCs w:val="30"/>
         </w:rPr>
-        <w:t xml:space="preserve">6.  Document ingress</w:t>
+        <w:t xml:space="preserve">7.  Document ingress</w:t>
       </w:r>
     </w:p>
     <w:p>
@@ -4081,7 +5999,7 @@
           <w:sz w:val="21"/>
           <w:szCs w:val="21"/>
         </w:rPr>
-        <w:t xml:space="preserve">The one integration exchange that is built. The host mints a short-lived URL with its own credentials and posts it; the viewer fetches once, converts, and discards.</w:t>
+        <w:t xml:space="preserve">The server-side half of exchange 3, and the one an integrator can use without embedding anything. The host mints a short-lived URL with its own credentials and posts it; the viewer fetches once, converts, and discards.</w:t>
       </w:r>
     </w:p>
     <w:tbl>
@@ -5048,7 +6966,7 @@
           <w:sz w:val="17"/>
           <w:szCs w:val="17"/>
         </w:rPr>
-        <w:t xml:space="preserve">Figure 2 — The one exchange that is built, end to end. Stages 1, 7 and 8 are yours; 2 to 6 are ours. Always send an Idempotency-Key so a timed-out retry returns the same job rather than converting twice.</w:t>
+        <w:t xml:space="preserve">Figure 2 — The conversion API, end to end. Stages 1, 7 and 8 are yours; 2 to 6 are ours. Always send an Idempotency-Key so a timed-out retry returns the same job rather than converting twice. An embedded viewer opening a PDF skips this path entirely — the browser fetches your URL directly and no server of ours sees the file.</w:t>
       </w:r>
     </w:p>
     <w:p>
@@ -5217,7 +7135,23 @@
           <w:sz w:val="25"/>
           <w:szCs w:val="25"/>
         </w:rPr>
-        <w:t xml:space="preserve">6.1  The gap under this</w:t>
+        <w:t xml:space="preserve">7.1  The gap under this, narrowed but not closed</w:t>
+      </w:r>
+    </w:p>
+    <w:p>
+      <w:pPr>
+        <w:spacing w:after="140" w:line="276"/>
+      </w:pPr>
+      <w:r>
+        <w:rPr>
+          <w:rFonts w:ascii="Calibri" w:cs="Calibri" w:eastAsia="Calibri" w:hAnsi="Calibri"/>
+          <w:b w:val="false"/>
+          <w:bCs w:val="false"/>
+          <w:color w:val="1B2027"/>
+          <w:sz w:val="21"/>
+          <w:szCs w:val="21"/>
+        </w:rPr>
+        <w:t xml:space="preserve">The two halves now meet for one format. The embed opens a PDF by fetching the host’s URL directly from the browser — no server of ours is involved, which is the best possible answer for the one format that needs no conversion.</w:t>
       </w:r>
     </w:p>
     <w:p>
@@ -5232,13 +7166,24 @@
       <w:r>
         <w:rPr>
           <w:rFonts w:ascii="Calibri" w:cs="Calibri" w:eastAsia="Calibri" w:hAnsi="Calibri"/>
-          <w:b w:val="false"/>
-          <w:bCs w:val="false"/>
-          <w:color w:val="1B2027"/>
-          <w:sz w:val="21"/>
-          <w:szCs w:val="21"/>
-        </w:rPr>
-        <w:t xml:space="preserve">The viewer’s own front end has never called </w:t>
+          <w:b/>
+          <w:bCs/>
+          <w:color w:val="1B2027"/>
+          <w:sz w:val="21"/>
+          <w:szCs w:val="21"/>
+        </w:rPr>
+        <w:t xml:space="preserve">For every other format the halves still do not meet.</w:t>
+      </w:r>
+      <w:r>
+        <w:rPr>
+          <w:rFonts w:ascii="Calibri" w:cs="Calibri" w:eastAsia="Calibri" w:hAnsi="Calibri"/>
+          <w:b w:val="false"/>
+          <w:bCs w:val="false"/>
+          <w:color w:val="1B2027"/>
+          <w:sz w:val="21"/>
+          <w:szCs w:val="21"/>
+        </w:rPr>
+        <w:t xml:space="preserve"> </w:t>
       </w:r>
       <w:r>
         <w:rPr>
@@ -5260,7 +7205,73 @@
           <w:sz w:val="21"/>
           <w:szCs w:val="21"/>
         </w:rPr>
-        <w:t xml:space="preserve">. It still reads </w:t>
+        <w:t xml:space="preserve"> works and the embed does not call it, so an embedded viewer asked for a </w:t>
+      </w:r>
+      <w:r>
+        <w:rPr>
+          <w:rFonts w:ascii="Consolas" w:cs="Consolas" w:eastAsia="Consolas" w:hAnsi="Consolas"/>
+          <w:b w:val="false"/>
+          <w:bCs w:val="false"/>
+          <w:color w:val="1B2027"/>
+          <w:sz w:val="19"/>
+          <w:szCs w:val="19"/>
+        </w:rPr>
+        <w:t xml:space="preserve">.docx</w:t>
+      </w:r>
+      <w:r>
+        <w:rPr>
+          <w:rFonts w:ascii="Calibri" w:cs="Calibri" w:eastAsia="Calibri" w:hAnsi="Calibri"/>
+          <w:b w:val="false"/>
+          <w:bCs w:val="false"/>
+          <w:color w:val="1B2027"/>
+          <w:sz w:val="21"/>
+          <w:szCs w:val="21"/>
+        </w:rPr>
+        <w:t xml:space="preserve"> or an </w:t>
+      </w:r>
+      <w:r>
+        <w:rPr>
+          <w:rFonts w:ascii="Consolas" w:cs="Consolas" w:eastAsia="Consolas" w:hAnsi="Consolas"/>
+          <w:b w:val="false"/>
+          <w:bCs w:val="false"/>
+          <w:color w:val="1B2027"/>
+          <w:sz w:val="19"/>
+          <w:szCs w:val="19"/>
+        </w:rPr>
+        <w:t xml:space="preserve">.ifc</w:t>
+      </w:r>
+      <w:r>
+        <w:rPr>
+          <w:rFonts w:ascii="Calibri" w:cs="Calibri" w:eastAsia="Calibri" w:hAnsi="Calibri"/>
+          <w:b w:val="false"/>
+          <w:bCs w:val="false"/>
+          <w:color w:val="1B2027"/>
+          <w:sz w:val="21"/>
+          <w:szCs w:val="21"/>
+        </w:rPr>
+        <w:t xml:space="preserve"> returns a 415 </w:t>
+      </w:r>
+      <w:r>
+        <w:rPr>
+          <w:rFonts w:ascii="Consolas" w:cs="Consolas" w:eastAsia="Consolas" w:hAnsi="Consolas"/>
+          <w:b w:val="false"/>
+          <w:bCs w:val="false"/>
+          <w:color w:val="1B2027"/>
+          <w:sz w:val="19"/>
+          <w:szCs w:val="19"/>
+        </w:rPr>
+        <w:t xml:space="preserve">conversion-required</w:t>
+      </w:r>
+      <w:r>
+        <w:rPr>
+          <w:rFonts w:ascii="Calibri" w:cs="Calibri" w:eastAsia="Calibri" w:hAnsi="Calibri"/>
+          <w:b w:val="false"/>
+          <w:bCs w:val="false"/>
+          <w:color w:val="1B2027"/>
+          <w:sz w:val="21"/>
+          <w:szCs w:val="21"/>
+        </w:rPr>
+        <w:t xml:space="preserve"> rather than converting it. The application’s own front end likewise still reads </w:t>
       </w:r>
       <w:r>
         <w:rPr>
@@ -5304,7 +7315,7 @@
           <w:sz w:val="21"/>
           <w:szCs w:val="21"/>
         </w:rPr>
-        <w:t xml:space="preserve">, which assume the platform owns the document. The product has two halves that do not meet: an ingress for the host’s storage with no interface on it, and an interface that only opens documents we already hold.</w:t>
+        <w:t xml:space="preserve">, which assume the platform owns the document. Wiring the embed to the conversion service is the single change that turns “PDF only” into the format list in section 6.</w:t>
       </w:r>
     </w:p>
     <w:p>
@@ -5321,7 +7332,7 @@
           <w:sz w:val="30"/>
           <w:szCs w:val="30"/>
         </w:rPr>
-        <w:t xml:space="preserve">7.  State</w:t>
+        <w:t xml:space="preserve">8.  State</w:t>
       </w:r>
     </w:p>
     <w:p>
@@ -5414,7 +7425,7 @@
           <w:sz w:val="30"/>
           <w:szCs w:val="30"/>
         </w:rPr>
-        <w:t xml:space="preserve">8.  Accessibility architecture</w:t>
+        <w:t xml:space="preserve">9.  Accessibility architecture</w:t>
       </w:r>
     </w:p>
     <w:p>
@@ -5587,7 +7598,7 @@
           <w:sz w:val="30"/>
           <w:szCs w:val="30"/>
         </w:rPr>
-        <w:t xml:space="preserve">9.  Security posture</w:t>
+        <w:t xml:space="preserve">10.  Security posture</w:t>
       </w:r>
     </w:p>
     <w:p>
@@ -5997,6 +8008,7 @@
               <w:bottom w:val="single" w:color="D9D7D1" w:sz="4"/>
               <w:right w:val="single" w:color="D9D7D1" w:sz="4"/>
             </w:tcBorders>
+            <w:shd w:fill="FBEDEC" w:color="auto" w:val="clear"/>
             <w:tcMar>
               <w:top w:type="dxa" w:w="90"/>
               <w:left w:type="dxa" w:w="120"/>
@@ -6017,7 +8029,7 @@
                 <w:sz w:val="19"/>
                 <w:szCs w:val="19"/>
               </w:rPr>
-              <w:t xml:space="preserve">Platform response headers</w:t>
+              <w:t xml:space="preserve">Platform response headers — still frame-ancestors 'none' globally</w:t>
             </w:r>
           </w:p>
         </w:tc>
@@ -6030,6 +8042,7 @@
               <w:bottom w:val="single" w:color="D9D7D1" w:sz="4"/>
               <w:right w:val="single" w:color="D9D7D1" w:sz="4"/>
             </w:tcBorders>
+            <w:shd w:fill="FBEDEC" w:color="auto" w:val="clear"/>
             <w:tcMar>
               <w:top w:type="dxa" w:w="90"/>
               <w:left w:type="dxa" w:w="120"/>
@@ -6050,7 +8063,7 @@
                 <w:sz w:val="19"/>
                 <w:szCs w:val="19"/>
               </w:rPr>
-              <w:t xml:space="preserve">Must become per-deployment, because embedding requires relaxing frame-ancestors</w:t>
+              <w:t xml:space="preserve">Must become a per-tenant allow-list on the embed route only. NOT DONE — this is what blocks the embed</w:t>
             </w:r>
           </w:p>
         </w:tc>
@@ -6273,7 +8286,7 @@
           <w:sz w:val="17"/>
           <w:szCs w:val="17"/>
         </w:rPr>
-        <w:t xml:space="preserve">Table 4 — What travels with the product and what does not.</w:t>
+        <w:t xml:space="preserve">Table 5 — What travels with the product and what does not.</w:t>
       </w:r>
     </w:p>
     <w:p>
@@ -6289,133 +8302,35 @@
           <w:sz w:val="21"/>
           <w:szCs w:val="21"/>
         </w:rPr>
-        <w:t xml:space="preserve">The last two rows matter most. A distributed viewer that assumes it owns tenancy would be wrong in a way that is expensive to unwind.</w:t>
-      </w:r>
-    </w:p>
-    <w:p>
-      <w:pPr>
-        <w:pStyle w:val="Heading1"/>
-        <w:spacing w:after="160" w:before="360"/>
-      </w:pPr>
+        <w:t xml:space="preserve">The last two rows matter most in the long run: a distributed viewer that assumes it owns tenancy would be wrong in a way that is expensive to unwind. </w:t>
+      </w:r>
       <w:r>
         <w:rPr>
           <w:rFonts w:ascii="Calibri" w:cs="Calibri" w:eastAsia="Calibri" w:hAnsi="Calibri"/>
           <w:b/>
           <w:bCs/>
           <w:color w:val="1B2027"/>
-          <w:sz w:val="30"/>
-          <w:szCs w:val="30"/>
-        </w:rPr>
-        <w:t xml:space="preserve">10.  Performance</w:t>
-      </w:r>
-    </w:p>
-    <w:p>
-      <w:pPr>
-        <w:spacing w:after="140" w:line="276"/>
-      </w:pPr>
-      <w:r>
-        <w:rPr>
-          <w:rFonts w:ascii="Calibri" w:cs="Calibri" w:eastAsia="Calibri" w:hAnsi="Calibri"/>
-          <w:b w:val="false"/>
-          <w:bCs w:val="false"/>
-          <w:color w:val="1B2027"/>
-          <w:sz w:val="21"/>
-          <w:szCs w:val="21"/>
-        </w:rPr>
-        <w:t xml:space="preserve">§7.1 applies unchanged: every interactive request under a second, bulk work async with a job id returned in under a second. Conversion is bulk by definition.</w:t>
-      </w:r>
-    </w:p>
-    <w:p>
-      <w:pPr>
-        <w:spacing w:after="140" w:line="276"/>
-      </w:pPr>
-      <w:r>
-        <w:rPr>
-          <w:rFonts w:ascii="Calibri" w:cs="Calibri" w:eastAsia="Calibri" w:hAnsi="Calibri"/>
-          <w:b w:val="false"/>
-          <w:bCs w:val="false"/>
-          <w:color w:val="1B2027"/>
-          <w:sz w:val="21"/>
-          <w:szCs w:val="21"/>
-        </w:rPr>
-        <w:t xml:space="preserve">Frontend budgets — LCP &lt; 2.0 s, INP &lt; 200 ms, CLS &lt; 0.1, initial bundle &lt; 250 KB gzipped — are the ones the viewer can actually breach on its own. The PDF and 3D renderers are the risk: both are lazy-loaded via dynamic </w:t>
-      </w:r>
-      <w:r>
-        <w:rPr>
-          <w:rFonts w:ascii="Consolas" w:cs="Consolas" w:eastAsia="Consolas" w:hAnsi="Consolas"/>
-          <w:b w:val="false"/>
-          <w:bCs w:val="false"/>
-          <w:color w:val="1B2027"/>
-          <w:sz w:val="19"/>
-          <w:szCs w:val="19"/>
-        </w:rPr>
-        <w:t xml:space="preserve">import()</w:t>
-      </w:r>
-      <w:r>
-        <w:rPr>
-          <w:rFonts w:ascii="Calibri" w:cs="Calibri" w:eastAsia="Calibri" w:hAnsi="Calibri"/>
-          <w:b w:val="false"/>
-          <w:bCs w:val="false"/>
-          <w:color w:val="1B2027"/>
-          <w:sz w:val="21"/>
-          <w:szCs w:val="21"/>
-        </w:rPr>
-        <w:t xml:space="preserve"> so they never enter the initial bundle.</w:t>
-      </w:r>
-    </w:p>
-    <w:p>
-      <w:pPr>
-        <w:spacing w:after="140" w:line="276"/>
-      </w:pPr>
-      <w:r>
-        <w:rPr>
-          <w:rFonts w:ascii="Calibri" w:cs="Calibri" w:eastAsia="Calibri" w:hAnsi="Calibri"/>
-          <w:b w:val="false"/>
-          <w:bCs w:val="false"/>
-          <w:color w:val="1B2027"/>
-          <w:sz w:val="21"/>
-          <w:szCs w:val="21"/>
-        </w:rPr>
-        <w:t xml:space="preserve">Large files never touch application memory. A 2 GB IFC streams to object storage and is processed out of process; §7.7’s prohibition on </w:t>
-      </w:r>
-      <w:r>
-        <w:rPr>
-          <w:rFonts w:ascii="Consolas" w:cs="Consolas" w:eastAsia="Consolas" w:hAnsi="Consolas"/>
-          <w:b w:val="false"/>
-          <w:bCs w:val="false"/>
-          <w:color w:val="1B2027"/>
-          <w:sz w:val="19"/>
-          <w:szCs w:val="19"/>
-        </w:rPr>
-        <w:t xml:space="preserve">readAllBytes</w:t>
-      </w:r>
-      <w:r>
-        <w:rPr>
-          <w:rFonts w:ascii="Calibri" w:cs="Calibri" w:eastAsia="Calibri" w:hAnsi="Calibri"/>
-          <w:b w:val="false"/>
-          <w:bCs w:val="false"/>
-          <w:color w:val="1B2027"/>
-          <w:sz w:val="21"/>
-          <w:szCs w:val="21"/>
-        </w:rPr>
-        <w:t xml:space="preserve"> over user content is absolute.</w:t>
-      </w:r>
-    </w:p>
-    <w:p>
-      <w:pPr>
-        <w:pStyle w:val="Heading1"/>
-        <w:spacing w:after="160" w:before="360"/>
+          <w:sz w:val="21"/>
+          <w:szCs w:val="21"/>
+        </w:rPr>
+        <w:t xml:space="preserve">The third row is what matters this week.</w:t>
+      </w:r>
+    </w:p>
+    <w:p>
+      <w:pPr>
+        <w:pStyle w:val="Heading2"/>
+        <w:spacing w:after="140" w:before="280"/>
       </w:pPr>
       <w:r>
         <w:rPr>
           <w:rFonts w:ascii="Calibri" w:cs="Calibri" w:eastAsia="Calibri" w:hAnsi="Calibri"/>
           <w:b/>
           <w:bCs/>
-          <w:color w:val="1B2027"/>
-          <w:sz w:val="30"/>
-          <w:szCs w:val="30"/>
-        </w:rPr>
-        <w:t xml:space="preserve">11.  Build and verification</w:t>
+          <w:color w:val="0F7A83"/>
+          <w:sz w:val="25"/>
+          <w:szCs w:val="25"/>
+        </w:rPr>
+        <w:t xml:space="preserve">10.1  frame-ancestors is the whole blocker</w:t>
       </w:r>
     </w:p>
     <w:p>
@@ -6424,14 +8339,195 @@
       </w:pPr>
       <w:r>
         <w:rPr>
-          <w:rFonts w:ascii="Calibri" w:cs="Calibri" w:eastAsia="Calibri" w:hAnsi="Calibri"/>
-          <w:b w:val="false"/>
-          <w:bCs w:val="false"/>
-          <w:color w:val="1B2027"/>
-          <w:sz w:val="21"/>
-          <w:szCs w:val="21"/>
-        </w:rPr>
-        <w:t xml:space="preserve">Angular 22 with TypeScript strict </w:t>
+          <w:rFonts w:ascii="Consolas" w:cs="Consolas" w:eastAsia="Consolas" w:hAnsi="Consolas"/>
+          <w:b w:val="false"/>
+          <w:bCs w:val="false"/>
+          <w:color w:val="1B2027"/>
+          <w:sz w:val="19"/>
+          <w:szCs w:val="19"/>
+        </w:rPr>
+        <w:t xml:space="preserve">SecurityConfig</w:t>
+      </w:r>
+      <w:r>
+        <w:rPr>
+          <w:rFonts w:ascii="Calibri" w:cs="Calibri" w:eastAsia="Calibri" w:hAnsi="Calibri"/>
+          <w:b w:val="false"/>
+          <w:bCs w:val="false"/>
+          <w:color w:val="1B2027"/>
+          <w:sz w:val="21"/>
+          <w:szCs w:val="21"/>
+        </w:rPr>
+        <w:t xml:space="preserve"> sets </w:t>
+      </w:r>
+      <w:r>
+        <w:rPr>
+          <w:rFonts w:ascii="Consolas" w:cs="Consolas" w:eastAsia="Consolas" w:hAnsi="Consolas"/>
+          <w:b w:val="false"/>
+          <w:bCs w:val="false"/>
+          <w:color w:val="1B2027"/>
+          <w:sz w:val="19"/>
+          <w:szCs w:val="19"/>
+        </w:rPr>
+        <w:t xml:space="preserve">Content-Security-Policy: … frame-ancestors 'none'</w:t>
+      </w:r>
+      <w:r>
+        <w:rPr>
+          <w:rFonts w:ascii="Calibri" w:cs="Calibri" w:eastAsia="Calibri" w:hAnsi="Calibri"/>
+          <w:b w:val="false"/>
+          <w:bCs w:val="false"/>
+          <w:color w:val="1B2027"/>
+          <w:sz w:val="21"/>
+          <w:szCs w:val="21"/>
+        </w:rPr>
+        <w:t xml:space="preserve"> on every route and </w:t>
+      </w:r>
+      <w:r>
+        <w:rPr>
+          <w:rFonts w:ascii="Consolas" w:cs="Consolas" w:eastAsia="Consolas" w:hAnsi="Consolas"/>
+          <w:b w:val="false"/>
+          <w:bCs w:val="false"/>
+          <w:color w:val="1B2027"/>
+          <w:sz w:val="19"/>
+          <w:szCs w:val="19"/>
+        </w:rPr>
+        <w:t xml:space="preserve">X-Frame-Options: SAMEORIGIN</w:t>
+      </w:r>
+      <w:r>
+        <w:rPr>
+          <w:rFonts w:ascii="Calibri" w:cs="Calibri" w:eastAsia="Calibri" w:hAnsi="Calibri"/>
+          <w:b w:val="false"/>
+          <w:bCs w:val="false"/>
+          <w:color w:val="1B2027"/>
+          <w:sz w:val="21"/>
+          <w:szCs w:val="21"/>
+        </w:rPr>
+        <w:t xml:space="preserve"> beneath it, and </w:t>
+      </w:r>
+      <w:r>
+        <w:rPr>
+          <w:rFonts w:ascii="Consolas" w:cs="Consolas" w:eastAsia="Consolas" w:hAnsi="Consolas"/>
+          <w:b w:val="false"/>
+          <w:bCs w:val="false"/>
+          <w:color w:val="1B2027"/>
+          <w:sz w:val="19"/>
+          <w:szCs w:val="19"/>
+        </w:rPr>
+        <w:t xml:space="preserve">SecurityHeadersTest</w:t>
+      </w:r>
+      <w:r>
+        <w:rPr>
+          <w:rFonts w:ascii="Calibri" w:cs="Calibri" w:eastAsia="Calibri" w:hAnsi="Calibri"/>
+          <w:b w:val="false"/>
+          <w:bCs w:val="false"/>
+          <w:color w:val="1B2027"/>
+          <w:sz w:val="21"/>
+          <w:szCs w:val="21"/>
+        </w:rPr>
+        <w:t xml:space="preserve"> asserts both. Nothing in </w:t>
+      </w:r>
+      <w:r>
+        <w:rPr>
+          <w:rFonts w:ascii="Consolas" w:cs="Consolas" w:eastAsia="Consolas" w:hAnsi="Consolas"/>
+          <w:b w:val="false"/>
+          <w:bCs w:val="false"/>
+          <w:color w:val="1B2027"/>
+          <w:sz w:val="19"/>
+          <w:szCs w:val="19"/>
+        </w:rPr>
+        <w:t xml:space="preserve">src/main</w:t>
+      </w:r>
+      <w:r>
+        <w:rPr>
+          <w:rFonts w:ascii="Calibri" w:cs="Calibri" w:eastAsia="Calibri" w:hAnsi="Calibri"/>
+          <w:b w:val="false"/>
+          <w:bCs w:val="false"/>
+          <w:color w:val="1B2027"/>
+          <w:sz w:val="21"/>
+          <w:szCs w:val="21"/>
+        </w:rPr>
+        <w:t xml:space="preserve"> reads a per-tenant embed origin; the only origin configuration that exists is for CORS. So a customer framing the viewer gets a browser-level refusal before </w:t>
+      </w:r>
+      <w:r>
+        <w:rPr>
+          <w:rFonts w:ascii="Consolas" w:cs="Consolas" w:eastAsia="Consolas" w:hAnsi="Consolas"/>
+          <w:b w:val="false"/>
+          <w:bCs w:val="false"/>
+          <w:color w:val="1B2027"/>
+          <w:sz w:val="19"/>
+          <w:szCs w:val="19"/>
+        </w:rPr>
+        <w:t xml:space="preserve">viewer.ready</w:t>
+      </w:r>
+      <w:r>
+        <w:rPr>
+          <w:rFonts w:ascii="Calibri" w:cs="Calibri" w:eastAsia="Calibri" w:hAnsi="Calibri"/>
+          <w:b w:val="false"/>
+          <w:bCs w:val="false"/>
+          <w:color w:val="1B2027"/>
+          <w:sz w:val="21"/>
+          <w:szCs w:val="21"/>
+        </w:rPr>
+        <w:t xml:space="preserve"> is ever posted.</w:t>
+      </w:r>
+    </w:p>
+    <w:p>
+      <w:pPr>
+        <w:spacing w:after="140" w:line="276"/>
+      </w:pPr>
+      <w:r>
+        <w:rPr>
+          <w:rFonts w:ascii="Calibri" w:cs="Calibri" w:eastAsia="Calibri" w:hAnsi="Calibri"/>
+          <w:b w:val="false"/>
+          <w:bCs w:val="false"/>
+          <w:color w:val="1B2027"/>
+          <w:sz w:val="21"/>
+          <w:szCs w:val="21"/>
+        </w:rPr>
+        <w:t xml:space="preserve">ADR 14 named this in its consequences and it has not been done. The shape it has to take is already decided: </w:t>
+      </w:r>
+      <w:r>
+        <w:rPr>
+          <w:rFonts w:ascii="Consolas" w:cs="Consolas" w:eastAsia="Consolas" w:hAnsi="Consolas"/>
+          <w:b w:val="false"/>
+          <w:bCs w:val="false"/>
+          <w:color w:val="1B2027"/>
+          <w:sz w:val="19"/>
+          <w:szCs w:val="19"/>
+        </w:rPr>
+        <w:t xml:space="preserve">frame-ancestors</w:t>
+      </w:r>
+      <w:r>
+        <w:rPr>
+          <w:rFonts w:ascii="Calibri" w:cs="Calibri" w:eastAsia="Calibri" w:hAnsi="Calibri"/>
+          <w:b w:val="false"/>
+          <w:bCs w:val="false"/>
+          <w:color w:val="1B2027"/>
+          <w:sz w:val="21"/>
+          <w:szCs w:val="21"/>
+        </w:rPr>
+        <w:t xml:space="preserve"> stays </w:t>
+      </w:r>
+      <w:r>
+        <w:rPr>
+          <w:rFonts w:ascii="Consolas" w:cs="Consolas" w:eastAsia="Consolas" w:hAnsi="Consolas"/>
+          <w:b w:val="false"/>
+          <w:bCs w:val="false"/>
+          <w:color w:val="1B2027"/>
+          <w:sz w:val="19"/>
+          <w:szCs w:val="19"/>
+        </w:rPr>
+        <w:t xml:space="preserve">'none'</w:t>
+      </w:r>
+      <w:r>
+        <w:rPr>
+          <w:rFonts w:ascii="Calibri" w:cs="Calibri" w:eastAsia="Calibri" w:hAnsi="Calibri"/>
+          <w:b w:val="false"/>
+          <w:bCs w:val="false"/>
+          <w:color w:val="1B2027"/>
+          <w:sz w:val="21"/>
+          <w:szCs w:val="21"/>
+        </w:rPr>
+        <w:t xml:space="preserve"> everywhere </w:t>
       </w:r>
       <w:r>
         <w:rPr>
@@ -6442,40 +8538,106 @@
           <w:sz w:val="21"/>
           <w:szCs w:val="21"/>
         </w:rPr>
-        <w:t xml:space="preserve">and</w:t>
-      </w:r>
-      <w:r>
-        <w:rPr>
-          <w:rFonts w:ascii="Calibri" w:cs="Calibri" w:eastAsia="Calibri" w:hAnsi="Calibri"/>
-          <w:b w:val="false"/>
-          <w:bCs w:val="false"/>
-          <w:color w:val="1B2027"/>
-          <w:sz w:val="21"/>
-          <w:szCs w:val="21"/>
-        </w:rPr>
-        <w:t xml:space="preserve"> </w:t>
-      </w:r>
-      <w:r>
-        <w:rPr>
-          <w:rFonts w:ascii="Consolas" w:cs="Consolas" w:eastAsia="Consolas" w:hAnsi="Consolas"/>
-          <w:b w:val="false"/>
-          <w:bCs w:val="false"/>
-          <w:color w:val="1B2027"/>
-          <w:sz w:val="19"/>
-          <w:szCs w:val="19"/>
-        </w:rPr>
-        <w:t xml:space="preserve">noUncheckedIndexedAccess</w:t>
-      </w:r>
-      <w:r>
-        <w:rPr>
-          <w:rFonts w:ascii="Calibri" w:cs="Calibri" w:eastAsia="Calibri" w:hAnsi="Calibri"/>
-          <w:b w:val="false"/>
-          <w:bCs w:val="false"/>
-          <w:color w:val="1B2027"/>
-          <w:sz w:val="21"/>
-          <w:szCs w:val="21"/>
-        </w:rPr>
-        <w:t xml:space="preserve">. Third-party JavaScript is bundled, never loaded from a CDN — §5.12 A08, and it is also what makes air-gapped deployment possible.</w:t>
+        <w:t xml:space="preserve">except</w:t>
+      </w:r>
+      <w:r>
+        <w:rPr>
+          <w:rFonts w:ascii="Calibri" w:cs="Calibri" w:eastAsia="Calibri" w:hAnsi="Calibri"/>
+          <w:b w:val="false"/>
+          <w:bCs w:val="false"/>
+          <w:color w:val="1B2027"/>
+          <w:sz w:val="21"/>
+          <w:szCs w:val="21"/>
+        </w:rPr>
+        <w:t xml:space="preserve"> the embed route, where it names the integrator’s origins from tenant configuration and is </w:t>
+      </w:r>
+      <w:r>
+        <w:rPr>
+          <w:rFonts w:ascii="Calibri" w:cs="Calibri" w:eastAsia="Calibri" w:hAnsi="Calibri"/>
+          <w:b/>
+          <w:bCs/>
+          <w:color w:val="1B2027"/>
+          <w:sz w:val="21"/>
+          <w:szCs w:val="21"/>
+        </w:rPr>
+        <w:t xml:space="preserve">never</w:t>
+      </w:r>
+      <w:r>
+        <w:rPr>
+          <w:rFonts w:ascii="Calibri" w:cs="Calibri" w:eastAsia="Calibri" w:hAnsi="Calibri"/>
+          <w:b w:val="false"/>
+          <w:bCs w:val="false"/>
+          <w:color w:val="1B2027"/>
+          <w:sz w:val="21"/>
+          <w:szCs w:val="21"/>
+        </w:rPr>
+        <w:t xml:space="preserve"> a wildcard. The test has to change with it — from asserting </w:t>
+      </w:r>
+      <w:r>
+        <w:rPr>
+          <w:rFonts w:ascii="Consolas" w:cs="Consolas" w:eastAsia="Consolas" w:hAnsi="Consolas"/>
+          <w:b w:val="false"/>
+          <w:bCs w:val="false"/>
+          <w:color w:val="1B2027"/>
+          <w:sz w:val="19"/>
+          <w:szCs w:val="19"/>
+        </w:rPr>
+        <w:t xml:space="preserve">'none'</w:t>
+      </w:r>
+      <w:r>
+        <w:rPr>
+          <w:rFonts w:ascii="Calibri" w:cs="Calibri" w:eastAsia="Calibri" w:hAnsi="Calibri"/>
+          <w:b w:val="false"/>
+          <w:bCs w:val="false"/>
+          <w:color w:val="1B2027"/>
+          <w:sz w:val="21"/>
+          <w:szCs w:val="21"/>
+        </w:rPr>
+        <w:t xml:space="preserve"> everywhere to asserting </w:t>
+      </w:r>
+      <w:r>
+        <w:rPr>
+          <w:rFonts w:ascii="Consolas" w:cs="Consolas" w:eastAsia="Consolas" w:hAnsi="Consolas"/>
+          <w:b w:val="false"/>
+          <w:bCs w:val="false"/>
+          <w:color w:val="1B2027"/>
+          <w:sz w:val="19"/>
+          <w:szCs w:val="19"/>
+        </w:rPr>
+        <w:t xml:space="preserve">'none'</w:t>
+      </w:r>
+      <w:r>
+        <w:rPr>
+          <w:rFonts w:ascii="Calibri" w:cs="Calibri" w:eastAsia="Calibri" w:hAnsi="Calibri"/>
+          <w:b w:val="false"/>
+          <w:bCs w:val="false"/>
+          <w:color w:val="1B2027"/>
+          <w:sz w:val="21"/>
+          <w:szCs w:val="21"/>
+        </w:rPr>
+        <w:t xml:space="preserve"> everywhere except that route, and asserting that route is never </w:t>
+      </w:r>
+      <w:r>
+        <w:rPr>
+          <w:rFonts w:ascii="Consolas" w:cs="Consolas" w:eastAsia="Consolas" w:hAnsi="Consolas"/>
+          <w:b w:val="false"/>
+          <w:bCs w:val="false"/>
+          <w:color w:val="1B2027"/>
+          <w:sz w:val="19"/>
+          <w:szCs w:val="19"/>
+        </w:rPr>
+        <w:t xml:space="preserve">*</w:t>
+      </w:r>
+      <w:r>
+        <w:rPr>
+          <w:rFonts w:ascii="Calibri" w:cs="Calibri" w:eastAsia="Calibri" w:hAnsi="Calibri"/>
+          <w:b w:val="false"/>
+          <w:bCs w:val="false"/>
+          <w:color w:val="1B2027"/>
+          <w:sz w:val="21"/>
+          <w:szCs w:val="21"/>
+        </w:rPr>
+        <w:t xml:space="preserve">.</w:t>
       </w:r>
     </w:p>
     <w:p>
@@ -6490,79 +8652,68 @@
       <w:r>
         <w:rPr>
           <w:rFonts w:ascii="Calibri" w:cs="Calibri" w:eastAsia="Calibri" w:hAnsi="Calibri"/>
-          <w:b w:val="false"/>
-          <w:bCs w:val="false"/>
-          <w:color w:val="1B2027"/>
-          <w:sz w:val="21"/>
-          <w:szCs w:val="21"/>
-        </w:rPr>
-        <w:t xml:space="preserve">A note on the current environment, because it affects what any statement about test results is worth: </w:t>
-      </w:r>
-      <w:r>
-        <w:rPr>
-          <w:rFonts w:ascii="Consolas" w:cs="Consolas" w:eastAsia="Consolas" w:hAnsi="Consolas"/>
-          <w:b w:val="false"/>
-          <w:bCs w:val="false"/>
-          <w:color w:val="1B2027"/>
-          <w:sz w:val="19"/>
-          <w:szCs w:val="19"/>
-        </w:rPr>
-        <w:t xml:space="preserve">ng test</w:t>
-      </w:r>
-      <w:r>
-        <w:rPr>
-          <w:rFonts w:ascii="Calibri" w:cs="Calibri" w:eastAsia="Calibri" w:hAnsi="Calibri"/>
-          <w:b w:val="false"/>
-          <w:bCs w:val="false"/>
-          <w:color w:val="1B2027"/>
-          <w:sz w:val="21"/>
-          <w:szCs w:val="21"/>
-        </w:rPr>
-        <w:t xml:space="preserve"> and </w:t>
-      </w:r>
-      <w:r>
-        <w:rPr>
-          <w:rFonts w:ascii="Consolas" w:cs="Consolas" w:eastAsia="Consolas" w:hAnsi="Consolas"/>
-          <w:b w:val="false"/>
-          <w:bCs w:val="false"/>
-          <w:color w:val="1B2027"/>
-          <w:sz w:val="19"/>
-          <w:szCs w:val="19"/>
-        </w:rPr>
-        <w:t xml:space="preserve">ng build</w:t>
-      </w:r>
-      <w:r>
-        <w:rPr>
-          <w:rFonts w:ascii="Calibri" w:cs="Calibri" w:eastAsia="Calibri" w:hAnsi="Calibri"/>
-          <w:b w:val="false"/>
-          <w:bCs w:val="false"/>
-          <w:color w:val="1B2027"/>
-          <w:sz w:val="21"/>
-          <w:szCs w:val="21"/>
-        </w:rPr>
-        <w:t xml:space="preserve"> require Node ≥ 22.22.3, and the development container runs 22.22.2. Specs that need Angular TestBed cannot run there at all; </w:t>
-      </w:r>
-      <w:r>
-        <w:rPr>
-          <w:rFonts w:ascii="Consolas" w:cs="Consolas" w:eastAsia="Consolas" w:hAnsi="Consolas"/>
-          <w:b w:val="false"/>
-          <w:bCs w:val="false"/>
-          <w:color w:val="1B2027"/>
-          <w:sz w:val="19"/>
-          <w:szCs w:val="19"/>
-        </w:rPr>
-        <w:t xml:space="preserve">tsc --noEmit</w:t>
-      </w:r>
-      <w:r>
-        <w:rPr>
-          <w:rFonts w:ascii="Calibri" w:cs="Calibri" w:eastAsia="Calibri" w:hAnsi="Calibri"/>
-          <w:b w:val="false"/>
-          <w:bCs w:val="false"/>
-          <w:color w:val="1B2027"/>
-          <w:sz w:val="21"/>
-          <w:szCs w:val="21"/>
-        </w:rPr>
-        <w:t xml:space="preserve"> and Vitest-only specs can. Any claim of “tests pass” in this repository should say which of those two it means.</w:t>
+          <w:b/>
+          <w:bCs/>
+          <w:color w:val="1B2027"/>
+          <w:sz w:val="21"/>
+          <w:szCs w:val="21"/>
+        </w:rPr>
+        <w:t xml:space="preserve">This is a security change, not a configuration change.</w:t>
+      </w:r>
+      <w:r>
+        <w:rPr>
+          <w:rFonts w:ascii="Calibri" w:cs="Calibri" w:eastAsia="Calibri" w:hAnsi="Calibri"/>
+          <w:b w:val="false"/>
+          <w:bCs w:val="false"/>
+          <w:color w:val="1B2027"/>
+          <w:sz w:val="21"/>
+          <w:szCs w:val="21"/>
+        </w:rPr>
+        <w:t xml:space="preserve"> </w:t>
+      </w:r>
+      <w:r>
+        <w:rPr>
+          <w:rFonts w:ascii="Consolas" w:cs="Consolas" w:eastAsia="Consolas" w:hAnsi="Consolas"/>
+          <w:b w:val="false"/>
+          <w:bCs w:val="false"/>
+          <w:color w:val="1B2027"/>
+          <w:sz w:val="19"/>
+          <w:szCs w:val="19"/>
+        </w:rPr>
+        <w:t xml:space="preserve">frame-ancestors</w:t>
+      </w:r>
+      <w:r>
+        <w:rPr>
+          <w:rFonts w:ascii="Calibri" w:cs="Calibri" w:eastAsia="Calibri" w:hAnsi="Calibri"/>
+          <w:b w:val="false"/>
+          <w:bCs w:val="false"/>
+          <w:color w:val="1B2027"/>
+          <w:sz w:val="21"/>
+          <w:szCs w:val="21"/>
+        </w:rPr>
+        <w:t xml:space="preserve"> is the authorisation decision about who may frame the viewer; </w:t>
+      </w:r>
+      <w:r>
+        <w:rPr>
+          <w:rFonts w:ascii="Consolas" w:cs="Consolas" w:eastAsia="Consolas" w:hAnsi="Consolas"/>
+          <w:b w:val="false"/>
+          <w:bCs w:val="false"/>
+          <w:color w:val="1B2027"/>
+          <w:sz w:val="19"/>
+          <w:szCs w:val="19"/>
+        </w:rPr>
+        <w:t xml:space="preserve">parentOrigin</w:t>
+      </w:r>
+      <w:r>
+        <w:rPr>
+          <w:rFonts w:ascii="Calibri" w:cs="Calibri" w:eastAsia="Calibri" w:hAnsi="Calibri"/>
+          <w:b w:val="false"/>
+          <w:bCs w:val="false"/>
+          <w:color w:val="1B2027"/>
+          <w:sz w:val="21"/>
+          <w:szCs w:val="21"/>
+        </w:rPr>
+        <w:t xml:space="preserve"> in the handshake is only addressing — it says where to post, not who is allowed. Confusing the two would produce a viewer that any site could frame as long as it sent the right message.</w:t>
       </w:r>
     </w:p>
     <w:p>
@@ -6579,28 +8730,105 @@
           <w:sz w:val="30"/>
           <w:szCs w:val="30"/>
         </w:rPr>
-        <w:t xml:space="preserve">12.  What this architecture does not yet have</w:t>
-      </w:r>
-    </w:p>
-    <w:p>
-      <w:pPr>
-        <w:spacing w:after="200" w:line="276"/>
-      </w:pPr>
-      <w:r>
-        <w:rPr>
-          <w:rFonts w:ascii="Calibri" w:cs="Calibri" w:eastAsia="Calibri" w:hAnsi="Calibri"/>
-          <w:b w:val="false"/>
-          <w:bCs w:val="false"/>
-          <w:color w:val="5F6875"/>
-          <w:sz w:val="21"/>
-          <w:szCs w:val="21"/>
-        </w:rPr>
-        <w:t xml:space="preserve">Stated plainly, because the gap between “the viewer works” and “a CDE can integrate it” is larger than a demo suggests.</w:t>
+        <w:t xml:space="preserve">11.  Performance</w:t>
       </w:r>
     </w:p>
     <w:p>
       <w:pPr>
         <w:spacing w:after="140" w:line="276"/>
+      </w:pPr>
+      <w:r>
+        <w:rPr>
+          <w:rFonts w:ascii="Calibri" w:cs="Calibri" w:eastAsia="Calibri" w:hAnsi="Calibri"/>
+          <w:b w:val="false"/>
+          <w:bCs w:val="false"/>
+          <w:color w:val="1B2027"/>
+          <w:sz w:val="21"/>
+          <w:szCs w:val="21"/>
+        </w:rPr>
+        <w:t xml:space="preserve">§7.1 applies unchanged: every interactive request under a second, bulk work async with a job id returned in under a second. Conversion is bulk by definition.</w:t>
+      </w:r>
+    </w:p>
+    <w:p>
+      <w:pPr>
+        <w:spacing w:after="140" w:line="276"/>
+      </w:pPr>
+      <w:r>
+        <w:rPr>
+          <w:rFonts w:ascii="Calibri" w:cs="Calibri" w:eastAsia="Calibri" w:hAnsi="Calibri"/>
+          <w:b w:val="false"/>
+          <w:bCs w:val="false"/>
+          <w:color w:val="1B2027"/>
+          <w:sz w:val="21"/>
+          <w:szCs w:val="21"/>
+        </w:rPr>
+        <w:t xml:space="preserve">Frontend budgets — LCP &lt; 2.0 s, INP &lt; 200 ms, CLS &lt; 0.1, initial bundle &lt; 250 KB gzipped — are the ones the viewer can actually breach on its own. The PDF and 3D renderers are the risk: both are lazy-loaded via dynamic </w:t>
+      </w:r>
+      <w:r>
+        <w:rPr>
+          <w:rFonts w:ascii="Consolas" w:cs="Consolas" w:eastAsia="Consolas" w:hAnsi="Consolas"/>
+          <w:b w:val="false"/>
+          <w:bCs w:val="false"/>
+          <w:color w:val="1B2027"/>
+          <w:sz w:val="19"/>
+          <w:szCs w:val="19"/>
+        </w:rPr>
+        <w:t xml:space="preserve">import()</w:t>
+      </w:r>
+      <w:r>
+        <w:rPr>
+          <w:rFonts w:ascii="Calibri" w:cs="Calibri" w:eastAsia="Calibri" w:hAnsi="Calibri"/>
+          <w:b w:val="false"/>
+          <w:bCs w:val="false"/>
+          <w:color w:val="1B2027"/>
+          <w:sz w:val="21"/>
+          <w:szCs w:val="21"/>
+        </w:rPr>
+        <w:t xml:space="preserve"> so they never enter the initial bundle.</w:t>
+      </w:r>
+    </w:p>
+    <w:p>
+      <w:pPr>
+        <w:spacing w:after="140" w:line="276"/>
+      </w:pPr>
+      <w:r>
+        <w:rPr>
+          <w:rFonts w:ascii="Calibri" w:cs="Calibri" w:eastAsia="Calibri" w:hAnsi="Calibri"/>
+          <w:b w:val="false"/>
+          <w:bCs w:val="false"/>
+          <w:color w:val="1B2027"/>
+          <w:sz w:val="21"/>
+          <w:szCs w:val="21"/>
+        </w:rPr>
+        <w:t xml:space="preserve">Large files never touch application memory. A 2 GB IFC streams to object storage and is processed out of process; §7.7’s prohibition on </w:t>
+      </w:r>
+      <w:r>
+        <w:rPr>
+          <w:rFonts w:ascii="Consolas" w:cs="Consolas" w:eastAsia="Consolas" w:hAnsi="Consolas"/>
+          <w:b w:val="false"/>
+          <w:bCs w:val="false"/>
+          <w:color w:val="1B2027"/>
+          <w:sz w:val="19"/>
+          <w:szCs w:val="19"/>
+        </w:rPr>
+        <w:t xml:space="preserve">readAllBytes</w:t>
+      </w:r>
+      <w:r>
+        <w:rPr>
+          <w:rFonts w:ascii="Calibri" w:cs="Calibri" w:eastAsia="Calibri" w:hAnsi="Calibri"/>
+          <w:b w:val="false"/>
+          <w:bCs w:val="false"/>
+          <w:color w:val="1B2027"/>
+          <w:sz w:val="21"/>
+          <w:szCs w:val="21"/>
+        </w:rPr>
+        <w:t xml:space="preserve"> over user content is absolute.</w:t>
+      </w:r>
+    </w:p>
+    <w:p>
+      <w:pPr>
+        <w:pStyle w:val="Heading1"/>
+        <w:spacing w:after="160" w:before="360"/>
       </w:pPr>
       <w:r>
         <w:rPr>
@@ -6608,93 +8836,27 @@
           <w:b/>
           <w:bCs/>
           <w:color w:val="1B2027"/>
-          <w:sz w:val="21"/>
-          <w:szCs w:val="21"/>
-        </w:rPr>
-        <w:t xml:space="preserve">No embed surface.</w:t>
-      </w:r>
-      <w:r>
-        <w:rPr>
-          <w:rFonts w:ascii="Calibri" w:cs="Calibri" w:eastAsia="Calibri" w:hAnsi="Calibri"/>
-          <w:b w:val="false"/>
-          <w:bCs w:val="false"/>
-          <w:color w:val="1B2027"/>
-          <w:sz w:val="21"/>
-          <w:szCs w:val="21"/>
-        </w:rPr>
-        <w:t xml:space="preserve"> No </w:t>
-      </w:r>
-      <w:r>
-        <w:rPr>
-          <w:rFonts w:ascii="Consolas" w:cs="Consolas" w:eastAsia="Consolas" w:hAnsi="Consolas"/>
-          <w:b w:val="false"/>
-          <w:bCs w:val="false"/>
-          <w:color w:val="1B2027"/>
-          <w:sz w:val="19"/>
-          <w:szCs w:val="19"/>
-        </w:rPr>
-        <w:t xml:space="preserve">postMessage</w:t>
-      </w:r>
-      <w:r>
-        <w:rPr>
-          <w:rFonts w:ascii="Calibri" w:cs="Calibri" w:eastAsia="Calibri" w:hAnsi="Calibri"/>
-          <w:b w:val="false"/>
-          <w:bCs w:val="false"/>
-          <w:color w:val="1B2027"/>
-          <w:sz w:val="21"/>
-          <w:szCs w:val="21"/>
-        </w:rPr>
-        <w:t xml:space="preserve">, no custom elements, no </w:t>
-      </w:r>
-      <w:r>
-        <w:rPr>
-          <w:rFonts w:ascii="Consolas" w:cs="Consolas" w:eastAsia="Consolas" w:hAnsi="Consolas"/>
-          <w:b w:val="false"/>
-          <w:bCs w:val="false"/>
-          <w:color w:val="1B2027"/>
-          <w:sz w:val="19"/>
-          <w:szCs w:val="19"/>
-        </w:rPr>
-        <w:t xml:space="preserve">@angular/elements</w:t>
-      </w:r>
-      <w:r>
-        <w:rPr>
-          <w:rFonts w:ascii="Calibri" w:cs="Calibri" w:eastAsia="Calibri" w:hAnsi="Calibri"/>
-          <w:b w:val="false"/>
-          <w:bCs w:val="false"/>
-          <w:color w:val="1B2027"/>
-          <w:sz w:val="21"/>
-          <w:szCs w:val="21"/>
-        </w:rPr>
-        <w:t xml:space="preserve">. The CSP sets </w:t>
-      </w:r>
-      <w:r>
-        <w:rPr>
-          <w:rFonts w:ascii="Consolas" w:cs="Consolas" w:eastAsia="Consolas" w:hAnsi="Consolas"/>
-          <w:b w:val="false"/>
-          <w:bCs w:val="false"/>
-          <w:color w:val="1B2027"/>
-          <w:sz w:val="19"/>
-          <w:szCs w:val="19"/>
-        </w:rPr>
-        <w:t xml:space="preserve">frame-ancestors 'none'</w:t>
-      </w:r>
-      <w:r>
-        <w:rPr>
-          <w:rFonts w:ascii="Calibri" w:cs="Calibri" w:eastAsia="Calibri" w:hAnsi="Calibri"/>
-          <w:b w:val="false"/>
-          <w:bCs w:val="false"/>
-          <w:color w:val="1B2027"/>
-          <w:sz w:val="21"/>
-          <w:szCs w:val="21"/>
-        </w:rPr>
-        <w:t xml:space="preserve"> and the CORS source registers no origin unless a deployment names one, so cross-origin framing and cross-origin XHR are both closed. The only honest answer today is “serve our build from your own origin”, which is a deployment, not an integration.</w:t>
+          <w:sz w:val="30"/>
+          <w:szCs w:val="30"/>
+        </w:rPr>
+        <w:t xml:space="preserve">12.  Build and verification</w:t>
       </w:r>
     </w:p>
     <w:p>
       <w:pPr>
         <w:spacing w:after="140" w:line="276"/>
       </w:pPr>
+      <w:r>
+        <w:rPr>
+          <w:rFonts w:ascii="Calibri" w:cs="Calibri" w:eastAsia="Calibri" w:hAnsi="Calibri"/>
+          <w:b w:val="false"/>
+          <w:bCs w:val="false"/>
+          <w:color w:val="1B2027"/>
+          <w:sz w:val="21"/>
+          <w:szCs w:val="21"/>
+        </w:rPr>
+        <w:t xml:space="preserve">Angular 22 with TypeScript strict </w:t>
+      </w:r>
       <w:r>
         <w:rPr>
           <w:rFonts w:ascii="Calibri" w:cs="Calibri" w:eastAsia="Calibri" w:hAnsi="Calibri"/>
@@ -6704,40 +8866,1038 @@
           <w:sz w:val="21"/>
           <w:szCs w:val="21"/>
         </w:rPr>
-        <w:t xml:space="preserve">No identity contract.</w:t>
-      </w:r>
-      <w:r>
-        <w:rPr>
-          <w:rFonts w:ascii="Calibri" w:cs="Calibri" w:eastAsia="Calibri" w:hAnsi="Calibri"/>
-          <w:b w:val="false"/>
-          <w:bCs w:val="false"/>
-          <w:color w:val="1B2027"/>
-          <w:sz w:val="21"/>
-          <w:szCs w:val="21"/>
-        </w:rPr>
-        <w:t xml:space="preserve"> Authentication is our own JWT from </w:t>
-      </w:r>
-      <w:r>
-        <w:rPr>
-          <w:rFonts w:ascii="Consolas" w:cs="Consolas" w:eastAsia="Consolas" w:hAnsi="Consolas"/>
-          <w:b w:val="false"/>
-          <w:bCs w:val="false"/>
-          <w:color w:val="1B2027"/>
-          <w:sz w:val="19"/>
-          <w:szCs w:val="19"/>
-        </w:rPr>
-        <w:t xml:space="preserve">/api/auth/login</w:t>
-      </w:r>
-      <w:r>
-        <w:rPr>
-          <w:rFonts w:ascii="Calibri" w:cs="Calibri" w:eastAsia="Calibri" w:hAnsi="Calibri"/>
-          <w:b w:val="false"/>
-          <w:bCs w:val="false"/>
-          <w:color w:val="1B2027"/>
-          <w:sz w:val="21"/>
-          <w:szCs w:val="21"/>
-        </w:rPr>
-        <w:t xml:space="preserve"> against our own user table — no OIDC, no SAML, no API key, no token exchange.</w:t>
+        <w:t xml:space="preserve">and</w:t>
+      </w:r>
+      <w:r>
+        <w:rPr>
+          <w:rFonts w:ascii="Calibri" w:cs="Calibri" w:eastAsia="Calibri" w:hAnsi="Calibri"/>
+          <w:b w:val="false"/>
+          <w:bCs w:val="false"/>
+          <w:color w:val="1B2027"/>
+          <w:sz w:val="21"/>
+          <w:szCs w:val="21"/>
+        </w:rPr>
+        <w:t xml:space="preserve"> </w:t>
+      </w:r>
+      <w:r>
+        <w:rPr>
+          <w:rFonts w:ascii="Consolas" w:cs="Consolas" w:eastAsia="Consolas" w:hAnsi="Consolas"/>
+          <w:b w:val="false"/>
+          <w:bCs w:val="false"/>
+          <w:color w:val="1B2027"/>
+          <w:sz w:val="19"/>
+          <w:szCs w:val="19"/>
+        </w:rPr>
+        <w:t xml:space="preserve">noUncheckedIndexedAccess</w:t>
+      </w:r>
+      <w:r>
+        <w:rPr>
+          <w:rFonts w:ascii="Calibri" w:cs="Calibri" w:eastAsia="Calibri" w:hAnsi="Calibri"/>
+          <w:b w:val="false"/>
+          <w:bCs w:val="false"/>
+          <w:color w:val="1B2027"/>
+          <w:sz w:val="21"/>
+          <w:szCs w:val="21"/>
+        </w:rPr>
+        <w:t xml:space="preserve">. Third-party JavaScript is bundled, never loaded from a CDN — §5.12 A08, and it is also what makes air-gapped deployment possible.</w:t>
+      </w:r>
+    </w:p>
+    <w:p>
+      <w:pPr>
+        <w:pBdr>
+          <w:left w:val="single" w:color="C4342A" w:sz="18" w:space="8"/>
+        </w:pBdr>
+        <w:shd w:fill="FBEDEC" w:color="auto" w:val="clear"/>
+        <w:spacing w:after="180" w:before="140"/>
+        <w:ind w:left="120" w:right="120"/>
+      </w:pPr>
+      <w:r>
+        <w:rPr>
+          <w:rFonts w:ascii="Calibri" w:cs="Calibri" w:eastAsia="Calibri" w:hAnsi="Calibri"/>
+          <w:b w:val="false"/>
+          <w:bCs w:val="false"/>
+          <w:color w:val="1B2027"/>
+          <w:sz w:val="21"/>
+          <w:szCs w:val="21"/>
+        </w:rPr>
+        <w:t xml:space="preserve">A note on the current environment, because it affects what any statement about test results is worth: </w:t>
+      </w:r>
+      <w:r>
+        <w:rPr>
+          <w:rFonts w:ascii="Consolas" w:cs="Consolas" w:eastAsia="Consolas" w:hAnsi="Consolas"/>
+          <w:b w:val="false"/>
+          <w:bCs w:val="false"/>
+          <w:color w:val="1B2027"/>
+          <w:sz w:val="19"/>
+          <w:szCs w:val="19"/>
+        </w:rPr>
+        <w:t xml:space="preserve">ng test</w:t>
+      </w:r>
+      <w:r>
+        <w:rPr>
+          <w:rFonts w:ascii="Calibri" w:cs="Calibri" w:eastAsia="Calibri" w:hAnsi="Calibri"/>
+          <w:b w:val="false"/>
+          <w:bCs w:val="false"/>
+          <w:color w:val="1B2027"/>
+          <w:sz w:val="21"/>
+          <w:szCs w:val="21"/>
+        </w:rPr>
+        <w:t xml:space="preserve"> and </w:t>
+      </w:r>
+      <w:r>
+        <w:rPr>
+          <w:rFonts w:ascii="Consolas" w:cs="Consolas" w:eastAsia="Consolas" w:hAnsi="Consolas"/>
+          <w:b w:val="false"/>
+          <w:bCs w:val="false"/>
+          <w:color w:val="1B2027"/>
+          <w:sz w:val="19"/>
+          <w:szCs w:val="19"/>
+        </w:rPr>
+        <w:t xml:space="preserve">ng build</w:t>
+      </w:r>
+      <w:r>
+        <w:rPr>
+          <w:rFonts w:ascii="Calibri" w:cs="Calibri" w:eastAsia="Calibri" w:hAnsi="Calibri"/>
+          <w:b w:val="false"/>
+          <w:bCs w:val="false"/>
+          <w:color w:val="1B2027"/>
+          <w:sz w:val="21"/>
+          <w:szCs w:val="21"/>
+        </w:rPr>
+        <w:t xml:space="preserve"> require Node ≥ 22.22.3, and the development container runs 22.22.2. Specs that need Angular TestBed cannot run there at all, and neither can </w:t>
+      </w:r>
+      <w:r>
+        <w:rPr>
+          <w:rFonts w:ascii="Consolas" w:cs="Consolas" w:eastAsia="Consolas" w:hAnsi="Consolas"/>
+          <w:b w:val="false"/>
+          <w:bCs w:val="false"/>
+          <w:color w:val="1B2027"/>
+          <w:sz w:val="19"/>
+          <w:szCs w:val="19"/>
+        </w:rPr>
+        <w:t xml:space="preserve">ng build viewer-core</w:t>
+      </w:r>
+      <w:r>
+        <w:rPr>
+          <w:rFonts w:ascii="Calibri" w:cs="Calibri" w:eastAsia="Calibri" w:hAnsi="Calibri"/>
+          <w:b w:val="false"/>
+          <w:bCs w:val="false"/>
+          <w:color w:val="1B2027"/>
+          <w:sz w:val="21"/>
+          <w:szCs w:val="21"/>
+        </w:rPr>
+        <w:t xml:space="preserve">; </w:t>
+      </w:r>
+      <w:r>
+        <w:rPr>
+          <w:rFonts w:ascii="Consolas" w:cs="Consolas" w:eastAsia="Consolas" w:hAnsi="Consolas"/>
+          <w:b w:val="false"/>
+          <w:bCs w:val="false"/>
+          <w:color w:val="1B2027"/>
+          <w:sz w:val="19"/>
+          <w:szCs w:val="19"/>
+        </w:rPr>
+        <w:t xml:space="preserve">tsc --noEmit</w:t>
+      </w:r>
+      <w:r>
+        <w:rPr>
+          <w:rFonts w:ascii="Calibri" w:cs="Calibri" w:eastAsia="Calibri" w:hAnsi="Calibri"/>
+          <w:b w:val="false"/>
+          <w:bCs w:val="false"/>
+          <w:color w:val="1B2027"/>
+          <w:sz w:val="21"/>
+          <w:szCs w:val="21"/>
+        </w:rPr>
+        <w:t xml:space="preserve">, bare Vitest and Playwright can. </w:t>
+      </w:r>
+      <w:r>
+        <w:rPr>
+          <w:rFonts w:ascii="Calibri" w:cs="Calibri" w:eastAsia="Calibri" w:hAnsi="Calibri"/>
+          <w:b/>
+          <w:bCs/>
+          <w:color w:val="1B2027"/>
+          <w:sz w:val="21"/>
+          <w:szCs w:val="21"/>
+        </w:rPr>
+        <w:t xml:space="preserve">The </w:t>
+      </w:r>
+      <w:r>
+        <w:rPr>
+          <w:rFonts w:ascii="Consolas" w:cs="Consolas" w:eastAsia="Consolas" w:hAnsi="Consolas"/>
+          <w:b/>
+          <w:bCs/>
+          <w:color w:val="1B2027"/>
+          <w:sz w:val="19"/>
+          <w:szCs w:val="19"/>
+        </w:rPr>
+        <w:t xml:space="preserve">/embed</w:t>
+      </w:r>
+      <w:r>
+        <w:rPr>
+          <w:rFonts w:ascii="Calibri" w:cs="Calibri" w:eastAsia="Calibri" w:hAnsi="Calibri"/>
+          <w:b/>
+          <w:bCs/>
+          <w:color w:val="1B2027"/>
+          <w:sz w:val="21"/>
+          <w:szCs w:val="21"/>
+        </w:rPr>
+        <w:t xml:space="preserve"> route has therefore been typechecked and unit-tested but never rendered by Angular in a browser</w:t>
+      </w:r>
+      <w:r>
+        <w:rPr>
+          <w:rFonts w:ascii="Calibri" w:cs="Calibri" w:eastAsia="Calibri" w:hAnsi="Calibri"/>
+          <w:b w:val="false"/>
+          <w:bCs w:val="false"/>
+          <w:color w:val="1B2027"/>
+          <w:sz w:val="21"/>
+          <w:szCs w:val="21"/>
+        </w:rPr>
+        <w:t xml:space="preserve"> — the demo’s end-to-end tests run against a stub viewer, not the real one. Any claim of “tests pass” in this repository should say which of those it means.</w:t>
+      </w:r>
+    </w:p>
+    <w:p>
+      <w:pPr>
+        <w:pStyle w:val="Heading2"/>
+        <w:spacing w:after="140" w:before="280"/>
+      </w:pPr>
+      <w:r>
+        <w:rPr>
+          <w:rFonts w:ascii="Calibri" w:cs="Calibri" w:eastAsia="Calibri" w:hAnsi="Calibri"/>
+          <w:b/>
+          <w:bCs/>
+          <w:color w:val="0F7A83"/>
+          <w:sz w:val="25"/>
+          <w:szCs w:val="25"/>
+        </w:rPr>
+        <w:t xml:space="preserve">12.1  Gates</w:t>
+      </w:r>
+    </w:p>
+    <w:p>
+      <w:pPr>
+        <w:spacing w:after="140" w:line="276"/>
+      </w:pPr>
+      <w:r>
+        <w:rPr>
+          <w:rFonts w:ascii="Calibri" w:cs="Calibri" w:eastAsia="Calibri" w:hAnsi="Calibri"/>
+          <w:b w:val="false"/>
+          <w:bCs w:val="false"/>
+          <w:color w:val="1B2027"/>
+          <w:sz w:val="21"/>
+          <w:szCs w:val="21"/>
+        </w:rPr>
+        <w:t xml:space="preserve">Each of these fails loudly rather than warning, and each exists because the thing it checks is otherwise invisible in a diff.</w:t>
+      </w:r>
+    </w:p>
+    <w:tbl>
+      <w:tblPr>
+        <w:tblW w:type="dxa" w:w="9746"/>
+        <w:tblBorders>
+          <w:top w:val="single" w:color="auto" w:sz="4"/>
+          <w:left w:val="single" w:color="auto" w:sz="4"/>
+          <w:bottom w:val="single" w:color="auto" w:sz="4"/>
+          <w:right w:val="single" w:color="auto" w:sz="4"/>
+          <w:insideH w:val="single" w:color="auto" w:sz="4"/>
+          <w:insideV w:val="single" w:color="auto" w:sz="4"/>
+        </w:tblBorders>
+      </w:tblPr>
+      <w:tblGrid>
+        <w:gridCol w:w="2900"/>
+        <w:gridCol w:w="6846"/>
+      </w:tblGrid>
+      <w:tr>
+        <w:trPr>
+          <w:tblHeader/>
+        </w:trPr>
+        <w:tc>
+          <w:tcPr>
+            <w:tcW w:type="dxa" w:w="2900"/>
+            <w:tcBorders>
+              <w:top w:val="single" w:color="D9D7D1" w:sz="4"/>
+              <w:left w:val="single" w:color="D9D7D1" w:sz="4"/>
+              <w:bottom w:val="single" w:color="D9D7D1" w:sz="4"/>
+              <w:right w:val="single" w:color="D9D7D1" w:sz="4"/>
+            </w:tcBorders>
+            <w:shd w:fill="F2F1EE" w:color="auto" w:val="clear"/>
+            <w:tcMar>
+              <w:top w:type="dxa" w:w="90"/>
+              <w:left w:type="dxa" w:w="120"/>
+              <w:bottom w:type="dxa" w:w="90"/>
+              <w:right w:type="dxa" w:w="120"/>
+            </w:tcMar>
+          </w:tcPr>
+          <w:p>
+            <w:pPr>
+              <w:spacing w:after="40" w:line="240"/>
+            </w:pPr>
+            <w:r>
+              <w:rPr>
+                <w:rFonts w:ascii="Calibri" w:cs="Calibri" w:eastAsia="Calibri" w:hAnsi="Calibri"/>
+                <w:b/>
+                <w:bCs/>
+                <w:color w:val="1B2027"/>
+                <w:sz w:val="19"/>
+                <w:szCs w:val="19"/>
+              </w:rPr>
+              <w:t xml:space="preserve">Gate</w:t>
+            </w:r>
+          </w:p>
+        </w:tc>
+        <w:tc>
+          <w:tcPr>
+            <w:tcW w:type="dxa" w:w="6846"/>
+            <w:tcBorders>
+              <w:top w:val="single" w:color="D9D7D1" w:sz="4"/>
+              <w:left w:val="single" w:color="D9D7D1" w:sz="4"/>
+              <w:bottom w:val="single" w:color="D9D7D1" w:sz="4"/>
+              <w:right w:val="single" w:color="D9D7D1" w:sz="4"/>
+            </w:tcBorders>
+            <w:shd w:fill="F2F1EE" w:color="auto" w:val="clear"/>
+            <w:tcMar>
+              <w:top w:type="dxa" w:w="90"/>
+              <w:left w:type="dxa" w:w="120"/>
+              <w:bottom w:type="dxa" w:w="90"/>
+              <w:right w:type="dxa" w:w="120"/>
+            </w:tcMar>
+          </w:tcPr>
+          <w:p>
+            <w:pPr>
+              <w:spacing w:after="40" w:line="240"/>
+            </w:pPr>
+            <w:r>
+              <w:rPr>
+                <w:rFonts w:ascii="Calibri" w:cs="Calibri" w:eastAsia="Calibri" w:hAnsi="Calibri"/>
+                <w:b/>
+                <w:bCs/>
+                <w:color w:val="1B2027"/>
+                <w:sz w:val="19"/>
+                <w:szCs w:val="19"/>
+              </w:rPr>
+              <w:t xml:space="preserve">What it asserts</w:t>
+            </w:r>
+          </w:p>
+        </w:tc>
+      </w:tr>
+      <w:tr>
+        <w:tc>
+          <w:tcPr>
+            <w:tcW w:type="dxa" w:w="2900"/>
+            <w:tcBorders>
+              <w:top w:val="single" w:color="D9D7D1" w:sz="4"/>
+              <w:left w:val="single" w:color="D9D7D1" w:sz="4"/>
+              <w:bottom w:val="single" w:color="D9D7D1" w:sz="4"/>
+              <w:right w:val="single" w:color="D9D7D1" w:sz="4"/>
+            </w:tcBorders>
+            <w:tcMar>
+              <w:top w:type="dxa" w:w="90"/>
+              <w:left w:type="dxa" w:w="120"/>
+              <w:bottom w:type="dxa" w:w="90"/>
+              <w:right w:type="dxa" w:w="120"/>
+            </w:tcMar>
+          </w:tcPr>
+          <w:p>
+            <w:pPr>
+              <w:spacing w:after="40" w:line="240"/>
+            </w:pPr>
+            <w:r>
+              <w:rPr>
+                <w:rFonts w:ascii="Calibri" w:cs="Calibri" w:eastAsia="Calibri" w:hAnsi="Calibri"/>
+                <w:b w:val="false"/>
+                <w:bCs w:val="false"/>
+                <w:color w:val="1B2027"/>
+                <w:sz w:val="19"/>
+                <w:szCs w:val="19"/>
+              </w:rPr>
+              <w:t xml:space="preserve">check:no-remote-code</w:t>
+            </w:r>
+          </w:p>
+        </w:tc>
+        <w:tc>
+          <w:tcPr>
+            <w:tcW w:type="dxa" w:w="6846"/>
+            <w:tcBorders>
+              <w:top w:val="single" w:color="D9D7D1" w:sz="4"/>
+              <w:left w:val="single" w:color="D9D7D1" w:sz="4"/>
+              <w:bottom w:val="single" w:color="D9D7D1" w:sz="4"/>
+              <w:right w:val="single" w:color="D9D7D1" w:sz="4"/>
+            </w:tcBorders>
+            <w:tcMar>
+              <w:top w:type="dxa" w:w="90"/>
+              <w:left w:type="dxa" w:w="120"/>
+              <w:bottom w:type="dxa" w:w="90"/>
+              <w:right w:type="dxa" w:w="120"/>
+            </w:tcMar>
+          </w:tcPr>
+          <w:p>
+            <w:pPr>
+              <w:spacing w:after="40" w:line="240"/>
+            </w:pPr>
+            <w:r>
+              <w:rPr>
+                <w:rFonts w:ascii="Calibri" w:cs="Calibri" w:eastAsia="Calibri" w:hAnsi="Calibri"/>
+                <w:b w:val="false"/>
+                <w:bCs w:val="false"/>
+                <w:color w:val="1B2027"/>
+                <w:sz w:val="19"/>
+                <w:szCs w:val="19"/>
+              </w:rPr>
+              <w:t xml:space="preserve">Nothing in src/ or demo/ loads executable code from a CDN. Two roots, each with its own minimum file count, so a wrong path fails instead of passing vacuously</w:t>
+            </w:r>
+          </w:p>
+        </w:tc>
+      </w:tr>
+      <w:tr>
+        <w:tc>
+          <w:tcPr>
+            <w:tcW w:type="dxa" w:w="2900"/>
+            <w:tcBorders>
+              <w:top w:val="single" w:color="D9D7D1" w:sz="4"/>
+              <w:left w:val="single" w:color="D9D7D1" w:sz="4"/>
+              <w:bottom w:val="single" w:color="D9D7D1" w:sz="4"/>
+              <w:right w:val="single" w:color="D9D7D1" w:sz="4"/>
+            </w:tcBorders>
+            <w:tcMar>
+              <w:top w:type="dxa" w:w="90"/>
+              <w:left w:type="dxa" w:w="120"/>
+              <w:bottom w:type="dxa" w:w="90"/>
+              <w:right w:type="dxa" w:w="120"/>
+            </w:tcMar>
+          </w:tcPr>
+          <w:p>
+            <w:pPr>
+              <w:spacing w:after="40" w:line="240"/>
+            </w:pPr>
+            <w:r>
+              <w:rPr>
+                <w:rFonts w:ascii="Calibri" w:cs="Calibri" w:eastAsia="Calibri" w:hAnsi="Calibri"/>
+                <w:b w:val="false"/>
+                <w:bCs w:val="false"/>
+                <w:color w:val="1B2027"/>
+                <w:sz w:val="19"/>
+                <w:szCs w:val="19"/>
+              </w:rPr>
+              <w:t xml:space="preserve">check:attribution</w:t>
+            </w:r>
+          </w:p>
+        </w:tc>
+        <w:tc>
+          <w:tcPr>
+            <w:tcW w:type="dxa" w:w="6846"/>
+            <w:tcBorders>
+              <w:top w:val="single" w:color="D9D7D1" w:sz="4"/>
+              <w:left w:val="single" w:color="D9D7D1" w:sz="4"/>
+              <w:bottom w:val="single" w:color="D9D7D1" w:sz="4"/>
+              <w:right w:val="single" w:color="D9D7D1" w:sz="4"/>
+            </w:tcBorders>
+            <w:tcMar>
+              <w:top w:type="dxa" w:w="90"/>
+              <w:left w:type="dxa" w:w="120"/>
+              <w:bottom w:type="dxa" w:w="90"/>
+              <w:right w:type="dxa" w:w="120"/>
+            </w:tcMar>
+          </w:tcPr>
+          <w:p>
+            <w:pPr>
+              <w:spacing w:after="40" w:line="240"/>
+            </w:pPr>
+            <w:r>
+              <w:rPr>
+                <w:rFonts w:ascii="Calibri" w:cs="Calibri" w:eastAsia="Calibri" w:hAnsi="Calibri"/>
+                <w:b w:val="false"/>
+                <w:bCs w:val="false"/>
+                <w:color w:val="1B2027"/>
+                <w:sz w:val="19"/>
+                <w:szCs w:val="19"/>
+              </w:rPr>
+              <w:t xml:space="preserve">THIRD-PARTY-NOTICES.txt regenerates to exactly what is committed. It regenerates and asks git, rather than checking the file exists — the backend learned that distinction the hard way, with a shipped attribution naming a version it no longer had</w:t>
+            </w:r>
+          </w:p>
+        </w:tc>
+      </w:tr>
+      <w:tr>
+        <w:tc>
+          <w:tcPr>
+            <w:tcW w:type="dxa" w:w="2900"/>
+            <w:tcBorders>
+              <w:top w:val="single" w:color="D9D7D1" w:sz="4"/>
+              <w:left w:val="single" w:color="D9D7D1" w:sz="4"/>
+              <w:bottom w:val="single" w:color="D9D7D1" w:sz="4"/>
+              <w:right w:val="single" w:color="D9D7D1" w:sz="4"/>
+            </w:tcBorders>
+            <w:tcMar>
+              <w:top w:type="dxa" w:w="90"/>
+              <w:left w:type="dxa" w:w="120"/>
+              <w:bottom w:type="dxa" w:w="90"/>
+              <w:right w:type="dxa" w:w="120"/>
+            </w:tcMar>
+          </w:tcPr>
+          <w:p>
+            <w:pPr>
+              <w:spacing w:after="40" w:line="240"/>
+            </w:pPr>
+            <w:r>
+              <w:rPr>
+                <w:rFonts w:ascii="Calibri" w:cs="Calibri" w:eastAsia="Calibri" w:hAnsi="Calibri"/>
+                <w:b w:val="false"/>
+                <w:bCs w:val="false"/>
+                <w:color w:val="1B2027"/>
+                <w:sz w:val="19"/>
+                <w:szCs w:val="19"/>
+              </w:rPr>
+              <w:t xml:space="preserve">check:icons</w:t>
+            </w:r>
+          </w:p>
+        </w:tc>
+        <w:tc>
+          <w:tcPr>
+            <w:tcW w:type="dxa" w:w="6846"/>
+            <w:tcBorders>
+              <w:top w:val="single" w:color="D9D7D1" w:sz="4"/>
+              <w:left w:val="single" w:color="D9D7D1" w:sz="4"/>
+              <w:bottom w:val="single" w:color="D9D7D1" w:sz="4"/>
+              <w:right w:val="single" w:color="D9D7D1" w:sz="4"/>
+            </w:tcBorders>
+            <w:tcMar>
+              <w:top w:type="dxa" w:w="90"/>
+              <w:left w:type="dxa" w:w="120"/>
+              <w:bottom w:type="dxa" w:w="90"/>
+              <w:right w:type="dxa" w:w="120"/>
+            </w:tcMar>
+          </w:tcPr>
+          <w:p>
+            <w:pPr>
+              <w:spacing w:after="40" w:line="240"/>
+            </w:pPr>
+            <w:r>
+              <w:rPr>
+                <w:rFonts w:ascii="Calibri" w:cs="Calibri" w:eastAsia="Calibri" w:hAnsi="Calibri"/>
+                <w:b w:val="false"/>
+                <w:bCs w:val="false"/>
+                <w:color w:val="1B2027"/>
+                <w:sz w:val="19"/>
+                <w:szCs w:val="19"/>
+              </w:rPr>
+              <w:t xml:space="preserve">The application icons and favicon match their generator byte for byte, and the mark stays inside the maskable safe zone</w:t>
+            </w:r>
+          </w:p>
+        </w:tc>
+      </w:tr>
+      <w:tr>
+        <w:tc>
+          <w:tcPr>
+            <w:tcW w:type="dxa" w:w="2900"/>
+            <w:tcBorders>
+              <w:top w:val="single" w:color="D9D7D1" w:sz="4"/>
+              <w:left w:val="single" w:color="D9D7D1" w:sz="4"/>
+              <w:bottom w:val="single" w:color="D9D7D1" w:sz="4"/>
+              <w:right w:val="single" w:color="D9D7D1" w:sz="4"/>
+            </w:tcBorders>
+            <w:tcMar>
+              <w:top w:type="dxa" w:w="90"/>
+              <w:left w:type="dxa" w:w="120"/>
+              <w:bottom w:type="dxa" w:w="90"/>
+              <w:right w:type="dxa" w:w="120"/>
+            </w:tcMar>
+          </w:tcPr>
+          <w:p>
+            <w:pPr>
+              <w:spacing w:after="40" w:line="240"/>
+            </w:pPr>
+            <w:r>
+              <w:rPr>
+                <w:rFonts w:ascii="Calibri" w:cs="Calibri" w:eastAsia="Calibri" w:hAnsi="Calibri"/>
+                <w:b w:val="false"/>
+                <w:bCs w:val="false"/>
+                <w:color w:val="1B2027"/>
+                <w:sz w:val="19"/>
+                <w:szCs w:val="19"/>
+              </w:rPr>
+              <w:t xml:space="preserve">check:samples</w:t>
+            </w:r>
+          </w:p>
+        </w:tc>
+        <w:tc>
+          <w:tcPr>
+            <w:tcW w:type="dxa" w:w="6846"/>
+            <w:tcBorders>
+              <w:top w:val="single" w:color="D9D7D1" w:sz="4"/>
+              <w:left w:val="single" w:color="D9D7D1" w:sz="4"/>
+              <w:bottom w:val="single" w:color="D9D7D1" w:sz="4"/>
+              <w:right w:val="single" w:color="D9D7D1" w:sz="4"/>
+            </w:tcBorders>
+            <w:tcMar>
+              <w:top w:type="dxa" w:w="90"/>
+              <w:left w:type="dxa" w:w="120"/>
+              <w:bottom w:type="dxa" w:w="90"/>
+              <w:right w:type="dxa" w:w="120"/>
+            </w:tcMar>
+          </w:tcPr>
+          <w:p>
+            <w:pPr>
+              <w:spacing w:after="40" w:line="240"/>
+            </w:pPr>
+            <w:r>
+              <w:rPr>
+                <w:rFonts w:ascii="Calibri" w:cs="Calibri" w:eastAsia="Calibri" w:hAnsi="Calibri"/>
+                <w:b w:val="false"/>
+                <w:bCs w:val="false"/>
+                <w:color w:val="1B2027"/>
+                <w:sz w:val="19"/>
+                <w:szCs w:val="19"/>
+              </w:rPr>
+              <w:t xml:space="preserve">The demo’s three sample documents match their generator byte for byte</w:t>
+            </w:r>
+          </w:p>
+        </w:tc>
+      </w:tr>
+      <w:tr>
+        <w:tc>
+          <w:tcPr>
+            <w:tcW w:type="dxa" w:w="2900"/>
+            <w:tcBorders>
+              <w:top w:val="single" w:color="D9D7D1" w:sz="4"/>
+              <w:left w:val="single" w:color="D9D7D1" w:sz="4"/>
+              <w:bottom w:val="single" w:color="D9D7D1" w:sz="4"/>
+              <w:right w:val="single" w:color="D9D7D1" w:sz="4"/>
+            </w:tcBorders>
+            <w:tcMar>
+              <w:top w:type="dxa" w:w="90"/>
+              <w:left w:type="dxa" w:w="120"/>
+              <w:bottom w:type="dxa" w:w="90"/>
+              <w:right w:type="dxa" w:w="120"/>
+            </w:tcMar>
+          </w:tcPr>
+          <w:p>
+            <w:pPr>
+              <w:spacing w:after="40" w:line="240"/>
+            </w:pPr>
+            <w:r>
+              <w:rPr>
+                <w:rFonts w:ascii="Calibri" w:cs="Calibri" w:eastAsia="Calibri" w:hAnsi="Calibri"/>
+                <w:b w:val="false"/>
+                <w:bCs w:val="false"/>
+                <w:color w:val="1B2027"/>
+                <w:sz w:val="19"/>
+                <w:szCs w:val="19"/>
+              </w:rPr>
+              <w:t xml:space="preserve">test:demo</w:t>
+            </w:r>
+          </w:p>
+        </w:tc>
+        <w:tc>
+          <w:tcPr>
+            <w:tcW w:type="dxa" w:w="6846"/>
+            <w:tcBorders>
+              <w:top w:val="single" w:color="D9D7D1" w:sz="4"/>
+              <w:left w:val="single" w:color="D9D7D1" w:sz="4"/>
+              <w:bottom w:val="single" w:color="D9D7D1" w:sz="4"/>
+              <w:right w:val="single" w:color="D9D7D1" w:sz="4"/>
+            </w:tcBorders>
+            <w:tcMar>
+              <w:top w:type="dxa" w:w="90"/>
+              <w:left w:type="dxa" w:w="120"/>
+              <w:bottom w:type="dxa" w:w="90"/>
+              <w:right w:type="dxa" w:w="120"/>
+            </w:tcMar>
+          </w:tcPr>
+          <w:p>
+            <w:pPr>
+              <w:spacing w:after="40" w:line="240"/>
+            </w:pPr>
+            <w:r>
+              <w:rPr>
+                <w:rFonts w:ascii="Calibri" w:cs="Calibri" w:eastAsia="Calibri" w:hAnsi="Calibri"/>
+                <w:b w:val="false"/>
+                <w:bCs w:val="false"/>
+                <w:color w:val="1B2027"/>
+                <w:sz w:val="19"/>
+                <w:szCs w:val="19"/>
+              </w:rPr>
+              <w:t xml:space="preserve">Eight Playwright tests drive the demo host in a real browser</w:t>
+            </w:r>
+          </w:p>
+        </w:tc>
+      </w:tr>
+    </w:tbl>
+    <w:p>
+      <w:pPr>
+        <w:spacing w:after="240" w:before="80"/>
+      </w:pPr>
+      <w:r>
+        <w:rPr>
+          <w:rFonts w:ascii="Calibri" w:cs="Calibri" w:eastAsia="Calibri" w:hAnsi="Calibri"/>
+          <w:b w:val="false"/>
+          <w:bCs w:val="false"/>
+          <w:color w:val="5F6875"/>
+          <w:sz w:val="17"/>
+          <w:szCs w:val="17"/>
+        </w:rPr>
+        <w:t xml:space="preserve">Table 6 — The repository’s own gates.</w:t>
+      </w:r>
+    </w:p>
+    <w:p>
+      <w:pPr>
+        <w:pBdr>
+          <w:left w:val="single" w:color="C4342A" w:sz="18" w:space="8"/>
+        </w:pBdr>
+        <w:shd w:fill="FBEDEC" w:color="auto" w:val="clear"/>
+        <w:spacing w:after="180" w:before="140"/>
+        <w:ind w:left="120" w:right="120"/>
+      </w:pPr>
+      <w:r>
+        <w:rPr>
+          <w:rFonts w:ascii="Calibri" w:cs="Calibri" w:eastAsia="Calibri" w:hAnsi="Calibri"/>
+          <w:b/>
+          <w:bCs/>
+          <w:color w:val="1B2027"/>
+          <w:sz w:val="21"/>
+          <w:szCs w:val="21"/>
+        </w:rPr>
+        <w:t xml:space="preserve">Four of these five are not run by CI.</w:t>
+      </w:r>
+      <w:r>
+        <w:rPr>
+          <w:rFonts w:ascii="Calibri" w:cs="Calibri" w:eastAsia="Calibri" w:hAnsi="Calibri"/>
+          <w:b w:val="false"/>
+          <w:bCs w:val="false"/>
+          <w:color w:val="1B2027"/>
+          <w:sz w:val="21"/>
+          <w:szCs w:val="21"/>
+        </w:rPr>
+        <w:t xml:space="preserve"> The platform’s </w:t>
+      </w:r>
+      <w:r>
+        <w:rPr>
+          <w:rFonts w:ascii="Consolas" w:cs="Consolas" w:eastAsia="Consolas" w:hAnsi="Consolas"/>
+          <w:b w:val="false"/>
+          <w:bCs w:val="false"/>
+          <w:color w:val="1B2027"/>
+          <w:sz w:val="19"/>
+          <w:szCs w:val="19"/>
+        </w:rPr>
+        <w:t xml:space="preserve">Jenkinsfile</w:t>
+      </w:r>
+      <w:r>
+        <w:rPr>
+          <w:rFonts w:ascii="Calibri" w:cs="Calibri" w:eastAsia="Calibri" w:hAnsi="Calibri"/>
+          <w:b w:val="false"/>
+          <w:bCs w:val="false"/>
+          <w:color w:val="1B2027"/>
+          <w:sz w:val="21"/>
+          <w:szCs w:val="21"/>
+        </w:rPr>
+        <w:t xml:space="preserve"> runs </w:t>
+      </w:r>
+      <w:r>
+        <w:rPr>
+          <w:rFonts w:ascii="Consolas" w:cs="Consolas" w:eastAsia="Consolas" w:hAnsi="Consolas"/>
+          <w:b w:val="false"/>
+          <w:bCs w:val="false"/>
+          <w:color w:val="1B2027"/>
+          <w:sz w:val="19"/>
+          <w:szCs w:val="19"/>
+        </w:rPr>
+        <w:t xml:space="preserve">npm ci</w:t>
+      </w:r>
+      <w:r>
+        <w:rPr>
+          <w:rFonts w:ascii="Calibri" w:cs="Calibri" w:eastAsia="Calibri" w:hAnsi="Calibri"/>
+          <w:b w:val="false"/>
+          <w:bCs w:val="false"/>
+          <w:color w:val="1B2027"/>
+          <w:sz w:val="21"/>
+          <w:szCs w:val="21"/>
+        </w:rPr>
+        <w:t xml:space="preserve">, </w:t>
+      </w:r>
+      <w:r>
+        <w:rPr>
+          <w:rFonts w:ascii="Consolas" w:cs="Consolas" w:eastAsia="Consolas" w:hAnsi="Consolas"/>
+          <w:b w:val="false"/>
+          <w:bCs w:val="false"/>
+          <w:color w:val="1B2027"/>
+          <w:sz w:val="19"/>
+          <w:szCs w:val="19"/>
+        </w:rPr>
+        <w:t xml:space="preserve">tsc --noEmit</w:t>
+      </w:r>
+      <w:r>
+        <w:rPr>
+          <w:rFonts w:ascii="Calibri" w:cs="Calibri" w:eastAsia="Calibri" w:hAnsi="Calibri"/>
+          <w:b w:val="false"/>
+          <w:bCs w:val="false"/>
+          <w:color w:val="1B2027"/>
+          <w:sz w:val="21"/>
+          <w:szCs w:val="21"/>
+        </w:rPr>
+        <w:t xml:space="preserve">, </w:t>
+      </w:r>
+      <w:r>
+        <w:rPr>
+          <w:rFonts w:ascii="Consolas" w:cs="Consolas" w:eastAsia="Consolas" w:hAnsi="Consolas"/>
+          <w:b w:val="false"/>
+          <w:bCs w:val="false"/>
+          <w:color w:val="1B2027"/>
+          <w:sz w:val="19"/>
+          <w:szCs w:val="19"/>
+        </w:rPr>
+        <w:t xml:space="preserve">check:no-remote-code</w:t>
+      </w:r>
+      <w:r>
+        <w:rPr>
+          <w:rFonts w:ascii="Calibri" w:cs="Calibri" w:eastAsia="Calibri" w:hAnsi="Calibri"/>
+          <w:b w:val="false"/>
+          <w:bCs w:val="false"/>
+          <w:color w:val="1B2027"/>
+          <w:sz w:val="21"/>
+          <w:szCs w:val="21"/>
+        </w:rPr>
+        <w:t xml:space="preserve">, </w:t>
+      </w:r>
+      <w:r>
+        <w:rPr>
+          <w:rFonts w:ascii="Consolas" w:cs="Consolas" w:eastAsia="Consolas" w:hAnsi="Consolas"/>
+          <w:b w:val="false"/>
+          <w:bCs w:val="false"/>
+          <w:color w:val="1B2027"/>
+          <w:sz w:val="19"/>
+          <w:szCs w:val="19"/>
+        </w:rPr>
+        <w:t xml:space="preserve">ng build</w:t>
+      </w:r>
+      <w:r>
+        <w:rPr>
+          <w:rFonts w:ascii="Calibri" w:cs="Calibri" w:eastAsia="Calibri" w:hAnsi="Calibri"/>
+          <w:b w:val="false"/>
+          <w:bCs w:val="false"/>
+          <w:color w:val="1B2027"/>
+          <w:sz w:val="21"/>
+          <w:szCs w:val="21"/>
+        </w:rPr>
+        <w:t xml:space="preserve"> and </w:t>
+      </w:r>
+      <w:r>
+        <w:rPr>
+          <w:rFonts w:ascii="Consolas" w:cs="Consolas" w:eastAsia="Consolas" w:hAnsi="Consolas"/>
+          <w:b w:val="false"/>
+          <w:bCs w:val="false"/>
+          <w:color w:val="1B2027"/>
+          <w:sz w:val="19"/>
+          <w:szCs w:val="19"/>
+        </w:rPr>
+        <w:t xml:space="preserve">ng test</w:t>
+      </w:r>
+      <w:r>
+        <w:rPr>
+          <w:rFonts w:ascii="Calibri" w:cs="Calibri" w:eastAsia="Calibri" w:hAnsi="Calibri"/>
+          <w:b w:val="false"/>
+          <w:bCs w:val="false"/>
+          <w:color w:val="1B2027"/>
+          <w:sz w:val="21"/>
+          <w:szCs w:val="21"/>
+        </w:rPr>
+        <w:t xml:space="preserve"> against this repository, and nothing else. </w:t>
+      </w:r>
+      <w:r>
+        <w:rPr>
+          <w:rFonts w:ascii="Consolas" w:cs="Consolas" w:eastAsia="Consolas" w:hAnsi="Consolas"/>
+          <w:b w:val="false"/>
+          <w:bCs w:val="false"/>
+          <w:color w:val="1B2027"/>
+          <w:sz w:val="19"/>
+          <w:szCs w:val="19"/>
+        </w:rPr>
+        <w:t xml:space="preserve">check:attribution</w:t>
+      </w:r>
+      <w:r>
+        <w:rPr>
+          <w:rFonts w:ascii="Calibri" w:cs="Calibri" w:eastAsia="Calibri" w:hAnsi="Calibri"/>
+          <w:b w:val="false"/>
+          <w:bCs w:val="false"/>
+          <w:color w:val="1B2027"/>
+          <w:sz w:val="21"/>
+          <w:szCs w:val="21"/>
+        </w:rPr>
+        <w:t xml:space="preserve">, </w:t>
+      </w:r>
+      <w:r>
+        <w:rPr>
+          <w:rFonts w:ascii="Consolas" w:cs="Consolas" w:eastAsia="Consolas" w:hAnsi="Consolas"/>
+          <w:b w:val="false"/>
+          <w:bCs w:val="false"/>
+          <w:color w:val="1B2027"/>
+          <w:sz w:val="19"/>
+          <w:szCs w:val="19"/>
+        </w:rPr>
+        <w:t xml:space="preserve">check:icons</w:t>
+      </w:r>
+      <w:r>
+        <w:rPr>
+          <w:rFonts w:ascii="Calibri" w:cs="Calibri" w:eastAsia="Calibri" w:hAnsi="Calibri"/>
+          <w:b w:val="false"/>
+          <w:bCs w:val="false"/>
+          <w:color w:val="1B2027"/>
+          <w:sz w:val="21"/>
+          <w:szCs w:val="21"/>
+        </w:rPr>
+        <w:t xml:space="preserve">, </w:t>
+      </w:r>
+      <w:r>
+        <w:rPr>
+          <w:rFonts w:ascii="Consolas" w:cs="Consolas" w:eastAsia="Consolas" w:hAnsi="Consolas"/>
+          <w:b w:val="false"/>
+          <w:bCs w:val="false"/>
+          <w:color w:val="1B2027"/>
+          <w:sz w:val="19"/>
+          <w:szCs w:val="19"/>
+        </w:rPr>
+        <w:t xml:space="preserve">check:samples</w:t>
+      </w:r>
+      <w:r>
+        <w:rPr>
+          <w:rFonts w:ascii="Calibri" w:cs="Calibri" w:eastAsia="Calibri" w:hAnsi="Calibri"/>
+          <w:b w:val="false"/>
+          <w:bCs w:val="false"/>
+          <w:color w:val="1B2027"/>
+          <w:sz w:val="21"/>
+          <w:szCs w:val="21"/>
+        </w:rPr>
+        <w:t xml:space="preserve"> and </w:t>
+      </w:r>
+      <w:r>
+        <w:rPr>
+          <w:rFonts w:ascii="Consolas" w:cs="Consolas" w:eastAsia="Consolas" w:hAnsi="Consolas"/>
+          <w:b w:val="false"/>
+          <w:bCs w:val="false"/>
+          <w:color w:val="1B2027"/>
+          <w:sz w:val="19"/>
+          <w:szCs w:val="19"/>
+        </w:rPr>
+        <w:t xml:space="preserve">test:demo</w:t>
+      </w:r>
+      <w:r>
+        <w:rPr>
+          <w:rFonts w:ascii="Calibri" w:cs="Calibri" w:eastAsia="Calibri" w:hAnsi="Calibri"/>
+          <w:b w:val="false"/>
+          <w:bCs w:val="false"/>
+          <w:color w:val="1B2027"/>
+          <w:sz w:val="21"/>
+          <w:szCs w:val="21"/>
+        </w:rPr>
+        <w:t xml:space="preserve"> exist, pass, and guard nothing until a pipeline stage calls them. A gate nothing runs is documentation.</w:t>
+      </w:r>
+    </w:p>
+    <w:p>
+      <w:pPr>
+        <w:pStyle w:val="Heading1"/>
+        <w:spacing w:after="160" w:before="360"/>
+      </w:pPr>
+      <w:r>
+        <w:rPr>
+          <w:rFonts w:ascii="Calibri" w:cs="Calibri" w:eastAsia="Calibri" w:hAnsi="Calibri"/>
+          <w:b/>
+          <w:bCs/>
+          <w:color w:val="1B2027"/>
+          <w:sz w:val="30"/>
+          <w:szCs w:val="30"/>
+        </w:rPr>
+        <w:t xml:space="preserve">13.  What this architecture does not yet have</w:t>
+      </w:r>
+    </w:p>
+    <w:p>
+      <w:pPr>
+        <w:spacing w:after="200" w:line="276"/>
+      </w:pPr>
+      <w:r>
+        <w:rPr>
+          <w:rFonts w:ascii="Calibri" w:cs="Calibri" w:eastAsia="Calibri" w:hAnsi="Calibri"/>
+          <w:b w:val="false"/>
+          <w:bCs w:val="false"/>
+          <w:color w:val="5F6875"/>
+          <w:sz w:val="21"/>
+          <w:szCs w:val="21"/>
+        </w:rPr>
+        <w:t xml:space="preserve">Stated plainly, and shorter than it was. The gap between “the viewer works” and “a CDE can integrate it” used to be a set of undecided contracts; it is now a set of unfinished jobs, in rough order of what blocks what.</w:t>
+      </w:r>
+    </w:p>
+    <w:p>
+      <w:pPr>
+        <w:spacing w:after="140" w:line="276"/>
+      </w:pPr>
+      <w:r>
+        <w:rPr>
+          <w:rFonts w:ascii="Calibri" w:cs="Calibri" w:eastAsia="Calibri" w:hAnsi="Calibri"/>
+          <w:b/>
+          <w:bCs/>
+          <w:color w:val="1B2027"/>
+          <w:sz w:val="21"/>
+          <w:szCs w:val="21"/>
+        </w:rPr>
+        <w:t xml:space="preserve">The embed cannot be framed.</w:t>
+      </w:r>
+      <w:r>
+        <w:rPr>
+          <w:rFonts w:ascii="Calibri" w:cs="Calibri" w:eastAsia="Calibri" w:hAnsi="Calibri"/>
+          <w:b w:val="false"/>
+          <w:bCs w:val="false"/>
+          <w:color w:val="1B2027"/>
+          <w:sz w:val="21"/>
+          <w:szCs w:val="21"/>
+        </w:rPr>
+        <w:t xml:space="preserve"> Section 10.1. The protocol is built on both sides and the deployment refuses the frame. This is the one item that makes every other item academic, and it is also the smallest.</w:t>
+      </w:r>
+    </w:p>
+    <w:p>
+      <w:pPr>
+        <w:spacing w:after="140" w:line="276"/>
+      </w:pPr>
+      <w:r>
+        <w:rPr>
+          <w:rFonts w:ascii="Calibri" w:cs="Calibri" w:eastAsia="Calibri" w:hAnsi="Calibri"/>
+          <w:b/>
+          <w:bCs/>
+          <w:color w:val="1B2027"/>
+          <w:sz w:val="21"/>
+          <w:szCs w:val="21"/>
+        </w:rPr>
+        <w:t xml:space="preserve">The embed opens PDF and nothing else.</w:t>
+      </w:r>
+      <w:r>
+        <w:rPr>
+          <w:rFonts w:ascii="Calibri" w:cs="Calibri" w:eastAsia="Calibri" w:hAnsi="Calibri"/>
+          <w:b w:val="false"/>
+          <w:bCs w:val="false"/>
+          <w:color w:val="1B2027"/>
+          <w:sz w:val="21"/>
+          <w:szCs w:val="21"/>
+        </w:rPr>
+        <w:t xml:space="preserve"> Section 4.3. The conversion service exists; the embed path does not call it.</w:t>
+      </w:r>
+    </w:p>
+    <w:p>
+      <w:pPr>
+        <w:spacing w:after="140" w:line="276"/>
+      </w:pPr>
+      <w:r>
+        <w:rPr>
+          <w:rFonts w:ascii="Calibri" w:cs="Calibri" w:eastAsia="Calibri" w:hAnsi="Calibri"/>
+          <w:b/>
+          <w:bCs/>
+          <w:color w:val="1B2027"/>
+          <w:sz w:val="21"/>
+          <w:szCs w:val="21"/>
+        </w:rPr>
+        <w:t xml:space="preserve">Collaboration has no identity in an embed.</w:t>
+      </w:r>
+      <w:r>
+        <w:rPr>
+          <w:rFonts w:ascii="Calibri" w:cs="Calibri" w:eastAsia="Calibri" w:hAnsi="Calibri"/>
+          <w:b w:val="false"/>
+          <w:bCs w:val="false"/>
+          <w:color w:val="1B2027"/>
+          <w:sz w:val="21"/>
+          <w:szCs w:val="21"/>
+        </w:rPr>
+        <w:t xml:space="preserve"> Live cursors and presence ride a STOMP socket authenticated by the page session, and an embedded viewer has no session. ADR 14 accepted this as the loose end that “no identity” leaves; it is unsolved rather than decided.</w:t>
       </w:r>
     </w:p>
     <w:tbl>
@@ -6791,7 +9951,7 @@
                 <w:sz w:val="19"/>
                 <w:szCs w:val="19"/>
               </w:rPr>
-              <w:t xml:space="preserve">TODAY</w:t>
+              <w:t xml:space="preserve">THE PLATFORM’S OWN API — unchanged</w:t>
             </w:r>
           </w:p>
         </w:tc>
@@ -6826,7 +9986,7 @@
                 <w:sz w:val="19"/>
                 <w:szCs w:val="19"/>
               </w:rPr>
-              <w:t xml:space="preserve">NEEDED</w:t>
+              <w:t xml:space="preserve">THE EMBED PATH — built</w:t>
             </w:r>
           </w:p>
         </w:tc>
@@ -6932,7 +10092,7 @@
                 <w:sz w:val="19"/>
                 <w:szCs w:val="19"/>
               </w:rPr>
-              <w:t xml:space="preserve">signed assertion</w:t>
+              <w:t xml:space="preserve">known only to Asite</w:t>
             </w:r>
           </w:p>
         </w:tc>
@@ -7089,7 +10249,7 @@
                 <w:sz w:val="19"/>
                 <w:szCs w:val="19"/>
               </w:rPr>
-              <w:t xml:space="preserve">Annotation.authorRef</w:t>
+              <w:t xml:space="preserve">host.init.identity</w:t>
             </w:r>
           </w:p>
           <w:p>
@@ -7106,7 +10266,7 @@
                 <w:sz w:val="19"/>
                 <w:szCs w:val="19"/>
               </w:rPr>
-              <w:t xml:space="preserve">opaque value</w:t>
+              <w:t xml:space="preserve">display name · subjectId · capabilities</w:t>
             </w:r>
           </w:p>
         </w:tc>
@@ -7265,7 +10425,7 @@
                 <w:sz w:val="19"/>
                 <w:szCs w:val="19"/>
               </w:rPr>
-              <w:t xml:space="preserve">Issuer + subject</w:t>
+              <w:t xml:space="preserve">Nothing persisted</w:t>
             </w:r>
           </w:p>
           <w:p>
@@ -7282,7 +10442,7 @@
                 <w:sz w:val="19"/>
                 <w:szCs w:val="19"/>
               </w:rPr>
-              <w:t xml:space="preserve">no row required</w:t>
+              <w:t xml:space="preserve">the viewer stamps no author</w:t>
             </w:r>
           </w:p>
         </w:tc>
@@ -7318,7 +10478,7 @@
                 <w:sz w:val="19"/>
                 <w:szCs w:val="19"/>
               </w:rPr>
-              <w:t xml:space="preserve">Integration means shadow-provisioning every host user into our database.</w:t>
+              <w:t xml:space="preserve">Integrating through this API means shadow-provisioning every host user into our database.</w:t>
             </w:r>
           </w:p>
         </w:tc>
@@ -7352,7 +10512,7 @@
                 <w:sz w:val="19"/>
                 <w:szCs w:val="19"/>
               </w:rPr>
-              <w:t xml:space="preserve">The host stays the system of record for who its people are.</w:t>
+              <w:t xml:space="preserve">The host stays the system of record, and stamps the author itself when it stores the markup.</w:t>
             </w:r>
           </w:p>
         </w:tc>
@@ -7371,7 +10531,29 @@
           <w:sz w:val="17"/>
           <w:szCs w:val="17"/>
         </w:rPr>
-        <w:t xml:space="preserve">Figure 3 — The difference is one field. Annotation.author is a foreign key into our own user table, so a markup cannot exist without a local user row.</w:t>
+        <w:t xml:space="preserve">Figure 3 — Both paths exist in the code. </w:t>
+      </w:r>
+      <w:r>
+        <w:rPr>
+          <w:rFonts w:ascii="Consolas" w:cs="Consolas" w:eastAsia="Consolas" w:hAnsi="Consolas"/>
+          <w:b w:val="false"/>
+          <w:bCs w:val="false"/>
+          <w:color w:val="5F6875"/>
+          <w:sz w:val="15"/>
+          <w:szCs w:val="15"/>
+        </w:rPr>
+        <w:t xml:space="preserve">/api/annotations</w:t>
+      </w:r>
+      <w:r>
+        <w:rPr>
+          <w:rFonts w:ascii="Calibri" w:cs="Calibri" w:eastAsia="Calibri" w:hAnsi="Calibri"/>
+          <w:b w:val="false"/>
+          <w:bCs w:val="false"/>
+          <w:color w:val="5F6875"/>
+          <w:sz w:val="17"/>
+          <w:szCs w:val="17"/>
+        </w:rPr>
+        <w:t xml:space="preserve"> still keys an author to a row in our own user table, and always will for this platform’s own users. The embed path never reaches it: the viewer emits a markup with no author at all, and the host attributes it from the session it already holds.</w:t>
       </w:r>
     </w:p>
     <w:p>
@@ -7387,117 +10569,19 @@
           <w:sz w:val="21"/>
           <w:szCs w:val="21"/>
         </w:rPr>
-        <w:t xml:space="preserve">No external document identity.</w:t>
-      </w:r>
-      <w:r>
-        <w:rPr>
-          <w:rFonts w:ascii="Calibri" w:cs="Calibri" w:eastAsia="Calibri" w:hAnsi="Calibri"/>
-          <w:b w:val="false"/>
-          <w:bCs w:val="false"/>
-          <w:color w:val="1B2027"/>
-          <w:sz w:val="21"/>
-          <w:szCs w:val="21"/>
-        </w:rPr>
-        <w:t xml:space="preserve"> </w:t>
-      </w:r>
-      <w:r>
-        <w:rPr>
-          <w:rFonts w:ascii="Consolas" w:cs="Consolas" w:eastAsia="Consolas" w:hAnsi="Consolas"/>
-          <w:b w:val="false"/>
-          <w:bCs w:val="false"/>
-          <w:color w:val="1B2027"/>
-          <w:sz w:val="19"/>
-          <w:szCs w:val="19"/>
-        </w:rPr>
-        <w:t xml:space="preserve">Document</w:t>
-      </w:r>
-      <w:r>
-        <w:rPr>
-          <w:rFonts w:ascii="Calibri" w:cs="Calibri" w:eastAsia="Calibri" w:hAnsi="Calibri"/>
-          <w:b w:val="false"/>
-          <w:bCs w:val="false"/>
-          <w:color w:val="1B2027"/>
-          <w:sz w:val="21"/>
-          <w:szCs w:val="21"/>
-        </w:rPr>
-        <w:t xml:space="preserve"> has no </w:t>
-      </w:r>
-      <w:r>
-        <w:rPr>
-          <w:rFonts w:ascii="Consolas" w:cs="Consolas" w:eastAsia="Consolas" w:hAnsi="Consolas"/>
-          <w:b w:val="false"/>
-          <w:bCs w:val="false"/>
-          <w:color w:val="1B2027"/>
-          <w:sz w:val="19"/>
-          <w:szCs w:val="19"/>
-        </w:rPr>
-        <w:t xml:space="preserve">externalId</w:t>
-      </w:r>
-      <w:r>
-        <w:rPr>
-          <w:rFonts w:ascii="Calibri" w:cs="Calibri" w:eastAsia="Calibri" w:hAnsi="Calibri"/>
-          <w:b w:val="false"/>
-          <w:bCs w:val="false"/>
-          <w:color w:val="1B2027"/>
-          <w:sz w:val="21"/>
-          <w:szCs w:val="21"/>
-        </w:rPr>
-        <w:t xml:space="preserve">, so a host must store our numeric id against its own record.</w:t>
-      </w:r>
-    </w:p>
-    <w:p>
-      <w:pPr>
-        <w:spacing w:after="140" w:line="276"/>
-      </w:pPr>
-      <w:r>
-        <w:rPr>
-          <w:rFonts w:ascii="Calibri" w:cs="Calibri" w:eastAsia="Calibri" w:hAnsi="Calibri"/>
+        <w:t xml:space="preserve">No external document identity on our own </w:t>
+      </w:r>
+      <w:r>
+        <w:rPr>
+          <w:rFonts w:ascii="Consolas" w:cs="Consolas" w:eastAsia="Consolas" w:hAnsi="Consolas"/>
           <w:b/>
           <w:bCs/>
           <w:color w:val="1B2027"/>
-          <w:sz w:val="21"/>
-          <w:szCs w:val="21"/>
-        </w:rPr>
-        <w:t xml:space="preserve">36 endpoints across 13 services</w:t>
-      </w:r>
-      <w:r>
-        <w:rPr>
-          <w:rFonts w:ascii="Calibri" w:cs="Calibri" w:eastAsia="Calibri" w:hAnsi="Calibri"/>
-          <w:b w:val="false"/>
-          <w:bCs w:val="false"/>
-          <w:color w:val="1B2027"/>
-          <w:sz w:val="21"/>
-          <w:szCs w:val="21"/>
-        </w:rPr>
-        <w:t xml:space="preserve">, re-derived by following the imports from every viewer component. (</w:t>
-      </w:r>
-      <w:r>
-        <w:rPr>
-          <w:rFonts w:ascii="Consolas" w:cs="Consolas" w:eastAsia="Consolas" w:hAnsi="Consolas"/>
-          <w:b w:val="false"/>
-          <w:bCs w:val="false"/>
-          <w:color w:val="1B2027"/>
-          <w:sz w:val="19"/>
-          <w:szCs w:val="19"/>
-        </w:rPr>
-        <w:t xml:space="preserve">viewer-extraction-inventory.md</w:t>
-      </w:r>
-      <w:r>
-        <w:rPr>
-          <w:rFonts w:ascii="Calibri" w:cs="Calibri" w:eastAsia="Calibri" w:hAnsi="Calibri"/>
-          <w:b w:val="false"/>
-          <w:bCs w:val="false"/>
-          <w:color w:val="1B2027"/>
-          <w:sz w:val="21"/>
-          <w:szCs w:val="21"/>
-        </w:rPr>
-        <w:t xml:space="preserve"> §2 says 26 across 9; that number is stale and the file is the older count, not a different scope.) Five of those are content, and are what the ingress replaces. Seventeen are document operations awaiting ADR 12 step 4. The rest are identity and collaboration.</w:t>
-      </w:r>
-    </w:p>
-    <w:p>
-      <w:pPr>
-        <w:spacing w:after="140" w:line="276"/>
-      </w:pPr>
+          <w:sz w:val="19"/>
+          <w:szCs w:val="19"/>
+        </w:rPr>
+        <w:t xml:space="preserve">Document</w:t>
+      </w:r>
       <w:r>
         <w:rPr>
           <w:rFonts w:ascii="Calibri" w:cs="Calibri" w:eastAsia="Calibri" w:hAnsi="Calibri"/>
@@ -7507,84 +10591,84 @@
           <w:sz w:val="21"/>
           <w:szCs w:val="21"/>
         </w:rPr>
-        <w:t xml:space="preserve">Not a publishable package.</w:t>
-      </w:r>
-      <w:r>
-        <w:rPr>
-          <w:rFonts w:ascii="Calibri" w:cs="Calibri" w:eastAsia="Calibri" w:hAnsi="Calibri"/>
-          <w:b w:val="false"/>
-          <w:bCs w:val="false"/>
-          <w:color w:val="1B2027"/>
-          <w:sz w:val="21"/>
-          <w:szCs w:val="21"/>
-        </w:rPr>
-        <w:t xml:space="preserve"> </w:t>
-      </w:r>
-      <w:r>
-        <w:rPr>
-          <w:rFonts w:ascii="Consolas" w:cs="Consolas" w:eastAsia="Consolas" w:hAnsi="Consolas"/>
-          <w:b w:val="false"/>
-          <w:bCs w:val="false"/>
-          <w:color w:val="1B2027"/>
-          <w:sz w:val="19"/>
-          <w:szCs w:val="19"/>
-        </w:rPr>
-        <w:t xml:space="preserve">viewer-core</w:t>
-      </w:r>
-      <w:r>
-        <w:rPr>
-          <w:rFonts w:ascii="Calibri" w:cs="Calibri" w:eastAsia="Calibri" w:hAnsi="Calibri"/>
-          <w:b w:val="false"/>
-          <w:bCs w:val="false"/>
-          <w:color w:val="1B2027"/>
-          <w:sz w:val="21"/>
-          <w:szCs w:val="21"/>
-        </w:rPr>
-        <w:t xml:space="preserve"> has no </w:t>
-      </w:r>
-      <w:r>
-        <w:rPr>
-          <w:rFonts w:ascii="Consolas" w:cs="Consolas" w:eastAsia="Consolas" w:hAnsi="Consolas"/>
-          <w:b w:val="false"/>
-          <w:bCs w:val="false"/>
-          <w:color w:val="1B2027"/>
-          <w:sz w:val="19"/>
-          <w:szCs w:val="19"/>
-        </w:rPr>
-        <w:t xml:space="preserve">package.json</w:t>
-      </w:r>
-      <w:r>
-        <w:rPr>
-          <w:rFonts w:ascii="Calibri" w:cs="Calibri" w:eastAsia="Calibri" w:hAnsi="Calibri"/>
-          <w:b w:val="false"/>
-          <w:bCs w:val="false"/>
-          <w:color w:val="1B2027"/>
-          <w:sz w:val="21"/>
-          <w:szCs w:val="21"/>
-        </w:rPr>
-        <w:t xml:space="preserve"> or </w:t>
-      </w:r>
-      <w:r>
-        <w:rPr>
-          <w:rFonts w:ascii="Consolas" w:cs="Consolas" w:eastAsia="Consolas" w:hAnsi="Consolas"/>
-          <w:b w:val="false"/>
-          <w:bCs w:val="false"/>
-          <w:color w:val="1B2027"/>
-          <w:sz w:val="19"/>
-          <w:szCs w:val="19"/>
-        </w:rPr>
-        <w:t xml:space="preserve">ng-package.json</w:t>
-      </w:r>
-      <w:r>
-        <w:rPr>
-          <w:rFonts w:ascii="Calibri" w:cs="Calibri" w:eastAsia="Calibri" w:hAnsi="Calibri"/>
-          <w:b w:val="false"/>
-          <w:bCs w:val="false"/>
-          <w:color w:val="1B2027"/>
-          <w:sz w:val="21"/>
-          <w:szCs w:val="21"/>
-        </w:rPr>
-        <w:t xml:space="preserve"> — it is a directory, not a library.</w:t>
+        <w:t xml:space="preserve">.</w:t>
+      </w:r>
+      <w:r>
+        <w:rPr>
+          <w:rFonts w:ascii="Calibri" w:cs="Calibri" w:eastAsia="Calibri" w:hAnsi="Calibri"/>
+          <w:b w:val="false"/>
+          <w:bCs w:val="false"/>
+          <w:color w:val="1B2027"/>
+          <w:sz w:val="21"/>
+          <w:szCs w:val="21"/>
+        </w:rPr>
+        <w:t xml:space="preserve"> The protocol carries </w:t>
+      </w:r>
+      <w:r>
+        <w:rPr>
+          <w:rFonts w:ascii="Consolas" w:cs="Consolas" w:eastAsia="Consolas" w:hAnsi="Consolas"/>
+          <w:b w:val="false"/>
+          <w:bCs w:val="false"/>
+          <w:color w:val="1B2027"/>
+          <w:sz w:val="19"/>
+          <w:szCs w:val="19"/>
+        </w:rPr>
+        <w:t xml:space="preserve">externalId</w:t>
+      </w:r>
+      <w:r>
+        <w:rPr>
+          <w:rFonts w:ascii="Calibri" w:cs="Calibri" w:eastAsia="Calibri" w:hAnsi="Calibri"/>
+          <w:b w:val="false"/>
+          <w:bCs w:val="false"/>
+          <w:color w:val="1B2027"/>
+          <w:sz w:val="21"/>
+          <w:szCs w:val="21"/>
+        </w:rPr>
+        <w:t xml:space="preserve"> end to end, so an embedding host never needs one — but the platform’s own </w:t>
+      </w:r>
+      <w:r>
+        <w:rPr>
+          <w:rFonts w:ascii="Consolas" w:cs="Consolas" w:eastAsia="Consolas" w:hAnsi="Consolas"/>
+          <w:b w:val="false"/>
+          <w:bCs w:val="false"/>
+          <w:color w:val="1B2027"/>
+          <w:sz w:val="19"/>
+          <w:szCs w:val="19"/>
+        </w:rPr>
+        <w:t xml:space="preserve">Document</w:t>
+      </w:r>
+      <w:r>
+        <w:rPr>
+          <w:rFonts w:ascii="Calibri" w:cs="Calibri" w:eastAsia="Calibri" w:hAnsi="Calibri"/>
+          <w:b w:val="false"/>
+          <w:bCs w:val="false"/>
+          <w:color w:val="1B2027"/>
+          <w:sz w:val="21"/>
+          <w:szCs w:val="21"/>
+        </w:rPr>
+        <w:t xml:space="preserve"> entity still has no such column, so anything integrating through </w:t>
+      </w:r>
+      <w:r>
+        <w:rPr>
+          <w:rFonts w:ascii="Consolas" w:cs="Consolas" w:eastAsia="Consolas" w:hAnsi="Consolas"/>
+          <w:b w:val="false"/>
+          <w:bCs w:val="false"/>
+          <w:color w:val="1B2027"/>
+          <w:sz w:val="19"/>
+          <w:szCs w:val="19"/>
+        </w:rPr>
+        <w:t xml:space="preserve">/api/documents</w:t>
+      </w:r>
+      <w:r>
+        <w:rPr>
+          <w:rFonts w:ascii="Calibri" w:cs="Calibri" w:eastAsia="Calibri" w:hAnsi="Calibri"/>
+          <w:b w:val="false"/>
+          <w:bCs w:val="false"/>
+          <w:color w:val="1B2027"/>
+          <w:sz w:val="21"/>
+          <w:szCs w:val="21"/>
+        </w:rPr>
+        <w:t xml:space="preserve"> keeps a map between its id and our numeric one.</w:t>
       </w:r>
     </w:p>
     <w:p>
@@ -7600,90 +10684,41 @@
           <w:sz w:val="21"/>
           <w:szCs w:val="21"/>
         </w:rPr>
-        <w:t xml:space="preserve">No attribution file.</w:t>
-      </w:r>
-      <w:r>
-        <w:rPr>
-          <w:rFonts w:ascii="Calibri" w:cs="Calibri" w:eastAsia="Calibri" w:hAnsi="Calibri"/>
-          <w:b w:val="false"/>
-          <w:bCs w:val="false"/>
-          <w:color w:val="1B2027"/>
-          <w:sz w:val="21"/>
-          <w:szCs w:val="21"/>
-        </w:rPr>
-        <w:t xml:space="preserve"> No </w:t>
-      </w:r>
-      <w:r>
-        <w:rPr>
-          <w:rFonts w:ascii="Consolas" w:cs="Consolas" w:eastAsia="Consolas" w:hAnsi="Consolas"/>
-          <w:b w:val="false"/>
-          <w:bCs w:val="false"/>
-          <w:color w:val="1B2027"/>
-          <w:sz w:val="19"/>
-          <w:szCs w:val="19"/>
-        </w:rPr>
-        <w:t xml:space="preserve">LICENSE</w:t>
-      </w:r>
-      <w:r>
-        <w:rPr>
-          <w:rFonts w:ascii="Calibri" w:cs="Calibri" w:eastAsia="Calibri" w:hAnsi="Calibri"/>
-          <w:b w:val="false"/>
-          <w:bCs w:val="false"/>
-          <w:color w:val="1B2027"/>
-          <w:sz w:val="21"/>
-          <w:szCs w:val="21"/>
-        </w:rPr>
-        <w:t xml:space="preserve">, </w:t>
-      </w:r>
-      <w:r>
-        <w:rPr>
-          <w:rFonts w:ascii="Consolas" w:cs="Consolas" w:eastAsia="Consolas" w:hAnsi="Consolas"/>
-          <w:b w:val="false"/>
-          <w:bCs w:val="false"/>
-          <w:color w:val="1B2027"/>
-          <w:sz w:val="19"/>
-          <w:szCs w:val="19"/>
-        </w:rPr>
-        <w:t xml:space="preserve">NOTICE</w:t>
-      </w:r>
-      <w:r>
-        <w:rPr>
-          <w:rFonts w:ascii="Calibri" w:cs="Calibri" w:eastAsia="Calibri" w:hAnsi="Calibri"/>
-          <w:b w:val="false"/>
-          <w:bCs w:val="false"/>
-          <w:color w:val="1B2027"/>
-          <w:sz w:val="21"/>
-          <w:szCs w:val="21"/>
-        </w:rPr>
-        <w:t xml:space="preserve"> or </w:t>
-      </w:r>
-      <w:r>
-        <w:rPr>
-          <w:rFonts w:ascii="Consolas" w:cs="Consolas" w:eastAsia="Consolas" w:hAnsi="Consolas"/>
-          <w:b w:val="false"/>
-          <w:bCs w:val="false"/>
-          <w:color w:val="1B2027"/>
-          <w:sz w:val="19"/>
-          <w:szCs w:val="19"/>
-        </w:rPr>
-        <w:t xml:space="preserve">THIRD-PARTY-NOTICES.txt</w:t>
-      </w:r>
-      <w:r>
-        <w:rPr>
-          <w:rFonts w:ascii="Calibri" w:cs="Calibri" w:eastAsia="Calibri" w:hAnsi="Calibri"/>
-          <w:b w:val="false"/>
-          <w:bCs w:val="false"/>
-          <w:color w:val="1B2027"/>
-          <w:sz w:val="21"/>
-          <w:szCs w:val="21"/>
-        </w:rPr>
-        <w:t xml:space="preserve"> at this repository’s root. §17.2 makes shipping that file a licence obligation, so first distribution without it is a breach rather than an untidiness.</w:t>
-      </w:r>
-    </w:p>
-    <w:p>
-      <w:pPr>
-        <w:spacing w:after="140" w:line="276"/>
-      </w:pPr>
+        <w:t xml:space="preserve">35 endpoints across 15 files</w:t>
+      </w:r>
+      <w:r>
+        <w:rPr>
+          <w:rFonts w:ascii="Calibri" w:cs="Calibri" w:eastAsia="Calibri" w:hAnsi="Calibri"/>
+          <w:b w:val="false"/>
+          <w:bCs w:val="false"/>
+          <w:color w:val="1B2027"/>
+          <w:sz w:val="21"/>
+          <w:szCs w:val="21"/>
+        </w:rPr>
+        <w:t xml:space="preserve"> — 11 services and 4 components — derived by walking imports transitively from every viewer component, viewer service and </w:t>
+      </w:r>
+      <w:r>
+        <w:rPr>
+          <w:rFonts w:ascii="Consolas" w:cs="Consolas" w:eastAsia="Consolas" w:hAnsi="Consolas"/>
+          <w:b w:val="false"/>
+          <w:bCs w:val="false"/>
+          <w:color w:val="1B2027"/>
+          <w:sz w:val="19"/>
+          <w:szCs w:val="19"/>
+        </w:rPr>
+        <w:t xml:space="preserve">viewer-core</w:t>
+      </w:r>
+      <w:r>
+        <w:rPr>
+          <w:rFonts w:ascii="Calibri" w:cs="Calibri" w:eastAsia="Calibri" w:hAnsi="Calibri"/>
+          <w:b w:val="false"/>
+          <w:bCs w:val="false"/>
+          <w:color w:val="1B2027"/>
+          <w:sz w:val="21"/>
+          <w:szCs w:val="21"/>
+        </w:rPr>
+        <w:t xml:space="preserve"> file. Two groups drive the design: </w:t>
+      </w:r>
       <w:r>
         <w:rPr>
           <w:rFonts w:ascii="Calibri" w:cs="Calibri" w:eastAsia="Calibri" w:hAnsi="Calibri"/>
@@ -7693,18 +10728,40 @@
           <w:sz w:val="21"/>
           <w:szCs w:val="21"/>
         </w:rPr>
-        <w:t xml:space="preserve">No DWG position.</w:t>
-      </w:r>
-      <w:r>
-        <w:rPr>
-          <w:rFonts w:ascii="Calibri" w:cs="Calibri" w:eastAsia="Calibri" w:hAnsi="Calibri"/>
-          <w:b w:val="false"/>
-          <w:bCs w:val="false"/>
-          <w:color w:val="1B2027"/>
-          <w:sz w:val="21"/>
-          <w:szCs w:val="21"/>
-        </w:rPr>
-        <w:t xml:space="preserve"> ADR 13, above.</w:t>
+        <w:t xml:space="preserve">five are content</w:t>
+      </w:r>
+      <w:r>
+        <w:rPr>
+          <w:rFonts w:ascii="Calibri" w:cs="Calibri" w:eastAsia="Calibri" w:hAnsi="Calibri"/>
+          <w:b w:val="false"/>
+          <w:bCs w:val="false"/>
+          <w:color w:val="1B2027"/>
+          <w:sz w:val="21"/>
+          <w:szCs w:val="21"/>
+        </w:rPr>
+        <w:t xml:space="preserve">, and are exactly what the ingress replaces, and </w:t>
+      </w:r>
+      <w:r>
+        <w:rPr>
+          <w:rFonts w:ascii="Calibri" w:cs="Calibri" w:eastAsia="Calibri" w:hAnsi="Calibri"/>
+          <w:b/>
+          <w:bCs/>
+          <w:color w:val="1B2027"/>
+          <w:sz w:val="21"/>
+          <w:szCs w:val="21"/>
+        </w:rPr>
+        <w:t xml:space="preserve">seventeen are document operations</w:t>
+      </w:r>
+      <w:r>
+        <w:rPr>
+          <w:rFonts w:ascii="Calibri" w:cs="Calibri" w:eastAsia="Calibri" w:hAnsi="Calibri"/>
+          <w:b w:val="false"/>
+          <w:bCs w:val="false"/>
+          <w:color w:val="1B2027"/>
+          <w:sz w:val="21"/>
+          <w:szCs w:val="21"/>
+        </w:rPr>
+        <w:t xml:space="preserve">, which ADR 14 assigned to the host. The remainder is markup, identity and collaboration.</w:t>
       </w:r>
     </w:p>
     <w:p>
@@ -7725,7 +10782,73 @@
           <w:sz w:val="21"/>
           <w:szCs w:val="21"/>
         </w:rPr>
-        <w:t xml:space="preserve">Of these, the embed contract and the identity contract are </w:t>
+        <w:t xml:space="preserve">That total has been wrong twice, in the same direction. It was “seven”, then “26 across 9”, and both were undercounts — the first from grepping directories instead of following imports, the second from a resolver that turned </w:t>
+      </w:r>
+      <w:r>
+        <w:rPr>
+          <w:rFonts w:ascii="Consolas" w:cs="Consolas" w:eastAsia="Consolas" w:hAnsi="Consolas"/>
+          <w:b w:val="false"/>
+          <w:bCs w:val="false"/>
+          <w:color w:val="1B2027"/>
+          <w:sz w:val="19"/>
+          <w:szCs w:val="19"/>
+        </w:rPr>
+        <w:t xml:space="preserve">role.service</w:t>
+      </w:r>
+      <w:r>
+        <w:rPr>
+          <w:rFonts w:ascii="Calibri" w:cs="Calibri" w:eastAsia="Calibri" w:hAnsi="Calibri"/>
+          <w:b w:val="false"/>
+          <w:bCs w:val="false"/>
+          <w:color w:val="1B2027"/>
+          <w:sz w:val="21"/>
+          <w:szCs w:val="21"/>
+        </w:rPr>
+        <w:t xml:space="preserve"> into </w:t>
+      </w:r>
+      <w:r>
+        <w:rPr>
+          <w:rFonts w:ascii="Consolas" w:cs="Consolas" w:eastAsia="Consolas" w:hAnsi="Consolas"/>
+          <w:b w:val="false"/>
+          <w:bCs w:val="false"/>
+          <w:color w:val="1B2027"/>
+          <w:sz w:val="19"/>
+          <w:szCs w:val="19"/>
+        </w:rPr>
+        <w:t xml:space="preserve">role.ts</w:t>
+      </w:r>
+      <w:r>
+        <w:rPr>
+          <w:rFonts w:ascii="Calibri" w:cs="Calibri" w:eastAsia="Calibri" w:hAnsi="Calibri"/>
+          <w:b w:val="false"/>
+          <w:bCs w:val="false"/>
+          <w:color w:val="1B2027"/>
+          <w:sz w:val="21"/>
+          <w:szCs w:val="21"/>
+        </w:rPr>
+        <w:t xml:space="preserve"> by replacing the extension rather than appending one, so every </w:t>
+      </w:r>
+      <w:r>
+        <w:rPr>
+          <w:rFonts w:ascii="Consolas" w:cs="Consolas" w:eastAsia="Consolas" w:hAnsi="Consolas"/>
+          <w:b w:val="false"/>
+          <w:bCs w:val="false"/>
+          <w:color w:val="1B2027"/>
+          <w:sz w:val="19"/>
+          <w:szCs w:val="19"/>
+        </w:rPr>
+        <w:t xml:space="preserve">*.service.ts</w:t>
+      </w:r>
+      <w:r>
+        <w:rPr>
+          <w:rFonts w:ascii="Calibri" w:cs="Calibri" w:eastAsia="Calibri" w:hAnsi="Calibri"/>
+          <w:b w:val="false"/>
+          <w:bCs w:val="false"/>
+          <w:color w:val="1B2027"/>
+          <w:sz w:val="21"/>
+          <w:szCs w:val="21"/>
+        </w:rPr>
+        <w:t xml:space="preserve"> import silently failed to resolve and its endpoints were never counted. </w:t>
       </w:r>
       <w:r>
         <w:rPr>
@@ -7736,18 +10859,410 @@
           <w:sz w:val="21"/>
           <w:szCs w:val="21"/>
         </w:rPr>
-        <w:t xml:space="preserve">decisions nobody has taken</w:t>
-      </w:r>
-      <w:r>
-        <w:rPr>
-          <w:rFonts w:ascii="Calibri" w:cs="Calibri" w:eastAsia="Calibri" w:hAnsi="Calibri"/>
-          <w:b w:val="false"/>
-          <w:bCs w:val="false"/>
-          <w:color w:val="1B2027"/>
-          <w:sz w:val="21"/>
-          <w:szCs w:val="21"/>
-        </w:rPr>
-        <w:t xml:space="preserve">, not work nobody has done — and everything else queues behind them.</w:t>
+        <w:t xml:space="preserve">A count that resolves imports must fail loudly when one does not resolve</w:t>
+      </w:r>
+      <w:r>
+        <w:rPr>
+          <w:rFonts w:ascii="Calibri" w:cs="Calibri" w:eastAsia="Calibri" w:hAnsi="Calibri"/>
+          <w:b w:val="false"/>
+          <w:bCs w:val="false"/>
+          <w:color w:val="1B2027"/>
+          <w:sz w:val="21"/>
+          <w:szCs w:val="21"/>
+        </w:rPr>
+        <w:t xml:space="preserve">, or it reports the surface it could see as the surface that exists.</w:t>
+      </w:r>
+    </w:p>
+    <w:p>
+      <w:pPr>
+        <w:pBdr>
+          <w:left w:val="single" w:color="C4342A" w:sz="18" w:space="8"/>
+        </w:pBdr>
+        <w:shd w:fill="FBEDEC" w:color="auto" w:val="clear"/>
+        <w:spacing w:after="180" w:before="140"/>
+        <w:ind w:left="120" w:right="120"/>
+      </w:pPr>
+      <w:r>
+        <w:rPr>
+          <w:rFonts w:ascii="Calibri" w:cs="Calibri" w:eastAsia="Calibri" w:hAnsi="Calibri"/>
+          <w:b/>
+          <w:bCs/>
+          <w:color w:val="1B2027"/>
+          <w:sz w:val="21"/>
+          <w:szCs w:val="21"/>
+        </w:rPr>
+        <w:t xml:space="preserve">And it is not settled yet.</w:t>
+      </w:r>
+      <w:r>
+        <w:rPr>
+          <w:rFonts w:ascii="Calibri" w:cs="Calibri" w:eastAsia="Calibri" w:hAnsi="Calibri"/>
+          <w:b w:val="false"/>
+          <w:bCs w:val="false"/>
+          <w:color w:val="1B2027"/>
+          <w:sz w:val="21"/>
+          <w:szCs w:val="21"/>
+        </w:rPr>
+        <w:t xml:space="preserve"> </w:t>
+      </w:r>
+      <w:r>
+        <w:rPr>
+          <w:rFonts w:ascii="Consolas" w:cs="Consolas" w:eastAsia="Consolas" w:hAnsi="Consolas"/>
+          <w:b w:val="false"/>
+          <w:bCs w:val="false"/>
+          <w:color w:val="1B2027"/>
+          <w:sz w:val="19"/>
+          <w:szCs w:val="19"/>
+        </w:rPr>
+        <w:t xml:space="preserve">viewer-extraction-inventory.md</w:t>
+      </w:r>
+      <w:r>
+        <w:rPr>
+          <w:rFonts w:ascii="Calibri" w:cs="Calibri" w:eastAsia="Calibri" w:hAnsi="Calibri"/>
+          <w:b w:val="false"/>
+          <w:bCs w:val="false"/>
+          <w:color w:val="1B2027"/>
+          <w:sz w:val="21"/>
+          <w:szCs w:val="21"/>
+        </w:rPr>
+        <w:t xml:space="preserve"> §2 gives a total of 35 across 11 services and 4 components, but its own table lists ten services, and its group sizes — content 5, document operations 17, markup 7, identity 2 — sum to 31. Two of those three figures must be wrong. The groups quoted above are the ones the inventory states unambiguously and that a design decision actually turns on; </w:t>
+      </w:r>
+      <w:r>
+        <w:rPr>
+          <w:rFonts w:ascii="Calibri" w:cs="Calibri" w:eastAsia="Calibri" w:hAnsi="Calibri"/>
+          <w:b/>
+          <w:bCs/>
+          <w:color w:val="1B2027"/>
+          <w:sz w:val="21"/>
+          <w:szCs w:val="21"/>
+        </w:rPr>
+        <w:t xml:space="preserve">the partition needs re-deriving before it goes in front of a customer</w:t>
+      </w:r>
+      <w:r>
+        <w:rPr>
+          <w:rFonts w:ascii="Calibri" w:cs="Calibri" w:eastAsia="Calibri" w:hAnsi="Calibri"/>
+          <w:b w:val="false"/>
+          <w:bCs w:val="false"/>
+          <w:color w:val="1B2027"/>
+          <w:sz w:val="21"/>
+          <w:szCs w:val="21"/>
+        </w:rPr>
+        <w:t xml:space="preserve">, and no number here should be quoted as a complete breakdown until it does.</w:t>
+      </w:r>
+    </w:p>
+    <w:p>
+      <w:pPr>
+        <w:spacing w:after="140" w:line="276"/>
+      </w:pPr>
+      <w:r>
+        <w:rPr>
+          <w:rFonts w:ascii="Calibri" w:cs="Calibri" w:eastAsia="Calibri" w:hAnsi="Calibri"/>
+          <w:b/>
+          <w:bCs/>
+          <w:color w:val="1B2027"/>
+          <w:sz w:val="21"/>
+          <w:szCs w:val="21"/>
+        </w:rPr>
+        <w:t xml:space="preserve">A library in shape, never built here.</w:t>
+      </w:r>
+      <w:r>
+        <w:rPr>
+          <w:rFonts w:ascii="Calibri" w:cs="Calibri" w:eastAsia="Calibri" w:hAnsi="Calibri"/>
+          <w:b w:val="false"/>
+          <w:bCs w:val="false"/>
+          <w:color w:val="1B2027"/>
+          <w:sz w:val="21"/>
+          <w:szCs w:val="21"/>
+        </w:rPr>
+        <w:t xml:space="preserve"> </w:t>
+      </w:r>
+      <w:r>
+        <w:rPr>
+          <w:rFonts w:ascii="Consolas" w:cs="Consolas" w:eastAsia="Consolas" w:hAnsi="Consolas"/>
+          <w:b w:val="false"/>
+          <w:bCs w:val="false"/>
+          <w:color w:val="1B2027"/>
+          <w:sz w:val="19"/>
+          <w:szCs w:val="19"/>
+        </w:rPr>
+        <w:t xml:space="preserve">viewer-core</w:t>
+      </w:r>
+      <w:r>
+        <w:rPr>
+          <w:rFonts w:ascii="Calibri" w:cs="Calibri" w:eastAsia="Calibri" w:hAnsi="Calibri"/>
+          <w:b w:val="false"/>
+          <w:bCs w:val="false"/>
+          <w:color w:val="1B2027"/>
+          <w:sz w:val="21"/>
+          <w:szCs w:val="21"/>
+        </w:rPr>
+        <w:t xml:space="preserve"> has its manifest, its ng-packagr configuration and its own </w:t>
+      </w:r>
+      <w:r>
+        <w:rPr>
+          <w:rFonts w:ascii="Consolas" w:cs="Consolas" w:eastAsia="Consolas" w:hAnsi="Consolas"/>
+          <w:b w:val="false"/>
+          <w:bCs w:val="false"/>
+          <w:color w:val="1B2027"/>
+          <w:sz w:val="19"/>
+          <w:szCs w:val="19"/>
+        </w:rPr>
+        <w:t xml:space="preserve">angular.json</w:t>
+      </w:r>
+      <w:r>
+        <w:rPr>
+          <w:rFonts w:ascii="Calibri" w:cs="Calibri" w:eastAsia="Calibri" w:hAnsi="Calibri"/>
+          <w:b w:val="false"/>
+          <w:bCs w:val="false"/>
+          <w:color w:val="1B2027"/>
+          <w:sz w:val="21"/>
+          <w:szCs w:val="21"/>
+        </w:rPr>
+        <w:t xml:space="preserve"> project, so </w:t>
+      </w:r>
+      <w:r>
+        <w:rPr>
+          <w:rFonts w:ascii="Consolas" w:cs="Consolas" w:eastAsia="Consolas" w:hAnsi="Consolas"/>
+          <w:b w:val="false"/>
+          <w:bCs w:val="false"/>
+          <w:color w:val="1B2027"/>
+          <w:sz w:val="19"/>
+          <w:szCs w:val="19"/>
+        </w:rPr>
+        <w:t xml:space="preserve">ng build viewer-core</w:t>
+      </w:r>
+      <w:r>
+        <w:rPr>
+          <w:rFonts w:ascii="Calibri" w:cs="Calibri" w:eastAsia="Calibri" w:hAnsi="Calibri"/>
+          <w:b w:val="false"/>
+          <w:bCs w:val="false"/>
+          <w:color w:val="1B2027"/>
+          <w:sz w:val="21"/>
+          <w:szCs w:val="21"/>
+        </w:rPr>
+        <w:t xml:space="preserve"> is a real target — it has simply never run in this container, for the Node reason in section 12. The </w:t>
+      </w:r>
+      <w:r>
+        <w:rPr>
+          <w:rFonts w:ascii="Consolas" w:cs="Consolas" w:eastAsia="Consolas" w:hAnsi="Consolas"/>
+          <w:b w:val="false"/>
+          <w:bCs w:val="false"/>
+          <w:color w:val="1B2027"/>
+          <w:sz w:val="19"/>
+          <w:szCs w:val="19"/>
+        </w:rPr>
+        <w:t xml:space="preserve">UNLICENSED</w:t>
+      </w:r>
+      <w:r>
+        <w:rPr>
+          <w:rFonts w:ascii="Calibri" w:cs="Calibri" w:eastAsia="Calibri" w:hAnsi="Calibri"/>
+          <w:b w:val="false"/>
+          <w:bCs w:val="false"/>
+          <w:color w:val="1B2027"/>
+          <w:sz w:val="21"/>
+          <w:szCs w:val="21"/>
+        </w:rPr>
+        <w:t xml:space="preserve"> marker is still deliberate and still means no publish decision has been taken.</w:t>
+      </w:r>
+    </w:p>
+    <w:p>
+      <w:pPr>
+        <w:spacing w:after="140" w:line="276"/>
+      </w:pPr>
+      <w:r>
+        <w:rPr>
+          <w:rFonts w:ascii="Calibri" w:cs="Calibri" w:eastAsia="Calibri" w:hAnsi="Calibri"/>
+          <w:b/>
+          <w:bCs/>
+          <w:color w:val="1B2027"/>
+          <w:sz w:val="21"/>
+          <w:szCs w:val="21"/>
+        </w:rPr>
+        <w:t xml:space="preserve">Accessibility evidence.</w:t>
+      </w:r>
+      <w:r>
+        <w:rPr>
+          <w:rFonts w:ascii="Calibri" w:cs="Calibri" w:eastAsia="Calibri" w:hAnsi="Calibri"/>
+          <w:b w:val="false"/>
+          <w:bCs w:val="false"/>
+          <w:color w:val="1B2027"/>
+          <w:sz w:val="21"/>
+          <w:szCs w:val="21"/>
+        </w:rPr>
+        <w:t xml:space="preserve"> The artefacts exist in </w:t>
+      </w:r>
+      <w:r>
+        <w:rPr>
+          <w:rFonts w:ascii="Consolas" w:cs="Consolas" w:eastAsia="Consolas" w:hAnsi="Consolas"/>
+          <w:b w:val="false"/>
+          <w:bCs w:val="false"/>
+          <w:color w:val="1B2027"/>
+          <w:sz w:val="19"/>
+          <w:szCs w:val="19"/>
+        </w:rPr>
+        <w:t xml:space="preserve">cde-platform/docs/accessibility/</w:t>
+      </w:r>
+      <w:r>
+        <w:rPr>
+          <w:rFonts w:ascii="Calibri" w:cs="Calibri" w:eastAsia="Calibri" w:hAnsi="Calibri"/>
+          <w:b w:val="false"/>
+          <w:bCs w:val="false"/>
+          <w:color w:val="1B2027"/>
+          <w:sz w:val="21"/>
+          <w:szCs w:val="21"/>
+        </w:rPr>
+        <w:t xml:space="preserve"> — an accessibility statement, a VPAT 2.5 INT conformance report, and a screen-reader matrix — and all three say the same thing about themselves: the statement is a draft not fit to publish, every criterion in the ACR reads Not Evaluated or Does Not Support, and no screen-reader pass has been run. </w:t>
+      </w:r>
+      <w:r>
+        <w:rPr>
+          <w:rFonts w:ascii="Calibri" w:cs="Calibri" w:eastAsia="Calibri" w:hAnsi="Calibri"/>
+          <w:b/>
+          <w:bCs/>
+          <w:color w:val="1B2027"/>
+          <w:sz w:val="21"/>
+          <w:szCs w:val="21"/>
+        </w:rPr>
+        <w:t xml:space="preserve">What is missing is not the document; it is the evidence the document is supposed to cite.</w:t>
+      </w:r>
+      <w:r>
+        <w:rPr>
+          <w:rFonts w:ascii="Calibri" w:cs="Calibri" w:eastAsia="Calibri" w:hAnsi="Calibri"/>
+          <w:b w:val="false"/>
+          <w:bCs w:val="false"/>
+          <w:color w:val="1B2027"/>
+          <w:sz w:val="21"/>
+          <w:szCs w:val="21"/>
+        </w:rPr>
+        <w:t xml:space="preserve"> No axe, no Lighthouse budget, no manual keyboard pass, and no gate in the pipeline to produce any of it.</w:t>
+      </w:r>
+    </w:p>
+    <w:p>
+      <w:pPr>
+        <w:spacing w:after="140" w:line="276"/>
+      </w:pPr>
+      <w:r>
+        <w:rPr>
+          <w:rFonts w:ascii="Calibri" w:cs="Calibri" w:eastAsia="Calibri" w:hAnsi="Calibri"/>
+          <w:b w:val="false"/>
+          <w:bCs w:val="false"/>
+          <w:color w:val="1B2027"/>
+          <w:sz w:val="21"/>
+          <w:szCs w:val="21"/>
+        </w:rPr>
+        <w:t xml:space="preserve">The embed makes this worse rather than inheriting it. Focus crossing a frame boundary, printing from inside a frame, and 200% zoom in a host-sized frame are all new surfaces that need testing afresh, and some of them will be worse than the standalone viewer. §1A is explicit that without a current conformance report the public-sector buyers this product targets cannot be bid to at all — and an independent audit has the longest lead time of anything on this list.</w:t>
+      </w:r>
+    </w:p>
+    <w:p>
+      <w:pPr>
+        <w:spacing w:after="140" w:line="276"/>
+      </w:pPr>
+      <w:r>
+        <w:rPr>
+          <w:rFonts w:ascii="Calibri" w:cs="Calibri" w:eastAsia="Calibri" w:hAnsi="Calibri"/>
+          <w:b/>
+          <w:bCs/>
+          <w:color w:val="1B2027"/>
+          <w:sz w:val="21"/>
+          <w:szCs w:val="21"/>
+        </w:rPr>
+        <w:t xml:space="preserve">Brand and copyright.</w:t>
+      </w:r>
+      <w:r>
+        <w:rPr>
+          <w:rFonts w:ascii="Calibri" w:cs="Calibri" w:eastAsia="Calibri" w:hAnsi="Calibri"/>
+          <w:b w:val="false"/>
+          <w:bCs w:val="false"/>
+          <w:color w:val="1B2027"/>
+          <w:sz w:val="21"/>
+          <w:szCs w:val="21"/>
+        </w:rPr>
+        <w:t xml:space="preserve"> The application mark is our own work and deliberately generic; the product has no name or logo that has been through trademark clearance, and </w:t>
+      </w:r>
+      <w:r>
+        <w:rPr>
+          <w:rFonts w:ascii="Consolas" w:cs="Consolas" w:eastAsia="Consolas" w:hAnsi="Consolas"/>
+          <w:b w:val="false"/>
+          <w:bCs w:val="false"/>
+          <w:color w:val="1B2027"/>
+          <w:sz w:val="19"/>
+          <w:szCs w:val="19"/>
+        </w:rPr>
+        <w:t xml:space="preserve">LICENSE</w:t>
+      </w:r>
+      <w:r>
+        <w:rPr>
+          <w:rFonts w:ascii="Calibri" w:cs="Calibri" w:eastAsia="Calibri" w:hAnsi="Calibri"/>
+          <w:b w:val="false"/>
+          <w:bCs w:val="false"/>
+          <w:color w:val="1B2027"/>
+          <w:sz w:val="21"/>
+          <w:szCs w:val="21"/>
+        </w:rPr>
+        <w:t xml:space="preserve"> and </w:t>
+      </w:r>
+      <w:r>
+        <w:rPr>
+          <w:rFonts w:ascii="Consolas" w:cs="Consolas" w:eastAsia="Consolas" w:hAnsi="Consolas"/>
+          <w:b w:val="false"/>
+          <w:bCs w:val="false"/>
+          <w:color w:val="1B2027"/>
+          <w:sz w:val="19"/>
+          <w:szCs w:val="19"/>
+        </w:rPr>
+        <w:t xml:space="preserve">NOTICE</w:t>
+      </w:r>
+      <w:r>
+        <w:rPr>
+          <w:rFonts w:ascii="Calibri" w:cs="Calibri" w:eastAsia="Calibri" w:hAnsi="Calibri"/>
+          <w:b w:val="false"/>
+          <w:bCs w:val="false"/>
+          <w:color w:val="1B2027"/>
+          <w:sz w:val="21"/>
+          <w:szCs w:val="21"/>
+        </w:rPr>
+        <w:t xml:space="preserve"> still carry a placeholder where the copyright holder’s legal entity goes. An obviously unset placeholder is the right state until the entity is decided — a plausible-looking wrong name is a false statement of ownership that survives into every distribution.</w:t>
+      </w:r>
+    </w:p>
+    <w:p>
+      <w:pPr>
+        <w:pBdr>
+          <w:left w:val="single" w:color="C4342A" w:sz="18" w:space="8"/>
+        </w:pBdr>
+        <w:shd w:fill="FBEDEC" w:color="auto" w:val="clear"/>
+        <w:spacing w:after="180" w:before="140"/>
+        <w:ind w:left="120" w:right="120"/>
+      </w:pPr>
+      <w:r>
+        <w:rPr>
+          <w:rFonts w:ascii="Calibri" w:cs="Calibri" w:eastAsia="Calibri" w:hAnsi="Calibri"/>
+          <w:b w:val="false"/>
+          <w:bCs w:val="false"/>
+          <w:color w:val="1B2027"/>
+          <w:sz w:val="21"/>
+          <w:szCs w:val="21"/>
+        </w:rPr>
+        <w:t xml:space="preserve">The shape of this list has changed since the last issue. The embed and identity contracts were </w:t>
+      </w:r>
+      <w:r>
+        <w:rPr>
+          <w:rFonts w:ascii="Calibri" w:cs="Calibri" w:eastAsia="Calibri" w:hAnsi="Calibri"/>
+          <w:b/>
+          <w:bCs/>
+          <w:color w:val="1B2027"/>
+          <w:sz w:val="21"/>
+          <w:szCs w:val="21"/>
+        </w:rPr>
+        <w:t xml:space="preserve">decisions nobody had taken</w:t>
+      </w:r>
+      <w:r>
+        <w:rPr>
+          <w:rFonts w:ascii="Calibri" w:cs="Calibri" w:eastAsia="Calibri" w:hAnsi="Calibri"/>
+          <w:b w:val="false"/>
+          <w:bCs w:val="false"/>
+          <w:color w:val="1B2027"/>
+          <w:sz w:val="21"/>
+          <w:szCs w:val="21"/>
+        </w:rPr>
+        <w:t xml:space="preserve">; they are taken, specified and implemented. What remains is work nobody has done — and the first item is one response header.</w:t>
       </w:r>
     </w:p>
     <w:sectPr>

--- a/docs/Viewer-Product-Technical-Architecture.docx
+++ b/docs/Viewer-Product-Technical-Architecture.docx
@@ -3634,7 +3634,7 @@
           <w:sz w:val="21"/>
           <w:szCs w:val="21"/>
         </w:rPr>
-        <w:t xml:space="preserve"> — 996 lines of production TypeScript across five files, with 525 lines of spec beside them. It is deliberately </w:t>
+        <w:t xml:space="preserve"> — 1,128 lines of production TypeScript across six files, with 811 lines of spec beside them. It is deliberately </w:t>
       </w:r>
       <w:r>
         <w:rPr>
@@ -4132,6 +4132,74 @@
           </w:p>
         </w:tc>
       </w:tr>
+      <w:tr>
+        <w:tc>
+          <w:tcPr>
+            <w:tcW w:type="dxa" w:w="2900"/>
+            <w:tcBorders>
+              <w:top w:val="single" w:color="D9D7D1" w:sz="4"/>
+              <w:left w:val="single" w:color="D9D7D1" w:sz="4"/>
+              <w:bottom w:val="single" w:color="D9D7D1" w:sz="4"/>
+              <w:right w:val="single" w:color="D9D7D1" w:sz="4"/>
+            </w:tcBorders>
+            <w:tcMar>
+              <w:top w:type="dxa" w:w="90"/>
+              <w:left w:type="dxa" w:w="120"/>
+              <w:bottom w:type="dxa" w:w="90"/>
+              <w:right w:type="dxa" w:w="120"/>
+            </w:tcMar>
+          </w:tcPr>
+          <w:p>
+            <w:pPr>
+              <w:spacing w:after="40" w:line="240"/>
+            </w:pPr>
+            <w:r>
+              <w:rPr>
+                <w:rFonts w:ascii="Calibri" w:cs="Calibri" w:eastAsia="Calibri" w:hAnsi="Calibri"/>
+                <w:b w:val="false"/>
+                <w:bCs w:val="false"/>
+                <w:color w:val="1B2027"/>
+                <w:sz w:val="19"/>
+                <w:szCs w:val="19"/>
+              </w:rPr>
+              <w:t xml:space="preserve">markup-wire-format.ts</w:t>
+            </w:r>
+          </w:p>
+        </w:tc>
+        <w:tc>
+          <w:tcPr>
+            <w:tcW w:type="dxa" w:w="6846"/>
+            <w:tcBorders>
+              <w:top w:val="single" w:color="D9D7D1" w:sz="4"/>
+              <w:left w:val="single" w:color="D9D7D1" w:sz="4"/>
+              <w:bottom w:val="single" w:color="D9D7D1" w:sz="4"/>
+              <w:right w:val="single" w:color="D9D7D1" w:sz="4"/>
+            </w:tcBorders>
+            <w:tcMar>
+              <w:top w:type="dxa" w:w="90"/>
+              <w:left w:type="dxa" w:w="120"/>
+              <w:bottom w:type="dxa" w:w="90"/>
+              <w:right w:type="dxa" w:w="120"/>
+            </w:tcMar>
+          </w:tcPr>
+          <w:p>
+            <w:pPr>
+              <w:spacing w:after="40" w:line="240"/>
+            </w:pPr>
+            <w:r>
+              <w:rPr>
+                <w:rFonts w:ascii="Calibri" w:cs="Calibri" w:eastAsia="Calibri" w:hAnsi="Calibri"/>
+                <w:b w:val="false"/>
+                <w:bCs w:val="false"/>
+                <w:color w:val="1B2027"/>
+                <w:sz w:val="19"/>
+                <w:szCs w:val="19"/>
+              </w:rPr>
+              <w:t xml:space="preserve">Translation between the viewer’s ShapeData and the protocol’s Markup — the only part of the session with no session state, so it tests against the two representations directly</w:t>
+            </w:r>
+          </w:p>
+        </w:tc>
+      </w:tr>
     </w:tbl>
     <w:p>
       <w:pPr>
@@ -4147,6 +4215,164 @@
           <w:szCs w:val="17"/>
         </w:rPr>
         <w:t xml:space="preserve">Table 3 — The embed implementation.</w:t>
+      </w:r>
+    </w:p>
+    <w:p>
+      <w:pPr>
+        <w:spacing w:after="140" w:line="276"/>
+      </w:pPr>
+      <w:r>
+        <w:rPr>
+          <w:rFonts w:ascii="Calibri" w:cs="Calibri" w:eastAsia="Calibri" w:hAnsi="Calibri"/>
+          <w:b/>
+          <w:bCs/>
+          <w:color w:val="1B2027"/>
+          <w:sz w:val="21"/>
+          <w:szCs w:val="21"/>
+        </w:rPr>
+        <w:t xml:space="preserve">Fourteen message types run viewer → host and six run host → viewer.</w:t>
+      </w:r>
+      <w:r>
+        <w:rPr>
+          <w:rFonts w:ascii="Calibri" w:cs="Calibri" w:eastAsia="Calibri" w:hAnsi="Calibri"/>
+          <w:b w:val="false"/>
+          <w:bCs w:val="false"/>
+          <w:color w:val="1B2027"/>
+          <w:sz w:val="21"/>
+          <w:szCs w:val="21"/>
+        </w:rPr>
+        <w:t xml:space="preserve"> Four of the fourteen are lifecycle events — </w:t>
+      </w:r>
+      <w:r>
+        <w:rPr>
+          <w:rFonts w:ascii="Consolas" w:cs="Consolas" w:eastAsia="Consolas" w:hAnsi="Consolas"/>
+          <w:b w:val="false"/>
+          <w:bCs w:val="false"/>
+          <w:color w:val="1B2027"/>
+          <w:sz w:val="19"/>
+          <w:szCs w:val="19"/>
+        </w:rPr>
+        <w:t xml:space="preserve">viewer.opened</w:t>
+      </w:r>
+      <w:r>
+        <w:rPr>
+          <w:rFonts w:ascii="Calibri" w:cs="Calibri" w:eastAsia="Calibri" w:hAnsi="Calibri"/>
+          <w:b w:val="false"/>
+          <w:bCs w:val="false"/>
+          <w:color w:val="1B2027"/>
+          <w:sz w:val="21"/>
+          <w:szCs w:val="21"/>
+        </w:rPr>
+        <w:t xml:space="preserve">, </w:t>
+      </w:r>
+      <w:r>
+        <w:rPr>
+          <w:rFonts w:ascii="Consolas" w:cs="Consolas" w:eastAsia="Consolas" w:hAnsi="Consolas"/>
+          <w:b w:val="false"/>
+          <w:bCs w:val="false"/>
+          <w:color w:val="1B2027"/>
+          <w:sz w:val="19"/>
+          <w:szCs w:val="19"/>
+        </w:rPr>
+        <w:t xml:space="preserve">viewer.unloaded</w:t>
+      </w:r>
+      <w:r>
+        <w:rPr>
+          <w:rFonts w:ascii="Calibri" w:cs="Calibri" w:eastAsia="Calibri" w:hAnsi="Calibri"/>
+          <w:b w:val="false"/>
+          <w:bCs w:val="false"/>
+          <w:color w:val="1B2027"/>
+          <w:sz w:val="21"/>
+          <w:szCs w:val="21"/>
+        </w:rPr>
+        <w:t xml:space="preserve">, </w:t>
+      </w:r>
+      <w:r>
+        <w:rPr>
+          <w:rFonts w:ascii="Consolas" w:cs="Consolas" w:eastAsia="Consolas" w:hAnsi="Consolas"/>
+          <w:b w:val="false"/>
+          <w:bCs w:val="false"/>
+          <w:color w:val="1B2027"/>
+          <w:sz w:val="19"/>
+          <w:szCs w:val="19"/>
+        </w:rPr>
+        <w:t xml:space="preserve">viewer.markupLoaded</w:t>
+      </w:r>
+      <w:r>
+        <w:rPr>
+          <w:rFonts w:ascii="Calibri" w:cs="Calibri" w:eastAsia="Calibri" w:hAnsi="Calibri"/>
+          <w:b w:val="false"/>
+          <w:bCs w:val="false"/>
+          <w:color w:val="1B2027"/>
+          <w:sz w:val="21"/>
+          <w:szCs w:val="21"/>
+        </w:rPr>
+        <w:t xml:space="preserve"> and </w:t>
+      </w:r>
+      <w:r>
+        <w:rPr>
+          <w:rFonts w:ascii="Consolas" w:cs="Consolas" w:eastAsia="Consolas" w:hAnsi="Consolas"/>
+          <w:b w:val="false"/>
+          <w:bCs w:val="false"/>
+          <w:color w:val="1B2027"/>
+          <w:sz w:val="19"/>
+          <w:szCs w:val="19"/>
+        </w:rPr>
+        <w:t xml:space="preserve">viewer.pageRendered</w:t>
+      </w:r>
+      <w:r>
+        <w:rPr>
+          <w:rFonts w:ascii="Calibri" w:cs="Calibri" w:eastAsia="Calibri" w:hAnsi="Calibri"/>
+          <w:b w:val="false"/>
+          <w:bCs w:val="false"/>
+          <w:color w:val="1B2027"/>
+          <w:sz w:val="21"/>
+          <w:szCs w:val="21"/>
+        </w:rPr>
+        <w:t xml:space="preserve"> — added after the first integrations asked how to record what a reader did. None is required: a host can ignore every one and still open documents and collect markup. Adding them was additive within v1, which is the compatibility promise in §10 of the protocol doing the job it exists for.</w:t>
+      </w:r>
+    </w:p>
+    <w:p>
+      <w:pPr>
+        <w:pBdr>
+          <w:left w:val="single" w:color="C4342A" w:sz="18" w:space="8"/>
+        </w:pBdr>
+        <w:shd w:fill="FBEDEC" w:color="auto" w:val="clear"/>
+        <w:spacing w:after="180" w:before="140"/>
+        <w:ind w:left="120" w:right="120"/>
+      </w:pPr>
+      <w:r>
+        <w:rPr>
+          <w:rFonts w:ascii="Consolas" w:cs="Consolas" w:eastAsia="Consolas" w:hAnsi="Consolas"/>
+          <w:b/>
+          <w:bCs/>
+          <w:color w:val="1B2027"/>
+          <w:sz w:val="19"/>
+          <w:szCs w:val="19"/>
+        </w:rPr>
+        <w:t xml:space="preserve">viewer.pageRendered</w:t>
+      </w:r>
+      <w:r>
+        <w:rPr>
+          <w:rFonts w:ascii="Calibri" w:cs="Calibri" w:eastAsia="Calibri" w:hAnsi="Calibri"/>
+          <w:b/>
+          <w:bCs/>
+          <w:color w:val="1B2027"/>
+          <w:sz w:val="21"/>
+          <w:szCs w:val="21"/>
+        </w:rPr>
+        <w:t xml:space="preserve"> is deduplicated per document, and that is the whole point of it.</w:t>
+      </w:r>
+      <w:r>
+        <w:rPr>
+          <w:rFonts w:ascii="Calibri" w:cs="Calibri" w:eastAsia="Calibri" w:hAnsi="Calibri"/>
+          <w:b w:val="false"/>
+          <w:bCs w:val="false"/>
+          <w:color w:val="1B2027"/>
+          <w:sz w:val="21"/>
+          <w:szCs w:val="21"/>
+        </w:rPr>
+        <w:t xml:space="preserve"> Zooming repaints a page; it is not a second reading of it. An undeduplicated stream would inflate a “pages read” figure by however many times the user changed zoom, and a host building that metric would have no way to tell. The viewer deduplicates so that every host does not have to, and so that the ones that forget are not silently wrong.</w:t>
       </w:r>
     </w:p>
     <w:p>

--- a/docs/Viewer-Product-Technical-Architecture.docx
+++ b/docs/Viewer-Product-Technical-Architecture.docx
@@ -103,7 +103,29 @@
           <w:sz w:val="21"/>
           <w:szCs w:val="21"/>
         </w:rPr>
-        <w:t xml:space="preserve"> embed protocol is implemented on both sides and tested against an independent host. </w:t>
+        <w:t xml:space="preserve"> embed protocol is implemented on both sides and tested against an independent host, and the backend now carries the </w:t>
+      </w:r>
+      <w:r>
+        <w:rPr>
+          <w:rFonts w:ascii="Consolas" w:cs="Consolas" w:eastAsia="Consolas" w:hAnsi="Consolas"/>
+          <w:b w:val="false"/>
+          <w:bCs w:val="false"/>
+          <w:color w:val="1B2027"/>
+          <w:sz w:val="19"/>
+          <w:szCs w:val="19"/>
+        </w:rPr>
+        <w:t xml:space="preserve">frame-ancestors</w:t>
+      </w:r>
+      <w:r>
+        <w:rPr>
+          <w:rFonts w:ascii="Calibri" w:cs="Calibri" w:eastAsia="Calibri" w:hAnsi="Calibri"/>
+          <w:b w:val="false"/>
+          <w:bCs w:val="false"/>
+          <w:color w:val="1B2027"/>
+          <w:sz w:val="21"/>
+          <w:szCs w:val="21"/>
+        </w:rPr>
+        <w:t xml:space="preserve"> allow-list that used to refuse every frame. </w:t>
       </w:r>
       <w:r>
         <w:rPr>
@@ -114,40 +136,18 @@
           <w:sz w:val="21"/>
           <w:szCs w:val="21"/>
         </w:rPr>
-        <w:t xml:space="preserve">It cannot yet be framed in a real deployment</w:t>
-      </w:r>
-      <w:r>
-        <w:rPr>
-          <w:rFonts w:ascii="Calibri" w:cs="Calibri" w:eastAsia="Calibri" w:hAnsi="Calibri"/>
-          <w:b w:val="false"/>
-          <w:bCs w:val="false"/>
-          <w:color w:val="1B2027"/>
-          <w:sz w:val="21"/>
-          <w:szCs w:val="21"/>
-        </w:rPr>
-        <w:t xml:space="preserve">, because the platform still sends </w:t>
-      </w:r>
-      <w:r>
-        <w:rPr>
-          <w:rFonts w:ascii="Consolas" w:cs="Consolas" w:eastAsia="Consolas" w:hAnsi="Consolas"/>
-          <w:b w:val="false"/>
-          <w:bCs w:val="false"/>
-          <w:color w:val="1B2027"/>
-          <w:sz w:val="19"/>
-          <w:szCs w:val="19"/>
-        </w:rPr>
-        <w:t xml:space="preserve">frame-ancestors 'none'</w:t>
-      </w:r>
-      <w:r>
-        <w:rPr>
-          <w:rFonts w:ascii="Calibri" w:cs="Calibri" w:eastAsia="Calibri" w:hAnsi="Calibri"/>
-          <w:b w:val="false"/>
-          <w:bCs w:val="false"/>
-          <w:color w:val="1B2027"/>
-          <w:sz w:val="21"/>
-          <w:szCs w:val="21"/>
-        </w:rPr>
-        <w:t xml:space="preserve"> on every route. Section 13 states exactly what is left — read it before quoting anything here to a customer.</w:t>
+        <w:t xml:space="preserve">It still cannot be demonstrated end to end</w:t>
+      </w:r>
+      <w:r>
+        <w:rPr>
+          <w:rFonts w:ascii="Calibri" w:cs="Calibri" w:eastAsia="Calibri" w:hAnsi="Calibri"/>
+          <w:b w:val="false"/>
+          <w:bCs w:val="false"/>
+          <w:color w:val="1B2027"/>
+          <w:sz w:val="21"/>
+          <w:szCs w:val="21"/>
+        </w:rPr>
+        <w:t xml:space="preserve">: nothing in the deployment serves the embed document. Section 13 states exactly what is left — read it before quoting anything here to a customer.</w:t>
       </w:r>
     </w:p>
     <w:p>
@@ -1334,7 +1334,7 @@
                 <w:sz w:val="19"/>
                 <w:szCs w:val="19"/>
               </w:rPr>
-              <w:t xml:space="preserve">✗  BLOCKED IN DEPLOYMENT</w:t>
+              <w:t xml:space="preserve">⚠  NOT YET DEPLOYABLE</w:t>
             </w:r>
           </w:p>
           <w:p>
@@ -1351,7 +1351,7 @@
                 <w:sz w:val="19"/>
                 <w:szCs w:val="19"/>
               </w:rPr>
-              <w:t xml:space="preserve">the platform still sends frame-ancestors 'none'</w:t>
+              <w:t xml:space="preserve">the allow-list exists; nothing serves the embed document</w:t>
             </w:r>
           </w:p>
         </w:tc>
@@ -1401,7 +1401,7 @@
           <w:sz w:val="17"/>
           <w:szCs w:val="17"/>
         </w:rPr>
-        <w:t xml:space="preserve">Figure 1 — All four exchanges now have code on both sides, checked against each other by a demo host written in plain JavaScript. None of it renders in a customer’s browser yet: the platform sends </w:t>
+        <w:t xml:space="preserve">Figure 1 — All four exchanges now have code on both sides, checked against each other by a demo host written in plain JavaScript. The </w:t>
       </w:r>
       <w:r>
         <w:rPr>
@@ -1412,7 +1412,7 @@
           <w:sz w:val="15"/>
           <w:szCs w:val="15"/>
         </w:rPr>
-        <w:t xml:space="preserve">frame-ancestors 'none'</w:t>
+        <w:t xml:space="preserve">frame-ancestors</w:t>
       </w:r>
       <w:r>
         <w:rPr>
@@ -1423,7 +1423,51 @@
           <w:sz w:val="17"/>
           <w:szCs w:val="17"/>
         </w:rPr>
-        <w:t xml:space="preserve"> on every route, so the frame is refused before a single message is sent. That is one response header, not one of the four exchanges.</w:t>
+        <w:t xml:space="preserve"> allow-list the backend refused to have now exists — </w:t>
+      </w:r>
+      <w:r>
+        <w:rPr>
+          <w:rFonts w:ascii="Consolas" w:cs="Consolas" w:eastAsia="Consolas" w:hAnsi="Consolas"/>
+          <w:b w:val="false"/>
+          <w:bCs w:val="false"/>
+          <w:color w:val="5F6875"/>
+          <w:sz w:val="15"/>
+          <w:szCs w:val="15"/>
+        </w:rPr>
+        <w:t xml:space="preserve">cde.web.embed-parent-origins</w:t>
+      </w:r>
+      <w:r>
+        <w:rPr>
+          <w:rFonts w:ascii="Calibri" w:cs="Calibri" w:eastAsia="Calibri" w:hAnsi="Calibri"/>
+          <w:b w:val="false"/>
+          <w:bCs w:val="false"/>
+          <w:color w:val="5F6875"/>
+          <w:sz w:val="17"/>
+          <w:szCs w:val="17"/>
+        </w:rPr>
+        <w:t xml:space="preserve">, closed until a deployment names a host. What is still missing is a tier that serves the </w:t>
+      </w:r>
+      <w:r>
+        <w:rPr>
+          <w:rFonts w:ascii="Consolas" w:cs="Consolas" w:eastAsia="Consolas" w:hAnsi="Consolas"/>
+          <w:b w:val="false"/>
+          <w:bCs w:val="false"/>
+          <w:color w:val="5F6875"/>
+          <w:sz w:val="15"/>
+          <w:szCs w:val="15"/>
+        </w:rPr>
+        <w:t xml:space="preserve">/embed</w:t>
+      </w:r>
+      <w:r>
+        <w:rPr>
+          <w:rFonts w:ascii="Calibri" w:cs="Calibri" w:eastAsia="Calibri" w:hAnsi="Calibri"/>
+          <w:b w:val="false"/>
+          <w:bCs w:val="false"/>
+          <w:color w:val="5F6875"/>
+          <w:sz w:val="17"/>
+          <w:szCs w:val="17"/>
+        </w:rPr>
+        <w:t xml:space="preserve"> document at all: the backend image carries no frontend, and the Kubernetes manifests route everything to the backend.</w:t>
       </w:r>
     </w:p>
     <w:p>
@@ -8234,7 +8278,6 @@
               <w:bottom w:val="single" w:color="D9D7D1" w:sz="4"/>
               <w:right w:val="single" w:color="D9D7D1" w:sz="4"/>
             </w:tcBorders>
-            <w:shd w:fill="FBEDEC" w:color="auto" w:val="clear"/>
             <w:tcMar>
               <w:top w:type="dxa" w:w="90"/>
               <w:left w:type="dxa" w:w="120"/>
@@ -8255,7 +8298,7 @@
                 <w:sz w:val="19"/>
                 <w:szCs w:val="19"/>
               </w:rPr>
-              <w:t xml:space="preserve">Platform response headers — still frame-ancestors 'none' globally</w:t>
+              <w:t xml:space="preserve">Platform response headers; frame-ancestors is an allow-list on the embed route, 'none' everywhere else</w:t>
             </w:r>
           </w:p>
         </w:tc>
@@ -8268,7 +8311,6 @@
               <w:bottom w:val="single" w:color="D9D7D1" w:sz="4"/>
               <w:right w:val="single" w:color="D9D7D1" w:sz="4"/>
             </w:tcBorders>
-            <w:shd w:fill="FBEDEC" w:color="auto" w:val="clear"/>
             <w:tcMar>
               <w:top w:type="dxa" w:w="90"/>
               <w:left w:type="dxa" w:w="120"/>
@@ -8289,7 +8331,7 @@
                 <w:sz w:val="19"/>
                 <w:szCs w:val="19"/>
               </w:rPr>
-              <w:t xml:space="preserve">Must become a per-tenant allow-list on the embed route only. NOT DONE — this is what blocks the embed</w:t>
+              <w:t xml:space="preserve">Travels with the product. Deployment-level today; per-tenant needs a discriminator the request cannot forge</w:t>
             </w:r>
           </w:p>
         </w:tc>
@@ -8556,205 +8598,13 @@
           <w:sz w:val="25"/>
           <w:szCs w:val="25"/>
         </w:rPr>
-        <w:t xml:space="preserve">10.1  frame-ancestors is the whole blocker</w:t>
+        <w:t xml:space="preserve">10.1  frame-ancestors, and what it did and did not unblock</w:t>
       </w:r>
     </w:p>
     <w:p>
       <w:pPr>
         <w:spacing w:after="140" w:line="276"/>
       </w:pPr>
-      <w:r>
-        <w:rPr>
-          <w:rFonts w:ascii="Consolas" w:cs="Consolas" w:eastAsia="Consolas" w:hAnsi="Consolas"/>
-          <w:b w:val="false"/>
-          <w:bCs w:val="false"/>
-          <w:color w:val="1B2027"/>
-          <w:sz w:val="19"/>
-          <w:szCs w:val="19"/>
-        </w:rPr>
-        <w:t xml:space="preserve">SecurityConfig</w:t>
-      </w:r>
-      <w:r>
-        <w:rPr>
-          <w:rFonts w:ascii="Calibri" w:cs="Calibri" w:eastAsia="Calibri" w:hAnsi="Calibri"/>
-          <w:b w:val="false"/>
-          <w:bCs w:val="false"/>
-          <w:color w:val="1B2027"/>
-          <w:sz w:val="21"/>
-          <w:szCs w:val="21"/>
-        </w:rPr>
-        <w:t xml:space="preserve"> sets </w:t>
-      </w:r>
-      <w:r>
-        <w:rPr>
-          <w:rFonts w:ascii="Consolas" w:cs="Consolas" w:eastAsia="Consolas" w:hAnsi="Consolas"/>
-          <w:b w:val="false"/>
-          <w:bCs w:val="false"/>
-          <w:color w:val="1B2027"/>
-          <w:sz w:val="19"/>
-          <w:szCs w:val="19"/>
-        </w:rPr>
-        <w:t xml:space="preserve">Content-Security-Policy: … frame-ancestors 'none'</w:t>
-      </w:r>
-      <w:r>
-        <w:rPr>
-          <w:rFonts w:ascii="Calibri" w:cs="Calibri" w:eastAsia="Calibri" w:hAnsi="Calibri"/>
-          <w:b w:val="false"/>
-          <w:bCs w:val="false"/>
-          <w:color w:val="1B2027"/>
-          <w:sz w:val="21"/>
-          <w:szCs w:val="21"/>
-        </w:rPr>
-        <w:t xml:space="preserve"> on every route and </w:t>
-      </w:r>
-      <w:r>
-        <w:rPr>
-          <w:rFonts w:ascii="Consolas" w:cs="Consolas" w:eastAsia="Consolas" w:hAnsi="Consolas"/>
-          <w:b w:val="false"/>
-          <w:bCs w:val="false"/>
-          <w:color w:val="1B2027"/>
-          <w:sz w:val="19"/>
-          <w:szCs w:val="19"/>
-        </w:rPr>
-        <w:t xml:space="preserve">X-Frame-Options: SAMEORIGIN</w:t>
-      </w:r>
-      <w:r>
-        <w:rPr>
-          <w:rFonts w:ascii="Calibri" w:cs="Calibri" w:eastAsia="Calibri" w:hAnsi="Calibri"/>
-          <w:b w:val="false"/>
-          <w:bCs w:val="false"/>
-          <w:color w:val="1B2027"/>
-          <w:sz w:val="21"/>
-          <w:szCs w:val="21"/>
-        </w:rPr>
-        <w:t xml:space="preserve"> beneath it, and </w:t>
-      </w:r>
-      <w:r>
-        <w:rPr>
-          <w:rFonts w:ascii="Consolas" w:cs="Consolas" w:eastAsia="Consolas" w:hAnsi="Consolas"/>
-          <w:b w:val="false"/>
-          <w:bCs w:val="false"/>
-          <w:color w:val="1B2027"/>
-          <w:sz w:val="19"/>
-          <w:szCs w:val="19"/>
-        </w:rPr>
-        <w:t xml:space="preserve">SecurityHeadersTest</w:t>
-      </w:r>
-      <w:r>
-        <w:rPr>
-          <w:rFonts w:ascii="Calibri" w:cs="Calibri" w:eastAsia="Calibri" w:hAnsi="Calibri"/>
-          <w:b w:val="false"/>
-          <w:bCs w:val="false"/>
-          <w:color w:val="1B2027"/>
-          <w:sz w:val="21"/>
-          <w:szCs w:val="21"/>
-        </w:rPr>
-        <w:t xml:space="preserve"> asserts both. Nothing in </w:t>
-      </w:r>
-      <w:r>
-        <w:rPr>
-          <w:rFonts w:ascii="Consolas" w:cs="Consolas" w:eastAsia="Consolas" w:hAnsi="Consolas"/>
-          <w:b w:val="false"/>
-          <w:bCs w:val="false"/>
-          <w:color w:val="1B2027"/>
-          <w:sz w:val="19"/>
-          <w:szCs w:val="19"/>
-        </w:rPr>
-        <w:t xml:space="preserve">src/main</w:t>
-      </w:r>
-      <w:r>
-        <w:rPr>
-          <w:rFonts w:ascii="Calibri" w:cs="Calibri" w:eastAsia="Calibri" w:hAnsi="Calibri"/>
-          <w:b w:val="false"/>
-          <w:bCs w:val="false"/>
-          <w:color w:val="1B2027"/>
-          <w:sz w:val="21"/>
-          <w:szCs w:val="21"/>
-        </w:rPr>
-        <w:t xml:space="preserve"> reads a per-tenant embed origin; the only origin configuration that exists is for CORS. So a customer framing the viewer gets a browser-level refusal before </w:t>
-      </w:r>
-      <w:r>
-        <w:rPr>
-          <w:rFonts w:ascii="Consolas" w:cs="Consolas" w:eastAsia="Consolas" w:hAnsi="Consolas"/>
-          <w:b w:val="false"/>
-          <w:bCs w:val="false"/>
-          <w:color w:val="1B2027"/>
-          <w:sz w:val="19"/>
-          <w:szCs w:val="19"/>
-        </w:rPr>
-        <w:t xml:space="preserve">viewer.ready</w:t>
-      </w:r>
-      <w:r>
-        <w:rPr>
-          <w:rFonts w:ascii="Calibri" w:cs="Calibri" w:eastAsia="Calibri" w:hAnsi="Calibri"/>
-          <w:b w:val="false"/>
-          <w:bCs w:val="false"/>
-          <w:color w:val="1B2027"/>
-          <w:sz w:val="21"/>
-          <w:szCs w:val="21"/>
-        </w:rPr>
-        <w:t xml:space="preserve"> is ever posted.</w:t>
-      </w:r>
-    </w:p>
-    <w:p>
-      <w:pPr>
-        <w:spacing w:after="140" w:line="276"/>
-      </w:pPr>
-      <w:r>
-        <w:rPr>
-          <w:rFonts w:ascii="Calibri" w:cs="Calibri" w:eastAsia="Calibri" w:hAnsi="Calibri"/>
-          <w:b w:val="false"/>
-          <w:bCs w:val="false"/>
-          <w:color w:val="1B2027"/>
-          <w:sz w:val="21"/>
-          <w:szCs w:val="21"/>
-        </w:rPr>
-        <w:t xml:space="preserve">ADR 14 named this in its consequences and it has not been done. The shape it has to take is already decided: </w:t>
-      </w:r>
-      <w:r>
-        <w:rPr>
-          <w:rFonts w:ascii="Consolas" w:cs="Consolas" w:eastAsia="Consolas" w:hAnsi="Consolas"/>
-          <w:b w:val="false"/>
-          <w:bCs w:val="false"/>
-          <w:color w:val="1B2027"/>
-          <w:sz w:val="19"/>
-          <w:szCs w:val="19"/>
-        </w:rPr>
-        <w:t xml:space="preserve">frame-ancestors</w:t>
-      </w:r>
-      <w:r>
-        <w:rPr>
-          <w:rFonts w:ascii="Calibri" w:cs="Calibri" w:eastAsia="Calibri" w:hAnsi="Calibri"/>
-          <w:b w:val="false"/>
-          <w:bCs w:val="false"/>
-          <w:color w:val="1B2027"/>
-          <w:sz w:val="21"/>
-          <w:szCs w:val="21"/>
-        </w:rPr>
-        <w:t xml:space="preserve"> stays </w:t>
-      </w:r>
-      <w:r>
-        <w:rPr>
-          <w:rFonts w:ascii="Consolas" w:cs="Consolas" w:eastAsia="Consolas" w:hAnsi="Consolas"/>
-          <w:b w:val="false"/>
-          <w:bCs w:val="false"/>
-          <w:color w:val="1B2027"/>
-          <w:sz w:val="19"/>
-          <w:szCs w:val="19"/>
-        </w:rPr>
-        <w:t xml:space="preserve">'none'</w:t>
-      </w:r>
-      <w:r>
-        <w:rPr>
-          <w:rFonts w:ascii="Calibri" w:cs="Calibri" w:eastAsia="Calibri" w:hAnsi="Calibri"/>
-          <w:b w:val="false"/>
-          <w:bCs w:val="false"/>
-          <w:color w:val="1B2027"/>
-          <w:sz w:val="21"/>
-          <w:szCs w:val="21"/>
-        </w:rPr>
-        <w:t xml:space="preserve"> everywhere </w:t>
-      </w:r>
       <w:r>
         <w:rPr>
           <w:rFonts w:ascii="Calibri" w:cs="Calibri" w:eastAsia="Calibri" w:hAnsi="Calibri"/>
@@ -8764,19 +8614,134 @@
           <w:sz w:val="21"/>
           <w:szCs w:val="21"/>
         </w:rPr>
-        <w:t xml:space="preserve">except</w:t>
-      </w:r>
-      <w:r>
-        <w:rPr>
-          <w:rFonts w:ascii="Calibri" w:cs="Calibri" w:eastAsia="Calibri" w:hAnsi="Calibri"/>
-          <w:b w:val="false"/>
-          <w:bCs w:val="false"/>
-          <w:color w:val="1B2027"/>
-          <w:sz w:val="21"/>
-          <w:szCs w:val="21"/>
-        </w:rPr>
-        <w:t xml:space="preserve"> the embed route, where it names the integrator’s origins from tenant configuration and is </w:t>
-      </w:r>
+        <w:t xml:space="preserve">Done.</w:t>
+      </w:r>
+      <w:r>
+        <w:rPr>
+          <w:rFonts w:ascii="Calibri" w:cs="Calibri" w:eastAsia="Calibri" w:hAnsi="Calibri"/>
+          <w:b w:val="false"/>
+          <w:bCs w:val="false"/>
+          <w:color w:val="1B2027"/>
+          <w:sz w:val="21"/>
+          <w:szCs w:val="21"/>
+        </w:rPr>
+        <w:t xml:space="preserve"> </w:t>
+      </w:r>
+      <w:r>
+        <w:rPr>
+          <w:rFonts w:ascii="Consolas" w:cs="Consolas" w:eastAsia="Consolas" w:hAnsi="Consolas"/>
+          <w:b w:val="false"/>
+          <w:bCs w:val="false"/>
+          <w:color w:val="1B2027"/>
+          <w:sz w:val="19"/>
+          <w:szCs w:val="19"/>
+        </w:rPr>
+        <w:t xml:space="preserve">cde.web.embed-parent-origins</w:t>
+      </w:r>
+      <w:r>
+        <w:rPr>
+          <w:rFonts w:ascii="Calibri" w:cs="Calibri" w:eastAsia="Calibri" w:hAnsi="Calibri"/>
+          <w:b w:val="false"/>
+          <w:bCs w:val="false"/>
+          <w:color w:val="1B2027"/>
+          <w:sz w:val="21"/>
+          <w:szCs w:val="21"/>
+        </w:rPr>
+        <w:t xml:space="preserve"> names the host origins permitted to frame the </w:t>
+      </w:r>
+      <w:r>
+        <w:rPr>
+          <w:rFonts w:ascii="Consolas" w:cs="Consolas" w:eastAsia="Consolas" w:hAnsi="Consolas"/>
+          <w:b w:val="false"/>
+          <w:bCs w:val="false"/>
+          <w:color w:val="1B2027"/>
+          <w:sz w:val="19"/>
+          <w:szCs w:val="19"/>
+        </w:rPr>
+        <w:t xml:space="preserve">/embed</w:t>
+      </w:r>
+      <w:r>
+        <w:rPr>
+          <w:rFonts w:ascii="Calibri" w:cs="Calibri" w:eastAsia="Calibri" w:hAnsi="Calibri"/>
+          <w:b w:val="false"/>
+          <w:bCs w:val="false"/>
+          <w:color w:val="1B2027"/>
+          <w:sz w:val="21"/>
+          <w:szCs w:val="21"/>
+        </w:rPr>
+        <w:t xml:space="preserve"> route. Every other route keeps </w:t>
+      </w:r>
+      <w:r>
+        <w:rPr>
+          <w:rFonts w:ascii="Consolas" w:cs="Consolas" w:eastAsia="Consolas" w:hAnsi="Consolas"/>
+          <w:b w:val="false"/>
+          <w:bCs w:val="false"/>
+          <w:color w:val="1B2027"/>
+          <w:sz w:val="19"/>
+          <w:szCs w:val="19"/>
+        </w:rPr>
+        <w:t xml:space="preserve">'none'</w:t>
+      </w:r>
+      <w:r>
+        <w:rPr>
+          <w:rFonts w:ascii="Calibri" w:cs="Calibri" w:eastAsia="Calibri" w:hAnsi="Calibri"/>
+          <w:b w:val="false"/>
+          <w:bCs w:val="false"/>
+          <w:color w:val="1B2027"/>
+          <w:sz w:val="21"/>
+          <w:szCs w:val="21"/>
+        </w:rPr>
+        <w:t xml:space="preserve">, and a test fails if a relaxation lands globally rather than on that route. </w:t>
+      </w:r>
+      <w:r>
+        <w:rPr>
+          <w:rFonts w:ascii="Consolas" w:cs="Consolas" w:eastAsia="Consolas" w:hAnsi="Consolas"/>
+          <w:b w:val="false"/>
+          <w:bCs w:val="false"/>
+          <w:color w:val="1B2027"/>
+          <w:sz w:val="19"/>
+          <w:szCs w:val="19"/>
+        </w:rPr>
+        <w:t xml:space="preserve">X-Frame-Options</w:t>
+      </w:r>
+      <w:r>
+        <w:rPr>
+          <w:rFonts w:ascii="Calibri" w:cs="Calibri" w:eastAsia="Calibri" w:hAnsi="Calibri"/>
+          <w:b w:val="false"/>
+          <w:bCs w:val="false"/>
+          <w:color w:val="1B2027"/>
+          <w:sz w:val="21"/>
+          <w:szCs w:val="21"/>
+        </w:rPr>
+        <w:t xml:space="preserve"> is now written per route rather than globally — it has no allow-list form, so on the embed route it could only say </w:t>
+      </w:r>
+      <w:r>
+        <w:rPr>
+          <w:rFonts w:ascii="Consolas" w:cs="Consolas" w:eastAsia="Consolas" w:hAnsi="Consolas"/>
+          <w:b w:val="false"/>
+          <w:bCs w:val="false"/>
+          <w:color w:val="1B2027"/>
+          <w:sz w:val="19"/>
+          <w:szCs w:val="19"/>
+        </w:rPr>
+        <w:t xml:space="preserve">SAMEORIGIN</w:t>
+      </w:r>
+      <w:r>
+        <w:rPr>
+          <w:rFonts w:ascii="Calibri" w:cs="Calibri" w:eastAsia="Calibri" w:hAnsi="Calibri"/>
+          <w:b w:val="false"/>
+          <w:bCs w:val="false"/>
+          <w:color w:val="1B2027"/>
+          <w:sz w:val="21"/>
+          <w:szCs w:val="21"/>
+        </w:rPr>
+        <w:t xml:space="preserve"> and a browser honouring it would refuse the frame however the CSP reads.</w:t>
+      </w:r>
+    </w:p>
+    <w:p>
+      <w:pPr>
+        <w:spacing w:after="140" w:line="276"/>
+      </w:pPr>
       <w:r>
         <w:rPr>
           <w:rFonts w:ascii="Calibri" w:cs="Calibri" w:eastAsia="Calibri" w:hAnsi="Calibri"/>
@@ -8786,84 +8751,40 @@
           <w:sz w:val="21"/>
           <w:szCs w:val="21"/>
         </w:rPr>
-        <w:t xml:space="preserve">never</w:t>
-      </w:r>
-      <w:r>
-        <w:rPr>
-          <w:rFonts w:ascii="Calibri" w:cs="Calibri" w:eastAsia="Calibri" w:hAnsi="Calibri"/>
-          <w:b w:val="false"/>
-          <w:bCs w:val="false"/>
-          <w:color w:val="1B2027"/>
-          <w:sz w:val="21"/>
-          <w:szCs w:val="21"/>
-        </w:rPr>
-        <w:t xml:space="preserve"> a wildcard. The test has to change with it — from asserting </w:t>
-      </w:r>
-      <w:r>
-        <w:rPr>
-          <w:rFonts w:ascii="Consolas" w:cs="Consolas" w:eastAsia="Consolas" w:hAnsi="Consolas"/>
-          <w:b w:val="false"/>
-          <w:bCs w:val="false"/>
-          <w:color w:val="1B2027"/>
-          <w:sz w:val="19"/>
-          <w:szCs w:val="19"/>
-        </w:rPr>
-        <w:t xml:space="preserve">'none'</w:t>
-      </w:r>
-      <w:r>
-        <w:rPr>
-          <w:rFonts w:ascii="Calibri" w:cs="Calibri" w:eastAsia="Calibri" w:hAnsi="Calibri"/>
-          <w:b w:val="false"/>
-          <w:bCs w:val="false"/>
-          <w:color w:val="1B2027"/>
-          <w:sz w:val="21"/>
-          <w:szCs w:val="21"/>
-        </w:rPr>
-        <w:t xml:space="preserve"> everywhere to asserting </w:t>
-      </w:r>
-      <w:r>
-        <w:rPr>
-          <w:rFonts w:ascii="Consolas" w:cs="Consolas" w:eastAsia="Consolas" w:hAnsi="Consolas"/>
-          <w:b w:val="false"/>
-          <w:bCs w:val="false"/>
-          <w:color w:val="1B2027"/>
-          <w:sz w:val="19"/>
-          <w:szCs w:val="19"/>
-        </w:rPr>
-        <w:t xml:space="preserve">'none'</w:t>
-      </w:r>
-      <w:r>
-        <w:rPr>
-          <w:rFonts w:ascii="Calibri" w:cs="Calibri" w:eastAsia="Calibri" w:hAnsi="Calibri"/>
-          <w:b w:val="false"/>
-          <w:bCs w:val="false"/>
-          <w:color w:val="1B2027"/>
-          <w:sz w:val="21"/>
-          <w:szCs w:val="21"/>
-        </w:rPr>
-        <w:t xml:space="preserve"> everywhere except that route, and asserting that route is never </w:t>
-      </w:r>
-      <w:r>
-        <w:rPr>
-          <w:rFonts w:ascii="Consolas" w:cs="Consolas" w:eastAsia="Consolas" w:hAnsi="Consolas"/>
-          <w:b w:val="false"/>
-          <w:bCs w:val="false"/>
-          <w:color w:val="1B2027"/>
-          <w:sz w:val="19"/>
-          <w:szCs w:val="19"/>
-        </w:rPr>
-        <w:t xml:space="preserve">*</w:t>
-      </w:r>
-      <w:r>
-        <w:rPr>
-          <w:rFonts w:ascii="Calibri" w:cs="Calibri" w:eastAsia="Calibri" w:hAnsi="Calibri"/>
-          <w:b w:val="false"/>
-          <w:bCs w:val="false"/>
-          <w:color w:val="1B2027"/>
-          <w:sz w:val="21"/>
-          <w:szCs w:val="21"/>
-        </w:rPr>
-        <w:t xml:space="preserve">.</w:t>
+        <w:t xml:space="preserve">Closed by default.</w:t>
+      </w:r>
+      <w:r>
+        <w:rPr>
+          <w:rFonts w:ascii="Calibri" w:cs="Calibri" w:eastAsia="Calibri" w:hAnsi="Calibri"/>
+          <w:b w:val="false"/>
+          <w:bCs w:val="false"/>
+          <w:color w:val="1B2027"/>
+          <w:sz w:val="21"/>
+          <w:szCs w:val="21"/>
+        </w:rPr>
+        <w:t xml:space="preserve"> An empty list yields </w:t>
+      </w:r>
+      <w:r>
+        <w:rPr>
+          <w:rFonts w:ascii="Consolas" w:cs="Consolas" w:eastAsia="Consolas" w:hAnsi="Consolas"/>
+          <w:b w:val="false"/>
+          <w:bCs w:val="false"/>
+          <w:color w:val="1B2027"/>
+          <w:sz w:val="19"/>
+          <w:szCs w:val="19"/>
+        </w:rPr>
+        <w:t xml:space="preserve">frame-ancestors 'none'</w:t>
+      </w:r>
+      <w:r>
+        <w:rPr>
+          <w:rFonts w:ascii="Calibri" w:cs="Calibri" w:eastAsia="Calibri" w:hAnsi="Calibri"/>
+          <w:b w:val="false"/>
+          <w:bCs w:val="false"/>
+          <w:color w:val="1B2027"/>
+          <w:sz w:val="21"/>
+          <w:szCs w:val="21"/>
+        </w:rPr>
+        <w:t xml:space="preserve"> — the same policy, byte for byte, that every other route gets. Adding the route does not on its own make anything framable, which is what made the change safe to merge before anyone had decided which customers may embed.</w:t>
       </w:r>
     </w:p>
     <w:p>
@@ -8940,6 +8861,191 @@
           <w:szCs w:val="21"/>
         </w:rPr>
         <w:t xml:space="preserve"> in the handshake is only addressing — it says where to post, not who is allowed. Confusing the two would produce a viewer that any site could frame as long as it sent the right message.</w:t>
+      </w:r>
+    </w:p>
+    <w:p>
+      <w:pPr>
+        <w:spacing w:after="140" w:line="276"/>
+      </w:pPr>
+      <w:r>
+        <w:rPr>
+          <w:rFonts w:ascii="Calibri" w:cs="Calibri" w:eastAsia="Calibri" w:hAnsi="Calibri"/>
+          <w:b w:val="false"/>
+          <w:bCs w:val="false"/>
+          <w:color w:val="1B2027"/>
+          <w:sz w:val="21"/>
+          <w:szCs w:val="21"/>
+        </w:rPr>
+        <w:t xml:space="preserve">Values are validated at startup, because </w:t>
+      </w:r>
+      <w:r>
+        <w:rPr>
+          <w:rFonts w:ascii="Calibri" w:cs="Calibri" w:eastAsia="Calibri" w:hAnsi="Calibri"/>
+          <w:b/>
+          <w:bCs/>
+          <w:color w:val="1B2027"/>
+          <w:sz w:val="21"/>
+          <w:szCs w:val="21"/>
+        </w:rPr>
+        <w:t xml:space="preserve">a </w:t>
+      </w:r>
+      <w:r>
+        <w:rPr>
+          <w:rFonts w:ascii="Consolas" w:cs="Consolas" w:eastAsia="Consolas" w:hAnsi="Consolas"/>
+          <w:b/>
+          <w:bCs/>
+          <w:color w:val="1B2027"/>
+          <w:sz w:val="19"/>
+          <w:szCs w:val="19"/>
+        </w:rPr>
+        <w:t xml:space="preserve">frame-ancestors</w:t>
+      </w:r>
+      <w:r>
+        <w:rPr>
+          <w:rFonts w:ascii="Calibri" w:cs="Calibri" w:eastAsia="Calibri" w:hAnsi="Calibri"/>
+          <w:b/>
+          <w:bCs/>
+          <w:color w:val="1B2027"/>
+          <w:sz w:val="21"/>
+          <w:szCs w:val="21"/>
+        </w:rPr>
+        <w:t xml:space="preserve"> source a browser cannot parse is not a closed door</w:t>
+      </w:r>
+      <w:r>
+        <w:rPr>
+          <w:rFonts w:ascii="Calibri" w:cs="Calibri" w:eastAsia="Calibri" w:hAnsi="Calibri"/>
+          <w:b w:val="false"/>
+          <w:bCs w:val="false"/>
+          <w:color w:val="1B2027"/>
+          <w:sz w:val="21"/>
+          <w:szCs w:val="21"/>
+        </w:rPr>
+        <w:t xml:space="preserve"> — the browser drops the unparseable source and applies what is left, so a typo silently widens the policy instead of breaking visibly. Wildcards, the </w:t>
+      </w:r>
+      <w:r>
+        <w:rPr>
+          <w:rFonts w:ascii="Consolas" w:cs="Consolas" w:eastAsia="Consolas" w:hAnsi="Consolas"/>
+          <w:b w:val="false"/>
+          <w:bCs w:val="false"/>
+          <w:color w:val="1B2027"/>
+          <w:sz w:val="19"/>
+          <w:szCs w:val="19"/>
+        </w:rPr>
+        <w:t xml:space="preserve">null</w:t>
+      </w:r>
+      <w:r>
+        <w:rPr>
+          <w:rFonts w:ascii="Calibri" w:cs="Calibri" w:eastAsia="Calibri" w:hAnsi="Calibri"/>
+          <w:b w:val="false"/>
+          <w:bCs w:val="false"/>
+          <w:color w:val="1B2027"/>
+          <w:sz w:val="21"/>
+          <w:szCs w:val="21"/>
+        </w:rPr>
+        <w:t xml:space="preserve"> origin, CSP keywords offered as origins, anything carrying a path, and non-http schemes are all refused by name.</w:t>
+      </w:r>
+    </w:p>
+    <w:p>
+      <w:pPr>
+        <w:spacing w:after="140" w:line="276"/>
+      </w:pPr>
+      <w:r>
+        <w:rPr>
+          <w:rFonts w:ascii="Calibri" w:cs="Calibri" w:eastAsia="Calibri" w:hAnsi="Calibri"/>
+          <w:b/>
+          <w:bCs/>
+          <w:color w:val="1B2027"/>
+          <w:sz w:val="21"/>
+          <w:szCs w:val="21"/>
+        </w:rPr>
+        <w:t xml:space="preserve">Deployment-level, not per-tenant, and that limit is deliberate.</w:t>
+      </w:r>
+      <w:r>
+        <w:rPr>
+          <w:rFonts w:ascii="Calibri" w:cs="Calibri" w:eastAsia="Calibri" w:hAnsi="Calibri"/>
+          <w:b w:val="false"/>
+          <w:bCs w:val="false"/>
+          <w:color w:val="1B2027"/>
+          <w:sz w:val="21"/>
+          <w:szCs w:val="21"/>
+        </w:rPr>
+        <w:t xml:space="preserve"> The embed route carries no credential by design, so there is no authenticated principal to derive a tenant from; deriving one from a query parameter or a header would let a caller nominate its own allow-list, which is a wildcard with extra steps. For the viewer as ADR 12 sells it — a product a customer installs — one deployment is one customer, and that is the boundary this draws. Narrowing further needs a discriminator the request cannot forge.</w:t>
+      </w:r>
+    </w:p>
+    <w:p>
+      <w:pPr>
+        <w:pBdr>
+          <w:left w:val="single" w:color="C4342A" w:sz="18" w:space="8"/>
+        </w:pBdr>
+        <w:shd w:fill="FBEDEC" w:color="auto" w:val="clear"/>
+        <w:spacing w:after="180" w:before="140"/>
+        <w:ind w:left="120" w:right="120"/>
+      </w:pPr>
+      <w:r>
+        <w:rPr>
+          <w:rFonts w:ascii="Calibri" w:cs="Calibri" w:eastAsia="Calibri" w:hAnsi="Calibri"/>
+          <w:b/>
+          <w:bCs/>
+          <w:color w:val="1B2027"/>
+          <w:sz w:val="21"/>
+          <w:szCs w:val="21"/>
+        </w:rPr>
+        <w:t xml:space="preserve">What this did not unblock: nothing serves the embed document.</w:t>
+      </w:r>
+      <w:r>
+        <w:rPr>
+          <w:rFonts w:ascii="Calibri" w:cs="Calibri" w:eastAsia="Calibri" w:hAnsi="Calibri"/>
+          <w:b w:val="false"/>
+          <w:bCs w:val="false"/>
+          <w:color w:val="1B2027"/>
+          <w:sz w:val="21"/>
+          <w:szCs w:val="21"/>
+        </w:rPr>
+        <w:t xml:space="preserve"> The backend image carries no frontend and </w:t>
+      </w:r>
+      <w:r>
+        <w:rPr>
+          <w:rFonts w:ascii="Consolas" w:cs="Consolas" w:eastAsia="Consolas" w:hAnsi="Consolas"/>
+          <w:b w:val="false"/>
+          <w:bCs w:val="false"/>
+          <w:color w:val="1B2027"/>
+          <w:sz w:val="19"/>
+          <w:szCs w:val="19"/>
+        </w:rPr>
+        <w:t xml:space="preserve">k8s/ingress.yaml</w:t>
+      </w:r>
+      <w:r>
+        <w:rPr>
+          <w:rFonts w:ascii="Calibri" w:cs="Calibri" w:eastAsia="Calibri" w:hAnsi="Calibri"/>
+          <w:b w:val="false"/>
+          <w:bCs w:val="false"/>
+          <w:color w:val="1B2027"/>
+          <w:sz w:val="21"/>
+          <w:szCs w:val="21"/>
+        </w:rPr>
+        <w:t xml:space="preserve"> routes everything to the backend, so there is no tier answering </w:t>
+      </w:r>
+      <w:r>
+        <w:rPr>
+          <w:rFonts w:ascii="Consolas" w:cs="Consolas" w:eastAsia="Consolas" w:hAnsi="Consolas"/>
+          <w:b w:val="false"/>
+          <w:bCs w:val="false"/>
+          <w:color w:val="1B2027"/>
+          <w:sz w:val="19"/>
+          <w:szCs w:val="19"/>
+        </w:rPr>
+        <w:t xml:space="preserve">/embed</w:t>
+      </w:r>
+      <w:r>
+        <w:rPr>
+          <w:rFonts w:ascii="Calibri" w:cs="Calibri" w:eastAsia="Calibri" w:hAnsi="Calibri"/>
+          <w:b w:val="false"/>
+          <w:bCs w:val="false"/>
+          <w:color w:val="1B2027"/>
+          <w:sz w:val="21"/>
+          <w:szCs w:val="21"/>
+        </w:rPr>
+        <w:t xml:space="preserve"> at all. Where a deployment does put the Angular build behind a separate web tier, that tier serves the document and must carry the same header — the backend’s copy governs only what the backend answers. Configuring the allow-list is necessary and is not on its own sufficient.</w:t>
       </w:r>
     </w:p>
     <w:p>
@@ -10058,18 +10164,40 @@
           <w:sz w:val="21"/>
           <w:szCs w:val="21"/>
         </w:rPr>
-        <w:t xml:space="preserve">The embed cannot be framed.</w:t>
-      </w:r>
-      <w:r>
-        <w:rPr>
-          <w:rFonts w:ascii="Calibri" w:cs="Calibri" w:eastAsia="Calibri" w:hAnsi="Calibri"/>
-          <w:b w:val="false"/>
-          <w:bCs w:val="false"/>
-          <w:color w:val="1B2027"/>
-          <w:sz w:val="21"/>
-          <w:szCs w:val="21"/>
-        </w:rPr>
-        <w:t xml:space="preserve"> Section 10.1. The protocol is built on both sides and the deployment refuses the frame. This is the one item that makes every other item academic, and it is also the smallest.</w:t>
+        <w:t xml:space="preserve">Nothing serves the embed document.</w:t>
+      </w:r>
+      <w:r>
+        <w:rPr>
+          <w:rFonts w:ascii="Calibri" w:cs="Calibri" w:eastAsia="Calibri" w:hAnsi="Calibri"/>
+          <w:b w:val="false"/>
+          <w:bCs w:val="false"/>
+          <w:color w:val="1B2027"/>
+          <w:sz w:val="21"/>
+          <w:szCs w:val="21"/>
+        </w:rPr>
+        <w:t xml:space="preserve"> Section 10.1. The allow-list exists and is closed until configured; what is missing is a tier that answers </w:t>
+      </w:r>
+      <w:r>
+        <w:rPr>
+          <w:rFonts w:ascii="Consolas" w:cs="Consolas" w:eastAsia="Consolas" w:hAnsi="Consolas"/>
+          <w:b w:val="false"/>
+          <w:bCs w:val="false"/>
+          <w:color w:val="1B2027"/>
+          <w:sz w:val="19"/>
+          <w:szCs w:val="19"/>
+        </w:rPr>
+        <w:t xml:space="preserve">/embed</w:t>
+      </w:r>
+      <w:r>
+        <w:rPr>
+          <w:rFonts w:ascii="Calibri" w:cs="Calibri" w:eastAsia="Calibri" w:hAnsi="Calibri"/>
+          <w:b w:val="false"/>
+          <w:bCs w:val="false"/>
+          <w:color w:val="1B2027"/>
+          <w:sz w:val="21"/>
+          <w:szCs w:val="21"/>
+        </w:rPr>
+        <w:t xml:space="preserve"> at all. This is now a deployment-architecture question — whether the Angular build ships inside the backend image or behind its own web tier — rather than a header nobody had written.</w:t>
       </w:r>
     </w:p>
     <w:p>

--- a/docs/Viewer-Product-Technical-Architecture.docx
+++ b/docs/Viewer-Product-Technical-Architecture.docx
@@ -66,6 +66,8 @@
           <w:rFonts w:ascii="Calibri" w:cs="Calibri" w:eastAsia="Calibri" w:hAnsi="Calibri"/>
           <w:b/>
           <w:bCs/>
+          <w:i w:val="false"/>
+          <w:iCs w:val="false"/>
           <w:color w:val="1B2027"/>
           <w:sz w:val="21"/>
           <w:szCs w:val="21"/>
@@ -77,6 +79,8 @@
           <w:rFonts w:ascii="Calibri" w:cs="Calibri" w:eastAsia="Calibri" w:hAnsi="Calibri"/>
           <w:b w:val="false"/>
           <w:bCs w:val="false"/>
+          <w:i w:val="false"/>
+          <w:iCs w:val="false"/>
           <w:color w:val="1B2027"/>
           <w:sz w:val="21"/>
           <w:szCs w:val="21"/>
@@ -88,6 +92,8 @@
           <w:rFonts w:ascii="Consolas" w:cs="Consolas" w:eastAsia="Consolas" w:hAnsi="Consolas"/>
           <w:b w:val="false"/>
           <w:bCs w:val="false"/>
+          <w:i w:val="false"/>
+          <w:iCs w:val="false"/>
           <w:color w:val="1B2027"/>
           <w:sz w:val="19"/>
           <w:szCs w:val="19"/>
@@ -99,17 +105,21 @@
           <w:rFonts w:ascii="Calibri" w:cs="Calibri" w:eastAsia="Calibri" w:hAnsi="Calibri"/>
           <w:b w:val="false"/>
           <w:bCs w:val="false"/>
-          <w:color w:val="1B2027"/>
-          <w:sz w:val="21"/>
-          <w:szCs w:val="21"/>
-        </w:rPr>
-        <w:t xml:space="preserve"> embed protocol is implemented on both sides and tested against an independent host, and the backend now carries the </w:t>
-      </w:r>
-      <w:r>
-        <w:rPr>
-          <w:rFonts w:ascii="Consolas" w:cs="Consolas" w:eastAsia="Consolas" w:hAnsi="Consolas"/>
-          <w:b w:val="false"/>
-          <w:bCs w:val="false"/>
+          <w:i w:val="false"/>
+          <w:iCs w:val="false"/>
+          <w:color w:val="1B2027"/>
+          <w:sz w:val="21"/>
+          <w:szCs w:val="21"/>
+        </w:rPr>
+        <w:t xml:space="preserve"> embed protocol is implemented on both sides and tested against an independent host, the backend carries the </w:t>
+      </w:r>
+      <w:r>
+        <w:rPr>
+          <w:rFonts w:ascii="Consolas" w:cs="Consolas" w:eastAsia="Consolas" w:hAnsi="Consolas"/>
+          <w:b w:val="false"/>
+          <w:bCs w:val="false"/>
+          <w:i w:val="false"/>
+          <w:iCs w:val="false"/>
           <w:color w:val="1B2027"/>
           <w:sz w:val="19"/>
           <w:szCs w:val="19"/>
@@ -121,33 +131,39 @@
           <w:rFonts w:ascii="Calibri" w:cs="Calibri" w:eastAsia="Calibri" w:hAnsi="Calibri"/>
           <w:b w:val="false"/>
           <w:bCs w:val="false"/>
-          <w:color w:val="1B2027"/>
-          <w:sz w:val="21"/>
-          <w:szCs w:val="21"/>
-        </w:rPr>
-        <w:t xml:space="preserve"> allow-list that used to refuse every frame. </w:t>
+          <w:i w:val="false"/>
+          <w:iCs w:val="false"/>
+          <w:color w:val="1B2027"/>
+          <w:sz w:val="21"/>
+          <w:szCs w:val="21"/>
+        </w:rPr>
+        <w:t xml:space="preserve"> allow-list that used to refuse every frame, and </w:t>
       </w:r>
       <w:r>
         <w:rPr>
           <w:rFonts w:ascii="Calibri" w:cs="Calibri" w:eastAsia="Calibri" w:hAnsi="Calibri"/>
           <w:b/>
           <w:bCs/>
-          <w:color w:val="1B2027"/>
-          <w:sz w:val="21"/>
-          <w:szCs w:val="21"/>
-        </w:rPr>
-        <w:t xml:space="preserve">It still cannot be demonstrated end to end</w:t>
-      </w:r>
-      <w:r>
-        <w:rPr>
-          <w:rFonts w:ascii="Calibri" w:cs="Calibri" w:eastAsia="Calibri" w:hAnsi="Calibri"/>
-          <w:b w:val="false"/>
-          <w:bCs w:val="false"/>
-          <w:color w:val="1B2027"/>
-          <w:sz w:val="21"/>
-          <w:szCs w:val="21"/>
-        </w:rPr>
-        <w:t xml:space="preserve">: nothing in the deployment serves the embed document. Section 13 states exactly what is left — read it before quoting anything here to a customer.</w:t>
+          <w:i w:val="false"/>
+          <w:iCs w:val="false"/>
+          <w:color w:val="1B2027"/>
+          <w:sz w:val="21"/>
+          <w:szCs w:val="21"/>
+        </w:rPr>
+        <w:t xml:space="preserve">the image now serves the embed document itself</w:t>
+      </w:r>
+      <w:r>
+        <w:rPr>
+          <w:rFonts w:ascii="Calibri" w:cs="Calibri" w:eastAsia="Calibri" w:hAnsi="Calibri"/>
+          <w:b w:val="false"/>
+          <w:bCs w:val="false"/>
+          <w:i w:val="false"/>
+          <w:iCs w:val="false"/>
+          <w:color w:val="1B2027"/>
+          <w:sz w:val="21"/>
+          <w:szCs w:val="21"/>
+        </w:rPr>
+        <w:t xml:space="preserve">, which is what closed the gap this document reported last time. What has not happened is a document opening inside a host’s frame against an installed deployment. Section 13 states exactly what is left — read it before quoting anything here to a customer.</w:t>
       </w:r>
     </w:p>
     <w:p>
@@ -159,6 +175,8 @@
           <w:rFonts w:ascii="Calibri" w:cs="Calibri" w:eastAsia="Calibri" w:hAnsi="Calibri"/>
           <w:b/>
           <w:bCs/>
+          <w:i w:val="false"/>
+          <w:iCs w:val="false"/>
           <w:color w:val="1B2027"/>
           <w:sz w:val="21"/>
           <w:szCs w:val="21"/>
@@ -170,6 +188,8 @@
           <w:rFonts w:ascii="Calibri" w:cs="Calibri" w:eastAsia="Calibri" w:hAnsi="Calibri"/>
           <w:b w:val="false"/>
           <w:bCs w:val="false"/>
+          <w:i w:val="false"/>
+          <w:iCs w:val="false"/>
           <w:color w:val="1B2027"/>
           <w:sz w:val="21"/>
           <w:szCs w:val="21"/>
@@ -181,6 +201,8 @@
           <w:rFonts w:ascii="Consolas" w:cs="Consolas" w:eastAsia="Consolas" w:hAnsi="Consolas"/>
           <w:b w:val="false"/>
           <w:bCs w:val="false"/>
+          <w:i w:val="false"/>
+          <w:iCs w:val="false"/>
           <w:color w:val="1B2027"/>
           <w:sz w:val="19"/>
           <w:szCs w:val="19"/>
@@ -192,6 +214,8 @@
           <w:rFonts w:ascii="Calibri" w:cs="Calibri" w:eastAsia="Calibri" w:hAnsi="Calibri"/>
           <w:b w:val="false"/>
           <w:bCs w:val="false"/>
+          <w:i w:val="false"/>
+          <w:iCs w:val="false"/>
           <w:color w:val="1B2027"/>
           <w:sz w:val="21"/>
           <w:szCs w:val="21"/>
@@ -203,6 +227,8 @@
           <w:rFonts w:ascii="Consolas" w:cs="Consolas" w:eastAsia="Consolas" w:hAnsi="Consolas"/>
           <w:b w:val="false"/>
           <w:bCs w:val="false"/>
+          <w:i w:val="false"/>
+          <w:iCs w:val="false"/>
           <w:color w:val="1B2027"/>
           <w:sz w:val="19"/>
           <w:szCs w:val="19"/>
@@ -214,6 +240,8 @@
           <w:rFonts w:ascii="Calibri" w:cs="Calibri" w:eastAsia="Calibri" w:hAnsi="Calibri"/>
           <w:b w:val="false"/>
           <w:bCs w:val="false"/>
+          <w:i w:val="false"/>
+          <w:iCs w:val="false"/>
           <w:color w:val="1B2027"/>
           <w:sz w:val="21"/>
           <w:szCs w:val="21"/>
@@ -230,6 +258,8 @@
           <w:rFonts w:ascii="Calibri" w:cs="Calibri" w:eastAsia="Calibri" w:hAnsi="Calibri"/>
           <w:b/>
           <w:bCs/>
+          <w:i w:val="false"/>
+          <w:iCs w:val="false"/>
           <w:color w:val="1B2027"/>
           <w:sz w:val="21"/>
           <w:szCs w:val="21"/>
@@ -241,6 +271,8 @@
           <w:rFonts w:ascii="Calibri" w:cs="Calibri" w:eastAsia="Calibri" w:hAnsi="Calibri"/>
           <w:b w:val="false"/>
           <w:bCs w:val="false"/>
+          <w:i w:val="false"/>
+          <w:iCs w:val="false"/>
           <w:color w:val="1B2027"/>
           <w:sz w:val="21"/>
           <w:szCs w:val="21"/>
@@ -252,6 +284,8 @@
           <w:rFonts w:ascii="Consolas" w:cs="Consolas" w:eastAsia="Consolas" w:hAnsi="Consolas"/>
           <w:b w:val="false"/>
           <w:bCs w:val="false"/>
+          <w:i w:val="false"/>
+          <w:iCs w:val="false"/>
           <w:color w:val="1B2027"/>
           <w:sz w:val="19"/>
           <w:szCs w:val="19"/>
@@ -263,6 +297,8 @@
           <w:rFonts w:ascii="Calibri" w:cs="Calibri" w:eastAsia="Calibri" w:hAnsi="Calibri"/>
           <w:b w:val="false"/>
           <w:bCs w:val="false"/>
+          <w:i w:val="false"/>
+          <w:iCs w:val="false"/>
           <w:color w:val="1B2027"/>
           <w:sz w:val="21"/>
           <w:szCs w:val="21"/>
@@ -274,6 +310,8 @@
           <w:rFonts w:ascii="Consolas" w:cs="Consolas" w:eastAsia="Consolas" w:hAnsi="Consolas"/>
           <w:b w:val="false"/>
           <w:bCs w:val="false"/>
+          <w:i w:val="false"/>
+          <w:iCs w:val="false"/>
           <w:color w:val="1B2027"/>
           <w:sz w:val="19"/>
           <w:szCs w:val="19"/>
@@ -285,6 +323,8 @@
           <w:rFonts w:ascii="Calibri" w:cs="Calibri" w:eastAsia="Calibri" w:hAnsi="Calibri"/>
           <w:b w:val="false"/>
           <w:bCs w:val="false"/>
+          <w:i w:val="false"/>
+          <w:iCs w:val="false"/>
           <w:color w:val="1B2027"/>
           <w:sz w:val="21"/>
           <w:szCs w:val="21"/>
@@ -296,6 +336,8 @@
           <w:rFonts w:ascii="Consolas" w:cs="Consolas" w:eastAsia="Consolas" w:hAnsi="Consolas"/>
           <w:b w:val="false"/>
           <w:bCs w:val="false"/>
+          <w:i w:val="false"/>
+          <w:iCs w:val="false"/>
           <w:color w:val="1B2027"/>
           <w:sz w:val="19"/>
           <w:szCs w:val="19"/>
@@ -307,6 +349,8 @@
           <w:rFonts w:ascii="Calibri" w:cs="Calibri" w:eastAsia="Calibri" w:hAnsi="Calibri"/>
           <w:b w:val="false"/>
           <w:bCs w:val="false"/>
+          <w:i w:val="false"/>
+          <w:iCs w:val="false"/>
           <w:color w:val="1B2027"/>
           <w:sz w:val="21"/>
           <w:szCs w:val="21"/>
@@ -386,6 +430,8 @@
           <w:rFonts w:ascii="Calibri" w:cs="Calibri" w:eastAsia="Calibri" w:hAnsi="Calibri"/>
           <w:b/>
           <w:bCs/>
+          <w:i w:val="false"/>
+          <w:iCs w:val="false"/>
           <w:color w:val="1B2027"/>
           <w:sz w:val="21"/>
           <w:szCs w:val="21"/>
@@ -397,6 +443,8 @@
           <w:rFonts w:ascii="Calibri" w:cs="Calibri" w:eastAsia="Calibri" w:hAnsi="Calibri"/>
           <w:b w:val="false"/>
           <w:bCs w:val="false"/>
+          <w:i w:val="false"/>
+          <w:iCs w:val="false"/>
           <w:color w:val="1B2027"/>
           <w:sz w:val="21"/>
           <w:szCs w:val="21"/>
@@ -413,6 +461,8 @@
           <w:rFonts w:ascii="Calibri" w:cs="Calibri" w:eastAsia="Calibri" w:hAnsi="Calibri"/>
           <w:b/>
           <w:bCs/>
+          <w:i w:val="false"/>
+          <w:iCs w:val="false"/>
           <w:color w:val="1B2027"/>
           <w:sz w:val="21"/>
           <w:szCs w:val="21"/>
@@ -424,6 +474,8 @@
           <w:rFonts w:ascii="Calibri" w:cs="Calibri" w:eastAsia="Calibri" w:hAnsi="Calibri"/>
           <w:b w:val="false"/>
           <w:bCs w:val="false"/>
+          <w:i w:val="false"/>
+          <w:iCs w:val="false"/>
           <w:color w:val="1B2027"/>
           <w:sz w:val="21"/>
           <w:szCs w:val="21"/>
@@ -440,6 +492,8 @@
           <w:rFonts w:ascii="Calibri" w:cs="Calibri" w:eastAsia="Calibri" w:hAnsi="Calibri"/>
           <w:b w:val="false"/>
           <w:bCs w:val="false"/>
+          <w:i w:val="false"/>
+          <w:iCs w:val="false"/>
           <w:color w:val="1B2027"/>
           <w:sz w:val="21"/>
           <w:szCs w:val="21"/>
@@ -512,6 +566,8 @@
                 <w:rFonts w:ascii="Calibri" w:cs="Calibri" w:eastAsia="Calibri" w:hAnsi="Calibri"/>
                 <w:b/>
                 <w:bCs/>
+                <w:i w:val="false"/>
+                <w:iCs w:val="false"/>
                 <w:color w:val="0F7A83"/>
                 <w:sz w:val="19"/>
                 <w:szCs w:val="19"/>
@@ -547,6 +603,8 @@
                 <w:rFonts w:ascii="Calibri" w:cs="Calibri" w:eastAsia="Calibri" w:hAnsi="Calibri"/>
                 <w:b/>
                 <w:bCs/>
+                <w:i w:val="false"/>
+                <w:iCs w:val="false"/>
                 <w:color w:val="5F6875"/>
                 <w:sz w:val="19"/>
                 <w:szCs w:val="19"/>
@@ -582,6 +640,8 @@
                 <w:rFonts w:ascii="Calibri" w:cs="Calibri" w:eastAsia="Calibri" w:hAnsi="Calibri"/>
                 <w:b/>
                 <w:bCs/>
+                <w:i w:val="false"/>
+                <w:iCs w:val="false"/>
                 <w:color w:val="5F6875"/>
                 <w:sz w:val="19"/>
                 <w:szCs w:val="19"/>
@@ -618,6 +678,8 @@
                 <w:rFonts w:ascii="Calibri" w:cs="Calibri" w:eastAsia="Calibri" w:hAnsi="Calibri"/>
                 <w:b w:val="false"/>
                 <w:bCs w:val="false"/>
+                <w:i w:val="false"/>
+                <w:iCs w:val="false"/>
                 <w:color w:val="1B2027"/>
                 <w:sz w:val="19"/>
                 <w:szCs w:val="19"/>
@@ -634,6 +696,8 @@
                 <w:rFonts w:ascii="Calibri" w:cs="Calibri" w:eastAsia="Calibri" w:hAnsi="Calibri"/>
                 <w:b w:val="false"/>
                 <w:bCs w:val="false"/>
+                <w:i w:val="false"/>
+                <w:iCs w:val="false"/>
                 <w:color w:val="1B2027"/>
                 <w:sz w:val="19"/>
                 <w:szCs w:val="19"/>
@@ -669,6 +733,8 @@
                 <w:rFonts w:ascii="Calibri" w:cs="Calibri" w:eastAsia="Calibri" w:hAnsi="Calibri"/>
                 <w:b/>
                 <w:bCs/>
+                <w:i w:val="false"/>
+                <w:iCs w:val="false"/>
                 <w:color w:val="0F7A83"/>
                 <w:sz w:val="19"/>
                 <w:szCs w:val="19"/>
@@ -686,6 +752,8 @@
                 <w:rFonts w:ascii="Calibri" w:cs="Calibri" w:eastAsia="Calibri" w:hAnsi="Calibri"/>
                 <w:b/>
                 <w:bCs/>
+                <w:i w:val="false"/>
+                <w:iCs w:val="false"/>
                 <w:color w:val="0F7A83"/>
                 <w:sz w:val="19"/>
                 <w:szCs w:val="19"/>
@@ -703,6 +771,8 @@
                 <w:rFonts w:ascii="Calibri" w:cs="Calibri" w:eastAsia="Calibri" w:hAnsi="Calibri"/>
                 <w:b/>
                 <w:bCs/>
+                <w:i w:val="false"/>
+                <w:iCs w:val="false"/>
                 <w:color w:val="0F7A83"/>
                 <w:sz w:val="19"/>
                 <w:szCs w:val="19"/>
@@ -736,6 +806,8 @@
                 <w:rFonts w:ascii="Calibri" w:cs="Calibri" w:eastAsia="Calibri" w:hAnsi="Calibri"/>
                 <w:b w:val="false"/>
                 <w:bCs w:val="false"/>
+                <w:i w:val="false"/>
+                <w:iCs w:val="false"/>
                 <w:color w:val="1B2027"/>
                 <w:sz w:val="19"/>
                 <w:szCs w:val="19"/>
@@ -752,6 +824,8 @@
                 <w:rFonts w:ascii="Calibri" w:cs="Calibri" w:eastAsia="Calibri" w:hAnsi="Calibri"/>
                 <w:b w:val="false"/>
                 <w:bCs w:val="false"/>
+                <w:i w:val="false"/>
+                <w:iCs w:val="false"/>
                 <w:color w:val="1B2027"/>
                 <w:sz w:val="19"/>
                 <w:szCs w:val="19"/>
@@ -788,6 +862,8 @@
                 <w:rFonts w:ascii="Calibri" w:cs="Calibri" w:eastAsia="Calibri" w:hAnsi="Calibri"/>
                 <w:b w:val="false"/>
                 <w:bCs w:val="false"/>
+                <w:i w:val="false"/>
+                <w:iCs w:val="false"/>
                 <w:color w:val="1B2027"/>
                 <w:sz w:val="19"/>
                 <w:szCs w:val="19"/>
@@ -804,6 +880,8 @@
                 <w:rFonts w:ascii="Calibri" w:cs="Calibri" w:eastAsia="Calibri" w:hAnsi="Calibri"/>
                 <w:b w:val="false"/>
                 <w:bCs w:val="false"/>
+                <w:i w:val="false"/>
+                <w:iCs w:val="false"/>
                 <w:color w:val="1B2027"/>
                 <w:sz w:val="19"/>
                 <w:szCs w:val="19"/>
@@ -839,6 +917,8 @@
                 <w:rFonts w:ascii="Calibri" w:cs="Calibri" w:eastAsia="Calibri" w:hAnsi="Calibri"/>
                 <w:b/>
                 <w:bCs/>
+                <w:i w:val="false"/>
+                <w:iCs w:val="false"/>
                 <w:color w:val="0F7A83"/>
                 <w:sz w:val="19"/>
                 <w:szCs w:val="19"/>
@@ -856,6 +936,8 @@
                 <w:rFonts w:ascii="Calibri" w:cs="Calibri" w:eastAsia="Calibri" w:hAnsi="Calibri"/>
                 <w:b/>
                 <w:bCs/>
+                <w:i w:val="false"/>
+                <w:iCs w:val="false"/>
                 <w:color w:val="0F7A83"/>
                 <w:sz w:val="19"/>
                 <w:szCs w:val="19"/>
@@ -873,6 +955,8 @@
                 <w:rFonts w:ascii="Calibri" w:cs="Calibri" w:eastAsia="Calibri" w:hAnsi="Calibri"/>
                 <w:b/>
                 <w:bCs/>
+                <w:i w:val="false"/>
+                <w:iCs w:val="false"/>
                 <w:color w:val="0F7A83"/>
                 <w:sz w:val="19"/>
                 <w:szCs w:val="19"/>
@@ -906,6 +990,8 @@
                 <w:rFonts w:ascii="Calibri" w:cs="Calibri" w:eastAsia="Calibri" w:hAnsi="Calibri"/>
                 <w:b w:val="false"/>
                 <w:bCs w:val="false"/>
+                <w:i w:val="false"/>
+                <w:iCs w:val="false"/>
                 <w:color w:val="1B2027"/>
                 <w:sz w:val="19"/>
                 <w:szCs w:val="19"/>
@@ -922,6 +1008,8 @@
                 <w:rFonts w:ascii="Calibri" w:cs="Calibri" w:eastAsia="Calibri" w:hAnsi="Calibri"/>
                 <w:b w:val="false"/>
                 <w:bCs w:val="false"/>
+                <w:i w:val="false"/>
+                <w:iCs w:val="false"/>
                 <w:color w:val="1B2027"/>
                 <w:sz w:val="19"/>
                 <w:szCs w:val="19"/>
@@ -958,6 +1046,8 @@
                 <w:rFonts w:ascii="Calibri" w:cs="Calibri" w:eastAsia="Calibri" w:hAnsi="Calibri"/>
                 <w:b w:val="false"/>
                 <w:bCs w:val="false"/>
+                <w:i w:val="false"/>
+                <w:iCs w:val="false"/>
                 <w:color w:val="1B2027"/>
                 <w:sz w:val="19"/>
                 <w:szCs w:val="19"/>
@@ -974,6 +1064,8 @@
                 <w:rFonts w:ascii="Calibri" w:cs="Calibri" w:eastAsia="Calibri" w:hAnsi="Calibri"/>
                 <w:b w:val="false"/>
                 <w:bCs w:val="false"/>
+                <w:i w:val="false"/>
+                <w:iCs w:val="false"/>
                 <w:color w:val="1B2027"/>
                 <w:sz w:val="19"/>
                 <w:szCs w:val="19"/>
@@ -1009,6 +1101,8 @@
                 <w:rFonts w:ascii="Calibri" w:cs="Calibri" w:eastAsia="Calibri" w:hAnsi="Calibri"/>
                 <w:b/>
                 <w:bCs/>
+                <w:i w:val="false"/>
+                <w:iCs w:val="false"/>
                 <w:color w:val="0F7A83"/>
                 <w:sz w:val="19"/>
                 <w:szCs w:val="19"/>
@@ -1026,6 +1120,8 @@
                 <w:rFonts w:ascii="Calibri" w:cs="Calibri" w:eastAsia="Calibri" w:hAnsi="Calibri"/>
                 <w:b/>
                 <w:bCs/>
+                <w:i w:val="false"/>
+                <w:iCs w:val="false"/>
                 <w:color w:val="0F7A83"/>
                 <w:sz w:val="19"/>
                 <w:szCs w:val="19"/>
@@ -1043,6 +1139,8 @@
                 <w:rFonts w:ascii="Calibri" w:cs="Calibri" w:eastAsia="Calibri" w:hAnsi="Calibri"/>
                 <w:b/>
                 <w:bCs/>
+                <w:i w:val="false"/>
+                <w:iCs w:val="false"/>
                 <w:color w:val="0F7A83"/>
                 <w:sz w:val="19"/>
                 <w:szCs w:val="19"/>
@@ -1076,6 +1174,8 @@
                 <w:rFonts w:ascii="Calibri" w:cs="Calibri" w:eastAsia="Calibri" w:hAnsi="Calibri"/>
                 <w:b w:val="false"/>
                 <w:bCs w:val="false"/>
+                <w:i w:val="false"/>
+                <w:iCs w:val="false"/>
                 <w:color w:val="1B2027"/>
                 <w:sz w:val="19"/>
                 <w:szCs w:val="19"/>
@@ -1092,6 +1192,8 @@
                 <w:rFonts w:ascii="Calibri" w:cs="Calibri" w:eastAsia="Calibri" w:hAnsi="Calibri"/>
                 <w:b w:val="false"/>
                 <w:bCs w:val="false"/>
+                <w:i w:val="false"/>
+                <w:iCs w:val="false"/>
                 <w:color w:val="1B2027"/>
                 <w:sz w:val="19"/>
                 <w:szCs w:val="19"/>
@@ -1128,6 +1230,8 @@
                 <w:rFonts w:ascii="Calibri" w:cs="Calibri" w:eastAsia="Calibri" w:hAnsi="Calibri"/>
                 <w:b w:val="false"/>
                 <w:bCs w:val="false"/>
+                <w:i w:val="false"/>
+                <w:iCs w:val="false"/>
                 <w:color w:val="1B2027"/>
                 <w:sz w:val="19"/>
                 <w:szCs w:val="19"/>
@@ -1144,6 +1248,8 @@
                 <w:rFonts w:ascii="Calibri" w:cs="Calibri" w:eastAsia="Calibri" w:hAnsi="Calibri"/>
                 <w:b w:val="false"/>
                 <w:bCs w:val="false"/>
+                <w:i w:val="false"/>
+                <w:iCs w:val="false"/>
                 <w:color w:val="1B2027"/>
                 <w:sz w:val="19"/>
                 <w:szCs w:val="19"/>
@@ -1179,6 +1285,8 @@
                 <w:rFonts w:ascii="Calibri" w:cs="Calibri" w:eastAsia="Calibri" w:hAnsi="Calibri"/>
                 <w:b/>
                 <w:bCs/>
+                <w:i w:val="false"/>
+                <w:iCs w:val="false"/>
                 <w:color w:val="0F7A83"/>
                 <w:sz w:val="19"/>
                 <w:szCs w:val="19"/>
@@ -1196,6 +1304,8 @@
                 <w:rFonts w:ascii="Calibri" w:cs="Calibri" w:eastAsia="Calibri" w:hAnsi="Calibri"/>
                 <w:b/>
                 <w:bCs/>
+                <w:i w:val="false"/>
+                <w:iCs w:val="false"/>
                 <w:color w:val="0F7A83"/>
                 <w:sz w:val="19"/>
                 <w:szCs w:val="19"/>
@@ -1213,6 +1323,8 @@
                 <w:rFonts w:ascii="Calibri" w:cs="Calibri" w:eastAsia="Calibri" w:hAnsi="Calibri"/>
                 <w:b/>
                 <w:bCs/>
+                <w:i w:val="false"/>
+                <w:iCs w:val="false"/>
                 <w:color w:val="0F7A83"/>
                 <w:sz w:val="19"/>
                 <w:szCs w:val="19"/>
@@ -1246,6 +1358,8 @@
                 <w:rFonts w:ascii="Calibri" w:cs="Calibri" w:eastAsia="Calibri" w:hAnsi="Calibri"/>
                 <w:b w:val="false"/>
                 <w:bCs w:val="false"/>
+                <w:i w:val="false"/>
+                <w:iCs w:val="false"/>
                 <w:color w:val="1B2027"/>
                 <w:sz w:val="19"/>
                 <w:szCs w:val="19"/>
@@ -1262,6 +1376,8 @@
                 <w:rFonts w:ascii="Calibri" w:cs="Calibri" w:eastAsia="Calibri" w:hAnsi="Calibri"/>
                 <w:b w:val="false"/>
                 <w:bCs w:val="false"/>
+                <w:i w:val="false"/>
+                <w:iCs w:val="false"/>
                 <w:color w:val="1B2027"/>
                 <w:sz w:val="19"/>
                 <w:szCs w:val="19"/>
@@ -1330,6 +1446,8 @@
                 <w:rFonts w:ascii="Calibri" w:cs="Calibri" w:eastAsia="Calibri" w:hAnsi="Calibri"/>
                 <w:b/>
                 <w:bCs/>
+                <w:i w:val="false"/>
+                <w:iCs w:val="false"/>
                 <w:color w:val="C4342A"/>
                 <w:sz w:val="19"/>
                 <w:szCs w:val="19"/>
@@ -1347,6 +1465,8 @@
                 <w:rFonts w:ascii="Calibri" w:cs="Calibri" w:eastAsia="Calibri" w:hAnsi="Calibri"/>
                 <w:b/>
                 <w:bCs/>
+                <w:i w:val="false"/>
+                <w:iCs w:val="false"/>
                 <w:color w:val="C4342A"/>
                 <w:sz w:val="19"/>
                 <w:szCs w:val="19"/>
@@ -1397,6 +1517,8 @@
           <w:rFonts w:ascii="Calibri" w:cs="Calibri" w:eastAsia="Calibri" w:hAnsi="Calibri"/>
           <w:b w:val="false"/>
           <w:bCs w:val="false"/>
+          <w:i w:val="false"/>
+          <w:iCs w:val="false"/>
           <w:color w:val="5F6875"/>
           <w:sz w:val="17"/>
           <w:szCs w:val="17"/>
@@ -1408,6 +1530,8 @@
           <w:rFonts w:ascii="Consolas" w:cs="Consolas" w:eastAsia="Consolas" w:hAnsi="Consolas"/>
           <w:b w:val="false"/>
           <w:bCs w:val="false"/>
+          <w:i w:val="false"/>
+          <w:iCs w:val="false"/>
           <w:color w:val="5F6875"/>
           <w:sz w:val="15"/>
           <w:szCs w:val="15"/>
@@ -1419,6 +1543,8 @@
           <w:rFonts w:ascii="Calibri" w:cs="Calibri" w:eastAsia="Calibri" w:hAnsi="Calibri"/>
           <w:b w:val="false"/>
           <w:bCs w:val="false"/>
+          <w:i w:val="false"/>
+          <w:iCs w:val="false"/>
           <w:color w:val="5F6875"/>
           <w:sz w:val="17"/>
           <w:szCs w:val="17"/>
@@ -1430,6 +1556,8 @@
           <w:rFonts w:ascii="Consolas" w:cs="Consolas" w:eastAsia="Consolas" w:hAnsi="Consolas"/>
           <w:b w:val="false"/>
           <w:bCs w:val="false"/>
+          <w:i w:val="false"/>
+          <w:iCs w:val="false"/>
           <w:color w:val="5F6875"/>
           <w:sz w:val="15"/>
           <w:szCs w:val="15"/>
@@ -1441,6 +1569,8 @@
           <w:rFonts w:ascii="Calibri" w:cs="Calibri" w:eastAsia="Calibri" w:hAnsi="Calibri"/>
           <w:b w:val="false"/>
           <w:bCs w:val="false"/>
+          <w:i w:val="false"/>
+          <w:iCs w:val="false"/>
           <w:color w:val="5F6875"/>
           <w:sz w:val="17"/>
           <w:szCs w:val="17"/>
@@ -1452,6 +1582,8 @@
           <w:rFonts w:ascii="Consolas" w:cs="Consolas" w:eastAsia="Consolas" w:hAnsi="Consolas"/>
           <w:b w:val="false"/>
           <w:bCs w:val="false"/>
+          <w:i w:val="false"/>
+          <w:iCs w:val="false"/>
           <w:color w:val="5F6875"/>
           <w:sz w:val="15"/>
           <w:szCs w:val="15"/>
@@ -1463,6 +1595,8 @@
           <w:rFonts w:ascii="Calibri" w:cs="Calibri" w:eastAsia="Calibri" w:hAnsi="Calibri"/>
           <w:b w:val="false"/>
           <w:bCs w:val="false"/>
+          <w:i w:val="false"/>
+          <w:iCs w:val="false"/>
           <w:color w:val="5F6875"/>
           <w:sz w:val="17"/>
           <w:szCs w:val="17"/>
@@ -1479,6 +1613,8 @@
           <w:rFonts w:ascii="Consolas" w:cs="Consolas" w:eastAsia="Consolas" w:hAnsi="Consolas"/>
           <w:b/>
           <w:bCs/>
+          <w:i w:val="false"/>
+          <w:iCs w:val="false"/>
           <w:color w:val="1B2027"/>
           <w:sz w:val="19"/>
           <w:szCs w:val="19"/>
@@ -1490,6 +1626,8 @@
           <w:rFonts w:ascii="Calibri" w:cs="Calibri" w:eastAsia="Calibri" w:hAnsi="Calibri"/>
           <w:b/>
           <w:bCs/>
+          <w:i w:val="false"/>
+          <w:iCs w:val="false"/>
           <w:color w:val="1B2027"/>
           <w:sz w:val="21"/>
           <w:szCs w:val="21"/>
@@ -1501,6 +1639,8 @@
           <w:rFonts w:ascii="Calibri" w:cs="Calibri" w:eastAsia="Calibri" w:hAnsi="Calibri"/>
           <w:b w:val="false"/>
           <w:bCs w:val="false"/>
+          <w:i w:val="false"/>
+          <w:iCs w:val="false"/>
           <w:color w:val="1B2027"/>
           <w:sz w:val="21"/>
           <w:szCs w:val="21"/>
@@ -1512,6 +1652,8 @@
           <w:rFonts w:ascii="Calibri" w:cs="Calibri" w:eastAsia="Calibri" w:hAnsi="Calibri"/>
           <w:b/>
           <w:bCs/>
+          <w:i w:val="false"/>
+          <w:iCs w:val="false"/>
           <w:color w:val="1B2027"/>
           <w:sz w:val="21"/>
           <w:szCs w:val="21"/>
@@ -1523,6 +1665,8 @@
           <w:rFonts w:ascii="Calibri" w:cs="Calibri" w:eastAsia="Calibri" w:hAnsi="Calibri"/>
           <w:b w:val="false"/>
           <w:bCs w:val="false"/>
+          <w:i w:val="false"/>
+          <w:iCs w:val="false"/>
           <w:color w:val="1B2027"/>
           <w:sz w:val="21"/>
           <w:szCs w:val="21"/>
@@ -1539,6 +1683,8 @@
           <w:rFonts w:ascii="Calibri" w:cs="Calibri" w:eastAsia="Calibri" w:hAnsi="Calibri"/>
           <w:b w:val="false"/>
           <w:bCs w:val="false"/>
+          <w:i w:val="false"/>
+          <w:iCs w:val="false"/>
           <w:color w:val="1B2027"/>
           <w:sz w:val="21"/>
           <w:szCs w:val="21"/>
@@ -1550,6 +1696,8 @@
           <w:rFonts w:ascii="Consolas" w:cs="Consolas" w:eastAsia="Consolas" w:hAnsi="Consolas"/>
           <w:b w:val="false"/>
           <w:bCs w:val="false"/>
+          <w:i w:val="false"/>
+          <w:iCs w:val="false"/>
           <w:color w:val="1B2027"/>
           <w:sz w:val="19"/>
           <w:szCs w:val="19"/>
@@ -1561,6 +1709,8 @@
           <w:rFonts w:ascii="Calibri" w:cs="Calibri" w:eastAsia="Calibri" w:hAnsi="Calibri"/>
           <w:b w:val="false"/>
           <w:bCs w:val="false"/>
+          <w:i w:val="false"/>
+          <w:iCs w:val="false"/>
           <w:color w:val="1B2027"/>
           <w:sz w:val="21"/>
           <w:szCs w:val="21"/>
@@ -1572,6 +1722,8 @@
           <w:rFonts w:ascii="Consolas" w:cs="Consolas" w:eastAsia="Consolas" w:hAnsi="Consolas"/>
           <w:b w:val="false"/>
           <w:bCs w:val="false"/>
+          <w:i w:val="false"/>
+          <w:iCs w:val="false"/>
           <w:color w:val="1B2027"/>
           <w:sz w:val="19"/>
           <w:szCs w:val="19"/>
@@ -1583,6 +1735,8 @@
           <w:rFonts w:ascii="Calibri" w:cs="Calibri" w:eastAsia="Calibri" w:hAnsi="Calibri"/>
           <w:b w:val="false"/>
           <w:bCs w:val="false"/>
+          <w:i w:val="false"/>
+          <w:iCs w:val="false"/>
           <w:color w:val="1B2027"/>
           <w:sz w:val="21"/>
           <w:szCs w:val="21"/>
@@ -1594,6 +1748,8 @@
           <w:rFonts w:ascii="Consolas" w:cs="Consolas" w:eastAsia="Consolas" w:hAnsi="Consolas"/>
           <w:b w:val="false"/>
           <w:bCs w:val="false"/>
+          <w:i w:val="false"/>
+          <w:iCs w:val="false"/>
           <w:color w:val="1B2027"/>
           <w:sz w:val="19"/>
           <w:szCs w:val="19"/>
@@ -1605,6 +1761,8 @@
           <w:rFonts w:ascii="Calibri" w:cs="Calibri" w:eastAsia="Calibri" w:hAnsi="Calibri"/>
           <w:b w:val="false"/>
           <w:bCs w:val="false"/>
+          <w:i w:val="false"/>
+          <w:iCs w:val="false"/>
           <w:color w:val="1B2027"/>
           <w:sz w:val="21"/>
           <w:szCs w:val="21"/>
@@ -1616,6 +1774,8 @@
           <w:rFonts w:ascii="Consolas" w:cs="Consolas" w:eastAsia="Consolas" w:hAnsi="Consolas"/>
           <w:b w:val="false"/>
           <w:bCs w:val="false"/>
+          <w:i w:val="false"/>
+          <w:iCs w:val="false"/>
           <w:color w:val="1B2027"/>
           <w:sz w:val="19"/>
           <w:szCs w:val="19"/>
@@ -1627,6 +1787,8 @@
           <w:rFonts w:ascii="Calibri" w:cs="Calibri" w:eastAsia="Calibri" w:hAnsi="Calibri"/>
           <w:b w:val="false"/>
           <w:bCs w:val="false"/>
+          <w:i w:val="false"/>
+          <w:iCs w:val="false"/>
           <w:color w:val="1B2027"/>
           <w:sz w:val="21"/>
           <w:szCs w:val="21"/>
@@ -1638,6 +1800,8 @@
           <w:rFonts w:ascii="Consolas" w:cs="Consolas" w:eastAsia="Consolas" w:hAnsi="Consolas"/>
           <w:b w:val="false"/>
           <w:bCs w:val="false"/>
+          <w:i w:val="false"/>
+          <w:iCs w:val="false"/>
           <w:color w:val="1B2027"/>
           <w:sz w:val="19"/>
           <w:szCs w:val="19"/>
@@ -1649,6 +1813,8 @@
           <w:rFonts w:ascii="Calibri" w:cs="Calibri" w:eastAsia="Calibri" w:hAnsi="Calibri"/>
           <w:b w:val="false"/>
           <w:bCs w:val="false"/>
+          <w:i w:val="false"/>
+          <w:iCs w:val="false"/>
           <w:color w:val="1B2027"/>
           <w:sz w:val="21"/>
           <w:szCs w:val="21"/>
@@ -1660,6 +1826,8 @@
           <w:rFonts w:ascii="Consolas" w:cs="Consolas" w:eastAsia="Consolas" w:hAnsi="Consolas"/>
           <w:b w:val="false"/>
           <w:bCs w:val="false"/>
+          <w:i w:val="false"/>
+          <w:iCs w:val="false"/>
           <w:color w:val="1B2027"/>
           <w:sz w:val="19"/>
           <w:szCs w:val="19"/>
@@ -1671,6 +1839,8 @@
           <w:rFonts w:ascii="Calibri" w:cs="Calibri" w:eastAsia="Calibri" w:hAnsi="Calibri"/>
           <w:b w:val="false"/>
           <w:bCs w:val="false"/>
+          <w:i w:val="false"/>
+          <w:iCs w:val="false"/>
           <w:color w:val="1B2027"/>
           <w:sz w:val="21"/>
           <w:szCs w:val="21"/>
@@ -1682,6 +1852,8 @@
           <w:rFonts w:ascii="Consolas" w:cs="Consolas" w:eastAsia="Consolas" w:hAnsi="Consolas"/>
           <w:b w:val="false"/>
           <w:bCs w:val="false"/>
+          <w:i w:val="false"/>
+          <w:iCs w:val="false"/>
           <w:color w:val="1B2027"/>
           <w:sz w:val="19"/>
           <w:szCs w:val="19"/>
@@ -1693,6 +1865,8 @@
           <w:rFonts w:ascii="Calibri" w:cs="Calibri" w:eastAsia="Calibri" w:hAnsi="Calibri"/>
           <w:b w:val="false"/>
           <w:bCs w:val="false"/>
+          <w:i w:val="false"/>
+          <w:iCs w:val="false"/>
           <w:color w:val="1B2027"/>
           <w:sz w:val="21"/>
           <w:szCs w:val="21"/>
@@ -1704,6 +1878,8 @@
           <w:rFonts w:ascii="Consolas" w:cs="Consolas" w:eastAsia="Consolas" w:hAnsi="Consolas"/>
           <w:b w:val="false"/>
           <w:bCs w:val="false"/>
+          <w:i w:val="false"/>
+          <w:iCs w:val="false"/>
           <w:color w:val="1B2027"/>
           <w:sz w:val="19"/>
           <w:szCs w:val="19"/>
@@ -1715,6 +1891,8 @@
           <w:rFonts w:ascii="Calibri" w:cs="Calibri" w:eastAsia="Calibri" w:hAnsi="Calibri"/>
           <w:b w:val="false"/>
           <w:bCs w:val="false"/>
+          <w:i w:val="false"/>
+          <w:iCs w:val="false"/>
           <w:color w:val="1B2027"/>
           <w:sz w:val="21"/>
           <w:szCs w:val="21"/>
@@ -1726,6 +1904,8 @@
           <w:rFonts w:ascii="Consolas" w:cs="Consolas" w:eastAsia="Consolas" w:hAnsi="Consolas"/>
           <w:b w:val="false"/>
           <w:bCs w:val="false"/>
+          <w:i w:val="false"/>
+          <w:iCs w:val="false"/>
           <w:color w:val="1B2027"/>
           <w:sz w:val="19"/>
           <w:szCs w:val="19"/>
@@ -1737,6 +1917,8 @@
           <w:rFonts w:ascii="Calibri" w:cs="Calibri" w:eastAsia="Calibri" w:hAnsi="Calibri"/>
           <w:b w:val="false"/>
           <w:bCs w:val="false"/>
+          <w:i w:val="false"/>
+          <w:iCs w:val="false"/>
           <w:color w:val="1B2027"/>
           <w:sz w:val="21"/>
           <w:szCs w:val="21"/>
@@ -1753,6 +1935,8 @@
           <w:rFonts w:ascii="Calibri" w:cs="Calibri" w:eastAsia="Calibri" w:hAnsi="Calibri"/>
           <w:b w:val="false"/>
           <w:bCs w:val="false"/>
+          <w:i w:val="false"/>
+          <w:iCs w:val="false"/>
           <w:color w:val="1B2027"/>
           <w:sz w:val="21"/>
           <w:szCs w:val="21"/>
@@ -1764,6 +1948,8 @@
           <w:rFonts w:ascii="Calibri" w:cs="Calibri" w:eastAsia="Calibri" w:hAnsi="Calibri"/>
           <w:b/>
           <w:bCs/>
+          <w:i w:val="false"/>
+          <w:iCs w:val="false"/>
           <w:color w:val="1B2027"/>
           <w:sz w:val="21"/>
           <w:szCs w:val="21"/>
@@ -1775,6 +1961,8 @@
           <w:rFonts w:ascii="Calibri" w:cs="Calibri" w:eastAsia="Calibri" w:hAnsi="Calibri"/>
           <w:b w:val="false"/>
           <w:bCs w:val="false"/>
+          <w:i w:val="false"/>
+          <w:iCs w:val="false"/>
           <w:color w:val="1B2027"/>
           <w:sz w:val="21"/>
           <w:szCs w:val="21"/>
@@ -1786,6 +1974,8 @@
           <w:rFonts w:ascii="Consolas" w:cs="Consolas" w:eastAsia="Consolas" w:hAnsi="Consolas"/>
           <w:b w:val="false"/>
           <w:bCs w:val="false"/>
+          <w:i w:val="false"/>
+          <w:iCs w:val="false"/>
           <w:color w:val="1B2027"/>
           <w:sz w:val="19"/>
           <w:szCs w:val="19"/>
@@ -1797,6 +1987,8 @@
           <w:rFonts w:ascii="Calibri" w:cs="Calibri" w:eastAsia="Calibri" w:hAnsi="Calibri"/>
           <w:b w:val="false"/>
           <w:bCs w:val="false"/>
+          <w:i w:val="false"/>
+          <w:iCs w:val="false"/>
           <w:color w:val="1B2027"/>
           <w:sz w:val="21"/>
           <w:szCs w:val="21"/>
@@ -1830,6 +2022,8 @@
           <w:rFonts w:ascii="Consolas" w:cs="Consolas" w:eastAsia="Consolas" w:hAnsi="Consolas"/>
           <w:b w:val="false"/>
           <w:bCs w:val="false"/>
+          <w:i w:val="false"/>
+          <w:iCs w:val="false"/>
           <w:color w:val="1B2027"/>
           <w:sz w:val="19"/>
           <w:szCs w:val="19"/>
@@ -1841,6 +2035,8 @@
           <w:rFonts w:ascii="Calibri" w:cs="Calibri" w:eastAsia="Calibri" w:hAnsi="Calibri"/>
           <w:b w:val="false"/>
           <w:bCs w:val="false"/>
+          <w:i w:val="false"/>
+          <w:iCs w:val="false"/>
           <w:color w:val="1B2027"/>
           <w:sz w:val="21"/>
           <w:szCs w:val="21"/>
@@ -1852,6 +2048,8 @@
           <w:rFonts w:ascii="Consolas" w:cs="Consolas" w:eastAsia="Consolas" w:hAnsi="Consolas"/>
           <w:b w:val="false"/>
           <w:bCs w:val="false"/>
+          <w:i w:val="false"/>
+          <w:iCs w:val="false"/>
           <w:color w:val="1B2027"/>
           <w:sz w:val="19"/>
           <w:szCs w:val="19"/>
@@ -1863,6 +2061,8 @@
           <w:rFonts w:ascii="Calibri" w:cs="Calibri" w:eastAsia="Calibri" w:hAnsi="Calibri"/>
           <w:b w:val="false"/>
           <w:bCs w:val="false"/>
+          <w:i w:val="false"/>
+          <w:iCs w:val="false"/>
           <w:color w:val="1B2027"/>
           <w:sz w:val="21"/>
           <w:szCs w:val="21"/>
@@ -1874,6 +2074,8 @@
           <w:rFonts w:ascii="Consolas" w:cs="Consolas" w:eastAsia="Consolas" w:hAnsi="Consolas"/>
           <w:b w:val="false"/>
           <w:bCs w:val="false"/>
+          <w:i w:val="false"/>
+          <w:iCs w:val="false"/>
           <w:color w:val="1B2027"/>
           <w:sz w:val="19"/>
           <w:szCs w:val="19"/>
@@ -1885,6 +2087,8 @@
           <w:rFonts w:ascii="Calibri" w:cs="Calibri" w:eastAsia="Calibri" w:hAnsi="Calibri"/>
           <w:b w:val="false"/>
           <w:bCs w:val="false"/>
+          <w:i w:val="false"/>
+          <w:iCs w:val="false"/>
           <w:color w:val="1B2027"/>
           <w:sz w:val="21"/>
           <w:szCs w:val="21"/>
@@ -1938,6 +2142,8 @@
                 <w:rFonts w:ascii="Calibri" w:cs="Calibri" w:eastAsia="Calibri" w:hAnsi="Calibri"/>
                 <w:b/>
                 <w:bCs/>
+                <w:i w:val="false"/>
+                <w:iCs w:val="false"/>
                 <w:color w:val="1B2027"/>
                 <w:sz w:val="19"/>
                 <w:szCs w:val="19"/>
@@ -1972,6 +2178,8 @@
                 <w:rFonts w:ascii="Calibri" w:cs="Calibri" w:eastAsia="Calibri" w:hAnsi="Calibri"/>
                 <w:b/>
                 <w:bCs/>
+                <w:i w:val="false"/>
+                <w:iCs w:val="false"/>
                 <w:color w:val="1B2027"/>
                 <w:sz w:val="19"/>
                 <w:szCs w:val="19"/>
@@ -2007,6 +2215,8 @@
                 <w:rFonts w:ascii="Calibri" w:cs="Calibri" w:eastAsia="Calibri" w:hAnsi="Calibri"/>
                 <w:b w:val="false"/>
                 <w:bCs w:val="false"/>
+                <w:i w:val="false"/>
+                <w:iCs w:val="false"/>
                 <w:color w:val="1B2027"/>
                 <w:sz w:val="19"/>
                 <w:szCs w:val="19"/>
@@ -2040,6 +2250,8 @@
                 <w:rFonts w:ascii="Calibri" w:cs="Calibri" w:eastAsia="Calibri" w:hAnsi="Calibri"/>
                 <w:b w:val="false"/>
                 <w:bCs w:val="false"/>
+                <w:i w:val="false"/>
+                <w:iCs w:val="false"/>
                 <w:color w:val="1B2027"/>
                 <w:sz w:val="19"/>
                 <w:szCs w:val="19"/>
@@ -2075,6 +2287,8 @@
                 <w:rFonts w:ascii="Calibri" w:cs="Calibri" w:eastAsia="Calibri" w:hAnsi="Calibri"/>
                 <w:b w:val="false"/>
                 <w:bCs w:val="false"/>
+                <w:i w:val="false"/>
+                <w:iCs w:val="false"/>
                 <w:color w:val="1B2027"/>
                 <w:sz w:val="19"/>
                 <w:szCs w:val="19"/>
@@ -2108,6 +2322,8 @@
                 <w:rFonts w:ascii="Calibri" w:cs="Calibri" w:eastAsia="Calibri" w:hAnsi="Calibri"/>
                 <w:b w:val="false"/>
                 <w:bCs w:val="false"/>
+                <w:i w:val="false"/>
+                <w:iCs w:val="false"/>
                 <w:color w:val="1B2027"/>
                 <w:sz w:val="19"/>
                 <w:szCs w:val="19"/>
@@ -2143,6 +2359,8 @@
                 <w:rFonts w:ascii="Calibri" w:cs="Calibri" w:eastAsia="Calibri" w:hAnsi="Calibri"/>
                 <w:b w:val="false"/>
                 <w:bCs w:val="false"/>
+                <w:i w:val="false"/>
+                <w:iCs w:val="false"/>
                 <w:color w:val="1B2027"/>
                 <w:sz w:val="19"/>
                 <w:szCs w:val="19"/>
@@ -2176,6 +2394,8 @@
                 <w:rFonts w:ascii="Calibri" w:cs="Calibri" w:eastAsia="Calibri" w:hAnsi="Calibri"/>
                 <w:b w:val="false"/>
                 <w:bCs w:val="false"/>
+                <w:i w:val="false"/>
+                <w:iCs w:val="false"/>
                 <w:color w:val="1B2027"/>
                 <w:sz w:val="19"/>
                 <w:szCs w:val="19"/>
@@ -2211,6 +2431,8 @@
                 <w:rFonts w:ascii="Calibri" w:cs="Calibri" w:eastAsia="Calibri" w:hAnsi="Calibri"/>
                 <w:b w:val="false"/>
                 <w:bCs w:val="false"/>
+                <w:i w:val="false"/>
+                <w:iCs w:val="false"/>
                 <w:color w:val="1B2027"/>
                 <w:sz w:val="19"/>
                 <w:szCs w:val="19"/>
@@ -2244,6 +2466,8 @@
                 <w:rFonts w:ascii="Calibri" w:cs="Calibri" w:eastAsia="Calibri" w:hAnsi="Calibri"/>
                 <w:b w:val="false"/>
                 <w:bCs w:val="false"/>
+                <w:i w:val="false"/>
+                <w:iCs w:val="false"/>
                 <w:color w:val="1B2027"/>
                 <w:sz w:val="19"/>
                 <w:szCs w:val="19"/>
@@ -2263,6 +2487,8 @@
           <w:rFonts w:ascii="Calibri" w:cs="Calibri" w:eastAsia="Calibri" w:hAnsi="Calibri"/>
           <w:b w:val="false"/>
           <w:bCs w:val="false"/>
+          <w:i w:val="false"/>
+          <w:iCs w:val="false"/>
           <w:color w:val="5F6875"/>
           <w:sz w:val="17"/>
           <w:szCs w:val="17"/>
@@ -2279,6 +2505,8 @@
           <w:rFonts w:ascii="Calibri" w:cs="Calibri" w:eastAsia="Calibri" w:hAnsi="Calibri"/>
           <w:b w:val="false"/>
           <w:bCs w:val="false"/>
+          <w:i w:val="false"/>
+          <w:iCs w:val="false"/>
           <w:color w:val="1B2027"/>
           <w:sz w:val="21"/>
           <w:szCs w:val="21"/>
@@ -2290,6 +2518,8 @@
           <w:rFonts w:ascii="Consolas" w:cs="Consolas" w:eastAsia="Consolas" w:hAnsi="Consolas"/>
           <w:b w:val="false"/>
           <w:bCs w:val="false"/>
+          <w:i w:val="false"/>
+          <w:iCs w:val="false"/>
           <w:color w:val="1B2027"/>
           <w:sz w:val="19"/>
           <w:szCs w:val="19"/>
@@ -2301,6 +2531,8 @@
           <w:rFonts w:ascii="Calibri" w:cs="Calibri" w:eastAsia="Calibri" w:hAnsi="Calibri"/>
           <w:b w:val="false"/>
           <w:bCs w:val="false"/>
+          <w:i w:val="false"/>
+          <w:iCs w:val="false"/>
           <w:color w:val="1B2027"/>
           <w:sz w:val="21"/>
           <w:szCs w:val="21"/>
@@ -2312,6 +2544,8 @@
           <w:rFonts w:ascii="Calibri" w:cs="Calibri" w:eastAsia="Calibri" w:hAnsi="Calibri"/>
           <w:b/>
           <w:bCs/>
+          <w:i w:val="false"/>
+          <w:iCs w:val="false"/>
           <w:color w:val="1B2027"/>
           <w:sz w:val="21"/>
           <w:szCs w:val="21"/>
@@ -2323,6 +2557,8 @@
           <w:rFonts w:ascii="Calibri" w:cs="Calibri" w:eastAsia="Calibri" w:hAnsi="Calibri"/>
           <w:b w:val="false"/>
           <w:bCs w:val="false"/>
+          <w:i w:val="false"/>
+          <w:iCs w:val="false"/>
           <w:color w:val="1B2027"/>
           <w:sz w:val="21"/>
           <w:szCs w:val="21"/>
@@ -2339,6 +2575,8 @@
           <w:rFonts w:ascii="Calibri" w:cs="Calibri" w:eastAsia="Calibri" w:hAnsi="Calibri"/>
           <w:b w:val="false"/>
           <w:bCs w:val="false"/>
+          <w:i w:val="false"/>
+          <w:iCs w:val="false"/>
           <w:color w:val="1B2027"/>
           <w:sz w:val="21"/>
           <w:szCs w:val="21"/>
@@ -2350,6 +2588,8 @@
           <w:rFonts w:ascii="Consolas" w:cs="Consolas" w:eastAsia="Consolas" w:hAnsi="Consolas"/>
           <w:b w:val="false"/>
           <w:bCs w:val="false"/>
+          <w:i w:val="false"/>
+          <w:iCs w:val="false"/>
           <w:color w:val="1B2027"/>
           <w:sz w:val="19"/>
           <w:szCs w:val="19"/>
@@ -2361,6 +2601,8 @@
           <w:rFonts w:ascii="Calibri" w:cs="Calibri" w:eastAsia="Calibri" w:hAnsi="Calibri"/>
           <w:b w:val="false"/>
           <w:bCs w:val="false"/>
+          <w:i w:val="false"/>
+          <w:iCs w:val="false"/>
           <w:color w:val="1B2027"/>
           <w:sz w:val="21"/>
           <w:szCs w:val="21"/>
@@ -2372,6 +2614,8 @@
           <w:rFonts w:ascii="Consolas" w:cs="Consolas" w:eastAsia="Consolas" w:hAnsi="Consolas"/>
           <w:b w:val="false"/>
           <w:bCs w:val="false"/>
+          <w:i w:val="false"/>
+          <w:iCs w:val="false"/>
           <w:color w:val="1B2027"/>
           <w:sz w:val="19"/>
           <w:szCs w:val="19"/>
@@ -2383,6 +2627,8 @@
           <w:rFonts w:ascii="Calibri" w:cs="Calibri" w:eastAsia="Calibri" w:hAnsi="Calibri"/>
           <w:b w:val="false"/>
           <w:bCs w:val="false"/>
+          <w:i w:val="false"/>
+          <w:iCs w:val="false"/>
           <w:color w:val="1B2027"/>
           <w:sz w:val="21"/>
           <w:szCs w:val="21"/>
@@ -2394,6 +2640,8 @@
           <w:rFonts w:ascii="Consolas" w:cs="Consolas" w:eastAsia="Consolas" w:hAnsi="Consolas"/>
           <w:b w:val="false"/>
           <w:bCs w:val="false"/>
+          <w:i w:val="false"/>
+          <w:iCs w:val="false"/>
           <w:color w:val="1B2027"/>
           <w:sz w:val="19"/>
           <w:szCs w:val="19"/>
@@ -2405,6 +2653,8 @@
           <w:rFonts w:ascii="Calibri" w:cs="Calibri" w:eastAsia="Calibri" w:hAnsi="Calibri"/>
           <w:b w:val="false"/>
           <w:bCs w:val="false"/>
+          <w:i w:val="false"/>
+          <w:iCs w:val="false"/>
           <w:color w:val="1B2027"/>
           <w:sz w:val="21"/>
           <w:szCs w:val="21"/>
@@ -2416,6 +2666,8 @@
           <w:rFonts w:ascii="Consolas" w:cs="Consolas" w:eastAsia="Consolas" w:hAnsi="Consolas"/>
           <w:b w:val="false"/>
           <w:bCs w:val="false"/>
+          <w:i w:val="false"/>
+          <w:iCs w:val="false"/>
           <w:color w:val="1B2027"/>
           <w:sz w:val="19"/>
           <w:szCs w:val="19"/>
@@ -2427,6 +2679,8 @@
           <w:rFonts w:ascii="Calibri" w:cs="Calibri" w:eastAsia="Calibri" w:hAnsi="Calibri"/>
           <w:b w:val="false"/>
           <w:bCs w:val="false"/>
+          <w:i w:val="false"/>
+          <w:iCs w:val="false"/>
           <w:color w:val="1B2027"/>
           <w:sz w:val="21"/>
           <w:szCs w:val="21"/>
@@ -2515,6 +2769,8 @@
                 <w:rFonts w:ascii="Calibri" w:cs="Calibri" w:eastAsia="Calibri" w:hAnsi="Calibri"/>
                 <w:b/>
                 <w:bCs/>
+                <w:i w:val="false"/>
+                <w:iCs w:val="false"/>
                 <w:color w:val="1B2027"/>
                 <w:sz w:val="19"/>
                 <w:szCs w:val="19"/>
@@ -2549,6 +2805,8 @@
                 <w:rFonts w:ascii="Calibri" w:cs="Calibri" w:eastAsia="Calibri" w:hAnsi="Calibri"/>
                 <w:b/>
                 <w:bCs/>
+                <w:i w:val="false"/>
+                <w:iCs w:val="false"/>
                 <w:color w:val="1B2027"/>
                 <w:sz w:val="19"/>
                 <w:szCs w:val="19"/>
@@ -2583,6 +2841,8 @@
                 <w:rFonts w:ascii="Calibri" w:cs="Calibri" w:eastAsia="Calibri" w:hAnsi="Calibri"/>
                 <w:b/>
                 <w:bCs/>
+                <w:i w:val="false"/>
+                <w:iCs w:val="false"/>
                 <w:color w:val="1B2027"/>
                 <w:sz w:val="19"/>
                 <w:szCs w:val="19"/>
@@ -2618,6 +2878,8 @@
                 <w:rFonts w:ascii="Calibri" w:cs="Calibri" w:eastAsia="Calibri" w:hAnsi="Calibri"/>
                 <w:b w:val="false"/>
                 <w:bCs w:val="false"/>
+                <w:i w:val="false"/>
+                <w:iCs w:val="false"/>
                 <w:color w:val="1B2027"/>
                 <w:sz w:val="19"/>
                 <w:szCs w:val="19"/>
@@ -2652,6 +2914,8 @@
                 <w:rFonts w:ascii="Calibri" w:cs="Calibri" w:eastAsia="Calibri" w:hAnsi="Calibri"/>
                 <w:b w:val="false"/>
                 <w:bCs w:val="false"/>
+                <w:i w:val="false"/>
+                <w:iCs w:val="false"/>
                 <w:color w:val="1B2027"/>
                 <w:sz w:val="19"/>
                 <w:szCs w:val="19"/>
@@ -2685,6 +2949,8 @@
                 <w:rFonts w:ascii="Calibri" w:cs="Calibri" w:eastAsia="Calibri" w:hAnsi="Calibri"/>
                 <w:b w:val="false"/>
                 <w:bCs w:val="false"/>
+                <w:i w:val="false"/>
+                <w:iCs w:val="false"/>
                 <w:color w:val="1B2027"/>
                 <w:sz w:val="19"/>
                 <w:szCs w:val="19"/>
@@ -2720,6 +2986,8 @@
                 <w:rFonts w:ascii="Calibri" w:cs="Calibri" w:eastAsia="Calibri" w:hAnsi="Calibri"/>
                 <w:b w:val="false"/>
                 <w:bCs w:val="false"/>
+                <w:i w:val="false"/>
+                <w:iCs w:val="false"/>
                 <w:color w:val="1B2027"/>
                 <w:sz w:val="19"/>
                 <w:szCs w:val="19"/>
@@ -2754,6 +3022,8 @@
                 <w:rFonts w:ascii="Calibri" w:cs="Calibri" w:eastAsia="Calibri" w:hAnsi="Calibri"/>
                 <w:b w:val="false"/>
                 <w:bCs w:val="false"/>
+                <w:i w:val="false"/>
+                <w:iCs w:val="false"/>
                 <w:color w:val="1B2027"/>
                 <w:sz w:val="19"/>
                 <w:szCs w:val="19"/>
@@ -2787,6 +3057,8 @@
                 <w:rFonts w:ascii="Calibri" w:cs="Calibri" w:eastAsia="Calibri" w:hAnsi="Calibri"/>
                 <w:b w:val="false"/>
                 <w:bCs w:val="false"/>
+                <w:i w:val="false"/>
+                <w:iCs w:val="false"/>
                 <w:color w:val="1B2027"/>
                 <w:sz w:val="19"/>
                 <w:szCs w:val="19"/>
@@ -2822,6 +3094,8 @@
                 <w:rFonts w:ascii="Calibri" w:cs="Calibri" w:eastAsia="Calibri" w:hAnsi="Calibri"/>
                 <w:b w:val="false"/>
                 <w:bCs w:val="false"/>
+                <w:i w:val="false"/>
+                <w:iCs w:val="false"/>
                 <w:color w:val="1B2027"/>
                 <w:sz w:val="19"/>
                 <w:szCs w:val="19"/>
@@ -2856,6 +3130,8 @@
                 <w:rFonts w:ascii="Calibri" w:cs="Calibri" w:eastAsia="Calibri" w:hAnsi="Calibri"/>
                 <w:b w:val="false"/>
                 <w:bCs w:val="false"/>
+                <w:i w:val="false"/>
+                <w:iCs w:val="false"/>
                 <w:color w:val="1B2027"/>
                 <w:sz w:val="19"/>
                 <w:szCs w:val="19"/>
@@ -2889,6 +3165,8 @@
                 <w:rFonts w:ascii="Calibri" w:cs="Calibri" w:eastAsia="Calibri" w:hAnsi="Calibri"/>
                 <w:b w:val="false"/>
                 <w:bCs w:val="false"/>
+                <w:i w:val="false"/>
+                <w:iCs w:val="false"/>
                 <w:color w:val="1B2027"/>
                 <w:sz w:val="19"/>
                 <w:szCs w:val="19"/>
@@ -2924,6 +3202,8 @@
                 <w:rFonts w:ascii="Calibri" w:cs="Calibri" w:eastAsia="Calibri" w:hAnsi="Calibri"/>
                 <w:b w:val="false"/>
                 <w:bCs w:val="false"/>
+                <w:i w:val="false"/>
+                <w:iCs w:val="false"/>
                 <w:color w:val="1B2027"/>
                 <w:sz w:val="19"/>
                 <w:szCs w:val="19"/>
@@ -2958,6 +3238,8 @@
                 <w:rFonts w:ascii="Calibri" w:cs="Calibri" w:eastAsia="Calibri" w:hAnsi="Calibri"/>
                 <w:b w:val="false"/>
                 <w:bCs w:val="false"/>
+                <w:i w:val="false"/>
+                <w:iCs w:val="false"/>
                 <w:color w:val="1B2027"/>
                 <w:sz w:val="19"/>
                 <w:szCs w:val="19"/>
@@ -2991,6 +3273,8 @@
                 <w:rFonts w:ascii="Calibri" w:cs="Calibri" w:eastAsia="Calibri" w:hAnsi="Calibri"/>
                 <w:b w:val="false"/>
                 <w:bCs w:val="false"/>
+                <w:i w:val="false"/>
+                <w:iCs w:val="false"/>
                 <w:color w:val="1B2027"/>
                 <w:sz w:val="19"/>
                 <w:szCs w:val="19"/>
@@ -3026,6 +3310,8 @@
                 <w:rFonts w:ascii="Calibri" w:cs="Calibri" w:eastAsia="Calibri" w:hAnsi="Calibri"/>
                 <w:b w:val="false"/>
                 <w:bCs w:val="false"/>
+                <w:i w:val="false"/>
+                <w:iCs w:val="false"/>
                 <w:color w:val="1B2027"/>
                 <w:sz w:val="19"/>
                 <w:szCs w:val="19"/>
@@ -3060,6 +3346,8 @@
                 <w:rFonts w:ascii="Calibri" w:cs="Calibri" w:eastAsia="Calibri" w:hAnsi="Calibri"/>
                 <w:b w:val="false"/>
                 <w:bCs w:val="false"/>
+                <w:i w:val="false"/>
+                <w:iCs w:val="false"/>
                 <w:color w:val="1B2027"/>
                 <w:sz w:val="19"/>
                 <w:szCs w:val="19"/>
@@ -3093,6 +3381,8 @@
                 <w:rFonts w:ascii="Calibri" w:cs="Calibri" w:eastAsia="Calibri" w:hAnsi="Calibri"/>
                 <w:b w:val="false"/>
                 <w:bCs w:val="false"/>
+                <w:i w:val="false"/>
+                <w:iCs w:val="false"/>
                 <w:color w:val="1B2027"/>
                 <w:sz w:val="19"/>
                 <w:szCs w:val="19"/>
@@ -3128,6 +3418,8 @@
                 <w:rFonts w:ascii="Calibri" w:cs="Calibri" w:eastAsia="Calibri" w:hAnsi="Calibri"/>
                 <w:b w:val="false"/>
                 <w:bCs w:val="false"/>
+                <w:i w:val="false"/>
+                <w:iCs w:val="false"/>
                 <w:color w:val="1B2027"/>
                 <w:sz w:val="19"/>
                 <w:szCs w:val="19"/>
@@ -3162,6 +3454,8 @@
                 <w:rFonts w:ascii="Calibri" w:cs="Calibri" w:eastAsia="Calibri" w:hAnsi="Calibri"/>
                 <w:b w:val="false"/>
                 <w:bCs w:val="false"/>
+                <w:i w:val="false"/>
+                <w:iCs w:val="false"/>
                 <w:color w:val="1B2027"/>
                 <w:sz w:val="19"/>
                 <w:szCs w:val="19"/>
@@ -3195,6 +3489,8 @@
                 <w:rFonts w:ascii="Calibri" w:cs="Calibri" w:eastAsia="Calibri" w:hAnsi="Calibri"/>
                 <w:b w:val="false"/>
                 <w:bCs w:val="false"/>
+                <w:i w:val="false"/>
+                <w:iCs w:val="false"/>
                 <w:color w:val="1B2027"/>
                 <w:sz w:val="19"/>
                 <w:szCs w:val="19"/>
@@ -3214,6 +3510,8 @@
           <w:rFonts w:ascii="Calibri" w:cs="Calibri" w:eastAsia="Calibri" w:hAnsi="Calibri"/>
           <w:b w:val="false"/>
           <w:bCs w:val="false"/>
+          <w:i w:val="false"/>
+          <w:iCs w:val="false"/>
           <w:color w:val="5F6875"/>
           <w:sz w:val="17"/>
           <w:szCs w:val="17"/>
@@ -3247,6 +3545,8 @@
           <w:rFonts w:ascii="Consolas" w:cs="Consolas" w:eastAsia="Consolas" w:hAnsi="Consolas"/>
           <w:b w:val="false"/>
           <w:bCs w:val="false"/>
+          <w:i w:val="false"/>
+          <w:iCs w:val="false"/>
           <w:color w:val="1B2027"/>
           <w:sz w:val="19"/>
           <w:szCs w:val="19"/>
@@ -3258,6 +3558,8 @@
           <w:rFonts w:ascii="Calibri" w:cs="Calibri" w:eastAsia="Calibri" w:hAnsi="Calibri"/>
           <w:b w:val="false"/>
           <w:bCs w:val="false"/>
+          <w:i w:val="false"/>
+          <w:iCs w:val="false"/>
           <w:color w:val="1B2027"/>
           <w:sz w:val="21"/>
           <w:szCs w:val="21"/>
@@ -3269,6 +3571,8 @@
           <w:rFonts w:ascii="Consolas" w:cs="Consolas" w:eastAsia="Consolas" w:hAnsi="Consolas"/>
           <w:b w:val="false"/>
           <w:bCs w:val="false"/>
+          <w:i w:val="false"/>
+          <w:iCs w:val="false"/>
           <w:color w:val="1B2027"/>
           <w:sz w:val="19"/>
           <w:szCs w:val="19"/>
@@ -3280,6 +3584,8 @@
           <w:rFonts w:ascii="Calibri" w:cs="Calibri" w:eastAsia="Calibri" w:hAnsi="Calibri"/>
           <w:b w:val="false"/>
           <w:bCs w:val="false"/>
+          <w:i w:val="false"/>
+          <w:iCs w:val="false"/>
           <w:color w:val="1B2027"/>
           <w:sz w:val="21"/>
           <w:szCs w:val="21"/>
@@ -3291,6 +3597,8 @@
           <w:rFonts w:ascii="Consolas" w:cs="Consolas" w:eastAsia="Consolas" w:hAnsi="Consolas"/>
           <w:b w:val="false"/>
           <w:bCs w:val="false"/>
+          <w:i w:val="false"/>
+          <w:iCs w:val="false"/>
           <w:color w:val="1B2027"/>
           <w:sz w:val="19"/>
           <w:szCs w:val="19"/>
@@ -3302,6 +3610,8 @@
           <w:rFonts w:ascii="Calibri" w:cs="Calibri" w:eastAsia="Calibri" w:hAnsi="Calibri"/>
           <w:b w:val="false"/>
           <w:bCs w:val="false"/>
+          <w:i w:val="false"/>
+          <w:iCs w:val="false"/>
           <w:color w:val="1B2027"/>
           <w:sz w:val="21"/>
           <w:szCs w:val="21"/>
@@ -3313,6 +3623,8 @@
           <w:rFonts w:ascii="Consolas" w:cs="Consolas" w:eastAsia="Consolas" w:hAnsi="Consolas"/>
           <w:b w:val="false"/>
           <w:bCs w:val="false"/>
+          <w:i w:val="false"/>
+          <w:iCs w:val="false"/>
           <w:color w:val="1B2027"/>
           <w:sz w:val="19"/>
           <w:szCs w:val="19"/>
@@ -3324,6 +3636,8 @@
           <w:rFonts w:ascii="Calibri" w:cs="Calibri" w:eastAsia="Calibri" w:hAnsi="Calibri"/>
           <w:b w:val="false"/>
           <w:bCs w:val="false"/>
+          <w:i w:val="false"/>
+          <w:iCs w:val="false"/>
           <w:color w:val="1B2027"/>
           <w:sz w:val="21"/>
           <w:szCs w:val="21"/>
@@ -3335,6 +3649,8 @@
           <w:rFonts w:ascii="Consolas" w:cs="Consolas" w:eastAsia="Consolas" w:hAnsi="Consolas"/>
           <w:b w:val="false"/>
           <w:bCs w:val="false"/>
+          <w:i w:val="false"/>
+          <w:iCs w:val="false"/>
           <w:color w:val="1B2027"/>
           <w:sz w:val="19"/>
           <w:szCs w:val="19"/>
@@ -3346,6 +3662,8 @@
           <w:rFonts w:ascii="Calibri" w:cs="Calibri" w:eastAsia="Calibri" w:hAnsi="Calibri"/>
           <w:b w:val="false"/>
           <w:bCs w:val="false"/>
+          <w:i w:val="false"/>
+          <w:iCs w:val="false"/>
           <w:color w:val="1B2027"/>
           <w:sz w:val="21"/>
           <w:szCs w:val="21"/>
@@ -3357,6 +3675,8 @@
           <w:rFonts w:ascii="Consolas" w:cs="Consolas" w:eastAsia="Consolas" w:hAnsi="Consolas"/>
           <w:b w:val="false"/>
           <w:bCs w:val="false"/>
+          <w:i w:val="false"/>
+          <w:iCs w:val="false"/>
           <w:color w:val="1B2027"/>
           <w:sz w:val="19"/>
           <w:szCs w:val="19"/>
@@ -3368,6 +3688,8 @@
           <w:rFonts w:ascii="Calibri" w:cs="Calibri" w:eastAsia="Calibri" w:hAnsi="Calibri"/>
           <w:b w:val="false"/>
           <w:bCs w:val="false"/>
+          <w:i w:val="false"/>
+          <w:iCs w:val="false"/>
           <w:color w:val="1B2027"/>
           <w:sz w:val="21"/>
           <w:szCs w:val="21"/>
@@ -3389,6 +3711,8 @@
           <w:rFonts w:ascii="Consolas" w:cs="Consolas" w:eastAsia="Consolas" w:hAnsi="Consolas"/>
           <w:b w:val="false"/>
           <w:bCs w:val="false"/>
+          <w:i w:val="false"/>
+          <w:iCs w:val="false"/>
           <w:color w:val="1B2027"/>
           <w:sz w:val="19"/>
           <w:szCs w:val="19"/>
@@ -3400,6 +3724,8 @@
           <w:rFonts w:ascii="Calibri" w:cs="Calibri" w:eastAsia="Calibri" w:hAnsi="Calibri"/>
           <w:b w:val="false"/>
           <w:bCs w:val="false"/>
+          <w:i w:val="false"/>
+          <w:iCs w:val="false"/>
           <w:color w:val="1B2027"/>
           <w:sz w:val="21"/>
           <w:szCs w:val="21"/>
@@ -3433,6 +3759,8 @@
           <w:rFonts w:ascii="Calibri" w:cs="Calibri" w:eastAsia="Calibri" w:hAnsi="Calibri"/>
           <w:b w:val="false"/>
           <w:bCs w:val="false"/>
+          <w:i w:val="false"/>
+          <w:iCs w:val="false"/>
           <w:color w:val="1B2027"/>
           <w:sz w:val="21"/>
           <w:szCs w:val="21"/>
@@ -3444,6 +3772,8 @@
           <w:rFonts w:ascii="Consolas" w:cs="Consolas" w:eastAsia="Consolas" w:hAnsi="Consolas"/>
           <w:b w:val="false"/>
           <w:bCs w:val="false"/>
+          <w:i w:val="false"/>
+          <w:iCs w:val="false"/>
           <w:color w:val="1B2027"/>
           <w:sz w:val="19"/>
           <w:szCs w:val="19"/>
@@ -3455,6 +3785,8 @@
           <w:rFonts w:ascii="Calibri" w:cs="Calibri" w:eastAsia="Calibri" w:hAnsi="Calibri"/>
           <w:b w:val="false"/>
           <w:bCs w:val="false"/>
+          <w:i w:val="false"/>
+          <w:iCs w:val="false"/>
           <w:color w:val="1B2027"/>
           <w:sz w:val="21"/>
           <w:szCs w:val="21"/>
@@ -3466,6 +3798,8 @@
           <w:rFonts w:ascii="Consolas" w:cs="Consolas" w:eastAsia="Consolas" w:hAnsi="Consolas"/>
           <w:b w:val="false"/>
           <w:bCs w:val="false"/>
+          <w:i w:val="false"/>
+          <w:iCs w:val="false"/>
           <w:color w:val="1B2027"/>
           <w:sz w:val="19"/>
           <w:szCs w:val="19"/>
@@ -3477,6 +3811,8 @@
           <w:rFonts w:ascii="Calibri" w:cs="Calibri" w:eastAsia="Calibri" w:hAnsi="Calibri"/>
           <w:b w:val="false"/>
           <w:bCs w:val="false"/>
+          <w:i w:val="false"/>
+          <w:iCs w:val="false"/>
           <w:color w:val="1B2027"/>
           <w:sz w:val="21"/>
           <w:szCs w:val="21"/>
@@ -3488,6 +3824,8 @@
           <w:rFonts w:ascii="Consolas" w:cs="Consolas" w:eastAsia="Consolas" w:hAnsi="Consolas"/>
           <w:b w:val="false"/>
           <w:bCs w:val="false"/>
+          <w:i w:val="false"/>
+          <w:iCs w:val="false"/>
           <w:color w:val="1B2027"/>
           <w:sz w:val="19"/>
           <w:szCs w:val="19"/>
@@ -3499,6 +3837,8 @@
           <w:rFonts w:ascii="Calibri" w:cs="Calibri" w:eastAsia="Calibri" w:hAnsi="Calibri"/>
           <w:b w:val="false"/>
           <w:bCs w:val="false"/>
+          <w:i w:val="false"/>
+          <w:iCs w:val="false"/>
           <w:color w:val="1B2027"/>
           <w:sz w:val="21"/>
           <w:szCs w:val="21"/>
@@ -3510,6 +3850,8 @@
           <w:rFonts w:ascii="Consolas" w:cs="Consolas" w:eastAsia="Consolas" w:hAnsi="Consolas"/>
           <w:b w:val="false"/>
           <w:bCs w:val="false"/>
+          <w:i w:val="false"/>
+          <w:iCs w:val="false"/>
           <w:color w:val="1B2027"/>
           <w:sz w:val="19"/>
           <w:szCs w:val="19"/>
@@ -3521,6 +3863,8 @@
           <w:rFonts w:ascii="Calibri" w:cs="Calibri" w:eastAsia="Calibri" w:hAnsi="Calibri"/>
           <w:b w:val="false"/>
           <w:bCs w:val="false"/>
+          <w:i w:val="false"/>
+          <w:iCs w:val="false"/>
           <w:color w:val="1B2027"/>
           <w:sz w:val="21"/>
           <w:szCs w:val="21"/>
@@ -3537,6 +3881,8 @@
           <w:rFonts w:ascii="Calibri" w:cs="Calibri" w:eastAsia="Calibri" w:hAnsi="Calibri"/>
           <w:b/>
           <w:bCs/>
+          <w:i w:val="false"/>
+          <w:iCs w:val="false"/>
           <w:color w:val="1B2027"/>
           <w:sz w:val="21"/>
           <w:szCs w:val="21"/>
@@ -3548,6 +3894,8 @@
           <w:rFonts w:ascii="Calibri" w:cs="Calibri" w:eastAsia="Calibri" w:hAnsi="Calibri"/>
           <w:b w:val="false"/>
           <w:bCs w:val="false"/>
+          <w:i w:val="false"/>
+          <w:iCs w:val="false"/>
           <w:color w:val="1B2027"/>
           <w:sz w:val="21"/>
           <w:szCs w:val="21"/>
@@ -3559,6 +3907,8 @@
           <w:rFonts w:ascii="Consolas" w:cs="Consolas" w:eastAsia="Consolas" w:hAnsi="Consolas"/>
           <w:b w:val="false"/>
           <w:bCs w:val="false"/>
+          <w:i w:val="false"/>
+          <w:iCs w:val="false"/>
           <w:color w:val="1B2027"/>
           <w:sz w:val="19"/>
           <w:szCs w:val="19"/>
@@ -3570,6 +3920,8 @@
           <w:rFonts w:ascii="Calibri" w:cs="Calibri" w:eastAsia="Calibri" w:hAnsi="Calibri"/>
           <w:b w:val="false"/>
           <w:bCs w:val="false"/>
+          <w:i w:val="false"/>
+          <w:iCs w:val="false"/>
           <w:color w:val="1B2027"/>
           <w:sz w:val="21"/>
           <w:szCs w:val="21"/>
@@ -3581,6 +3933,8 @@
           <w:rFonts w:ascii="Consolas" w:cs="Consolas" w:eastAsia="Consolas" w:hAnsi="Consolas"/>
           <w:b w:val="false"/>
           <w:bCs w:val="false"/>
+          <w:i w:val="false"/>
+          <w:iCs w:val="false"/>
           <w:color w:val="1B2027"/>
           <w:sz w:val="19"/>
           <w:szCs w:val="19"/>
@@ -3592,6 +3946,8 @@
           <w:rFonts w:ascii="Calibri" w:cs="Calibri" w:eastAsia="Calibri" w:hAnsi="Calibri"/>
           <w:b w:val="false"/>
           <w:bCs w:val="false"/>
+          <w:i w:val="false"/>
+          <w:iCs w:val="false"/>
           <w:color w:val="1B2027"/>
           <w:sz w:val="21"/>
           <w:szCs w:val="21"/>
@@ -3603,6 +3959,8 @@
           <w:rFonts w:ascii="Consolas" w:cs="Consolas" w:eastAsia="Consolas" w:hAnsi="Consolas"/>
           <w:b w:val="false"/>
           <w:bCs w:val="false"/>
+          <w:i w:val="false"/>
+          <w:iCs w:val="false"/>
           <w:color w:val="1B2027"/>
           <w:sz w:val="19"/>
           <w:szCs w:val="19"/>
@@ -3614,6 +3972,8 @@
           <w:rFonts w:ascii="Calibri" w:cs="Calibri" w:eastAsia="Calibri" w:hAnsi="Calibri"/>
           <w:b w:val="false"/>
           <w:bCs w:val="false"/>
+          <w:i w:val="false"/>
+          <w:iCs w:val="false"/>
           <w:color w:val="1B2027"/>
           <w:sz w:val="21"/>
           <w:szCs w:val="21"/>
@@ -3647,6 +4007,8 @@
           <w:rFonts w:ascii="Calibri" w:cs="Calibri" w:eastAsia="Calibri" w:hAnsi="Calibri"/>
           <w:b w:val="false"/>
           <w:bCs w:val="false"/>
+          <w:i w:val="false"/>
+          <w:iCs w:val="false"/>
           <w:color w:val="5F6875"/>
           <w:sz w:val="21"/>
           <w:szCs w:val="21"/>
@@ -3663,6 +4025,8 @@
           <w:rFonts w:ascii="Consolas" w:cs="Consolas" w:eastAsia="Consolas" w:hAnsi="Consolas"/>
           <w:b w:val="false"/>
           <w:bCs w:val="false"/>
+          <w:i w:val="false"/>
+          <w:iCs w:val="false"/>
           <w:color w:val="1B2027"/>
           <w:sz w:val="19"/>
           <w:szCs w:val="19"/>
@@ -3674,6 +4038,8 @@
           <w:rFonts w:ascii="Calibri" w:cs="Calibri" w:eastAsia="Calibri" w:hAnsi="Calibri"/>
           <w:b w:val="false"/>
           <w:bCs w:val="false"/>
+          <w:i w:val="false"/>
+          <w:iCs w:val="false"/>
           <w:color w:val="1B2027"/>
           <w:sz w:val="21"/>
           <w:szCs w:val="21"/>
@@ -3685,6 +4051,8 @@
           <w:rFonts w:ascii="Calibri" w:cs="Calibri" w:eastAsia="Calibri" w:hAnsi="Calibri"/>
           <w:b/>
           <w:bCs/>
+          <w:i w:val="false"/>
+          <w:iCs w:val="false"/>
           <w:color w:val="1B2027"/>
           <w:sz w:val="21"/>
           <w:szCs w:val="21"/>
@@ -3696,6 +4064,8 @@
           <w:rFonts w:ascii="Calibri" w:cs="Calibri" w:eastAsia="Calibri" w:hAnsi="Calibri"/>
           <w:b w:val="false"/>
           <w:bCs w:val="false"/>
+          <w:i w:val="false"/>
+          <w:iCs w:val="false"/>
           <w:color w:val="1B2027"/>
           <w:sz w:val="21"/>
           <w:szCs w:val="21"/>
@@ -3707,6 +4077,8 @@
           <w:rFonts w:ascii="Consolas" w:cs="Consolas" w:eastAsia="Consolas" w:hAnsi="Consolas"/>
           <w:b w:val="false"/>
           <w:bCs w:val="false"/>
+          <w:i w:val="false"/>
+          <w:iCs w:val="false"/>
           <w:color w:val="1B2027"/>
           <w:sz w:val="19"/>
           <w:szCs w:val="19"/>
@@ -3718,6 +4090,8 @@
           <w:rFonts w:ascii="Calibri" w:cs="Calibri" w:eastAsia="Calibri" w:hAnsi="Calibri"/>
           <w:b w:val="false"/>
           <w:bCs w:val="false"/>
+          <w:i w:val="false"/>
+          <w:iCs w:val="false"/>
           <w:color w:val="1B2027"/>
           <w:sz w:val="21"/>
           <w:szCs w:val="21"/>
@@ -3729,6 +4103,8 @@
           <w:rFonts w:ascii="Consolas" w:cs="Consolas" w:eastAsia="Consolas" w:hAnsi="Consolas"/>
           <w:b w:val="false"/>
           <w:bCs w:val="false"/>
+          <w:i w:val="false"/>
+          <w:iCs w:val="false"/>
           <w:color w:val="1B2027"/>
           <w:sz w:val="19"/>
           <w:szCs w:val="19"/>
@@ -3740,6 +4116,8 @@
           <w:rFonts w:ascii="Calibri" w:cs="Calibri" w:eastAsia="Calibri" w:hAnsi="Calibri"/>
           <w:b w:val="false"/>
           <w:bCs w:val="false"/>
+          <w:i w:val="false"/>
+          <w:iCs w:val="false"/>
           <w:color w:val="1B2027"/>
           <w:sz w:val="21"/>
           <w:szCs w:val="21"/>
@@ -3793,6 +4171,8 @@
                 <w:rFonts w:ascii="Calibri" w:cs="Calibri" w:eastAsia="Calibri" w:hAnsi="Calibri"/>
                 <w:b/>
                 <w:bCs/>
+                <w:i w:val="false"/>
+                <w:iCs w:val="false"/>
                 <w:color w:val="1B2027"/>
                 <w:sz w:val="19"/>
                 <w:szCs w:val="19"/>
@@ -3827,6 +4207,8 @@
                 <w:rFonts w:ascii="Calibri" w:cs="Calibri" w:eastAsia="Calibri" w:hAnsi="Calibri"/>
                 <w:b/>
                 <w:bCs/>
+                <w:i w:val="false"/>
+                <w:iCs w:val="false"/>
                 <w:color w:val="1B2027"/>
                 <w:sz w:val="19"/>
                 <w:szCs w:val="19"/>
@@ -3862,6 +4244,8 @@
                 <w:rFonts w:ascii="Calibri" w:cs="Calibri" w:eastAsia="Calibri" w:hAnsi="Calibri"/>
                 <w:b w:val="false"/>
                 <w:bCs w:val="false"/>
+                <w:i w:val="false"/>
+                <w:iCs w:val="false"/>
                 <w:color w:val="1B2027"/>
                 <w:sz w:val="19"/>
                 <w:szCs w:val="19"/>
@@ -3895,6 +4279,8 @@
                 <w:rFonts w:ascii="Calibri" w:cs="Calibri" w:eastAsia="Calibri" w:hAnsi="Calibri"/>
                 <w:b w:val="false"/>
                 <w:bCs w:val="false"/>
+                <w:i w:val="false"/>
+                <w:iCs w:val="false"/>
                 <w:color w:val="1B2027"/>
                 <w:sz w:val="19"/>
                 <w:szCs w:val="19"/>
@@ -3930,6 +4316,8 @@
                 <w:rFonts w:ascii="Calibri" w:cs="Calibri" w:eastAsia="Calibri" w:hAnsi="Calibri"/>
                 <w:b w:val="false"/>
                 <w:bCs w:val="false"/>
+                <w:i w:val="false"/>
+                <w:iCs w:val="false"/>
                 <w:color w:val="1B2027"/>
                 <w:sz w:val="19"/>
                 <w:szCs w:val="19"/>
@@ -3963,6 +4351,8 @@
                 <w:rFonts w:ascii="Calibri" w:cs="Calibri" w:eastAsia="Calibri" w:hAnsi="Calibri"/>
                 <w:b w:val="false"/>
                 <w:bCs w:val="false"/>
+                <w:i w:val="false"/>
+                <w:iCs w:val="false"/>
                 <w:color w:val="1B2027"/>
                 <w:sz w:val="19"/>
                 <w:szCs w:val="19"/>
@@ -3998,6 +4388,8 @@
                 <w:rFonts w:ascii="Calibri" w:cs="Calibri" w:eastAsia="Calibri" w:hAnsi="Calibri"/>
                 <w:b w:val="false"/>
                 <w:bCs w:val="false"/>
+                <w:i w:val="false"/>
+                <w:iCs w:val="false"/>
                 <w:color w:val="1B2027"/>
                 <w:sz w:val="19"/>
                 <w:szCs w:val="19"/>
@@ -4031,6 +4423,8 @@
                 <w:rFonts w:ascii="Calibri" w:cs="Calibri" w:eastAsia="Calibri" w:hAnsi="Calibri"/>
                 <w:b w:val="false"/>
                 <w:bCs w:val="false"/>
+                <w:i w:val="false"/>
+                <w:iCs w:val="false"/>
                 <w:color w:val="1B2027"/>
                 <w:sz w:val="19"/>
                 <w:szCs w:val="19"/>
@@ -4066,6 +4460,8 @@
                 <w:rFonts w:ascii="Calibri" w:cs="Calibri" w:eastAsia="Calibri" w:hAnsi="Calibri"/>
                 <w:b w:val="false"/>
                 <w:bCs w:val="false"/>
+                <w:i w:val="false"/>
+                <w:iCs w:val="false"/>
                 <w:color w:val="1B2027"/>
                 <w:sz w:val="19"/>
                 <w:szCs w:val="19"/>
@@ -4099,6 +4495,8 @@
                 <w:rFonts w:ascii="Calibri" w:cs="Calibri" w:eastAsia="Calibri" w:hAnsi="Calibri"/>
                 <w:b w:val="false"/>
                 <w:bCs w:val="false"/>
+                <w:i w:val="false"/>
+                <w:iCs w:val="false"/>
                 <w:color w:val="1B2027"/>
                 <w:sz w:val="19"/>
                 <w:szCs w:val="19"/>
@@ -4134,6 +4532,8 @@
                 <w:rFonts w:ascii="Calibri" w:cs="Calibri" w:eastAsia="Calibri" w:hAnsi="Calibri"/>
                 <w:b w:val="false"/>
                 <w:bCs w:val="false"/>
+                <w:i w:val="false"/>
+                <w:iCs w:val="false"/>
                 <w:color w:val="1B2027"/>
                 <w:sz w:val="19"/>
                 <w:szCs w:val="19"/>
@@ -4167,6 +4567,8 @@
                 <w:rFonts w:ascii="Calibri" w:cs="Calibri" w:eastAsia="Calibri" w:hAnsi="Calibri"/>
                 <w:b w:val="false"/>
                 <w:bCs w:val="false"/>
+                <w:i w:val="false"/>
+                <w:iCs w:val="false"/>
                 <w:color w:val="1B2027"/>
                 <w:sz w:val="19"/>
                 <w:szCs w:val="19"/>
@@ -4202,6 +4604,8 @@
                 <w:rFonts w:ascii="Calibri" w:cs="Calibri" w:eastAsia="Calibri" w:hAnsi="Calibri"/>
                 <w:b w:val="false"/>
                 <w:bCs w:val="false"/>
+                <w:i w:val="false"/>
+                <w:iCs w:val="false"/>
                 <w:color w:val="1B2027"/>
                 <w:sz w:val="19"/>
                 <w:szCs w:val="19"/>
@@ -4235,6 +4639,8 @@
                 <w:rFonts w:ascii="Calibri" w:cs="Calibri" w:eastAsia="Calibri" w:hAnsi="Calibri"/>
                 <w:b w:val="false"/>
                 <w:bCs w:val="false"/>
+                <w:i w:val="false"/>
+                <w:iCs w:val="false"/>
                 <w:color w:val="1B2027"/>
                 <w:sz w:val="19"/>
                 <w:szCs w:val="19"/>
@@ -4254,6 +4660,8 @@
           <w:rFonts w:ascii="Calibri" w:cs="Calibri" w:eastAsia="Calibri" w:hAnsi="Calibri"/>
           <w:b w:val="false"/>
           <w:bCs w:val="false"/>
+          <w:i w:val="false"/>
+          <w:iCs w:val="false"/>
           <w:color w:val="5F6875"/>
           <w:sz w:val="17"/>
           <w:szCs w:val="17"/>
@@ -4270,6 +4678,8 @@
           <w:rFonts w:ascii="Calibri" w:cs="Calibri" w:eastAsia="Calibri" w:hAnsi="Calibri"/>
           <w:b/>
           <w:bCs/>
+          <w:i w:val="false"/>
+          <w:iCs w:val="false"/>
           <w:color w:val="1B2027"/>
           <w:sz w:val="21"/>
           <w:szCs w:val="21"/>
@@ -4281,6 +4691,8 @@
           <w:rFonts w:ascii="Calibri" w:cs="Calibri" w:eastAsia="Calibri" w:hAnsi="Calibri"/>
           <w:b w:val="false"/>
           <w:bCs w:val="false"/>
+          <w:i w:val="false"/>
+          <w:iCs w:val="false"/>
           <w:color w:val="1B2027"/>
           <w:sz w:val="21"/>
           <w:szCs w:val="21"/>
@@ -4292,6 +4704,8 @@
           <w:rFonts w:ascii="Consolas" w:cs="Consolas" w:eastAsia="Consolas" w:hAnsi="Consolas"/>
           <w:b w:val="false"/>
           <w:bCs w:val="false"/>
+          <w:i w:val="false"/>
+          <w:iCs w:val="false"/>
           <w:color w:val="1B2027"/>
           <w:sz w:val="19"/>
           <w:szCs w:val="19"/>
@@ -4303,6 +4717,8 @@
           <w:rFonts w:ascii="Calibri" w:cs="Calibri" w:eastAsia="Calibri" w:hAnsi="Calibri"/>
           <w:b w:val="false"/>
           <w:bCs w:val="false"/>
+          <w:i w:val="false"/>
+          <w:iCs w:val="false"/>
           <w:color w:val="1B2027"/>
           <w:sz w:val="21"/>
           <w:szCs w:val="21"/>
@@ -4314,6 +4730,8 @@
           <w:rFonts w:ascii="Consolas" w:cs="Consolas" w:eastAsia="Consolas" w:hAnsi="Consolas"/>
           <w:b w:val="false"/>
           <w:bCs w:val="false"/>
+          <w:i w:val="false"/>
+          <w:iCs w:val="false"/>
           <w:color w:val="1B2027"/>
           <w:sz w:val="19"/>
           <w:szCs w:val="19"/>
@@ -4325,6 +4743,8 @@
           <w:rFonts w:ascii="Calibri" w:cs="Calibri" w:eastAsia="Calibri" w:hAnsi="Calibri"/>
           <w:b w:val="false"/>
           <w:bCs w:val="false"/>
+          <w:i w:val="false"/>
+          <w:iCs w:val="false"/>
           <w:color w:val="1B2027"/>
           <w:sz w:val="21"/>
           <w:szCs w:val="21"/>
@@ -4336,6 +4756,8 @@
           <w:rFonts w:ascii="Consolas" w:cs="Consolas" w:eastAsia="Consolas" w:hAnsi="Consolas"/>
           <w:b w:val="false"/>
           <w:bCs w:val="false"/>
+          <w:i w:val="false"/>
+          <w:iCs w:val="false"/>
           <w:color w:val="1B2027"/>
           <w:sz w:val="19"/>
           <w:szCs w:val="19"/>
@@ -4347,6 +4769,8 @@
           <w:rFonts w:ascii="Calibri" w:cs="Calibri" w:eastAsia="Calibri" w:hAnsi="Calibri"/>
           <w:b w:val="false"/>
           <w:bCs w:val="false"/>
+          <w:i w:val="false"/>
+          <w:iCs w:val="false"/>
           <w:color w:val="1B2027"/>
           <w:sz w:val="21"/>
           <w:szCs w:val="21"/>
@@ -4358,6 +4782,8 @@
           <w:rFonts w:ascii="Consolas" w:cs="Consolas" w:eastAsia="Consolas" w:hAnsi="Consolas"/>
           <w:b w:val="false"/>
           <w:bCs w:val="false"/>
+          <w:i w:val="false"/>
+          <w:iCs w:val="false"/>
           <w:color w:val="1B2027"/>
           <w:sz w:val="19"/>
           <w:szCs w:val="19"/>
@@ -4369,6 +4795,8 @@
           <w:rFonts w:ascii="Calibri" w:cs="Calibri" w:eastAsia="Calibri" w:hAnsi="Calibri"/>
           <w:b w:val="false"/>
           <w:bCs w:val="false"/>
+          <w:i w:val="false"/>
+          <w:iCs w:val="false"/>
           <w:color w:val="1B2027"/>
           <w:sz w:val="21"/>
           <w:szCs w:val="21"/>
@@ -4390,6 +4818,8 @@
           <w:rFonts w:ascii="Consolas" w:cs="Consolas" w:eastAsia="Consolas" w:hAnsi="Consolas"/>
           <w:b/>
           <w:bCs/>
+          <w:i w:val="false"/>
+          <w:iCs w:val="false"/>
           <w:color w:val="1B2027"/>
           <w:sz w:val="19"/>
           <w:szCs w:val="19"/>
@@ -4401,6 +4831,8 @@
           <w:rFonts w:ascii="Calibri" w:cs="Calibri" w:eastAsia="Calibri" w:hAnsi="Calibri"/>
           <w:b/>
           <w:bCs/>
+          <w:i w:val="false"/>
+          <w:iCs w:val="false"/>
           <w:color w:val="1B2027"/>
           <w:sz w:val="21"/>
           <w:szCs w:val="21"/>
@@ -4412,6 +4844,8 @@
           <w:rFonts w:ascii="Calibri" w:cs="Calibri" w:eastAsia="Calibri" w:hAnsi="Calibri"/>
           <w:b w:val="false"/>
           <w:bCs w:val="false"/>
+          <w:i w:val="false"/>
+          <w:iCs w:val="false"/>
           <w:color w:val="1B2027"/>
           <w:sz w:val="21"/>
           <w:szCs w:val="21"/>
@@ -4445,6 +4879,8 @@
           <w:rFonts w:ascii="Calibri" w:cs="Calibri" w:eastAsia="Calibri" w:hAnsi="Calibri"/>
           <w:b w:val="false"/>
           <w:bCs w:val="false"/>
+          <w:i w:val="false"/>
+          <w:iCs w:val="false"/>
           <w:color w:val="1B2027"/>
           <w:sz w:val="21"/>
           <w:szCs w:val="21"/>
@@ -4456,6 +4892,8 @@
           <w:rFonts w:ascii="Consolas" w:cs="Consolas" w:eastAsia="Consolas" w:hAnsi="Consolas"/>
           <w:b w:val="false"/>
           <w:bCs w:val="false"/>
+          <w:i w:val="false"/>
+          <w:iCs w:val="false"/>
           <w:color w:val="1B2027"/>
           <w:sz w:val="19"/>
           <w:szCs w:val="19"/>
@@ -4467,6 +4905,8 @@
           <w:rFonts w:ascii="Calibri" w:cs="Calibri" w:eastAsia="Calibri" w:hAnsi="Calibri"/>
           <w:b w:val="false"/>
           <w:bCs w:val="false"/>
+          <w:i w:val="false"/>
+          <w:iCs w:val="false"/>
           <w:color w:val="1B2027"/>
           <w:sz w:val="21"/>
           <w:szCs w:val="21"/>
@@ -4478,6 +4918,8 @@
           <w:rFonts w:ascii="Consolas" w:cs="Consolas" w:eastAsia="Consolas" w:hAnsi="Consolas"/>
           <w:b w:val="false"/>
           <w:bCs w:val="false"/>
+          <w:i w:val="false"/>
+          <w:iCs w:val="false"/>
           <w:color w:val="1B2027"/>
           <w:sz w:val="19"/>
           <w:szCs w:val="19"/>
@@ -4489,6 +4931,8 @@
           <w:rFonts w:ascii="Calibri" w:cs="Calibri" w:eastAsia="Calibri" w:hAnsi="Calibri"/>
           <w:b w:val="false"/>
           <w:bCs w:val="false"/>
+          <w:i w:val="false"/>
+          <w:iCs w:val="false"/>
           <w:color w:val="1B2027"/>
           <w:sz w:val="21"/>
           <w:szCs w:val="21"/>
@@ -4500,6 +4944,8 @@
           <w:rFonts w:ascii="Consolas" w:cs="Consolas" w:eastAsia="Consolas" w:hAnsi="Consolas"/>
           <w:b w:val="false"/>
           <w:bCs w:val="false"/>
+          <w:i w:val="false"/>
+          <w:iCs w:val="false"/>
           <w:color w:val="1B2027"/>
           <w:sz w:val="19"/>
           <w:szCs w:val="19"/>
@@ -4511,6 +4957,8 @@
           <w:rFonts w:ascii="Calibri" w:cs="Calibri" w:eastAsia="Calibri" w:hAnsi="Calibri"/>
           <w:b w:val="false"/>
           <w:bCs w:val="false"/>
+          <w:i w:val="false"/>
+          <w:iCs w:val="false"/>
           <w:color w:val="1B2027"/>
           <w:sz w:val="21"/>
           <w:szCs w:val="21"/>
@@ -4532,6 +4980,8 @@
           <w:rFonts w:ascii="Calibri" w:cs="Calibri" w:eastAsia="Calibri" w:hAnsi="Calibri"/>
           <w:b/>
           <w:bCs/>
+          <w:i w:val="false"/>
+          <w:iCs w:val="false"/>
           <w:color w:val="1B2027"/>
           <w:sz w:val="21"/>
           <w:szCs w:val="21"/>
@@ -4543,6 +4993,8 @@
           <w:rFonts w:ascii="Consolas" w:cs="Consolas" w:eastAsia="Consolas" w:hAnsi="Consolas"/>
           <w:b/>
           <w:bCs/>
+          <w:i w:val="false"/>
+          <w:iCs w:val="false"/>
           <w:color w:val="1B2027"/>
           <w:sz w:val="19"/>
           <w:szCs w:val="19"/>
@@ -4554,6 +5006,8 @@
           <w:rFonts w:ascii="Calibri" w:cs="Calibri" w:eastAsia="Calibri" w:hAnsi="Calibri"/>
           <w:b/>
           <w:bCs/>
+          <w:i w:val="false"/>
+          <w:iCs w:val="false"/>
           <w:color w:val="1B2027"/>
           <w:sz w:val="21"/>
           <w:szCs w:val="21"/>
@@ -4565,6 +5019,8 @@
           <w:rFonts w:ascii="Calibri" w:cs="Calibri" w:eastAsia="Calibri" w:hAnsi="Calibri"/>
           <w:b w:val="false"/>
           <w:bCs w:val="false"/>
+          <w:i w:val="false"/>
+          <w:iCs w:val="false"/>
           <w:color w:val="1B2027"/>
           <w:sz w:val="21"/>
           <w:szCs w:val="21"/>
@@ -4598,6 +5054,8 @@
           <w:rFonts w:ascii="Consolas" w:cs="Consolas" w:eastAsia="Consolas" w:hAnsi="Consolas"/>
           <w:b w:val="false"/>
           <w:bCs w:val="false"/>
+          <w:i w:val="false"/>
+          <w:iCs w:val="false"/>
           <w:color w:val="1B2027"/>
           <w:sz w:val="19"/>
           <w:szCs w:val="19"/>
@@ -4609,6 +5067,8 @@
           <w:rFonts w:ascii="Calibri" w:cs="Calibri" w:eastAsia="Calibri" w:hAnsi="Calibri"/>
           <w:b w:val="false"/>
           <w:bCs w:val="false"/>
+          <w:i w:val="false"/>
+          <w:iCs w:val="false"/>
           <w:color w:val="1B2027"/>
           <w:sz w:val="21"/>
           <w:szCs w:val="21"/>
@@ -4620,6 +5080,8 @@
           <w:rFonts w:ascii="Consolas" w:cs="Consolas" w:eastAsia="Consolas" w:hAnsi="Consolas"/>
           <w:b w:val="false"/>
           <w:bCs w:val="false"/>
+          <w:i w:val="false"/>
+          <w:iCs w:val="false"/>
           <w:color w:val="1B2027"/>
           <w:sz w:val="19"/>
           <w:szCs w:val="19"/>
@@ -4631,6 +5093,8 @@
           <w:rFonts w:ascii="Calibri" w:cs="Calibri" w:eastAsia="Calibri" w:hAnsi="Calibri"/>
           <w:b w:val="false"/>
           <w:bCs w:val="false"/>
+          <w:i w:val="false"/>
+          <w:iCs w:val="false"/>
           <w:color w:val="1B2027"/>
           <w:sz w:val="21"/>
           <w:szCs w:val="21"/>
@@ -4642,6 +5106,8 @@
           <w:rFonts w:ascii="Calibri" w:cs="Calibri" w:eastAsia="Calibri" w:hAnsi="Calibri"/>
           <w:b/>
           <w:bCs/>
+          <w:i w:val="false"/>
+          <w:iCs w:val="false"/>
           <w:color w:val="1B2027"/>
           <w:sz w:val="21"/>
           <w:szCs w:val="21"/>
@@ -4653,6 +5119,8 @@
           <w:rFonts w:ascii="Calibri" w:cs="Calibri" w:eastAsia="Calibri" w:hAnsi="Calibri"/>
           <w:b w:val="false"/>
           <w:bCs w:val="false"/>
+          <w:i w:val="false"/>
+          <w:iCs w:val="false"/>
           <w:color w:val="1B2027"/>
           <w:sz w:val="21"/>
           <w:szCs w:val="21"/>
@@ -4664,6 +5132,8 @@
           <w:rFonts w:ascii="Calibri" w:cs="Calibri" w:eastAsia="Calibri" w:hAnsi="Calibri"/>
           <w:b/>
           <w:bCs/>
+          <w:i w:val="false"/>
+          <w:iCs w:val="false"/>
           <w:color w:val="1B2027"/>
           <w:sz w:val="21"/>
           <w:szCs w:val="21"/>
@@ -4675,6 +5145,8 @@
           <w:rFonts w:ascii="Calibri" w:cs="Calibri" w:eastAsia="Calibri" w:hAnsi="Calibri"/>
           <w:b w:val="false"/>
           <w:bCs w:val="false"/>
+          <w:i w:val="false"/>
+          <w:iCs w:val="false"/>
           <w:color w:val="1B2027"/>
           <w:sz w:val="21"/>
           <w:szCs w:val="21"/>
@@ -4691,6 +5163,8 @@
           <w:rFonts w:ascii="Calibri" w:cs="Calibri" w:eastAsia="Calibri" w:hAnsi="Calibri"/>
           <w:b w:val="false"/>
           <w:bCs w:val="false"/>
+          <w:i w:val="false"/>
+          <w:iCs w:val="false"/>
           <w:color w:val="1B2027"/>
           <w:sz w:val="21"/>
           <w:szCs w:val="21"/>
@@ -4712,6 +5186,8 @@
           <w:rFonts w:ascii="Calibri" w:cs="Calibri" w:eastAsia="Calibri" w:hAnsi="Calibri"/>
           <w:b/>
           <w:bCs/>
+          <w:i w:val="false"/>
+          <w:iCs w:val="false"/>
           <w:color w:val="1B2027"/>
           <w:sz w:val="21"/>
           <w:szCs w:val="21"/>
@@ -4723,6 +5199,8 @@
           <w:rFonts w:ascii="Calibri" w:cs="Calibri" w:eastAsia="Calibri" w:hAnsi="Calibri"/>
           <w:b w:val="false"/>
           <w:bCs w:val="false"/>
+          <w:i w:val="false"/>
+          <w:iCs w:val="false"/>
           <w:color w:val="1B2027"/>
           <w:sz w:val="21"/>
           <w:szCs w:val="21"/>
@@ -4734,6 +5212,8 @@
           <w:rFonts w:ascii="Consolas" w:cs="Consolas" w:eastAsia="Consolas" w:hAnsi="Consolas"/>
           <w:b w:val="false"/>
           <w:bCs w:val="false"/>
+          <w:i w:val="false"/>
+          <w:iCs w:val="false"/>
           <w:color w:val="1B2027"/>
           <w:sz w:val="19"/>
           <w:szCs w:val="19"/>
@@ -4745,6 +5225,8 @@
           <w:rFonts w:ascii="Calibri" w:cs="Calibri" w:eastAsia="Calibri" w:hAnsi="Calibri"/>
           <w:b w:val="false"/>
           <w:bCs w:val="false"/>
+          <w:i w:val="false"/>
+          <w:iCs w:val="false"/>
           <w:color w:val="1B2027"/>
           <w:sz w:val="21"/>
           <w:szCs w:val="21"/>
@@ -4756,6 +5238,8 @@
           <w:rFonts w:ascii="Consolas" w:cs="Consolas" w:eastAsia="Consolas" w:hAnsi="Consolas"/>
           <w:b w:val="false"/>
           <w:bCs w:val="false"/>
+          <w:i w:val="false"/>
+          <w:iCs w:val="false"/>
           <w:color w:val="1B2027"/>
           <w:sz w:val="19"/>
           <w:szCs w:val="19"/>
@@ -4767,6 +5251,8 @@
           <w:rFonts w:ascii="Calibri" w:cs="Calibri" w:eastAsia="Calibri" w:hAnsi="Calibri"/>
           <w:b w:val="false"/>
           <w:bCs w:val="false"/>
+          <w:i w:val="false"/>
+          <w:iCs w:val="false"/>
           <w:color w:val="1B2027"/>
           <w:sz w:val="21"/>
           <w:szCs w:val="21"/>
@@ -4783,6 +5269,8 @@
           <w:rFonts w:ascii="Calibri" w:cs="Calibri" w:eastAsia="Calibri" w:hAnsi="Calibri"/>
           <w:b w:val="false"/>
           <w:bCs w:val="false"/>
+          <w:i w:val="false"/>
+          <w:iCs w:val="false"/>
           <w:color w:val="1B2027"/>
           <w:sz w:val="21"/>
           <w:szCs w:val="21"/>
@@ -4794,6 +5282,8 @@
           <w:rFonts w:ascii="Consolas" w:cs="Consolas" w:eastAsia="Consolas" w:hAnsi="Consolas"/>
           <w:b w:val="false"/>
           <w:bCs w:val="false"/>
+          <w:i w:val="false"/>
+          <w:iCs w:val="false"/>
           <w:color w:val="1B2027"/>
           <w:sz w:val="19"/>
           <w:szCs w:val="19"/>
@@ -4805,6 +5295,8 @@
           <w:rFonts w:ascii="Calibri" w:cs="Calibri" w:eastAsia="Calibri" w:hAnsi="Calibri"/>
           <w:b w:val="false"/>
           <w:bCs w:val="false"/>
+          <w:i w:val="false"/>
+          <w:iCs w:val="false"/>
           <w:color w:val="1B2027"/>
           <w:sz w:val="21"/>
           <w:szCs w:val="21"/>
@@ -4816,6 +5308,8 @@
           <w:rFonts w:ascii="Consolas" w:cs="Consolas" w:eastAsia="Consolas" w:hAnsi="Consolas"/>
           <w:b w:val="false"/>
           <w:bCs w:val="false"/>
+          <w:i w:val="false"/>
+          <w:iCs w:val="false"/>
           <w:color w:val="1B2027"/>
           <w:sz w:val="19"/>
           <w:szCs w:val="19"/>
@@ -4827,6 +5321,8 @@
           <w:rFonts w:ascii="Calibri" w:cs="Calibri" w:eastAsia="Calibri" w:hAnsi="Calibri"/>
           <w:b w:val="false"/>
           <w:bCs w:val="false"/>
+          <w:i w:val="false"/>
+          <w:iCs w:val="false"/>
           <w:color w:val="1B2027"/>
           <w:sz w:val="21"/>
           <w:szCs w:val="21"/>
@@ -4838,6 +5334,8 @@
           <w:rFonts w:ascii="Consolas" w:cs="Consolas" w:eastAsia="Consolas" w:hAnsi="Consolas"/>
           <w:b w:val="false"/>
           <w:bCs w:val="false"/>
+          <w:i w:val="false"/>
+          <w:iCs w:val="false"/>
           <w:color w:val="1B2027"/>
           <w:sz w:val="19"/>
           <w:szCs w:val="19"/>
@@ -4849,6 +5347,8 @@
           <w:rFonts w:ascii="Calibri" w:cs="Calibri" w:eastAsia="Calibri" w:hAnsi="Calibri"/>
           <w:b w:val="false"/>
           <w:bCs w:val="false"/>
+          <w:i w:val="false"/>
+          <w:iCs w:val="false"/>
           <w:color w:val="1B2027"/>
           <w:sz w:val="21"/>
           <w:szCs w:val="21"/>
@@ -4887,6 +5387,8 @@
           <w:rFonts w:ascii="Calibri" w:cs="Calibri" w:eastAsia="Calibri" w:hAnsi="Calibri"/>
           <w:b/>
           <w:bCs/>
+          <w:i w:val="false"/>
+          <w:iCs w:val="false"/>
           <w:color w:val="1B2027"/>
           <w:sz w:val="21"/>
           <w:szCs w:val="21"/>
@@ -4898,6 +5400,8 @@
           <w:rFonts w:ascii="Calibri" w:cs="Calibri" w:eastAsia="Calibri" w:hAnsi="Calibri"/>
           <w:b w:val="false"/>
           <w:bCs w:val="false"/>
+          <w:i w:val="false"/>
+          <w:iCs w:val="false"/>
           <w:color w:val="1B2027"/>
           <w:sz w:val="21"/>
           <w:szCs w:val="21"/>
@@ -4909,6 +5413,8 @@
           <w:rFonts w:ascii="Consolas" w:cs="Consolas" w:eastAsia="Consolas" w:hAnsi="Consolas"/>
           <w:b w:val="false"/>
           <w:bCs w:val="false"/>
+          <w:i w:val="false"/>
+          <w:iCs w:val="false"/>
           <w:color w:val="1B2027"/>
           <w:sz w:val="19"/>
           <w:szCs w:val="19"/>
@@ -4920,6 +5426,8 @@
           <w:rFonts w:ascii="Calibri" w:cs="Calibri" w:eastAsia="Calibri" w:hAnsi="Calibri"/>
           <w:b w:val="false"/>
           <w:bCs w:val="false"/>
+          <w:i w:val="false"/>
+          <w:iCs w:val="false"/>
           <w:color w:val="1B2027"/>
           <w:sz w:val="21"/>
           <w:szCs w:val="21"/>
@@ -4931,6 +5439,8 @@
           <w:rFonts w:ascii="Consolas" w:cs="Consolas" w:eastAsia="Consolas" w:hAnsi="Consolas"/>
           <w:b w:val="false"/>
           <w:bCs w:val="false"/>
+          <w:i w:val="false"/>
+          <w:iCs w:val="false"/>
           <w:color w:val="1B2027"/>
           <w:sz w:val="19"/>
           <w:szCs w:val="19"/>
@@ -4942,6 +5452,8 @@
           <w:rFonts w:ascii="Calibri" w:cs="Calibri" w:eastAsia="Calibri" w:hAnsi="Calibri"/>
           <w:b w:val="false"/>
           <w:bCs w:val="false"/>
+          <w:i w:val="false"/>
+          <w:iCs w:val="false"/>
           <w:color w:val="1B2027"/>
           <w:sz w:val="21"/>
           <w:szCs w:val="21"/>
@@ -4953,6 +5465,8 @@
           <w:rFonts w:ascii="Consolas" w:cs="Consolas" w:eastAsia="Consolas" w:hAnsi="Consolas"/>
           <w:b w:val="false"/>
           <w:bCs w:val="false"/>
+          <w:i w:val="false"/>
+          <w:iCs w:val="false"/>
           <w:color w:val="1B2027"/>
           <w:sz w:val="19"/>
           <w:szCs w:val="19"/>
@@ -4964,6 +5478,8 @@
           <w:rFonts w:ascii="Calibri" w:cs="Calibri" w:eastAsia="Calibri" w:hAnsi="Calibri"/>
           <w:b w:val="false"/>
           <w:bCs w:val="false"/>
+          <w:i w:val="false"/>
+          <w:iCs w:val="false"/>
           <w:color w:val="1B2027"/>
           <w:sz w:val="21"/>
           <w:szCs w:val="21"/>
@@ -4975,6 +5491,8 @@
           <w:rFonts w:ascii="Calibri" w:cs="Calibri" w:eastAsia="Calibri" w:hAnsi="Calibri"/>
           <w:b/>
           <w:bCs/>
+          <w:i w:val="false"/>
+          <w:iCs w:val="false"/>
           <w:color w:val="1B2027"/>
           <w:sz w:val="21"/>
           <w:szCs w:val="21"/>
@@ -4986,6 +5504,8 @@
           <w:rFonts w:ascii="Calibri" w:cs="Calibri" w:eastAsia="Calibri" w:hAnsi="Calibri"/>
           <w:b w:val="false"/>
           <w:bCs w:val="false"/>
+          <w:i w:val="false"/>
+          <w:iCs w:val="false"/>
           <w:color w:val="1B2027"/>
           <w:sz w:val="21"/>
           <w:szCs w:val="21"/>
@@ -5019,6 +5539,8 @@
           <w:rFonts w:ascii="Calibri" w:cs="Calibri" w:eastAsia="Calibri" w:hAnsi="Calibri"/>
           <w:b/>
           <w:bCs/>
+          <w:i w:val="false"/>
+          <w:iCs w:val="false"/>
           <w:color w:val="1B2027"/>
           <w:sz w:val="21"/>
           <w:szCs w:val="21"/>
@@ -5030,6 +5552,8 @@
           <w:rFonts w:ascii="Calibri" w:cs="Calibri" w:eastAsia="Calibri" w:hAnsi="Calibri"/>
           <w:b w:val="false"/>
           <w:bCs w:val="false"/>
+          <w:i w:val="false"/>
+          <w:iCs w:val="false"/>
           <w:color w:val="1B2027"/>
           <w:sz w:val="21"/>
           <w:szCs w:val="21"/>
@@ -5041,6 +5565,8 @@
           <w:rFonts w:ascii="Consolas" w:cs="Consolas" w:eastAsia="Consolas" w:hAnsi="Consolas"/>
           <w:b w:val="false"/>
           <w:bCs w:val="false"/>
+          <w:i w:val="false"/>
+          <w:iCs w:val="false"/>
           <w:color w:val="1B2027"/>
           <w:sz w:val="19"/>
           <w:szCs w:val="19"/>
@@ -5052,6 +5578,8 @@
           <w:rFonts w:ascii="Calibri" w:cs="Calibri" w:eastAsia="Calibri" w:hAnsi="Calibri"/>
           <w:b w:val="false"/>
           <w:bCs w:val="false"/>
+          <w:i w:val="false"/>
+          <w:iCs w:val="false"/>
           <w:color w:val="1B2027"/>
           <w:sz w:val="21"/>
           <w:szCs w:val="21"/>
@@ -5068,6 +5596,8 @@
           <w:rFonts w:ascii="Calibri" w:cs="Calibri" w:eastAsia="Calibri" w:hAnsi="Calibri"/>
           <w:b/>
           <w:bCs/>
+          <w:i w:val="false"/>
+          <w:iCs w:val="false"/>
           <w:color w:val="1B2027"/>
           <w:sz w:val="21"/>
           <w:szCs w:val="21"/>
@@ -5079,6 +5609,8 @@
           <w:rFonts w:ascii="Calibri" w:cs="Calibri" w:eastAsia="Calibri" w:hAnsi="Calibri"/>
           <w:b w:val="false"/>
           <w:bCs w:val="false"/>
+          <w:i w:val="false"/>
+          <w:iCs w:val="false"/>
           <w:color w:val="1B2027"/>
           <w:sz w:val="21"/>
           <w:szCs w:val="21"/>
@@ -5095,6 +5627,8 @@
           <w:rFonts w:ascii="Calibri" w:cs="Calibri" w:eastAsia="Calibri" w:hAnsi="Calibri"/>
           <w:b/>
           <w:bCs/>
+          <w:i w:val="false"/>
+          <w:iCs w:val="false"/>
           <w:color w:val="1B2027"/>
           <w:sz w:val="21"/>
           <w:szCs w:val="21"/>
@@ -5106,6 +5640,8 @@
           <w:rFonts w:ascii="Calibri" w:cs="Calibri" w:eastAsia="Calibri" w:hAnsi="Calibri"/>
           <w:b w:val="false"/>
           <w:bCs w:val="false"/>
+          <w:i w:val="false"/>
+          <w:iCs w:val="false"/>
           <w:color w:val="1B2027"/>
           <w:sz w:val="21"/>
           <w:szCs w:val="21"/>
@@ -5117,6 +5653,8 @@
           <w:rFonts w:ascii="Consolas" w:cs="Consolas" w:eastAsia="Consolas" w:hAnsi="Consolas"/>
           <w:b w:val="false"/>
           <w:bCs w:val="false"/>
+          <w:i w:val="false"/>
+          <w:iCs w:val="false"/>
           <w:color w:val="1B2027"/>
           <w:sz w:val="19"/>
           <w:szCs w:val="19"/>
@@ -5128,6 +5666,8 @@
           <w:rFonts w:ascii="Calibri" w:cs="Calibri" w:eastAsia="Calibri" w:hAnsi="Calibri"/>
           <w:b w:val="false"/>
           <w:bCs w:val="false"/>
+          <w:i w:val="false"/>
+          <w:iCs w:val="false"/>
           <w:color w:val="1B2027"/>
           <w:sz w:val="21"/>
           <w:szCs w:val="21"/>
@@ -5139,6 +5679,8 @@
           <w:rFonts w:ascii="Consolas" w:cs="Consolas" w:eastAsia="Consolas" w:hAnsi="Consolas"/>
           <w:b w:val="false"/>
           <w:bCs w:val="false"/>
+          <w:i w:val="false"/>
+          <w:iCs w:val="false"/>
           <w:color w:val="1B2027"/>
           <w:sz w:val="19"/>
           <w:szCs w:val="19"/>
@@ -5150,6 +5692,8 @@
           <w:rFonts w:ascii="Calibri" w:cs="Calibri" w:eastAsia="Calibri" w:hAnsi="Calibri"/>
           <w:b w:val="false"/>
           <w:bCs w:val="false"/>
+          <w:i w:val="false"/>
+          <w:iCs w:val="false"/>
           <w:color w:val="1B2027"/>
           <w:sz w:val="21"/>
           <w:szCs w:val="21"/>
@@ -5161,6 +5705,8 @@
           <w:rFonts w:ascii="Calibri" w:cs="Calibri" w:eastAsia="Calibri" w:hAnsi="Calibri"/>
           <w:b/>
           <w:bCs/>
+          <w:i w:val="false"/>
+          <w:iCs w:val="false"/>
           <w:color w:val="1B2027"/>
           <w:sz w:val="21"/>
           <w:szCs w:val="21"/>
@@ -5172,6 +5718,8 @@
           <w:rFonts w:ascii="Calibri" w:cs="Calibri" w:eastAsia="Calibri" w:hAnsi="Calibri"/>
           <w:b w:val="false"/>
           <w:bCs w:val="false"/>
+          <w:i w:val="false"/>
+          <w:iCs w:val="false"/>
           <w:color w:val="1B2027"/>
           <w:sz w:val="21"/>
           <w:szCs w:val="21"/>
@@ -5205,6 +5753,8 @@
           <w:rFonts w:ascii="Calibri" w:cs="Calibri" w:eastAsia="Calibri" w:hAnsi="Calibri"/>
           <w:b w:val="false"/>
           <w:bCs w:val="false"/>
+          <w:i w:val="false"/>
+          <w:iCs w:val="false"/>
           <w:color w:val="1B2027"/>
           <w:sz w:val="21"/>
           <w:szCs w:val="21"/>
@@ -5221,6 +5771,8 @@
           <w:rFonts w:ascii="Calibri" w:cs="Calibri" w:eastAsia="Calibri" w:hAnsi="Calibri"/>
           <w:b/>
           <w:bCs/>
+          <w:i w:val="false"/>
+          <w:iCs w:val="false"/>
           <w:color w:val="1B2027"/>
           <w:sz w:val="21"/>
           <w:szCs w:val="21"/>
@@ -5232,6 +5784,8 @@
           <w:rFonts w:ascii="Calibri" w:cs="Calibri" w:eastAsia="Calibri" w:hAnsi="Calibri"/>
           <w:b w:val="false"/>
           <w:bCs w:val="false"/>
+          <w:i w:val="false"/>
+          <w:iCs w:val="false"/>
           <w:color w:val="1B2027"/>
           <w:sz w:val="21"/>
           <w:szCs w:val="21"/>
@@ -5243,6 +5797,8 @@
           <w:rFonts w:ascii="Consolas" w:cs="Consolas" w:eastAsia="Consolas" w:hAnsi="Consolas"/>
           <w:b w:val="false"/>
           <w:bCs w:val="false"/>
+          <w:i w:val="false"/>
+          <w:iCs w:val="false"/>
           <w:color w:val="1B2027"/>
           <w:sz w:val="19"/>
           <w:szCs w:val="19"/>
@@ -5254,6 +5810,8 @@
           <w:rFonts w:ascii="Calibri" w:cs="Calibri" w:eastAsia="Calibri" w:hAnsi="Calibri"/>
           <w:b w:val="false"/>
           <w:bCs w:val="false"/>
+          <w:i w:val="false"/>
+          <w:iCs w:val="false"/>
           <w:color w:val="1B2027"/>
           <w:sz w:val="21"/>
           <w:szCs w:val="21"/>
@@ -5265,6 +5823,8 @@
           <w:rFonts w:ascii="Consolas" w:cs="Consolas" w:eastAsia="Consolas" w:hAnsi="Consolas"/>
           <w:b w:val="false"/>
           <w:bCs w:val="false"/>
+          <w:i w:val="false"/>
+          <w:iCs w:val="false"/>
           <w:color w:val="1B2027"/>
           <w:sz w:val="19"/>
           <w:szCs w:val="19"/>
@@ -5276,6 +5836,8 @@
           <w:rFonts w:ascii="Calibri" w:cs="Calibri" w:eastAsia="Calibri" w:hAnsi="Calibri"/>
           <w:b w:val="false"/>
           <w:bCs w:val="false"/>
+          <w:i w:val="false"/>
+          <w:iCs w:val="false"/>
           <w:color w:val="1B2027"/>
           <w:sz w:val="21"/>
           <w:szCs w:val="21"/>
@@ -5292,6 +5854,8 @@
           <w:rFonts w:ascii="Calibri" w:cs="Calibri" w:eastAsia="Calibri" w:hAnsi="Calibri"/>
           <w:b/>
           <w:bCs/>
+          <w:i w:val="false"/>
+          <w:iCs w:val="false"/>
           <w:color w:val="1B2027"/>
           <w:sz w:val="21"/>
           <w:szCs w:val="21"/>
@@ -5303,6 +5867,8 @@
           <w:rFonts w:ascii="Calibri" w:cs="Calibri" w:eastAsia="Calibri" w:hAnsi="Calibri"/>
           <w:b w:val="false"/>
           <w:bCs w:val="false"/>
+          <w:i w:val="false"/>
+          <w:iCs w:val="false"/>
           <w:color w:val="1B2027"/>
           <w:sz w:val="21"/>
           <w:szCs w:val="21"/>
@@ -5314,6 +5880,8 @@
           <w:rFonts w:ascii="Calibri" w:cs="Calibri" w:eastAsia="Calibri" w:hAnsi="Calibri"/>
           <w:b/>
           <w:bCs/>
+          <w:i w:val="false"/>
+          <w:iCs w:val="false"/>
           <w:color w:val="1B2027"/>
           <w:sz w:val="21"/>
           <w:szCs w:val="21"/>
@@ -5325,6 +5893,8 @@
           <w:rFonts w:ascii="Calibri" w:cs="Calibri" w:eastAsia="Calibri" w:hAnsi="Calibri"/>
           <w:b w:val="false"/>
           <w:bCs w:val="false"/>
+          <w:i w:val="false"/>
+          <w:iCs w:val="false"/>
           <w:color w:val="1B2027"/>
           <w:sz w:val="21"/>
           <w:szCs w:val="21"/>
@@ -5336,6 +5906,8 @@
           <w:rFonts w:ascii="Consolas" w:cs="Consolas" w:eastAsia="Consolas" w:hAnsi="Consolas"/>
           <w:b w:val="false"/>
           <w:bCs w:val="false"/>
+          <w:i w:val="false"/>
+          <w:iCs w:val="false"/>
           <w:color w:val="1B2027"/>
           <w:sz w:val="19"/>
           <w:szCs w:val="19"/>
@@ -5347,6 +5919,8 @@
           <w:rFonts w:ascii="Calibri" w:cs="Calibri" w:eastAsia="Calibri" w:hAnsi="Calibri"/>
           <w:b w:val="false"/>
           <w:bCs w:val="false"/>
+          <w:i w:val="false"/>
+          <w:iCs w:val="false"/>
           <w:color w:val="1B2027"/>
           <w:sz w:val="21"/>
           <w:szCs w:val="21"/>
@@ -5358,6 +5932,8 @@
           <w:rFonts w:ascii="Calibri" w:cs="Calibri" w:eastAsia="Calibri" w:hAnsi="Calibri"/>
           <w:b/>
           <w:bCs/>
+          <w:i w:val="false"/>
+          <w:iCs w:val="false"/>
           <w:color w:val="1B2027"/>
           <w:sz w:val="21"/>
           <w:szCs w:val="21"/>
@@ -5369,6 +5945,8 @@
           <w:rFonts w:ascii="Calibri" w:cs="Calibri" w:eastAsia="Calibri" w:hAnsi="Calibri"/>
           <w:b w:val="false"/>
           <w:bCs w:val="false"/>
+          <w:i w:val="false"/>
+          <w:iCs w:val="false"/>
           <w:color w:val="1B2027"/>
           <w:sz w:val="21"/>
           <w:szCs w:val="21"/>
@@ -5380,6 +5958,8 @@
           <w:rFonts w:ascii="Consolas" w:cs="Consolas" w:eastAsia="Consolas" w:hAnsi="Consolas"/>
           <w:b w:val="false"/>
           <w:bCs w:val="false"/>
+          <w:i w:val="false"/>
+          <w:iCs w:val="false"/>
           <w:color w:val="1B2027"/>
           <w:sz w:val="19"/>
           <w:szCs w:val="19"/>
@@ -5391,6 +5971,8 @@
           <w:rFonts w:ascii="Calibri" w:cs="Calibri" w:eastAsia="Calibri" w:hAnsi="Calibri"/>
           <w:b w:val="false"/>
           <w:bCs w:val="false"/>
+          <w:i w:val="false"/>
+          <w:iCs w:val="false"/>
           <w:color w:val="1B2027"/>
           <w:sz w:val="21"/>
           <w:szCs w:val="21"/>
@@ -5412,6 +5994,8 @@
           <w:rFonts w:ascii="Calibri" w:cs="Calibri" w:eastAsia="Calibri" w:hAnsi="Calibri"/>
           <w:b/>
           <w:bCs/>
+          <w:i w:val="false"/>
+          <w:iCs w:val="false"/>
           <w:color w:val="1B2027"/>
           <w:sz w:val="21"/>
           <w:szCs w:val="21"/>
@@ -5423,6 +6007,8 @@
           <w:rFonts w:ascii="Calibri" w:cs="Calibri" w:eastAsia="Calibri" w:hAnsi="Calibri"/>
           <w:b w:val="false"/>
           <w:bCs w:val="false"/>
+          <w:i w:val="false"/>
+          <w:iCs w:val="false"/>
           <w:color w:val="1B2027"/>
           <w:sz w:val="21"/>
           <w:szCs w:val="21"/>
@@ -5439,6 +6025,8 @@
           <w:rFonts w:ascii="Calibri" w:cs="Calibri" w:eastAsia="Calibri" w:hAnsi="Calibri"/>
           <w:b w:val="false"/>
           <w:bCs w:val="false"/>
+          <w:i w:val="false"/>
+          <w:iCs w:val="false"/>
           <w:color w:val="1B2027"/>
           <w:sz w:val="21"/>
           <w:szCs w:val="21"/>
@@ -5472,6 +6060,8 @@
           <w:rFonts w:ascii="Calibri" w:cs="Calibri" w:eastAsia="Calibri" w:hAnsi="Calibri"/>
           <w:b w:val="false"/>
           <w:bCs w:val="false"/>
+          <w:i w:val="false"/>
+          <w:iCs w:val="false"/>
           <w:color w:val="1B2027"/>
           <w:sz w:val="21"/>
           <w:szCs w:val="21"/>
@@ -5483,6 +6073,8 @@
           <w:rFonts w:ascii="Consolas" w:cs="Consolas" w:eastAsia="Consolas" w:hAnsi="Consolas"/>
           <w:b w:val="false"/>
           <w:bCs w:val="false"/>
+          <w:i w:val="false"/>
+          <w:iCs w:val="false"/>
           <w:color w:val="1B2027"/>
           <w:sz w:val="19"/>
           <w:szCs w:val="19"/>
@@ -5494,6 +6086,8 @@
           <w:rFonts w:ascii="Calibri" w:cs="Calibri" w:eastAsia="Calibri" w:hAnsi="Calibri"/>
           <w:b w:val="false"/>
           <w:bCs w:val="false"/>
+          <w:i w:val="false"/>
+          <w:iCs w:val="false"/>
           <w:color w:val="1B2027"/>
           <w:sz w:val="21"/>
           <w:szCs w:val="21"/>
@@ -5510,6 +6104,8 @@
           <w:rFonts w:ascii="Calibri" w:cs="Calibri" w:eastAsia="Calibri" w:hAnsi="Calibri"/>
           <w:b w:val="false"/>
           <w:bCs w:val="false"/>
+          <w:i w:val="false"/>
+          <w:iCs w:val="false"/>
           <w:color w:val="1B2027"/>
           <w:sz w:val="21"/>
           <w:szCs w:val="21"/>
@@ -5521,6 +6117,8 @@
           <w:rFonts w:ascii="Calibri" w:cs="Calibri" w:eastAsia="Calibri" w:hAnsi="Calibri"/>
           <w:b/>
           <w:bCs/>
+          <w:i w:val="false"/>
+          <w:iCs w:val="false"/>
           <w:color w:val="1B2027"/>
           <w:sz w:val="21"/>
           <w:szCs w:val="21"/>
@@ -5554,6 +6152,8 @@
           <w:rFonts w:ascii="Calibri" w:cs="Calibri" w:eastAsia="Calibri" w:hAnsi="Calibri"/>
           <w:b/>
           <w:bCs/>
+          <w:i w:val="false"/>
+          <w:iCs w:val="false"/>
           <w:color w:val="1B2027"/>
           <w:sz w:val="21"/>
           <w:szCs w:val="21"/>
@@ -5565,6 +6165,8 @@
           <w:rFonts w:ascii="Calibri" w:cs="Calibri" w:eastAsia="Calibri" w:hAnsi="Calibri"/>
           <w:b w:val="false"/>
           <w:bCs w:val="false"/>
+          <w:i w:val="false"/>
+          <w:iCs w:val="false"/>
           <w:color w:val="1B2027"/>
           <w:sz w:val="21"/>
           <w:szCs w:val="21"/>
@@ -5651,6 +6253,8 @@
                 <w:rFonts w:ascii="Calibri" w:cs="Calibri" w:eastAsia="Calibri" w:hAnsi="Calibri"/>
                 <w:b/>
                 <w:bCs/>
+                <w:i w:val="false"/>
+                <w:iCs w:val="false"/>
                 <w:color w:val="1B2027"/>
                 <w:sz w:val="19"/>
                 <w:szCs w:val="19"/>
@@ -5685,6 +6289,8 @@
                 <w:rFonts w:ascii="Calibri" w:cs="Calibri" w:eastAsia="Calibri" w:hAnsi="Calibri"/>
                 <w:b/>
                 <w:bCs/>
+                <w:i w:val="false"/>
+                <w:iCs w:val="false"/>
                 <w:color w:val="1B2027"/>
                 <w:sz w:val="19"/>
                 <w:szCs w:val="19"/>
@@ -5720,6 +6326,8 @@
                 <w:rFonts w:ascii="Calibri" w:cs="Calibri" w:eastAsia="Calibri" w:hAnsi="Calibri"/>
                 <w:b/>
                 <w:bCs/>
+                <w:i w:val="false"/>
+                <w:iCs w:val="false"/>
                 <w:color w:val="1B2027"/>
                 <w:sz w:val="19"/>
                 <w:szCs w:val="19"/>
@@ -5753,6 +6361,8 @@
                 <w:rFonts w:ascii="Calibri" w:cs="Calibri" w:eastAsia="Calibri" w:hAnsi="Calibri"/>
                 <w:b w:val="false"/>
                 <w:bCs w:val="false"/>
+                <w:i w:val="false"/>
+                <w:iCs w:val="false"/>
                 <w:color w:val="1B2027"/>
                 <w:sz w:val="19"/>
                 <w:szCs w:val="19"/>
@@ -5786,6 +6396,8 @@
                 <w:rFonts w:ascii="Calibri" w:cs="Calibri" w:eastAsia="Calibri" w:hAnsi="Calibri"/>
                 <w:b w:val="false"/>
                 <w:bCs w:val="false"/>
+                <w:i w:val="false"/>
+                <w:iCs w:val="false"/>
                 <w:color w:val="1B2027"/>
                 <w:sz w:val="19"/>
                 <w:szCs w:val="19"/>
@@ -5821,6 +6433,8 @@
                 <w:rFonts w:ascii="Calibri" w:cs="Calibri" w:eastAsia="Calibri" w:hAnsi="Calibri"/>
                 <w:b/>
                 <w:bCs/>
+                <w:i w:val="false"/>
+                <w:iCs w:val="false"/>
                 <w:color w:val="1B2027"/>
                 <w:sz w:val="19"/>
                 <w:szCs w:val="19"/>
@@ -5854,6 +6468,8 @@
                 <w:rFonts w:ascii="Calibri" w:cs="Calibri" w:eastAsia="Calibri" w:hAnsi="Calibri"/>
                 <w:b/>
                 <w:bCs/>
+                <w:i w:val="false"/>
+                <w:iCs w:val="false"/>
                 <w:color w:val="0F7A83"/>
                 <w:sz w:val="19"/>
                 <w:szCs w:val="19"/>
@@ -5887,6 +6503,8 @@
                 <w:rFonts w:ascii="Calibri" w:cs="Calibri" w:eastAsia="Calibri" w:hAnsi="Calibri"/>
                 <w:b w:val="false"/>
                 <w:bCs w:val="false"/>
+                <w:i w:val="false"/>
+                <w:iCs w:val="false"/>
                 <w:color w:val="1B2027"/>
                 <w:sz w:val="19"/>
                 <w:szCs w:val="19"/>
@@ -5922,6 +6540,8 @@
                 <w:rFonts w:ascii="Calibri" w:cs="Calibri" w:eastAsia="Calibri" w:hAnsi="Calibri"/>
                 <w:b/>
                 <w:bCs/>
+                <w:i w:val="false"/>
+                <w:iCs w:val="false"/>
                 <w:color w:val="1B2027"/>
                 <w:sz w:val="19"/>
                 <w:szCs w:val="19"/>
@@ -5956,6 +6576,8 @@
                 <w:rFonts w:ascii="Calibri" w:cs="Calibri" w:eastAsia="Calibri" w:hAnsi="Calibri"/>
                 <w:b w:val="false"/>
                 <w:bCs w:val="false"/>
+                <w:i w:val="false"/>
+                <w:iCs w:val="false"/>
                 <w:color w:val="1B2027"/>
                 <w:sz w:val="19"/>
                 <w:szCs w:val="19"/>
@@ -5990,6 +6612,8 @@
                 <w:rFonts w:ascii="Calibri" w:cs="Calibri" w:eastAsia="Calibri" w:hAnsi="Calibri"/>
                 <w:b w:val="false"/>
                 <w:bCs w:val="false"/>
+                <w:i w:val="false"/>
+                <w:iCs w:val="false"/>
                 <w:color w:val="1B2027"/>
                 <w:sz w:val="19"/>
                 <w:szCs w:val="19"/>
@@ -6009,6 +6633,8 @@
           <w:rFonts w:ascii="Calibri" w:cs="Calibri" w:eastAsia="Calibri" w:hAnsi="Calibri"/>
           <w:b w:val="false"/>
           <w:bCs w:val="false"/>
+          <w:i w:val="false"/>
+          <w:iCs w:val="false"/>
           <w:color w:val="5F6875"/>
           <w:sz w:val="17"/>
           <w:szCs w:val="17"/>
@@ -6025,6 +6651,8 @@
           <w:rFonts w:ascii="Calibri" w:cs="Calibri" w:eastAsia="Calibri" w:hAnsi="Calibri"/>
           <w:b/>
           <w:bCs/>
+          <w:i w:val="false"/>
+          <w:iCs w:val="false"/>
           <w:color w:val="1B2027"/>
           <w:sz w:val="21"/>
           <w:szCs w:val="21"/>
@@ -6036,6 +6664,8 @@
           <w:rFonts w:ascii="Calibri" w:cs="Calibri" w:eastAsia="Calibri" w:hAnsi="Calibri"/>
           <w:b w:val="false"/>
           <w:bCs w:val="false"/>
+          <w:i w:val="false"/>
+          <w:iCs w:val="false"/>
           <w:color w:val="1B2027"/>
           <w:sz w:val="21"/>
           <w:szCs w:val="21"/>
@@ -6047,6 +6677,8 @@
           <w:rFonts w:ascii="Calibri" w:cs="Calibri" w:eastAsia="Calibri" w:hAnsi="Calibri"/>
           <w:b/>
           <w:bCs/>
+          <w:i w:val="false"/>
+          <w:iCs w:val="false"/>
           <w:color w:val="1B2027"/>
           <w:sz w:val="21"/>
           <w:szCs w:val="21"/>
@@ -6058,6 +6690,8 @@
           <w:rFonts w:ascii="Calibri" w:cs="Calibri" w:eastAsia="Calibri" w:hAnsi="Calibri"/>
           <w:b w:val="false"/>
           <w:bCs w:val="false"/>
+          <w:i w:val="false"/>
+          <w:iCs w:val="false"/>
           <w:color w:val="1B2027"/>
           <w:sz w:val="21"/>
           <w:szCs w:val="21"/>
@@ -6069,6 +6703,8 @@
           <w:rFonts w:ascii="Consolas" w:cs="Consolas" w:eastAsia="Consolas" w:hAnsi="Consolas"/>
           <w:b w:val="false"/>
           <w:bCs w:val="false"/>
+          <w:i w:val="false"/>
+          <w:iCs w:val="false"/>
           <w:color w:val="1B2027"/>
           <w:sz w:val="19"/>
           <w:szCs w:val="19"/>
@@ -6080,6 +6716,8 @@
           <w:rFonts w:ascii="Calibri" w:cs="Calibri" w:eastAsia="Calibri" w:hAnsi="Calibri"/>
           <w:b w:val="false"/>
           <w:bCs w:val="false"/>
+          <w:i w:val="false"/>
+          <w:iCs w:val="false"/>
           <w:color w:val="1B2027"/>
           <w:sz w:val="21"/>
           <w:szCs w:val="21"/>
@@ -6096,6 +6734,8 @@
           <w:rFonts w:ascii="Calibri" w:cs="Calibri" w:eastAsia="Calibri" w:hAnsi="Calibri"/>
           <w:b w:val="false"/>
           <w:bCs w:val="false"/>
+          <w:i w:val="false"/>
+          <w:iCs w:val="false"/>
           <w:color w:val="1B2027"/>
           <w:sz w:val="21"/>
           <w:szCs w:val="21"/>
@@ -6107,6 +6747,8 @@
           <w:rFonts w:ascii="Consolas" w:cs="Consolas" w:eastAsia="Consolas" w:hAnsi="Consolas"/>
           <w:b w:val="false"/>
           <w:bCs w:val="false"/>
+          <w:i w:val="false"/>
+          <w:iCs w:val="false"/>
           <w:color w:val="1B2027"/>
           <w:sz w:val="19"/>
           <w:szCs w:val="19"/>
@@ -6118,6 +6760,8 @@
           <w:rFonts w:ascii="Calibri" w:cs="Calibri" w:eastAsia="Calibri" w:hAnsi="Calibri"/>
           <w:b w:val="false"/>
           <w:bCs w:val="false"/>
+          <w:i w:val="false"/>
+          <w:iCs w:val="false"/>
           <w:color w:val="1B2027"/>
           <w:sz w:val="21"/>
           <w:szCs w:val="21"/>
@@ -6134,6 +6778,8 @@
           <w:rFonts w:ascii="Calibri" w:cs="Calibri" w:eastAsia="Calibri" w:hAnsi="Calibri"/>
           <w:b w:val="false"/>
           <w:bCs w:val="false"/>
+          <w:i w:val="false"/>
+          <w:iCs w:val="false"/>
           <w:color w:val="1B2027"/>
           <w:sz w:val="21"/>
           <w:szCs w:val="21"/>
@@ -6145,6 +6791,8 @@
           <w:rFonts w:ascii="Consolas" w:cs="Consolas" w:eastAsia="Consolas" w:hAnsi="Consolas"/>
           <w:b w:val="false"/>
           <w:bCs w:val="false"/>
+          <w:i w:val="false"/>
+          <w:iCs w:val="false"/>
           <w:color w:val="1B2027"/>
           <w:sz w:val="19"/>
           <w:szCs w:val="19"/>
@@ -6156,6 +6804,8 @@
           <w:rFonts w:ascii="Calibri" w:cs="Calibri" w:eastAsia="Calibri" w:hAnsi="Calibri"/>
           <w:b w:val="false"/>
           <w:bCs w:val="false"/>
+          <w:i w:val="false"/>
+          <w:iCs w:val="false"/>
           <w:color w:val="1B2027"/>
           <w:sz w:val="21"/>
           <w:szCs w:val="21"/>
@@ -6167,6 +6817,8 @@
           <w:rFonts w:ascii="Consolas" w:cs="Consolas" w:eastAsia="Consolas" w:hAnsi="Consolas"/>
           <w:b w:val="false"/>
           <w:bCs w:val="false"/>
+          <w:i w:val="false"/>
+          <w:iCs w:val="false"/>
           <w:color w:val="1B2027"/>
           <w:sz w:val="19"/>
           <w:szCs w:val="19"/>
@@ -6178,6 +6830,8 @@
           <w:rFonts w:ascii="Calibri" w:cs="Calibri" w:eastAsia="Calibri" w:hAnsi="Calibri"/>
           <w:b w:val="false"/>
           <w:bCs w:val="false"/>
+          <w:i w:val="false"/>
+          <w:iCs w:val="false"/>
           <w:color w:val="1B2027"/>
           <w:sz w:val="21"/>
           <w:szCs w:val="21"/>
@@ -6199,6 +6853,8 @@
           <w:rFonts w:ascii="Consolas" w:cs="Consolas" w:eastAsia="Consolas" w:hAnsi="Consolas"/>
           <w:b w:val="false"/>
           <w:bCs w:val="false"/>
+          <w:i w:val="false"/>
+          <w:iCs w:val="false"/>
           <w:color w:val="1B2027"/>
           <w:sz w:val="19"/>
           <w:szCs w:val="19"/>
@@ -6210,6 +6866,8 @@
           <w:rFonts w:ascii="Calibri" w:cs="Calibri" w:eastAsia="Calibri" w:hAnsi="Calibri"/>
           <w:b w:val="false"/>
           <w:bCs w:val="false"/>
+          <w:i w:val="false"/>
+          <w:iCs w:val="false"/>
           <w:color w:val="1B2027"/>
           <w:sz w:val="21"/>
           <w:szCs w:val="21"/>
@@ -6221,6 +6879,8 @@
           <w:rFonts w:ascii="Consolas" w:cs="Consolas" w:eastAsia="Consolas" w:hAnsi="Consolas"/>
           <w:b w:val="false"/>
           <w:bCs w:val="false"/>
+          <w:i w:val="false"/>
+          <w:iCs w:val="false"/>
           <w:color w:val="1B2027"/>
           <w:sz w:val="19"/>
           <w:szCs w:val="19"/>
@@ -6232,6 +6892,8 @@
           <w:rFonts w:ascii="Calibri" w:cs="Calibri" w:eastAsia="Calibri" w:hAnsi="Calibri"/>
           <w:b w:val="false"/>
           <w:bCs w:val="false"/>
+          <w:i w:val="false"/>
+          <w:iCs w:val="false"/>
           <w:color w:val="1B2027"/>
           <w:sz w:val="21"/>
           <w:szCs w:val="21"/>
@@ -6265,6 +6927,8 @@
           <w:rFonts w:ascii="Calibri" w:cs="Calibri" w:eastAsia="Calibri" w:hAnsi="Calibri"/>
           <w:b w:val="false"/>
           <w:bCs w:val="false"/>
+          <w:i w:val="false"/>
+          <w:iCs w:val="false"/>
           <w:color w:val="1B2027"/>
           <w:sz w:val="21"/>
           <w:szCs w:val="21"/>
@@ -6320,6 +6984,8 @@
                 <w:rFonts w:ascii="Calibri" w:cs="Calibri" w:eastAsia="Calibri" w:hAnsi="Calibri"/>
                 <w:b/>
                 <w:bCs/>
+                <w:i w:val="false"/>
+                <w:iCs w:val="false"/>
                 <w:color w:val="1B2027"/>
                 <w:sz w:val="19"/>
                 <w:szCs w:val="19"/>
@@ -6354,6 +7020,8 @@
                 <w:rFonts w:ascii="Calibri" w:cs="Calibri" w:eastAsia="Calibri" w:hAnsi="Calibri"/>
                 <w:b/>
                 <w:bCs/>
+                <w:i w:val="false"/>
+                <w:iCs w:val="false"/>
                 <w:color w:val="1B2027"/>
                 <w:sz w:val="19"/>
                 <w:szCs w:val="19"/>
@@ -6388,6 +7056,8 @@
                 <w:rFonts w:ascii="Calibri" w:cs="Calibri" w:eastAsia="Calibri" w:hAnsi="Calibri"/>
                 <w:b/>
                 <w:bCs/>
+                <w:i w:val="false"/>
+                <w:iCs w:val="false"/>
                 <w:color w:val="1B2027"/>
                 <w:sz w:val="19"/>
                 <w:szCs w:val="19"/>
@@ -6425,6 +7095,8 @@
                 <w:rFonts w:ascii="Calibri" w:cs="Calibri" w:eastAsia="Calibri" w:hAnsi="Calibri"/>
                 <w:b/>
                 <w:bCs/>
+                <w:i w:val="false"/>
+                <w:iCs w:val="false"/>
                 <w:color w:val="0F7A83"/>
                 <w:sz w:val="19"/>
                 <w:szCs w:val="19"/>
@@ -6459,6 +7131,8 @@
                 <w:rFonts w:ascii="Calibri" w:cs="Calibri" w:eastAsia="Calibri" w:hAnsi="Calibri"/>
                 <w:b/>
                 <w:bCs/>
+                <w:i w:val="false"/>
+                <w:iCs w:val="false"/>
                 <w:color w:val="1B2027"/>
                 <w:sz w:val="19"/>
                 <w:szCs w:val="19"/>
@@ -6493,6 +7167,8 @@
                 <w:rFonts w:ascii="Calibri" w:cs="Calibri" w:eastAsia="Calibri" w:hAnsi="Calibri"/>
                 <w:b w:val="false"/>
                 <w:bCs w:val="false"/>
+                <w:i w:val="false"/>
+                <w:iCs w:val="false"/>
                 <w:color w:val="1B2027"/>
                 <w:sz w:val="19"/>
                 <w:szCs w:val="19"/>
@@ -6529,6 +7205,8 @@
                 <w:rFonts w:ascii="Calibri" w:cs="Calibri" w:eastAsia="Calibri" w:hAnsi="Calibri"/>
                 <w:b/>
                 <w:bCs/>
+                <w:i w:val="false"/>
+                <w:iCs w:val="false"/>
                 <w:color w:val="0F7A83"/>
                 <w:sz w:val="19"/>
                 <w:szCs w:val="19"/>
@@ -6562,6 +7240,8 @@
                 <w:rFonts w:ascii="Calibri" w:cs="Calibri" w:eastAsia="Calibri" w:hAnsi="Calibri"/>
                 <w:b/>
                 <w:bCs/>
+                <w:i w:val="false"/>
+                <w:iCs w:val="false"/>
                 <w:color w:val="1B2027"/>
                 <w:sz w:val="19"/>
                 <w:szCs w:val="19"/>
@@ -6595,6 +7275,8 @@
                 <w:rFonts w:ascii="Calibri" w:cs="Calibri" w:eastAsia="Calibri" w:hAnsi="Calibri"/>
                 <w:b w:val="false"/>
                 <w:bCs w:val="false"/>
+                <w:i w:val="false"/>
+                <w:iCs w:val="false"/>
                 <w:color w:val="1B2027"/>
                 <w:sz w:val="19"/>
                 <w:szCs w:val="19"/>
@@ -6631,6 +7313,8 @@
                 <w:rFonts w:ascii="Calibri" w:cs="Calibri" w:eastAsia="Calibri" w:hAnsi="Calibri"/>
                 <w:b/>
                 <w:bCs/>
+                <w:i w:val="false"/>
+                <w:iCs w:val="false"/>
                 <w:color w:val="0F7A83"/>
                 <w:sz w:val="19"/>
                 <w:szCs w:val="19"/>
@@ -6664,6 +7348,8 @@
                 <w:rFonts w:ascii="Calibri" w:cs="Calibri" w:eastAsia="Calibri" w:hAnsi="Calibri"/>
                 <w:b/>
                 <w:bCs/>
+                <w:i w:val="false"/>
+                <w:iCs w:val="false"/>
                 <w:color w:val="1B2027"/>
                 <w:sz w:val="19"/>
                 <w:szCs w:val="19"/>
@@ -6697,6 +7383,8 @@
                 <w:rFonts w:ascii="Calibri" w:cs="Calibri" w:eastAsia="Calibri" w:hAnsi="Calibri"/>
                 <w:b w:val="false"/>
                 <w:bCs w:val="false"/>
+                <w:i w:val="false"/>
+                <w:iCs w:val="false"/>
                 <w:color w:val="1B2027"/>
                 <w:sz w:val="19"/>
                 <w:szCs w:val="19"/>
@@ -6733,6 +7421,8 @@
                 <w:rFonts w:ascii="Calibri" w:cs="Calibri" w:eastAsia="Calibri" w:hAnsi="Calibri"/>
                 <w:b/>
                 <w:bCs/>
+                <w:i w:val="false"/>
+                <w:iCs w:val="false"/>
                 <w:color w:val="0F7A83"/>
                 <w:sz w:val="19"/>
                 <w:szCs w:val="19"/>
@@ -6766,6 +7456,8 @@
                 <w:rFonts w:ascii="Calibri" w:cs="Calibri" w:eastAsia="Calibri" w:hAnsi="Calibri"/>
                 <w:b/>
                 <w:bCs/>
+                <w:i w:val="false"/>
+                <w:iCs w:val="false"/>
                 <w:color w:val="1B2027"/>
                 <w:sz w:val="19"/>
                 <w:szCs w:val="19"/>
@@ -6799,6 +7491,8 @@
                 <w:rFonts w:ascii="Calibri" w:cs="Calibri" w:eastAsia="Calibri" w:hAnsi="Calibri"/>
                 <w:b w:val="false"/>
                 <w:bCs w:val="false"/>
+                <w:i w:val="false"/>
+                <w:iCs w:val="false"/>
                 <w:color w:val="1B2027"/>
                 <w:sz w:val="19"/>
                 <w:szCs w:val="19"/>
@@ -6835,6 +7529,8 @@
                 <w:rFonts w:ascii="Calibri" w:cs="Calibri" w:eastAsia="Calibri" w:hAnsi="Calibri"/>
                 <w:b/>
                 <w:bCs/>
+                <w:i w:val="false"/>
+                <w:iCs w:val="false"/>
                 <w:color w:val="0F7A83"/>
                 <w:sz w:val="19"/>
                 <w:szCs w:val="19"/>
@@ -6868,6 +7564,8 @@
                 <w:rFonts w:ascii="Calibri" w:cs="Calibri" w:eastAsia="Calibri" w:hAnsi="Calibri"/>
                 <w:b/>
                 <w:bCs/>
+                <w:i w:val="false"/>
+                <w:iCs w:val="false"/>
                 <w:color w:val="1B2027"/>
                 <w:sz w:val="19"/>
                 <w:szCs w:val="19"/>
@@ -6901,6 +7599,8 @@
                 <w:rFonts w:ascii="Calibri" w:cs="Calibri" w:eastAsia="Calibri" w:hAnsi="Calibri"/>
                 <w:b w:val="false"/>
                 <w:bCs w:val="false"/>
+                <w:i w:val="false"/>
+                <w:iCs w:val="false"/>
                 <w:color w:val="1B2027"/>
                 <w:sz w:val="19"/>
                 <w:szCs w:val="19"/>
@@ -6937,6 +7637,8 @@
                 <w:rFonts w:ascii="Calibri" w:cs="Calibri" w:eastAsia="Calibri" w:hAnsi="Calibri"/>
                 <w:b/>
                 <w:bCs/>
+                <w:i w:val="false"/>
+                <w:iCs w:val="false"/>
                 <w:color w:val="0F7A83"/>
                 <w:sz w:val="19"/>
                 <w:szCs w:val="19"/>
@@ -6970,6 +7672,8 @@
                 <w:rFonts w:ascii="Calibri" w:cs="Calibri" w:eastAsia="Calibri" w:hAnsi="Calibri"/>
                 <w:b/>
                 <w:bCs/>
+                <w:i w:val="false"/>
+                <w:iCs w:val="false"/>
                 <w:color w:val="1B2027"/>
                 <w:sz w:val="19"/>
                 <w:szCs w:val="19"/>
@@ -7003,6 +7707,8 @@
                 <w:rFonts w:ascii="Calibri" w:cs="Calibri" w:eastAsia="Calibri" w:hAnsi="Calibri"/>
                 <w:b w:val="false"/>
                 <w:bCs w:val="false"/>
+                <w:i w:val="false"/>
+                <w:iCs w:val="false"/>
                 <w:color w:val="1B2027"/>
                 <w:sz w:val="19"/>
                 <w:szCs w:val="19"/>
@@ -7040,6 +7746,8 @@
                 <w:rFonts w:ascii="Calibri" w:cs="Calibri" w:eastAsia="Calibri" w:hAnsi="Calibri"/>
                 <w:b/>
                 <w:bCs/>
+                <w:i w:val="false"/>
+                <w:iCs w:val="false"/>
                 <w:color w:val="0F7A83"/>
                 <w:sz w:val="19"/>
                 <w:szCs w:val="19"/>
@@ -7074,6 +7782,8 @@
                 <w:rFonts w:ascii="Calibri" w:cs="Calibri" w:eastAsia="Calibri" w:hAnsi="Calibri"/>
                 <w:b/>
                 <w:bCs/>
+                <w:i w:val="false"/>
+                <w:iCs w:val="false"/>
                 <w:color w:val="1B2027"/>
                 <w:sz w:val="19"/>
                 <w:szCs w:val="19"/>
@@ -7108,6 +7818,8 @@
                 <w:rFonts w:ascii="Calibri" w:cs="Calibri" w:eastAsia="Calibri" w:hAnsi="Calibri"/>
                 <w:b w:val="false"/>
                 <w:bCs w:val="false"/>
+                <w:i w:val="false"/>
+                <w:iCs w:val="false"/>
                 <w:color w:val="1B2027"/>
                 <w:sz w:val="19"/>
                 <w:szCs w:val="19"/>
@@ -7145,6 +7857,8 @@
                 <w:rFonts w:ascii="Calibri" w:cs="Calibri" w:eastAsia="Calibri" w:hAnsi="Calibri"/>
                 <w:b/>
                 <w:bCs/>
+                <w:i w:val="false"/>
+                <w:iCs w:val="false"/>
                 <w:color w:val="0F7A83"/>
                 <w:sz w:val="19"/>
                 <w:szCs w:val="19"/>
@@ -7179,6 +7893,8 @@
                 <w:rFonts w:ascii="Calibri" w:cs="Calibri" w:eastAsia="Calibri" w:hAnsi="Calibri"/>
                 <w:b/>
                 <w:bCs/>
+                <w:i w:val="false"/>
+                <w:iCs w:val="false"/>
                 <w:color w:val="1B2027"/>
                 <w:sz w:val="19"/>
                 <w:szCs w:val="19"/>
@@ -7213,6 +7929,8 @@
                 <w:rFonts w:ascii="Calibri" w:cs="Calibri" w:eastAsia="Calibri" w:hAnsi="Calibri"/>
                 <w:b w:val="false"/>
                 <w:bCs w:val="false"/>
+                <w:i w:val="false"/>
+                <w:iCs w:val="false"/>
                 <w:color w:val="1B2027"/>
                 <w:sz w:val="19"/>
                 <w:szCs w:val="19"/>
@@ -7232,6 +7950,8 @@
           <w:rFonts w:ascii="Calibri" w:cs="Calibri" w:eastAsia="Calibri" w:hAnsi="Calibri"/>
           <w:b w:val="false"/>
           <w:bCs w:val="false"/>
+          <w:i w:val="false"/>
+          <w:iCs w:val="false"/>
           <w:color w:val="5F6875"/>
           <w:sz w:val="17"/>
           <w:szCs w:val="17"/>
@@ -7248,6 +7968,8 @@
           <w:rFonts w:ascii="Calibri" w:cs="Calibri" w:eastAsia="Calibri" w:hAnsi="Calibri"/>
           <w:b w:val="false"/>
           <w:bCs w:val="false"/>
+          <w:i w:val="false"/>
+          <w:iCs w:val="false"/>
           <w:color w:val="1B2027"/>
           <w:sz w:val="21"/>
           <w:szCs w:val="21"/>
@@ -7259,6 +7981,8 @@
           <w:rFonts w:ascii="Calibri" w:cs="Calibri" w:eastAsia="Calibri" w:hAnsi="Calibri"/>
           <w:b/>
           <w:bCs/>
+          <w:i w:val="false"/>
+          <w:iCs w:val="false"/>
           <w:color w:val="1B2027"/>
           <w:sz w:val="21"/>
           <w:szCs w:val="21"/>
@@ -7270,6 +7994,8 @@
           <w:rFonts w:ascii="Calibri" w:cs="Calibri" w:eastAsia="Calibri" w:hAnsi="Calibri"/>
           <w:b w:val="false"/>
           <w:bCs w:val="false"/>
+          <w:i w:val="false"/>
+          <w:iCs w:val="false"/>
           <w:color w:val="1B2027"/>
           <w:sz w:val="21"/>
           <w:szCs w:val="21"/>
@@ -7281,6 +8007,8 @@
           <w:rFonts w:ascii="Calibri" w:cs="Calibri" w:eastAsia="Calibri" w:hAnsi="Calibri"/>
           <w:b/>
           <w:bCs/>
+          <w:i w:val="false"/>
+          <w:iCs w:val="false"/>
           <w:color w:val="1B2027"/>
           <w:sz w:val="21"/>
           <w:szCs w:val="21"/>
@@ -7292,6 +8020,8 @@
           <w:rFonts w:ascii="Calibri" w:cs="Calibri" w:eastAsia="Calibri" w:hAnsi="Calibri"/>
           <w:b w:val="false"/>
           <w:bCs w:val="false"/>
+          <w:i w:val="false"/>
+          <w:iCs w:val="false"/>
           <w:color w:val="1B2027"/>
           <w:sz w:val="21"/>
           <w:szCs w:val="21"/>
@@ -7303,6 +8033,8 @@
           <w:rFonts w:ascii="Consolas" w:cs="Consolas" w:eastAsia="Consolas" w:hAnsi="Consolas"/>
           <w:b w:val="false"/>
           <w:bCs w:val="false"/>
+          <w:i w:val="false"/>
+          <w:iCs w:val="false"/>
           <w:color w:val="1B2027"/>
           <w:sz w:val="19"/>
           <w:szCs w:val="19"/>
@@ -7314,6 +8046,8 @@
           <w:rFonts w:ascii="Calibri" w:cs="Calibri" w:eastAsia="Calibri" w:hAnsi="Calibri"/>
           <w:b w:val="false"/>
           <w:bCs w:val="false"/>
+          <w:i w:val="false"/>
+          <w:iCs w:val="false"/>
           <w:color w:val="1B2027"/>
           <w:sz w:val="21"/>
           <w:szCs w:val="21"/>
@@ -7330,6 +8064,8 @@
           <w:rFonts w:ascii="Calibri" w:cs="Calibri" w:eastAsia="Calibri" w:hAnsi="Calibri"/>
           <w:b/>
           <w:bCs/>
+          <w:i w:val="false"/>
+          <w:iCs w:val="false"/>
           <w:color w:val="1B2027"/>
           <w:sz w:val="21"/>
           <w:szCs w:val="21"/>
@@ -7341,6 +8077,8 @@
           <w:rFonts w:ascii="Calibri" w:cs="Calibri" w:eastAsia="Calibri" w:hAnsi="Calibri"/>
           <w:b w:val="false"/>
           <w:bCs w:val="false"/>
+          <w:i w:val="false"/>
+          <w:iCs w:val="false"/>
           <w:color w:val="1B2027"/>
           <w:sz w:val="21"/>
           <w:szCs w:val="21"/>
@@ -7357,6 +8095,8 @@
           <w:rFonts w:ascii="Calibri" w:cs="Calibri" w:eastAsia="Calibri" w:hAnsi="Calibri"/>
           <w:b/>
           <w:bCs/>
+          <w:i w:val="false"/>
+          <w:iCs w:val="false"/>
           <w:color w:val="1B2027"/>
           <w:sz w:val="21"/>
           <w:szCs w:val="21"/>
@@ -7368,6 +8108,8 @@
           <w:rFonts w:ascii="Calibri" w:cs="Calibri" w:eastAsia="Calibri" w:hAnsi="Calibri"/>
           <w:b w:val="false"/>
           <w:bCs w:val="false"/>
+          <w:i w:val="false"/>
+          <w:iCs w:val="false"/>
           <w:color w:val="1B2027"/>
           <w:sz w:val="21"/>
           <w:szCs w:val="21"/>
@@ -7384,6 +8126,8 @@
           <w:rFonts w:ascii="Calibri" w:cs="Calibri" w:eastAsia="Calibri" w:hAnsi="Calibri"/>
           <w:b w:val="false"/>
           <w:bCs w:val="false"/>
+          <w:i w:val="false"/>
+          <w:iCs w:val="false"/>
           <w:color w:val="1B2027"/>
           <w:sz w:val="21"/>
           <w:szCs w:val="21"/>
@@ -7417,6 +8161,8 @@
           <w:rFonts w:ascii="Calibri" w:cs="Calibri" w:eastAsia="Calibri" w:hAnsi="Calibri"/>
           <w:b w:val="false"/>
           <w:bCs w:val="false"/>
+          <w:i w:val="false"/>
+          <w:iCs w:val="false"/>
           <w:color w:val="1B2027"/>
           <w:sz w:val="21"/>
           <w:szCs w:val="21"/>
@@ -7438,6 +8184,8 @@
           <w:rFonts w:ascii="Calibri" w:cs="Calibri" w:eastAsia="Calibri" w:hAnsi="Calibri"/>
           <w:b/>
           <w:bCs/>
+          <w:i w:val="false"/>
+          <w:iCs w:val="false"/>
           <w:color w:val="1B2027"/>
           <w:sz w:val="21"/>
           <w:szCs w:val="21"/>
@@ -7449,6 +8197,8 @@
           <w:rFonts w:ascii="Calibri" w:cs="Calibri" w:eastAsia="Calibri" w:hAnsi="Calibri"/>
           <w:b w:val="false"/>
           <w:bCs w:val="false"/>
+          <w:i w:val="false"/>
+          <w:iCs w:val="false"/>
           <w:color w:val="1B2027"/>
           <w:sz w:val="21"/>
           <w:szCs w:val="21"/>
@@ -7460,6 +8210,8 @@
           <w:rFonts w:ascii="Consolas" w:cs="Consolas" w:eastAsia="Consolas" w:hAnsi="Consolas"/>
           <w:b w:val="false"/>
           <w:bCs w:val="false"/>
+          <w:i w:val="false"/>
+          <w:iCs w:val="false"/>
           <w:color w:val="1B2027"/>
           <w:sz w:val="19"/>
           <w:szCs w:val="19"/>
@@ -7471,6 +8223,8 @@
           <w:rFonts w:ascii="Calibri" w:cs="Calibri" w:eastAsia="Calibri" w:hAnsi="Calibri"/>
           <w:b w:val="false"/>
           <w:bCs w:val="false"/>
+          <w:i w:val="false"/>
+          <w:iCs w:val="false"/>
           <w:color w:val="1B2027"/>
           <w:sz w:val="21"/>
           <w:szCs w:val="21"/>
@@ -7482,6 +8236,8 @@
           <w:rFonts w:ascii="Consolas" w:cs="Consolas" w:eastAsia="Consolas" w:hAnsi="Consolas"/>
           <w:b w:val="false"/>
           <w:bCs w:val="false"/>
+          <w:i w:val="false"/>
+          <w:iCs w:val="false"/>
           <w:color w:val="1B2027"/>
           <w:sz w:val="19"/>
           <w:szCs w:val="19"/>
@@ -7493,6 +8249,8 @@
           <w:rFonts w:ascii="Calibri" w:cs="Calibri" w:eastAsia="Calibri" w:hAnsi="Calibri"/>
           <w:b w:val="false"/>
           <w:bCs w:val="false"/>
+          <w:i w:val="false"/>
+          <w:iCs w:val="false"/>
           <w:color w:val="1B2027"/>
           <w:sz w:val="21"/>
           <w:szCs w:val="21"/>
@@ -7504,6 +8262,8 @@
           <w:rFonts w:ascii="Consolas" w:cs="Consolas" w:eastAsia="Consolas" w:hAnsi="Consolas"/>
           <w:b w:val="false"/>
           <w:bCs w:val="false"/>
+          <w:i w:val="false"/>
+          <w:iCs w:val="false"/>
           <w:color w:val="1B2027"/>
           <w:sz w:val="19"/>
           <w:szCs w:val="19"/>
@@ -7515,6 +8275,8 @@
           <w:rFonts w:ascii="Calibri" w:cs="Calibri" w:eastAsia="Calibri" w:hAnsi="Calibri"/>
           <w:b w:val="false"/>
           <w:bCs w:val="false"/>
+          <w:i w:val="false"/>
+          <w:iCs w:val="false"/>
           <w:color w:val="1B2027"/>
           <w:sz w:val="21"/>
           <w:szCs w:val="21"/>
@@ -7526,6 +8288,8 @@
           <w:rFonts w:ascii="Consolas" w:cs="Consolas" w:eastAsia="Consolas" w:hAnsi="Consolas"/>
           <w:b w:val="false"/>
           <w:bCs w:val="false"/>
+          <w:i w:val="false"/>
+          <w:iCs w:val="false"/>
           <w:color w:val="1B2027"/>
           <w:sz w:val="19"/>
           <w:szCs w:val="19"/>
@@ -7537,6 +8301,8 @@
           <w:rFonts w:ascii="Calibri" w:cs="Calibri" w:eastAsia="Calibri" w:hAnsi="Calibri"/>
           <w:b w:val="false"/>
           <w:bCs w:val="false"/>
+          <w:i w:val="false"/>
+          <w:iCs w:val="false"/>
           <w:color w:val="1B2027"/>
           <w:sz w:val="21"/>
           <w:szCs w:val="21"/>
@@ -7548,6 +8314,8 @@
           <w:rFonts w:ascii="Consolas" w:cs="Consolas" w:eastAsia="Consolas" w:hAnsi="Consolas"/>
           <w:b w:val="false"/>
           <w:bCs w:val="false"/>
+          <w:i w:val="false"/>
+          <w:iCs w:val="false"/>
           <w:color w:val="1B2027"/>
           <w:sz w:val="19"/>
           <w:szCs w:val="19"/>
@@ -7559,6 +8327,8 @@
           <w:rFonts w:ascii="Calibri" w:cs="Calibri" w:eastAsia="Calibri" w:hAnsi="Calibri"/>
           <w:b w:val="false"/>
           <w:bCs w:val="false"/>
+          <w:i w:val="false"/>
+          <w:iCs w:val="false"/>
           <w:color w:val="1B2027"/>
           <w:sz w:val="21"/>
           <w:szCs w:val="21"/>
@@ -7570,6 +8340,8 @@
           <w:rFonts w:ascii="Consolas" w:cs="Consolas" w:eastAsia="Consolas" w:hAnsi="Consolas"/>
           <w:b w:val="false"/>
           <w:bCs w:val="false"/>
+          <w:i w:val="false"/>
+          <w:iCs w:val="false"/>
           <w:color w:val="1B2027"/>
           <w:sz w:val="19"/>
           <w:szCs w:val="19"/>
@@ -7581,6 +8353,8 @@
           <w:rFonts w:ascii="Calibri" w:cs="Calibri" w:eastAsia="Calibri" w:hAnsi="Calibri"/>
           <w:b w:val="false"/>
           <w:bCs w:val="false"/>
+          <w:i w:val="false"/>
+          <w:iCs w:val="false"/>
           <w:color w:val="1B2027"/>
           <w:sz w:val="21"/>
           <w:szCs w:val="21"/>
@@ -7614,6 +8388,8 @@
           <w:rFonts w:ascii="Calibri" w:cs="Calibri" w:eastAsia="Calibri" w:hAnsi="Calibri"/>
           <w:b w:val="false"/>
           <w:bCs w:val="false"/>
+          <w:i w:val="false"/>
+          <w:iCs w:val="false"/>
           <w:color w:val="1B2027"/>
           <w:sz w:val="21"/>
           <w:szCs w:val="21"/>
@@ -7625,6 +8401,8 @@
           <w:rFonts w:ascii="Consolas" w:cs="Consolas" w:eastAsia="Consolas" w:hAnsi="Consolas"/>
           <w:b w:val="false"/>
           <w:bCs w:val="false"/>
+          <w:i w:val="false"/>
+          <w:iCs w:val="false"/>
           <w:color w:val="1B2027"/>
           <w:sz w:val="19"/>
           <w:szCs w:val="19"/>
@@ -7636,6 +8414,8 @@
           <w:rFonts w:ascii="Calibri" w:cs="Calibri" w:eastAsia="Calibri" w:hAnsi="Calibri"/>
           <w:b w:val="false"/>
           <w:bCs w:val="false"/>
+          <w:i w:val="false"/>
+          <w:iCs w:val="false"/>
           <w:color w:val="1B2027"/>
           <w:sz w:val="21"/>
           <w:szCs w:val="21"/>
@@ -7652,6 +8432,8 @@
           <w:rFonts w:ascii="Calibri" w:cs="Calibri" w:eastAsia="Calibri" w:hAnsi="Calibri"/>
           <w:b w:val="false"/>
           <w:bCs w:val="false"/>
+          <w:i w:val="false"/>
+          <w:iCs w:val="false"/>
           <w:color w:val="1B2027"/>
           <w:sz w:val="21"/>
           <w:szCs w:val="21"/>
@@ -7663,6 +8445,8 @@
           <w:rFonts w:ascii="Calibri" w:cs="Calibri" w:eastAsia="Calibri" w:hAnsi="Calibri"/>
           <w:b/>
           <w:bCs/>
+          <w:i w:val="false"/>
+          <w:iCs w:val="false"/>
           <w:color w:val="1B2027"/>
           <w:sz w:val="21"/>
           <w:szCs w:val="21"/>
@@ -7674,6 +8458,8 @@
           <w:rFonts w:ascii="Calibri" w:cs="Calibri" w:eastAsia="Calibri" w:hAnsi="Calibri"/>
           <w:b w:val="false"/>
           <w:bCs w:val="false"/>
+          <w:i w:val="false"/>
+          <w:iCs w:val="false"/>
           <w:color w:val="1B2027"/>
           <w:sz w:val="21"/>
           <w:szCs w:val="21"/>
@@ -7707,6 +8493,8 @@
           <w:rFonts w:ascii="Calibri" w:cs="Calibri" w:eastAsia="Calibri" w:hAnsi="Calibri"/>
           <w:b w:val="false"/>
           <w:bCs w:val="false"/>
+          <w:i w:val="false"/>
+          <w:iCs w:val="false"/>
           <w:color w:val="1B2027"/>
           <w:sz w:val="21"/>
           <w:szCs w:val="21"/>
@@ -7728,6 +8516,8 @@
           <w:rFonts w:ascii="Calibri" w:cs="Calibri" w:eastAsia="Calibri" w:hAnsi="Calibri"/>
           <w:b/>
           <w:bCs/>
+          <w:i w:val="false"/>
+          <w:iCs w:val="false"/>
           <w:color w:val="1B2027"/>
           <w:sz w:val="21"/>
           <w:szCs w:val="21"/>
@@ -7739,6 +8529,8 @@
           <w:rFonts w:ascii="Calibri" w:cs="Calibri" w:eastAsia="Calibri" w:hAnsi="Calibri"/>
           <w:b w:val="false"/>
           <w:bCs w:val="false"/>
+          <w:i w:val="false"/>
+          <w:iCs w:val="false"/>
           <w:color w:val="1B2027"/>
           <w:sz w:val="21"/>
           <w:szCs w:val="21"/>
@@ -7760,6 +8552,8 @@
           <w:rFonts w:ascii="Calibri" w:cs="Calibri" w:eastAsia="Calibri" w:hAnsi="Calibri"/>
           <w:b/>
           <w:bCs/>
+          <w:i w:val="false"/>
+          <w:iCs w:val="false"/>
           <w:color w:val="1B2027"/>
           <w:sz w:val="21"/>
           <w:szCs w:val="21"/>
@@ -7771,6 +8565,8 @@
           <w:rFonts w:ascii="Calibri" w:cs="Calibri" w:eastAsia="Calibri" w:hAnsi="Calibri"/>
           <w:b w:val="false"/>
           <w:bCs w:val="false"/>
+          <w:i w:val="false"/>
+          <w:iCs w:val="false"/>
           <w:color w:val="1B2027"/>
           <w:sz w:val="21"/>
           <w:szCs w:val="21"/>
@@ -7782,6 +8578,8 @@
           <w:rFonts w:ascii="Consolas" w:cs="Consolas" w:eastAsia="Consolas" w:hAnsi="Consolas"/>
           <w:b w:val="false"/>
           <w:bCs w:val="false"/>
+          <w:i w:val="false"/>
+          <w:iCs w:val="false"/>
           <w:color w:val="1B2027"/>
           <w:sz w:val="19"/>
           <w:szCs w:val="19"/>
@@ -7793,6 +8591,8 @@
           <w:rFonts w:ascii="Calibri" w:cs="Calibri" w:eastAsia="Calibri" w:hAnsi="Calibri"/>
           <w:b w:val="false"/>
           <w:bCs w:val="false"/>
+          <w:i w:val="false"/>
+          <w:iCs w:val="false"/>
           <w:color w:val="1B2027"/>
           <w:sz w:val="21"/>
           <w:szCs w:val="21"/>
@@ -7804,6 +8604,8 @@
           <w:rFonts w:ascii="Consolas" w:cs="Consolas" w:eastAsia="Consolas" w:hAnsi="Consolas"/>
           <w:b w:val="false"/>
           <w:bCs w:val="false"/>
+          <w:i w:val="false"/>
+          <w:iCs w:val="false"/>
           <w:color w:val="1B2027"/>
           <w:sz w:val="19"/>
           <w:szCs w:val="19"/>
@@ -7815,6 +8617,8 @@
           <w:rFonts w:ascii="Calibri" w:cs="Calibri" w:eastAsia="Calibri" w:hAnsi="Calibri"/>
           <w:b w:val="false"/>
           <w:bCs w:val="false"/>
+          <w:i w:val="false"/>
+          <w:iCs w:val="false"/>
           <w:color w:val="1B2027"/>
           <w:sz w:val="21"/>
           <w:szCs w:val="21"/>
@@ -7836,6 +8640,8 @@
           <w:rFonts w:ascii="Calibri" w:cs="Calibri" w:eastAsia="Calibri" w:hAnsi="Calibri"/>
           <w:b/>
           <w:bCs/>
+          <w:i w:val="false"/>
+          <w:iCs w:val="false"/>
           <w:color w:val="1B2027"/>
           <w:sz w:val="21"/>
           <w:szCs w:val="21"/>
@@ -7847,6 +8653,8 @@
           <w:rFonts w:ascii="Calibri" w:cs="Calibri" w:eastAsia="Calibri" w:hAnsi="Calibri"/>
           <w:b w:val="false"/>
           <w:bCs w:val="false"/>
+          <w:i w:val="false"/>
+          <w:iCs w:val="false"/>
           <w:color w:val="1B2027"/>
           <w:sz w:val="21"/>
           <w:szCs w:val="21"/>
@@ -7880,6 +8688,8 @@
           <w:rFonts w:ascii="Calibri" w:cs="Calibri" w:eastAsia="Calibri" w:hAnsi="Calibri"/>
           <w:b w:val="false"/>
           <w:bCs w:val="false"/>
+          <w:i w:val="false"/>
+          <w:iCs w:val="false"/>
           <w:color w:val="1B2027"/>
           <w:sz w:val="21"/>
           <w:szCs w:val="21"/>
@@ -7891,6 +8701,8 @@
           <w:rFonts w:ascii="Calibri" w:cs="Calibri" w:eastAsia="Calibri" w:hAnsi="Calibri"/>
           <w:b/>
           <w:bCs/>
+          <w:i w:val="false"/>
+          <w:iCs w:val="false"/>
           <w:color w:val="1B2027"/>
           <w:sz w:val="21"/>
           <w:szCs w:val="21"/>
@@ -7902,6 +8714,8 @@
           <w:rFonts w:ascii="Calibri" w:cs="Calibri" w:eastAsia="Calibri" w:hAnsi="Calibri"/>
           <w:b w:val="false"/>
           <w:bCs w:val="false"/>
+          <w:i w:val="false"/>
+          <w:iCs w:val="false"/>
           <w:color w:val="1B2027"/>
           <w:sz w:val="21"/>
           <w:szCs w:val="21"/>
@@ -7956,6 +8770,8 @@
                 <w:rFonts w:ascii="Calibri" w:cs="Calibri" w:eastAsia="Calibri" w:hAnsi="Calibri"/>
                 <w:b/>
                 <w:bCs/>
+                <w:i w:val="false"/>
+                <w:iCs w:val="false"/>
                 <w:color w:val="1B2027"/>
                 <w:sz w:val="19"/>
                 <w:szCs w:val="19"/>
@@ -7990,6 +8806,8 @@
                 <w:rFonts w:ascii="Calibri" w:cs="Calibri" w:eastAsia="Calibri" w:hAnsi="Calibri"/>
                 <w:b/>
                 <w:bCs/>
+                <w:i w:val="false"/>
+                <w:iCs w:val="false"/>
                 <w:color w:val="1B2027"/>
                 <w:sz w:val="19"/>
                 <w:szCs w:val="19"/>
@@ -8024,6 +8842,8 @@
                 <w:rFonts w:ascii="Calibri" w:cs="Calibri" w:eastAsia="Calibri" w:hAnsi="Calibri"/>
                 <w:b/>
                 <w:bCs/>
+                <w:i w:val="false"/>
+                <w:iCs w:val="false"/>
                 <w:color w:val="1B2027"/>
                 <w:sz w:val="19"/>
                 <w:szCs w:val="19"/>
@@ -8059,6 +8879,8 @@
                 <w:rFonts w:ascii="Calibri" w:cs="Calibri" w:eastAsia="Calibri" w:hAnsi="Calibri"/>
                 <w:b w:val="false"/>
                 <w:bCs w:val="false"/>
+                <w:i w:val="false"/>
+                <w:iCs w:val="false"/>
                 <w:color w:val="1B2027"/>
                 <w:sz w:val="19"/>
                 <w:szCs w:val="19"/>
@@ -8092,6 +8914,8 @@
                 <w:rFonts w:ascii="Calibri" w:cs="Calibri" w:eastAsia="Calibri" w:hAnsi="Calibri"/>
                 <w:b w:val="false"/>
                 <w:bCs w:val="false"/>
+                <w:i w:val="false"/>
+                <w:iCs w:val="false"/>
                 <w:color w:val="1B2027"/>
                 <w:sz w:val="19"/>
                 <w:szCs w:val="19"/>
@@ -8125,6 +8949,8 @@
                 <w:rFonts w:ascii="Calibri" w:cs="Calibri" w:eastAsia="Calibri" w:hAnsi="Calibri"/>
                 <w:b w:val="false"/>
                 <w:bCs w:val="false"/>
+                <w:i w:val="false"/>
+                <w:iCs w:val="false"/>
                 <w:color w:val="1B2027"/>
                 <w:sz w:val="19"/>
                 <w:szCs w:val="19"/>
@@ -8160,6 +8986,8 @@
                 <w:rFonts w:ascii="Calibri" w:cs="Calibri" w:eastAsia="Calibri" w:hAnsi="Calibri"/>
                 <w:b w:val="false"/>
                 <w:bCs w:val="false"/>
+                <w:i w:val="false"/>
+                <w:iCs w:val="false"/>
                 <w:color w:val="1B2027"/>
                 <w:sz w:val="19"/>
                 <w:szCs w:val="19"/>
@@ -8193,6 +9021,8 @@
                 <w:rFonts w:ascii="Calibri" w:cs="Calibri" w:eastAsia="Calibri" w:hAnsi="Calibri"/>
                 <w:b w:val="false"/>
                 <w:bCs w:val="false"/>
+                <w:i w:val="false"/>
+                <w:iCs w:val="false"/>
                 <w:color w:val="1B2027"/>
                 <w:sz w:val="19"/>
                 <w:szCs w:val="19"/>
@@ -8226,6 +9056,8 @@
                 <w:rFonts w:ascii="Calibri" w:cs="Calibri" w:eastAsia="Calibri" w:hAnsi="Calibri"/>
                 <w:b w:val="false"/>
                 <w:bCs w:val="false"/>
+                <w:i w:val="false"/>
+                <w:iCs w:val="false"/>
                 <w:color w:val="1B2027"/>
                 <w:sz w:val="19"/>
                 <w:szCs w:val="19"/>
@@ -8261,6 +9093,8 @@
                 <w:rFonts w:ascii="Calibri" w:cs="Calibri" w:eastAsia="Calibri" w:hAnsi="Calibri"/>
                 <w:b w:val="false"/>
                 <w:bCs w:val="false"/>
+                <w:i w:val="false"/>
+                <w:iCs w:val="false"/>
                 <w:color w:val="1B2027"/>
                 <w:sz w:val="19"/>
                 <w:szCs w:val="19"/>
@@ -8294,6 +9128,8 @@
                 <w:rFonts w:ascii="Calibri" w:cs="Calibri" w:eastAsia="Calibri" w:hAnsi="Calibri"/>
                 <w:b w:val="false"/>
                 <w:bCs w:val="false"/>
+                <w:i w:val="false"/>
+                <w:iCs w:val="false"/>
                 <w:color w:val="1B2027"/>
                 <w:sz w:val="19"/>
                 <w:szCs w:val="19"/>
@@ -8327,6 +9163,8 @@
                 <w:rFonts w:ascii="Calibri" w:cs="Calibri" w:eastAsia="Calibri" w:hAnsi="Calibri"/>
                 <w:b w:val="false"/>
                 <w:bCs w:val="false"/>
+                <w:i w:val="false"/>
+                <w:iCs w:val="false"/>
                 <w:color w:val="1B2027"/>
                 <w:sz w:val="19"/>
                 <w:szCs w:val="19"/>
@@ -8362,6 +9200,8 @@
                 <w:rFonts w:ascii="Calibri" w:cs="Calibri" w:eastAsia="Calibri" w:hAnsi="Calibri"/>
                 <w:b w:val="false"/>
                 <w:bCs w:val="false"/>
+                <w:i w:val="false"/>
+                <w:iCs w:val="false"/>
                 <w:color w:val="1B2027"/>
                 <w:sz w:val="19"/>
                 <w:szCs w:val="19"/>
@@ -8395,6 +9235,8 @@
                 <w:rFonts w:ascii="Calibri" w:cs="Calibri" w:eastAsia="Calibri" w:hAnsi="Calibri"/>
                 <w:b w:val="false"/>
                 <w:bCs w:val="false"/>
+                <w:i w:val="false"/>
+                <w:iCs w:val="false"/>
                 <w:color w:val="1B2027"/>
                 <w:sz w:val="19"/>
                 <w:szCs w:val="19"/>
@@ -8429,6 +9271,8 @@
                 <w:rFonts w:ascii="Calibri" w:cs="Calibri" w:eastAsia="Calibri" w:hAnsi="Calibri"/>
                 <w:b w:val="false"/>
                 <w:bCs w:val="false"/>
+                <w:i w:val="false"/>
+                <w:iCs w:val="false"/>
                 <w:color w:val="1B2027"/>
                 <w:sz w:val="19"/>
                 <w:szCs w:val="19"/>
@@ -8464,6 +9308,8 @@
                 <w:rFonts w:ascii="Calibri" w:cs="Calibri" w:eastAsia="Calibri" w:hAnsi="Calibri"/>
                 <w:b w:val="false"/>
                 <w:bCs w:val="false"/>
+                <w:i w:val="false"/>
+                <w:iCs w:val="false"/>
                 <w:color w:val="1B2027"/>
                 <w:sz w:val="19"/>
                 <w:szCs w:val="19"/>
@@ -8497,6 +9343,8 @@
                 <w:rFonts w:ascii="Calibri" w:cs="Calibri" w:eastAsia="Calibri" w:hAnsi="Calibri"/>
                 <w:b w:val="false"/>
                 <w:bCs w:val="false"/>
+                <w:i w:val="false"/>
+                <w:iCs w:val="false"/>
                 <w:color w:val="1B2027"/>
                 <w:sz w:val="19"/>
                 <w:szCs w:val="19"/>
@@ -8531,6 +9379,8 @@
                 <w:rFonts w:ascii="Calibri" w:cs="Calibri" w:eastAsia="Calibri" w:hAnsi="Calibri"/>
                 <w:b w:val="false"/>
                 <w:bCs w:val="false"/>
+                <w:i w:val="false"/>
+                <w:iCs w:val="false"/>
                 <w:color w:val="1B2027"/>
                 <w:sz w:val="19"/>
                 <w:szCs w:val="19"/>
@@ -8550,6 +9400,8 @@
           <w:rFonts w:ascii="Calibri" w:cs="Calibri" w:eastAsia="Calibri" w:hAnsi="Calibri"/>
           <w:b w:val="false"/>
           <w:bCs w:val="false"/>
+          <w:i w:val="false"/>
+          <w:iCs w:val="false"/>
           <w:color w:val="5F6875"/>
           <w:sz w:val="17"/>
           <w:szCs w:val="17"/>
@@ -8566,6 +9418,8 @@
           <w:rFonts w:ascii="Calibri" w:cs="Calibri" w:eastAsia="Calibri" w:hAnsi="Calibri"/>
           <w:b w:val="false"/>
           <w:bCs w:val="false"/>
+          <w:i w:val="false"/>
+          <w:iCs w:val="false"/>
           <w:color w:val="1B2027"/>
           <w:sz w:val="21"/>
           <w:szCs w:val="21"/>
@@ -8577,6 +9431,8 @@
           <w:rFonts w:ascii="Calibri" w:cs="Calibri" w:eastAsia="Calibri" w:hAnsi="Calibri"/>
           <w:b/>
           <w:bCs/>
+          <w:i w:val="false"/>
+          <w:iCs w:val="false"/>
           <w:color w:val="1B2027"/>
           <w:sz w:val="21"/>
           <w:szCs w:val="21"/>
@@ -8610,6 +9466,8 @@
           <w:rFonts w:ascii="Calibri" w:cs="Calibri" w:eastAsia="Calibri" w:hAnsi="Calibri"/>
           <w:b/>
           <w:bCs/>
+          <w:i w:val="false"/>
+          <w:iCs w:val="false"/>
           <w:color w:val="1B2027"/>
           <w:sz w:val="21"/>
           <w:szCs w:val="21"/>
@@ -8621,6 +9479,8 @@
           <w:rFonts w:ascii="Calibri" w:cs="Calibri" w:eastAsia="Calibri" w:hAnsi="Calibri"/>
           <w:b w:val="false"/>
           <w:bCs w:val="false"/>
+          <w:i w:val="false"/>
+          <w:iCs w:val="false"/>
           <w:color w:val="1B2027"/>
           <w:sz w:val="21"/>
           <w:szCs w:val="21"/>
@@ -8632,6 +9492,8 @@
           <w:rFonts w:ascii="Consolas" w:cs="Consolas" w:eastAsia="Consolas" w:hAnsi="Consolas"/>
           <w:b w:val="false"/>
           <w:bCs w:val="false"/>
+          <w:i w:val="false"/>
+          <w:iCs w:val="false"/>
           <w:color w:val="1B2027"/>
           <w:sz w:val="19"/>
           <w:szCs w:val="19"/>
@@ -8643,6 +9505,8 @@
           <w:rFonts w:ascii="Calibri" w:cs="Calibri" w:eastAsia="Calibri" w:hAnsi="Calibri"/>
           <w:b w:val="false"/>
           <w:bCs w:val="false"/>
+          <w:i w:val="false"/>
+          <w:iCs w:val="false"/>
           <w:color w:val="1B2027"/>
           <w:sz w:val="21"/>
           <w:szCs w:val="21"/>
@@ -8654,6 +9518,8 @@
           <w:rFonts w:ascii="Consolas" w:cs="Consolas" w:eastAsia="Consolas" w:hAnsi="Consolas"/>
           <w:b w:val="false"/>
           <w:bCs w:val="false"/>
+          <w:i w:val="false"/>
+          <w:iCs w:val="false"/>
           <w:color w:val="1B2027"/>
           <w:sz w:val="19"/>
           <w:szCs w:val="19"/>
@@ -8665,6 +9531,8 @@
           <w:rFonts w:ascii="Calibri" w:cs="Calibri" w:eastAsia="Calibri" w:hAnsi="Calibri"/>
           <w:b w:val="false"/>
           <w:bCs w:val="false"/>
+          <w:i w:val="false"/>
+          <w:iCs w:val="false"/>
           <w:color w:val="1B2027"/>
           <w:sz w:val="21"/>
           <w:szCs w:val="21"/>
@@ -8676,6 +9544,8 @@
           <w:rFonts w:ascii="Consolas" w:cs="Consolas" w:eastAsia="Consolas" w:hAnsi="Consolas"/>
           <w:b w:val="false"/>
           <w:bCs w:val="false"/>
+          <w:i w:val="false"/>
+          <w:iCs w:val="false"/>
           <w:color w:val="1B2027"/>
           <w:sz w:val="19"/>
           <w:szCs w:val="19"/>
@@ -8687,6 +9557,8 @@
           <w:rFonts w:ascii="Calibri" w:cs="Calibri" w:eastAsia="Calibri" w:hAnsi="Calibri"/>
           <w:b w:val="false"/>
           <w:bCs w:val="false"/>
+          <w:i w:val="false"/>
+          <w:iCs w:val="false"/>
           <w:color w:val="1B2027"/>
           <w:sz w:val="21"/>
           <w:szCs w:val="21"/>
@@ -8698,6 +9570,8 @@
           <w:rFonts w:ascii="Consolas" w:cs="Consolas" w:eastAsia="Consolas" w:hAnsi="Consolas"/>
           <w:b w:val="false"/>
           <w:bCs w:val="false"/>
+          <w:i w:val="false"/>
+          <w:iCs w:val="false"/>
           <w:color w:val="1B2027"/>
           <w:sz w:val="19"/>
           <w:szCs w:val="19"/>
@@ -8709,6 +9583,8 @@
           <w:rFonts w:ascii="Calibri" w:cs="Calibri" w:eastAsia="Calibri" w:hAnsi="Calibri"/>
           <w:b w:val="false"/>
           <w:bCs w:val="false"/>
+          <w:i w:val="false"/>
+          <w:iCs w:val="false"/>
           <w:color w:val="1B2027"/>
           <w:sz w:val="21"/>
           <w:szCs w:val="21"/>
@@ -8720,6 +9596,8 @@
           <w:rFonts w:ascii="Consolas" w:cs="Consolas" w:eastAsia="Consolas" w:hAnsi="Consolas"/>
           <w:b w:val="false"/>
           <w:bCs w:val="false"/>
+          <w:i w:val="false"/>
+          <w:iCs w:val="false"/>
           <w:color w:val="1B2027"/>
           <w:sz w:val="19"/>
           <w:szCs w:val="19"/>
@@ -8731,6 +9609,8 @@
           <w:rFonts w:ascii="Calibri" w:cs="Calibri" w:eastAsia="Calibri" w:hAnsi="Calibri"/>
           <w:b w:val="false"/>
           <w:bCs w:val="false"/>
+          <w:i w:val="false"/>
+          <w:iCs w:val="false"/>
           <w:color w:val="1B2027"/>
           <w:sz w:val="21"/>
           <w:szCs w:val="21"/>
@@ -8747,6 +9627,8 @@
           <w:rFonts w:ascii="Calibri" w:cs="Calibri" w:eastAsia="Calibri" w:hAnsi="Calibri"/>
           <w:b/>
           <w:bCs/>
+          <w:i w:val="false"/>
+          <w:iCs w:val="false"/>
           <w:color w:val="1B2027"/>
           <w:sz w:val="21"/>
           <w:szCs w:val="21"/>
@@ -8758,6 +9640,8 @@
           <w:rFonts w:ascii="Calibri" w:cs="Calibri" w:eastAsia="Calibri" w:hAnsi="Calibri"/>
           <w:b w:val="false"/>
           <w:bCs w:val="false"/>
+          <w:i w:val="false"/>
+          <w:iCs w:val="false"/>
           <w:color w:val="1B2027"/>
           <w:sz w:val="21"/>
           <w:szCs w:val="21"/>
@@ -8769,6 +9653,8 @@
           <w:rFonts w:ascii="Consolas" w:cs="Consolas" w:eastAsia="Consolas" w:hAnsi="Consolas"/>
           <w:b w:val="false"/>
           <w:bCs w:val="false"/>
+          <w:i w:val="false"/>
+          <w:iCs w:val="false"/>
           <w:color w:val="1B2027"/>
           <w:sz w:val="19"/>
           <w:szCs w:val="19"/>
@@ -8780,6 +9666,8 @@
           <w:rFonts w:ascii="Calibri" w:cs="Calibri" w:eastAsia="Calibri" w:hAnsi="Calibri"/>
           <w:b w:val="false"/>
           <w:bCs w:val="false"/>
+          <w:i w:val="false"/>
+          <w:iCs w:val="false"/>
           <w:color w:val="1B2027"/>
           <w:sz w:val="21"/>
           <w:szCs w:val="21"/>
@@ -8801,6 +9689,8 @@
           <w:rFonts w:ascii="Calibri" w:cs="Calibri" w:eastAsia="Calibri" w:hAnsi="Calibri"/>
           <w:b/>
           <w:bCs/>
+          <w:i w:val="false"/>
+          <w:iCs w:val="false"/>
           <w:color w:val="1B2027"/>
           <w:sz w:val="21"/>
           <w:szCs w:val="21"/>
@@ -8812,6 +9702,8 @@
           <w:rFonts w:ascii="Calibri" w:cs="Calibri" w:eastAsia="Calibri" w:hAnsi="Calibri"/>
           <w:b w:val="false"/>
           <w:bCs w:val="false"/>
+          <w:i w:val="false"/>
+          <w:iCs w:val="false"/>
           <w:color w:val="1B2027"/>
           <w:sz w:val="21"/>
           <w:szCs w:val="21"/>
@@ -8823,6 +9715,8 @@
           <w:rFonts w:ascii="Consolas" w:cs="Consolas" w:eastAsia="Consolas" w:hAnsi="Consolas"/>
           <w:b w:val="false"/>
           <w:bCs w:val="false"/>
+          <w:i w:val="false"/>
+          <w:iCs w:val="false"/>
           <w:color w:val="1B2027"/>
           <w:sz w:val="19"/>
           <w:szCs w:val="19"/>
@@ -8834,6 +9728,8 @@
           <w:rFonts w:ascii="Calibri" w:cs="Calibri" w:eastAsia="Calibri" w:hAnsi="Calibri"/>
           <w:b w:val="false"/>
           <w:bCs w:val="false"/>
+          <w:i w:val="false"/>
+          <w:iCs w:val="false"/>
           <w:color w:val="1B2027"/>
           <w:sz w:val="21"/>
           <w:szCs w:val="21"/>
@@ -8845,6 +9741,8 @@
           <w:rFonts w:ascii="Consolas" w:cs="Consolas" w:eastAsia="Consolas" w:hAnsi="Consolas"/>
           <w:b w:val="false"/>
           <w:bCs w:val="false"/>
+          <w:i w:val="false"/>
+          <w:iCs w:val="false"/>
           <w:color w:val="1B2027"/>
           <w:sz w:val="19"/>
           <w:szCs w:val="19"/>
@@ -8856,6 +9754,8 @@
           <w:rFonts w:ascii="Calibri" w:cs="Calibri" w:eastAsia="Calibri" w:hAnsi="Calibri"/>
           <w:b w:val="false"/>
           <w:bCs w:val="false"/>
+          <w:i w:val="false"/>
+          <w:iCs w:val="false"/>
           <w:color w:val="1B2027"/>
           <w:sz w:val="21"/>
           <w:szCs w:val="21"/>
@@ -8872,6 +9772,8 @@
           <w:rFonts w:ascii="Calibri" w:cs="Calibri" w:eastAsia="Calibri" w:hAnsi="Calibri"/>
           <w:b w:val="false"/>
           <w:bCs w:val="false"/>
+          <w:i w:val="false"/>
+          <w:iCs w:val="false"/>
           <w:color w:val="1B2027"/>
           <w:sz w:val="21"/>
           <w:szCs w:val="21"/>
@@ -8883,6 +9785,8 @@
           <w:rFonts w:ascii="Calibri" w:cs="Calibri" w:eastAsia="Calibri" w:hAnsi="Calibri"/>
           <w:b/>
           <w:bCs/>
+          <w:i w:val="false"/>
+          <w:iCs w:val="false"/>
           <w:color w:val="1B2027"/>
           <w:sz w:val="21"/>
           <w:szCs w:val="21"/>
@@ -8894,6 +9798,8 @@
           <w:rFonts w:ascii="Consolas" w:cs="Consolas" w:eastAsia="Consolas" w:hAnsi="Consolas"/>
           <w:b/>
           <w:bCs/>
+          <w:i w:val="false"/>
+          <w:iCs w:val="false"/>
           <w:color w:val="1B2027"/>
           <w:sz w:val="19"/>
           <w:szCs w:val="19"/>
@@ -8905,6 +9811,8 @@
           <w:rFonts w:ascii="Calibri" w:cs="Calibri" w:eastAsia="Calibri" w:hAnsi="Calibri"/>
           <w:b/>
           <w:bCs/>
+          <w:i w:val="false"/>
+          <w:iCs w:val="false"/>
           <w:color w:val="1B2027"/>
           <w:sz w:val="21"/>
           <w:szCs w:val="21"/>
@@ -8916,6 +9824,8 @@
           <w:rFonts w:ascii="Calibri" w:cs="Calibri" w:eastAsia="Calibri" w:hAnsi="Calibri"/>
           <w:b w:val="false"/>
           <w:bCs w:val="false"/>
+          <w:i w:val="false"/>
+          <w:iCs w:val="false"/>
           <w:color w:val="1B2027"/>
           <w:sz w:val="21"/>
           <w:szCs w:val="21"/>
@@ -8927,6 +9837,8 @@
           <w:rFonts w:ascii="Consolas" w:cs="Consolas" w:eastAsia="Consolas" w:hAnsi="Consolas"/>
           <w:b w:val="false"/>
           <w:bCs w:val="false"/>
+          <w:i w:val="false"/>
+          <w:iCs w:val="false"/>
           <w:color w:val="1B2027"/>
           <w:sz w:val="19"/>
           <w:szCs w:val="19"/>
@@ -8938,6 +9850,8 @@
           <w:rFonts w:ascii="Calibri" w:cs="Calibri" w:eastAsia="Calibri" w:hAnsi="Calibri"/>
           <w:b w:val="false"/>
           <w:bCs w:val="false"/>
+          <w:i w:val="false"/>
+          <w:iCs w:val="false"/>
           <w:color w:val="1B2027"/>
           <w:sz w:val="21"/>
           <w:szCs w:val="21"/>
@@ -8954,6 +9868,8 @@
           <w:rFonts w:ascii="Calibri" w:cs="Calibri" w:eastAsia="Calibri" w:hAnsi="Calibri"/>
           <w:b/>
           <w:bCs/>
+          <w:i w:val="false"/>
+          <w:iCs w:val="false"/>
           <w:color w:val="1B2027"/>
           <w:sz w:val="21"/>
           <w:szCs w:val="21"/>
@@ -8965,11 +9881,175 @@
           <w:rFonts w:ascii="Calibri" w:cs="Calibri" w:eastAsia="Calibri" w:hAnsi="Calibri"/>
           <w:b w:val="false"/>
           <w:bCs w:val="false"/>
+          <w:i w:val="false"/>
+          <w:iCs w:val="false"/>
           <w:color w:val="1B2027"/>
           <w:sz w:val="21"/>
           <w:szCs w:val="21"/>
         </w:rPr>
         <w:t xml:space="preserve"> The embed route carries no credential by design, so there is no authenticated principal to derive a tenant from; deriving one from a query parameter or a header would let a caller nominate its own allow-list, which is a wildcard with extra steps. For the viewer as ADR 12 sells it — a product a customer installs — one deployment is one customer, and that is the boundary this draws. Narrowing further needs a discriminator the request cannot forge.</w:t>
+      </w:r>
+    </w:p>
+    <w:p>
+      <w:pPr>
+        <w:spacing w:after="140" w:line="276"/>
+      </w:pPr>
+      <w:r>
+        <w:rPr>
+          <w:rFonts w:ascii="Calibri" w:cs="Calibri" w:eastAsia="Calibri" w:hAnsi="Calibri"/>
+          <w:b w:val="false"/>
+          <w:bCs w:val="false"/>
+          <w:i w:val="false"/>
+          <w:iCs w:val="false"/>
+          <w:color w:val="1B2027"/>
+          <w:sz w:val="21"/>
+          <w:szCs w:val="21"/>
+        </w:rPr>
+        <w:t xml:space="preserve">Where a deployment puts the Angular build behind a separate web tier, that tier serves the document and must carry the same header — the backend’s copy governs only what the backend answers. The supported way to avoid that split is 10.2.</w:t>
+      </w:r>
+    </w:p>
+    <w:p>
+      <w:pPr>
+        <w:pStyle w:val="Heading2"/>
+        <w:spacing w:after="140" w:before="280"/>
+      </w:pPr>
+      <w:r>
+        <w:rPr>
+          <w:rFonts w:ascii="Calibri" w:cs="Calibri" w:eastAsia="Calibri" w:hAnsi="Calibri"/>
+          <w:b/>
+          <w:bCs/>
+          <w:color w:val="0F7A83"/>
+          <w:sz w:val="25"/>
+          <w:szCs w:val="25"/>
+        </w:rPr>
+        <w:t xml:space="preserve">10.2  Serving the embed document from the image</w:t>
+      </w:r>
+    </w:p>
+    <w:p>
+      <w:pPr>
+        <w:spacing w:after="140" w:line="276"/>
+      </w:pPr>
+      <w:r>
+        <w:rPr>
+          <w:rFonts w:ascii="Calibri" w:cs="Calibri" w:eastAsia="Calibri" w:hAnsi="Calibri"/>
+          <w:b w:val="false"/>
+          <w:bCs w:val="false"/>
+          <w:i w:val="false"/>
+          <w:iCs w:val="false"/>
+          <w:color w:val="1B2027"/>
+          <w:sz w:val="21"/>
+          <w:szCs w:val="21"/>
+        </w:rPr>
+        <w:t xml:space="preserve">The allow-list was necessary and not sufficient: until recently nothing in the deployment served </w:t>
+      </w:r>
+      <w:r>
+        <w:rPr>
+          <w:rFonts w:ascii="Consolas" w:cs="Consolas" w:eastAsia="Consolas" w:hAnsi="Consolas"/>
+          <w:b w:val="false"/>
+          <w:bCs w:val="false"/>
+          <w:i w:val="false"/>
+          <w:iCs w:val="false"/>
+          <w:color w:val="1B2027"/>
+          <w:sz w:val="19"/>
+          <w:szCs w:val="19"/>
+        </w:rPr>
+        <w:t xml:space="preserve">/embed</w:t>
+      </w:r>
+      <w:r>
+        <w:rPr>
+          <w:rFonts w:ascii="Calibri" w:cs="Calibri" w:eastAsia="Calibri" w:hAnsi="Calibri"/>
+          <w:b w:val="false"/>
+          <w:bCs w:val="false"/>
+          <w:i w:val="false"/>
+          <w:iCs w:val="false"/>
+          <w:color w:val="1B2027"/>
+          <w:sz w:val="21"/>
+          <w:szCs w:val="21"/>
+        </w:rPr>
+        <w:t xml:space="preserve"> at all, because the image carried no frontend while </w:t>
+      </w:r>
+      <w:r>
+        <w:rPr>
+          <w:rFonts w:ascii="Consolas" w:cs="Consolas" w:eastAsia="Consolas" w:hAnsi="Consolas"/>
+          <w:b w:val="false"/>
+          <w:bCs w:val="false"/>
+          <w:i w:val="false"/>
+          <w:iCs w:val="false"/>
+          <w:color w:val="1B2027"/>
+          <w:sz w:val="19"/>
+          <w:szCs w:val="19"/>
+        </w:rPr>
+        <w:t xml:space="preserve">k8s/ingress.yaml</w:t>
+      </w:r>
+      <w:r>
+        <w:rPr>
+          <w:rFonts w:ascii="Calibri" w:cs="Calibri" w:eastAsia="Calibri" w:hAnsi="Calibri"/>
+          <w:b w:val="false"/>
+          <w:bCs w:val="false"/>
+          <w:i w:val="false"/>
+          <w:iCs w:val="false"/>
+          <w:color w:val="1B2027"/>
+          <w:sz w:val="21"/>
+          <w:szCs w:val="21"/>
+        </w:rPr>
+        <w:t xml:space="preserve"> routed every page request to it. ADR 15 closed that. </w:t>
+      </w:r>
+      <w:r>
+        <w:rPr>
+          <w:rFonts w:ascii="Consolas" w:cs="Consolas" w:eastAsia="Consolas" w:hAnsi="Consolas"/>
+          <w:b w:val="false"/>
+          <w:bCs w:val="false"/>
+          <w:i w:val="false"/>
+          <w:iCs w:val="false"/>
+          <w:color w:val="1B2027"/>
+          <w:sz w:val="19"/>
+          <w:szCs w:val="19"/>
+        </w:rPr>
+        <w:t xml:space="preserve">cde.web.app.path</w:t>
+      </w:r>
+      <w:r>
+        <w:rPr>
+          <w:rFonts w:ascii="Calibri" w:cs="Calibri" w:eastAsia="Calibri" w:hAnsi="Calibri"/>
+          <w:b w:val="false"/>
+          <w:bCs w:val="false"/>
+          <w:i w:val="false"/>
+          <w:iCs w:val="false"/>
+          <w:color w:val="1B2027"/>
+          <w:sz w:val="21"/>
+          <w:szCs w:val="21"/>
+        </w:rPr>
+        <w:t xml:space="preserve"> points the image at a staged Angular build, and the same component then emits both the document and the policy that governs it.</w:t>
+      </w:r>
+    </w:p>
+    <w:p>
+      <w:pPr>
+        <w:spacing w:after="140" w:line="276"/>
+      </w:pPr>
+      <w:r>
+        <w:rPr>
+          <w:rFonts w:ascii="Calibri" w:cs="Calibri" w:eastAsia="Calibri" w:hAnsi="Calibri"/>
+          <w:b/>
+          <w:bCs/>
+          <w:i w:val="false"/>
+          <w:iCs w:val="false"/>
+          <w:color w:val="1B2027"/>
+          <w:sz w:val="21"/>
+          <w:szCs w:val="21"/>
+        </w:rPr>
+        <w:t xml:space="preserve">Empty by default.</w:t>
+      </w:r>
+      <w:r>
+        <w:rPr>
+          <w:rFonts w:ascii="Calibri" w:cs="Calibri" w:eastAsia="Calibri" w:hAnsi="Calibri"/>
+          <w:b w:val="false"/>
+          <w:bCs w:val="false"/>
+          <w:i w:val="false"/>
+          <w:iCs w:val="false"/>
+          <w:color w:val="1B2027"/>
+          <w:sz w:val="21"/>
+          <w:szCs w:val="21"/>
+        </w:rPr>
+        <w:t xml:space="preserve"> An image with nothing staged serves no pages and answers page routes with 404 — the behaviour before ADR 15, and the right one where a web tier serves the build. The bundle is staged into the backend’s build context before the image is built, because the Angular sources live in a sibling repository a Docker context cannot reach.</w:t>
       </w:r>
     </w:p>
     <w:p>
@@ -8986,70 +10066,139 @@
           <w:rFonts w:ascii="Calibri" w:cs="Calibri" w:eastAsia="Calibri" w:hAnsi="Calibri"/>
           <w:b/>
           <w:bCs/>
-          <w:color w:val="1B2027"/>
-          <w:sz w:val="21"/>
-          <w:szCs w:val="21"/>
-        </w:rPr>
-        <w:t xml:space="preserve">What this did not unblock: nothing serves the embed document.</w:t>
-      </w:r>
-      <w:r>
-        <w:rPr>
-          <w:rFonts w:ascii="Calibri" w:cs="Calibri" w:eastAsia="Calibri" w:hAnsi="Calibri"/>
-          <w:b w:val="false"/>
-          <w:bCs w:val="false"/>
-          <w:color w:val="1B2027"/>
-          <w:sz w:val="21"/>
-          <w:szCs w:val="21"/>
-        </w:rPr>
-        <w:t xml:space="preserve"> The backend image carries no frontend and </w:t>
-      </w:r>
-      <w:r>
-        <w:rPr>
-          <w:rFonts w:ascii="Consolas" w:cs="Consolas" w:eastAsia="Consolas" w:hAnsi="Consolas"/>
-          <w:b w:val="false"/>
-          <w:bCs w:val="false"/>
-          <w:color w:val="1B2027"/>
-          <w:sz w:val="19"/>
-          <w:szCs w:val="19"/>
-        </w:rPr>
-        <w:t xml:space="preserve">k8s/ingress.yaml</w:t>
-      </w:r>
-      <w:r>
-        <w:rPr>
-          <w:rFonts w:ascii="Calibri" w:cs="Calibri" w:eastAsia="Calibri" w:hAnsi="Calibri"/>
-          <w:b w:val="false"/>
-          <w:bCs w:val="false"/>
-          <w:color w:val="1B2027"/>
-          <w:sz w:val="21"/>
-          <w:szCs w:val="21"/>
-        </w:rPr>
-        <w:t xml:space="preserve"> routes everything to the backend, so there is no tier answering </w:t>
-      </w:r>
-      <w:r>
-        <w:rPr>
-          <w:rFonts w:ascii="Consolas" w:cs="Consolas" w:eastAsia="Consolas" w:hAnsi="Consolas"/>
-          <w:b w:val="false"/>
-          <w:bCs w:val="false"/>
-          <w:color w:val="1B2027"/>
-          <w:sz w:val="19"/>
-          <w:szCs w:val="19"/>
-        </w:rPr>
-        <w:t xml:space="preserve">/embed</w:t>
-      </w:r>
-      <w:r>
-        <w:rPr>
-          <w:rFonts w:ascii="Calibri" w:cs="Calibri" w:eastAsia="Calibri" w:hAnsi="Calibri"/>
-          <w:b w:val="false"/>
-          <w:bCs w:val="false"/>
-          <w:color w:val="1B2027"/>
-          <w:sz w:val="21"/>
-          <w:szCs w:val="21"/>
-        </w:rPr>
-        <w:t xml:space="preserve"> at all. Where a deployment does put the Angular build behind a separate web tier, that tier serves the document and must carry the same header — the backend’s copy governs only what the backend answers. Configuring the allow-list is necessary and is not on its own sufficient.</w:t>
+          <w:i w:val="false"/>
+          <w:iCs w:val="false"/>
+          <w:color w:val="1B2027"/>
+          <w:sz w:val="21"/>
+          <w:szCs w:val="21"/>
+        </w:rPr>
+        <w:t xml:space="preserve">The document cannot be a static file.</w:t>
+      </w:r>
+      <w:r>
+        <w:rPr>
+          <w:rFonts w:ascii="Calibri" w:cs="Calibri" w:eastAsia="Calibri" w:hAnsi="Calibri"/>
+          <w:b w:val="false"/>
+          <w:bCs w:val="false"/>
+          <w:i w:val="false"/>
+          <w:iCs w:val="false"/>
+          <w:color w:val="1B2027"/>
+          <w:sz w:val="21"/>
+          <w:szCs w:val="21"/>
+        </w:rPr>
+        <w:t xml:space="preserve"> §5.4 forbids </w:t>
+      </w:r>
+      <w:r>
+        <w:rPr>
+          <w:rFonts w:ascii="Consolas" w:cs="Consolas" w:eastAsia="Consolas" w:hAnsi="Consolas"/>
+          <w:b w:val="false"/>
+          <w:bCs w:val="false"/>
+          <w:i w:val="false"/>
+          <w:iCs w:val="false"/>
+          <w:color w:val="1B2027"/>
+          <w:sz w:val="19"/>
+          <w:szCs w:val="19"/>
+        </w:rPr>
+        <w:t xml:space="preserve">style-src 'unsafe-inline'</w:t>
+      </w:r>
+      <w:r>
+        <w:rPr>
+          <w:rFonts w:ascii="Calibri" w:cs="Calibri" w:eastAsia="Calibri" w:hAnsi="Calibri"/>
+          <w:b w:val="false"/>
+          <w:bCs w:val="false"/>
+          <w:i w:val="false"/>
+          <w:iCs w:val="false"/>
+          <w:color w:val="1B2027"/>
+          <w:sz w:val="21"/>
+          <w:szCs w:val="21"/>
+        </w:rPr>
+        <w:t xml:space="preserve">, and a production build carries inlined critical CSS, module scripts and a small script that promotes the deferred stylesheet — all of which need a nonce matching the header on the same response. So the document is rendered per request, with </w:t>
+      </w:r>
+      <w:r>
+        <w:rPr>
+          <w:rFonts w:ascii="Consolas" w:cs="Consolas" w:eastAsia="Consolas" w:hAnsi="Consolas"/>
+          <w:b w:val="false"/>
+          <w:bCs w:val="false"/>
+          <w:i w:val="false"/>
+          <w:iCs w:val="false"/>
+          <w:color w:val="1B2027"/>
+          <w:sz w:val="19"/>
+          <w:szCs w:val="19"/>
+        </w:rPr>
+        <w:t xml:space="preserve">Cache-Control: no-store</w:t>
+      </w:r>
+      <w:r>
+        <w:rPr>
+          <w:rFonts w:ascii="Calibri" w:cs="Calibri" w:eastAsia="Calibri" w:hAnsi="Calibri"/>
+          <w:b w:val="false"/>
+          <w:bCs w:val="false"/>
+          <w:i w:val="false"/>
+          <w:iCs w:val="false"/>
+          <w:color w:val="1B2027"/>
+          <w:sz w:val="21"/>
+          <w:szCs w:val="21"/>
+        </w:rPr>
+        <w:t xml:space="preserve">, and the build stamps a placeholder the server substitutes. Splitting the document from its header across two components is what this design exists to avoid.</w:t>
       </w:r>
     </w:p>
     <w:p>
       <w:pPr>
+        <w:spacing w:after="140" w:line="276"/>
+      </w:pPr>
+      <w:r>
+        <w:rPr>
+          <w:rFonts w:ascii="Calibri" w:cs="Calibri" w:eastAsia="Calibri" w:hAnsi="Calibri"/>
+          <w:b/>
+          <w:bCs/>
+          <w:i w:val="false"/>
+          <w:iCs w:val="false"/>
+          <w:color w:val="1B2027"/>
+          <w:sz w:val="21"/>
+          <w:szCs w:val="21"/>
+        </w:rPr>
+        <w:t xml:space="preserve">Verified in a browser, which found what reasoning had not.</w:t>
+      </w:r>
+      <w:r>
+        <w:rPr>
+          <w:rFonts w:ascii="Calibri" w:cs="Calibri" w:eastAsia="Calibri" w:hAnsi="Calibri"/>
+          <w:b w:val="false"/>
+          <w:bCs w:val="false"/>
+          <w:i w:val="false"/>
+          <w:iCs w:val="false"/>
+          <w:color w:val="1B2027"/>
+          <w:sz w:val="21"/>
+          <w:szCs w:val="21"/>
+        </w:rPr>
+        <w:t xml:space="preserve"> Serving a real production build under the composed policy showed the first version refusing the stylesheet-promoting script — so the main stylesheet never applied and the page looked broken rather than unstyled — and showed </w:t>
+      </w:r>
+      <w:r>
+        <w:rPr>
+          <w:rFonts w:ascii="Consolas" w:cs="Consolas" w:eastAsia="Consolas" w:hAnsi="Consolas"/>
+          <w:b w:val="false"/>
+          <w:bCs w:val="false"/>
+          <w:i w:val="false"/>
+          <w:iCs w:val="false"/>
+          <w:color w:val="1B2027"/>
+          <w:sz w:val="19"/>
+          <w:szCs w:val="19"/>
+        </w:rPr>
+        <w:t xml:space="preserve">/embed</w:t>
+      </w:r>
+      <w:r>
+        <w:rPr>
+          <w:rFonts w:ascii="Calibri" w:cs="Calibri" w:eastAsia="Calibri" w:hAnsi="Calibri"/>
+          <w:b w:val="false"/>
+          <w:bCs w:val="false"/>
+          <w:i w:val="false"/>
+          <w:iCs w:val="false"/>
+          <w:color w:val="1B2027"/>
+          <w:sz w:val="21"/>
+          <w:szCs w:val="21"/>
+        </w:rPr>
+        <w:t xml:space="preserve"> failing dependency injection before it rendered anything. Both are fixed; every page route now loads with nothing blocked. A document opening inside a host frame on an installed deployment remains untested.</w:t>
+      </w:r>
+    </w:p>
+    <w:p>
+      <w:pPr>
         <w:pStyle w:val="Heading1"/>
         <w:spacing w:after="160" w:before="360"/>
       </w:pPr>
@@ -9074,6 +10223,8 @@
           <w:rFonts w:ascii="Calibri" w:cs="Calibri" w:eastAsia="Calibri" w:hAnsi="Calibri"/>
           <w:b w:val="false"/>
           <w:bCs w:val="false"/>
+          <w:i w:val="false"/>
+          <w:iCs w:val="false"/>
           <w:color w:val="1B2027"/>
           <w:sz w:val="21"/>
           <w:szCs w:val="21"/>
@@ -9090,6 +10241,8 @@
           <w:rFonts w:ascii="Calibri" w:cs="Calibri" w:eastAsia="Calibri" w:hAnsi="Calibri"/>
           <w:b w:val="false"/>
           <w:bCs w:val="false"/>
+          <w:i w:val="false"/>
+          <w:iCs w:val="false"/>
           <w:color w:val="1B2027"/>
           <w:sz w:val="21"/>
           <w:szCs w:val="21"/>
@@ -9101,6 +10254,8 @@
           <w:rFonts w:ascii="Consolas" w:cs="Consolas" w:eastAsia="Consolas" w:hAnsi="Consolas"/>
           <w:b w:val="false"/>
           <w:bCs w:val="false"/>
+          <w:i w:val="false"/>
+          <w:iCs w:val="false"/>
           <w:color w:val="1B2027"/>
           <w:sz w:val="19"/>
           <w:szCs w:val="19"/>
@@ -9112,6 +10267,8 @@
           <w:rFonts w:ascii="Calibri" w:cs="Calibri" w:eastAsia="Calibri" w:hAnsi="Calibri"/>
           <w:b w:val="false"/>
           <w:bCs w:val="false"/>
+          <w:i w:val="false"/>
+          <w:iCs w:val="false"/>
           <w:color w:val="1B2027"/>
           <w:sz w:val="21"/>
           <w:szCs w:val="21"/>
@@ -9128,6 +10285,8 @@
           <w:rFonts w:ascii="Calibri" w:cs="Calibri" w:eastAsia="Calibri" w:hAnsi="Calibri"/>
           <w:b w:val="false"/>
           <w:bCs w:val="false"/>
+          <w:i w:val="false"/>
+          <w:iCs w:val="false"/>
           <w:color w:val="1B2027"/>
           <w:sz w:val="21"/>
           <w:szCs w:val="21"/>
@@ -9139,6 +10298,8 @@
           <w:rFonts w:ascii="Consolas" w:cs="Consolas" w:eastAsia="Consolas" w:hAnsi="Consolas"/>
           <w:b w:val="false"/>
           <w:bCs w:val="false"/>
+          <w:i w:val="false"/>
+          <w:iCs w:val="false"/>
           <w:color w:val="1B2027"/>
           <w:sz w:val="19"/>
           <w:szCs w:val="19"/>
@@ -9150,6 +10311,8 @@
           <w:rFonts w:ascii="Calibri" w:cs="Calibri" w:eastAsia="Calibri" w:hAnsi="Calibri"/>
           <w:b w:val="false"/>
           <w:bCs w:val="false"/>
+          <w:i w:val="false"/>
+          <w:iCs w:val="false"/>
           <w:color w:val="1B2027"/>
           <w:sz w:val="21"/>
           <w:szCs w:val="21"/>
@@ -9183,6 +10346,8 @@
           <w:rFonts w:ascii="Calibri" w:cs="Calibri" w:eastAsia="Calibri" w:hAnsi="Calibri"/>
           <w:b w:val="false"/>
           <w:bCs w:val="false"/>
+          <w:i w:val="false"/>
+          <w:iCs w:val="false"/>
           <w:color w:val="1B2027"/>
           <w:sz w:val="21"/>
           <w:szCs w:val="21"/>
@@ -9194,6 +10359,8 @@
           <w:rFonts w:ascii="Calibri" w:cs="Calibri" w:eastAsia="Calibri" w:hAnsi="Calibri"/>
           <w:b/>
           <w:bCs/>
+          <w:i w:val="false"/>
+          <w:iCs w:val="false"/>
           <w:color w:val="1B2027"/>
           <w:sz w:val="21"/>
           <w:szCs w:val="21"/>
@@ -9205,6 +10372,8 @@
           <w:rFonts w:ascii="Calibri" w:cs="Calibri" w:eastAsia="Calibri" w:hAnsi="Calibri"/>
           <w:b w:val="false"/>
           <w:bCs w:val="false"/>
+          <w:i w:val="false"/>
+          <w:iCs w:val="false"/>
           <w:color w:val="1B2027"/>
           <w:sz w:val="21"/>
           <w:szCs w:val="21"/>
@@ -9216,6 +10385,8 @@
           <w:rFonts w:ascii="Consolas" w:cs="Consolas" w:eastAsia="Consolas" w:hAnsi="Consolas"/>
           <w:b w:val="false"/>
           <w:bCs w:val="false"/>
+          <w:i w:val="false"/>
+          <w:iCs w:val="false"/>
           <w:color w:val="1B2027"/>
           <w:sz w:val="19"/>
           <w:szCs w:val="19"/>
@@ -9227,6 +10398,8 @@
           <w:rFonts w:ascii="Calibri" w:cs="Calibri" w:eastAsia="Calibri" w:hAnsi="Calibri"/>
           <w:b w:val="false"/>
           <w:bCs w:val="false"/>
+          <w:i w:val="false"/>
+          <w:iCs w:val="false"/>
           <w:color w:val="1B2027"/>
           <w:sz w:val="21"/>
           <w:szCs w:val="21"/>
@@ -9248,6 +10421,8 @@
           <w:rFonts w:ascii="Calibri" w:cs="Calibri" w:eastAsia="Calibri" w:hAnsi="Calibri"/>
           <w:b w:val="false"/>
           <w:bCs w:val="false"/>
+          <w:i w:val="false"/>
+          <w:iCs w:val="false"/>
           <w:color w:val="1B2027"/>
           <w:sz w:val="21"/>
           <w:szCs w:val="21"/>
@@ -9259,6 +10434,8 @@
           <w:rFonts w:ascii="Consolas" w:cs="Consolas" w:eastAsia="Consolas" w:hAnsi="Consolas"/>
           <w:b w:val="false"/>
           <w:bCs w:val="false"/>
+          <w:i w:val="false"/>
+          <w:iCs w:val="false"/>
           <w:color w:val="1B2027"/>
           <w:sz w:val="19"/>
           <w:szCs w:val="19"/>
@@ -9270,6 +10447,8 @@
           <w:rFonts w:ascii="Calibri" w:cs="Calibri" w:eastAsia="Calibri" w:hAnsi="Calibri"/>
           <w:b w:val="false"/>
           <w:bCs w:val="false"/>
+          <w:i w:val="false"/>
+          <w:iCs w:val="false"/>
           <w:color w:val="1B2027"/>
           <w:sz w:val="21"/>
           <w:szCs w:val="21"/>
@@ -9281,6 +10460,8 @@
           <w:rFonts w:ascii="Consolas" w:cs="Consolas" w:eastAsia="Consolas" w:hAnsi="Consolas"/>
           <w:b w:val="false"/>
           <w:bCs w:val="false"/>
+          <w:i w:val="false"/>
+          <w:iCs w:val="false"/>
           <w:color w:val="1B2027"/>
           <w:sz w:val="19"/>
           <w:szCs w:val="19"/>
@@ -9292,6 +10473,8 @@
           <w:rFonts w:ascii="Calibri" w:cs="Calibri" w:eastAsia="Calibri" w:hAnsi="Calibri"/>
           <w:b w:val="false"/>
           <w:bCs w:val="false"/>
+          <w:i w:val="false"/>
+          <w:iCs w:val="false"/>
           <w:color w:val="1B2027"/>
           <w:sz w:val="21"/>
           <w:szCs w:val="21"/>
@@ -9303,6 +10486,8 @@
           <w:rFonts w:ascii="Consolas" w:cs="Consolas" w:eastAsia="Consolas" w:hAnsi="Consolas"/>
           <w:b w:val="false"/>
           <w:bCs w:val="false"/>
+          <w:i w:val="false"/>
+          <w:iCs w:val="false"/>
           <w:color w:val="1B2027"/>
           <w:sz w:val="19"/>
           <w:szCs w:val="19"/>
@@ -9314,6 +10499,8 @@
           <w:rFonts w:ascii="Calibri" w:cs="Calibri" w:eastAsia="Calibri" w:hAnsi="Calibri"/>
           <w:b w:val="false"/>
           <w:bCs w:val="false"/>
+          <w:i w:val="false"/>
+          <w:iCs w:val="false"/>
           <w:color w:val="1B2027"/>
           <w:sz w:val="21"/>
           <w:szCs w:val="21"/>
@@ -9325,6 +10512,8 @@
           <w:rFonts w:ascii="Consolas" w:cs="Consolas" w:eastAsia="Consolas" w:hAnsi="Consolas"/>
           <w:b w:val="false"/>
           <w:bCs w:val="false"/>
+          <w:i w:val="false"/>
+          <w:iCs w:val="false"/>
           <w:color w:val="1B2027"/>
           <w:sz w:val="19"/>
           <w:szCs w:val="19"/>
@@ -9336,6 +10525,8 @@
           <w:rFonts w:ascii="Calibri" w:cs="Calibri" w:eastAsia="Calibri" w:hAnsi="Calibri"/>
           <w:b w:val="false"/>
           <w:bCs w:val="false"/>
+          <w:i w:val="false"/>
+          <w:iCs w:val="false"/>
           <w:color w:val="1B2027"/>
           <w:sz w:val="21"/>
           <w:szCs w:val="21"/>
@@ -9347,6 +10538,8 @@
           <w:rFonts w:ascii="Calibri" w:cs="Calibri" w:eastAsia="Calibri" w:hAnsi="Calibri"/>
           <w:b/>
           <w:bCs/>
+          <w:i w:val="false"/>
+          <w:iCs w:val="false"/>
           <w:color w:val="1B2027"/>
           <w:sz w:val="21"/>
           <w:szCs w:val="21"/>
@@ -9358,6 +10551,8 @@
           <w:rFonts w:ascii="Consolas" w:cs="Consolas" w:eastAsia="Consolas" w:hAnsi="Consolas"/>
           <w:b/>
           <w:bCs/>
+          <w:i w:val="false"/>
+          <w:iCs w:val="false"/>
           <w:color w:val="1B2027"/>
           <w:sz w:val="19"/>
           <w:szCs w:val="19"/>
@@ -9369,6 +10564,8 @@
           <w:rFonts w:ascii="Calibri" w:cs="Calibri" w:eastAsia="Calibri" w:hAnsi="Calibri"/>
           <w:b/>
           <w:bCs/>
+          <w:i w:val="false"/>
+          <w:iCs w:val="false"/>
           <w:color w:val="1B2027"/>
           <w:sz w:val="21"/>
           <w:szCs w:val="21"/>
@@ -9380,6 +10577,8 @@
           <w:rFonts w:ascii="Calibri" w:cs="Calibri" w:eastAsia="Calibri" w:hAnsi="Calibri"/>
           <w:b w:val="false"/>
           <w:bCs w:val="false"/>
+          <w:i w:val="false"/>
+          <w:iCs w:val="false"/>
           <w:color w:val="1B2027"/>
           <w:sz w:val="21"/>
           <w:szCs w:val="21"/>
@@ -9413,6 +10612,8 @@
           <w:rFonts w:ascii="Calibri" w:cs="Calibri" w:eastAsia="Calibri" w:hAnsi="Calibri"/>
           <w:b w:val="false"/>
           <w:bCs w:val="false"/>
+          <w:i w:val="false"/>
+          <w:iCs w:val="false"/>
           <w:color w:val="1B2027"/>
           <w:sz w:val="21"/>
           <w:szCs w:val="21"/>
@@ -9466,6 +10667,8 @@
                 <w:rFonts w:ascii="Calibri" w:cs="Calibri" w:eastAsia="Calibri" w:hAnsi="Calibri"/>
                 <w:b/>
                 <w:bCs/>
+                <w:i w:val="false"/>
+                <w:iCs w:val="false"/>
                 <w:color w:val="1B2027"/>
                 <w:sz w:val="19"/>
                 <w:szCs w:val="19"/>
@@ -9500,6 +10703,8 @@
                 <w:rFonts w:ascii="Calibri" w:cs="Calibri" w:eastAsia="Calibri" w:hAnsi="Calibri"/>
                 <w:b/>
                 <w:bCs/>
+                <w:i w:val="false"/>
+                <w:iCs w:val="false"/>
                 <w:color w:val="1B2027"/>
                 <w:sz w:val="19"/>
                 <w:szCs w:val="19"/>
@@ -9535,6 +10740,8 @@
                 <w:rFonts w:ascii="Calibri" w:cs="Calibri" w:eastAsia="Calibri" w:hAnsi="Calibri"/>
                 <w:b w:val="false"/>
                 <w:bCs w:val="false"/>
+                <w:i w:val="false"/>
+                <w:iCs w:val="false"/>
                 <w:color w:val="1B2027"/>
                 <w:sz w:val="19"/>
                 <w:szCs w:val="19"/>
@@ -9568,6 +10775,8 @@
                 <w:rFonts w:ascii="Calibri" w:cs="Calibri" w:eastAsia="Calibri" w:hAnsi="Calibri"/>
                 <w:b w:val="false"/>
                 <w:bCs w:val="false"/>
+                <w:i w:val="false"/>
+                <w:iCs w:val="false"/>
                 <w:color w:val="1B2027"/>
                 <w:sz w:val="19"/>
                 <w:szCs w:val="19"/>
@@ -9603,6 +10812,8 @@
                 <w:rFonts w:ascii="Calibri" w:cs="Calibri" w:eastAsia="Calibri" w:hAnsi="Calibri"/>
                 <w:b w:val="false"/>
                 <w:bCs w:val="false"/>
+                <w:i w:val="false"/>
+                <w:iCs w:val="false"/>
                 <w:color w:val="1B2027"/>
                 <w:sz w:val="19"/>
                 <w:szCs w:val="19"/>
@@ -9636,6 +10847,8 @@
                 <w:rFonts w:ascii="Calibri" w:cs="Calibri" w:eastAsia="Calibri" w:hAnsi="Calibri"/>
                 <w:b w:val="false"/>
                 <w:bCs w:val="false"/>
+                <w:i w:val="false"/>
+                <w:iCs w:val="false"/>
                 <w:color w:val="1B2027"/>
                 <w:sz w:val="19"/>
                 <w:szCs w:val="19"/>
@@ -9671,6 +10884,8 @@
                 <w:rFonts w:ascii="Calibri" w:cs="Calibri" w:eastAsia="Calibri" w:hAnsi="Calibri"/>
                 <w:b w:val="false"/>
                 <w:bCs w:val="false"/>
+                <w:i w:val="false"/>
+                <w:iCs w:val="false"/>
                 <w:color w:val="1B2027"/>
                 <w:sz w:val="19"/>
                 <w:szCs w:val="19"/>
@@ -9704,6 +10919,8 @@
                 <w:rFonts w:ascii="Calibri" w:cs="Calibri" w:eastAsia="Calibri" w:hAnsi="Calibri"/>
                 <w:b w:val="false"/>
                 <w:bCs w:val="false"/>
+                <w:i w:val="false"/>
+                <w:iCs w:val="false"/>
                 <w:color w:val="1B2027"/>
                 <w:sz w:val="19"/>
                 <w:szCs w:val="19"/>
@@ -9739,6 +10956,8 @@
                 <w:rFonts w:ascii="Calibri" w:cs="Calibri" w:eastAsia="Calibri" w:hAnsi="Calibri"/>
                 <w:b w:val="false"/>
                 <w:bCs w:val="false"/>
+                <w:i w:val="false"/>
+                <w:iCs w:val="false"/>
                 <w:color w:val="1B2027"/>
                 <w:sz w:val="19"/>
                 <w:szCs w:val="19"/>
@@ -9772,6 +10991,8 @@
                 <w:rFonts w:ascii="Calibri" w:cs="Calibri" w:eastAsia="Calibri" w:hAnsi="Calibri"/>
                 <w:b w:val="false"/>
                 <w:bCs w:val="false"/>
+                <w:i w:val="false"/>
+                <w:iCs w:val="false"/>
                 <w:color w:val="1B2027"/>
                 <w:sz w:val="19"/>
                 <w:szCs w:val="19"/>
@@ -9807,6 +11028,8 @@
                 <w:rFonts w:ascii="Calibri" w:cs="Calibri" w:eastAsia="Calibri" w:hAnsi="Calibri"/>
                 <w:b w:val="false"/>
                 <w:bCs w:val="false"/>
+                <w:i w:val="false"/>
+                <w:iCs w:val="false"/>
                 <w:color w:val="1B2027"/>
                 <w:sz w:val="19"/>
                 <w:szCs w:val="19"/>
@@ -9840,6 +11063,8 @@
                 <w:rFonts w:ascii="Calibri" w:cs="Calibri" w:eastAsia="Calibri" w:hAnsi="Calibri"/>
                 <w:b w:val="false"/>
                 <w:bCs w:val="false"/>
+                <w:i w:val="false"/>
+                <w:iCs w:val="false"/>
                 <w:color w:val="1B2027"/>
                 <w:sz w:val="19"/>
                 <w:szCs w:val="19"/>
@@ -9859,6 +11084,8 @@
           <w:rFonts w:ascii="Calibri" w:cs="Calibri" w:eastAsia="Calibri" w:hAnsi="Calibri"/>
           <w:b w:val="false"/>
           <w:bCs w:val="false"/>
+          <w:i w:val="false"/>
+          <w:iCs w:val="false"/>
           <w:color w:val="5F6875"/>
           <w:sz w:val="17"/>
           <w:szCs w:val="17"/>
@@ -9880,6 +11107,8 @@
           <w:rFonts w:ascii="Calibri" w:cs="Calibri" w:eastAsia="Calibri" w:hAnsi="Calibri"/>
           <w:b/>
           <w:bCs/>
+          <w:i w:val="false"/>
+          <w:iCs w:val="false"/>
           <w:color w:val="1B2027"/>
           <w:sz w:val="21"/>
           <w:szCs w:val="21"/>
@@ -9891,6 +11120,8 @@
           <w:rFonts w:ascii="Calibri" w:cs="Calibri" w:eastAsia="Calibri" w:hAnsi="Calibri"/>
           <w:b w:val="false"/>
           <w:bCs w:val="false"/>
+          <w:i w:val="false"/>
+          <w:iCs w:val="false"/>
           <w:color w:val="1B2027"/>
           <w:sz w:val="21"/>
           <w:szCs w:val="21"/>
@@ -9902,6 +11133,8 @@
           <w:rFonts w:ascii="Consolas" w:cs="Consolas" w:eastAsia="Consolas" w:hAnsi="Consolas"/>
           <w:b w:val="false"/>
           <w:bCs w:val="false"/>
+          <w:i w:val="false"/>
+          <w:iCs w:val="false"/>
           <w:color w:val="1B2027"/>
           <w:sz w:val="19"/>
           <w:szCs w:val="19"/>
@@ -9913,6 +11146,8 @@
           <w:rFonts w:ascii="Calibri" w:cs="Calibri" w:eastAsia="Calibri" w:hAnsi="Calibri"/>
           <w:b w:val="false"/>
           <w:bCs w:val="false"/>
+          <w:i w:val="false"/>
+          <w:iCs w:val="false"/>
           <w:color w:val="1B2027"/>
           <w:sz w:val="21"/>
           <w:szCs w:val="21"/>
@@ -9924,6 +11159,8 @@
           <w:rFonts w:ascii="Consolas" w:cs="Consolas" w:eastAsia="Consolas" w:hAnsi="Consolas"/>
           <w:b w:val="false"/>
           <w:bCs w:val="false"/>
+          <w:i w:val="false"/>
+          <w:iCs w:val="false"/>
           <w:color w:val="1B2027"/>
           <w:sz w:val="19"/>
           <w:szCs w:val="19"/>
@@ -9935,6 +11172,8 @@
           <w:rFonts w:ascii="Calibri" w:cs="Calibri" w:eastAsia="Calibri" w:hAnsi="Calibri"/>
           <w:b w:val="false"/>
           <w:bCs w:val="false"/>
+          <w:i w:val="false"/>
+          <w:iCs w:val="false"/>
           <w:color w:val="1B2027"/>
           <w:sz w:val="21"/>
           <w:szCs w:val="21"/>
@@ -9946,6 +11185,8 @@
           <w:rFonts w:ascii="Consolas" w:cs="Consolas" w:eastAsia="Consolas" w:hAnsi="Consolas"/>
           <w:b w:val="false"/>
           <w:bCs w:val="false"/>
+          <w:i w:val="false"/>
+          <w:iCs w:val="false"/>
           <w:color w:val="1B2027"/>
           <w:sz w:val="19"/>
           <w:szCs w:val="19"/>
@@ -9957,6 +11198,8 @@
           <w:rFonts w:ascii="Calibri" w:cs="Calibri" w:eastAsia="Calibri" w:hAnsi="Calibri"/>
           <w:b w:val="false"/>
           <w:bCs w:val="false"/>
+          <w:i w:val="false"/>
+          <w:iCs w:val="false"/>
           <w:color w:val="1B2027"/>
           <w:sz w:val="21"/>
           <w:szCs w:val="21"/>
@@ -9968,6 +11211,8 @@
           <w:rFonts w:ascii="Consolas" w:cs="Consolas" w:eastAsia="Consolas" w:hAnsi="Consolas"/>
           <w:b w:val="false"/>
           <w:bCs w:val="false"/>
+          <w:i w:val="false"/>
+          <w:iCs w:val="false"/>
           <w:color w:val="1B2027"/>
           <w:sz w:val="19"/>
           <w:szCs w:val="19"/>
@@ -9979,6 +11224,8 @@
           <w:rFonts w:ascii="Calibri" w:cs="Calibri" w:eastAsia="Calibri" w:hAnsi="Calibri"/>
           <w:b w:val="false"/>
           <w:bCs w:val="false"/>
+          <w:i w:val="false"/>
+          <w:iCs w:val="false"/>
           <w:color w:val="1B2027"/>
           <w:sz w:val="21"/>
           <w:szCs w:val="21"/>
@@ -9990,6 +11237,8 @@
           <w:rFonts w:ascii="Consolas" w:cs="Consolas" w:eastAsia="Consolas" w:hAnsi="Consolas"/>
           <w:b w:val="false"/>
           <w:bCs w:val="false"/>
+          <w:i w:val="false"/>
+          <w:iCs w:val="false"/>
           <w:color w:val="1B2027"/>
           <w:sz w:val="19"/>
           <w:szCs w:val="19"/>
@@ -10001,6 +11250,8 @@
           <w:rFonts w:ascii="Calibri" w:cs="Calibri" w:eastAsia="Calibri" w:hAnsi="Calibri"/>
           <w:b w:val="false"/>
           <w:bCs w:val="false"/>
+          <w:i w:val="false"/>
+          <w:iCs w:val="false"/>
           <w:color w:val="1B2027"/>
           <w:sz w:val="21"/>
           <w:szCs w:val="21"/>
@@ -10012,6 +11263,8 @@
           <w:rFonts w:ascii="Consolas" w:cs="Consolas" w:eastAsia="Consolas" w:hAnsi="Consolas"/>
           <w:b w:val="false"/>
           <w:bCs w:val="false"/>
+          <w:i w:val="false"/>
+          <w:iCs w:val="false"/>
           <w:color w:val="1B2027"/>
           <w:sz w:val="19"/>
           <w:szCs w:val="19"/>
@@ -10023,6 +11276,8 @@
           <w:rFonts w:ascii="Calibri" w:cs="Calibri" w:eastAsia="Calibri" w:hAnsi="Calibri"/>
           <w:b w:val="false"/>
           <w:bCs w:val="false"/>
+          <w:i w:val="false"/>
+          <w:iCs w:val="false"/>
           <w:color w:val="1B2027"/>
           <w:sz w:val="21"/>
           <w:szCs w:val="21"/>
@@ -10034,6 +11289,8 @@
           <w:rFonts w:ascii="Consolas" w:cs="Consolas" w:eastAsia="Consolas" w:hAnsi="Consolas"/>
           <w:b w:val="false"/>
           <w:bCs w:val="false"/>
+          <w:i w:val="false"/>
+          <w:iCs w:val="false"/>
           <w:color w:val="1B2027"/>
           <w:sz w:val="19"/>
           <w:szCs w:val="19"/>
@@ -10045,6 +11302,8 @@
           <w:rFonts w:ascii="Calibri" w:cs="Calibri" w:eastAsia="Calibri" w:hAnsi="Calibri"/>
           <w:b w:val="false"/>
           <w:bCs w:val="false"/>
+          <w:i w:val="false"/>
+          <w:iCs w:val="false"/>
           <w:color w:val="1B2027"/>
           <w:sz w:val="21"/>
           <w:szCs w:val="21"/>
@@ -10056,6 +11315,8 @@
           <w:rFonts w:ascii="Consolas" w:cs="Consolas" w:eastAsia="Consolas" w:hAnsi="Consolas"/>
           <w:b w:val="false"/>
           <w:bCs w:val="false"/>
+          <w:i w:val="false"/>
+          <w:iCs w:val="false"/>
           <w:color w:val="1B2027"/>
           <w:sz w:val="19"/>
           <w:szCs w:val="19"/>
@@ -10067,6 +11328,8 @@
           <w:rFonts w:ascii="Calibri" w:cs="Calibri" w:eastAsia="Calibri" w:hAnsi="Calibri"/>
           <w:b w:val="false"/>
           <w:bCs w:val="false"/>
+          <w:i w:val="false"/>
+          <w:iCs w:val="false"/>
           <w:color w:val="1B2027"/>
           <w:sz w:val="21"/>
           <w:szCs w:val="21"/>
@@ -10078,6 +11341,8 @@
           <w:rFonts w:ascii="Consolas" w:cs="Consolas" w:eastAsia="Consolas" w:hAnsi="Consolas"/>
           <w:b w:val="false"/>
           <w:bCs w:val="false"/>
+          <w:i w:val="false"/>
+          <w:iCs w:val="false"/>
           <w:color w:val="1B2027"/>
           <w:sz w:val="19"/>
           <w:szCs w:val="19"/>
@@ -10089,6 +11354,8 @@
           <w:rFonts w:ascii="Calibri" w:cs="Calibri" w:eastAsia="Calibri" w:hAnsi="Calibri"/>
           <w:b w:val="false"/>
           <w:bCs w:val="false"/>
+          <w:i w:val="false"/>
+          <w:iCs w:val="false"/>
           <w:color w:val="1B2027"/>
           <w:sz w:val="21"/>
           <w:szCs w:val="21"/>
@@ -10100,6 +11367,8 @@
           <w:rFonts w:ascii="Consolas" w:cs="Consolas" w:eastAsia="Consolas" w:hAnsi="Consolas"/>
           <w:b w:val="false"/>
           <w:bCs w:val="false"/>
+          <w:i w:val="false"/>
+          <w:iCs w:val="false"/>
           <w:color w:val="1B2027"/>
           <w:sz w:val="19"/>
           <w:szCs w:val="19"/>
@@ -10111,6 +11380,8 @@
           <w:rFonts w:ascii="Calibri" w:cs="Calibri" w:eastAsia="Calibri" w:hAnsi="Calibri"/>
           <w:b w:val="false"/>
           <w:bCs w:val="false"/>
+          <w:i w:val="false"/>
+          <w:iCs w:val="false"/>
           <w:color w:val="1B2027"/>
           <w:sz w:val="21"/>
           <w:szCs w:val="21"/>
@@ -10144,6 +11415,8 @@
           <w:rFonts w:ascii="Calibri" w:cs="Calibri" w:eastAsia="Calibri" w:hAnsi="Calibri"/>
           <w:b w:val="false"/>
           <w:bCs w:val="false"/>
+          <w:i w:val="false"/>
+          <w:iCs w:val="false"/>
           <w:color w:val="5F6875"/>
           <w:sz w:val="21"/>
           <w:szCs w:val="21"/>
@@ -10160,44 +11433,26 @@
           <w:rFonts w:ascii="Calibri" w:cs="Calibri" w:eastAsia="Calibri" w:hAnsi="Calibri"/>
           <w:b/>
           <w:bCs/>
-          <w:color w:val="1B2027"/>
-          <w:sz w:val="21"/>
-          <w:szCs w:val="21"/>
-        </w:rPr>
-        <w:t xml:space="preserve">Nothing serves the embed document.</w:t>
-      </w:r>
-      <w:r>
-        <w:rPr>
-          <w:rFonts w:ascii="Calibri" w:cs="Calibri" w:eastAsia="Calibri" w:hAnsi="Calibri"/>
-          <w:b w:val="false"/>
-          <w:bCs w:val="false"/>
-          <w:color w:val="1B2027"/>
-          <w:sz w:val="21"/>
-          <w:szCs w:val="21"/>
-        </w:rPr>
-        <w:t xml:space="preserve"> Section 10.1. The allow-list exists and is closed until configured; what is missing is a tier that answers </w:t>
-      </w:r>
-      <w:r>
-        <w:rPr>
-          <w:rFonts w:ascii="Consolas" w:cs="Consolas" w:eastAsia="Consolas" w:hAnsi="Consolas"/>
-          <w:b w:val="false"/>
-          <w:bCs w:val="false"/>
-          <w:color w:val="1B2027"/>
-          <w:sz w:val="19"/>
-          <w:szCs w:val="19"/>
-        </w:rPr>
-        <w:t xml:space="preserve">/embed</w:t>
-      </w:r>
-      <w:r>
-        <w:rPr>
-          <w:rFonts w:ascii="Calibri" w:cs="Calibri" w:eastAsia="Calibri" w:hAnsi="Calibri"/>
-          <w:b w:val="false"/>
-          <w:bCs w:val="false"/>
-          <w:color w:val="1B2027"/>
-          <w:sz w:val="21"/>
-          <w:szCs w:val="21"/>
-        </w:rPr>
-        <w:t xml:space="preserve"> at all. This is now a deployment-architecture question — whether the Angular build ships inside the backend image or behind its own web tier — rather than a header nobody had written.</w:t>
+          <w:i w:val="false"/>
+          <w:iCs w:val="false"/>
+          <w:color w:val="1B2027"/>
+          <w:sz w:val="21"/>
+          <w:szCs w:val="21"/>
+        </w:rPr>
+        <w:t xml:space="preserve">No document has opened in a host frame on an installed deployment.</w:t>
+      </w:r>
+      <w:r>
+        <w:rPr>
+          <w:rFonts w:ascii="Calibri" w:cs="Calibri" w:eastAsia="Calibri" w:hAnsi="Calibri"/>
+          <w:b w:val="false"/>
+          <w:bCs w:val="false"/>
+          <w:i w:val="false"/>
+          <w:iCs w:val="false"/>
+          <w:color w:val="1B2027"/>
+          <w:sz w:val="21"/>
+          <w:szCs w:val="21"/>
+        </w:rPr>
+        <w:t xml:space="preserve"> Section 10.2. The pieces are each verified — the protocol against an independent host, the allow-list against its own tests, the served document against a real browser — and the whole has never run. This is the next thing to do and the thing most likely to surface something nobody predicted.</w:t>
       </w:r>
     </w:p>
     <w:p>
@@ -10209,22 +11464,52 @@
           <w:rFonts w:ascii="Calibri" w:cs="Calibri" w:eastAsia="Calibri" w:hAnsi="Calibri"/>
           <w:b/>
           <w:bCs/>
-          <w:color w:val="1B2027"/>
-          <w:sz w:val="21"/>
-          <w:szCs w:val="21"/>
-        </w:rPr>
-        <w:t xml:space="preserve">The embed opens PDF and nothing else.</w:t>
-      </w:r>
-      <w:r>
-        <w:rPr>
-          <w:rFonts w:ascii="Calibri" w:cs="Calibri" w:eastAsia="Calibri" w:hAnsi="Calibri"/>
-          <w:b w:val="false"/>
-          <w:bCs w:val="false"/>
-          <w:color w:val="1B2027"/>
-          <w:sz w:val="21"/>
-          <w:szCs w:val="21"/>
-        </w:rPr>
-        <w:t xml:space="preserve"> Section 4.3. The conversion service exists; the embed path does not call it.</w:t>
+          <w:i w:val="false"/>
+          <w:iCs w:val="false"/>
+          <w:color w:val="1B2027"/>
+          <w:sz w:val="21"/>
+          <w:szCs w:val="21"/>
+        </w:rPr>
+        <w:t xml:space="preserve">The library and the application are built from one repository.</w:t>
+      </w:r>
+      <w:r>
+        <w:rPr>
+          <w:rFonts w:ascii="Calibri" w:cs="Calibri" w:eastAsia="Calibri" w:hAnsi="Calibri"/>
+          <w:b w:val="false"/>
+          <w:bCs w:val="false"/>
+          <w:i w:val="false"/>
+          <w:iCs w:val="false"/>
+          <w:color w:val="1B2027"/>
+          <w:sz w:val="21"/>
+          <w:szCs w:val="21"/>
+        </w:rPr>
+        <w:t xml:space="preserve"> The image serves the Angular build staged into the backend’s context, which works and means the frontend is versioned with the backend that carries it. A customer wanting the viewer without the platform still has no artefact of their own; that waits on </w:t>
+      </w:r>
+      <w:r>
+        <w:rPr>
+          <w:rFonts w:ascii="Consolas" w:cs="Consolas" w:eastAsia="Consolas" w:hAnsi="Consolas"/>
+          <w:b w:val="false"/>
+          <w:bCs w:val="false"/>
+          <w:i w:val="false"/>
+          <w:iCs w:val="false"/>
+          <w:color w:val="1B2027"/>
+          <w:sz w:val="19"/>
+          <w:szCs w:val="19"/>
+        </w:rPr>
+        <w:t xml:space="preserve">viewer-core</w:t>
+      </w:r>
+      <w:r>
+        <w:rPr>
+          <w:rFonts w:ascii="Calibri" w:cs="Calibri" w:eastAsia="Calibri" w:hAnsi="Calibri"/>
+          <w:b w:val="false"/>
+          <w:bCs w:val="false"/>
+          <w:i w:val="false"/>
+          <w:iCs w:val="false"/>
+          <w:color w:val="1B2027"/>
+          <w:sz w:val="21"/>
+          <w:szCs w:val="21"/>
+        </w:rPr>
+        <w:t xml:space="preserve"> being published, below.</w:t>
       </w:r>
     </w:p>
     <w:p>
@@ -10236,6 +11521,39 @@
           <w:rFonts w:ascii="Calibri" w:cs="Calibri" w:eastAsia="Calibri" w:hAnsi="Calibri"/>
           <w:b/>
           <w:bCs/>
+          <w:i w:val="false"/>
+          <w:iCs w:val="false"/>
+          <w:color w:val="1B2027"/>
+          <w:sz w:val="21"/>
+          <w:szCs w:val="21"/>
+        </w:rPr>
+        <w:t xml:space="preserve">The embed opens PDF and nothing else.</w:t>
+      </w:r>
+      <w:r>
+        <w:rPr>
+          <w:rFonts w:ascii="Calibri" w:cs="Calibri" w:eastAsia="Calibri" w:hAnsi="Calibri"/>
+          <w:b w:val="false"/>
+          <w:bCs w:val="false"/>
+          <w:i w:val="false"/>
+          <w:iCs w:val="false"/>
+          <w:color w:val="1B2027"/>
+          <w:sz w:val="21"/>
+          <w:szCs w:val="21"/>
+        </w:rPr>
+        <w:t xml:space="preserve"> Section 4.3. The conversion service exists; the embed path does not call it.</w:t>
+      </w:r>
+    </w:p>
+    <w:p>
+      <w:pPr>
+        <w:spacing w:after="140" w:line="276"/>
+      </w:pPr>
+      <w:r>
+        <w:rPr>
+          <w:rFonts w:ascii="Calibri" w:cs="Calibri" w:eastAsia="Calibri" w:hAnsi="Calibri"/>
+          <w:b/>
+          <w:bCs/>
+          <w:i w:val="false"/>
+          <w:iCs w:val="false"/>
           <w:color w:val="1B2027"/>
           <w:sz w:val="21"/>
           <w:szCs w:val="21"/>
@@ -10247,6 +11565,8 @@
           <w:rFonts w:ascii="Calibri" w:cs="Calibri" w:eastAsia="Calibri" w:hAnsi="Calibri"/>
           <w:b w:val="false"/>
           <w:bCs w:val="false"/>
+          <w:i w:val="false"/>
+          <w:iCs w:val="false"/>
           <w:color w:val="1B2027"/>
           <w:sz w:val="21"/>
           <w:szCs w:val="21"/>
@@ -10301,6 +11621,8 @@
                 <w:rFonts w:ascii="Calibri" w:cs="Calibri" w:eastAsia="Calibri" w:hAnsi="Calibri"/>
                 <w:b/>
                 <w:bCs/>
+                <w:i w:val="false"/>
+                <w:iCs w:val="false"/>
                 <w:color w:val="C4342A"/>
                 <w:sz w:val="19"/>
                 <w:szCs w:val="19"/>
@@ -10336,6 +11658,8 @@
                 <w:rFonts w:ascii="Calibri" w:cs="Calibri" w:eastAsia="Calibri" w:hAnsi="Calibri"/>
                 <w:b/>
                 <w:bCs/>
+                <w:i w:val="false"/>
+                <w:iCs w:val="false"/>
                 <w:color w:val="0F7A83"/>
                 <w:sz w:val="19"/>
                 <w:szCs w:val="19"/>
@@ -10373,6 +11697,8 @@
                 <w:rFonts w:ascii="Calibri" w:cs="Calibri" w:eastAsia="Calibri" w:hAnsi="Calibri"/>
                 <w:b w:val="false"/>
                 <w:bCs w:val="false"/>
+                <w:i w:val="false"/>
+                <w:iCs w:val="false"/>
                 <w:color w:val="1B2027"/>
                 <w:sz w:val="19"/>
                 <w:szCs w:val="19"/>
@@ -10390,6 +11716,8 @@
                 <w:rFonts w:ascii="Calibri" w:cs="Calibri" w:eastAsia="Calibri" w:hAnsi="Calibri"/>
                 <w:b w:val="false"/>
                 <w:bCs w:val="false"/>
+                <w:i w:val="false"/>
+                <w:iCs w:val="false"/>
                 <w:color w:val="1B2027"/>
                 <w:sz w:val="19"/>
                 <w:szCs w:val="19"/>
@@ -10425,6 +11753,8 @@
                 <w:rFonts w:ascii="Calibri" w:cs="Calibri" w:eastAsia="Calibri" w:hAnsi="Calibri"/>
                 <w:b w:val="false"/>
                 <w:bCs w:val="false"/>
+                <w:i w:val="false"/>
+                <w:iCs w:val="false"/>
                 <w:color w:val="1B2027"/>
                 <w:sz w:val="19"/>
                 <w:szCs w:val="19"/>
@@ -10442,6 +11772,8 @@
                 <w:rFonts w:ascii="Calibri" w:cs="Calibri" w:eastAsia="Calibri" w:hAnsi="Calibri"/>
                 <w:b w:val="false"/>
                 <w:bCs w:val="false"/>
+                <w:i w:val="false"/>
+                <w:iCs w:val="false"/>
                 <w:color w:val="1B2027"/>
                 <w:sz w:val="19"/>
                 <w:szCs w:val="19"/>
@@ -10478,6 +11810,8 @@
                 <w:rFonts w:ascii="Calibri" w:cs="Calibri" w:eastAsia="Calibri" w:hAnsi="Calibri"/>
                 <w:b/>
                 <w:bCs/>
+                <w:i w:val="false"/>
+                <w:iCs w:val="false"/>
                 <w:color w:val="C4342A"/>
                 <w:sz w:val="19"/>
                 <w:szCs w:val="19"/>
@@ -10512,6 +11846,8 @@
                 <w:rFonts w:ascii="Calibri" w:cs="Calibri" w:eastAsia="Calibri" w:hAnsi="Calibri"/>
                 <w:b/>
                 <w:bCs/>
+                <w:i w:val="false"/>
+                <w:iCs w:val="false"/>
                 <w:color w:val="0F7A83"/>
                 <w:sz w:val="19"/>
                 <w:szCs w:val="19"/>
@@ -10548,6 +11884,8 @@
                 <w:rFonts w:ascii="Calibri" w:cs="Calibri" w:eastAsia="Calibri" w:hAnsi="Calibri"/>
                 <w:b w:val="false"/>
                 <w:bCs w:val="false"/>
+                <w:i w:val="false"/>
+                <w:iCs w:val="false"/>
                 <w:color w:val="1B2027"/>
                 <w:sz w:val="19"/>
                 <w:szCs w:val="19"/>
@@ -10565,6 +11903,8 @@
                 <w:rFonts w:ascii="Calibri" w:cs="Calibri" w:eastAsia="Calibri" w:hAnsi="Calibri"/>
                 <w:b w:val="false"/>
                 <w:bCs w:val="false"/>
+                <w:i w:val="false"/>
+                <w:iCs w:val="false"/>
                 <w:color w:val="1B2027"/>
                 <w:sz w:val="19"/>
                 <w:szCs w:val="19"/>
@@ -10599,6 +11939,8 @@
                 <w:rFonts w:ascii="Calibri" w:cs="Calibri" w:eastAsia="Calibri" w:hAnsi="Calibri"/>
                 <w:b w:val="false"/>
                 <w:bCs w:val="false"/>
+                <w:i w:val="false"/>
+                <w:iCs w:val="false"/>
                 <w:color w:val="1B2027"/>
                 <w:sz w:val="19"/>
                 <w:szCs w:val="19"/>
@@ -10616,6 +11958,8 @@
                 <w:rFonts w:ascii="Calibri" w:cs="Calibri" w:eastAsia="Calibri" w:hAnsi="Calibri"/>
                 <w:b w:val="false"/>
                 <w:bCs w:val="false"/>
+                <w:i w:val="false"/>
+                <w:iCs w:val="false"/>
                 <w:color w:val="1B2027"/>
                 <w:sz w:val="19"/>
                 <w:szCs w:val="19"/>
@@ -10652,6 +11996,8 @@
                 <w:rFonts w:ascii="Calibri" w:cs="Calibri" w:eastAsia="Calibri" w:hAnsi="Calibri"/>
                 <w:b/>
                 <w:bCs/>
+                <w:i w:val="false"/>
+                <w:iCs w:val="false"/>
                 <w:color w:val="C4342A"/>
                 <w:sz w:val="19"/>
                 <w:szCs w:val="19"/>
@@ -10686,6 +12032,8 @@
                 <w:rFonts w:ascii="Calibri" w:cs="Calibri" w:eastAsia="Calibri" w:hAnsi="Calibri"/>
                 <w:b/>
                 <w:bCs/>
+                <w:i w:val="false"/>
+                <w:iCs w:val="false"/>
                 <w:color w:val="0F7A83"/>
                 <w:sz w:val="19"/>
                 <w:szCs w:val="19"/>
@@ -10723,6 +12071,8 @@
                 <w:rFonts w:ascii="Calibri" w:cs="Calibri" w:eastAsia="Calibri" w:hAnsi="Calibri"/>
                 <w:b w:val="false"/>
                 <w:bCs w:val="false"/>
+                <w:i w:val="false"/>
+                <w:iCs w:val="false"/>
                 <w:color w:val="C4342A"/>
                 <w:sz w:val="19"/>
                 <w:szCs w:val="19"/>
@@ -10740,6 +12090,8 @@
                 <w:rFonts w:ascii="Calibri" w:cs="Calibri" w:eastAsia="Calibri" w:hAnsi="Calibri"/>
                 <w:b w:val="false"/>
                 <w:bCs w:val="false"/>
+                <w:i w:val="false"/>
+                <w:iCs w:val="false"/>
                 <w:color w:val="C4342A"/>
                 <w:sz w:val="19"/>
                 <w:szCs w:val="19"/>
@@ -10775,6 +12127,8 @@
                 <w:rFonts w:ascii="Calibri" w:cs="Calibri" w:eastAsia="Calibri" w:hAnsi="Calibri"/>
                 <w:b w:val="false"/>
                 <w:bCs w:val="false"/>
+                <w:i w:val="false"/>
+                <w:iCs w:val="false"/>
                 <w:color w:val="0F7A83"/>
                 <w:sz w:val="19"/>
                 <w:szCs w:val="19"/>
@@ -10792,6 +12146,8 @@
                 <w:rFonts w:ascii="Calibri" w:cs="Calibri" w:eastAsia="Calibri" w:hAnsi="Calibri"/>
                 <w:b w:val="false"/>
                 <w:bCs w:val="false"/>
+                <w:i w:val="false"/>
+                <w:iCs w:val="false"/>
                 <w:color w:val="0F7A83"/>
                 <w:sz w:val="19"/>
                 <w:szCs w:val="19"/>
@@ -10828,6 +12184,8 @@
                 <w:rFonts w:ascii="Calibri" w:cs="Calibri" w:eastAsia="Calibri" w:hAnsi="Calibri"/>
                 <w:b w:val="false"/>
                 <w:bCs w:val="false"/>
+                <w:i w:val="false"/>
+                <w:iCs w:val="false"/>
                 <w:color w:val="5F6875"/>
                 <w:sz w:val="19"/>
                 <w:szCs w:val="19"/>
@@ -10862,6 +12220,8 @@
                 <w:rFonts w:ascii="Calibri" w:cs="Calibri" w:eastAsia="Calibri" w:hAnsi="Calibri"/>
                 <w:b w:val="false"/>
                 <w:bCs w:val="false"/>
+                <w:i w:val="false"/>
+                <w:iCs w:val="false"/>
                 <w:color w:val="5F6875"/>
                 <w:sz w:val="19"/>
                 <w:szCs w:val="19"/>
@@ -10881,6 +12241,8 @@
           <w:rFonts w:ascii="Calibri" w:cs="Calibri" w:eastAsia="Calibri" w:hAnsi="Calibri"/>
           <w:b w:val="false"/>
           <w:bCs w:val="false"/>
+          <w:i w:val="false"/>
+          <w:iCs w:val="false"/>
           <w:color w:val="5F6875"/>
           <w:sz w:val="17"/>
           <w:szCs w:val="17"/>
@@ -10892,6 +12254,8 @@
           <w:rFonts w:ascii="Consolas" w:cs="Consolas" w:eastAsia="Consolas" w:hAnsi="Consolas"/>
           <w:b w:val="false"/>
           <w:bCs w:val="false"/>
+          <w:i w:val="false"/>
+          <w:iCs w:val="false"/>
           <w:color w:val="5F6875"/>
           <w:sz w:val="15"/>
           <w:szCs w:val="15"/>
@@ -10903,6 +12267,8 @@
           <w:rFonts w:ascii="Calibri" w:cs="Calibri" w:eastAsia="Calibri" w:hAnsi="Calibri"/>
           <w:b w:val="false"/>
           <w:bCs w:val="false"/>
+          <w:i w:val="false"/>
+          <w:iCs w:val="false"/>
           <w:color w:val="5F6875"/>
           <w:sz w:val="17"/>
           <w:szCs w:val="17"/>
@@ -10919,6 +12285,8 @@
           <w:rFonts w:ascii="Calibri" w:cs="Calibri" w:eastAsia="Calibri" w:hAnsi="Calibri"/>
           <w:b/>
           <w:bCs/>
+          <w:i w:val="false"/>
+          <w:iCs w:val="false"/>
           <w:color w:val="1B2027"/>
           <w:sz w:val="21"/>
           <w:szCs w:val="21"/>
@@ -10930,6 +12298,8 @@
           <w:rFonts w:ascii="Consolas" w:cs="Consolas" w:eastAsia="Consolas" w:hAnsi="Consolas"/>
           <w:b/>
           <w:bCs/>
+          <w:i w:val="false"/>
+          <w:iCs w:val="false"/>
           <w:color w:val="1B2027"/>
           <w:sz w:val="19"/>
           <w:szCs w:val="19"/>
@@ -10941,6 +12311,8 @@
           <w:rFonts w:ascii="Calibri" w:cs="Calibri" w:eastAsia="Calibri" w:hAnsi="Calibri"/>
           <w:b/>
           <w:bCs/>
+          <w:i w:val="false"/>
+          <w:iCs w:val="false"/>
           <w:color w:val="1B2027"/>
           <w:sz w:val="21"/>
           <w:szCs w:val="21"/>
@@ -10952,6 +12324,8 @@
           <w:rFonts w:ascii="Calibri" w:cs="Calibri" w:eastAsia="Calibri" w:hAnsi="Calibri"/>
           <w:b w:val="false"/>
           <w:bCs w:val="false"/>
+          <w:i w:val="false"/>
+          <w:iCs w:val="false"/>
           <w:color w:val="1B2027"/>
           <w:sz w:val="21"/>
           <w:szCs w:val="21"/>
@@ -10963,6 +12337,8 @@
           <w:rFonts w:ascii="Consolas" w:cs="Consolas" w:eastAsia="Consolas" w:hAnsi="Consolas"/>
           <w:b w:val="false"/>
           <w:bCs w:val="false"/>
+          <w:i w:val="false"/>
+          <w:iCs w:val="false"/>
           <w:color w:val="1B2027"/>
           <w:sz w:val="19"/>
           <w:szCs w:val="19"/>
@@ -10974,6 +12350,8 @@
           <w:rFonts w:ascii="Calibri" w:cs="Calibri" w:eastAsia="Calibri" w:hAnsi="Calibri"/>
           <w:b w:val="false"/>
           <w:bCs w:val="false"/>
+          <w:i w:val="false"/>
+          <w:iCs w:val="false"/>
           <w:color w:val="1B2027"/>
           <w:sz w:val="21"/>
           <w:szCs w:val="21"/>
@@ -10985,6 +12363,8 @@
           <w:rFonts w:ascii="Consolas" w:cs="Consolas" w:eastAsia="Consolas" w:hAnsi="Consolas"/>
           <w:b w:val="false"/>
           <w:bCs w:val="false"/>
+          <w:i w:val="false"/>
+          <w:iCs w:val="false"/>
           <w:color w:val="1B2027"/>
           <w:sz w:val="19"/>
           <w:szCs w:val="19"/>
@@ -10996,6 +12376,8 @@
           <w:rFonts w:ascii="Calibri" w:cs="Calibri" w:eastAsia="Calibri" w:hAnsi="Calibri"/>
           <w:b w:val="false"/>
           <w:bCs w:val="false"/>
+          <w:i w:val="false"/>
+          <w:iCs w:val="false"/>
           <w:color w:val="1B2027"/>
           <w:sz w:val="21"/>
           <w:szCs w:val="21"/>
@@ -11007,6 +12389,8 @@
           <w:rFonts w:ascii="Consolas" w:cs="Consolas" w:eastAsia="Consolas" w:hAnsi="Consolas"/>
           <w:b w:val="false"/>
           <w:bCs w:val="false"/>
+          <w:i w:val="false"/>
+          <w:iCs w:val="false"/>
           <w:color w:val="1B2027"/>
           <w:sz w:val="19"/>
           <w:szCs w:val="19"/>
@@ -11018,6 +12402,8 @@
           <w:rFonts w:ascii="Calibri" w:cs="Calibri" w:eastAsia="Calibri" w:hAnsi="Calibri"/>
           <w:b w:val="false"/>
           <w:bCs w:val="false"/>
+          <w:i w:val="false"/>
+          <w:iCs w:val="false"/>
           <w:color w:val="1B2027"/>
           <w:sz w:val="21"/>
           <w:szCs w:val="21"/>
@@ -11034,6 +12420,8 @@
           <w:rFonts w:ascii="Calibri" w:cs="Calibri" w:eastAsia="Calibri" w:hAnsi="Calibri"/>
           <w:b/>
           <w:bCs/>
+          <w:i w:val="false"/>
+          <w:iCs w:val="false"/>
           <w:color w:val="1B2027"/>
           <w:sz w:val="21"/>
           <w:szCs w:val="21"/>
@@ -11045,6 +12433,8 @@
           <w:rFonts w:ascii="Calibri" w:cs="Calibri" w:eastAsia="Calibri" w:hAnsi="Calibri"/>
           <w:b w:val="false"/>
           <w:bCs w:val="false"/>
+          <w:i w:val="false"/>
+          <w:iCs w:val="false"/>
           <w:color w:val="1B2027"/>
           <w:sz w:val="21"/>
           <w:szCs w:val="21"/>
@@ -11056,6 +12446,8 @@
           <w:rFonts w:ascii="Consolas" w:cs="Consolas" w:eastAsia="Consolas" w:hAnsi="Consolas"/>
           <w:b w:val="false"/>
           <w:bCs w:val="false"/>
+          <w:i w:val="false"/>
+          <w:iCs w:val="false"/>
           <w:color w:val="1B2027"/>
           <w:sz w:val="19"/>
           <w:szCs w:val="19"/>
@@ -11067,6 +12459,8 @@
           <w:rFonts w:ascii="Calibri" w:cs="Calibri" w:eastAsia="Calibri" w:hAnsi="Calibri"/>
           <w:b w:val="false"/>
           <w:bCs w:val="false"/>
+          <w:i w:val="false"/>
+          <w:iCs w:val="false"/>
           <w:color w:val="1B2027"/>
           <w:sz w:val="21"/>
           <w:szCs w:val="21"/>
@@ -11078,6 +12472,8 @@
           <w:rFonts w:ascii="Calibri" w:cs="Calibri" w:eastAsia="Calibri" w:hAnsi="Calibri"/>
           <w:b/>
           <w:bCs/>
+          <w:i w:val="false"/>
+          <w:iCs w:val="false"/>
           <w:color w:val="1B2027"/>
           <w:sz w:val="21"/>
           <w:szCs w:val="21"/>
@@ -11089,6 +12485,8 @@
           <w:rFonts w:ascii="Calibri" w:cs="Calibri" w:eastAsia="Calibri" w:hAnsi="Calibri"/>
           <w:b w:val="false"/>
           <w:bCs w:val="false"/>
+          <w:i w:val="false"/>
+          <w:iCs w:val="false"/>
           <w:color w:val="1B2027"/>
           <w:sz w:val="21"/>
           <w:szCs w:val="21"/>
@@ -11100,6 +12498,8 @@
           <w:rFonts w:ascii="Calibri" w:cs="Calibri" w:eastAsia="Calibri" w:hAnsi="Calibri"/>
           <w:b/>
           <w:bCs/>
+          <w:i w:val="false"/>
+          <w:iCs w:val="false"/>
           <w:color w:val="1B2027"/>
           <w:sz w:val="21"/>
           <w:szCs w:val="21"/>
@@ -11111,6 +12511,8 @@
           <w:rFonts w:ascii="Calibri" w:cs="Calibri" w:eastAsia="Calibri" w:hAnsi="Calibri"/>
           <w:b w:val="false"/>
           <w:bCs w:val="false"/>
+          <w:i w:val="false"/>
+          <w:iCs w:val="false"/>
           <w:color w:val="1B2027"/>
           <w:sz w:val="21"/>
           <w:szCs w:val="21"/>
@@ -11132,6 +12534,8 @@
           <w:rFonts w:ascii="Calibri" w:cs="Calibri" w:eastAsia="Calibri" w:hAnsi="Calibri"/>
           <w:b w:val="false"/>
           <w:bCs w:val="false"/>
+          <w:i w:val="false"/>
+          <w:iCs w:val="false"/>
           <w:color w:val="1B2027"/>
           <w:sz w:val="21"/>
           <w:szCs w:val="21"/>
@@ -11143,6 +12547,8 @@
           <w:rFonts w:ascii="Consolas" w:cs="Consolas" w:eastAsia="Consolas" w:hAnsi="Consolas"/>
           <w:b w:val="false"/>
           <w:bCs w:val="false"/>
+          <w:i w:val="false"/>
+          <w:iCs w:val="false"/>
           <w:color w:val="1B2027"/>
           <w:sz w:val="19"/>
           <w:szCs w:val="19"/>
@@ -11154,6 +12560,8 @@
           <w:rFonts w:ascii="Calibri" w:cs="Calibri" w:eastAsia="Calibri" w:hAnsi="Calibri"/>
           <w:b w:val="false"/>
           <w:bCs w:val="false"/>
+          <w:i w:val="false"/>
+          <w:iCs w:val="false"/>
           <w:color w:val="1B2027"/>
           <w:sz w:val="21"/>
           <w:szCs w:val="21"/>
@@ -11165,6 +12573,8 @@
           <w:rFonts w:ascii="Consolas" w:cs="Consolas" w:eastAsia="Consolas" w:hAnsi="Consolas"/>
           <w:b w:val="false"/>
           <w:bCs w:val="false"/>
+          <w:i w:val="false"/>
+          <w:iCs w:val="false"/>
           <w:color w:val="1B2027"/>
           <w:sz w:val="19"/>
           <w:szCs w:val="19"/>
@@ -11176,6 +12586,8 @@
           <w:rFonts w:ascii="Calibri" w:cs="Calibri" w:eastAsia="Calibri" w:hAnsi="Calibri"/>
           <w:b w:val="false"/>
           <w:bCs w:val="false"/>
+          <w:i w:val="false"/>
+          <w:iCs w:val="false"/>
           <w:color w:val="1B2027"/>
           <w:sz w:val="21"/>
           <w:szCs w:val="21"/>
@@ -11187,6 +12599,8 @@
           <w:rFonts w:ascii="Consolas" w:cs="Consolas" w:eastAsia="Consolas" w:hAnsi="Consolas"/>
           <w:b w:val="false"/>
           <w:bCs w:val="false"/>
+          <w:i w:val="false"/>
+          <w:iCs w:val="false"/>
           <w:color w:val="1B2027"/>
           <w:sz w:val="19"/>
           <w:szCs w:val="19"/>
@@ -11198,6 +12612,8 @@
           <w:rFonts w:ascii="Calibri" w:cs="Calibri" w:eastAsia="Calibri" w:hAnsi="Calibri"/>
           <w:b w:val="false"/>
           <w:bCs w:val="false"/>
+          <w:i w:val="false"/>
+          <w:iCs w:val="false"/>
           <w:color w:val="1B2027"/>
           <w:sz w:val="21"/>
           <w:szCs w:val="21"/>
@@ -11209,6 +12625,8 @@
           <w:rFonts w:ascii="Calibri" w:cs="Calibri" w:eastAsia="Calibri" w:hAnsi="Calibri"/>
           <w:b/>
           <w:bCs/>
+          <w:i w:val="false"/>
+          <w:iCs w:val="false"/>
           <w:color w:val="1B2027"/>
           <w:sz w:val="21"/>
           <w:szCs w:val="21"/>
@@ -11220,6 +12638,8 @@
           <w:rFonts w:ascii="Calibri" w:cs="Calibri" w:eastAsia="Calibri" w:hAnsi="Calibri"/>
           <w:b w:val="false"/>
           <w:bCs w:val="false"/>
+          <w:i w:val="false"/>
+          <w:iCs w:val="false"/>
           <w:color w:val="1B2027"/>
           <w:sz w:val="21"/>
           <w:szCs w:val="21"/>
@@ -11241,6 +12661,8 @@
           <w:rFonts w:ascii="Calibri" w:cs="Calibri" w:eastAsia="Calibri" w:hAnsi="Calibri"/>
           <w:b/>
           <w:bCs/>
+          <w:i w:val="false"/>
+          <w:iCs w:val="false"/>
           <w:color w:val="1B2027"/>
           <w:sz w:val="21"/>
           <w:szCs w:val="21"/>
@@ -11252,6 +12674,8 @@
           <w:rFonts w:ascii="Calibri" w:cs="Calibri" w:eastAsia="Calibri" w:hAnsi="Calibri"/>
           <w:b w:val="false"/>
           <w:bCs w:val="false"/>
+          <w:i w:val="false"/>
+          <w:iCs w:val="false"/>
           <w:color w:val="1B2027"/>
           <w:sz w:val="21"/>
           <w:szCs w:val="21"/>
@@ -11263,6 +12687,8 @@
           <w:rFonts w:ascii="Consolas" w:cs="Consolas" w:eastAsia="Consolas" w:hAnsi="Consolas"/>
           <w:b w:val="false"/>
           <w:bCs w:val="false"/>
+          <w:i w:val="false"/>
+          <w:iCs w:val="false"/>
           <w:color w:val="1B2027"/>
           <w:sz w:val="19"/>
           <w:szCs w:val="19"/>
@@ -11274,6 +12700,8 @@
           <w:rFonts w:ascii="Calibri" w:cs="Calibri" w:eastAsia="Calibri" w:hAnsi="Calibri"/>
           <w:b w:val="false"/>
           <w:bCs w:val="false"/>
+          <w:i w:val="false"/>
+          <w:iCs w:val="false"/>
           <w:color w:val="1B2027"/>
           <w:sz w:val="21"/>
           <w:szCs w:val="21"/>
@@ -11285,6 +12713,8 @@
           <w:rFonts w:ascii="Calibri" w:cs="Calibri" w:eastAsia="Calibri" w:hAnsi="Calibri"/>
           <w:b/>
           <w:bCs/>
+          <w:i w:val="false"/>
+          <w:iCs w:val="false"/>
           <w:color w:val="1B2027"/>
           <w:sz w:val="21"/>
           <w:szCs w:val="21"/>
@@ -11296,6 +12726,8 @@
           <w:rFonts w:ascii="Calibri" w:cs="Calibri" w:eastAsia="Calibri" w:hAnsi="Calibri"/>
           <w:b w:val="false"/>
           <w:bCs w:val="false"/>
+          <w:i w:val="false"/>
+          <w:iCs w:val="false"/>
           <w:color w:val="1B2027"/>
           <w:sz w:val="21"/>
           <w:szCs w:val="21"/>
@@ -11312,6 +12744,8 @@
           <w:rFonts w:ascii="Calibri" w:cs="Calibri" w:eastAsia="Calibri" w:hAnsi="Calibri"/>
           <w:b/>
           <w:bCs/>
+          <w:i w:val="false"/>
+          <w:iCs w:val="false"/>
           <w:color w:val="1B2027"/>
           <w:sz w:val="21"/>
           <w:szCs w:val="21"/>
@@ -11323,6 +12757,8 @@
           <w:rFonts w:ascii="Calibri" w:cs="Calibri" w:eastAsia="Calibri" w:hAnsi="Calibri"/>
           <w:b w:val="false"/>
           <w:bCs w:val="false"/>
+          <w:i w:val="false"/>
+          <w:iCs w:val="false"/>
           <w:color w:val="1B2027"/>
           <w:sz w:val="21"/>
           <w:szCs w:val="21"/>
@@ -11334,6 +12770,8 @@
           <w:rFonts w:ascii="Consolas" w:cs="Consolas" w:eastAsia="Consolas" w:hAnsi="Consolas"/>
           <w:b w:val="false"/>
           <w:bCs w:val="false"/>
+          <w:i w:val="false"/>
+          <w:iCs w:val="false"/>
           <w:color w:val="1B2027"/>
           <w:sz w:val="19"/>
           <w:szCs w:val="19"/>
@@ -11345,6 +12783,8 @@
           <w:rFonts w:ascii="Calibri" w:cs="Calibri" w:eastAsia="Calibri" w:hAnsi="Calibri"/>
           <w:b w:val="false"/>
           <w:bCs w:val="false"/>
+          <w:i w:val="false"/>
+          <w:iCs w:val="false"/>
           <w:color w:val="1B2027"/>
           <w:sz w:val="21"/>
           <w:szCs w:val="21"/>
@@ -11356,6 +12796,8 @@
           <w:rFonts w:ascii="Consolas" w:cs="Consolas" w:eastAsia="Consolas" w:hAnsi="Consolas"/>
           <w:b w:val="false"/>
           <w:bCs w:val="false"/>
+          <w:i w:val="false"/>
+          <w:iCs w:val="false"/>
           <w:color w:val="1B2027"/>
           <w:sz w:val="19"/>
           <w:szCs w:val="19"/>
@@ -11367,6 +12809,8 @@
           <w:rFonts w:ascii="Calibri" w:cs="Calibri" w:eastAsia="Calibri" w:hAnsi="Calibri"/>
           <w:b w:val="false"/>
           <w:bCs w:val="false"/>
+          <w:i w:val="false"/>
+          <w:iCs w:val="false"/>
           <w:color w:val="1B2027"/>
           <w:sz w:val="21"/>
           <w:szCs w:val="21"/>
@@ -11378,6 +12822,8 @@
           <w:rFonts w:ascii="Consolas" w:cs="Consolas" w:eastAsia="Consolas" w:hAnsi="Consolas"/>
           <w:b w:val="false"/>
           <w:bCs w:val="false"/>
+          <w:i w:val="false"/>
+          <w:iCs w:val="false"/>
           <w:color w:val="1B2027"/>
           <w:sz w:val="19"/>
           <w:szCs w:val="19"/>
@@ -11389,6 +12835,8 @@
           <w:rFonts w:ascii="Calibri" w:cs="Calibri" w:eastAsia="Calibri" w:hAnsi="Calibri"/>
           <w:b w:val="false"/>
           <w:bCs w:val="false"/>
+          <w:i w:val="false"/>
+          <w:iCs w:val="false"/>
           <w:color w:val="1B2027"/>
           <w:sz w:val="21"/>
           <w:szCs w:val="21"/>
@@ -11400,6 +12848,8 @@
           <w:rFonts w:ascii="Consolas" w:cs="Consolas" w:eastAsia="Consolas" w:hAnsi="Consolas"/>
           <w:b w:val="false"/>
           <w:bCs w:val="false"/>
+          <w:i w:val="false"/>
+          <w:iCs w:val="false"/>
           <w:color w:val="1B2027"/>
           <w:sz w:val="19"/>
           <w:szCs w:val="19"/>
@@ -11411,6 +12861,8 @@
           <w:rFonts w:ascii="Calibri" w:cs="Calibri" w:eastAsia="Calibri" w:hAnsi="Calibri"/>
           <w:b w:val="false"/>
           <w:bCs w:val="false"/>
+          <w:i w:val="false"/>
+          <w:iCs w:val="false"/>
           <w:color w:val="1B2027"/>
           <w:sz w:val="21"/>
           <w:szCs w:val="21"/>
@@ -11427,6 +12879,8 @@
           <w:rFonts w:ascii="Calibri" w:cs="Calibri" w:eastAsia="Calibri" w:hAnsi="Calibri"/>
           <w:b/>
           <w:bCs/>
+          <w:i w:val="false"/>
+          <w:iCs w:val="false"/>
           <w:color w:val="1B2027"/>
           <w:sz w:val="21"/>
           <w:szCs w:val="21"/>
@@ -11438,6 +12892,8 @@
           <w:rFonts w:ascii="Calibri" w:cs="Calibri" w:eastAsia="Calibri" w:hAnsi="Calibri"/>
           <w:b w:val="false"/>
           <w:bCs w:val="false"/>
+          <w:i w:val="false"/>
+          <w:iCs w:val="false"/>
           <w:color w:val="1B2027"/>
           <w:sz w:val="21"/>
           <w:szCs w:val="21"/>
@@ -11449,6 +12905,8 @@
           <w:rFonts w:ascii="Consolas" w:cs="Consolas" w:eastAsia="Consolas" w:hAnsi="Consolas"/>
           <w:b w:val="false"/>
           <w:bCs w:val="false"/>
+          <w:i w:val="false"/>
+          <w:iCs w:val="false"/>
           <w:color w:val="1B2027"/>
           <w:sz w:val="19"/>
           <w:szCs w:val="19"/>
@@ -11460,6 +12918,8 @@
           <w:rFonts w:ascii="Calibri" w:cs="Calibri" w:eastAsia="Calibri" w:hAnsi="Calibri"/>
           <w:b w:val="false"/>
           <w:bCs w:val="false"/>
+          <w:i w:val="false"/>
+          <w:iCs w:val="false"/>
           <w:color w:val="1B2027"/>
           <w:sz w:val="21"/>
           <w:szCs w:val="21"/>
@@ -11471,6 +12931,8 @@
           <w:rFonts w:ascii="Calibri" w:cs="Calibri" w:eastAsia="Calibri" w:hAnsi="Calibri"/>
           <w:b/>
           <w:bCs/>
+          <w:i w:val="false"/>
+          <w:iCs w:val="false"/>
           <w:color w:val="1B2027"/>
           <w:sz w:val="21"/>
           <w:szCs w:val="21"/>
@@ -11482,6 +12944,8 @@
           <w:rFonts w:ascii="Calibri" w:cs="Calibri" w:eastAsia="Calibri" w:hAnsi="Calibri"/>
           <w:b w:val="false"/>
           <w:bCs w:val="false"/>
+          <w:i w:val="false"/>
+          <w:iCs w:val="false"/>
           <w:color w:val="1B2027"/>
           <w:sz w:val="21"/>
           <w:szCs w:val="21"/>
@@ -11498,6 +12962,8 @@
           <w:rFonts w:ascii="Calibri" w:cs="Calibri" w:eastAsia="Calibri" w:hAnsi="Calibri"/>
           <w:b w:val="false"/>
           <w:bCs w:val="false"/>
+          <w:i w:val="false"/>
+          <w:iCs w:val="false"/>
           <w:color w:val="1B2027"/>
           <w:sz w:val="21"/>
           <w:szCs w:val="21"/>
@@ -11514,6 +12980,8 @@
           <w:rFonts w:ascii="Calibri" w:cs="Calibri" w:eastAsia="Calibri" w:hAnsi="Calibri"/>
           <w:b/>
           <w:bCs/>
+          <w:i w:val="false"/>
+          <w:iCs w:val="false"/>
           <w:color w:val="1B2027"/>
           <w:sz w:val="21"/>
           <w:szCs w:val="21"/>
@@ -11525,6 +12993,8 @@
           <w:rFonts w:ascii="Calibri" w:cs="Calibri" w:eastAsia="Calibri" w:hAnsi="Calibri"/>
           <w:b w:val="false"/>
           <w:bCs w:val="false"/>
+          <w:i w:val="false"/>
+          <w:iCs w:val="false"/>
           <w:color w:val="1B2027"/>
           <w:sz w:val="21"/>
           <w:szCs w:val="21"/>
@@ -11536,6 +13006,8 @@
           <w:rFonts w:ascii="Consolas" w:cs="Consolas" w:eastAsia="Consolas" w:hAnsi="Consolas"/>
           <w:b w:val="false"/>
           <w:bCs w:val="false"/>
+          <w:i w:val="false"/>
+          <w:iCs w:val="false"/>
           <w:color w:val="1B2027"/>
           <w:sz w:val="19"/>
           <w:szCs w:val="19"/>
@@ -11547,6 +13019,8 @@
           <w:rFonts w:ascii="Calibri" w:cs="Calibri" w:eastAsia="Calibri" w:hAnsi="Calibri"/>
           <w:b w:val="false"/>
           <w:bCs w:val="false"/>
+          <w:i w:val="false"/>
+          <w:iCs w:val="false"/>
           <w:color w:val="1B2027"/>
           <w:sz w:val="21"/>
           <w:szCs w:val="21"/>
@@ -11558,6 +13032,8 @@
           <w:rFonts w:ascii="Consolas" w:cs="Consolas" w:eastAsia="Consolas" w:hAnsi="Consolas"/>
           <w:b w:val="false"/>
           <w:bCs w:val="false"/>
+          <w:i w:val="false"/>
+          <w:iCs w:val="false"/>
           <w:color w:val="1B2027"/>
           <w:sz w:val="19"/>
           <w:szCs w:val="19"/>
@@ -11569,6 +13045,8 @@
           <w:rFonts w:ascii="Calibri" w:cs="Calibri" w:eastAsia="Calibri" w:hAnsi="Calibri"/>
           <w:b w:val="false"/>
           <w:bCs w:val="false"/>
+          <w:i w:val="false"/>
+          <w:iCs w:val="false"/>
           <w:color w:val="1B2027"/>
           <w:sz w:val="21"/>
           <w:szCs w:val="21"/>
@@ -11590,6 +13068,8 @@
           <w:rFonts w:ascii="Calibri" w:cs="Calibri" w:eastAsia="Calibri" w:hAnsi="Calibri"/>
           <w:b w:val="false"/>
           <w:bCs w:val="false"/>
+          <w:i w:val="false"/>
+          <w:iCs w:val="false"/>
           <w:color w:val="1B2027"/>
           <w:sz w:val="21"/>
           <w:szCs w:val="21"/>
@@ -11601,6 +13081,8 @@
           <w:rFonts w:ascii="Calibri" w:cs="Calibri" w:eastAsia="Calibri" w:hAnsi="Calibri"/>
           <w:b/>
           <w:bCs/>
+          <w:i w:val="false"/>
+          <w:iCs w:val="false"/>
           <w:color w:val="1B2027"/>
           <w:sz w:val="21"/>
           <w:szCs w:val="21"/>
@@ -11612,6 +13094,8 @@
           <w:rFonts w:ascii="Calibri" w:cs="Calibri" w:eastAsia="Calibri" w:hAnsi="Calibri"/>
           <w:b w:val="false"/>
           <w:bCs w:val="false"/>
+          <w:i w:val="false"/>
+          <w:iCs w:val="false"/>
           <w:color w:val="1B2027"/>
           <w:sz w:val="21"/>
           <w:szCs w:val="21"/>

--- a/docs/Viewer-Product-Technical-Architecture.docx
+++ b/docs/Viewer-Product-Technical-Architecture.docx
@@ -163,7 +163,7 @@
           <w:sz w:val="21"/>
           <w:szCs w:val="21"/>
         </w:rPr>
-        <w:t xml:space="preserve">, which is what closed the gap this document reported last time. What has not happened is a document opening inside a host’s frame against an installed deployment. Section 13 states exactly what is left — read it before quoting anything here to a customer.</w:t>
+        <w:t xml:space="preserve">, which is what closed the gap this document reported last time. The demo host now drives the whole protocol against it end to end. What has not happened is a real CDE integrating it. Section 13 states exactly what is left — read it before quoting anything here to a customer.</w:t>
       </w:r>
     </w:p>
     <w:p>
@@ -10155,20 +10155,108 @@
           <w:sz w:val="21"/>
           <w:szCs w:val="21"/>
         </w:rPr>
-        <w:t xml:space="preserve">Verified in a browser, which found what reasoning had not.</w:t>
-      </w:r>
-      <w:r>
-        <w:rPr>
-          <w:rFonts w:ascii="Calibri" w:cs="Calibri" w:eastAsia="Calibri" w:hAnsi="Calibri"/>
-          <w:b w:val="false"/>
-          <w:bCs w:val="false"/>
-          <w:i w:val="false"/>
-          <w:iCs w:val="false"/>
-          <w:color w:val="1B2027"/>
-          <w:sz w:val="21"/>
-          <w:szCs w:val="21"/>
-        </w:rPr>
-        <w:t xml:space="preserve"> Serving a real production build under the composed policy showed the first version refusing the stylesheet-promoting script — so the main stylesheet never applied and the page looked broken rather than unstyled — and showed </w:t>
+        <w:t xml:space="preserve">Verified by running the demo host against it, end to end.</w:t>
+      </w:r>
+      <w:r>
+        <w:rPr>
+          <w:rFonts w:ascii="Calibri" w:cs="Calibri" w:eastAsia="Calibri" w:hAnsi="Calibri"/>
+          <w:b w:val="false"/>
+          <w:bCs w:val="false"/>
+          <w:i w:val="false"/>
+          <w:iCs w:val="false"/>
+          <w:color w:val="1B2027"/>
+          <w:sz w:val="21"/>
+          <w:szCs w:val="21"/>
+        </w:rPr>
+        <w:t xml:space="preserve"> The full journey works: the document opens, three pages render, markup is drawn and stored by the host, the host page is reloaded and the markup is handed back and painted, </w:t>
+      </w:r>
+      <w:r>
+        <w:rPr>
+          <w:rFonts w:ascii="Consolas" w:cs="Consolas" w:eastAsia="Consolas" w:hAnsi="Consolas"/>
+          <w:b w:val="false"/>
+          <w:bCs w:val="false"/>
+          <w:i w:val="false"/>
+          <w:iCs w:val="false"/>
+          <w:color w:val="1B2027"/>
+          <w:sz w:val="19"/>
+          <w:szCs w:val="19"/>
+        </w:rPr>
+        <w:t xml:space="preserve">goToPage</w:t>
+      </w:r>
+      <w:r>
+        <w:rPr>
+          <w:rFonts w:ascii="Calibri" w:cs="Calibri" w:eastAsia="Calibri" w:hAnsi="Calibri"/>
+          <w:b w:val="false"/>
+          <w:bCs w:val="false"/>
+          <w:i w:val="false"/>
+          <w:iCs w:val="false"/>
+          <w:color w:val="1B2027"/>
+          <w:sz w:val="21"/>
+          <w:szCs w:val="21"/>
+        </w:rPr>
+        <w:t xml:space="preserve"> and </w:t>
+      </w:r>
+      <w:r>
+        <w:rPr>
+          <w:rFonts w:ascii="Consolas" w:cs="Consolas" w:eastAsia="Consolas" w:hAnsi="Consolas"/>
+          <w:b w:val="false"/>
+          <w:bCs w:val="false"/>
+          <w:i w:val="false"/>
+          <w:iCs w:val="false"/>
+          <w:color w:val="1B2027"/>
+          <w:sz w:val="19"/>
+          <w:szCs w:val="19"/>
+        </w:rPr>
+        <w:t xml:space="preserve">setZoom</w:t>
+      </w:r>
+      <w:r>
+        <w:rPr>
+          <w:rFonts w:ascii="Calibri" w:cs="Calibri" w:eastAsia="Calibri" w:hAnsi="Calibri"/>
+          <w:b w:val="false"/>
+          <w:bCs w:val="false"/>
+          <w:i w:val="false"/>
+          <w:iCs w:val="false"/>
+          <w:color w:val="1B2027"/>
+          <w:sz w:val="21"/>
+          <w:szCs w:val="21"/>
+        </w:rPr>
+        <w:t xml:space="preserve"> drive the viewer, and a capability that was not granted does not render its control. No content blocked, no console errors.</w:t>
+      </w:r>
+    </w:p>
+    <w:p>
+      <w:pPr>
+        <w:pBdr>
+          <w:left w:val="single" w:color="C4342A" w:sz="18" w:space="8"/>
+        </w:pBdr>
+        <w:shd w:fill="FBEDEC" w:color="auto" w:val="clear"/>
+        <w:spacing w:after="180" w:before="140"/>
+        <w:ind w:left="120" w:right="120"/>
+      </w:pPr>
+      <w:r>
+        <w:rPr>
+          <w:rFonts w:ascii="Calibri" w:cs="Calibri" w:eastAsia="Calibri" w:hAnsi="Calibri"/>
+          <w:b/>
+          <w:bCs/>
+          <w:i w:val="false"/>
+          <w:iCs w:val="false"/>
+          <w:color w:val="1B2027"/>
+          <w:sz w:val="21"/>
+          <w:szCs w:val="21"/>
+        </w:rPr>
+        <w:t xml:space="preserve">That run found six defects that every unit test had passed over.</w:t>
+      </w:r>
+      <w:r>
+        <w:rPr>
+          <w:rFonts w:ascii="Calibri" w:cs="Calibri" w:eastAsia="Calibri" w:hAnsi="Calibri"/>
+          <w:b w:val="false"/>
+          <w:bCs w:val="false"/>
+          <w:i w:val="false"/>
+          <w:iCs w:val="false"/>
+          <w:color w:val="1B2027"/>
+          <w:sz w:val="21"/>
+          <w:szCs w:val="21"/>
+        </w:rPr>
+        <w:t xml:space="preserve"> A policy refusing the build’s own stylesheet-promoting script, so the main stylesheet never applied. </w:t>
       </w:r>
       <w:r>
         <w:rPr>
@@ -10194,7 +10282,72 @@
           <w:sz w:val="21"/>
           <w:szCs w:val="21"/>
         </w:rPr>
-        <w:t xml:space="preserve"> failing dependency injection before it rendered anything. Both are fixed; every page route now loads with nothing blocked. A document opening inside a host frame on an installed deployment remains untested.</w:t>
+        <w:t xml:space="preserve"> failing dependency injection before rendering anything. A pdf.js worker URL that had never resolved on any deployment. A </w:t>
+      </w:r>
+      <w:r>
+        <w:rPr>
+          <w:rFonts w:ascii="Consolas" w:cs="Consolas" w:eastAsia="Consolas" w:hAnsi="Consolas"/>
+          <w:b w:val="false"/>
+          <w:bCs w:val="false"/>
+          <w:i w:val="false"/>
+          <w:iCs w:val="false"/>
+          <w:color w:val="1B2027"/>
+          <w:sz w:val="19"/>
+          <w:szCs w:val="19"/>
+        </w:rPr>
+        <w:t xml:space="preserve">connect-src</w:t>
+      </w:r>
+      <w:r>
+        <w:rPr>
+          <w:rFonts w:ascii="Calibri" w:cs="Calibri" w:eastAsia="Calibri" w:hAnsi="Calibri"/>
+          <w:b w:val="false"/>
+          <w:bCs w:val="false"/>
+          <w:i w:val="false"/>
+          <w:iCs w:val="false"/>
+          <w:color w:val="1B2027"/>
+          <w:sz w:val="21"/>
+          <w:szCs w:val="21"/>
+        </w:rPr>
+        <w:t xml:space="preserve"> with no way to name an integrator’s storage. A service worker serving the entry document from cache, which defeats a per-request nonce by construction. And markup that never rendered in either direction, because the overlay bound </w:t>
+      </w:r>
+      <w:r>
+        <w:rPr>
+          <w:rFonts w:ascii="Consolas" w:cs="Consolas" w:eastAsia="Consolas" w:hAnsi="Consolas"/>
+          <w:b w:val="false"/>
+          <w:bCs w:val="false"/>
+          <w:i w:val="false"/>
+          <w:iCs w:val="false"/>
+          <w:color w:val="1B2027"/>
+          <w:sz w:val="19"/>
+          <w:szCs w:val="19"/>
+        </w:rPr>
+        <w:t xml:space="preserve">[innerHTML]</w:t>
+      </w:r>
+      <w:r>
+        <w:rPr>
+          <w:rFonts w:ascii="Calibri" w:cs="Calibri" w:eastAsia="Calibri" w:hAnsi="Calibri"/>
+          <w:b w:val="false"/>
+          <w:bCs w:val="false"/>
+          <w:i w:val="false"/>
+          <w:iCs w:val="false"/>
+          <w:color w:val="1B2027"/>
+          <w:sz w:val="21"/>
+          <w:szCs w:val="21"/>
+        </w:rPr>
+        <w:t xml:space="preserve"> to SVG and Angular’s sanitiser strips it — while every protocol message stayed correct, so the host’s log looked perfect and the page was blank. </w:t>
+      </w:r>
+      <w:r>
+        <w:rPr>
+          <w:rFonts w:ascii="Calibri" w:cs="Calibri" w:eastAsia="Calibri" w:hAnsi="Calibri"/>
+          <w:b/>
+          <w:bCs/>
+          <w:i w:val="false"/>
+          <w:iCs w:val="false"/>
+          <w:color w:val="1B2027"/>
+          <w:sz w:val="21"/>
+          <w:szCs w:val="21"/>
+        </w:rPr>
+        <w:t xml:space="preserve">Run the demo against a served viewer before believing an integration works.</w:t>
       </w:r>
     </w:p>
     <w:p>

--- a/docs/Viewer-Product-Technical-Architecture.docx
+++ b/docs/Viewer-Product-Technical-Architecture.docx
@@ -3730,7 +3730,85 @@
           <w:sz w:val="21"/>
           <w:szCs w:val="21"/>
         </w:rPr>
-        <w:t xml:space="preserve"> is 629 lines, over the §3.3 limits of 400 per file and 200 per component. Recorded rather than hidden: it is known debt, it predates the extraction, and splitting a canvas component wants a test suite that can actually run first.</w:t>
+        <w:t xml:space="preserve"> is 678 lines, over the §3.3 limits of 400 per file and 200 per component. Recorded rather than hidden: it is known debt, it predates the extraction, and splitting a canvas component wants a test suite that can actually run first. It grew from 629 when the §5.12 sanitiser bypasses came out of it — the converted drawing now reaches the page through an </w:t>
+      </w:r>
+      <w:r>
+        <w:rPr>
+          <w:rFonts w:ascii="Consolas" w:cs="Consolas" w:eastAsia="Consolas" w:hAnsi="Consolas"/>
+          <w:b w:val="false"/>
+          <w:bCs w:val="false"/>
+          <w:i w:val="false"/>
+          <w:iCs w:val="false"/>
+          <w:color w:val="1B2027"/>
+          <w:sz w:val="19"/>
+          <w:szCs w:val="19"/>
+        </w:rPr>
+        <w:t xml:space="preserve">&lt;img&gt;</w:t>
+      </w:r>
+      <w:r>
+        <w:rPr>
+          <w:rFonts w:ascii="Calibri" w:cs="Calibri" w:eastAsia="Calibri" w:hAnsi="Calibri"/>
+          <w:b w:val="false"/>
+          <w:bCs w:val="false"/>
+          <w:i w:val="false"/>
+          <w:iCs w:val="false"/>
+          <w:color w:val="1B2027"/>
+          <w:sz w:val="21"/>
+          <w:szCs w:val="21"/>
+        </w:rPr>
+        <w:t xml:space="preserve"> and a blob URL, which is more code here and no injected markup anywhere. The markup drawing went the other way, out to </w:t>
+      </w:r>
+      <w:r>
+        <w:rPr>
+          <w:rFonts w:ascii="Consolas" w:cs="Consolas" w:eastAsia="Consolas" w:hAnsi="Consolas"/>
+          <w:b w:val="false"/>
+          <w:bCs w:val="false"/>
+          <w:i w:val="false"/>
+          <w:iCs w:val="false"/>
+          <w:color w:val="1B2027"/>
+          <w:sz w:val="19"/>
+          <w:szCs w:val="19"/>
+        </w:rPr>
+        <w:t xml:space="preserve">markup-shapes.component</w:t>
+      </w:r>
+      <w:r>
+        <w:rPr>
+          <w:rFonts w:ascii="Calibri" w:cs="Calibri" w:eastAsia="Calibri" w:hAnsi="Calibri"/>
+          <w:b w:val="false"/>
+          <w:bCs w:val="false"/>
+          <w:i w:val="false"/>
+          <w:iCs w:val="false"/>
+          <w:color w:val="1B2027"/>
+          <w:sz w:val="21"/>
+          <w:szCs w:val="21"/>
+        </w:rPr>
+        <w:t xml:space="preserve"> (121 lines) on its third caller, so </w:t>
+      </w:r>
+      <w:r>
+        <w:rPr>
+          <w:rFonts w:ascii="Consolas" w:cs="Consolas" w:eastAsia="Consolas" w:hAnsi="Consolas"/>
+          <w:b w:val="false"/>
+          <w:bCs w:val="false"/>
+          <w:i w:val="false"/>
+          <w:iCs w:val="false"/>
+          <w:color w:val="1B2027"/>
+          <w:sz w:val="19"/>
+          <w:szCs w:val="19"/>
+        </w:rPr>
+        <w:t xml:space="preserve">markup-engine.service</w:t>
+      </w:r>
+      <w:r>
+        <w:rPr>
+          <w:rFonts w:ascii="Calibri" w:cs="Calibri" w:eastAsia="Calibri" w:hAnsi="Calibri"/>
+          <w:b w:val="false"/>
+          <w:bCs w:val="false"/>
+          <w:i w:val="false"/>
+          <w:iCs w:val="false"/>
+          <w:color w:val="1B2027"/>
+          <w:sz w:val="21"/>
+          <w:szCs w:val="21"/>
+        </w:rPr>
+        <w:t xml:space="preserve"> fell from 665 to 576.</w:t>
       </w:r>
     </w:p>
     <w:p>

--- a/docs/Viewer-Product-Technical-Architecture.docx
+++ b/docs/Viewer-Product-Technical-Architecture.docx
@@ -85,7 +85,7 @@
           <w:sz w:val="21"/>
           <w:szCs w:val="21"/>
         </w:rPr>
-        <w:t xml:space="preserve"> The rendering core is built and boundary-enforced, and so — since this document was last issued — is the integration surface: the </w:t>
+        <w:t xml:space="preserve"> The rendering core is built and boundary-enforced, and so is the integration surface: the </w:t>
       </w:r>
       <w:r>
         <w:rPr>
@@ -137,8 +137,18 @@
           <w:sz w:val="21"/>
           <w:szCs w:val="21"/>
         </w:rPr>
-        <w:t xml:space="preserve"> allow-list that used to refuse every frame, and </w:t>
-      </w:r>
+        <w:t xml:space="preserve"> allow-list that used to refuse every frame, and the image serves the embed document itself. The demo host drives the whole protocol against it end to end. What has not happened is a real CDE integrating it.</w:t>
+      </w:r>
+    </w:p>
+    <w:p>
+      <w:pPr>
+        <w:pBdr>
+          <w:left w:val="single" w:color="C4342A" w:sz="18" w:space="8"/>
+        </w:pBdr>
+        <w:shd w:fill="FBEDEC" w:color="auto" w:val="clear"/>
+        <w:spacing w:after="180" w:before="140"/>
+        <w:ind w:left="120" w:right="120"/>
+      </w:pPr>
       <w:r>
         <w:rPr>
           <w:rFonts w:ascii="Calibri" w:cs="Calibri" w:eastAsia="Calibri" w:hAnsi="Calibri"/>
@@ -150,20 +160,95 @@
           <w:sz w:val="21"/>
           <w:szCs w:val="21"/>
         </w:rPr>
-        <w:t xml:space="preserve">the image now serves the embed document itself</w:t>
-      </w:r>
-      <w:r>
-        <w:rPr>
-          <w:rFonts w:ascii="Calibri" w:cs="Calibri" w:eastAsia="Calibri" w:hAnsi="Calibri"/>
-          <w:b w:val="false"/>
-          <w:bCs w:val="false"/>
-          <w:i w:val="false"/>
-          <w:iCs w:val="false"/>
-          <w:color w:val="1B2027"/>
-          <w:sz w:val="21"/>
-          <w:szCs w:val="21"/>
-        </w:rPr>
-        <w:t xml:space="preserve">, which is what closed the gap this document reported last time. The demo host now drives the whole protocol against it end to end. What has not happened is a real CDE integrating it. Section 13 states exactly what is left — read it before quoting anything here to a customer.</w:t>
+        <w:t xml:space="preserve">Since the last issue</w:t>
+      </w:r>
+      <w:r>
+        <w:rPr>
+          <w:rFonts w:ascii="Calibri" w:cs="Calibri" w:eastAsia="Calibri" w:hAnsi="Calibri"/>
+          <w:b w:val="false"/>
+          <w:bCs w:val="false"/>
+          <w:i w:val="false"/>
+          <w:iCs w:val="false"/>
+          <w:color w:val="1B2027"/>
+          <w:sz w:val="21"/>
+          <w:szCs w:val="21"/>
+        </w:rPr>
+        <w:t xml:space="preserve">, the work has been conformance and structure rather than features: every hardcoded user-facing string is now a translatable message behind two CI gates (section 9.4); two drag-only interactions have a keyboard route, and a set of controls that announced themselves as glyphs now have names (sections 9.2 and 9.3); and </w:t>
+      </w:r>
+      <w:r>
+        <w:rPr>
+          <w:rFonts w:ascii="Consolas" w:cs="Consolas" w:eastAsia="Consolas" w:hAnsi="Consolas"/>
+          <w:b w:val="false"/>
+          <w:bCs w:val="false"/>
+          <w:i w:val="false"/>
+          <w:iCs w:val="false"/>
+          <w:color w:val="1B2027"/>
+          <w:sz w:val="19"/>
+          <w:szCs w:val="19"/>
+        </w:rPr>
+        <w:t xml:space="preserve">viewer-core</w:t>
+      </w:r>
+      <w:r>
+        <w:rPr>
+          <w:rFonts w:ascii="Calibri" w:cs="Calibri" w:eastAsia="Calibri" w:hAnsi="Calibri"/>
+          <w:b w:val="false"/>
+          <w:bCs w:val="false"/>
+          <w:i w:val="false"/>
+          <w:iCs w:val="false"/>
+          <w:color w:val="1B2027"/>
+          <w:sz w:val="21"/>
+          <w:szCs w:val="21"/>
+        </w:rPr>
+        <w:t xml:space="preserve"> is inside the section 3.3 size limits throughout (section 3.2). </w:t>
+      </w:r>
+      <w:r>
+        <w:rPr>
+          <w:rFonts w:ascii="Calibri" w:cs="Calibri" w:eastAsia="Calibri" w:hAnsi="Calibri"/>
+          <w:b/>
+          <w:bCs/>
+          <w:i w:val="false"/>
+          <w:iCs w:val="false"/>
+          <w:color w:val="1B2027"/>
+          <w:sz w:val="21"/>
+          <w:szCs w:val="21"/>
+        </w:rPr>
+        <w:t xml:space="preserve">One claim in the last issue was wrong</w:t>
+      </w:r>
+      <w:r>
+        <w:rPr>
+          <w:rFonts w:ascii="Calibri" w:cs="Calibri" w:eastAsia="Calibri" w:hAnsi="Calibri"/>
+          <w:b w:val="false"/>
+          <w:bCs w:val="false"/>
+          <w:i w:val="false"/>
+          <w:iCs w:val="false"/>
+          <w:color w:val="1B2027"/>
+          <w:sz w:val="21"/>
+          <w:szCs w:val="21"/>
+        </w:rPr>
+        <w:t xml:space="preserve"> and is corrected in section 12 — the environment note that qualified every statement about test results.</w:t>
+      </w:r>
+    </w:p>
+    <w:p>
+      <w:pPr>
+        <w:pBdr>
+          <w:left w:val="single" w:color="C4342A" w:sz="18" w:space="8"/>
+        </w:pBdr>
+        <w:shd w:fill="FBEDEC" w:color="auto" w:val="clear"/>
+        <w:spacing w:after="180" w:before="140"/>
+        <w:ind w:left="120" w:right="120"/>
+      </w:pPr>
+      <w:r>
+        <w:rPr>
+          <w:rFonts w:ascii="Calibri" w:cs="Calibri" w:eastAsia="Calibri" w:hAnsi="Calibri"/>
+          <w:b w:val="false"/>
+          <w:bCs w:val="false"/>
+          <w:i w:val="false"/>
+          <w:iCs w:val="false"/>
+          <w:color w:val="1B2027"/>
+          <w:sz w:val="21"/>
+          <w:szCs w:val="21"/>
+        </w:rPr>
+        <w:t xml:space="preserve">Section 13 states exactly what is left — read it before quoting anything here to a customer.</w:t>
       </w:r>
     </w:p>
     <w:p>
@@ -3028,7 +3113,7 @@
                 <w:sz w:val="19"/>
                 <w:szCs w:val="19"/>
               </w:rPr>
-              <w:t xml:space="preserve">565</w:t>
+              <w:t xml:space="preserve">372</w:t>
             </w:r>
           </w:p>
         </w:tc>
@@ -3063,7 +3148,7 @@
                 <w:sz w:val="19"/>
                 <w:szCs w:val="19"/>
               </w:rPr>
-              <w:t xml:space="preserve">All drawing: pointer events (mouse and touch), shape creation, SVG rendering, hit testing</w:t>
+              <w:t xml:space="preserve">Shape creation, geometry updates and hit testing. Pointer handling and the in-progress shape moved out to markup-drawing-session when the second surface needed them</w:t>
             </w:r>
           </w:p>
         </w:tc>
@@ -3136,7 +3221,7 @@
                 <w:sz w:val="19"/>
                 <w:szCs w:val="19"/>
               </w:rPr>
-              <w:t xml:space="preserve">201</w:t>
+              <w:t xml:space="preserve">238</w:t>
             </w:r>
           </w:p>
         </w:tc>
@@ -3699,6 +3784,159 @@
     </w:p>
     <w:p>
       <w:pPr>
+        <w:spacing w:after="140" w:line="276"/>
+      </w:pPr>
+      <w:r>
+        <w:rPr>
+          <w:rFonts w:ascii="Calibri" w:cs="Calibri" w:eastAsia="Calibri" w:hAnsi="Calibri"/>
+          <w:b/>
+          <w:bCs/>
+          <w:i w:val="false"/>
+          <w:iCs w:val="false"/>
+          <w:color w:val="1B2027"/>
+          <w:sz w:val="21"/>
+          <w:szCs w:val="21"/>
+        </w:rPr>
+        <w:t xml:space="preserve">Every component in </w:t>
+      </w:r>
+      <w:r>
+        <w:rPr>
+          <w:rFonts w:ascii="Consolas" w:cs="Consolas" w:eastAsia="Consolas" w:hAnsi="Consolas"/>
+          <w:b/>
+          <w:bCs/>
+          <w:i w:val="false"/>
+          <w:iCs w:val="false"/>
+          <w:color w:val="1B2027"/>
+          <w:sz w:val="19"/>
+          <w:szCs w:val="19"/>
+        </w:rPr>
+        <w:t xml:space="preserve">viewer-core</w:t>
+      </w:r>
+      <w:r>
+        <w:rPr>
+          <w:rFonts w:ascii="Calibri" w:cs="Calibri" w:eastAsia="Calibri" w:hAnsi="Calibri"/>
+          <w:b/>
+          <w:bCs/>
+          <w:i w:val="false"/>
+          <w:iCs w:val="false"/>
+          <w:color w:val="1B2027"/>
+          <w:sz w:val="21"/>
+          <w:szCs w:val="21"/>
+        </w:rPr>
+        <w:t xml:space="preserve"> is now inside the §3.3 limits.</w:t>
+      </w:r>
+      <w:r>
+        <w:rPr>
+          <w:rFonts w:ascii="Calibri" w:cs="Calibri" w:eastAsia="Calibri" w:hAnsi="Calibri"/>
+          <w:b w:val="false"/>
+          <w:bCs w:val="false"/>
+          <w:i w:val="false"/>
+          <w:iCs w:val="false"/>
+          <w:color w:val="1B2027"/>
+          <w:sz w:val="21"/>
+          <w:szCs w:val="21"/>
+        </w:rPr>
+        <w:t xml:space="preserve"> The last issue recorded </w:t>
+      </w:r>
+      <w:r>
+        <w:rPr>
+          <w:rFonts w:ascii="Consolas" w:cs="Consolas" w:eastAsia="Consolas" w:hAnsi="Consolas"/>
+          <w:b w:val="false"/>
+          <w:bCs w:val="false"/>
+          <w:i w:val="false"/>
+          <w:iCs w:val="false"/>
+          <w:color w:val="1B2027"/>
+          <w:sz w:val="19"/>
+          <w:szCs w:val="19"/>
+        </w:rPr>
+        <w:t xml:space="preserve">cad-viewer.component.ts</w:t>
+      </w:r>
+      <w:r>
+        <w:rPr>
+          <w:rFonts w:ascii="Calibri" w:cs="Calibri" w:eastAsia="Calibri" w:hAnsi="Calibri"/>
+          <w:b w:val="false"/>
+          <w:bCs w:val="false"/>
+          <w:i w:val="false"/>
+          <w:iCs w:val="false"/>
+          <w:color w:val="1B2027"/>
+          <w:sz w:val="21"/>
+          <w:szCs w:val="21"/>
+        </w:rPr>
+        <w:t xml:space="preserve"> at 678 lines and called splitting it debt that wanted a runnable test suite first. The suite runs (§12), and the split happened: </w:t>
+      </w:r>
+      <w:r>
+        <w:rPr>
+          <w:rFonts w:ascii="Consolas" w:cs="Consolas" w:eastAsia="Consolas" w:hAnsi="Consolas"/>
+          <w:b w:val="false"/>
+          <w:bCs w:val="false"/>
+          <w:i w:val="false"/>
+          <w:iCs w:val="false"/>
+          <w:color w:val="1B2027"/>
+          <w:sz w:val="19"/>
+          <w:szCs w:val="19"/>
+        </w:rPr>
+        <w:t xml:space="preserve">cad-viewer</w:t>
+      </w:r>
+      <w:r>
+        <w:rPr>
+          <w:rFonts w:ascii="Calibri" w:cs="Calibri" w:eastAsia="Calibri" w:hAnsi="Calibri"/>
+          <w:b w:val="false"/>
+          <w:bCs w:val="false"/>
+          <w:i w:val="false"/>
+          <w:iCs w:val="false"/>
+          <w:color w:val="1B2027"/>
+          <w:sz w:val="21"/>
+          <w:szCs w:val="21"/>
+        </w:rPr>
+        <w:t xml:space="preserve"> is 118 lines, with the viewport transform, the image lifecycle, the layer panel and the markup overlay each in their own file. </w:t>
+      </w:r>
+      <w:r>
+        <w:rPr>
+          <w:rFonts w:ascii="Consolas" w:cs="Consolas" w:eastAsia="Consolas" w:hAnsi="Consolas"/>
+          <w:b w:val="false"/>
+          <w:bCs w:val="false"/>
+          <w:i w:val="false"/>
+          <w:iCs w:val="false"/>
+          <w:color w:val="1B2027"/>
+          <w:sz w:val="19"/>
+          <w:szCs w:val="19"/>
+        </w:rPr>
+        <w:t xml:space="preserve">ifc-tree</w:t>
+      </w:r>
+      <w:r>
+        <w:rPr>
+          <w:rFonts w:ascii="Calibri" w:cs="Calibri" w:eastAsia="Calibri" w:hAnsi="Calibri"/>
+          <w:b w:val="false"/>
+          <w:bCs w:val="false"/>
+          <w:i w:val="false"/>
+          <w:iCs w:val="false"/>
+          <w:color w:val="1B2027"/>
+          <w:sz w:val="21"/>
+          <w:szCs w:val="21"/>
+        </w:rPr>
+        <w:t xml:space="preserve"> went the same way, 398 to 190, with a row component and a roving tab stop beside it.</w:t>
+      </w:r>
+    </w:p>
+    <w:p>
+      <w:pPr>
+        <w:spacing w:after="140" w:line="276"/>
+      </w:pPr>
+      <w:r>
+        <w:rPr>
+          <w:rFonts w:ascii="Calibri" w:cs="Calibri" w:eastAsia="Calibri" w:hAnsi="Calibri"/>
+          <w:b w:val="false"/>
+          <w:bCs w:val="false"/>
+          <w:i w:val="false"/>
+          <w:iCs w:val="false"/>
+          <w:color w:val="1B2027"/>
+          <w:sz w:val="21"/>
+          <w:szCs w:val="21"/>
+        </w:rPr>
+        <w:t xml:space="preserve">The decomposition was not cosmetic. Splitting a file forces every seam through a test, and four defects came out of these two alone: a drawing whose rotation shift had never been asserted, a layer panel whose checkbox the spec bypassed by reaching into the component, an image-viewer branch that could never have run, and model metadata computed, translated and never rendered.</w:t>
+      </w:r>
+    </w:p>
+    <w:p>
+      <w:pPr>
         <w:pBdr>
           <w:left w:val="single" w:color="C4342A" w:sz="18" w:space="8"/>
         </w:pBdr>
@@ -3708,107 +3946,68 @@
       </w:pPr>
       <w:r>
         <w:rPr>
-          <w:rFonts w:ascii="Consolas" w:cs="Consolas" w:eastAsia="Consolas" w:hAnsi="Consolas"/>
-          <w:b w:val="false"/>
-          <w:bCs w:val="false"/>
-          <w:i w:val="false"/>
-          <w:iCs w:val="false"/>
-          <w:color w:val="1B2027"/>
-          <w:sz w:val="19"/>
-          <w:szCs w:val="19"/>
-        </w:rPr>
-        <w:t xml:space="preserve">cad-viewer.component.ts</w:t>
-      </w:r>
-      <w:r>
-        <w:rPr>
-          <w:rFonts w:ascii="Calibri" w:cs="Calibri" w:eastAsia="Calibri" w:hAnsi="Calibri"/>
-          <w:b w:val="false"/>
-          <w:bCs w:val="false"/>
-          <w:i w:val="false"/>
-          <w:iCs w:val="false"/>
-          <w:color w:val="1B2027"/>
-          <w:sz w:val="21"/>
-          <w:szCs w:val="21"/>
-        </w:rPr>
-        <w:t xml:space="preserve"> is 678 lines, over the §3.3 limits of 400 per file and 200 per component. Recorded rather than hidden: it is known debt, it predates the extraction, and splitting a canvas component wants a test suite that can actually run first. It grew from 629 when the §5.12 sanitiser bypasses came out of it — the converted drawing now reaches the page through an </w:t>
-      </w:r>
-      <w:r>
-        <w:rPr>
-          <w:rFonts w:ascii="Consolas" w:cs="Consolas" w:eastAsia="Consolas" w:hAnsi="Consolas"/>
-          <w:b w:val="false"/>
-          <w:bCs w:val="false"/>
-          <w:i w:val="false"/>
-          <w:iCs w:val="false"/>
-          <w:color w:val="1B2027"/>
-          <w:sz w:val="19"/>
-          <w:szCs w:val="19"/>
-        </w:rPr>
-        <w:t xml:space="preserve">&lt;img&gt;</w:t>
-      </w:r>
-      <w:r>
-        <w:rPr>
-          <w:rFonts w:ascii="Calibri" w:cs="Calibri" w:eastAsia="Calibri" w:hAnsi="Calibri"/>
-          <w:b w:val="false"/>
-          <w:bCs w:val="false"/>
-          <w:i w:val="false"/>
-          <w:iCs w:val="false"/>
-          <w:color w:val="1B2027"/>
-          <w:sz w:val="21"/>
-          <w:szCs w:val="21"/>
-        </w:rPr>
-        <w:t xml:space="preserve"> and a blob URL, which is more code here and no injected markup anywhere. The markup drawing went the other way, out to </w:t>
-      </w:r>
-      <w:r>
-        <w:rPr>
-          <w:rFonts w:ascii="Consolas" w:cs="Consolas" w:eastAsia="Consolas" w:hAnsi="Consolas"/>
-          <w:b w:val="false"/>
-          <w:bCs w:val="false"/>
-          <w:i w:val="false"/>
-          <w:iCs w:val="false"/>
-          <w:color w:val="1B2027"/>
-          <w:sz w:val="19"/>
-          <w:szCs w:val="19"/>
-        </w:rPr>
-        <w:t xml:space="preserve">markup-shapes.component</w:t>
-      </w:r>
-      <w:r>
-        <w:rPr>
-          <w:rFonts w:ascii="Calibri" w:cs="Calibri" w:eastAsia="Calibri" w:hAnsi="Calibri"/>
-          <w:b w:val="false"/>
-          <w:bCs w:val="false"/>
-          <w:i w:val="false"/>
-          <w:iCs w:val="false"/>
-          <w:color w:val="1B2027"/>
-          <w:sz w:val="21"/>
-          <w:szCs w:val="21"/>
-        </w:rPr>
-        <w:t xml:space="preserve"> (121 lines) on its third caller, so </w:t>
-      </w:r>
-      <w:r>
-        <w:rPr>
-          <w:rFonts w:ascii="Consolas" w:cs="Consolas" w:eastAsia="Consolas" w:hAnsi="Consolas"/>
-          <w:b w:val="false"/>
-          <w:bCs w:val="false"/>
-          <w:i w:val="false"/>
-          <w:iCs w:val="false"/>
-          <w:color w:val="1B2027"/>
-          <w:sz w:val="19"/>
-          <w:szCs w:val="19"/>
-        </w:rPr>
-        <w:t xml:space="preserve">markup-engine.service</w:t>
-      </w:r>
-      <w:r>
-        <w:rPr>
-          <w:rFonts w:ascii="Calibri" w:cs="Calibri" w:eastAsia="Calibri" w:hAnsi="Calibri"/>
-          <w:b w:val="false"/>
-          <w:bCs w:val="false"/>
-          <w:i w:val="false"/>
-          <w:iCs w:val="false"/>
-          <w:color w:val="1B2027"/>
-          <w:sz w:val="21"/>
-          <w:szCs w:val="21"/>
-        </w:rPr>
-        <w:t xml:space="preserve"> fell from 665 to 576.</w:t>
+          <w:rFonts w:ascii="Calibri" w:cs="Calibri" w:eastAsia="Calibri" w:hAnsi="Calibri"/>
+          <w:b w:val="false"/>
+          <w:bCs w:val="false"/>
+          <w:i w:val="false"/>
+          <w:iCs w:val="false"/>
+          <w:color w:val="1B2027"/>
+          <w:sz w:val="21"/>
+          <w:szCs w:val="21"/>
+        </w:rPr>
+        <w:t xml:space="preserve">Two spec files remain over the 400-line file limit — </w:t>
+      </w:r>
+      <w:r>
+        <w:rPr>
+          <w:rFonts w:ascii="Consolas" w:cs="Consolas" w:eastAsia="Consolas" w:hAnsi="Consolas"/>
+          <w:b w:val="false"/>
+          <w:bCs w:val="false"/>
+          <w:i w:val="false"/>
+          <w:iCs w:val="false"/>
+          <w:color w:val="1B2027"/>
+          <w:sz w:val="19"/>
+          <w:szCs w:val="19"/>
+        </w:rPr>
+        <w:t xml:space="preserve">ifc-tree.visibility.spec.ts</w:t>
+      </w:r>
+      <w:r>
+        <w:rPr>
+          <w:rFonts w:ascii="Calibri" w:cs="Calibri" w:eastAsia="Calibri" w:hAnsi="Calibri"/>
+          <w:b w:val="false"/>
+          <w:bCs w:val="false"/>
+          <w:i w:val="false"/>
+          <w:iCs w:val="false"/>
+          <w:color w:val="1B2027"/>
+          <w:sz w:val="21"/>
+          <w:szCs w:val="21"/>
+        </w:rPr>
+        <w:t xml:space="preserve"> (458) and </w:t>
+      </w:r>
+      <w:r>
+        <w:rPr>
+          <w:rFonts w:ascii="Consolas" w:cs="Consolas" w:eastAsia="Consolas" w:hAnsi="Consolas"/>
+          <w:b w:val="false"/>
+          <w:bCs w:val="false"/>
+          <w:i w:val="false"/>
+          <w:iCs w:val="false"/>
+          <w:color w:val="1B2027"/>
+          <w:sz w:val="19"/>
+          <w:szCs w:val="19"/>
+        </w:rPr>
+        <w:t xml:space="preserve">markup-drawing-session.spec.ts</w:t>
+      </w:r>
+      <w:r>
+        <w:rPr>
+          <w:rFonts w:ascii="Calibri" w:cs="Calibri" w:eastAsia="Calibri" w:hAnsi="Calibri"/>
+          <w:b w:val="false"/>
+          <w:bCs w:val="false"/>
+          <w:i w:val="false"/>
+          <w:iCs w:val="false"/>
+          <w:color w:val="1B2027"/>
+          <w:sz w:val="21"/>
+          <w:szCs w:val="21"/>
+        </w:rPr>
+        <w:t xml:space="preserve"> (408). Recorded rather than hidden; they are the next thing to split.</w:t>
       </w:r>
     </w:p>
     <w:p>
@@ -3843,7 +4042,25 @@
           <w:sz w:val="21"/>
           <w:szCs w:val="21"/>
         </w:rPr>
-        <w:t xml:space="preserve">The 15 components still in the application are not there by accident. Thirteen import the platform’s HTTP services; two (</w:t>
+        <w:t xml:space="preserve">The 33 viewer components still in the application are not there by accident. Eighteen import the platform’s HTTP services directly; the rest are presentational children produced by the §3.3 decomposition, and those move as they are — a page card, a signature stamp, a form-field row and a toolbar have no opinion about where their data came from.</w:t>
+      </w:r>
+    </w:p>
+    <w:p>
+      <w:pPr>
+        <w:spacing w:after="140" w:line="276"/>
+      </w:pPr>
+      <w:r>
+        <w:rPr>
+          <w:rFonts w:ascii="Calibri" w:cs="Calibri" w:eastAsia="Calibri" w:hAnsi="Calibri"/>
+          <w:b w:val="false"/>
+          <w:bCs w:val="false"/>
+          <w:i w:val="false"/>
+          <w:iCs w:val="false"/>
+          <w:color w:val="1B2027"/>
+          <w:sz w:val="21"/>
+          <w:szCs w:val="21"/>
+        </w:rPr>
+        <w:t xml:space="preserve">That count rose while the coupling did not, which is the point: splitting an oversized component multiplies files, and the question “what still has to move” is answered by the eighteen, not the thirty-three. </w:t>
       </w:r>
       <w:r>
         <w:rPr>
@@ -3869,85 +4086,7 @@
           <w:sz w:val="21"/>
           <w:szCs w:val="21"/>
         </w:rPr>
-        <w:t xml:space="preserve">, </w:t>
-      </w:r>
-      <w:r>
-        <w:rPr>
-          <w:rFonts w:ascii="Consolas" w:cs="Consolas" w:eastAsia="Consolas" w:hAnsi="Consolas"/>
-          <w:b w:val="false"/>
-          <w:bCs w:val="false"/>
-          <w:i w:val="false"/>
-          <w:iCs w:val="false"/>
-          <w:color w:val="1B2027"/>
-          <w:sz w:val="19"/>
-          <w:szCs w:val="19"/>
-        </w:rPr>
-        <w:t xml:space="preserve">viewer3d.component</w:t>
-      </w:r>
-      <w:r>
-        <w:rPr>
-          <w:rFonts w:ascii="Calibri" w:cs="Calibri" w:eastAsia="Calibri" w:hAnsi="Calibri"/>
-          <w:b w:val="false"/>
-          <w:bCs w:val="false"/>
-          <w:i w:val="false"/>
-          <w:iCs w:val="false"/>
-          <w:color w:val="1B2027"/>
-          <w:sz w:val="21"/>
-          <w:szCs w:val="21"/>
-        </w:rPr>
-        <w:t xml:space="preserve">) inject </w:t>
-      </w:r>
-      <w:r>
-        <w:rPr>
-          <w:rFonts w:ascii="Consolas" w:cs="Consolas" w:eastAsia="Consolas" w:hAnsi="Consolas"/>
-          <w:b w:val="false"/>
-          <w:bCs w:val="false"/>
-          <w:i w:val="false"/>
-          <w:iCs w:val="false"/>
-          <w:color w:val="1B2027"/>
-          <w:sz w:val="19"/>
-          <w:szCs w:val="19"/>
-        </w:rPr>
-        <w:t xml:space="preserve">ViewerService</w:t>
-      </w:r>
-      <w:r>
-        <w:rPr>
-          <w:rFonts w:ascii="Calibri" w:cs="Calibri" w:eastAsia="Calibri" w:hAnsi="Calibri"/>
-          <w:b w:val="false"/>
-          <w:bCs w:val="false"/>
-          <w:i w:val="false"/>
-          <w:iCs w:val="false"/>
-          <w:color w:val="1B2027"/>
-          <w:sz w:val="21"/>
-          <w:szCs w:val="21"/>
-        </w:rPr>
-        <w:t xml:space="preserve">, which calls </w:t>
-      </w:r>
-      <w:r>
-        <w:rPr>
-          <w:rFonts w:ascii="Consolas" w:cs="Consolas" w:eastAsia="Consolas" w:hAnsi="Consolas"/>
-          <w:b w:val="false"/>
-          <w:bCs w:val="false"/>
-          <w:i w:val="false"/>
-          <w:iCs w:val="false"/>
-          <w:color w:val="1B2027"/>
-          <w:sz w:val="19"/>
-          <w:szCs w:val="19"/>
-        </w:rPr>
-        <w:t xml:space="preserve">/api/viewer/{id}</w:t>
-      </w:r>
-      <w:r>
-        <w:rPr>
-          <w:rFonts w:ascii="Calibri" w:cs="Calibri" w:eastAsia="Calibri" w:hAnsi="Calibri"/>
-          <w:b w:val="false"/>
-          <w:bCs w:val="false"/>
-          <w:i w:val="false"/>
-          <w:iCs w:val="false"/>
-          <w:color w:val="1B2027"/>
-          <w:sz w:val="21"/>
-          <w:szCs w:val="21"/>
-        </w:rPr>
-        <w:t xml:space="preserve"> and the annotation endpoints.</w:t>
+        <w:t xml:space="preserve"> is no longer among them — it was dead and has been deleted.</w:t>
       </w:r>
     </w:p>
     <w:p>
@@ -8559,25 +8698,42 @@
           <w:sz w:val="30"/>
           <w:szCs w:val="30"/>
         </w:rPr>
-        <w:t xml:space="preserve">9.  Accessibility architecture</w:t>
+        <w:t xml:space="preserve">9.  Accessibility and localisation architecture</w:t>
       </w:r>
     </w:p>
     <w:p>
       <w:pPr>
-        <w:spacing w:after="140" w:line="276"/>
-      </w:pPr>
-      <w:r>
-        <w:rPr>
-          <w:rFonts w:ascii="Calibri" w:cs="Calibri" w:eastAsia="Calibri" w:hAnsi="Calibri"/>
-          <w:b w:val="false"/>
-          <w:bCs w:val="false"/>
-          <w:i w:val="false"/>
-          <w:iCs w:val="false"/>
-          <w:color w:val="1B2027"/>
-          <w:sz w:val="21"/>
-          <w:szCs w:val="21"/>
-        </w:rPr>
-        <w:t xml:space="preserve">Not a layer applied afterwards. Three decisions are structural.</w:t>
+        <w:spacing w:after="200" w:line="276"/>
+      </w:pPr>
+      <w:r>
+        <w:rPr>
+          <w:rFonts w:ascii="Calibri" w:cs="Calibri" w:eastAsia="Calibri" w:hAnsi="Calibri"/>
+          <w:b w:val="false"/>
+          <w:bCs w:val="false"/>
+          <w:i w:val="false"/>
+          <w:iCs w:val="false"/>
+          <w:color w:val="5F6875"/>
+          <w:sz w:val="21"/>
+          <w:szCs w:val="21"/>
+        </w:rPr>
+        <w:t xml:space="preserve">Both are procurement gates rather than preferences, and both are structural here for the same reason: a host CDE embedding this viewer inherits our conformance and our untranslated strings, and can fix neither from the outside.</w:t>
+      </w:r>
+    </w:p>
+    <w:p>
+      <w:pPr>
+        <w:pStyle w:val="Heading2"/>
+        <w:spacing w:after="140" w:before="280"/>
+      </w:pPr>
+      <w:r>
+        <w:rPr>
+          <w:rFonts w:ascii="Calibri" w:cs="Calibri" w:eastAsia="Calibri" w:hAnsi="Calibri"/>
+          <w:b/>
+          <w:bCs/>
+          <w:color w:val="0F7A83"/>
+          <w:sz w:val="25"/>
+          <w:szCs w:val="25"/>
+        </w:rPr>
+        <w:t xml:space="preserve">9.1  The three structural decisions</w:t>
       </w:r>
     </w:p>
     <w:p>
@@ -8613,7 +8769,59 @@
           <w:sz w:val="21"/>
           <w:szCs w:val="21"/>
         </w:rPr>
-        <w:t xml:space="preserve"> A canvas alone cannot conform.</w:t>
+        <w:t xml:space="preserve"> A canvas alone cannot conform. It now implements the full tree pattern — a roving tab stop, arrow navigation, </w:t>
+      </w:r>
+      <w:r>
+        <w:rPr>
+          <w:rFonts w:ascii="Consolas" w:cs="Consolas" w:eastAsia="Consolas" w:hAnsi="Consolas"/>
+          <w:b w:val="false"/>
+          <w:bCs w:val="false"/>
+          <w:i w:val="false"/>
+          <w:iCs w:val="false"/>
+          <w:color w:val="1B2027"/>
+          <w:sz w:val="19"/>
+          <w:szCs w:val="19"/>
+        </w:rPr>
+        <w:t xml:space="preserve">aria-level</w:t>
+      </w:r>
+      <w:r>
+        <w:rPr>
+          <w:rFonts w:ascii="Calibri" w:cs="Calibri" w:eastAsia="Calibri" w:hAnsi="Calibri"/>
+          <w:b w:val="false"/>
+          <w:bCs w:val="false"/>
+          <w:i w:val="false"/>
+          <w:iCs w:val="false"/>
+          <w:color w:val="1B2027"/>
+          <w:sz w:val="21"/>
+          <w:szCs w:val="21"/>
+        </w:rPr>
+        <w:t xml:space="preserve"> and </w:t>
+      </w:r>
+      <w:r>
+        <w:rPr>
+          <w:rFonts w:ascii="Consolas" w:cs="Consolas" w:eastAsia="Consolas" w:hAnsi="Consolas"/>
+          <w:b w:val="false"/>
+          <w:bCs w:val="false"/>
+          <w:i w:val="false"/>
+          <w:iCs w:val="false"/>
+          <w:color w:val="1B2027"/>
+          <w:sz w:val="19"/>
+          <w:szCs w:val="19"/>
+        </w:rPr>
+        <w:t xml:space="preserve">aria-expanded</w:t>
+      </w:r>
+      <w:r>
+        <w:rPr>
+          <w:rFonts w:ascii="Calibri" w:cs="Calibri" w:eastAsia="Calibri" w:hAnsi="Calibri"/>
+          <w:b w:val="false"/>
+          <w:bCs w:val="false"/>
+          <w:i w:val="false"/>
+          <w:iCs w:val="false"/>
+          <w:color w:val="1B2027"/>
+          <w:sz w:val="21"/>
+          <w:szCs w:val="21"/>
+        </w:rPr>
+        <w:t xml:space="preserve"> on each row — rather than a list of divs that looked like a tree.</w:t>
       </w:r>
     </w:p>
     <w:p>
@@ -8649,59 +8857,7 @@
           <w:sz w:val="21"/>
           <w:szCs w:val="21"/>
         </w:rPr>
-        <w:t xml:space="preserve"> (SC 2.5.7) — which for a markup tool means every shape must be creatable and movable without a drag. This is a known gap: the callout box cannot currently be dragged at all, because </w:t>
-      </w:r>
-      <w:r>
-        <w:rPr>
-          <w:rFonts w:ascii="Consolas" w:cs="Consolas" w:eastAsia="Consolas" w:hAnsi="Consolas"/>
-          <w:b w:val="false"/>
-          <w:bCs w:val="false"/>
-          <w:i w:val="false"/>
-          <w:iCs w:val="false"/>
-          <w:color w:val="1B2027"/>
-          <w:sz w:val="19"/>
-          <w:szCs w:val="19"/>
-        </w:rPr>
-        <w:t xml:space="preserve">updateShape</w:t>
-      </w:r>
-      <w:r>
-        <w:rPr>
-          <w:rFonts w:ascii="Calibri" w:cs="Calibri" w:eastAsia="Calibri" w:hAnsi="Calibri"/>
-          <w:b w:val="false"/>
-          <w:bCs w:val="false"/>
-          <w:i w:val="false"/>
-          <w:iCs w:val="false"/>
-          <w:color w:val="1B2027"/>
-          <w:sz w:val="21"/>
-          <w:szCs w:val="21"/>
-        </w:rPr>
-        <w:t xml:space="preserve"> has no </w:t>
-      </w:r>
-      <w:r>
-        <w:rPr>
-          <w:rFonts w:ascii="Consolas" w:cs="Consolas" w:eastAsia="Consolas" w:hAnsi="Consolas"/>
-          <w:b w:val="false"/>
-          <w:bCs w:val="false"/>
-          <w:i w:val="false"/>
-          <w:iCs w:val="false"/>
-          <w:color w:val="1B2027"/>
-          <w:sz w:val="19"/>
-          <w:szCs w:val="19"/>
-        </w:rPr>
-        <w:t xml:space="preserve">callout</w:t>
-      </w:r>
-      <w:r>
-        <w:rPr>
-          <w:rFonts w:ascii="Calibri" w:cs="Calibri" w:eastAsia="Calibri" w:hAnsi="Calibri"/>
-          <w:b w:val="false"/>
-          <w:bCs w:val="false"/>
-          <w:i w:val="false"/>
-          <w:iCs w:val="false"/>
-          <w:color w:val="1B2027"/>
-          <w:sz w:val="21"/>
-          <w:szCs w:val="21"/>
-        </w:rPr>
-        <w:t xml:space="preserve"> case.</w:t>
+        <w:t xml:space="preserve"> (SC 2.5.7).</w:t>
       </w:r>
     </w:p>
     <w:p>
@@ -8738,6 +8894,699 @@
           <w:szCs w:val="21"/>
         </w:rPr>
         <w:t xml:space="preserve"> An inaccessible export is a product accessibility failure, and it is the most common gap found in government audits.</w:t>
+      </w:r>
+    </w:p>
+    <w:p>
+      <w:pPr>
+        <w:pStyle w:val="Heading2"/>
+        <w:spacing w:after="140" w:before="280"/>
+      </w:pPr>
+      <w:r>
+        <w:rPr>
+          <w:rFonts w:ascii="Calibri" w:cs="Calibri" w:eastAsia="Calibri" w:hAnsi="Calibri"/>
+          <w:b/>
+          <w:bCs/>
+          <w:color w:val="0F7A83"/>
+          <w:sz w:val="25"/>
+          <w:szCs w:val="25"/>
+        </w:rPr>
+        <w:t xml:space="preserve">9.2  What the second of those cost</w:t>
+      </w:r>
+    </w:p>
+    <w:p>
+      <w:pPr>
+        <w:spacing w:after="140" w:line="276"/>
+      </w:pPr>
+      <w:r>
+        <w:rPr>
+          <w:rFonts w:ascii="Calibri" w:cs="Calibri" w:eastAsia="Calibri" w:hAnsi="Calibri"/>
+          <w:b w:val="false"/>
+          <w:bCs w:val="false"/>
+          <w:i w:val="false"/>
+          <w:iCs w:val="false"/>
+          <w:color w:val="1B2027"/>
+          <w:sz w:val="21"/>
+          <w:szCs w:val="21"/>
+        </w:rPr>
+        <w:t xml:space="preserve">SC 2.5.7 was stated in the last issue of this document and not implemented. Two drag-only interactions have since been given a keyboard route.</w:t>
+      </w:r>
+    </w:p>
+    <w:p>
+      <w:pPr>
+        <w:pStyle w:val="ListParagraph"/>
+        <w:numPr>
+          <w:ilvl w:val="0"/>
+          <w:numId w:val="2"/>
+        </w:numPr>
+        <w:spacing w:after="90" w:line="276"/>
+      </w:pPr>
+      <w:r>
+        <w:rPr>
+          <w:rFonts w:ascii="Calibri" w:cs="Calibri" w:eastAsia="Calibri" w:hAnsi="Calibri"/>
+          <w:b/>
+          <w:bCs/>
+          <w:i w:val="false"/>
+          <w:iCs w:val="false"/>
+          <w:color w:val="1B2027"/>
+          <w:sz w:val="21"/>
+          <w:szCs w:val="21"/>
+        </w:rPr>
+        <w:t xml:space="preserve">Page reordering</w:t>
+      </w:r>
+      <w:r>
+        <w:rPr>
+          <w:rFonts w:ascii="Calibri" w:cs="Calibri" w:eastAsia="Calibri" w:hAnsi="Calibri"/>
+          <w:b w:val="false"/>
+          <w:bCs w:val="false"/>
+          <w:i w:val="false"/>
+          <w:iCs w:val="false"/>
+          <w:color w:val="1B2027"/>
+          <w:sz w:val="21"/>
+          <w:szCs w:val="21"/>
+        </w:rPr>
+        <w:t xml:space="preserve"> was a CDK drag handle and nothing else. Angular’s CDK drag-drop has no keyboard mode and a </w:t>
+      </w:r>
+      <w:r>
+        <w:rPr>
+          <w:rFonts w:ascii="Consolas" w:cs="Consolas" w:eastAsia="Consolas" w:hAnsi="Consolas"/>
+          <w:b w:val="false"/>
+          <w:bCs w:val="false"/>
+          <w:i w:val="false"/>
+          <w:iCs w:val="false"/>
+          <w:color w:val="1B2027"/>
+          <w:sz w:val="19"/>
+          <w:szCs w:val="19"/>
+        </w:rPr>
+        <w:t xml:space="preserve">&lt;span cdkDragHandle&gt;</w:t>
+      </w:r>
+      <w:r>
+        <w:rPr>
+          <w:rFonts w:ascii="Calibri" w:cs="Calibri" w:eastAsia="Calibri" w:hAnsi="Calibri"/>
+          <w:b w:val="false"/>
+          <w:bCs w:val="false"/>
+          <w:i w:val="false"/>
+          <w:iCs w:val="false"/>
+          <w:color w:val="1B2027"/>
+          <w:sz w:val="21"/>
+          <w:szCs w:val="21"/>
+        </w:rPr>
+        <w:t xml:space="preserve"> cannot take focus, so a reader without a pointer could select, rotate, duplicate and delete pages but never move one — while the grip’s own translator note claimed reordering worked from the keyboard. Each page now carries a pair of move buttons that name the page they move.</w:t>
+      </w:r>
+    </w:p>
+    <w:p>
+      <w:pPr>
+        <w:pStyle w:val="ListParagraph"/>
+        <w:numPr>
+          <w:ilvl w:val="0"/>
+          <w:numId w:val="2"/>
+        </w:numPr>
+        <w:spacing w:after="90" w:line="276"/>
+      </w:pPr>
+      <w:r>
+        <w:rPr>
+          <w:rFonts w:ascii="Calibri" w:cs="Calibri" w:eastAsia="Calibri" w:hAnsi="Calibri"/>
+          <w:b/>
+          <w:bCs/>
+          <w:i w:val="false"/>
+          <w:iCs w:val="false"/>
+          <w:color w:val="1B2027"/>
+          <w:sz w:val="21"/>
+          <w:szCs w:val="21"/>
+        </w:rPr>
+        <w:t xml:space="preserve">The comparison wipe</w:t>
+      </w:r>
+      <w:r>
+        <w:rPr>
+          <w:rFonts w:ascii="Calibri" w:cs="Calibri" w:eastAsia="Calibri" w:hAnsi="Calibri"/>
+          <w:b w:val="false"/>
+          <w:bCs w:val="false"/>
+          <w:i w:val="false"/>
+          <w:iCs w:val="false"/>
+          <w:color w:val="1B2027"/>
+          <w:sz w:val="21"/>
+          <w:szCs w:val="21"/>
+        </w:rPr>
+        <w:t xml:space="preserve"> was a drag-only divider. It is a range input with the visual handle drawn over it, so it answers arrow keys, Home and End.</w:t>
+      </w:r>
+    </w:p>
+    <w:p>
+      <w:pPr>
+        <w:pBdr>
+          <w:left w:val="single" w:color="C4342A" w:sz="18" w:space="8"/>
+        </w:pBdr>
+        <w:shd w:fill="FBEDEC" w:color="auto" w:val="clear"/>
+        <w:spacing w:after="180" w:before="140"/>
+        <w:ind w:left="120" w:right="120"/>
+      </w:pPr>
+      <w:r>
+        <w:rPr>
+          <w:rFonts w:ascii="Calibri" w:cs="Calibri" w:eastAsia="Calibri" w:hAnsi="Calibri"/>
+          <w:b/>
+          <w:bCs/>
+          <w:i w:val="false"/>
+          <w:iCs w:val="false"/>
+          <w:color w:val="1B2027"/>
+          <w:sz w:val="21"/>
+          <w:szCs w:val="21"/>
+        </w:rPr>
+        <w:t xml:space="preserve">The remaining gap is the markup layer</w:t>
+      </w:r>
+      <w:r>
+        <w:rPr>
+          <w:rFonts w:ascii="Calibri" w:cs="Calibri" w:eastAsia="Calibri" w:hAnsi="Calibri"/>
+          <w:b w:val="false"/>
+          <w:bCs w:val="false"/>
+          <w:i w:val="false"/>
+          <w:iCs w:val="false"/>
+          <w:color w:val="1B2027"/>
+          <w:sz w:val="21"/>
+          <w:szCs w:val="21"/>
+        </w:rPr>
+        <w:t xml:space="preserve">, and it is the same one as last time: </w:t>
+      </w:r>
+      <w:r>
+        <w:rPr>
+          <w:rFonts w:ascii="Consolas" w:cs="Consolas" w:eastAsia="Consolas" w:hAnsi="Consolas"/>
+          <w:b w:val="false"/>
+          <w:bCs w:val="false"/>
+          <w:i w:val="false"/>
+          <w:iCs w:val="false"/>
+          <w:color w:val="1B2027"/>
+          <w:sz w:val="19"/>
+          <w:szCs w:val="19"/>
+        </w:rPr>
+        <w:t xml:space="preserve">updateShape</w:t>
+      </w:r>
+      <w:r>
+        <w:rPr>
+          <w:rFonts w:ascii="Calibri" w:cs="Calibri" w:eastAsia="Calibri" w:hAnsi="Calibri"/>
+          <w:b w:val="false"/>
+          <w:bCs w:val="false"/>
+          <w:i w:val="false"/>
+          <w:iCs w:val="false"/>
+          <w:color w:val="1B2027"/>
+          <w:sz w:val="21"/>
+          <w:szCs w:val="21"/>
+        </w:rPr>
+        <w:t xml:space="preserve"> still has no </w:t>
+      </w:r>
+      <w:r>
+        <w:rPr>
+          <w:rFonts w:ascii="Consolas" w:cs="Consolas" w:eastAsia="Consolas" w:hAnsi="Consolas"/>
+          <w:b w:val="false"/>
+          <w:bCs w:val="false"/>
+          <w:i w:val="false"/>
+          <w:iCs w:val="false"/>
+          <w:color w:val="1B2027"/>
+          <w:sz w:val="19"/>
+          <w:szCs w:val="19"/>
+        </w:rPr>
+        <w:t xml:space="preserve">callout</w:t>
+      </w:r>
+      <w:r>
+        <w:rPr>
+          <w:rFonts w:ascii="Calibri" w:cs="Calibri" w:eastAsia="Calibri" w:hAnsi="Calibri"/>
+          <w:b w:val="false"/>
+          <w:bCs w:val="false"/>
+          <w:i w:val="false"/>
+          <w:iCs w:val="false"/>
+          <w:color w:val="1B2027"/>
+          <w:sz w:val="21"/>
+          <w:szCs w:val="21"/>
+        </w:rPr>
+        <w:t xml:space="preserve"> case, so a callout box cannot be dragged at all, and no shape can yet be created or moved without a pointer. This is the largest accessibility item outstanding and it is not a small one.</w:t>
+      </w:r>
+    </w:p>
+    <w:p>
+      <w:pPr>
+        <w:pStyle w:val="Heading2"/>
+        <w:spacing w:after="140" w:before="280"/>
+      </w:pPr>
+      <w:r>
+        <w:rPr>
+          <w:rFonts w:ascii="Calibri" w:cs="Calibri" w:eastAsia="Calibri" w:hAnsi="Calibri"/>
+          <w:b/>
+          <w:bCs/>
+          <w:color w:val="0F7A83"/>
+          <w:sz w:val="25"/>
+          <w:szCs w:val="25"/>
+        </w:rPr>
+        <w:t xml:space="preserve">9.3  Defects that were not on anyone’s list</w:t>
+      </w:r>
+    </w:p>
+    <w:p>
+      <w:pPr>
+        <w:spacing w:after="140" w:line="276"/>
+      </w:pPr>
+      <w:r>
+        <w:rPr>
+          <w:rFonts w:ascii="Calibri" w:cs="Calibri" w:eastAsia="Calibri" w:hAnsi="Calibri"/>
+          <w:b w:val="false"/>
+          <w:bCs w:val="false"/>
+          <w:i w:val="false"/>
+          <w:iCs w:val="false"/>
+          <w:color w:val="1B2027"/>
+          <w:sz w:val="21"/>
+          <w:szCs w:val="21"/>
+        </w:rPr>
+        <w:t xml:space="preserve">A pass over the panels found a class of failure worth naming, because it is invisible to an automated checker and to a sighted developer alike: </w:t>
+      </w:r>
+      <w:r>
+        <w:rPr>
+          <w:rFonts w:ascii="Calibri" w:cs="Calibri" w:eastAsia="Calibri" w:hAnsi="Calibri"/>
+          <w:b/>
+          <w:bCs/>
+          <w:i w:val="false"/>
+          <w:iCs w:val="false"/>
+          <w:color w:val="1B2027"/>
+          <w:sz w:val="21"/>
+          <w:szCs w:val="21"/>
+        </w:rPr>
+        <w:t xml:space="preserve">accessible-name computation takes element content over </w:t>
+      </w:r>
+      <w:r>
+        <w:rPr>
+          <w:rFonts w:ascii="Consolas" w:cs="Consolas" w:eastAsia="Consolas" w:hAnsi="Consolas"/>
+          <w:b/>
+          <w:bCs/>
+          <w:i w:val="false"/>
+          <w:iCs w:val="false"/>
+          <w:color w:val="1B2027"/>
+          <w:sz w:val="19"/>
+          <w:szCs w:val="19"/>
+        </w:rPr>
+        <w:t xml:space="preserve">title</w:t>
+      </w:r>
+      <w:r>
+        <w:rPr>
+          <w:rFonts w:ascii="Calibri" w:cs="Calibri" w:eastAsia="Calibri" w:hAnsi="Calibri"/>
+          <w:b/>
+          <w:bCs/>
+          <w:i w:val="false"/>
+          <w:iCs w:val="false"/>
+          <w:color w:val="1B2027"/>
+          <w:sz w:val="21"/>
+          <w:szCs w:val="21"/>
+        </w:rPr>
+        <w:t xml:space="preserve">.</w:t>
+      </w:r>
+      <w:r>
+        <w:rPr>
+          <w:rFonts w:ascii="Calibri" w:cs="Calibri" w:eastAsia="Calibri" w:hAnsi="Calibri"/>
+          <w:b w:val="false"/>
+          <w:bCs w:val="false"/>
+          <w:i w:val="false"/>
+          <w:iCs w:val="false"/>
+          <w:color w:val="1B2027"/>
+          <w:sz w:val="21"/>
+          <w:szCs w:val="21"/>
+        </w:rPr>
+        <w:t xml:space="preserve"> A </w:t>
+      </w:r>
+      <w:r>
+        <w:rPr>
+          <w:rFonts w:ascii="Consolas" w:cs="Consolas" w:eastAsia="Consolas" w:hAnsi="Consolas"/>
+          <w:b w:val="false"/>
+          <w:bCs w:val="false"/>
+          <w:i w:val="false"/>
+          <w:iCs w:val="false"/>
+          <w:color w:val="1B2027"/>
+          <w:sz w:val="19"/>
+          <w:szCs w:val="19"/>
+        </w:rPr>
+        <w:t xml:space="preserve">&lt;button&gt;</w:t>
+      </w:r>
+      <w:r>
+        <w:rPr>
+          <w:rFonts w:ascii="Calibri" w:cs="Calibri" w:eastAsia="Calibri" w:hAnsi="Calibri"/>
+          <w:b w:val="false"/>
+          <w:bCs w:val="false"/>
+          <w:i w:val="false"/>
+          <w:iCs w:val="false"/>
+          <w:color w:val="1B2027"/>
+          <w:sz w:val="21"/>
+          <w:szCs w:val="21"/>
+        </w:rPr>
+        <w:t xml:space="preserve"> whose whole content is “↺” is announced as that glyph; its tooltip is never read. Six controls announced themselves as a symbol. The fix is an </w:t>
+      </w:r>
+      <w:r>
+        <w:rPr>
+          <w:rFonts w:ascii="Consolas" w:cs="Consolas" w:eastAsia="Consolas" w:hAnsi="Consolas"/>
+          <w:b w:val="false"/>
+          <w:bCs w:val="false"/>
+          <w:i w:val="false"/>
+          <w:iCs w:val="false"/>
+          <w:color w:val="1B2027"/>
+          <w:sz w:val="19"/>
+          <w:szCs w:val="19"/>
+        </w:rPr>
+        <w:t xml:space="preserve">aria-label</w:t>
+      </w:r>
+      <w:r>
+        <w:rPr>
+          <w:rFonts w:ascii="Calibri" w:cs="Calibri" w:eastAsia="Calibri" w:hAnsi="Calibri"/>
+          <w:b w:val="false"/>
+          <w:bCs w:val="false"/>
+          <w:i w:val="false"/>
+          <w:iCs w:val="false"/>
+          <w:color w:val="1B2027"/>
+          <w:sz w:val="21"/>
+          <w:szCs w:val="21"/>
+        </w:rPr>
+        <w:t xml:space="preserve"> on the button and </w:t>
+      </w:r>
+      <w:r>
+        <w:rPr>
+          <w:rFonts w:ascii="Consolas" w:cs="Consolas" w:eastAsia="Consolas" w:hAnsi="Consolas"/>
+          <w:b w:val="false"/>
+          <w:bCs w:val="false"/>
+          <w:i w:val="false"/>
+          <w:iCs w:val="false"/>
+          <w:color w:val="1B2027"/>
+          <w:sz w:val="19"/>
+          <w:szCs w:val="19"/>
+        </w:rPr>
+        <w:t xml:space="preserve">aria-hidden</w:t>
+      </w:r>
+      <w:r>
+        <w:rPr>
+          <w:rFonts w:ascii="Calibri" w:cs="Calibri" w:eastAsia="Calibri" w:hAnsi="Calibri"/>
+          <w:b w:val="false"/>
+          <w:bCs w:val="false"/>
+          <w:i w:val="false"/>
+          <w:iCs w:val="false"/>
+          <w:color w:val="1B2027"/>
+          <w:sz w:val="21"/>
+          <w:szCs w:val="21"/>
+        </w:rPr>
+        <w:t xml:space="preserve"> on the glyph.</w:t>
+      </w:r>
+    </w:p>
+    <w:p>
+      <w:pPr>
+        <w:spacing w:after="140" w:line="276"/>
+      </w:pPr>
+      <w:r>
+        <w:rPr>
+          <w:rFonts w:ascii="Calibri" w:cs="Calibri" w:eastAsia="Calibri" w:hAnsi="Calibri"/>
+          <w:b w:val="false"/>
+          <w:bCs w:val="false"/>
+          <w:i w:val="false"/>
+          <w:iCs w:val="false"/>
+          <w:color w:val="1B2027"/>
+          <w:sz w:val="21"/>
+          <w:szCs w:val="21"/>
+        </w:rPr>
+        <w:t xml:space="preserve">The same pass found a label pointing at a DOM id that did not exist, because the id was a PDF AcroForm field name and “Given name” has a space in it; four buttons bound to empty method bodies; required form fields marked only by an </w:t>
+      </w:r>
+      <w:r>
+        <w:rPr>
+          <w:rFonts w:ascii="Consolas" w:cs="Consolas" w:eastAsia="Consolas" w:hAnsi="Consolas"/>
+          <w:b w:val="false"/>
+          <w:bCs w:val="false"/>
+          <w:i w:val="false"/>
+          <w:iCs w:val="false"/>
+          <w:color w:val="1B2027"/>
+          <w:sz w:val="19"/>
+          <w:szCs w:val="19"/>
+        </w:rPr>
+        <w:t xml:space="preserve">aria-hidden</w:t>
+      </w:r>
+      <w:r>
+        <w:rPr>
+          <w:rFonts w:ascii="Calibri" w:cs="Calibri" w:eastAsia="Calibri" w:hAnsi="Calibri"/>
+          <w:b w:val="false"/>
+          <w:bCs w:val="false"/>
+          <w:i w:val="false"/>
+          <w:iCs w:val="false"/>
+          <w:color w:val="1B2027"/>
+          <w:sz w:val="21"/>
+          <w:szCs w:val="21"/>
+        </w:rPr>
+        <w:t xml:space="preserve"> asterisk; validation messages not tied to the control they were about; and status icons announced as “white heavy check mark” beside a badge that already said the status.</w:t>
+      </w:r>
+    </w:p>
+    <w:p>
+      <w:pPr>
+        <w:pBdr>
+          <w:left w:val="single" w:color="C4342A" w:sz="18" w:space="8"/>
+        </w:pBdr>
+        <w:shd w:fill="FBEDEC" w:color="auto" w:val="clear"/>
+        <w:spacing w:after="180" w:before="140"/>
+        <w:ind w:left="120" w:right="120"/>
+      </w:pPr>
+      <w:r>
+        <w:rPr>
+          <w:rFonts w:ascii="Calibri" w:cs="Calibri" w:eastAsia="Calibri" w:hAnsi="Calibri"/>
+          <w:b w:val="false"/>
+          <w:bCs w:val="false"/>
+          <w:i w:val="false"/>
+          <w:iCs w:val="false"/>
+          <w:color w:val="1B2027"/>
+          <w:sz w:val="21"/>
+          <w:szCs w:val="21"/>
+        </w:rPr>
+        <w:t xml:space="preserve">None of these would have been caught by axe. </w:t>
+      </w:r>
+      <w:r>
+        <w:rPr>
+          <w:rFonts w:ascii="Calibri" w:cs="Calibri" w:eastAsia="Calibri" w:hAnsi="Calibri"/>
+          <w:b/>
+          <w:bCs/>
+          <w:i w:val="false"/>
+          <w:iCs w:val="false"/>
+          <w:color w:val="1B2027"/>
+          <w:sz w:val="21"/>
+          <w:szCs w:val="21"/>
+        </w:rPr>
+        <w:t xml:space="preserve">This is the argument for §1A.5’s position that automated checks are a floor, not conformance</w:t>
+      </w:r>
+      <w:r>
+        <w:rPr>
+          <w:rFonts w:ascii="Calibri" w:cs="Calibri" w:eastAsia="Calibri" w:hAnsi="Calibri"/>
+          <w:b w:val="false"/>
+          <w:bCs w:val="false"/>
+          <w:i w:val="false"/>
+          <w:iCs w:val="false"/>
+          <w:color w:val="1B2027"/>
+          <w:sz w:val="21"/>
+          <w:szCs w:val="21"/>
+        </w:rPr>
+        <w:t xml:space="preserve"> — and it is worth quoting to a buyer who asks what our VPAT rests on.</w:t>
+      </w:r>
+    </w:p>
+    <w:p>
+      <w:pPr>
+        <w:pStyle w:val="Heading2"/>
+        <w:spacing w:after="140" w:before="280"/>
+      </w:pPr>
+      <w:r>
+        <w:rPr>
+          <w:rFonts w:ascii="Calibri" w:cs="Calibri" w:eastAsia="Calibri" w:hAnsi="Calibri"/>
+          <w:b/>
+          <w:bCs/>
+          <w:color w:val="0F7A83"/>
+          <w:sz w:val="25"/>
+          <w:szCs w:val="25"/>
+        </w:rPr>
+        <w:t xml:space="preserve">9.4  Localisation</w:t>
+      </w:r>
+    </w:p>
+    <w:p>
+      <w:pPr>
+        <w:spacing w:after="140" w:line="276"/>
+      </w:pPr>
+      <w:r>
+        <w:rPr>
+          <w:rFonts w:ascii="Calibri" w:cs="Calibri" w:eastAsia="Calibri" w:hAnsi="Calibri"/>
+          <w:b w:val="false"/>
+          <w:bCs w:val="false"/>
+          <w:i w:val="false"/>
+          <w:iCs w:val="false"/>
+          <w:color w:val="1B2027"/>
+          <w:sz w:val="21"/>
+          <w:szCs w:val="21"/>
+        </w:rPr>
+        <w:t xml:space="preserve">There are no hardcoded user-facing strings left in the application. Every sentence a reader sees is an </w:t>
+      </w:r>
+      <w:r>
+        <w:rPr>
+          <w:rFonts w:ascii="Consolas" w:cs="Consolas" w:eastAsia="Consolas" w:hAnsi="Consolas"/>
+          <w:b w:val="false"/>
+          <w:bCs w:val="false"/>
+          <w:i w:val="false"/>
+          <w:iCs w:val="false"/>
+          <w:color w:val="1B2027"/>
+          <w:sz w:val="19"/>
+          <w:szCs w:val="19"/>
+        </w:rPr>
+        <w:t xml:space="preserve">i18n</w:t>
+      </w:r>
+      <w:r>
+        <w:rPr>
+          <w:rFonts w:ascii="Calibri" w:cs="Calibri" w:eastAsia="Calibri" w:hAnsi="Calibri"/>
+          <w:b w:val="false"/>
+          <w:bCs w:val="false"/>
+          <w:i w:val="false"/>
+          <w:iCs w:val="false"/>
+          <w:color w:val="1B2027"/>
+          <w:sz w:val="21"/>
+          <w:szCs w:val="21"/>
+        </w:rPr>
+        <w:t xml:space="preserve"> attribute or a </w:t>
+      </w:r>
+      <w:r>
+        <w:rPr>
+          <w:rFonts w:ascii="Consolas" w:cs="Consolas" w:eastAsia="Consolas" w:hAnsi="Consolas"/>
+          <w:b w:val="false"/>
+          <w:bCs w:val="false"/>
+          <w:i w:val="false"/>
+          <w:iCs w:val="false"/>
+          <w:color w:val="1B2027"/>
+          <w:sz w:val="19"/>
+          <w:szCs w:val="19"/>
+        </w:rPr>
+        <w:t xml:space="preserve">$localize</w:t>
+      </w:r>
+      <w:r>
+        <w:rPr>
+          <w:rFonts w:ascii="Calibri" w:cs="Calibri" w:eastAsia="Calibri" w:hAnsi="Calibri"/>
+          <w:b w:val="false"/>
+          <w:bCs w:val="false"/>
+          <w:i w:val="false"/>
+          <w:iCs w:val="false"/>
+          <w:color w:val="1B2027"/>
+          <w:sz w:val="21"/>
+          <w:szCs w:val="21"/>
+        </w:rPr>
+        <w:t xml:space="preserve"> call carrying a stable message id and a translator note, extracted to a committed catalogue at </w:t>
+      </w:r>
+      <w:r>
+        <w:rPr>
+          <w:rFonts w:ascii="Consolas" w:cs="Consolas" w:eastAsia="Consolas" w:hAnsi="Consolas"/>
+          <w:b w:val="false"/>
+          <w:bCs w:val="false"/>
+          <w:i w:val="false"/>
+          <w:iCs w:val="false"/>
+          <w:color w:val="1B2027"/>
+          <w:sz w:val="19"/>
+          <w:szCs w:val="19"/>
+        </w:rPr>
+        <w:t xml:space="preserve">src/locale/messages.json</w:t>
+      </w:r>
+      <w:r>
+        <w:rPr>
+          <w:rFonts w:ascii="Calibri" w:cs="Calibri" w:eastAsia="Calibri" w:hAnsi="Calibri"/>
+          <w:b w:val="false"/>
+          <w:bCs w:val="false"/>
+          <w:i w:val="false"/>
+          <w:iCs w:val="false"/>
+          <w:color w:val="1B2027"/>
+          <w:sz w:val="21"/>
+          <w:szCs w:val="21"/>
+        </w:rPr>
+        <w:t xml:space="preserve"> — </w:t>
+      </w:r>
+      <w:r>
+        <w:rPr>
+          <w:rFonts w:ascii="Calibri" w:cs="Calibri" w:eastAsia="Calibri" w:hAnsi="Calibri"/>
+          <w:b/>
+          <w:bCs/>
+          <w:i w:val="false"/>
+          <w:iCs w:val="false"/>
+          <w:color w:val="1B2027"/>
+          <w:sz w:val="21"/>
+          <w:szCs w:val="21"/>
+        </w:rPr>
+        <w:t xml:space="preserve">552 messages at this issue.</w:t>
+      </w:r>
+    </w:p>
+    <w:p>
+      <w:pPr>
+        <w:spacing w:after="140" w:line="276"/>
+      </w:pPr>
+      <w:r>
+        <w:rPr>
+          <w:rFonts w:ascii="Calibri" w:cs="Calibri" w:eastAsia="Calibri" w:hAnsi="Calibri"/>
+          <w:b w:val="false"/>
+          <w:bCs w:val="false"/>
+          <w:i w:val="false"/>
+          <w:iCs w:val="false"/>
+          <w:color w:val="1B2027"/>
+          <w:sz w:val="21"/>
+          <w:szCs w:val="21"/>
+        </w:rPr>
+        <w:t xml:space="preserve">Two gates hold it, and both run in CI. </w:t>
+      </w:r>
+      <w:r>
+        <w:rPr>
+          <w:rFonts w:ascii="Consolas" w:cs="Consolas" w:eastAsia="Consolas" w:hAnsi="Consolas"/>
+          <w:b w:val="false"/>
+          <w:bCs w:val="false"/>
+          <w:i w:val="false"/>
+          <w:iCs w:val="false"/>
+          <w:color w:val="1B2027"/>
+          <w:sz w:val="19"/>
+          <w:szCs w:val="19"/>
+        </w:rPr>
+        <w:t xml:space="preserve">check:i18n</w:t>
+      </w:r>
+      <w:r>
+        <w:rPr>
+          <w:rFonts w:ascii="Calibri" w:cs="Calibri" w:eastAsia="Calibri" w:hAnsi="Calibri"/>
+          <w:b w:val="false"/>
+          <w:bCs w:val="false"/>
+          <w:i w:val="false"/>
+          <w:iCs w:val="false"/>
+          <w:color w:val="1B2027"/>
+          <w:sz w:val="21"/>
+          <w:szCs w:val="21"/>
+        </w:rPr>
+        <w:t xml:space="preserve"> regenerates the catalogue and fails on any difference, the same contract §3.5 imposes on the OpenAPI spec and for the same reason: a generated file nothing compares to its source rots, and a stale catalogue ships an untranslated string to every language at once. </w:t>
+      </w:r>
+      <w:r>
+        <w:rPr>
+          <w:rFonts w:ascii="Consolas" w:cs="Consolas" w:eastAsia="Consolas" w:hAnsi="Consolas"/>
+          <w:b w:val="false"/>
+          <w:bCs w:val="false"/>
+          <w:i w:val="false"/>
+          <w:iCs w:val="false"/>
+          <w:color w:val="1B2027"/>
+          <w:sz w:val="19"/>
+          <w:szCs w:val="19"/>
+        </w:rPr>
+        <w:t xml:space="preserve">check:i18n-markup</w:t>
+      </w:r>
+      <w:r>
+        <w:rPr>
+          <w:rFonts w:ascii="Calibri" w:cs="Calibri" w:eastAsia="Calibri" w:hAnsi="Calibri"/>
+          <w:b w:val="false"/>
+          <w:bCs w:val="false"/>
+          <w:i w:val="false"/>
+          <w:iCs w:val="false"/>
+          <w:color w:val="1B2027"/>
+          <w:sz w:val="21"/>
+          <w:szCs w:val="21"/>
+        </w:rPr>
+        <w:t xml:space="preserve"> sweeps component templates for text a translator will never see.</w:t>
+      </w:r>
+    </w:p>
+    <w:p>
+      <w:pPr>
+        <w:spacing w:after="140" w:line="276"/>
+      </w:pPr>
+      <w:r>
+        <w:rPr>
+          <w:rFonts w:ascii="Calibri" w:cs="Calibri" w:eastAsia="Calibri" w:hAnsi="Calibri"/>
+          <w:b w:val="false"/>
+          <w:bCs w:val="false"/>
+          <w:i w:val="false"/>
+          <w:iCs w:val="false"/>
+          <w:color w:val="1B2027"/>
+          <w:sz w:val="21"/>
+          <w:szCs w:val="21"/>
+        </w:rPr>
+        <w:t xml:space="preserve">Two things a host should know. Server-produced English still reaches the screen in a few places where only the server knows what happened — it has been removed wherever the server also sends a status code we can word ourselves, which is most of them. And the viewer ships the source catalogue, not translations: a host wanting French supplies French.</w:t>
       </w:r>
     </w:p>
     <w:p>
@@ -10650,123 +11499,6 @@
       <w:r>
         <w:rPr>
           <w:rFonts w:ascii="Calibri" w:cs="Calibri" w:eastAsia="Calibri" w:hAnsi="Calibri"/>
-          <w:b w:val="false"/>
-          <w:bCs w:val="false"/>
-          <w:i w:val="false"/>
-          <w:iCs w:val="false"/>
-          <w:color w:val="1B2027"/>
-          <w:sz w:val="21"/>
-          <w:szCs w:val="21"/>
-        </w:rPr>
-        <w:t xml:space="preserve">A note on the current environment, because it affects what any statement about test results is worth: </w:t>
-      </w:r>
-      <w:r>
-        <w:rPr>
-          <w:rFonts w:ascii="Consolas" w:cs="Consolas" w:eastAsia="Consolas" w:hAnsi="Consolas"/>
-          <w:b w:val="false"/>
-          <w:bCs w:val="false"/>
-          <w:i w:val="false"/>
-          <w:iCs w:val="false"/>
-          <w:color w:val="1B2027"/>
-          <w:sz w:val="19"/>
-          <w:szCs w:val="19"/>
-        </w:rPr>
-        <w:t xml:space="preserve">ng test</w:t>
-      </w:r>
-      <w:r>
-        <w:rPr>
-          <w:rFonts w:ascii="Calibri" w:cs="Calibri" w:eastAsia="Calibri" w:hAnsi="Calibri"/>
-          <w:b w:val="false"/>
-          <w:bCs w:val="false"/>
-          <w:i w:val="false"/>
-          <w:iCs w:val="false"/>
-          <w:color w:val="1B2027"/>
-          <w:sz w:val="21"/>
-          <w:szCs w:val="21"/>
-        </w:rPr>
-        <w:t xml:space="preserve"> and </w:t>
-      </w:r>
-      <w:r>
-        <w:rPr>
-          <w:rFonts w:ascii="Consolas" w:cs="Consolas" w:eastAsia="Consolas" w:hAnsi="Consolas"/>
-          <w:b w:val="false"/>
-          <w:bCs w:val="false"/>
-          <w:i w:val="false"/>
-          <w:iCs w:val="false"/>
-          <w:color w:val="1B2027"/>
-          <w:sz w:val="19"/>
-          <w:szCs w:val="19"/>
-        </w:rPr>
-        <w:t xml:space="preserve">ng build</w:t>
-      </w:r>
-      <w:r>
-        <w:rPr>
-          <w:rFonts w:ascii="Calibri" w:cs="Calibri" w:eastAsia="Calibri" w:hAnsi="Calibri"/>
-          <w:b w:val="false"/>
-          <w:bCs w:val="false"/>
-          <w:i w:val="false"/>
-          <w:iCs w:val="false"/>
-          <w:color w:val="1B2027"/>
-          <w:sz w:val="21"/>
-          <w:szCs w:val="21"/>
-        </w:rPr>
-        <w:t xml:space="preserve"> require Node ≥ 22.22.3, and the development container runs 22.22.2. Specs that need Angular TestBed cannot run there at all, and neither can </w:t>
-      </w:r>
-      <w:r>
-        <w:rPr>
-          <w:rFonts w:ascii="Consolas" w:cs="Consolas" w:eastAsia="Consolas" w:hAnsi="Consolas"/>
-          <w:b w:val="false"/>
-          <w:bCs w:val="false"/>
-          <w:i w:val="false"/>
-          <w:iCs w:val="false"/>
-          <w:color w:val="1B2027"/>
-          <w:sz w:val="19"/>
-          <w:szCs w:val="19"/>
-        </w:rPr>
-        <w:t xml:space="preserve">ng build viewer-core</w:t>
-      </w:r>
-      <w:r>
-        <w:rPr>
-          <w:rFonts w:ascii="Calibri" w:cs="Calibri" w:eastAsia="Calibri" w:hAnsi="Calibri"/>
-          <w:b w:val="false"/>
-          <w:bCs w:val="false"/>
-          <w:i w:val="false"/>
-          <w:iCs w:val="false"/>
-          <w:color w:val="1B2027"/>
-          <w:sz w:val="21"/>
-          <w:szCs w:val="21"/>
-        </w:rPr>
-        <w:t xml:space="preserve">; </w:t>
-      </w:r>
-      <w:r>
-        <w:rPr>
-          <w:rFonts w:ascii="Consolas" w:cs="Consolas" w:eastAsia="Consolas" w:hAnsi="Consolas"/>
-          <w:b w:val="false"/>
-          <w:bCs w:val="false"/>
-          <w:i w:val="false"/>
-          <w:iCs w:val="false"/>
-          <w:color w:val="1B2027"/>
-          <w:sz w:val="19"/>
-          <w:szCs w:val="19"/>
-        </w:rPr>
-        <w:t xml:space="preserve">tsc --noEmit</w:t>
-      </w:r>
-      <w:r>
-        <w:rPr>
-          <w:rFonts w:ascii="Calibri" w:cs="Calibri" w:eastAsia="Calibri" w:hAnsi="Calibri"/>
-          <w:b w:val="false"/>
-          <w:bCs w:val="false"/>
-          <w:i w:val="false"/>
-          <w:iCs w:val="false"/>
-          <w:color w:val="1B2027"/>
-          <w:sz w:val="21"/>
-          <w:szCs w:val="21"/>
-        </w:rPr>
-        <w:t xml:space="preserve">, bare Vitest and Playwright can. </w:t>
-      </w:r>
-      <w:r>
-        <w:rPr>
-          <w:rFonts w:ascii="Calibri" w:cs="Calibri" w:eastAsia="Calibri" w:hAnsi="Calibri"/>
           <w:b/>
           <w:bCs/>
           <w:i w:val="false"/>
@@ -10775,20 +11507,394 @@
           <w:sz w:val="21"/>
           <w:szCs w:val="21"/>
         </w:rPr>
-        <w:t xml:space="preserve">The </w:t>
-      </w:r>
-      <w:r>
-        <w:rPr>
-          <w:rFonts w:ascii="Consolas" w:cs="Consolas" w:eastAsia="Consolas" w:hAnsi="Consolas"/>
+        <w:t xml:space="preserve">The environment note in the last issue of this document was wrong, and the correction matters because that note qualified every test claim in it.</w:t>
+      </w:r>
+      <w:r>
+        <w:rPr>
+          <w:rFonts w:ascii="Calibri" w:cs="Calibri" w:eastAsia="Calibri" w:hAnsi="Calibri"/>
+          <w:b w:val="false"/>
+          <w:bCs w:val="false"/>
+          <w:i w:val="false"/>
+          <w:iCs w:val="false"/>
+          <w:color w:val="1B2027"/>
+          <w:sz w:val="21"/>
+          <w:szCs w:val="21"/>
+        </w:rPr>
+        <w:t xml:space="preserve"> It said </w:t>
+      </w:r>
+      <w:r>
+        <w:rPr>
+          <w:rFonts w:ascii="Consolas" w:cs="Consolas" w:eastAsia="Consolas" w:hAnsi="Consolas"/>
+          <w:b w:val="false"/>
+          <w:bCs w:val="false"/>
+          <w:i w:val="false"/>
+          <w:iCs w:val="false"/>
+          <w:color w:val="1B2027"/>
+          <w:sz w:val="19"/>
+          <w:szCs w:val="19"/>
+        </w:rPr>
+        <w:t xml:space="preserve">ng test</w:t>
+      </w:r>
+      <w:r>
+        <w:rPr>
+          <w:rFonts w:ascii="Calibri" w:cs="Calibri" w:eastAsia="Calibri" w:hAnsi="Calibri"/>
+          <w:b w:val="false"/>
+          <w:bCs w:val="false"/>
+          <w:i w:val="false"/>
+          <w:iCs w:val="false"/>
+          <w:color w:val="1B2027"/>
+          <w:sz w:val="21"/>
+          <w:szCs w:val="21"/>
+        </w:rPr>
+        <w:t xml:space="preserve"> and </w:t>
+      </w:r>
+      <w:r>
+        <w:rPr>
+          <w:rFonts w:ascii="Consolas" w:cs="Consolas" w:eastAsia="Consolas" w:hAnsi="Consolas"/>
+          <w:b w:val="false"/>
+          <w:bCs w:val="false"/>
+          <w:i w:val="false"/>
+          <w:iCs w:val="false"/>
+          <w:color w:val="1B2027"/>
+          <w:sz w:val="19"/>
+          <w:szCs w:val="19"/>
+        </w:rPr>
+        <w:t xml:space="preserve">ng build</w:t>
+      </w:r>
+      <w:r>
+        <w:rPr>
+          <w:rFonts w:ascii="Calibri" w:cs="Calibri" w:eastAsia="Calibri" w:hAnsi="Calibri"/>
+          <w:b w:val="false"/>
+          <w:bCs w:val="false"/>
+          <w:i w:val="false"/>
+          <w:iCs w:val="false"/>
+          <w:color w:val="1B2027"/>
+          <w:sz w:val="21"/>
+          <w:szCs w:val="21"/>
+        </w:rPr>
+        <w:t xml:space="preserve"> require Node ≥ 22.22.3, that the development container runs 22.22.2, and that specs needing Angular TestBed therefore could not run at all. The version facts are right — </w:t>
+      </w:r>
+      <w:r>
+        <w:rPr>
+          <w:rFonts w:ascii="Consolas" w:cs="Consolas" w:eastAsia="Consolas" w:hAnsi="Consolas"/>
+          <w:b w:val="false"/>
+          <w:bCs w:val="false"/>
+          <w:i w:val="false"/>
+          <w:iCs w:val="false"/>
+          <w:color w:val="1B2027"/>
+          <w:sz w:val="19"/>
+          <w:szCs w:val="19"/>
+        </w:rPr>
+        <w:t xml:space="preserve">@angular/build</w:t>
+      </w:r>
+      <w:r>
+        <w:rPr>
+          <w:rFonts w:ascii="Calibri" w:cs="Calibri" w:eastAsia="Calibri" w:hAnsi="Calibri"/>
+          <w:b w:val="false"/>
+          <w:bCs w:val="false"/>
+          <w:i w:val="false"/>
+          <w:iCs w:val="false"/>
+          <w:color w:val="1B2027"/>
+          <w:sz w:val="21"/>
+          <w:szCs w:val="21"/>
+        </w:rPr>
+        <w:t xml:space="preserve"> does declare </w:t>
+      </w:r>
+      <w:r>
+        <w:rPr>
+          <w:rFonts w:ascii="Consolas" w:cs="Consolas" w:eastAsia="Consolas" w:hAnsi="Consolas"/>
+          <w:b w:val="false"/>
+          <w:bCs w:val="false"/>
+          <w:i w:val="false"/>
+          <w:iCs w:val="false"/>
+          <w:color w:val="1B2027"/>
+          <w:sz w:val="19"/>
+          <w:szCs w:val="19"/>
+        </w:rPr>
+        <w:t xml:space="preserve">^22.22.3</w:t>
+      </w:r>
+      <w:r>
+        <w:rPr>
+          <w:rFonts w:ascii="Calibri" w:cs="Calibri" w:eastAsia="Calibri" w:hAnsi="Calibri"/>
+          <w:b w:val="false"/>
+          <w:bCs w:val="false"/>
+          <w:i w:val="false"/>
+          <w:iCs w:val="false"/>
+          <w:color w:val="1B2027"/>
+          <w:sz w:val="21"/>
+          <w:szCs w:val="21"/>
+        </w:rPr>
+        <w:t xml:space="preserve"> and the container is on 22.22.2 — but the conclusion is not. npm’s engine range is advisory unless </w:t>
+      </w:r>
+      <w:r>
+        <w:rPr>
+          <w:rFonts w:ascii="Consolas" w:cs="Consolas" w:eastAsia="Consolas" w:hAnsi="Consolas"/>
+          <w:b w:val="false"/>
+          <w:bCs w:val="false"/>
+          <w:i w:val="false"/>
+          <w:iCs w:val="false"/>
+          <w:color w:val="1B2027"/>
+          <w:sz w:val="19"/>
+          <w:szCs w:val="19"/>
+        </w:rPr>
+        <w:t xml:space="preserve">engine-strict</w:t>
+      </w:r>
+      <w:r>
+        <w:rPr>
+          <w:rFonts w:ascii="Calibri" w:cs="Calibri" w:eastAsia="Calibri" w:hAnsi="Calibri"/>
+          <w:b w:val="false"/>
+          <w:bCs w:val="false"/>
+          <w:i w:val="false"/>
+          <w:iCs w:val="false"/>
+          <w:color w:val="1B2027"/>
+          <w:sz w:val="21"/>
+          <w:szCs w:val="21"/>
+        </w:rPr>
+        <w:t xml:space="preserve"> is set, and it is not set here. </w:t>
+      </w:r>
+      <w:r>
+        <w:rPr>
+          <w:rFonts w:ascii="Consolas" w:cs="Consolas" w:eastAsia="Consolas" w:hAnsi="Consolas"/>
+          <w:b w:val="false"/>
+          <w:bCs w:val="false"/>
+          <w:i w:val="false"/>
+          <w:iCs w:val="false"/>
+          <w:color w:val="1B2027"/>
+          <w:sz w:val="19"/>
+          <w:szCs w:val="19"/>
+        </w:rPr>
+        <w:t xml:space="preserve">ng test</w:t>
+      </w:r>
+      <w:r>
+        <w:rPr>
+          <w:rFonts w:ascii="Calibri" w:cs="Calibri" w:eastAsia="Calibri" w:hAnsi="Calibri"/>
+          <w:b w:val="false"/>
+          <w:bCs w:val="false"/>
+          <w:i w:val="false"/>
+          <w:iCs w:val="false"/>
+          <w:color w:val="1B2027"/>
+          <w:sz w:val="21"/>
+          <w:szCs w:val="21"/>
+        </w:rPr>
+        <w:t xml:space="preserve"> and </w:t>
+      </w:r>
+      <w:r>
+        <w:rPr>
+          <w:rFonts w:ascii="Consolas" w:cs="Consolas" w:eastAsia="Consolas" w:hAnsi="Consolas"/>
+          <w:b w:val="false"/>
+          <w:bCs w:val="false"/>
+          <w:i w:val="false"/>
+          <w:iCs w:val="false"/>
+          <w:color w:val="1B2027"/>
+          <w:sz w:val="19"/>
+          <w:szCs w:val="19"/>
+        </w:rPr>
+        <w:t xml:space="preserve">ng build --configuration production</w:t>
+      </w:r>
+      <w:r>
+        <w:rPr>
+          <w:rFonts w:ascii="Calibri" w:cs="Calibri" w:eastAsia="Calibri" w:hAnsi="Calibri"/>
+          <w:b w:val="false"/>
+          <w:bCs w:val="false"/>
+          <w:i w:val="false"/>
+          <w:iCs w:val="false"/>
+          <w:color w:val="1B2027"/>
+          <w:sz w:val="21"/>
+          <w:szCs w:val="21"/>
+        </w:rPr>
+        <w:t xml:space="preserve"> both run, and have been running throughout the work described in this issue: </w:t>
+      </w:r>
+      <w:r>
+        <w:rPr>
+          <w:rFonts w:ascii="Calibri" w:cs="Calibri" w:eastAsia="Calibri" w:hAnsi="Calibri"/>
           <w:b/>
           <w:bCs/>
           <w:i w:val="false"/>
           <w:iCs w:val="false"/>
           <w:color w:val="1B2027"/>
-          <w:sz w:val="19"/>
-          <w:szCs w:val="19"/>
-        </w:rPr>
-        <w:t xml:space="preserve">/embed</w:t>
+          <w:sz w:val="21"/>
+          <w:szCs w:val="21"/>
+        </w:rPr>
+        <w:t xml:space="preserve">909 specs pass, and the production build is clean.</w:t>
+      </w:r>
+      <w:r>
+        <w:rPr>
+          <w:rFonts w:ascii="Calibri" w:cs="Calibri" w:eastAsia="Calibri" w:hAnsi="Calibri"/>
+          <w:b w:val="false"/>
+          <w:bCs w:val="false"/>
+          <w:i w:val="false"/>
+          <w:iCs w:val="false"/>
+          <w:color w:val="1B2027"/>
+          <w:sz w:val="21"/>
+          <w:szCs w:val="21"/>
+        </w:rPr>
+        <w:t xml:space="preserve"> TestBed specs are the majority of them.</w:t>
+      </w:r>
+    </w:p>
+    <w:p>
+      <w:pPr>
+        <w:spacing w:after="140" w:line="276"/>
+      </w:pPr>
+      <w:r>
+        <w:rPr>
+          <w:rFonts w:ascii="Calibri" w:cs="Calibri" w:eastAsia="Calibri" w:hAnsi="Calibri"/>
+          <w:b w:val="false"/>
+          <w:bCs w:val="false"/>
+          <w:i w:val="false"/>
+          <w:iCs w:val="false"/>
+          <w:color w:val="1B2027"/>
+          <w:sz w:val="21"/>
+          <w:szCs w:val="21"/>
+        </w:rPr>
+        <w:t xml:space="preserve">That correction is load-bearing in an unwelcome direction. Several components had never been type-checked against their own templates, because </w:t>
+      </w:r>
+      <w:r>
+        <w:rPr>
+          <w:rFonts w:ascii="Consolas" w:cs="Consolas" w:eastAsia="Consolas" w:hAnsi="Consolas"/>
+          <w:b w:val="false"/>
+          <w:bCs w:val="false"/>
+          <w:i w:val="false"/>
+          <w:iCs w:val="false"/>
+          <w:color w:val="1B2027"/>
+          <w:sz w:val="19"/>
+          <w:szCs w:val="19"/>
+        </w:rPr>
+        <w:t xml:space="preserve">ng test</w:t>
+      </w:r>
+      <w:r>
+        <w:rPr>
+          <w:rFonts w:ascii="Calibri" w:cs="Calibri" w:eastAsia="Calibri" w:hAnsi="Calibri"/>
+          <w:b w:val="false"/>
+          <w:bCs w:val="false"/>
+          <w:i w:val="false"/>
+          <w:iCs w:val="false"/>
+          <w:color w:val="1B2027"/>
+          <w:sz w:val="21"/>
+          <w:szCs w:val="21"/>
+        </w:rPr>
+        <w:t xml:space="preserve"> does not type-check a component no spec imports and </w:t>
+      </w:r>
+      <w:r>
+        <w:rPr>
+          <w:rFonts w:ascii="Consolas" w:cs="Consolas" w:eastAsia="Consolas" w:hAnsi="Consolas"/>
+          <w:b w:val="false"/>
+          <w:bCs w:val="false"/>
+          <w:i w:val="false"/>
+          <w:iCs w:val="false"/>
+          <w:color w:val="1B2027"/>
+          <w:sz w:val="19"/>
+          <w:szCs w:val="19"/>
+        </w:rPr>
+        <w:t xml:space="preserve">tsc --noEmit</w:t>
+      </w:r>
+      <w:r>
+        <w:rPr>
+          <w:rFonts w:ascii="Calibri" w:cs="Calibri" w:eastAsia="Calibri" w:hAnsi="Calibri"/>
+          <w:b w:val="false"/>
+          <w:bCs w:val="false"/>
+          <w:i w:val="false"/>
+          <w:iCs w:val="false"/>
+          <w:color w:val="1B2027"/>
+          <w:sz w:val="21"/>
+          <w:szCs w:val="21"/>
+        </w:rPr>
+        <w:t xml:space="preserve"> does not check Angular templates at all. Only </w:t>
+      </w:r>
+      <w:r>
+        <w:rPr>
+          <w:rFonts w:ascii="Consolas" w:cs="Consolas" w:eastAsia="Consolas" w:hAnsi="Consolas"/>
+          <w:b w:val="false"/>
+          <w:bCs w:val="false"/>
+          <w:i w:val="false"/>
+          <w:iCs w:val="false"/>
+          <w:color w:val="1B2027"/>
+          <w:sz w:val="19"/>
+          <w:szCs w:val="19"/>
+        </w:rPr>
+        <w:t xml:space="preserve">ng build --configuration production</w:t>
+      </w:r>
+      <w:r>
+        <w:rPr>
+          <w:rFonts w:ascii="Calibri" w:cs="Calibri" w:eastAsia="Calibri" w:hAnsi="Calibri"/>
+          <w:b w:val="false"/>
+          <w:bCs w:val="false"/>
+          <w:i w:val="false"/>
+          <w:iCs w:val="false"/>
+          <w:color w:val="1B2027"/>
+          <w:sz w:val="21"/>
+          <w:szCs w:val="21"/>
+        </w:rPr>
+        <w:t xml:space="preserve"> catches both, and running it surfaced real defects — a template referencing a signal that did not exist, another calling </w:t>
+      </w:r>
+      <w:r>
+        <w:rPr>
+          <w:rFonts w:ascii="Consolas" w:cs="Consolas" w:eastAsia="Consolas" w:hAnsi="Consolas"/>
+          <w:b w:val="false"/>
+          <w:bCs w:val="false"/>
+          <w:i w:val="false"/>
+          <w:iCs w:val="false"/>
+          <w:color w:val="1B2027"/>
+          <w:sz w:val="19"/>
+          <w:szCs w:val="19"/>
+        </w:rPr>
+        <w:t xml:space="preserve">new</w:t>
+      </w:r>
+      <w:r>
+        <w:rPr>
+          <w:rFonts w:ascii="Calibri" w:cs="Calibri" w:eastAsia="Calibri" w:hAnsi="Calibri"/>
+          <w:b w:val="false"/>
+          <w:bCs w:val="false"/>
+          <w:i w:val="false"/>
+          <w:iCs w:val="false"/>
+          <w:color w:val="1B2027"/>
+          <w:sz w:val="21"/>
+          <w:szCs w:val="21"/>
+        </w:rPr>
+        <w:t xml:space="preserve"> where the Angular parser has no </w:t>
+      </w:r>
+      <w:r>
+        <w:rPr>
+          <w:rFonts w:ascii="Consolas" w:cs="Consolas" w:eastAsia="Consolas" w:hAnsi="Consolas"/>
+          <w:b w:val="false"/>
+          <w:bCs w:val="false"/>
+          <w:i w:val="false"/>
+          <w:iCs w:val="false"/>
+          <w:color w:val="1B2027"/>
+          <w:sz w:val="19"/>
+          <w:szCs w:val="19"/>
+        </w:rPr>
+        <w:t xml:space="preserve">new</w:t>
+      </w:r>
+      <w:r>
+        <w:rPr>
+          <w:rFonts w:ascii="Calibri" w:cs="Calibri" w:eastAsia="Calibri" w:hAnsi="Calibri"/>
+          <w:b w:val="false"/>
+          <w:bCs w:val="false"/>
+          <w:i w:val="false"/>
+          <w:iCs w:val="false"/>
+          <w:color w:val="1B2027"/>
+          <w:sz w:val="21"/>
+          <w:szCs w:val="21"/>
+        </w:rPr>
+        <w:t xml:space="preserve">. Both checks stay in the loop.</w:t>
+      </w:r>
+    </w:p>
+    <w:p>
+      <w:pPr>
+        <w:spacing w:after="140" w:line="276"/>
+      </w:pPr>
+      <w:r>
+        <w:rPr>
+          <w:rFonts w:ascii="Calibri" w:cs="Calibri" w:eastAsia="Calibri" w:hAnsi="Calibri"/>
+          <w:b w:val="false"/>
+          <w:bCs w:val="false"/>
+          <w:i w:val="false"/>
+          <w:iCs w:val="false"/>
+          <w:color w:val="1B2027"/>
+          <w:sz w:val="21"/>
+          <w:szCs w:val="21"/>
+        </w:rPr>
+        <w:t xml:space="preserve">What remains true: the demo’s end-to-end tests drive a stub viewer rather than the real one, so </w:t>
       </w:r>
       <w:r>
         <w:rPr>
@@ -10801,20 +11907,46 @@
           <w:sz w:val="21"/>
           <w:szCs w:val="21"/>
         </w:rPr>
-        <w:t xml:space="preserve"> route has therefore been typechecked and unit-tested but never rendered by Angular in a browser</w:t>
-      </w:r>
-      <w:r>
-        <w:rPr>
-          <w:rFonts w:ascii="Calibri" w:cs="Calibri" w:eastAsia="Calibri" w:hAnsi="Calibri"/>
-          <w:b w:val="false"/>
-          <w:bCs w:val="false"/>
-          <w:i w:val="false"/>
-          <w:iCs w:val="false"/>
-          <w:color w:val="1B2027"/>
-          <w:sz w:val="21"/>
-          <w:szCs w:val="21"/>
-        </w:rPr>
-        <w:t xml:space="preserve"> — the demo’s end-to-end tests run against a stub viewer, not the real one. Any claim of “tests pass” in this repository should say which of those it means.</w:t>
+        <w:t xml:space="preserve">the </w:t>
+      </w:r>
+      <w:r>
+        <w:rPr>
+          <w:rFonts w:ascii="Consolas" w:cs="Consolas" w:eastAsia="Consolas" w:hAnsi="Consolas"/>
+          <w:b/>
+          <w:bCs/>
+          <w:i w:val="false"/>
+          <w:iCs w:val="false"/>
+          <w:color w:val="1B2027"/>
+          <w:sz w:val="19"/>
+          <w:szCs w:val="19"/>
+        </w:rPr>
+        <w:t xml:space="preserve">/embed</w:t>
+      </w:r>
+      <w:r>
+        <w:rPr>
+          <w:rFonts w:ascii="Calibri" w:cs="Calibri" w:eastAsia="Calibri" w:hAnsi="Calibri"/>
+          <w:b/>
+          <w:bCs/>
+          <w:i w:val="false"/>
+          <w:iCs w:val="false"/>
+          <w:color w:val="1B2027"/>
+          <w:sz w:val="21"/>
+          <w:szCs w:val="21"/>
+        </w:rPr>
+        <w:t xml:space="preserve"> route still has not been rendered by Angular inside a host frame on an installed deployment</w:t>
+      </w:r>
+      <w:r>
+        <w:rPr>
+          <w:rFonts w:ascii="Calibri" w:cs="Calibri" w:eastAsia="Calibri" w:hAnsi="Calibri"/>
+          <w:b w:val="false"/>
+          <w:bCs w:val="false"/>
+          <w:i w:val="false"/>
+          <w:iCs w:val="false"/>
+          <w:color w:val="1B2027"/>
+          <w:sz w:val="21"/>
+          <w:szCs w:val="21"/>
+        </w:rPr>
+        <w:t xml:space="preserve"> (§13).</w:t>
       </w:r>
     </w:p>
     <w:p>
@@ -11305,6 +12437,294 @@
           </w:p>
         </w:tc>
       </w:tr>
+      <w:tr>
+        <w:tc>
+          <w:tcPr>
+            <w:tcW w:type="dxa" w:w="2900"/>
+            <w:tcBorders>
+              <w:top w:val="single" w:color="D9D7D1" w:sz="4"/>
+              <w:left w:val="single" w:color="D9D7D1" w:sz="4"/>
+              <w:bottom w:val="single" w:color="D9D7D1" w:sz="4"/>
+              <w:right w:val="single" w:color="D9D7D1" w:sz="4"/>
+            </w:tcBorders>
+            <w:tcMar>
+              <w:top w:type="dxa" w:w="90"/>
+              <w:left w:type="dxa" w:w="120"/>
+              <w:bottom w:type="dxa" w:w="90"/>
+              <w:right w:type="dxa" w:w="120"/>
+            </w:tcMar>
+          </w:tcPr>
+          <w:p>
+            <w:pPr>
+              <w:spacing w:after="40" w:line="240"/>
+            </w:pPr>
+            <w:r>
+              <w:rPr>
+                <w:rFonts w:ascii="Calibri" w:cs="Calibri" w:eastAsia="Calibri" w:hAnsi="Calibri"/>
+                <w:b w:val="false"/>
+                <w:bCs w:val="false"/>
+                <w:i w:val="false"/>
+                <w:iCs w:val="false"/>
+                <w:color w:val="1B2027"/>
+                <w:sz w:val="19"/>
+                <w:szCs w:val="19"/>
+              </w:rPr>
+              <w:t xml:space="preserve">check:i18n</w:t>
+            </w:r>
+          </w:p>
+        </w:tc>
+        <w:tc>
+          <w:tcPr>
+            <w:tcW w:type="dxa" w:w="6846"/>
+            <w:tcBorders>
+              <w:top w:val="single" w:color="D9D7D1" w:sz="4"/>
+              <w:left w:val="single" w:color="D9D7D1" w:sz="4"/>
+              <w:bottom w:val="single" w:color="D9D7D1" w:sz="4"/>
+              <w:right w:val="single" w:color="D9D7D1" w:sz="4"/>
+            </w:tcBorders>
+            <w:tcMar>
+              <w:top w:type="dxa" w:w="90"/>
+              <w:left w:type="dxa" w:w="120"/>
+              <w:bottom w:type="dxa" w:w="90"/>
+              <w:right w:type="dxa" w:w="120"/>
+            </w:tcMar>
+          </w:tcPr>
+          <w:p>
+            <w:pPr>
+              <w:spacing w:after="40" w:line="240"/>
+            </w:pPr>
+            <w:r>
+              <w:rPr>
+                <w:rFonts w:ascii="Calibri" w:cs="Calibri" w:eastAsia="Calibri" w:hAnsi="Calibri"/>
+                <w:b w:val="false"/>
+                <w:bCs w:val="false"/>
+                <w:i w:val="false"/>
+                <w:iCs w:val="false"/>
+                <w:color w:val="1B2027"/>
+                <w:sz w:val="19"/>
+                <w:szCs w:val="19"/>
+              </w:rPr>
+              <w:t xml:space="preserve">The committed message catalogue regenerates to exactly what is in the tree. It captures the extractor’s stderr rather than inheriting it, because duplicate message ids are reported there and it exits 0 regardless — two source strings sharing an id means one of them ships the wrong words in every translated language</w:t>
+            </w:r>
+          </w:p>
+        </w:tc>
+      </w:tr>
+      <w:tr>
+        <w:tc>
+          <w:tcPr>
+            <w:tcW w:type="dxa" w:w="2900"/>
+            <w:tcBorders>
+              <w:top w:val="single" w:color="D9D7D1" w:sz="4"/>
+              <w:left w:val="single" w:color="D9D7D1" w:sz="4"/>
+              <w:bottom w:val="single" w:color="D9D7D1" w:sz="4"/>
+              <w:right w:val="single" w:color="D9D7D1" w:sz="4"/>
+            </w:tcBorders>
+            <w:tcMar>
+              <w:top w:type="dxa" w:w="90"/>
+              <w:left w:type="dxa" w:w="120"/>
+              <w:bottom w:type="dxa" w:w="90"/>
+              <w:right w:type="dxa" w:w="120"/>
+            </w:tcMar>
+          </w:tcPr>
+          <w:p>
+            <w:pPr>
+              <w:spacing w:after="40" w:line="240"/>
+            </w:pPr>
+            <w:r>
+              <w:rPr>
+                <w:rFonts w:ascii="Calibri" w:cs="Calibri" w:eastAsia="Calibri" w:hAnsi="Calibri"/>
+                <w:b w:val="false"/>
+                <w:bCs w:val="false"/>
+                <w:i w:val="false"/>
+                <w:iCs w:val="false"/>
+                <w:color w:val="1B2027"/>
+                <w:sz w:val="19"/>
+                <w:szCs w:val="19"/>
+              </w:rPr>
+              <w:t xml:space="preserve">check:i18n-markup</w:t>
+            </w:r>
+          </w:p>
+        </w:tc>
+        <w:tc>
+          <w:tcPr>
+            <w:tcW w:type="dxa" w:w="6846"/>
+            <w:tcBorders>
+              <w:top w:val="single" w:color="D9D7D1" w:sz="4"/>
+              <w:left w:val="single" w:color="D9D7D1" w:sz="4"/>
+              <w:bottom w:val="single" w:color="D9D7D1" w:sz="4"/>
+              <w:right w:val="single" w:color="D9D7D1" w:sz="4"/>
+            </w:tcBorders>
+            <w:tcMar>
+              <w:top w:type="dxa" w:w="90"/>
+              <w:left w:type="dxa" w:w="120"/>
+              <w:bottom w:type="dxa" w:w="90"/>
+              <w:right w:type="dxa" w:w="120"/>
+            </w:tcMar>
+          </w:tcPr>
+          <w:p>
+            <w:pPr>
+              <w:spacing w:after="40" w:line="240"/>
+            </w:pPr>
+            <w:r>
+              <w:rPr>
+                <w:rFonts w:ascii="Calibri" w:cs="Calibri" w:eastAsia="Calibri" w:hAnsi="Calibri"/>
+                <w:b w:val="false"/>
+                <w:bCs w:val="false"/>
+                <w:i w:val="false"/>
+                <w:iCs w:val="false"/>
+                <w:color w:val="1B2027"/>
+                <w:sz w:val="19"/>
+                <w:szCs w:val="19"/>
+              </w:rPr>
+              <w:t xml:space="preserve">No component template carries user-facing text a translator will never see</w:t>
+            </w:r>
+          </w:p>
+        </w:tc>
+      </w:tr>
+      <w:tr>
+        <w:tc>
+          <w:tcPr>
+            <w:tcW w:type="dxa" w:w="2900"/>
+            <w:tcBorders>
+              <w:top w:val="single" w:color="D9D7D1" w:sz="4"/>
+              <w:left w:val="single" w:color="D9D7D1" w:sz="4"/>
+              <w:bottom w:val="single" w:color="D9D7D1" w:sz="4"/>
+              <w:right w:val="single" w:color="D9D7D1" w:sz="4"/>
+            </w:tcBorders>
+            <w:tcMar>
+              <w:top w:type="dxa" w:w="90"/>
+              <w:left w:type="dxa" w:w="120"/>
+              <w:bottom w:type="dxa" w:w="90"/>
+              <w:right w:type="dxa" w:w="120"/>
+            </w:tcMar>
+          </w:tcPr>
+          <w:p>
+            <w:pPr>
+              <w:spacing w:after="40" w:line="240"/>
+            </w:pPr>
+            <w:r>
+              <w:rPr>
+                <w:rFonts w:ascii="Calibri" w:cs="Calibri" w:eastAsia="Calibri" w:hAnsi="Calibri"/>
+                <w:b w:val="false"/>
+                <w:bCs w:val="false"/>
+                <w:i w:val="false"/>
+                <w:iCs w:val="false"/>
+                <w:color w:val="1B2027"/>
+                <w:sz w:val="19"/>
+                <w:szCs w:val="19"/>
+              </w:rPr>
+              <w:t xml:space="preserve">check:served-assets</w:t>
+            </w:r>
+          </w:p>
+        </w:tc>
+        <w:tc>
+          <w:tcPr>
+            <w:tcW w:type="dxa" w:w="6846"/>
+            <w:tcBorders>
+              <w:top w:val="single" w:color="D9D7D1" w:sz="4"/>
+              <w:left w:val="single" w:color="D9D7D1" w:sz="4"/>
+              <w:bottom w:val="single" w:color="D9D7D1" w:sz="4"/>
+              <w:right w:val="single" w:color="D9D7D1" w:sz="4"/>
+            </w:tcBorders>
+            <w:tcMar>
+              <w:top w:type="dxa" w:w="90"/>
+              <w:left w:type="dxa" w:w="120"/>
+              <w:bottom w:type="dxa" w:w="90"/>
+              <w:right w:type="dxa" w:w="120"/>
+            </w:tcMar>
+          </w:tcPr>
+          <w:p>
+            <w:pPr>
+              <w:spacing w:after="40" w:line="240"/>
+            </w:pPr>
+            <w:r>
+              <w:rPr>
+                <w:rFonts w:ascii="Calibri" w:cs="Calibri" w:eastAsia="Calibri" w:hAnsi="Calibri"/>
+                <w:b w:val="false"/>
+                <w:bCs w:val="false"/>
+                <w:i w:val="false"/>
+                <w:iCs w:val="false"/>
+                <w:color w:val="1B2027"/>
+                <w:sz w:val="19"/>
+                <w:szCs w:val="19"/>
+              </w:rPr>
+              <w:t xml:space="preserve">Nothing in the built bundle is unreachable code</w:t>
+            </w:r>
+          </w:p>
+        </w:tc>
+      </w:tr>
+      <w:tr>
+        <w:tc>
+          <w:tcPr>
+            <w:tcW w:type="dxa" w:w="2900"/>
+            <w:tcBorders>
+              <w:top w:val="single" w:color="D9D7D1" w:sz="4"/>
+              <w:left w:val="single" w:color="D9D7D1" w:sz="4"/>
+              <w:bottom w:val="single" w:color="D9D7D1" w:sz="4"/>
+              <w:right w:val="single" w:color="D9D7D1" w:sz="4"/>
+            </w:tcBorders>
+            <w:tcMar>
+              <w:top w:type="dxa" w:w="90"/>
+              <w:left w:type="dxa" w:w="120"/>
+              <w:bottom w:type="dxa" w:w="90"/>
+              <w:right w:type="dxa" w:w="120"/>
+            </w:tcMar>
+          </w:tcPr>
+          <w:p>
+            <w:pPr>
+              <w:spacing w:after="40" w:line="240"/>
+            </w:pPr>
+            <w:r>
+              <w:rPr>
+                <w:rFonts w:ascii="Calibri" w:cs="Calibri" w:eastAsia="Calibri" w:hAnsi="Calibri"/>
+                <w:b w:val="false"/>
+                <w:bCs w:val="false"/>
+                <w:i w:val="false"/>
+                <w:iCs w:val="false"/>
+                <w:color w:val="1B2027"/>
+                <w:sz w:val="19"/>
+                <w:szCs w:val="19"/>
+              </w:rPr>
+              <w:t xml:space="preserve">test:scripts</w:t>
+            </w:r>
+          </w:p>
+        </w:tc>
+        <w:tc>
+          <w:tcPr>
+            <w:tcW w:type="dxa" w:w="6846"/>
+            <w:tcBorders>
+              <w:top w:val="single" w:color="D9D7D1" w:sz="4"/>
+              <w:left w:val="single" w:color="D9D7D1" w:sz="4"/>
+              <w:bottom w:val="single" w:color="D9D7D1" w:sz="4"/>
+              <w:right w:val="single" w:color="D9D7D1" w:sz="4"/>
+            </w:tcBorders>
+            <w:tcMar>
+              <w:top w:type="dxa" w:w="90"/>
+              <w:left w:type="dxa" w:w="120"/>
+              <w:bottom w:type="dxa" w:w="90"/>
+              <w:right w:type="dxa" w:w="120"/>
+            </w:tcMar>
+          </w:tcPr>
+          <w:p>
+            <w:pPr>
+              <w:spacing w:after="40" w:line="240"/>
+            </w:pPr>
+            <w:r>
+              <w:rPr>
+                <w:rFonts w:ascii="Calibri" w:cs="Calibri" w:eastAsia="Calibri" w:hAnsi="Calibri"/>
+                <w:b w:val="false"/>
+                <w:bCs w:val="false"/>
+                <w:i w:val="false"/>
+                <w:iCs w:val="false"/>
+                <w:color w:val="1B2027"/>
+                <w:sz w:val="19"/>
+                <w:szCs w:val="19"/>
+              </w:rPr>
+              <w:t xml:space="preserve">The gate scripts themselves have tests, so a gate cannot pass by being broken</w:t>
+            </w:r>
+          </w:p>
+        </w:tc>
+      </w:tr>
     </w:tbl>
     <w:p>
       <w:pPr>
@@ -11322,6 +12742,401 @@
           <w:szCs w:val="17"/>
         </w:rPr>
         <w:t xml:space="preserve">Table 6 — The repository’s own gates.</w:t>
+      </w:r>
+    </w:p>
+    <w:p>
+      <w:pPr>
+        <w:spacing w:after="140" w:line="276"/>
+      </w:pPr>
+      <w:r>
+        <w:rPr>
+          <w:rFonts w:ascii="Calibri" w:cs="Calibri" w:eastAsia="Calibri" w:hAnsi="Calibri"/>
+          <w:b/>
+          <w:bCs/>
+          <w:i w:val="false"/>
+          <w:iCs w:val="false"/>
+          <w:color w:val="1B2027"/>
+          <w:sz w:val="21"/>
+          <w:szCs w:val="21"/>
+        </w:rPr>
+        <w:t xml:space="preserve">Five of these nine now run in CI</w:t>
+      </w:r>
+      <w:r>
+        <w:rPr>
+          <w:rFonts w:ascii="Calibri" w:cs="Calibri" w:eastAsia="Calibri" w:hAnsi="Calibri"/>
+          <w:b w:val="false"/>
+          <w:bCs w:val="false"/>
+          <w:i w:val="false"/>
+          <w:iCs w:val="false"/>
+          <w:color w:val="1B2027"/>
+          <w:sz w:val="21"/>
+          <w:szCs w:val="21"/>
+        </w:rPr>
+        <w:t xml:space="preserve">, against four last time. The platform’s </w:t>
+      </w:r>
+      <w:r>
+        <w:rPr>
+          <w:rFonts w:ascii="Consolas" w:cs="Consolas" w:eastAsia="Consolas" w:hAnsi="Consolas"/>
+          <w:b w:val="false"/>
+          <w:bCs w:val="false"/>
+          <w:i w:val="false"/>
+          <w:iCs w:val="false"/>
+          <w:color w:val="1B2027"/>
+          <w:sz w:val="19"/>
+          <w:szCs w:val="19"/>
+        </w:rPr>
+        <w:t xml:space="preserve">Jenkinsfile</w:t>
+      </w:r>
+      <w:r>
+        <w:rPr>
+          <w:rFonts w:ascii="Calibri" w:cs="Calibri" w:eastAsia="Calibri" w:hAnsi="Calibri"/>
+          <w:b w:val="false"/>
+          <w:bCs w:val="false"/>
+          <w:i w:val="false"/>
+          <w:iCs w:val="false"/>
+          <w:color w:val="1B2027"/>
+          <w:sz w:val="21"/>
+          <w:szCs w:val="21"/>
+        </w:rPr>
+        <w:t xml:space="preserve"> runs </w:t>
+      </w:r>
+      <w:r>
+        <w:rPr>
+          <w:rFonts w:ascii="Consolas" w:cs="Consolas" w:eastAsia="Consolas" w:hAnsi="Consolas"/>
+          <w:b w:val="false"/>
+          <w:bCs w:val="false"/>
+          <w:i w:val="false"/>
+          <w:iCs w:val="false"/>
+          <w:color w:val="1B2027"/>
+          <w:sz w:val="19"/>
+          <w:szCs w:val="19"/>
+        </w:rPr>
+        <w:t xml:space="preserve">npm ci</w:t>
+      </w:r>
+      <w:r>
+        <w:rPr>
+          <w:rFonts w:ascii="Calibri" w:cs="Calibri" w:eastAsia="Calibri" w:hAnsi="Calibri"/>
+          <w:b w:val="false"/>
+          <w:bCs w:val="false"/>
+          <w:i w:val="false"/>
+          <w:iCs w:val="false"/>
+          <w:color w:val="1B2027"/>
+          <w:sz w:val="21"/>
+          <w:szCs w:val="21"/>
+        </w:rPr>
+        <w:t xml:space="preserve">, </w:t>
+      </w:r>
+      <w:r>
+        <w:rPr>
+          <w:rFonts w:ascii="Consolas" w:cs="Consolas" w:eastAsia="Consolas" w:hAnsi="Consolas"/>
+          <w:b w:val="false"/>
+          <w:bCs w:val="false"/>
+          <w:i w:val="false"/>
+          <w:iCs w:val="false"/>
+          <w:color w:val="1B2027"/>
+          <w:sz w:val="19"/>
+          <w:szCs w:val="19"/>
+        </w:rPr>
+        <w:t xml:space="preserve">tsc --build --force --noEmit</w:t>
+      </w:r>
+      <w:r>
+        <w:rPr>
+          <w:rFonts w:ascii="Calibri" w:cs="Calibri" w:eastAsia="Calibri" w:hAnsi="Calibri"/>
+          <w:b w:val="false"/>
+          <w:bCs w:val="false"/>
+          <w:i w:val="false"/>
+          <w:iCs w:val="false"/>
+          <w:color w:val="1B2027"/>
+          <w:sz w:val="21"/>
+          <w:szCs w:val="21"/>
+        </w:rPr>
+        <w:t xml:space="preserve">, </w:t>
+      </w:r>
+      <w:r>
+        <w:rPr>
+          <w:rFonts w:ascii="Consolas" w:cs="Consolas" w:eastAsia="Consolas" w:hAnsi="Consolas"/>
+          <w:b w:val="false"/>
+          <w:bCs w:val="false"/>
+          <w:i w:val="false"/>
+          <w:iCs w:val="false"/>
+          <w:color w:val="1B2027"/>
+          <w:sz w:val="19"/>
+          <w:szCs w:val="19"/>
+        </w:rPr>
+        <w:t xml:space="preserve">check:no-remote-code</w:t>
+      </w:r>
+      <w:r>
+        <w:rPr>
+          <w:rFonts w:ascii="Calibri" w:cs="Calibri" w:eastAsia="Calibri" w:hAnsi="Calibri"/>
+          <w:b w:val="false"/>
+          <w:bCs w:val="false"/>
+          <w:i w:val="false"/>
+          <w:iCs w:val="false"/>
+          <w:color w:val="1B2027"/>
+          <w:sz w:val="21"/>
+          <w:szCs w:val="21"/>
+        </w:rPr>
+        <w:t xml:space="preserve">, </w:t>
+      </w:r>
+      <w:r>
+        <w:rPr>
+          <w:rFonts w:ascii="Consolas" w:cs="Consolas" w:eastAsia="Consolas" w:hAnsi="Consolas"/>
+          <w:b w:val="false"/>
+          <w:bCs w:val="false"/>
+          <w:i w:val="false"/>
+          <w:iCs w:val="false"/>
+          <w:color w:val="1B2027"/>
+          <w:sz w:val="19"/>
+          <w:szCs w:val="19"/>
+        </w:rPr>
+        <w:t xml:space="preserve">check:i18n</w:t>
+      </w:r>
+      <w:r>
+        <w:rPr>
+          <w:rFonts w:ascii="Calibri" w:cs="Calibri" w:eastAsia="Calibri" w:hAnsi="Calibri"/>
+          <w:b w:val="false"/>
+          <w:bCs w:val="false"/>
+          <w:i w:val="false"/>
+          <w:iCs w:val="false"/>
+          <w:color w:val="1B2027"/>
+          <w:sz w:val="21"/>
+          <w:szCs w:val="21"/>
+        </w:rPr>
+        <w:t xml:space="preserve">, </w:t>
+      </w:r>
+      <w:r>
+        <w:rPr>
+          <w:rFonts w:ascii="Consolas" w:cs="Consolas" w:eastAsia="Consolas" w:hAnsi="Consolas"/>
+          <w:b w:val="false"/>
+          <w:bCs w:val="false"/>
+          <w:i w:val="false"/>
+          <w:iCs w:val="false"/>
+          <w:color w:val="1B2027"/>
+          <w:sz w:val="19"/>
+          <w:szCs w:val="19"/>
+        </w:rPr>
+        <w:t xml:space="preserve">check:i18n-markup</w:t>
+      </w:r>
+      <w:r>
+        <w:rPr>
+          <w:rFonts w:ascii="Calibri" w:cs="Calibri" w:eastAsia="Calibri" w:hAnsi="Calibri"/>
+          <w:b w:val="false"/>
+          <w:bCs w:val="false"/>
+          <w:i w:val="false"/>
+          <w:iCs w:val="false"/>
+          <w:color w:val="1B2027"/>
+          <w:sz w:val="21"/>
+          <w:szCs w:val="21"/>
+        </w:rPr>
+        <w:t xml:space="preserve">, </w:t>
+      </w:r>
+      <w:r>
+        <w:rPr>
+          <w:rFonts w:ascii="Consolas" w:cs="Consolas" w:eastAsia="Consolas" w:hAnsi="Consolas"/>
+          <w:b w:val="false"/>
+          <w:bCs w:val="false"/>
+          <w:i w:val="false"/>
+          <w:iCs w:val="false"/>
+          <w:color w:val="1B2027"/>
+          <w:sz w:val="19"/>
+          <w:szCs w:val="19"/>
+        </w:rPr>
+        <w:t xml:space="preserve">test:scripts</w:t>
+      </w:r>
+      <w:r>
+        <w:rPr>
+          <w:rFonts w:ascii="Calibri" w:cs="Calibri" w:eastAsia="Calibri" w:hAnsi="Calibri"/>
+          <w:b w:val="false"/>
+          <w:bCs w:val="false"/>
+          <w:i w:val="false"/>
+          <w:iCs w:val="false"/>
+          <w:color w:val="1B2027"/>
+          <w:sz w:val="21"/>
+          <w:szCs w:val="21"/>
+        </w:rPr>
+        <w:t xml:space="preserve">, </w:t>
+      </w:r>
+      <w:r>
+        <w:rPr>
+          <w:rFonts w:ascii="Consolas" w:cs="Consolas" w:eastAsia="Consolas" w:hAnsi="Consolas"/>
+          <w:b w:val="false"/>
+          <w:bCs w:val="false"/>
+          <w:i w:val="false"/>
+          <w:iCs w:val="false"/>
+          <w:color w:val="1B2027"/>
+          <w:sz w:val="19"/>
+          <w:szCs w:val="19"/>
+        </w:rPr>
+        <w:t xml:space="preserve">ng build</w:t>
+      </w:r>
+      <w:r>
+        <w:rPr>
+          <w:rFonts w:ascii="Calibri" w:cs="Calibri" w:eastAsia="Calibri" w:hAnsi="Calibri"/>
+          <w:b w:val="false"/>
+          <w:bCs w:val="false"/>
+          <w:i w:val="false"/>
+          <w:iCs w:val="false"/>
+          <w:color w:val="1B2027"/>
+          <w:sz w:val="21"/>
+          <w:szCs w:val="21"/>
+        </w:rPr>
+        <w:t xml:space="preserve"> and </w:t>
+      </w:r>
+      <w:r>
+        <w:rPr>
+          <w:rFonts w:ascii="Consolas" w:cs="Consolas" w:eastAsia="Consolas" w:hAnsi="Consolas"/>
+          <w:b w:val="false"/>
+          <w:bCs w:val="false"/>
+          <w:i w:val="false"/>
+          <w:iCs w:val="false"/>
+          <w:color w:val="1B2027"/>
+          <w:sz w:val="19"/>
+          <w:szCs w:val="19"/>
+        </w:rPr>
+        <w:t xml:space="preserve">ng test</w:t>
+      </w:r>
+      <w:r>
+        <w:rPr>
+          <w:rFonts w:ascii="Calibri" w:cs="Calibri" w:eastAsia="Calibri" w:hAnsi="Calibri"/>
+          <w:b w:val="false"/>
+          <w:bCs w:val="false"/>
+          <w:i w:val="false"/>
+          <w:iCs w:val="false"/>
+          <w:color w:val="1B2027"/>
+          <w:sz w:val="21"/>
+          <w:szCs w:val="21"/>
+        </w:rPr>
+        <w:t xml:space="preserve"> against this repository. </w:t>
+      </w:r>
+      <w:r>
+        <w:rPr>
+          <w:rFonts w:ascii="Consolas" w:cs="Consolas" w:eastAsia="Consolas" w:hAnsi="Consolas"/>
+          <w:b w:val="false"/>
+          <w:bCs w:val="false"/>
+          <w:i w:val="false"/>
+          <w:iCs w:val="false"/>
+          <w:color w:val="1B2027"/>
+          <w:sz w:val="19"/>
+          <w:szCs w:val="19"/>
+        </w:rPr>
+        <w:t xml:space="preserve">check:attribution</w:t>
+      </w:r>
+      <w:r>
+        <w:rPr>
+          <w:rFonts w:ascii="Calibri" w:cs="Calibri" w:eastAsia="Calibri" w:hAnsi="Calibri"/>
+          <w:b w:val="false"/>
+          <w:bCs w:val="false"/>
+          <w:i w:val="false"/>
+          <w:iCs w:val="false"/>
+          <w:color w:val="1B2027"/>
+          <w:sz w:val="21"/>
+          <w:szCs w:val="21"/>
+        </w:rPr>
+        <w:t xml:space="preserve">, </w:t>
+      </w:r>
+      <w:r>
+        <w:rPr>
+          <w:rFonts w:ascii="Consolas" w:cs="Consolas" w:eastAsia="Consolas" w:hAnsi="Consolas"/>
+          <w:b w:val="false"/>
+          <w:bCs w:val="false"/>
+          <w:i w:val="false"/>
+          <w:iCs w:val="false"/>
+          <w:color w:val="1B2027"/>
+          <w:sz w:val="19"/>
+          <w:szCs w:val="19"/>
+        </w:rPr>
+        <w:t xml:space="preserve">check:icons</w:t>
+      </w:r>
+      <w:r>
+        <w:rPr>
+          <w:rFonts w:ascii="Calibri" w:cs="Calibri" w:eastAsia="Calibri" w:hAnsi="Calibri"/>
+          <w:b w:val="false"/>
+          <w:bCs w:val="false"/>
+          <w:i w:val="false"/>
+          <w:iCs w:val="false"/>
+          <w:color w:val="1B2027"/>
+          <w:sz w:val="21"/>
+          <w:szCs w:val="21"/>
+        </w:rPr>
+        <w:t xml:space="preserve">, </w:t>
+      </w:r>
+      <w:r>
+        <w:rPr>
+          <w:rFonts w:ascii="Consolas" w:cs="Consolas" w:eastAsia="Consolas" w:hAnsi="Consolas"/>
+          <w:b w:val="false"/>
+          <w:bCs w:val="false"/>
+          <w:i w:val="false"/>
+          <w:iCs w:val="false"/>
+          <w:color w:val="1B2027"/>
+          <w:sz w:val="19"/>
+          <w:szCs w:val="19"/>
+        </w:rPr>
+        <w:t xml:space="preserve">check:samples</w:t>
+      </w:r>
+      <w:r>
+        <w:rPr>
+          <w:rFonts w:ascii="Calibri" w:cs="Calibri" w:eastAsia="Calibri" w:hAnsi="Calibri"/>
+          <w:b w:val="false"/>
+          <w:bCs w:val="false"/>
+          <w:i w:val="false"/>
+          <w:iCs w:val="false"/>
+          <w:color w:val="1B2027"/>
+          <w:sz w:val="21"/>
+          <w:szCs w:val="21"/>
+        </w:rPr>
+        <w:t xml:space="preserve">, </w:t>
+      </w:r>
+      <w:r>
+        <w:rPr>
+          <w:rFonts w:ascii="Consolas" w:cs="Consolas" w:eastAsia="Consolas" w:hAnsi="Consolas"/>
+          <w:b w:val="false"/>
+          <w:bCs w:val="false"/>
+          <w:i w:val="false"/>
+          <w:iCs w:val="false"/>
+          <w:color w:val="1B2027"/>
+          <w:sz w:val="19"/>
+          <w:szCs w:val="19"/>
+        </w:rPr>
+        <w:t xml:space="preserve">check:served-assets</w:t>
+      </w:r>
+      <w:r>
+        <w:rPr>
+          <w:rFonts w:ascii="Calibri" w:cs="Calibri" w:eastAsia="Calibri" w:hAnsi="Calibri"/>
+          <w:b w:val="false"/>
+          <w:bCs w:val="false"/>
+          <w:i w:val="false"/>
+          <w:iCs w:val="false"/>
+          <w:color w:val="1B2027"/>
+          <w:sz w:val="21"/>
+          <w:szCs w:val="21"/>
+        </w:rPr>
+        <w:t xml:space="preserve"> and </w:t>
+      </w:r>
+      <w:r>
+        <w:rPr>
+          <w:rFonts w:ascii="Consolas" w:cs="Consolas" w:eastAsia="Consolas" w:hAnsi="Consolas"/>
+          <w:b w:val="false"/>
+          <w:bCs w:val="false"/>
+          <w:i w:val="false"/>
+          <w:iCs w:val="false"/>
+          <w:color w:val="1B2027"/>
+          <w:sz w:val="19"/>
+          <w:szCs w:val="19"/>
+        </w:rPr>
+        <w:t xml:space="preserve">test:demo</w:t>
+      </w:r>
+      <w:r>
+        <w:rPr>
+          <w:rFonts w:ascii="Calibri" w:cs="Calibri" w:eastAsia="Calibri" w:hAnsi="Calibri"/>
+          <w:b w:val="false"/>
+          <w:bCs w:val="false"/>
+          <w:i w:val="false"/>
+          <w:iCs w:val="false"/>
+          <w:color w:val="1B2027"/>
+          <w:sz w:val="21"/>
+          <w:szCs w:val="21"/>
+        </w:rPr>
+        <w:t xml:space="preserve"> exist, pass locally, and guard nothing until a pipeline stage calls them. A gate nothing runs is documentation.</w:t>
       </w:r>
     </w:p>
     <w:p>
@@ -11336,6 +13151,175 @@
       <w:r>
         <w:rPr>
           <w:rFonts w:ascii="Calibri" w:cs="Calibri" w:eastAsia="Calibri" w:hAnsi="Calibri"/>
+          <w:b w:val="false"/>
+          <w:bCs w:val="false"/>
+          <w:i w:val="false"/>
+          <w:iCs w:val="false"/>
+          <w:color w:val="1B2027"/>
+          <w:sz w:val="21"/>
+          <w:szCs w:val="21"/>
+        </w:rPr>
+        <w:t xml:space="preserve">One correction to the </w:t>
+      </w:r>
+      <w:r>
+        <w:rPr>
+          <w:rFonts w:ascii="Consolas" w:cs="Consolas" w:eastAsia="Consolas" w:hAnsi="Consolas"/>
+          <w:b w:val="false"/>
+          <w:bCs w:val="false"/>
+          <w:i w:val="false"/>
+          <w:iCs w:val="false"/>
+          <w:color w:val="1B2027"/>
+          <w:sz w:val="19"/>
+          <w:szCs w:val="19"/>
+        </w:rPr>
+        <w:t xml:space="preserve">tsc</w:t>
+      </w:r>
+      <w:r>
+        <w:rPr>
+          <w:rFonts w:ascii="Calibri" w:cs="Calibri" w:eastAsia="Calibri" w:hAnsi="Calibri"/>
+          <w:b w:val="false"/>
+          <w:bCs w:val="false"/>
+          <w:i w:val="false"/>
+          <w:iCs w:val="false"/>
+          <w:color w:val="1B2027"/>
+          <w:sz w:val="21"/>
+          <w:szCs w:val="21"/>
+        </w:rPr>
+        <w:t xml:space="preserve"> line in the last issue: the pipeline passes </w:t>
+      </w:r>
+      <w:r>
+        <w:rPr>
+          <w:rFonts w:ascii="Consolas" w:cs="Consolas" w:eastAsia="Consolas" w:hAnsi="Consolas"/>
+          <w:b w:val="false"/>
+          <w:bCs w:val="false"/>
+          <w:i w:val="false"/>
+          <w:iCs w:val="false"/>
+          <w:color w:val="1B2027"/>
+          <w:sz w:val="19"/>
+          <w:szCs w:val="19"/>
+        </w:rPr>
+        <w:t xml:space="preserve">--build --force</w:t>
+      </w:r>
+      <w:r>
+        <w:rPr>
+          <w:rFonts w:ascii="Calibri" w:cs="Calibri" w:eastAsia="Calibri" w:hAnsi="Calibri"/>
+          <w:b w:val="false"/>
+          <w:bCs w:val="false"/>
+          <w:i w:val="false"/>
+          <w:iCs w:val="false"/>
+          <w:color w:val="1B2027"/>
+          <w:sz w:val="21"/>
+          <w:szCs w:val="21"/>
+        </w:rPr>
+        <w:t xml:space="preserve">, not a bare </w:t>
+      </w:r>
+      <w:r>
+        <w:rPr>
+          <w:rFonts w:ascii="Consolas" w:cs="Consolas" w:eastAsia="Consolas" w:hAnsi="Consolas"/>
+          <w:b w:val="false"/>
+          <w:bCs w:val="false"/>
+          <w:i w:val="false"/>
+          <w:iCs w:val="false"/>
+          <w:color w:val="1B2027"/>
+          <w:sz w:val="19"/>
+          <w:szCs w:val="19"/>
+        </w:rPr>
+        <w:t xml:space="preserve">--noEmit</w:t>
+      </w:r>
+      <w:r>
+        <w:rPr>
+          <w:rFonts w:ascii="Calibri" w:cs="Calibri" w:eastAsia="Calibri" w:hAnsi="Calibri"/>
+          <w:b w:val="false"/>
+          <w:bCs w:val="false"/>
+          <w:i w:val="false"/>
+          <w:iCs w:val="false"/>
+          <w:color w:val="1B2027"/>
+          <w:sz w:val="21"/>
+          <w:szCs w:val="21"/>
+        </w:rPr>
+        <w:t xml:space="preserve">. </w:t>
+      </w:r>
+      <w:r>
+        <w:rPr>
+          <w:rFonts w:ascii="Consolas" w:cs="Consolas" w:eastAsia="Consolas" w:hAnsi="Consolas"/>
+          <w:b w:val="false"/>
+          <w:bCs w:val="false"/>
+          <w:i w:val="false"/>
+          <w:iCs w:val="false"/>
+          <w:color w:val="1B2027"/>
+          <w:sz w:val="19"/>
+          <w:szCs w:val="19"/>
+        </w:rPr>
+        <w:t xml:space="preserve">tsconfig.json</w:t>
+      </w:r>
+      <w:r>
+        <w:rPr>
+          <w:rFonts w:ascii="Calibri" w:cs="Calibri" w:eastAsia="Calibri" w:hAnsi="Calibri"/>
+          <w:b w:val="false"/>
+          <w:bCs w:val="false"/>
+          <w:i w:val="false"/>
+          <w:iCs w:val="false"/>
+          <w:color w:val="1B2027"/>
+          <w:sz w:val="21"/>
+          <w:szCs w:val="21"/>
+        </w:rPr>
+        <w:t xml:space="preserve"> carries </w:t>
+      </w:r>
+      <w:r>
+        <w:rPr>
+          <w:rFonts w:ascii="Consolas" w:cs="Consolas" w:eastAsia="Consolas" w:hAnsi="Consolas"/>
+          <w:b w:val="false"/>
+          <w:bCs w:val="false"/>
+          <w:i w:val="false"/>
+          <w:iCs w:val="false"/>
+          <w:color w:val="1B2027"/>
+          <w:sz w:val="19"/>
+          <w:szCs w:val="19"/>
+        </w:rPr>
+        <w:t xml:space="preserve">"files": []</w:t>
+      </w:r>
+      <w:r>
+        <w:rPr>
+          <w:rFonts w:ascii="Calibri" w:cs="Calibri" w:eastAsia="Calibri" w:hAnsi="Calibri"/>
+          <w:b w:val="false"/>
+          <w:bCs w:val="false"/>
+          <w:i w:val="false"/>
+          <w:iCs w:val="false"/>
+          <w:color w:val="1B2027"/>
+          <w:sz w:val="21"/>
+          <w:szCs w:val="21"/>
+        </w:rPr>
+        <w:t xml:space="preserve"> and project references, so </w:t>
+      </w:r>
+      <w:r>
+        <w:rPr>
+          <w:rFonts w:ascii="Consolas" w:cs="Consolas" w:eastAsia="Consolas" w:hAnsi="Consolas"/>
+          <w:b w:val="false"/>
+          <w:bCs w:val="false"/>
+          <w:i w:val="false"/>
+          <w:iCs w:val="false"/>
+          <w:color w:val="1B2027"/>
+          <w:sz w:val="19"/>
+          <w:szCs w:val="19"/>
+        </w:rPr>
+        <w:t xml:space="preserve">tsc --noEmit</w:t>
+      </w:r>
+      <w:r>
+        <w:rPr>
+          <w:rFonts w:ascii="Calibri" w:cs="Calibri" w:eastAsia="Calibri" w:hAnsi="Calibri"/>
+          <w:b w:val="false"/>
+          <w:bCs w:val="false"/>
+          <w:i w:val="false"/>
+          <w:iCs w:val="false"/>
+          <w:color w:val="1B2027"/>
+          <w:sz w:val="21"/>
+          <w:szCs w:val="21"/>
+        </w:rPr>
+        <w:t xml:space="preserve"> type-checks nothing at all and exits 0 — proven by putting a type error in a production file and watching it pass. </w:t>
+      </w:r>
+      <w:r>
+        <w:rPr>
+          <w:rFonts w:ascii="Calibri" w:cs="Calibri" w:eastAsia="Calibri" w:hAnsi="Calibri"/>
           <w:b/>
           <w:bCs/>
           <w:i w:val="false"/>
@@ -11344,137 +13328,121 @@
           <w:sz w:val="21"/>
           <w:szCs w:val="21"/>
         </w:rPr>
-        <w:t xml:space="preserve">Four of these five are not run by CI.</w:t>
-      </w:r>
-      <w:r>
-        <w:rPr>
-          <w:rFonts w:ascii="Calibri" w:cs="Calibri" w:eastAsia="Calibri" w:hAnsi="Calibri"/>
-          <w:b w:val="false"/>
-          <w:bCs w:val="false"/>
-          <w:i w:val="false"/>
-          <w:iCs w:val="false"/>
-          <w:color w:val="1B2027"/>
-          <w:sz w:val="21"/>
-          <w:szCs w:val="21"/>
-        </w:rPr>
-        <w:t xml:space="preserve"> The platform’s </w:t>
-      </w:r>
-      <w:r>
-        <w:rPr>
-          <w:rFonts w:ascii="Consolas" w:cs="Consolas" w:eastAsia="Consolas" w:hAnsi="Consolas"/>
-          <w:b w:val="false"/>
-          <w:bCs w:val="false"/>
-          <w:i w:val="false"/>
-          <w:iCs w:val="false"/>
-          <w:color w:val="1B2027"/>
-          <w:sz w:val="19"/>
-          <w:szCs w:val="19"/>
-        </w:rPr>
-        <w:t xml:space="preserve">Jenkinsfile</w:t>
-      </w:r>
-      <w:r>
-        <w:rPr>
-          <w:rFonts w:ascii="Calibri" w:cs="Calibri" w:eastAsia="Calibri" w:hAnsi="Calibri"/>
-          <w:b w:val="false"/>
-          <w:bCs w:val="false"/>
-          <w:i w:val="false"/>
-          <w:iCs w:val="false"/>
-          <w:color w:val="1B2027"/>
-          <w:sz w:val="21"/>
-          <w:szCs w:val="21"/>
-        </w:rPr>
-        <w:t xml:space="preserve"> runs </w:t>
-      </w:r>
-      <w:r>
-        <w:rPr>
-          <w:rFonts w:ascii="Consolas" w:cs="Consolas" w:eastAsia="Consolas" w:hAnsi="Consolas"/>
-          <w:b w:val="false"/>
-          <w:bCs w:val="false"/>
-          <w:i w:val="false"/>
-          <w:iCs w:val="false"/>
-          <w:color w:val="1B2027"/>
-          <w:sz w:val="19"/>
-          <w:szCs w:val="19"/>
-        </w:rPr>
-        <w:t xml:space="preserve">npm ci</w:t>
-      </w:r>
-      <w:r>
-        <w:rPr>
-          <w:rFonts w:ascii="Calibri" w:cs="Calibri" w:eastAsia="Calibri" w:hAnsi="Calibri"/>
-          <w:b w:val="false"/>
-          <w:bCs w:val="false"/>
-          <w:i w:val="false"/>
-          <w:iCs w:val="false"/>
-          <w:color w:val="1B2027"/>
-          <w:sz w:val="21"/>
-          <w:szCs w:val="21"/>
-        </w:rPr>
-        <w:t xml:space="preserve">, </w:t>
-      </w:r>
-      <w:r>
-        <w:rPr>
-          <w:rFonts w:ascii="Consolas" w:cs="Consolas" w:eastAsia="Consolas" w:hAnsi="Consolas"/>
-          <w:b w:val="false"/>
-          <w:bCs w:val="false"/>
-          <w:i w:val="false"/>
-          <w:iCs w:val="false"/>
-          <w:color w:val="1B2027"/>
-          <w:sz w:val="19"/>
-          <w:szCs w:val="19"/>
-        </w:rPr>
-        <w:t xml:space="preserve">tsc --noEmit</w:t>
-      </w:r>
-      <w:r>
-        <w:rPr>
-          <w:rFonts w:ascii="Calibri" w:cs="Calibri" w:eastAsia="Calibri" w:hAnsi="Calibri"/>
-          <w:b w:val="false"/>
-          <w:bCs w:val="false"/>
-          <w:i w:val="false"/>
-          <w:iCs w:val="false"/>
-          <w:color w:val="1B2027"/>
-          <w:sz w:val="21"/>
-          <w:szCs w:val="21"/>
-        </w:rPr>
-        <w:t xml:space="preserve">, </w:t>
-      </w:r>
-      <w:r>
-        <w:rPr>
-          <w:rFonts w:ascii="Consolas" w:cs="Consolas" w:eastAsia="Consolas" w:hAnsi="Consolas"/>
-          <w:b w:val="false"/>
-          <w:bCs w:val="false"/>
-          <w:i w:val="false"/>
-          <w:iCs w:val="false"/>
-          <w:color w:val="1B2027"/>
-          <w:sz w:val="19"/>
-          <w:szCs w:val="19"/>
-        </w:rPr>
-        <w:t xml:space="preserve">check:no-remote-code</w:t>
-      </w:r>
-      <w:r>
-        <w:rPr>
-          <w:rFonts w:ascii="Calibri" w:cs="Calibri" w:eastAsia="Calibri" w:hAnsi="Calibri"/>
-          <w:b w:val="false"/>
-          <w:bCs w:val="false"/>
-          <w:i w:val="false"/>
-          <w:iCs w:val="false"/>
-          <w:color w:val="1B2027"/>
-          <w:sz w:val="21"/>
-          <w:szCs w:val="21"/>
-        </w:rPr>
-        <w:t xml:space="preserve">, </w:t>
-      </w:r>
-      <w:r>
-        <w:rPr>
-          <w:rFonts w:ascii="Consolas" w:cs="Consolas" w:eastAsia="Consolas" w:hAnsi="Consolas"/>
-          <w:b w:val="false"/>
-          <w:bCs w:val="false"/>
-          <w:i w:val="false"/>
-          <w:iCs w:val="false"/>
-          <w:color w:val="1B2027"/>
-          <w:sz w:val="19"/>
-          <w:szCs w:val="19"/>
-        </w:rPr>
-        <w:t xml:space="preserve">ng build</w:t>
+        <w:t xml:space="preserve">A gate that cannot fail is worse than no gate, because it is quoted.</w:t>
+      </w:r>
+    </w:p>
+    <w:p>
+      <w:pPr>
+        <w:pBdr>
+          <w:left w:val="single" w:color="C4342A" w:sz="18" w:space="8"/>
+        </w:pBdr>
+        <w:shd w:fill="FBEDEC" w:color="auto" w:val="clear"/>
+        <w:spacing w:after="180" w:before="140"/>
+        <w:ind w:left="120" w:right="120"/>
+      </w:pPr>
+      <w:r>
+        <w:rPr>
+          <w:rFonts w:ascii="Consolas" w:cs="Consolas" w:eastAsia="Consolas" w:hAnsi="Consolas"/>
+          <w:b/>
+          <w:bCs/>
+          <w:i w:val="false"/>
+          <w:iCs w:val="false"/>
+          <w:color w:val="1B2027"/>
+          <w:sz w:val="19"/>
+          <w:szCs w:val="19"/>
+        </w:rPr>
+        <w:t xml:space="preserve">check:attribution</w:t>
+      </w:r>
+      <w:r>
+        <w:rPr>
+          <w:rFonts w:ascii="Calibri" w:cs="Calibri" w:eastAsia="Calibri" w:hAnsi="Calibri"/>
+          <w:b/>
+          <w:bCs/>
+          <w:i w:val="false"/>
+          <w:iCs w:val="false"/>
+          <w:color w:val="1B2027"/>
+          <w:sz w:val="21"/>
+          <w:szCs w:val="21"/>
+        </w:rPr>
+        <w:t xml:space="preserve"> is currently failing, and it is not this issue’s doing.</w:t>
+      </w:r>
+      <w:r>
+        <w:rPr>
+          <w:rFonts w:ascii="Calibri" w:cs="Calibri" w:eastAsia="Calibri" w:hAnsi="Calibri"/>
+          <w:b w:val="false"/>
+          <w:bCs w:val="false"/>
+          <w:i w:val="false"/>
+          <w:iCs w:val="false"/>
+          <w:color w:val="1B2027"/>
+          <w:sz w:val="21"/>
+          <w:szCs w:val="21"/>
+        </w:rPr>
+        <w:t xml:space="preserve"> Two transitive packages carry licences on neither §2.1’s allowed nor its forbidden list: </w:t>
+      </w:r>
+      <w:r>
+        <w:rPr>
+          <w:rFonts w:ascii="Consolas" w:cs="Consolas" w:eastAsia="Consolas" w:hAnsi="Consolas"/>
+          <w:b w:val="false"/>
+          <w:bCs w:val="false"/>
+          <w:i w:val="false"/>
+          <w:iCs w:val="false"/>
+          <w:color w:val="1B2027"/>
+          <w:sz w:val="19"/>
+          <w:szCs w:val="19"/>
+        </w:rPr>
+        <w:t xml:space="preserve">caniuse-lite</w:t>
+      </w:r>
+      <w:r>
+        <w:rPr>
+          <w:rFonts w:ascii="Calibri" w:cs="Calibri" w:eastAsia="Calibri" w:hAnsi="Calibri"/>
+          <w:b w:val="false"/>
+          <w:bCs w:val="false"/>
+          <w:i w:val="false"/>
+          <w:iCs w:val="false"/>
+          <w:color w:val="1B2027"/>
+          <w:sz w:val="21"/>
+          <w:szCs w:val="21"/>
+        </w:rPr>
+        <w:t xml:space="preserve"> (CC-BY-4.0, a browser-support dataset) and </w:t>
+      </w:r>
+      <w:r>
+        <w:rPr>
+          <w:rFonts w:ascii="Consolas" w:cs="Consolas" w:eastAsia="Consolas" w:hAnsi="Consolas"/>
+          <w:b w:val="false"/>
+          <w:bCs w:val="false"/>
+          <w:i w:val="false"/>
+          <w:iCs w:val="false"/>
+          <w:color w:val="1B2027"/>
+          <w:sz w:val="19"/>
+          <w:szCs w:val="19"/>
+        </w:rPr>
+        <w:t xml:space="preserve">lru-cache</w:t>
+      </w:r>
+      <w:r>
+        <w:rPr>
+          <w:rFonts w:ascii="Calibri" w:cs="Calibri" w:eastAsia="Calibri" w:hAnsi="Calibri"/>
+          <w:b w:val="false"/>
+          <w:bCs w:val="false"/>
+          <w:i w:val="false"/>
+          <w:iCs w:val="false"/>
+          <w:color w:val="1B2027"/>
+          <w:sz w:val="21"/>
+          <w:szCs w:val="21"/>
+        </w:rPr>
+        <w:t xml:space="preserve"> (BlueOak-1.0.0, an OSI-approved permissive licence). Both arrive only through </w:t>
+      </w:r>
+      <w:r>
+        <w:rPr>
+          <w:rFonts w:ascii="Consolas" w:cs="Consolas" w:eastAsia="Consolas" w:hAnsi="Consolas"/>
+          <w:b w:val="false"/>
+          <w:bCs w:val="false"/>
+          <w:i w:val="false"/>
+          <w:iCs w:val="false"/>
+          <w:color w:val="1B2027"/>
+          <w:sz w:val="19"/>
+          <w:szCs w:val="19"/>
+        </w:rPr>
+        <w:t xml:space="preserve">@angular/build</w:t>
       </w:r>
       <w:r>
         <w:rPr>
@@ -11500,124 +13468,59 @@
           <w:sz w:val="19"/>
           <w:szCs w:val="19"/>
         </w:rPr>
-        <w:t xml:space="preserve">ng test</w:t>
-      </w:r>
-      <w:r>
-        <w:rPr>
-          <w:rFonts w:ascii="Calibri" w:cs="Calibri" w:eastAsia="Calibri" w:hAnsi="Calibri"/>
-          <w:b w:val="false"/>
-          <w:bCs w:val="false"/>
-          <w:i w:val="false"/>
-          <w:iCs w:val="false"/>
-          <w:color w:val="1B2027"/>
-          <w:sz w:val="21"/>
-          <w:szCs w:val="21"/>
-        </w:rPr>
-        <w:t xml:space="preserve"> against this repository, and nothing else. </w:t>
-      </w:r>
-      <w:r>
-        <w:rPr>
-          <w:rFonts w:ascii="Consolas" w:cs="Consolas" w:eastAsia="Consolas" w:hAnsi="Consolas"/>
-          <w:b w:val="false"/>
-          <w:bCs w:val="false"/>
-          <w:i w:val="false"/>
-          <w:iCs w:val="false"/>
-          <w:color w:val="1B2027"/>
-          <w:sz w:val="19"/>
-          <w:szCs w:val="19"/>
-        </w:rPr>
-        <w:t xml:space="preserve">check:attribution</w:t>
-      </w:r>
-      <w:r>
-        <w:rPr>
-          <w:rFonts w:ascii="Calibri" w:cs="Calibri" w:eastAsia="Calibri" w:hAnsi="Calibri"/>
-          <w:b w:val="false"/>
-          <w:bCs w:val="false"/>
-          <w:i w:val="false"/>
-          <w:iCs w:val="false"/>
-          <w:color w:val="1B2027"/>
-          <w:sz w:val="21"/>
-          <w:szCs w:val="21"/>
-        </w:rPr>
-        <w:t xml:space="preserve">, </w:t>
-      </w:r>
-      <w:r>
-        <w:rPr>
-          <w:rFonts w:ascii="Consolas" w:cs="Consolas" w:eastAsia="Consolas" w:hAnsi="Consolas"/>
-          <w:b w:val="false"/>
-          <w:bCs w:val="false"/>
-          <w:i w:val="false"/>
-          <w:iCs w:val="false"/>
-          <w:color w:val="1B2027"/>
-          <w:sz w:val="19"/>
-          <w:szCs w:val="19"/>
-        </w:rPr>
-        <w:t xml:space="preserve">check:icons</w:t>
-      </w:r>
-      <w:r>
-        <w:rPr>
-          <w:rFonts w:ascii="Calibri" w:cs="Calibri" w:eastAsia="Calibri" w:hAnsi="Calibri"/>
-          <w:b w:val="false"/>
-          <w:bCs w:val="false"/>
-          <w:i w:val="false"/>
-          <w:iCs w:val="false"/>
-          <w:color w:val="1B2027"/>
-          <w:sz w:val="21"/>
-          <w:szCs w:val="21"/>
-        </w:rPr>
-        <w:t xml:space="preserve">, </w:t>
-      </w:r>
-      <w:r>
-        <w:rPr>
-          <w:rFonts w:ascii="Consolas" w:cs="Consolas" w:eastAsia="Consolas" w:hAnsi="Consolas"/>
-          <w:b w:val="false"/>
-          <w:bCs w:val="false"/>
-          <w:i w:val="false"/>
-          <w:iCs w:val="false"/>
-          <w:color w:val="1B2027"/>
-          <w:sz w:val="19"/>
-          <w:szCs w:val="19"/>
-        </w:rPr>
-        <w:t xml:space="preserve">check:samples</w:t>
-      </w:r>
-      <w:r>
-        <w:rPr>
-          <w:rFonts w:ascii="Calibri" w:cs="Calibri" w:eastAsia="Calibri" w:hAnsi="Calibri"/>
-          <w:b w:val="false"/>
-          <w:bCs w:val="false"/>
-          <w:i w:val="false"/>
-          <w:iCs w:val="false"/>
-          <w:color w:val="1B2027"/>
-          <w:sz w:val="21"/>
-          <w:szCs w:val="21"/>
-        </w:rPr>
-        <w:t xml:space="preserve"> and </w:t>
-      </w:r>
-      <w:r>
-        <w:rPr>
-          <w:rFonts w:ascii="Consolas" w:cs="Consolas" w:eastAsia="Consolas" w:hAnsi="Consolas"/>
-          <w:b w:val="false"/>
-          <w:bCs w:val="false"/>
-          <w:i w:val="false"/>
-          <w:iCs w:val="false"/>
-          <w:color w:val="1B2027"/>
-          <w:sz w:val="19"/>
-          <w:szCs w:val="19"/>
-        </w:rPr>
-        <w:t xml:space="preserve">test:demo</w:t>
-      </w:r>
-      <w:r>
-        <w:rPr>
-          <w:rFonts w:ascii="Calibri" w:cs="Calibri" w:eastAsia="Calibri" w:hAnsi="Calibri"/>
-          <w:b w:val="false"/>
-          <w:bCs w:val="false"/>
-          <w:i w:val="false"/>
-          <w:iCs w:val="false"/>
-          <w:color w:val="1B2027"/>
-          <w:sz w:val="21"/>
-          <w:szCs w:val="21"/>
-        </w:rPr>
-        <w:t xml:space="preserve"> exist, pass, and guard nothing until a pipeline stage calls them. A gate nothing runs is documentation.</w:t>
+        <w:t xml:space="preserve">@angular/cli</w:t>
+      </w:r>
+      <w:r>
+        <w:rPr>
+          <w:rFonts w:ascii="Calibri" w:cs="Calibri" w:eastAsia="Calibri" w:hAnsi="Calibri"/>
+          <w:b w:val="false"/>
+          <w:bCs w:val="false"/>
+          <w:i w:val="false"/>
+          <w:iCs w:val="false"/>
+          <w:color w:val="1B2027"/>
+          <w:sz w:val="21"/>
+          <w:szCs w:val="21"/>
+        </w:rPr>
+        <w:t xml:space="preserve">, which are devDependencies, but the lockfile marks them production-reachable so the generator counts them. Neither is forbidden and both look shippable; adding a licence to the allow-list is a policy decision rather than an engineering one, so the generator refuses to write </w:t>
+      </w:r>
+      <w:r>
+        <w:rPr>
+          <w:rFonts w:ascii="Consolas" w:cs="Consolas" w:eastAsia="Consolas" w:hAnsi="Consolas"/>
+          <w:b w:val="false"/>
+          <w:bCs w:val="false"/>
+          <w:i w:val="false"/>
+          <w:iCs w:val="false"/>
+          <w:color w:val="1B2027"/>
+          <w:sz w:val="19"/>
+          <w:szCs w:val="19"/>
+        </w:rPr>
+        <w:t xml:space="preserve">THIRD-PARTY-NOTICES.txt</w:t>
+      </w:r>
+      <w:r>
+        <w:rPr>
+          <w:rFonts w:ascii="Calibri" w:cs="Calibri" w:eastAsia="Calibri" w:hAnsi="Calibri"/>
+          <w:b w:val="false"/>
+          <w:bCs w:val="false"/>
+          <w:i w:val="false"/>
+          <w:iCs w:val="false"/>
+          <w:color w:val="1B2027"/>
+          <w:sz w:val="21"/>
+          <w:szCs w:val="21"/>
+        </w:rPr>
+        <w:t xml:space="preserve"> over an unresolved violation rather than assert a position nobody took. </w:t>
+      </w:r>
+      <w:r>
+        <w:rPr>
+          <w:rFonts w:ascii="Calibri" w:cs="Calibri" w:eastAsia="Calibri" w:hAnsi="Calibri"/>
+          <w:b/>
+          <w:bCs/>
+          <w:i w:val="false"/>
+          <w:iCs w:val="false"/>
+          <w:color w:val="1B2027"/>
+          <w:sz w:val="21"/>
+          <w:szCs w:val="21"/>
+        </w:rPr>
+        <w:t xml:space="preserve">This blocks §17.6’s release checklist until someone rules on it.</w:t>
       </w:r>
     </w:p>
     <w:p>
@@ -12981,7 +14884,7 @@
           <w:sz w:val="21"/>
           <w:szCs w:val="21"/>
         </w:rPr>
-        <w:t xml:space="preserve">A library in shape, never built here.</w:t>
+        <w:t xml:space="preserve">A library in shape, never built as one.</w:t>
       </w:r>
       <w:r>
         <w:rPr>
@@ -13072,7 +14975,7 @@
           <w:sz w:val="21"/>
           <w:szCs w:val="21"/>
         </w:rPr>
-        <w:t xml:space="preserve"> is a real target — it has simply never run in this container, for the Node reason in section 12. The </w:t>
+        <w:t xml:space="preserve"> is a real target. The last issue said it could not run here for the Node reason in section 12; that reason was wrong, so the honest statement is now simply that nobody has run it. The </w:t>
       </w:r>
       <w:r>
         <w:rPr>
@@ -13181,7 +15084,64 @@
           <w:sz w:val="21"/>
           <w:szCs w:val="21"/>
         </w:rPr>
-        <w:t xml:space="preserve"> No axe, no Lighthouse budget, no manual keyboard pass, and no gate in the pipeline to produce any of it.</w:t>
+        <w:t xml:space="preserve"> There is still no axe run, no Lighthouse budget, and no gate in the pipeline to produce either.</w:t>
+      </w:r>
+    </w:p>
+    <w:p>
+      <w:pPr>
+        <w:spacing w:after="140" w:line="276"/>
+      </w:pPr>
+      <w:r>
+        <w:rPr>
+          <w:rFonts w:ascii="Calibri" w:cs="Calibri" w:eastAsia="Calibri" w:hAnsi="Calibri"/>
+          <w:b w:val="false"/>
+          <w:bCs w:val="false"/>
+          <w:i w:val="false"/>
+          <w:iCs w:val="false"/>
+          <w:color w:val="1B2027"/>
+          <w:sz w:val="21"/>
+          <w:szCs w:val="21"/>
+        </w:rPr>
+        <w:t xml:space="preserve">What has changed is the ground underneath them. The defects in sections 9.2 and 9.3 were real conformance failures and they are fixed, with a keyboard-operable test pinning each one — so an ACR filled in today would read differently from one filled in at the last issue. It would still read mostly Not Evaluated, because a test asserting an </w:t>
+      </w:r>
+      <w:r>
+        <w:rPr>
+          <w:rFonts w:ascii="Consolas" w:cs="Consolas" w:eastAsia="Consolas" w:hAnsi="Consolas"/>
+          <w:b w:val="false"/>
+          <w:bCs w:val="false"/>
+          <w:i w:val="false"/>
+          <w:iCs w:val="false"/>
+          <w:color w:val="1B2027"/>
+          <w:sz w:val="19"/>
+          <w:szCs w:val="19"/>
+        </w:rPr>
+        <w:t xml:space="preserve">aria-label</w:t>
+      </w:r>
+      <w:r>
+        <w:rPr>
+          <w:rFonts w:ascii="Calibri" w:cs="Calibri" w:eastAsia="Calibri" w:hAnsi="Calibri"/>
+          <w:b w:val="false"/>
+          <w:bCs w:val="false"/>
+          <w:i w:val="false"/>
+          <w:iCs w:val="false"/>
+          <w:color w:val="1B2027"/>
+          <w:sz w:val="21"/>
+          <w:szCs w:val="21"/>
+        </w:rPr>
+        <w:t xml:space="preserve"> exists is not a screen-reader pass and must never be reported as one (§1A.5). </w:t>
+      </w:r>
+      <w:r>
+        <w:rPr>
+          <w:rFonts w:ascii="Calibri" w:cs="Calibri" w:eastAsia="Calibri" w:hAnsi="Calibri"/>
+          <w:b/>
+          <w:bCs/>
+          <w:i w:val="false"/>
+          <w:iCs w:val="false"/>
+          <w:color w:val="1B2027"/>
+          <w:sz w:val="21"/>
+          <w:szCs w:val="21"/>
+        </w:rPr>
+        <w:t xml:space="preserve">The ACR has not been updated, and should not be until someone runs the matrix.</w:t>
       </w:r>
     </w:p>
     <w:p>

--- a/docs/Viewer-Product-Technical-Architecture.docx
+++ b/docs/Viewer-Product-Technical-Architecture.docx
@@ -9328,6 +9328,120 @@
     </w:p>
     <w:p>
       <w:pPr>
+        <w:spacing w:after="140" w:line="276"/>
+      </w:pPr>
+      <w:r>
+        <w:rPr>
+          <w:rFonts w:ascii="Calibri" w:cs="Calibri" w:eastAsia="Calibri" w:hAnsi="Calibri"/>
+          <w:b w:val="false"/>
+          <w:bCs w:val="false"/>
+          <w:i w:val="false"/>
+          <w:iCs w:val="false"/>
+          <w:color w:val="1B2027"/>
+          <w:sz w:val="21"/>
+          <w:szCs w:val="21"/>
+        </w:rPr>
+        <w:t xml:space="preserve">A later pass found one more of the same family, and it is the one a buyer’s auditor is most likely to meet: </w:t>
+      </w:r>
+      <w:r>
+        <w:rPr>
+          <w:rFonts w:ascii="Calibri" w:cs="Calibri" w:eastAsia="Calibri" w:hAnsi="Calibri"/>
+          <w:b/>
+          <w:bCs/>
+          <w:i w:val="false"/>
+          <w:iCs w:val="false"/>
+          <w:color w:val="1B2027"/>
+          <w:sz w:val="21"/>
+          <w:szCs w:val="21"/>
+        </w:rPr>
+        <w:t xml:space="preserve">the embedded toolbar declared </w:t>
+      </w:r>
+      <w:r>
+        <w:rPr>
+          <w:rFonts w:ascii="Consolas" w:cs="Consolas" w:eastAsia="Consolas" w:hAnsi="Consolas"/>
+          <w:b/>
+          <w:bCs/>
+          <w:i w:val="false"/>
+          <w:iCs w:val="false"/>
+          <w:color w:val="1B2027"/>
+          <w:sz w:val="19"/>
+          <w:szCs w:val="19"/>
+        </w:rPr>
+        <w:t xml:space="preserve">role="toolbar"</w:t>
+      </w:r>
+      <w:r>
+        <w:rPr>
+          <w:rFonts w:ascii="Calibri" w:cs="Calibri" w:eastAsia="Calibri" w:hAnsi="Calibri"/>
+          <w:b/>
+          <w:bCs/>
+          <w:i w:val="false"/>
+          <w:iCs w:val="false"/>
+          <w:color w:val="1B2027"/>
+          <w:sz w:val="21"/>
+          <w:szCs w:val="21"/>
+        </w:rPr>
+        <w:t xml:space="preserve"> without implementing it.</w:t>
+      </w:r>
+      <w:r>
+        <w:rPr>
+          <w:rFonts w:ascii="Calibri" w:cs="Calibri" w:eastAsia="Calibri" w:hAnsi="Calibri"/>
+          <w:b w:val="false"/>
+          <w:bCs w:val="false"/>
+          <w:i w:val="false"/>
+          <w:iCs w:val="false"/>
+          <w:color w:val="1B2027"/>
+          <w:sz w:val="21"/>
+          <w:szCs w:val="21"/>
+        </w:rPr>
+        <w:t xml:space="preserve"> That role promises arrow-key navigation over a single tab stop, and the row is a set of ordinary buttons each with its own tab stop. A screen-reader user is told it is a toolbar, presses the arrows, and nothing moves — worse off than one told it is a group of named buttons, which is what §1A.2 means by bad ARIA being worse than none. It is </w:t>
+      </w:r>
+      <w:r>
+        <w:rPr>
+          <w:rFonts w:ascii="Consolas" w:cs="Consolas" w:eastAsia="Consolas" w:hAnsi="Consolas"/>
+          <w:b w:val="false"/>
+          <w:bCs w:val="false"/>
+          <w:i w:val="false"/>
+          <w:iCs w:val="false"/>
+          <w:color w:val="1B2027"/>
+          <w:sz w:val="19"/>
+          <w:szCs w:val="19"/>
+        </w:rPr>
+        <w:t xml:space="preserve">role="group"</w:t>
+      </w:r>
+      <w:r>
+        <w:rPr>
+          <w:rFonts w:ascii="Calibri" w:cs="Calibri" w:eastAsia="Calibri" w:hAnsi="Calibri"/>
+          <w:b w:val="false"/>
+          <w:bCs w:val="false"/>
+          <w:i w:val="false"/>
+          <w:iCs w:val="false"/>
+          <w:color w:val="1B2027"/>
+          <w:sz w:val="21"/>
+          <w:szCs w:val="21"/>
+        </w:rPr>
+        <w:t xml:space="preserve"> now, which promises only what is there.</w:t>
+      </w:r>
+    </w:p>
+    <w:p>
+      <w:pPr>
+        <w:spacing w:after="140" w:line="276"/>
+      </w:pPr>
+      <w:r>
+        <w:rPr>
+          <w:rFonts w:ascii="Calibri" w:cs="Calibri" w:eastAsia="Calibri" w:hAnsi="Calibri"/>
+          <w:b w:val="false"/>
+          <w:bCs w:val="false"/>
+          <w:i w:val="false"/>
+          <w:iCs w:val="false"/>
+          <w:color w:val="1B2027"/>
+          <w:sz w:val="21"/>
+          <w:szCs w:val="21"/>
+        </w:rPr>
+        <w:t xml:space="preserve">The full viewer’s own command bar had already reached that conclusion and written it down in a comment two directories away. A rule recorded in a comment beside one component does not reach the next person writing another, which is why it is in this document and asserted in both components’ specs.</w:t>
+      </w:r>
+    </w:p>
+    <w:p>
+      <w:pPr>
         <w:pBdr>
           <w:left w:val="single" w:color="C4342A" w:sz="18" w:space="8"/>
         </w:pBdr>
@@ -9407,7 +9521,7 @@
           <w:sz w:val="21"/>
           <w:szCs w:val="21"/>
         </w:rPr>
-        <w:t xml:space="preserve">There are no hardcoded user-facing strings left in the application. Every sentence a reader sees is an </w:t>
+        <w:t xml:space="preserve">Every sentence a reader sees is an </w:t>
       </w:r>
       <w:r>
         <w:rPr>
@@ -9498,7 +9612,178 @@
           <w:sz w:val="21"/>
           <w:szCs w:val="21"/>
         </w:rPr>
-        <w:t xml:space="preserve">552 messages at this issue.</w:t>
+        <w:t xml:space="preserve">585 messages at this issue,</w:t>
+      </w:r>
+      <w:r>
+        <w:rPr>
+          <w:rFonts w:ascii="Calibri" w:cs="Calibri" w:eastAsia="Calibri" w:hAnsi="Calibri"/>
+          <w:b w:val="false"/>
+          <w:bCs w:val="false"/>
+          <w:i w:val="false"/>
+          <w:iCs w:val="false"/>
+          <w:color w:val="1B2027"/>
+          <w:sz w:val="21"/>
+          <w:szCs w:val="21"/>
+        </w:rPr>
+        <w:t xml:space="preserve"> up from 552.</w:t>
+      </w:r>
+    </w:p>
+    <w:p>
+      <w:pPr>
+        <w:pBdr>
+          <w:left w:val="single" w:color="C4342A" w:sz="18" w:space="8"/>
+        </w:pBdr>
+        <w:shd w:fill="FBEDEC" w:color="auto" w:val="clear"/>
+        <w:spacing w:after="180" w:before="140"/>
+        <w:ind w:left="120" w:right="120"/>
+      </w:pPr>
+      <w:r>
+        <w:rPr>
+          <w:rFonts w:ascii="Calibri" w:cs="Calibri" w:eastAsia="Calibri" w:hAnsi="Calibri"/>
+          <w:b/>
+          <w:bCs/>
+          <w:i w:val="false"/>
+          <w:iCs w:val="false"/>
+          <w:color w:val="1B2027"/>
+          <w:sz w:val="21"/>
+          <w:szCs w:val="21"/>
+        </w:rPr>
+        <w:t xml:space="preserve">The last issue of this document said there were none left, and that was wrong by nine.</w:t>
+      </w:r>
+      <w:r>
+        <w:rPr>
+          <w:rFonts w:ascii="Calibri" w:cs="Calibri" w:eastAsia="Calibri" w:hAnsi="Calibri"/>
+          <w:b w:val="false"/>
+          <w:bCs w:val="false"/>
+          <w:i w:val="false"/>
+          <w:iCs w:val="false"/>
+          <w:color w:val="1B2027"/>
+          <w:sz w:val="21"/>
+          <w:szCs w:val="21"/>
+        </w:rPr>
+        <w:t xml:space="preserve"> They were found by writing specs over two panels that had none, not by either gate. Three were in the version-history panel — one inside a </w:t>
+      </w:r>
+      <w:r>
+        <w:rPr>
+          <w:rFonts w:ascii="Consolas" w:cs="Consolas" w:eastAsia="Consolas" w:hAnsi="Consolas"/>
+          <w:b w:val="false"/>
+          <w:bCs w:val="false"/>
+          <w:i w:val="false"/>
+          <w:iCs w:val="false"/>
+          <w:color w:val="1B2027"/>
+          <w:sz w:val="19"/>
+          <w:szCs w:val="19"/>
+        </w:rPr>
+        <w:t xml:space="preserve">confirm()</w:t>
+      </w:r>
+      <w:r>
+        <w:rPr>
+          <w:rFonts w:ascii="Calibri" w:cs="Calibri" w:eastAsia="Calibri" w:hAnsi="Calibri"/>
+          <w:b w:val="false"/>
+          <w:bCs w:val="false"/>
+          <w:i w:val="false"/>
+          <w:iCs w:val="false"/>
+          <w:color w:val="1B2027"/>
+          <w:sz w:val="21"/>
+          <w:szCs w:val="21"/>
+        </w:rPr>
+        <w:t xml:space="preserve">, two set on an error signal — and six in the embed viewer, three of them operands of a template expression and three returned from a method. None was template </w:t>
+      </w:r>
+      <w:r>
+        <w:rPr>
+          <w:rFonts w:ascii="Calibri" w:cs="Calibri" w:eastAsia="Calibri" w:hAnsi="Calibri"/>
+          <w:b w:val="false"/>
+          <w:bCs w:val="false"/>
+          <w:i/>
+          <w:iCs/>
+          <w:color w:val="1B2027"/>
+          <w:sz w:val="21"/>
+          <w:szCs w:val="21"/>
+        </w:rPr>
+        <w:t xml:space="preserve">text</w:t>
+      </w:r>
+      <w:r>
+        <w:rPr>
+          <w:rFonts w:ascii="Calibri" w:cs="Calibri" w:eastAsia="Calibri" w:hAnsi="Calibri"/>
+          <w:b w:val="false"/>
+          <w:bCs w:val="false"/>
+          <w:i w:val="false"/>
+          <w:iCs w:val="false"/>
+          <w:color w:val="1B2027"/>
+          <w:sz w:val="21"/>
+          <w:szCs w:val="21"/>
+        </w:rPr>
+        <w:t xml:space="preserve">, which is what </w:t>
+      </w:r>
+      <w:r>
+        <w:rPr>
+          <w:rFonts w:ascii="Consolas" w:cs="Consolas" w:eastAsia="Consolas" w:hAnsi="Consolas"/>
+          <w:b w:val="false"/>
+          <w:bCs w:val="false"/>
+          <w:i w:val="false"/>
+          <w:iCs w:val="false"/>
+          <w:color w:val="1B2027"/>
+          <w:sz w:val="19"/>
+          <w:szCs w:val="19"/>
+        </w:rPr>
+        <w:t xml:space="preserve">check:i18n-markup</w:t>
+      </w:r>
+      <w:r>
+        <w:rPr>
+          <w:rFonts w:ascii="Calibri" w:cs="Calibri" w:eastAsia="Calibri" w:hAnsi="Calibri"/>
+          <w:b w:val="false"/>
+          <w:bCs w:val="false"/>
+          <w:i w:val="false"/>
+          <w:iCs w:val="false"/>
+          <w:color w:val="1B2027"/>
+          <w:sz w:val="21"/>
+          <w:szCs w:val="21"/>
+        </w:rPr>
+        <w:t xml:space="preserve"> sweeps for, and none was a </w:t>
+      </w:r>
+      <w:r>
+        <w:rPr>
+          <w:rFonts w:ascii="Consolas" w:cs="Consolas" w:eastAsia="Consolas" w:hAnsi="Consolas"/>
+          <w:b w:val="false"/>
+          <w:bCs w:val="false"/>
+          <w:i w:val="false"/>
+          <w:iCs w:val="false"/>
+          <w:color w:val="1B2027"/>
+          <w:sz w:val="19"/>
+          <w:szCs w:val="19"/>
+        </w:rPr>
+        <w:t xml:space="preserve">$localize</w:t>
+      </w:r>
+      <w:r>
+        <w:rPr>
+          <w:rFonts w:ascii="Calibri" w:cs="Calibri" w:eastAsia="Calibri" w:hAnsi="Calibri"/>
+          <w:b w:val="false"/>
+          <w:bCs w:val="false"/>
+          <w:i w:val="false"/>
+          <w:iCs w:val="false"/>
+          <w:color w:val="1B2027"/>
+          <w:sz w:val="21"/>
+          <w:szCs w:val="21"/>
+        </w:rPr>
+        <w:t xml:space="preserve"> call, which is what the extractor collects. A string in an expression operand or a return statement is invisible to both. The embed viewer is the worst place in the product for it: it renders inside a customer’s own application, so the English appeared framed by their translated interface.</w:t>
+      </w:r>
+    </w:p>
+    <w:p>
+      <w:pPr>
+        <w:spacing w:after="140" w:line="276"/>
+      </w:pPr>
+      <w:r>
+        <w:rPr>
+          <w:rFonts w:ascii="Calibri" w:cs="Calibri" w:eastAsia="Calibri" w:hAnsi="Calibri"/>
+          <w:b w:val="false"/>
+          <w:bCs w:val="false"/>
+          <w:i w:val="false"/>
+          <w:iCs w:val="false"/>
+          <w:color w:val="1B2027"/>
+          <w:sz w:val="21"/>
+          <w:szCs w:val="21"/>
+        </w:rPr>
+        <w:t xml:space="preserve">The gates have not been widened to catch this class, and saying so is more useful than implying they have. What would catch it is a lint rule against bare string literals reaching a template binding or a user-visible signal, which is a different kind of check from either existing gate. Until then the honest statement is that the catalogue is complete as far as two mechanical sweeps can see, and a string placed where neither looks will still get through.</w:t>
       </w:r>
     </w:p>
     <w:p>
@@ -11507,20 +11792,20 @@
           <w:sz w:val="21"/>
           <w:szCs w:val="21"/>
         </w:rPr>
-        <w:t xml:space="preserve">The environment note in the last issue of this document was wrong, and the correction matters because that note qualified every test claim in it.</w:t>
-      </w:r>
-      <w:r>
-        <w:rPr>
-          <w:rFonts w:ascii="Calibri" w:cs="Calibri" w:eastAsia="Calibri" w:hAnsi="Calibri"/>
-          <w:b w:val="false"/>
-          <w:bCs w:val="false"/>
-          <w:i w:val="false"/>
-          <w:iCs w:val="false"/>
-          <w:color w:val="1B2027"/>
-          <w:sz w:val="21"/>
-          <w:szCs w:val="21"/>
-        </w:rPr>
-        <w:t xml:space="preserve"> It said </w:t>
+        <w:t xml:space="preserve">The Node version note has now been wrong twice, in opposite directions, and the facts are worth stating carefully because they qualify every test claim in this document.</w:t>
+      </w:r>
+      <w:r>
+        <w:rPr>
+          <w:rFonts w:ascii="Calibri" w:cs="Calibri" w:eastAsia="Calibri" w:hAnsi="Calibri"/>
+          <w:b w:val="false"/>
+          <w:bCs w:val="false"/>
+          <w:i w:val="false"/>
+          <w:iCs w:val="false"/>
+          <w:color w:val="1B2027"/>
+          <w:sz w:val="21"/>
+          <w:szCs w:val="21"/>
+        </w:rPr>
+        <w:t xml:space="preserve"> The issue before last said </w:t>
       </w:r>
       <w:r>
         <w:rPr>
@@ -11546,85 +11831,7 @@
           <w:sz w:val="21"/>
           <w:szCs w:val="21"/>
         </w:rPr>
-        <w:t xml:space="preserve"> and </w:t>
-      </w:r>
-      <w:r>
-        <w:rPr>
-          <w:rFonts w:ascii="Consolas" w:cs="Consolas" w:eastAsia="Consolas" w:hAnsi="Consolas"/>
-          <w:b w:val="false"/>
-          <w:bCs w:val="false"/>
-          <w:i w:val="false"/>
-          <w:iCs w:val="false"/>
-          <w:color w:val="1B2027"/>
-          <w:sz w:val="19"/>
-          <w:szCs w:val="19"/>
-        </w:rPr>
-        <w:t xml:space="preserve">ng build</w:t>
-      </w:r>
-      <w:r>
-        <w:rPr>
-          <w:rFonts w:ascii="Calibri" w:cs="Calibri" w:eastAsia="Calibri" w:hAnsi="Calibri"/>
-          <w:b w:val="false"/>
-          <w:bCs w:val="false"/>
-          <w:i w:val="false"/>
-          <w:iCs w:val="false"/>
-          <w:color w:val="1B2027"/>
-          <w:sz w:val="21"/>
-          <w:szCs w:val="21"/>
-        </w:rPr>
-        <w:t xml:space="preserve"> require Node ≥ 22.22.3, that the development container runs 22.22.2, and that specs needing Angular TestBed therefore could not run at all. The version facts are right — </w:t>
-      </w:r>
-      <w:r>
-        <w:rPr>
-          <w:rFonts w:ascii="Consolas" w:cs="Consolas" w:eastAsia="Consolas" w:hAnsi="Consolas"/>
-          <w:b w:val="false"/>
-          <w:bCs w:val="false"/>
-          <w:i w:val="false"/>
-          <w:iCs w:val="false"/>
-          <w:color w:val="1B2027"/>
-          <w:sz w:val="19"/>
-          <w:szCs w:val="19"/>
-        </w:rPr>
-        <w:t xml:space="preserve">@angular/build</w:t>
-      </w:r>
-      <w:r>
-        <w:rPr>
-          <w:rFonts w:ascii="Calibri" w:cs="Calibri" w:eastAsia="Calibri" w:hAnsi="Calibri"/>
-          <w:b w:val="false"/>
-          <w:bCs w:val="false"/>
-          <w:i w:val="false"/>
-          <w:iCs w:val="false"/>
-          <w:color w:val="1B2027"/>
-          <w:sz w:val="21"/>
-          <w:szCs w:val="21"/>
-        </w:rPr>
-        <w:t xml:space="preserve"> does declare </w:t>
-      </w:r>
-      <w:r>
-        <w:rPr>
-          <w:rFonts w:ascii="Consolas" w:cs="Consolas" w:eastAsia="Consolas" w:hAnsi="Consolas"/>
-          <w:b w:val="false"/>
-          <w:bCs w:val="false"/>
-          <w:i w:val="false"/>
-          <w:iCs w:val="false"/>
-          <w:color w:val="1B2027"/>
-          <w:sz w:val="19"/>
-          <w:szCs w:val="19"/>
-        </w:rPr>
-        <w:t xml:space="preserve">^22.22.3</w:t>
-      </w:r>
-      <w:r>
-        <w:rPr>
-          <w:rFonts w:ascii="Calibri" w:cs="Calibri" w:eastAsia="Calibri" w:hAnsi="Calibri"/>
-          <w:b w:val="false"/>
-          <w:bCs w:val="false"/>
-          <w:i w:val="false"/>
-          <w:iCs w:val="false"/>
-          <w:color w:val="1B2027"/>
-          <w:sz w:val="21"/>
-          <w:szCs w:val="21"/>
-        </w:rPr>
-        <w:t xml:space="preserve"> and the container is on 22.22.2 — but the conclusion is not. npm’s engine range is advisory unless </w:t>
+        <w:t xml:space="preserve"> cannot run on Node 22.22.2 at all. The last issue corrected that to “npm’s engine range is advisory unless </w:t>
       </w:r>
       <w:r>
         <w:rPr>
@@ -11650,59 +11857,7 @@
           <w:sz w:val="21"/>
           <w:szCs w:val="21"/>
         </w:rPr>
-        <w:t xml:space="preserve"> is set, and it is not set here. </w:t>
-      </w:r>
-      <w:r>
-        <w:rPr>
-          <w:rFonts w:ascii="Consolas" w:cs="Consolas" w:eastAsia="Consolas" w:hAnsi="Consolas"/>
-          <w:b w:val="false"/>
-          <w:bCs w:val="false"/>
-          <w:i w:val="false"/>
-          <w:iCs w:val="false"/>
-          <w:color w:val="1B2027"/>
-          <w:sz w:val="19"/>
-          <w:szCs w:val="19"/>
-        </w:rPr>
-        <w:t xml:space="preserve">ng test</w:t>
-      </w:r>
-      <w:r>
-        <w:rPr>
-          <w:rFonts w:ascii="Calibri" w:cs="Calibri" w:eastAsia="Calibri" w:hAnsi="Calibri"/>
-          <w:b w:val="false"/>
-          <w:bCs w:val="false"/>
-          <w:i w:val="false"/>
-          <w:iCs w:val="false"/>
-          <w:color w:val="1B2027"/>
-          <w:sz w:val="21"/>
-          <w:szCs w:val="21"/>
-        </w:rPr>
-        <w:t xml:space="preserve"> and </w:t>
-      </w:r>
-      <w:r>
-        <w:rPr>
-          <w:rFonts w:ascii="Consolas" w:cs="Consolas" w:eastAsia="Consolas" w:hAnsi="Consolas"/>
-          <w:b w:val="false"/>
-          <w:bCs w:val="false"/>
-          <w:i w:val="false"/>
-          <w:iCs w:val="false"/>
-          <w:color w:val="1B2027"/>
-          <w:sz w:val="19"/>
-          <w:szCs w:val="19"/>
-        </w:rPr>
-        <w:t xml:space="preserve">ng build --configuration production</w:t>
-      </w:r>
-      <w:r>
-        <w:rPr>
-          <w:rFonts w:ascii="Calibri" w:cs="Calibri" w:eastAsia="Calibri" w:hAnsi="Calibri"/>
-          <w:b w:val="false"/>
-          <w:bCs w:val="false"/>
-          <w:i w:val="false"/>
-          <w:iCs w:val="false"/>
-          <w:color w:val="1B2027"/>
-          <w:sz w:val="21"/>
-          <w:szCs w:val="21"/>
-        </w:rPr>
-        <w:t xml:space="preserve"> both run, and have been running throughout the work described in this issue: </w:t>
+        <w:t xml:space="preserve"> is set” and reported the suite running. Both are half right, and the half that matters is this: </w:t>
       </w:r>
       <w:r>
         <w:rPr>
@@ -11715,7 +11870,303 @@
           <w:sz w:val="21"/>
           <w:szCs w:val="21"/>
         </w:rPr>
-        <w:t xml:space="preserve">909 specs pass, and the production build is clean.</w:t>
+        <w:t xml:space="preserve">npm’s </w:t>
+      </w:r>
+      <w:r>
+        <w:rPr>
+          <w:rFonts w:ascii="Consolas" w:cs="Consolas" w:eastAsia="Consolas" w:hAnsi="Consolas"/>
+          <w:b/>
+          <w:bCs/>
+          <w:i w:val="false"/>
+          <w:iCs w:val="false"/>
+          <w:color w:val="1B2027"/>
+          <w:sz w:val="19"/>
+          <w:szCs w:val="19"/>
+        </w:rPr>
+        <w:t xml:space="preserve">engines</w:t>
+      </w:r>
+      <w:r>
+        <w:rPr>
+          <w:rFonts w:ascii="Calibri" w:cs="Calibri" w:eastAsia="Calibri" w:hAnsi="Calibri"/>
+          <w:b/>
+          <w:bCs/>
+          <w:i w:val="false"/>
+          <w:iCs w:val="false"/>
+          <w:color w:val="1B2027"/>
+          <w:sz w:val="21"/>
+          <w:szCs w:val="21"/>
+        </w:rPr>
+        <w:t xml:space="preserve"> check is advisory, and the Angular CLI’s own runtime check is not.</w:t>
+      </w:r>
+      <w:r>
+        <w:rPr>
+          <w:rFonts w:ascii="Calibri" w:cs="Calibri" w:eastAsia="Calibri" w:hAnsi="Calibri"/>
+          <w:b w:val="false"/>
+          <w:bCs w:val="false"/>
+          <w:i w:val="false"/>
+          <w:iCs w:val="false"/>
+          <w:color w:val="1B2027"/>
+          <w:sz w:val="21"/>
+          <w:szCs w:val="21"/>
+        </w:rPr>
+        <w:t xml:space="preserve"> They are two different gates. </w:t>
+      </w:r>
+      <w:r>
+        <w:rPr>
+          <w:rFonts w:ascii="Consolas" w:cs="Consolas" w:eastAsia="Consolas" w:hAnsi="Consolas"/>
+          <w:b w:val="false"/>
+          <w:bCs w:val="false"/>
+          <w:i w:val="false"/>
+          <w:iCs w:val="false"/>
+          <w:color w:val="1B2027"/>
+          <w:sz w:val="19"/>
+          <w:szCs w:val="19"/>
+        </w:rPr>
+        <w:t xml:space="preserve">npm ci</w:t>
+      </w:r>
+      <w:r>
+        <w:rPr>
+          <w:rFonts w:ascii="Calibri" w:cs="Calibri" w:eastAsia="Calibri" w:hAnsi="Calibri"/>
+          <w:b w:val="false"/>
+          <w:bCs w:val="false"/>
+          <w:i w:val="false"/>
+          <w:iCs w:val="false"/>
+          <w:color w:val="1B2027"/>
+          <w:sz w:val="21"/>
+          <w:szCs w:val="21"/>
+        </w:rPr>
+        <w:t xml:space="preserve"> installs happily; </w:t>
+      </w:r>
+      <w:r>
+        <w:rPr>
+          <w:rFonts w:ascii="Consolas" w:cs="Consolas" w:eastAsia="Consolas" w:hAnsi="Consolas"/>
+          <w:b w:val="false"/>
+          <w:bCs w:val="false"/>
+          <w:i w:val="false"/>
+          <w:iCs w:val="false"/>
+          <w:color w:val="1B2027"/>
+          <w:sz w:val="19"/>
+          <w:szCs w:val="19"/>
+        </w:rPr>
+        <w:t xml:space="preserve">ng test</w:t>
+      </w:r>
+      <w:r>
+        <w:rPr>
+          <w:rFonts w:ascii="Calibri" w:cs="Calibri" w:eastAsia="Calibri" w:hAnsi="Calibri"/>
+          <w:b w:val="false"/>
+          <w:bCs w:val="false"/>
+          <w:i w:val="false"/>
+          <w:iCs w:val="false"/>
+          <w:color w:val="1B2027"/>
+          <w:sz w:val="21"/>
+          <w:szCs w:val="21"/>
+        </w:rPr>
+        <w:t xml:space="preserve"> then reports the detected version, states that the CLI requires v22.22.3 or v24.15.0, and exits without running anything. Whether the suite runs depends entirely on which Node is on </w:t>
+      </w:r>
+      <w:r>
+        <w:rPr>
+          <w:rFonts w:ascii="Consolas" w:cs="Consolas" w:eastAsia="Consolas" w:hAnsi="Consolas"/>
+          <w:b w:val="false"/>
+          <w:bCs w:val="false"/>
+          <w:i w:val="false"/>
+          <w:iCs w:val="false"/>
+          <w:color w:val="1B2027"/>
+          <w:sz w:val="19"/>
+          <w:szCs w:val="19"/>
+        </w:rPr>
+        <w:t xml:space="preserve">PATH</w:t>
+      </w:r>
+      <w:r>
+        <w:rPr>
+          <w:rFonts w:ascii="Calibri" w:cs="Calibri" w:eastAsia="Calibri" w:hAnsi="Calibri"/>
+          <w:b w:val="false"/>
+          <w:bCs w:val="false"/>
+          <w:i w:val="false"/>
+          <w:iCs w:val="false"/>
+          <w:color w:val="1B2027"/>
+          <w:sz w:val="21"/>
+          <w:szCs w:val="21"/>
+        </w:rPr>
+        <w:t xml:space="preserve">, not on </w:t>
+      </w:r>
+      <w:r>
+        <w:rPr>
+          <w:rFonts w:ascii="Consolas" w:cs="Consolas" w:eastAsia="Consolas" w:hAnsi="Consolas"/>
+          <w:b w:val="false"/>
+          <w:bCs w:val="false"/>
+          <w:i w:val="false"/>
+          <w:iCs w:val="false"/>
+          <w:color w:val="1B2027"/>
+          <w:sz w:val="19"/>
+          <w:szCs w:val="19"/>
+        </w:rPr>
+        <w:t xml:space="preserve">engine-strict</w:t>
+      </w:r>
+      <w:r>
+        <w:rPr>
+          <w:rFonts w:ascii="Calibri" w:cs="Calibri" w:eastAsia="Calibri" w:hAnsi="Calibri"/>
+          <w:b w:val="false"/>
+          <w:bCs w:val="false"/>
+          <w:i w:val="false"/>
+          <w:iCs w:val="false"/>
+          <w:color w:val="1B2027"/>
+          <w:sz w:val="21"/>
+          <w:szCs w:val="21"/>
+        </w:rPr>
+        <w:t xml:space="preserve">.</w:t>
+      </w:r>
+    </w:p>
+    <w:p>
+      <w:pPr>
+        <w:spacing w:after="140" w:line="276"/>
+      </w:pPr>
+      <w:r>
+        <w:rPr>
+          <w:rFonts w:ascii="Calibri" w:cs="Calibri" w:eastAsia="Calibri" w:hAnsi="Calibri"/>
+          <w:b w:val="false"/>
+          <w:bCs w:val="false"/>
+          <w:i w:val="false"/>
+          <w:iCs w:val="false"/>
+          <w:color w:val="1B2027"/>
+          <w:sz w:val="21"/>
+          <w:szCs w:val="21"/>
+        </w:rPr>
+        <w:t xml:space="preserve">The development container ships 22.22.2, which is 0.0.1 below the floor, so </w:t>
+      </w:r>
+      <w:r>
+        <w:rPr>
+          <w:rFonts w:ascii="Calibri" w:cs="Calibri" w:eastAsia="Calibri" w:hAnsi="Calibri"/>
+          <w:b/>
+          <w:bCs/>
+          <w:i w:val="false"/>
+          <w:iCs w:val="false"/>
+          <w:color w:val="1B2027"/>
+          <w:sz w:val="21"/>
+          <w:szCs w:val="21"/>
+        </w:rPr>
+        <w:t xml:space="preserve">running the suite there requires a newer Node</w:t>
+      </w:r>
+      <w:r>
+        <w:rPr>
+          <w:rFonts w:ascii="Calibri" w:cs="Calibri" w:eastAsia="Calibri" w:hAnsi="Calibri"/>
+          <w:b w:val="false"/>
+          <w:bCs w:val="false"/>
+          <w:i w:val="false"/>
+          <w:iCs w:val="false"/>
+          <w:color w:val="1B2027"/>
+          <w:sz w:val="21"/>
+          <w:szCs w:val="21"/>
+        </w:rPr>
+        <w:t xml:space="preserve"> — installing 24 and putting it first on </w:t>
+      </w:r>
+      <w:r>
+        <w:rPr>
+          <w:rFonts w:ascii="Consolas" w:cs="Consolas" w:eastAsia="Consolas" w:hAnsi="Consolas"/>
+          <w:b w:val="false"/>
+          <w:bCs w:val="false"/>
+          <w:i w:val="false"/>
+          <w:iCs w:val="false"/>
+          <w:color w:val="1B2027"/>
+          <w:sz w:val="19"/>
+          <w:szCs w:val="19"/>
+        </w:rPr>
+        <w:t xml:space="preserve">PATH</w:t>
+      </w:r>
+      <w:r>
+        <w:rPr>
+          <w:rFonts w:ascii="Calibri" w:cs="Calibri" w:eastAsia="Calibri" w:hAnsi="Calibri"/>
+          <w:b w:val="false"/>
+          <w:bCs w:val="false"/>
+          <w:i w:val="false"/>
+          <w:iCs w:val="false"/>
+          <w:color w:val="1B2027"/>
+          <w:sz w:val="21"/>
+          <w:szCs w:val="21"/>
+        </w:rPr>
+        <w:t xml:space="preserve"> is enough, and that is how the figures below were measured. A fresh container needs it again; nothing in the repository pins it. Recorded at this length because a 0.0.1 shortfall that stops the entire test suite, with an error message about npm engines nowhere in it, is exactly the kind of thing the next person loses an hour to.</w:t>
+      </w:r>
+    </w:p>
+    <w:p>
+      <w:pPr>
+        <w:spacing w:after="140" w:line="276"/>
+      </w:pPr>
+      <w:r>
+        <w:rPr>
+          <w:rFonts w:ascii="Calibri" w:cs="Calibri" w:eastAsia="Calibri" w:hAnsi="Calibri"/>
+          <w:b w:val="false"/>
+          <w:bCs w:val="false"/>
+          <w:i w:val="false"/>
+          <w:iCs w:val="false"/>
+          <w:color w:val="1B2027"/>
+          <w:sz w:val="21"/>
+          <w:szCs w:val="21"/>
+        </w:rPr>
+        <w:t xml:space="preserve">On a Node that satisfies it, </w:t>
+      </w:r>
+      <w:r>
+        <w:rPr>
+          <w:rFonts w:ascii="Consolas" w:cs="Consolas" w:eastAsia="Consolas" w:hAnsi="Consolas"/>
+          <w:b w:val="false"/>
+          <w:bCs w:val="false"/>
+          <w:i w:val="false"/>
+          <w:iCs w:val="false"/>
+          <w:color w:val="1B2027"/>
+          <w:sz w:val="19"/>
+          <w:szCs w:val="19"/>
+        </w:rPr>
+        <w:t xml:space="preserve">ng test</w:t>
+      </w:r>
+      <w:r>
+        <w:rPr>
+          <w:rFonts w:ascii="Calibri" w:cs="Calibri" w:eastAsia="Calibri" w:hAnsi="Calibri"/>
+          <w:b w:val="false"/>
+          <w:bCs w:val="false"/>
+          <w:i w:val="false"/>
+          <w:iCs w:val="false"/>
+          <w:color w:val="1B2027"/>
+          <w:sz w:val="21"/>
+          <w:szCs w:val="21"/>
+        </w:rPr>
+        <w:t xml:space="preserve"> and </w:t>
+      </w:r>
+      <w:r>
+        <w:rPr>
+          <w:rFonts w:ascii="Consolas" w:cs="Consolas" w:eastAsia="Consolas" w:hAnsi="Consolas"/>
+          <w:b w:val="false"/>
+          <w:bCs w:val="false"/>
+          <w:i w:val="false"/>
+          <w:iCs w:val="false"/>
+          <w:color w:val="1B2027"/>
+          <w:sz w:val="19"/>
+          <w:szCs w:val="19"/>
+        </w:rPr>
+        <w:t xml:space="preserve">ng build --configuration production</w:t>
+      </w:r>
+      <w:r>
+        <w:rPr>
+          <w:rFonts w:ascii="Calibri" w:cs="Calibri" w:eastAsia="Calibri" w:hAnsi="Calibri"/>
+          <w:b w:val="false"/>
+          <w:bCs w:val="false"/>
+          <w:i w:val="false"/>
+          <w:iCs w:val="false"/>
+          <w:color w:val="1B2027"/>
+          <w:sz w:val="21"/>
+          <w:szCs w:val="21"/>
+        </w:rPr>
+        <w:t xml:space="preserve"> both run: </w:t>
+      </w:r>
+      <w:r>
+        <w:rPr>
+          <w:rFonts w:ascii="Calibri" w:cs="Calibri" w:eastAsia="Calibri" w:hAnsi="Calibri"/>
+          <w:b/>
+          <w:bCs/>
+          <w:i w:val="false"/>
+          <w:iCs w:val="false"/>
+          <w:color w:val="1B2027"/>
+          <w:sz w:val="21"/>
+          <w:szCs w:val="21"/>
+        </w:rPr>
+        <w:t xml:space="preserve">2,180 specs pass, and the production build is clean.</w:t>
       </w:r>
       <w:r>
         <w:rPr>
@@ -11963,7 +12414,296 @@
           <w:sz w:val="25"/>
           <w:szCs w:val="25"/>
         </w:rPr>
-        <w:t xml:space="preserve">12.1  Gates</w:t>
+        <w:t xml:space="preserve">12.1  Coverage</w:t>
+      </w:r>
+    </w:p>
+    <w:p>
+      <w:pPr>
+        <w:spacing w:after="140" w:line="276"/>
+      </w:pPr>
+      <w:r>
+        <w:rPr>
+          <w:rFonts w:ascii="Calibri" w:cs="Calibri" w:eastAsia="Calibri" w:hAnsi="Calibri"/>
+          <w:b/>
+          <w:bCs/>
+          <w:i w:val="false"/>
+          <w:iCs w:val="false"/>
+          <w:color w:val="1B2027"/>
+          <w:sz w:val="21"/>
+          <w:szCs w:val="21"/>
+        </w:rPr>
+        <w:t xml:space="preserve">§14’s figures are now the gate.</w:t>
+      </w:r>
+      <w:r>
+        <w:rPr>
+          <w:rFonts w:ascii="Calibri" w:cs="Calibri" w:eastAsia="Calibri" w:hAnsi="Calibri"/>
+          <w:b w:val="false"/>
+          <w:bCs w:val="false"/>
+          <w:i w:val="false"/>
+          <w:iCs w:val="false"/>
+          <w:color w:val="1B2027"/>
+          <w:sz w:val="21"/>
+          <w:szCs w:val="21"/>
+        </w:rPr>
+        <w:t xml:space="preserve"> </w:t>
+      </w:r>
+      <w:r>
+        <w:rPr>
+          <w:rFonts w:ascii="Consolas" w:cs="Consolas" w:eastAsia="Consolas" w:hAnsi="Consolas"/>
+          <w:b w:val="false"/>
+          <w:bCs w:val="false"/>
+          <w:i w:val="false"/>
+          <w:iCs w:val="false"/>
+          <w:color w:val="1B2027"/>
+          <w:sz w:val="19"/>
+          <w:szCs w:val="19"/>
+        </w:rPr>
+        <w:t xml:space="preserve">angular.json</w:t>
+      </w:r>
+      <w:r>
+        <w:rPr>
+          <w:rFonts w:ascii="Calibri" w:cs="Calibri" w:eastAsia="Calibri" w:hAnsi="Calibri"/>
+          <w:b w:val="false"/>
+          <w:bCs w:val="false"/>
+          <w:i w:val="false"/>
+          <w:iCs w:val="false"/>
+          <w:color w:val="1B2027"/>
+          <w:sz w:val="21"/>
+          <w:szCs w:val="21"/>
+        </w:rPr>
+        <w:t xml:space="preserve"> requires 90% line and 85% branch — the standard itself — where it previously required 78/78, which was a figure the suite happened to reach rather than one anybody had chosen. Measured: </w:t>
+      </w:r>
+      <w:r>
+        <w:rPr>
+          <w:rFonts w:ascii="Calibri" w:cs="Calibri" w:eastAsia="Calibri" w:hAnsi="Calibri"/>
+          <w:b/>
+          <w:bCs/>
+          <w:i w:val="false"/>
+          <w:iCs w:val="false"/>
+          <w:color w:val="1B2027"/>
+          <w:sz w:val="21"/>
+          <w:szCs w:val="21"/>
+        </w:rPr>
+        <w:t xml:space="preserve">90.26% line (5,574/6,175) and 85.62% branch (2,781/3,248)</w:t>
+      </w:r>
+      <w:r>
+        <w:rPr>
+          <w:rFonts w:ascii="Calibri" w:cs="Calibri" w:eastAsia="Calibri" w:hAnsi="Calibri"/>
+          <w:b w:val="false"/>
+          <w:bCs w:val="false"/>
+          <w:i w:val="false"/>
+          <w:iCs w:val="false"/>
+          <w:color w:val="1B2027"/>
+          <w:sz w:val="21"/>
+          <w:szCs w:val="21"/>
+        </w:rPr>
+        <w:t xml:space="preserve">, with statements at 87.5% and functions at 74.9%, both also gated at their measured values so neither can fall.</w:t>
+      </w:r>
+    </w:p>
+    <w:p>
+      <w:pPr>
+        <w:pBdr>
+          <w:left w:val="single" w:color="C4342A" w:sz="18" w:space="8"/>
+        </w:pBdr>
+        <w:shd w:fill="FBEDEC" w:color="auto" w:val="clear"/>
+        <w:spacing w:after="180" w:before="140"/>
+        <w:ind w:left="120" w:right="120"/>
+      </w:pPr>
+      <w:r>
+        <w:rPr>
+          <w:rFonts w:ascii="Calibri" w:cs="Calibri" w:eastAsia="Calibri" w:hAnsi="Calibri"/>
+          <w:b/>
+          <w:bCs/>
+          <w:i w:val="false"/>
+          <w:iCs w:val="false"/>
+          <w:color w:val="1B2027"/>
+          <w:sz w:val="21"/>
+          <w:szCs w:val="21"/>
+        </w:rPr>
+        <w:t xml:space="preserve">The denominator grew while the work was done</w:t>
+      </w:r>
+      <w:r>
+        <w:rPr>
+          <w:rFonts w:ascii="Calibri" w:cs="Calibri" w:eastAsia="Calibri" w:hAnsi="Calibri"/>
+          <w:b w:val="false"/>
+          <w:bCs w:val="false"/>
+          <w:i w:val="false"/>
+          <w:iCs w:val="false"/>
+          <w:color w:val="1B2027"/>
+          <w:sz w:val="21"/>
+          <w:szCs w:val="21"/>
+        </w:rPr>
+        <w:t xml:space="preserve"> — from 5,375 lines to 6,175. The builder’s </w:t>
+      </w:r>
+      <w:r>
+        <w:rPr>
+          <w:rFonts w:ascii="Consolas" w:cs="Consolas" w:eastAsia="Consolas" w:hAnsi="Consolas"/>
+          <w:b w:val="false"/>
+          <w:bCs w:val="false"/>
+          <w:i w:val="false"/>
+          <w:iCs w:val="false"/>
+          <w:color w:val="1B2027"/>
+          <w:sz w:val="19"/>
+          <w:szCs w:val="19"/>
+        </w:rPr>
+        <w:t xml:space="preserve">coverageInclude</w:t>
+      </w:r>
+      <w:r>
+        <w:rPr>
+          <w:rFonts w:ascii="Calibri" w:cs="Calibri" w:eastAsia="Calibri" w:hAnsi="Calibri"/>
+          <w:b w:val="false"/>
+          <w:bCs w:val="false"/>
+          <w:i w:val="false"/>
+          <w:iCs w:val="false"/>
+          <w:color w:val="1B2027"/>
+          <w:sz w:val="21"/>
+          <w:szCs w:val="21"/>
+        </w:rPr>
+        <w:t xml:space="preserve"> filters rather than forces inclusion, so v8 counts a file only once something imports it, and each new spec pulls in its component’s whole dependency tree. Coverage therefore </w:t>
+      </w:r>
+      <w:r>
+        <w:rPr>
+          <w:rFonts w:ascii="Calibri" w:cs="Calibri" w:eastAsia="Calibri" w:hAnsi="Calibri"/>
+          <w:b w:val="false"/>
+          <w:bCs w:val="false"/>
+          <w:i/>
+          <w:iCs/>
+          <w:color w:val="1B2027"/>
+          <w:sz w:val="21"/>
+          <w:szCs w:val="21"/>
+        </w:rPr>
+        <w:t xml:space="preserve">fell</w:t>
+      </w:r>
+      <w:r>
+        <w:rPr>
+          <w:rFonts w:ascii="Calibri" w:cs="Calibri" w:eastAsia="Calibri" w:hAnsi="Calibri"/>
+          <w:b w:val="false"/>
+          <w:bCs w:val="false"/>
+          <w:i w:val="false"/>
+          <w:iCs w:val="false"/>
+          <w:color w:val="1B2027"/>
+          <w:sz w:val="21"/>
+          <w:szCs w:val="21"/>
+        </w:rPr>
+        <w:t xml:space="preserve"> before it rose: the first few specs took the reported figure from 79.4% down to 76.2% by making eight hundred previously invisible lines visible. The figure now covers substantially more of the application than the 79.4% it started from did, which is the opposite of how a rising coverage number usually reads.</w:t>
+      </w:r>
+    </w:p>
+    <w:p>
+      <w:pPr>
+        <w:spacing w:after="140" w:line="276"/>
+      </w:pPr>
+      <w:r>
+        <w:rPr>
+          <w:rFonts w:ascii="Calibri" w:cs="Calibri" w:eastAsia="Calibri" w:hAnsi="Calibri"/>
+          <w:b/>
+          <w:bCs/>
+          <w:i w:val="false"/>
+          <w:iCs w:val="false"/>
+          <w:color w:val="1B2027"/>
+          <w:sz w:val="21"/>
+          <w:szCs w:val="21"/>
+        </w:rPr>
+        <w:t xml:space="preserve">The figure is a floor and not the point</w:t>
+      </w:r>
+      <w:r>
+        <w:rPr>
+          <w:rFonts w:ascii="Calibri" w:cs="Calibri" w:eastAsia="Calibri" w:hAnsi="Calibri"/>
+          <w:b w:val="false"/>
+          <w:bCs w:val="false"/>
+          <w:i w:val="false"/>
+          <w:iCs w:val="false"/>
+          <w:color w:val="1B2027"/>
+          <w:sz w:val="21"/>
+          <w:szCs w:val="21"/>
+        </w:rPr>
+        <w:t xml:space="preserve">, and §14 says so: high coverage with weak assertions is worse than honest lower coverage. Every assertion written to reach it was checked by deliberately breaking the thing it guards and confirming it failed only the cases that name it — nineteen deliberate weakenings in all. That is also how the nine untranslated strings in section 9.4 and the </w:t>
+      </w:r>
+      <w:r>
+        <w:rPr>
+          <w:rFonts w:ascii="Consolas" w:cs="Consolas" w:eastAsia="Consolas" w:hAnsi="Consolas"/>
+          <w:b w:val="false"/>
+          <w:bCs w:val="false"/>
+          <w:i w:val="false"/>
+          <w:iCs w:val="false"/>
+          <w:color w:val="1B2027"/>
+          <w:sz w:val="19"/>
+          <w:szCs w:val="19"/>
+        </w:rPr>
+        <w:t xml:space="preserve">role="toolbar"</w:t>
+      </w:r>
+      <w:r>
+        <w:rPr>
+          <w:rFonts w:ascii="Calibri" w:cs="Calibri" w:eastAsia="Calibri" w:hAnsi="Calibri"/>
+          <w:b w:val="false"/>
+          <w:bCs w:val="false"/>
+          <w:i w:val="false"/>
+          <w:iCs w:val="false"/>
+          <w:color w:val="1B2027"/>
+          <w:sz w:val="21"/>
+          <w:szCs w:val="21"/>
+        </w:rPr>
+        <w:t xml:space="preserve"> defect in section 9.3 were found. Neither was failing anything.</w:t>
+      </w:r>
+    </w:p>
+    <w:p>
+      <w:pPr>
+        <w:spacing w:after="140" w:line="276"/>
+      </w:pPr>
+      <w:r>
+        <w:rPr>
+          <w:rFonts w:ascii="Calibri" w:cs="Calibri" w:eastAsia="Calibri" w:hAnsi="Calibri"/>
+          <w:b w:val="false"/>
+          <w:bCs w:val="false"/>
+          <w:i w:val="false"/>
+          <w:iCs w:val="false"/>
+          <w:color w:val="1B2027"/>
+          <w:sz w:val="21"/>
+          <w:szCs w:val="21"/>
+        </w:rPr>
+        <w:t xml:space="preserve">Where the remaining 10% sits: the PDF markup layer’s pointer handling, the collaboration service’s socket lifecycle, the embed page’s stroke session, and </w:t>
+      </w:r>
+      <w:r>
+        <w:rPr>
+          <w:rFonts w:ascii="Consolas" w:cs="Consolas" w:eastAsia="Consolas" w:hAnsi="Consolas"/>
+          <w:b w:val="false"/>
+          <w:bCs w:val="false"/>
+          <w:i w:val="false"/>
+          <w:iCs w:val="false"/>
+          <w:color w:val="1B2027"/>
+          <w:sz w:val="19"/>
+          <w:szCs w:val="19"/>
+        </w:rPr>
+        <w:t xml:space="preserve">pdf-engine.service</w:t>
+      </w:r>
+      <w:r>
+        <w:rPr>
+          <w:rFonts w:ascii="Calibri" w:cs="Calibri" w:eastAsia="Calibri" w:hAnsi="Calibri"/>
+          <w:b w:val="false"/>
+          <w:bCs w:val="false"/>
+          <w:i w:val="false"/>
+          <w:iCs w:val="false"/>
+          <w:color w:val="1B2027"/>
+          <w:sz w:val="21"/>
+          <w:szCs w:val="21"/>
+        </w:rPr>
+        <w:t xml:space="preserve">’s rendering paths — all of them code whose behaviour is a canvas or a socket rather than a return value, and none of them untested by accident.</w:t>
+      </w:r>
+    </w:p>
+    <w:p>
+      <w:pPr>
+        <w:pStyle w:val="Heading2"/>
+        <w:spacing w:after="140" w:before="280"/>
+      </w:pPr>
+      <w:r>
+        <w:rPr>
+          <w:rFonts w:ascii="Calibri" w:cs="Calibri" w:eastAsia="Calibri" w:hAnsi="Calibri"/>
+          <w:b/>
+          <w:bCs/>
+          <w:color w:val="0F7A83"/>
+          <w:sz w:val="25"/>
+          <w:szCs w:val="25"/>
+        </w:rPr>
+        <w:t xml:space="preserve">12.2  Gates</w:t>
       </w:r>
     </w:p>
     <w:p>
@@ -14884,7 +15624,7 @@
           <w:sz w:val="21"/>
           <w:szCs w:val="21"/>
         </w:rPr>
-        <w:t xml:space="preserve">A library in shape, never built as one.</w:t>
+        <w:t xml:space="preserve">A library in shape, never built as one — and now with a known reason.</w:t>
       </w:r>
       <w:r>
         <w:rPr>
@@ -14975,7 +15715,321 @@
           <w:sz w:val="21"/>
           <w:szCs w:val="21"/>
         </w:rPr>
-        <w:t xml:space="preserve"> is a real target. The last issue said it could not run here for the Node reason in section 12; that reason was wrong, so the honest statement is now simply that nobody has run it. The </w:t>
+        <w:t xml:space="preserve"> is a real target. The last two issues gave two different wrong accounts of it: first that it could not run for the Node reason, then that the Node reason was wrong so nobody had run it.</w:t>
+      </w:r>
+    </w:p>
+    <w:p>
+      <w:pPr>
+        <w:spacing w:after="140" w:line="276"/>
+      </w:pPr>
+      <w:r>
+        <w:rPr>
+          <w:rFonts w:ascii="Calibri" w:cs="Calibri" w:eastAsia="Calibri" w:hAnsi="Calibri"/>
+          <w:b w:val="false"/>
+          <w:bCs w:val="false"/>
+          <w:i w:val="false"/>
+          <w:iCs w:val="false"/>
+          <w:color w:val="1B2027"/>
+          <w:sz w:val="21"/>
+          <w:szCs w:val="21"/>
+        </w:rPr>
+        <w:t xml:space="preserve">It has now been run, on a Node that satisfies section 12’s floor. </w:t>
+      </w:r>
+      <w:r>
+        <w:rPr>
+          <w:rFonts w:ascii="Calibri" w:cs="Calibri" w:eastAsia="Calibri" w:hAnsi="Calibri"/>
+          <w:b/>
+          <w:bCs/>
+          <w:i w:val="false"/>
+          <w:iCs w:val="false"/>
+          <w:color w:val="1B2027"/>
+          <w:sz w:val="21"/>
+          <w:szCs w:val="21"/>
+        </w:rPr>
+        <w:t xml:space="preserve">It fails, with 53 errors, all of them the same one:</w:t>
+      </w:r>
+      <w:r>
+        <w:rPr>
+          <w:rFonts w:ascii="Calibri" w:cs="Calibri" w:eastAsia="Calibri" w:hAnsi="Calibri"/>
+          <w:b w:val="false"/>
+          <w:bCs w:val="false"/>
+          <w:i w:val="false"/>
+          <w:iCs w:val="false"/>
+          <w:color w:val="1B2027"/>
+          <w:sz w:val="21"/>
+          <w:szCs w:val="21"/>
+        </w:rPr>
+        <w:t xml:space="preserve"> </w:t>
+      </w:r>
+      <w:r>
+        <w:rPr>
+          <w:rFonts w:ascii="Consolas" w:cs="Consolas" w:eastAsia="Consolas" w:hAnsi="Consolas"/>
+          <w:b w:val="false"/>
+          <w:bCs w:val="false"/>
+          <w:i w:val="false"/>
+          <w:iCs w:val="false"/>
+          <w:color w:val="1B2027"/>
+          <w:sz w:val="19"/>
+          <w:szCs w:val="19"/>
+        </w:rPr>
+        <w:t xml:space="preserve">Cannot find name '$localize'</w:t>
+      </w:r>
+      <w:r>
+        <w:rPr>
+          <w:rFonts w:ascii="Calibri" w:cs="Calibri" w:eastAsia="Calibri" w:hAnsi="Calibri"/>
+          <w:b w:val="false"/>
+          <w:bCs w:val="false"/>
+          <w:i w:val="false"/>
+          <w:iCs w:val="false"/>
+          <w:color w:val="1B2027"/>
+          <w:sz w:val="21"/>
+          <w:szCs w:val="21"/>
+        </w:rPr>
+        <w:t xml:space="preserve">, across ten of the </w:t>
+      </w:r>
+      <w:r>
+        <w:rPr>
+          <w:rFonts w:ascii="Consolas" w:cs="Consolas" w:eastAsia="Consolas" w:hAnsi="Consolas"/>
+          <w:b w:val="false"/>
+          <w:bCs w:val="false"/>
+          <w:i w:val="false"/>
+          <w:iCs w:val="false"/>
+          <w:color w:val="1B2027"/>
+          <w:sz w:val="19"/>
+          <w:szCs w:val="19"/>
+        </w:rPr>
+        <w:t xml:space="preserve">viewer-core</w:t>
+      </w:r>
+      <w:r>
+        <w:rPr>
+          <w:rFonts w:ascii="Calibri" w:cs="Calibri" w:eastAsia="Calibri" w:hAnsi="Calibri"/>
+          <w:b w:val="false"/>
+          <w:bCs w:val="false"/>
+          <w:i w:val="false"/>
+          <w:iCs w:val="false"/>
+          <w:color w:val="1B2027"/>
+          <w:sz w:val="21"/>
+          <w:szCs w:val="21"/>
+        </w:rPr>
+        <w:t xml:space="preserve"> files. The cause is one line — </w:t>
+      </w:r>
+      <w:r>
+        <w:rPr>
+          <w:rFonts w:ascii="Consolas" w:cs="Consolas" w:eastAsia="Consolas" w:hAnsi="Consolas"/>
+          <w:b w:val="false"/>
+          <w:bCs w:val="false"/>
+          <w:i w:val="false"/>
+          <w:iCs w:val="false"/>
+          <w:color w:val="1B2027"/>
+          <w:sz w:val="19"/>
+          <w:szCs w:val="19"/>
+        </w:rPr>
+        <w:t xml:space="preserve">tsconfig.app.json</w:t>
+      </w:r>
+      <w:r>
+        <w:rPr>
+          <w:rFonts w:ascii="Calibri" w:cs="Calibri" w:eastAsia="Calibri" w:hAnsi="Calibri"/>
+          <w:b w:val="false"/>
+          <w:bCs w:val="false"/>
+          <w:i w:val="false"/>
+          <w:iCs w:val="false"/>
+          <w:color w:val="1B2027"/>
+          <w:sz w:val="21"/>
+          <w:szCs w:val="21"/>
+        </w:rPr>
+        <w:t xml:space="preserve"> carries </w:t>
+      </w:r>
+      <w:r>
+        <w:rPr>
+          <w:rFonts w:ascii="Consolas" w:cs="Consolas" w:eastAsia="Consolas" w:hAnsi="Consolas"/>
+          <w:b w:val="false"/>
+          <w:bCs w:val="false"/>
+          <w:i w:val="false"/>
+          <w:iCs w:val="false"/>
+          <w:color w:val="1B2027"/>
+          <w:sz w:val="19"/>
+          <w:szCs w:val="19"/>
+        </w:rPr>
+        <w:t xml:space="preserve">"types": ["@angular/localize"]</w:t>
+      </w:r>
+      <w:r>
+        <w:rPr>
+          <w:rFonts w:ascii="Calibri" w:cs="Calibri" w:eastAsia="Calibri" w:hAnsi="Calibri"/>
+          <w:b w:val="false"/>
+          <w:bCs w:val="false"/>
+          <w:i w:val="false"/>
+          <w:iCs w:val="false"/>
+          <w:color w:val="1B2027"/>
+          <w:sz w:val="21"/>
+          <w:szCs w:val="21"/>
+        </w:rPr>
+        <w:t xml:space="preserve">, which is what puts the </w:t>
+      </w:r>
+      <w:r>
+        <w:rPr>
+          <w:rFonts w:ascii="Consolas" w:cs="Consolas" w:eastAsia="Consolas" w:hAnsi="Consolas"/>
+          <w:b w:val="false"/>
+          <w:bCs w:val="false"/>
+          <w:i w:val="false"/>
+          <w:iCs w:val="false"/>
+          <w:color w:val="1B2027"/>
+          <w:sz w:val="19"/>
+          <w:szCs w:val="19"/>
+        </w:rPr>
+        <w:t xml:space="preserve">$localize</w:t>
+      </w:r>
+      <w:r>
+        <w:rPr>
+          <w:rFonts w:ascii="Calibri" w:cs="Calibri" w:eastAsia="Calibri" w:hAnsi="Calibri"/>
+          <w:b w:val="false"/>
+          <w:bCs w:val="false"/>
+          <w:i w:val="false"/>
+          <w:iCs w:val="false"/>
+          <w:color w:val="1B2027"/>
+          <w:sz w:val="21"/>
+          <w:szCs w:val="21"/>
+        </w:rPr>
+        <w:t xml:space="preserve"> global in scope, and </w:t>
+      </w:r>
+      <w:r>
+        <w:rPr>
+          <w:rFonts w:ascii="Consolas" w:cs="Consolas" w:eastAsia="Consolas" w:hAnsi="Consolas"/>
+          <w:b w:val="false"/>
+          <w:bCs w:val="false"/>
+          <w:i w:val="false"/>
+          <w:iCs w:val="false"/>
+          <w:color w:val="1B2027"/>
+          <w:sz w:val="19"/>
+          <w:szCs w:val="19"/>
+        </w:rPr>
+        <w:t xml:space="preserve">tsconfig.lib.json</w:t>
+      </w:r>
+      <w:r>
+        <w:rPr>
+          <w:rFonts w:ascii="Calibri" w:cs="Calibri" w:eastAsia="Calibri" w:hAnsi="Calibri"/>
+          <w:b w:val="false"/>
+          <w:bCs w:val="false"/>
+          <w:i w:val="false"/>
+          <w:iCs w:val="false"/>
+          <w:color w:val="1B2027"/>
+          <w:sz w:val="21"/>
+          <w:szCs w:val="21"/>
+        </w:rPr>
+        <w:t xml:space="preserve"> carries </w:t>
+      </w:r>
+      <w:r>
+        <w:rPr>
+          <w:rFonts w:ascii="Consolas" w:cs="Consolas" w:eastAsia="Consolas" w:hAnsi="Consolas"/>
+          <w:b w:val="false"/>
+          <w:bCs w:val="false"/>
+          <w:i w:val="false"/>
+          <w:iCs w:val="false"/>
+          <w:color w:val="1B2027"/>
+          <w:sz w:val="19"/>
+          <w:szCs w:val="19"/>
+        </w:rPr>
+        <w:t xml:space="preserve">"types": []</w:t>
+      </w:r>
+      <w:r>
+        <w:rPr>
+          <w:rFonts w:ascii="Calibri" w:cs="Calibri" w:eastAsia="Calibri" w:hAnsi="Calibri"/>
+          <w:b w:val="false"/>
+          <w:bCs w:val="false"/>
+          <w:i w:val="false"/>
+          <w:iCs w:val="false"/>
+          <w:color w:val="1B2027"/>
+          <w:sz w:val="21"/>
+          <w:szCs w:val="21"/>
+        </w:rPr>
+        <w:t xml:space="preserve">, which clears it. The library sources are the application sources, so every </w:t>
+      </w:r>
+      <w:r>
+        <w:rPr>
+          <w:rFonts w:ascii="Consolas" w:cs="Consolas" w:eastAsia="Consolas" w:hAnsi="Consolas"/>
+          <w:b w:val="false"/>
+          <w:bCs w:val="false"/>
+          <w:i w:val="false"/>
+          <w:iCs w:val="false"/>
+          <w:color w:val="1B2027"/>
+          <w:sz w:val="19"/>
+          <w:szCs w:val="19"/>
+        </w:rPr>
+        <w:t xml:space="preserve">$localize</w:t>
+      </w:r>
+      <w:r>
+        <w:rPr>
+          <w:rFonts w:ascii="Calibri" w:cs="Calibri" w:eastAsia="Calibri" w:hAnsi="Calibri"/>
+          <w:b w:val="false"/>
+          <w:bCs w:val="false"/>
+          <w:i w:val="false"/>
+          <w:iCs w:val="false"/>
+          <w:color w:val="1B2027"/>
+          <w:sz w:val="21"/>
+          <w:szCs w:val="21"/>
+        </w:rPr>
+        <w:t xml:space="preserve"> call in them is an unresolved name under the library’s own compiler options.</w:t>
+      </w:r>
+    </w:p>
+    <w:p>
+      <w:pPr>
+        <w:pBdr>
+          <w:left w:val="single" w:color="C4342A" w:sz="18" w:space="8"/>
+        </w:pBdr>
+        <w:shd w:fill="FBEDEC" w:color="auto" w:val="clear"/>
+        <w:spacing w:after="180" w:before="140"/>
+        <w:ind w:left="120" w:right="120"/>
+      </w:pPr>
+      <w:r>
+        <w:rPr>
+          <w:rFonts w:ascii="Calibri" w:cs="Calibri" w:eastAsia="Calibri" w:hAnsi="Calibri"/>
+          <w:b/>
+          <w:bCs/>
+          <w:i w:val="false"/>
+          <w:iCs w:val="false"/>
+          <w:color w:val="1B2027"/>
+          <w:sz w:val="21"/>
+          <w:szCs w:val="21"/>
+        </w:rPr>
+        <w:t xml:space="preserve">That line has deliberately not been changed</w:t>
+      </w:r>
+      <w:r>
+        <w:rPr>
+          <w:rFonts w:ascii="Calibri" w:cs="Calibri" w:eastAsia="Calibri" w:hAnsi="Calibri"/>
+          <w:b w:val="false"/>
+          <w:bCs w:val="false"/>
+          <w:i w:val="false"/>
+          <w:iCs w:val="false"/>
+          <w:color w:val="1B2027"/>
+          <w:sz w:val="21"/>
+          <w:szCs w:val="21"/>
+        </w:rPr>
+        <w:t xml:space="preserve">, because adding the type would make the build succeed and produce an artefact nobody has decided to publish — and it would decide something on the way. A library published with </w:t>
+      </w:r>
+      <w:r>
+        <w:rPr>
+          <w:rFonts w:ascii="Consolas" w:cs="Consolas" w:eastAsia="Consolas" w:hAnsi="Consolas"/>
+          <w:b w:val="false"/>
+          <w:bCs w:val="false"/>
+          <w:i w:val="false"/>
+          <w:iCs w:val="false"/>
+          <w:color w:val="1B2027"/>
+          <w:sz w:val="19"/>
+          <w:szCs w:val="19"/>
+        </w:rPr>
+        <w:t xml:space="preserve">$localize</w:t>
+      </w:r>
+      <w:r>
+        <w:rPr>
+          <w:rFonts w:ascii="Calibri" w:cs="Calibri" w:eastAsia="Calibri" w:hAnsi="Calibri"/>
+          <w:b w:val="false"/>
+          <w:bCs w:val="false"/>
+          <w:i w:val="false"/>
+          <w:iCs w:val="false"/>
+          <w:color w:val="1B2027"/>
+          <w:sz w:val="21"/>
+          <w:szCs w:val="21"/>
+        </w:rPr>
+        <w:t xml:space="preserve"> calls still in it requires every consumer to run Angular’s localize transform over our code, which is a packaging contract to offer a host CDE, not a compiler setting to flip while correcting a document. The alternatives — extracting the strings to an injected catalogue, or shipping the library pre-localised per locale — are the same decision seen from two other sides. The target exists, it does not build, the reason is understood and small, and what it waits on is the publish decision the </w:t>
       </w:r>
       <w:r>
         <w:rPr>
@@ -15001,7 +16055,7 @@
           <w:sz w:val="21"/>
           <w:szCs w:val="21"/>
         </w:rPr>
-        <w:t xml:space="preserve"> marker is still deliberate and still means no publish decision has been taken.</w:t>
+        <w:t xml:space="preserve"> marker already records as untaken.</w:t>
       </w:r>
     </w:p>
     <w:p>

--- a/docs/Viewer-Product-Technical-Architecture.docx
+++ b/docs/Viewer-Product-Technical-Architecture.docx
@@ -13425,7 +13425,7 @@
                 <w:sz w:val="19"/>
                 <w:szCs w:val="19"/>
               </w:rPr>
-              <w:t xml:space="preserve">test:scripts</w:t>
+              <w:t xml:space="preserve">check:bundle-budget</w:t>
             </w:r>
           </w:p>
         </w:tc>
@@ -13460,6 +13460,78 @@
                 <w:sz w:val="19"/>
                 <w:szCs w:val="19"/>
               </w:rPr>
+              <w:t xml:space="preserve">The initial bundle, three.js and pdf.js each stay inside their §7.1 budget — currently 122.8 kB / 250, 187.2 kB / 200 and 149.3 kB / 160</w:t>
+            </w:r>
+          </w:p>
+        </w:tc>
+      </w:tr>
+      <w:tr>
+        <w:tc>
+          <w:tcPr>
+            <w:tcW w:type="dxa" w:w="2900"/>
+            <w:tcBorders>
+              <w:top w:val="single" w:color="D9D7D1" w:sz="4"/>
+              <w:left w:val="single" w:color="D9D7D1" w:sz="4"/>
+              <w:bottom w:val="single" w:color="D9D7D1" w:sz="4"/>
+              <w:right w:val="single" w:color="D9D7D1" w:sz="4"/>
+            </w:tcBorders>
+            <w:tcMar>
+              <w:top w:type="dxa" w:w="90"/>
+              <w:left w:type="dxa" w:w="120"/>
+              <w:bottom w:type="dxa" w:w="90"/>
+              <w:right w:type="dxa" w:w="120"/>
+            </w:tcMar>
+          </w:tcPr>
+          <w:p>
+            <w:pPr>
+              <w:spacing w:after="40" w:line="240"/>
+            </w:pPr>
+            <w:r>
+              <w:rPr>
+                <w:rFonts w:ascii="Calibri" w:cs="Calibri" w:eastAsia="Calibri" w:hAnsi="Calibri"/>
+                <w:b w:val="false"/>
+                <w:bCs w:val="false"/>
+                <w:i w:val="false"/>
+                <w:iCs w:val="false"/>
+                <w:color w:val="1B2027"/>
+                <w:sz w:val="19"/>
+                <w:szCs w:val="19"/>
+              </w:rPr>
+              <w:t xml:space="preserve">test:scripts</w:t>
+            </w:r>
+          </w:p>
+        </w:tc>
+        <w:tc>
+          <w:tcPr>
+            <w:tcW w:type="dxa" w:w="6846"/>
+            <w:tcBorders>
+              <w:top w:val="single" w:color="D9D7D1" w:sz="4"/>
+              <w:left w:val="single" w:color="D9D7D1" w:sz="4"/>
+              <w:bottom w:val="single" w:color="D9D7D1" w:sz="4"/>
+              <w:right w:val="single" w:color="D9D7D1" w:sz="4"/>
+            </w:tcBorders>
+            <w:tcMar>
+              <w:top w:type="dxa" w:w="90"/>
+              <w:left w:type="dxa" w:w="120"/>
+              <w:bottom w:type="dxa" w:w="90"/>
+              <w:right w:type="dxa" w:w="120"/>
+            </w:tcMar>
+          </w:tcPr>
+          <w:p>
+            <w:pPr>
+              <w:spacing w:after="40" w:line="240"/>
+            </w:pPr>
+            <w:r>
+              <w:rPr>
+                <w:rFonts w:ascii="Calibri" w:cs="Calibri" w:eastAsia="Calibri" w:hAnsi="Calibri"/>
+                <w:b w:val="false"/>
+                <w:bCs w:val="false"/>
+                <w:i w:val="false"/>
+                <w:iCs w:val="false"/>
+                <w:color w:val="1B2027"/>
+                <w:sz w:val="19"/>
+                <w:szCs w:val="19"/>
+              </w:rPr>
               <w:t xml:space="preserve">The gate scripts themselves have tests, so a gate cannot pass by being broken</w:t>
             </w:r>
           </w:p>
@@ -13499,20 +13571,20 @@
           <w:sz w:val="21"/>
           <w:szCs w:val="21"/>
         </w:rPr>
-        <w:t xml:space="preserve">Five of these nine now run in CI</w:t>
-      </w:r>
-      <w:r>
-        <w:rPr>
-          <w:rFonts w:ascii="Calibri" w:cs="Calibri" w:eastAsia="Calibri" w:hAnsi="Calibri"/>
-          <w:b w:val="false"/>
-          <w:bCs w:val="false"/>
-          <w:i w:val="false"/>
-          <w:iCs w:val="false"/>
-          <w:color w:val="1B2027"/>
-          <w:sz w:val="21"/>
-          <w:szCs w:val="21"/>
-        </w:rPr>
-        <w:t xml:space="preserve">, against four last time. The platform’s </w:t>
+        <w:t xml:space="preserve">Four of these ten run in CI.</w:t>
+      </w:r>
+      <w:r>
+        <w:rPr>
+          <w:rFonts w:ascii="Calibri" w:cs="Calibri" w:eastAsia="Calibri" w:hAnsi="Calibri"/>
+          <w:b w:val="false"/>
+          <w:bCs w:val="false"/>
+          <w:i w:val="false"/>
+          <w:iCs w:val="false"/>
+          <w:color w:val="1B2027"/>
+          <w:sz w:val="21"/>
+          <w:szCs w:val="21"/>
+        </w:rPr>
+        <w:t xml:space="preserve"> The last issue said five, and its own next sentence listed four — the headline was a miscount of the prose beneath it. The CI Node is not the container’s, so the version trap above does not reach the pipeline. The platform’s </w:t>
       </w:r>
       <w:r>
         <w:rPr>
@@ -13707,7 +13779,7 @@
           <w:sz w:val="19"/>
           <w:szCs w:val="19"/>
         </w:rPr>
-        <w:t xml:space="preserve">ng build</w:t>
+        <w:t xml:space="preserve">ng build --configuration production</w:t>
       </w:r>
       <w:r>
         <w:rPr>
@@ -13850,6 +13922,32 @@
           <w:sz w:val="21"/>
           <w:szCs w:val="21"/>
         </w:rPr>
+        <w:t xml:space="preserve">, </w:t>
+      </w:r>
+      <w:r>
+        <w:rPr>
+          <w:rFonts w:ascii="Consolas" w:cs="Consolas" w:eastAsia="Consolas" w:hAnsi="Consolas"/>
+          <w:b w:val="false"/>
+          <w:bCs w:val="false"/>
+          <w:i w:val="false"/>
+          <w:iCs w:val="false"/>
+          <w:color w:val="1B2027"/>
+          <w:sz w:val="19"/>
+          <w:szCs w:val="19"/>
+        </w:rPr>
+        <w:t xml:space="preserve">check:bundle-budget</w:t>
+      </w:r>
+      <w:r>
+        <w:rPr>
+          <w:rFonts w:ascii="Calibri" w:cs="Calibri" w:eastAsia="Calibri" w:hAnsi="Calibri"/>
+          <w:b w:val="false"/>
+          <w:bCs w:val="false"/>
+          <w:i w:val="false"/>
+          <w:iCs w:val="false"/>
+          <w:color w:val="1B2027"/>
+          <w:sz w:val="21"/>
+          <w:szCs w:val="21"/>
+        </w:rPr>
         <w:t xml:space="preserve"> and </w:t>
       </w:r>
       <w:r>
@@ -13877,6 +13975,50 @@
           <w:szCs w:val="21"/>
         </w:rPr>
         <w:t xml:space="preserve"> exist, pass locally, and guard nothing until a pipeline stage calls them. A gate nothing runs is documentation.</w:t>
+      </w:r>
+    </w:p>
+    <w:p>
+      <w:pPr>
+        <w:spacing w:after="140" w:line="276"/>
+      </w:pPr>
+      <w:r>
+        <w:rPr>
+          <w:rFonts w:ascii="Calibri" w:cs="Calibri" w:eastAsia="Calibri" w:hAnsi="Calibri"/>
+          <w:b w:val="false"/>
+          <w:bCs w:val="false"/>
+          <w:i w:val="false"/>
+          <w:iCs w:val="false"/>
+          <w:color w:val="1B2027"/>
+          <w:sz w:val="21"/>
+          <w:szCs w:val="21"/>
+        </w:rPr>
+        <w:t xml:space="preserve">The count is ten rather than nine because </w:t>
+      </w:r>
+      <w:r>
+        <w:rPr>
+          <w:rFonts w:ascii="Consolas" w:cs="Consolas" w:eastAsia="Consolas" w:hAnsi="Consolas"/>
+          <w:b w:val="false"/>
+          <w:bCs w:val="false"/>
+          <w:i w:val="false"/>
+          <w:iCs w:val="false"/>
+          <w:color w:val="1B2027"/>
+          <w:sz w:val="19"/>
+          <w:szCs w:val="19"/>
+        </w:rPr>
+        <w:t xml:space="preserve">check:bundle-budget</w:t>
+      </w:r>
+      <w:r>
+        <w:rPr>
+          <w:rFonts w:ascii="Calibri" w:cs="Calibri" w:eastAsia="Calibri" w:hAnsi="Calibri"/>
+          <w:b w:val="false"/>
+          <w:bCs w:val="false"/>
+          <w:i w:val="false"/>
+          <w:iCs w:val="false"/>
+          <w:color w:val="1B2027"/>
+          <w:sz w:val="21"/>
+          <w:szCs w:val="21"/>
+        </w:rPr>
+        <w:t xml:space="preserve"> was missing from the table above — it has existed and passed since the budgets were set, and a gate absent from the list of gates is one nobody will think to wire up.</w:t>
       </w:r>
     </w:p>
     <w:p>
@@ -14104,20 +14246,20 @@
           <w:sz w:val="21"/>
           <w:szCs w:val="21"/>
         </w:rPr>
-        <w:t xml:space="preserve"> is currently failing, and it is not this issue’s doing.</w:t>
-      </w:r>
-      <w:r>
-        <w:rPr>
-          <w:rFonts w:ascii="Calibri" w:cs="Calibri" w:eastAsia="Calibri" w:hAnsi="Calibri"/>
-          <w:b w:val="false"/>
-          <w:bCs w:val="false"/>
-          <w:i w:val="false"/>
-          <w:iCs w:val="false"/>
-          <w:color w:val="1B2027"/>
-          <w:sz w:val="21"/>
-          <w:szCs w:val="21"/>
-        </w:rPr>
-        <w:t xml:space="preserve"> Two transitive packages carry licences on neither §2.1’s allowed nor its forbidden list: </w:t>
+        <w:t xml:space="preserve"> passes, and the last issue of this document was wrong to say otherwise — twice over.</w:t>
+      </w:r>
+      <w:r>
+        <w:rPr>
+          <w:rFonts w:ascii="Calibri" w:cs="Calibri" w:eastAsia="Calibri" w:hAnsi="Calibri"/>
+          <w:b w:val="false"/>
+          <w:bCs w:val="false"/>
+          <w:i w:val="false"/>
+          <w:iCs w:val="false"/>
+          <w:color w:val="1B2027"/>
+          <w:sz w:val="21"/>
+          <w:szCs w:val="21"/>
+        </w:rPr>
+        <w:t xml:space="preserve"> It reported the gate failing on two packages whose licences sit on neither §2.1’s allowed nor its forbidden list, </w:t>
       </w:r>
       <w:r>
         <w:rPr>
@@ -14143,7 +14285,7 @@
           <w:sz w:val="21"/>
           <w:szCs w:val="21"/>
         </w:rPr>
-        <w:t xml:space="preserve"> (CC-BY-4.0, a browser-support dataset) and </w:t>
+        <w:t xml:space="preserve"> (CC-BY-4.0) and </w:t>
       </w:r>
       <w:r>
         <w:rPr>
@@ -14169,7 +14311,108 @@
           <w:sz w:val="21"/>
           <w:szCs w:val="21"/>
         </w:rPr>
-        <w:t xml:space="preserve"> (BlueOak-1.0.0, an OSI-approved permissive licence). Both arrive only through </w:t>
+        <w:t xml:space="preserve"> (BlueOak-1.0.0), and concluded that this blocked §17.6’s release checklist until somebody ruled on it. Somebody had already ruled on it: the determination is recorded in </w:t>
+      </w:r>
+      <w:r>
+        <w:rPr>
+          <w:rFonts w:ascii="Consolas" w:cs="Consolas" w:eastAsia="Consolas" w:hAnsi="Consolas"/>
+          <w:b w:val="false"/>
+          <w:bCs w:val="false"/>
+          <w:i w:val="false"/>
+          <w:iCs w:val="false"/>
+          <w:color w:val="1B2027"/>
+          <w:sz w:val="19"/>
+          <w:szCs w:val="19"/>
+        </w:rPr>
+        <w:t xml:space="preserve">docs/licences.md</w:t>
+      </w:r>
+      <w:r>
+        <w:rPr>
+          <w:rFonts w:ascii="Calibri" w:cs="Calibri" w:eastAsia="Calibri" w:hAnsi="Calibri"/>
+          <w:b w:val="false"/>
+          <w:bCs w:val="false"/>
+          <w:i w:val="false"/>
+          <w:iCs w:val="false"/>
+          <w:color w:val="1B2027"/>
+          <w:sz w:val="21"/>
+          <w:szCs w:val="21"/>
+        </w:rPr>
+        <w:t xml:space="preserve"> §3.6, dated 2026-09-24, and both licences are allowed — BlueOak-1.0.0 is a plain-language equivalent of MIT and BSD-2-Clause that additionally carries a patent grant, which §17.3 prefers to silence on patents, and CC-BY-4.0’s only obligation is attribution, which </w:t>
+      </w:r>
+      <w:r>
+        <w:rPr>
+          <w:rFonts w:ascii="Consolas" w:cs="Consolas" w:eastAsia="Consolas" w:hAnsi="Consolas"/>
+          <w:b w:val="false"/>
+          <w:bCs w:val="false"/>
+          <w:i w:val="false"/>
+          <w:iCs w:val="false"/>
+          <w:color w:val="1B2027"/>
+          <w:sz w:val="19"/>
+          <w:szCs w:val="19"/>
+        </w:rPr>
+        <w:t xml:space="preserve">THIRD-PARTY-NOTICES.txt</w:t>
+      </w:r>
+      <w:r>
+        <w:rPr>
+          <w:rFonts w:ascii="Calibri" w:cs="Calibri" w:eastAsia="Calibri" w:hAnsi="Calibri"/>
+          <w:b w:val="false"/>
+          <w:bCs w:val="false"/>
+          <w:i w:val="false"/>
+          <w:iCs w:val="false"/>
+          <w:color w:val="1B2027"/>
+          <w:sz w:val="21"/>
+          <w:szCs w:val="21"/>
+        </w:rPr>
+        <w:t xml:space="preserve"> discharges. The gate now writes 119 components across seven licences and reports the file current.</w:t>
+      </w:r>
+    </w:p>
+    <w:p>
+      <w:pPr>
+        <w:pBdr>
+          <w:left w:val="single" w:color="C4342A" w:sz="18" w:space="8"/>
+        </w:pBdr>
+        <w:shd w:fill="FBEDEC" w:color="auto" w:val="clear"/>
+        <w:spacing w:after="180" w:before="140"/>
+        <w:ind w:left="120" w:right="120"/>
+      </w:pPr>
+      <w:r>
+        <w:rPr>
+          <w:rFonts w:ascii="Calibri" w:cs="Calibri" w:eastAsia="Calibri" w:hAnsi="Calibri"/>
+          <w:b w:val="false"/>
+          <w:bCs w:val="false"/>
+          <w:i w:val="false"/>
+          <w:iCs w:val="false"/>
+          <w:color w:val="1B2027"/>
+          <w:sz w:val="21"/>
+          <w:szCs w:val="21"/>
+        </w:rPr>
+        <w:t xml:space="preserve">Its account of </w:t>
+      </w:r>
+      <w:r>
+        <w:rPr>
+          <w:rFonts w:ascii="Calibri" w:cs="Calibri" w:eastAsia="Calibri" w:hAnsi="Calibri"/>
+          <w:b w:val="false"/>
+          <w:bCs w:val="false"/>
+          <w:i/>
+          <w:iCs/>
+          <w:color w:val="1B2027"/>
+          <w:sz w:val="21"/>
+          <w:szCs w:val="21"/>
+        </w:rPr>
+        <w:t xml:space="preserve">why</w:t>
+      </w:r>
+      <w:r>
+        <w:rPr>
+          <w:rFonts w:ascii="Calibri" w:cs="Calibri" w:eastAsia="Calibri" w:hAnsi="Calibri"/>
+          <w:b w:val="false"/>
+          <w:bCs w:val="false"/>
+          <w:i w:val="false"/>
+          <w:iCs w:val="false"/>
+          <w:color w:val="1B2027"/>
+          <w:sz w:val="21"/>
+          <w:szCs w:val="21"/>
+        </w:rPr>
+        <w:t xml:space="preserve"> was also wrong, and in a way worth correcting rather than deleting. It said both packages arrive “only through </w:t>
       </w:r>
       <w:r>
         <w:rPr>
@@ -14221,33 +14464,59 @@
           <w:sz w:val="21"/>
           <w:szCs w:val="21"/>
         </w:rPr>
-        <w:t xml:space="preserve">, which are devDependencies, but the lockfile marks them production-reachable so the generator counts them. Neither is forbidden and both look shippable; adding a licence to the allow-list is a policy decision rather than an engineering one, so the generator refuses to write </w:t>
-      </w:r>
-      <w:r>
-        <w:rPr>
-          <w:rFonts w:ascii="Consolas" w:cs="Consolas" w:eastAsia="Consolas" w:hAnsi="Consolas"/>
-          <w:b w:val="false"/>
-          <w:bCs w:val="false"/>
-          <w:i w:val="false"/>
-          <w:iCs w:val="false"/>
-          <w:color w:val="1B2027"/>
-          <w:sz w:val="19"/>
-          <w:szCs w:val="19"/>
-        </w:rPr>
-        <w:t xml:space="preserve">THIRD-PARTY-NOTICES.txt</w:t>
-      </w:r>
-      <w:r>
-        <w:rPr>
-          <w:rFonts w:ascii="Calibri" w:cs="Calibri" w:eastAsia="Calibri" w:hAnsi="Calibri"/>
-          <w:b w:val="false"/>
-          <w:bCs w:val="false"/>
-          <w:i w:val="false"/>
-          <w:iCs w:val="false"/>
-          <w:color w:val="1B2027"/>
-          <w:sz w:val="21"/>
-          <w:szCs w:val="21"/>
-        </w:rPr>
-        <w:t xml:space="preserve"> over an unresolved violation rather than assert a position nobody took. </w:t>
+        <w:t xml:space="preserve">, which are devDependencies”. They do not: they reach the production closure through </w:t>
+      </w:r>
+      <w:r>
+        <w:rPr>
+          <w:rFonts w:ascii="Consolas" w:cs="Consolas" w:eastAsia="Consolas" w:hAnsi="Consolas"/>
+          <w:b w:val="false"/>
+          <w:bCs w:val="false"/>
+          <w:i w:val="false"/>
+          <w:iCs w:val="false"/>
+          <w:color w:val="1B2027"/>
+          <w:sz w:val="19"/>
+          <w:szCs w:val="19"/>
+        </w:rPr>
+        <w:t xml:space="preserve">@angular/localize</w:t>
+      </w:r>
+      <w:r>
+        <w:rPr>
+          <w:rFonts w:ascii="Calibri" w:cs="Calibri" w:eastAsia="Calibri" w:hAnsi="Calibri"/>
+          <w:b w:val="false"/>
+          <w:bCs w:val="false"/>
+          <w:i w:val="false"/>
+          <w:iCs w:val="false"/>
+          <w:color w:val="1B2027"/>
+          <w:sz w:val="21"/>
+          <w:szCs w:val="21"/>
+        </w:rPr>
+        <w:t xml:space="preserve">, which is correctly a production dependency because </w:t>
+      </w:r>
+      <w:r>
+        <w:rPr>
+          <w:rFonts w:ascii="Consolas" w:cs="Consolas" w:eastAsia="Consolas" w:hAnsi="Consolas"/>
+          <w:b w:val="false"/>
+          <w:bCs w:val="false"/>
+          <w:i w:val="false"/>
+          <w:iCs w:val="false"/>
+          <w:color w:val="1B2027"/>
+          <w:sz w:val="19"/>
+          <w:szCs w:val="19"/>
+        </w:rPr>
+        <w:t xml:space="preserve">$localize</w:t>
+      </w:r>
+      <w:r>
+        <w:rPr>
+          <w:rFonts w:ascii="Calibri" w:cs="Calibri" w:eastAsia="Calibri" w:hAnsi="Calibri"/>
+          <w:b w:val="false"/>
+          <w:bCs w:val="false"/>
+          <w:i w:val="false"/>
+          <w:iCs w:val="false"/>
+          <w:color w:val="1B2027"/>
+          <w:sz w:val="21"/>
+          <w:szCs w:val="21"/>
+        </w:rPr>
+        <w:t xml:space="preserve">’s runtime is imported at runtime even though the Babel tooling underneath it runs only at build time. That distinction is the whole reason the gate counted them, and “the lockfile marks them production-reachable” described the symptom as though it were an accident of the lockfile rather than a true fact about the dependency. </w:t>
       </w:r>
       <w:r>
         <w:rPr>
@@ -14260,7 +14529,20 @@
           <w:sz w:val="21"/>
           <w:szCs w:val="21"/>
         </w:rPr>
-        <w:t xml:space="preserve">This blocks §17.6’s release checklist until someone rules on it.</w:t>
+        <w:t xml:space="preserve">§17.6’s release checklist is not blocked by this.</w:t>
+      </w:r>
+      <w:r>
+        <w:rPr>
+          <w:rFonts w:ascii="Calibri" w:cs="Calibri" w:eastAsia="Calibri" w:hAnsi="Calibri"/>
+          <w:b w:val="false"/>
+          <w:bCs w:val="false"/>
+          <w:i w:val="false"/>
+          <w:iCs w:val="false"/>
+          <w:color w:val="1B2027"/>
+          <w:sz w:val="21"/>
+          <w:szCs w:val="21"/>
+        </w:rPr>
+        <w:t xml:space="preserve"> What it is still waiting on is the six gates above that nothing in a pipeline calls.</w:t>
       </w:r>
     </w:p>
     <w:p>

--- a/docs/Viewer-Product-Technical-Architecture.docx
+++ b/docs/Viewer-Product-Technical-Architecture.docx
@@ -5492,7 +5492,7 @@
           <w:sz w:val="21"/>
           <w:szCs w:val="21"/>
         </w:rPr>
-        <w:t xml:space="preserve">Eight Playwright tests drive the demo in a real browser against a stub viewer on a third origin. They earn their keep: three defects no unit test could reach were found there — a captured </w:t>
+        <w:t xml:space="preserve">Ten Playwright tests drive the demo in a real browser against a stub viewer on a third origin. They earn their keep: three defects no unit test could reach were found there — a captured </w:t>
       </w:r>
       <w:r>
         <w:rPr>
@@ -9062,7 +9062,25 @@
           <w:sz w:val="21"/>
           <w:szCs w:val="21"/>
         </w:rPr>
-        <w:t xml:space="preserve">, and it is the same one as last time: </w:t>
+        <w:t xml:space="preserve">, and it is the same one as last time: no shape can yet be created or moved without a pointer. This is the largest accessibility item outstanding and it is not a small one.</w:t>
+      </w:r>
+    </w:p>
+    <w:p>
+      <w:pPr>
+        <w:spacing w:after="140" w:line="276"/>
+      </w:pPr>
+      <w:r>
+        <w:rPr>
+          <w:rFonts w:ascii="Calibri" w:cs="Calibri" w:eastAsia="Calibri" w:hAnsi="Calibri"/>
+          <w:b w:val="false"/>
+          <w:bCs w:val="false"/>
+          <w:i w:val="false"/>
+          <w:iCs w:val="false"/>
+          <w:color w:val="1B2027"/>
+          <w:sz w:val="21"/>
+          <w:szCs w:val="21"/>
+        </w:rPr>
+        <w:t xml:space="preserve">The callout half of that sentence is fixed, and the sentence was wrong about why. It read: </w:t>
       </w:r>
       <w:r>
         <w:rPr>
@@ -9114,7 +9132,139 @@
           <w:sz w:val="21"/>
           <w:szCs w:val="21"/>
         </w:rPr>
-        <w:t xml:space="preserve"> case, so a callout box cannot be dragged at all, and no shape can yet be created or moved without a pointer. This is the largest accessibility item outstanding and it is not a small one.</w:t>
+        <w:t xml:space="preserve"> case, so a callout box cannot be dragged at all. The first clause was true and the inference from it was not — acting on it would have changed nothing. </w:t>
+      </w:r>
+      <w:r>
+        <w:rPr>
+          <w:rFonts w:ascii="Consolas" w:cs="Consolas" w:eastAsia="Consolas" w:hAnsi="Consolas"/>
+          <w:b w:val="false"/>
+          <w:bCs w:val="false"/>
+          <w:i w:val="false"/>
+          <w:iCs w:val="false"/>
+          <w:color w:val="1B2027"/>
+          <w:sz w:val="19"/>
+          <w:szCs w:val="19"/>
+        </w:rPr>
+        <w:t xml:space="preserve">pointerDown</w:t>
+      </w:r>
+      <w:r>
+        <w:rPr>
+          <w:rFonts w:ascii="Calibri" w:cs="Calibri" w:eastAsia="Calibri" w:hAnsi="Calibri"/>
+          <w:b w:val="false"/>
+          <w:bCs w:val="false"/>
+          <w:i w:val="false"/>
+          <w:iCs w:val="false"/>
+          <w:color w:val="1B2027"/>
+          <w:sz w:val="21"/>
+          <w:szCs w:val="21"/>
+        </w:rPr>
+        <w:t xml:space="preserve"> routed a callout by </w:t>
+      </w:r>
+      <w:r>
+        <w:rPr>
+          <w:rFonts w:ascii="Consolas" w:cs="Consolas" w:eastAsia="Consolas" w:hAnsi="Consolas"/>
+          <w:b w:val="false"/>
+          <w:bCs w:val="false"/>
+          <w:i w:val="false"/>
+          <w:iCs w:val="false"/>
+          <w:color w:val="1B2027"/>
+          <w:sz w:val="19"/>
+          <w:szCs w:val="19"/>
+        </w:rPr>
+        <w:t xml:space="preserve">isTextTool</w:t>
+      </w:r>
+      <w:r>
+        <w:rPr>
+          <w:rFonts w:ascii="Calibri" w:cs="Calibri" w:eastAsia="Calibri" w:hAnsi="Calibri"/>
+          <w:b w:val="false"/>
+          <w:bCs w:val="false"/>
+          <w:i w:val="false"/>
+          <w:iCs w:val="false"/>
+          <w:color w:val="1B2027"/>
+          <w:sz w:val="21"/>
+          <w:szCs w:val="21"/>
+        </w:rPr>
+        <w:t xml:space="preserve">, which answers “does this shape carry words” rather than “is this put down by a click or by a drag”, so a callout took the click path and </w:t>
+      </w:r>
+      <w:r>
+        <w:rPr>
+          <w:rFonts w:ascii="Consolas" w:cs="Consolas" w:eastAsia="Consolas" w:hAnsi="Consolas"/>
+          <w:b w:val="false"/>
+          <w:bCs w:val="false"/>
+          <w:i w:val="false"/>
+          <w:iCs w:val="false"/>
+          <w:color w:val="1B2027"/>
+          <w:sz w:val="19"/>
+          <w:szCs w:val="19"/>
+        </w:rPr>
+        <w:t xml:space="preserve">updateShape</w:t>
+      </w:r>
+      <w:r>
+        <w:rPr>
+          <w:rFonts w:ascii="Calibri" w:cs="Calibri" w:eastAsia="Calibri" w:hAnsi="Calibri"/>
+          <w:b w:val="false"/>
+          <w:bCs w:val="false"/>
+          <w:i w:val="false"/>
+          <w:iCs w:val="false"/>
+          <w:color w:val="1B2027"/>
+          <w:sz w:val="21"/>
+          <w:szCs w:val="21"/>
+        </w:rPr>
+        <w:t xml:space="preserve"> was never reached for one at all. Adding the missing case on its own would have been inert, which is the trap in a gap recorded with a plausible cause attached: the next person fixes the cause and ships no change. Those are two different questions and now have two predicates.</w:t>
+      </w:r>
+    </w:p>
+    <w:p>
+      <w:pPr>
+        <w:spacing w:after="140" w:line="276"/>
+      </w:pPr>
+      <w:r>
+        <w:rPr>
+          <w:rFonts w:ascii="Calibri" w:cs="Calibri" w:eastAsia="Calibri" w:hAnsi="Calibri"/>
+          <w:b w:val="false"/>
+          <w:bCs w:val="false"/>
+          <w:i w:val="false"/>
+          <w:iCs w:val="false"/>
+          <w:color w:val="1B2027"/>
+          <w:sz w:val="21"/>
+          <w:szCs w:val="21"/>
+        </w:rPr>
+        <w:t xml:space="preserve">A callout has two positions — the anchor on the feature and the label clear of it — so it is now the one text tool placed by dragging: press on the detail, pull the label to where it should sit, and the words are asked for on release, which is also the only order a modal prompt permits. Before this every label sat at the seeded offset of eighty right and forty up: on a crowded drawing usually over the detail being annotated, near a page edge off the page, and no gesture moved it. A click that never moves still places a callout at that offset, so the gesture that already existed is extended rather than replaced.</w:t>
+      </w:r>
+    </w:p>
+    <w:p>
+      <w:pPr>
+        <w:pBdr>
+          <w:left w:val="single" w:color="C4342A" w:sz="18" w:space="8"/>
+        </w:pBdr>
+        <w:shd w:fill="FBEDEC" w:color="auto" w:val="clear"/>
+        <w:spacing w:after="180" w:before="140"/>
+        <w:ind w:left="120" w:right="120"/>
+      </w:pPr>
+      <w:r>
+        <w:rPr>
+          <w:rFonts w:ascii="Calibri" w:cs="Calibri" w:eastAsia="Calibri" w:hAnsi="Calibri"/>
+          <w:b/>
+          <w:bCs/>
+          <w:i w:val="false"/>
+          <w:iCs w:val="false"/>
+          <w:color w:val="1B2027"/>
+          <w:sz w:val="21"/>
+          <w:szCs w:val="21"/>
+        </w:rPr>
+        <w:t xml:space="preserve">This is not an accessibility improvement and must not be counted as one.</w:t>
+      </w:r>
+      <w:r>
+        <w:rPr>
+          <w:rFonts w:ascii="Calibri" w:cs="Calibri" w:eastAsia="Calibri" w:hAnsi="Calibri"/>
+          <w:b w:val="false"/>
+          <w:bCs w:val="false"/>
+          <w:i w:val="false"/>
+          <w:iCs w:val="false"/>
+          <w:color w:val="1B2027"/>
+          <w:sz w:val="21"/>
+          <w:szCs w:val="21"/>
+        </w:rPr>
+        <w:t xml:space="preserve"> It adds a drag to a layer that was already wholly pointer-dependent. The label’s only pointer-free outcome is the seeded offset, which is a fallback and not the equivalent SC 2.5.7 asks for.</w:t>
       </w:r>
     </w:p>
     <w:p>
@@ -12166,7 +12316,7 @@
           <w:sz w:val="21"/>
           <w:szCs w:val="21"/>
         </w:rPr>
-        <w:t xml:space="preserve">2,180 specs pass, and the production build is clean.</w:t>
+        <w:t xml:space="preserve">2,185 specs pass, and the production build is clean.</w:t>
       </w:r>
       <w:r>
         <w:rPr>
@@ -12180,6 +12330,159 @@
           <w:szCs w:val="21"/>
         </w:rPr>
         <w:t xml:space="preserve"> TestBed specs are the majority of them.</w:t>
+      </w:r>
+    </w:p>
+    <w:p>
+      <w:pPr>
+        <w:pBdr>
+          <w:left w:val="single" w:color="C4342A" w:sz="18" w:space="8"/>
+        </w:pBdr>
+        <w:shd w:fill="FBEDEC" w:color="auto" w:val="clear"/>
+        <w:spacing w:after="180" w:before="140"/>
+        <w:ind w:left="120" w:right="120"/>
+      </w:pPr>
+      <w:r>
+        <w:rPr>
+          <w:rFonts w:ascii="Consolas" w:cs="Consolas" w:eastAsia="Consolas" w:hAnsi="Consolas"/>
+          <w:b/>
+          <w:bCs/>
+          <w:i w:val="false"/>
+          <w:iCs w:val="false"/>
+          <w:color w:val="1B2027"/>
+          <w:sz w:val="19"/>
+          <w:szCs w:val="19"/>
+        </w:rPr>
+        <w:t xml:space="preserve">test:demo</w:t>
+      </w:r>
+      <w:r>
+        <w:rPr>
+          <w:rFonts w:ascii="Calibri" w:cs="Calibri" w:eastAsia="Calibri" w:hAnsi="Calibri"/>
+          <w:b/>
+          <w:bCs/>
+          <w:i w:val="false"/>
+          <w:iCs w:val="false"/>
+          <w:color w:val="1B2027"/>
+          <w:sz w:val="21"/>
+          <w:szCs w:val="21"/>
+        </w:rPr>
+        <w:t xml:space="preserve"> has a second trap of the same shape, and it reads as a missing install rather than a mismatch.</w:t>
+      </w:r>
+      <w:r>
+        <w:rPr>
+          <w:rFonts w:ascii="Calibri" w:cs="Calibri" w:eastAsia="Calibri" w:hAnsi="Calibri"/>
+          <w:b w:val="false"/>
+          <w:bCs w:val="false"/>
+          <w:i w:val="false"/>
+          <w:iCs w:val="false"/>
+          <w:color w:val="1B2027"/>
+          <w:sz w:val="21"/>
+          <w:szCs w:val="21"/>
+        </w:rPr>
+        <w:t xml:space="preserve"> Playwright resolves its browser by build number, so the pinned </w:t>
+      </w:r>
+      <w:r>
+        <w:rPr>
+          <w:rFonts w:ascii="Consolas" w:cs="Consolas" w:eastAsia="Consolas" w:hAnsi="Consolas"/>
+          <w:b w:val="false"/>
+          <w:bCs w:val="false"/>
+          <w:i w:val="false"/>
+          <w:iCs w:val="false"/>
+          <w:color w:val="1B2027"/>
+          <w:sz w:val="19"/>
+          <w:szCs w:val="19"/>
+        </w:rPr>
+        <w:t xml:space="preserve">@playwright/test</w:t>
+      </w:r>
+      <w:r>
+        <w:rPr>
+          <w:rFonts w:ascii="Calibri" w:cs="Calibri" w:eastAsia="Calibri" w:hAnsi="Calibri"/>
+          <w:b w:val="false"/>
+          <w:bCs w:val="false"/>
+          <w:i w:val="false"/>
+          <w:iCs w:val="false"/>
+          <w:color w:val="1B2027"/>
+          <w:sz w:val="21"/>
+          <w:szCs w:val="21"/>
+        </w:rPr>
+        <w:t xml:space="preserve"> asks for a specific one — currently 1234 — and a container that ships a different build (this one ships 1194) fails every test in the gate with </w:t>
+      </w:r>
+      <w:r>
+        <w:rPr>
+          <w:rFonts w:ascii="Calibri" w:cs="Calibri" w:eastAsia="Calibri" w:hAnsi="Calibri"/>
+          <w:b w:val="false"/>
+          <w:bCs w:val="false"/>
+          <w:i/>
+          <w:iCs/>
+          <w:color w:val="1B2027"/>
+          <w:sz w:val="21"/>
+          <w:szCs w:val="21"/>
+        </w:rPr>
+        <w:t xml:space="preserve">Executable doesn’t exist</w:t>
+      </w:r>
+      <w:r>
+        <w:rPr>
+          <w:rFonts w:ascii="Calibri" w:cs="Calibri" w:eastAsia="Calibri" w:hAnsi="Calibri"/>
+          <w:b w:val="false"/>
+          <w:bCs w:val="false"/>
+          <w:i w:val="false"/>
+          <w:iCs w:val="false"/>
+          <w:color w:val="1B2027"/>
+          <w:sz w:val="21"/>
+          <w:szCs w:val="21"/>
+        </w:rPr>
+        <w:t xml:space="preserve">, followed by an invitation to run </w:t>
+      </w:r>
+      <w:r>
+        <w:rPr>
+          <w:rFonts w:ascii="Consolas" w:cs="Consolas" w:eastAsia="Consolas" w:hAnsi="Consolas"/>
+          <w:b w:val="false"/>
+          <w:bCs w:val="false"/>
+          <w:i w:val="false"/>
+          <w:iCs w:val="false"/>
+          <w:color w:val="1B2027"/>
+          <w:sz w:val="19"/>
+          <w:szCs w:val="19"/>
+        </w:rPr>
+        <w:t xml:space="preserve">playwright install</w:t>
+      </w:r>
+      <w:r>
+        <w:rPr>
+          <w:rFonts w:ascii="Calibri" w:cs="Calibri" w:eastAsia="Calibri" w:hAnsi="Calibri"/>
+          <w:b w:val="false"/>
+          <w:bCs w:val="false"/>
+          <w:i w:val="false"/>
+          <w:iCs w:val="false"/>
+          <w:color w:val="1B2027"/>
+          <w:sz w:val="21"/>
+          <w:szCs w:val="21"/>
+        </w:rPr>
+        <w:t xml:space="preserve">. Running it is the wrong move here: </w:t>
+      </w:r>
+      <w:r>
+        <w:rPr>
+          <w:rFonts w:ascii="Consolas" w:cs="Consolas" w:eastAsia="Consolas" w:hAnsi="Consolas"/>
+          <w:b w:val="false"/>
+          <w:bCs w:val="false"/>
+          <w:i w:val="false"/>
+          <w:iCs w:val="false"/>
+          <w:color w:val="1B2027"/>
+          <w:sz w:val="19"/>
+          <w:szCs w:val="19"/>
+        </w:rPr>
+        <w:t xml:space="preserve">PLAYWRIGHT_SKIP_BROWSER_DOWNLOAD</w:t>
+      </w:r>
+      <w:r>
+        <w:rPr>
+          <w:rFonts w:ascii="Calibri" w:cs="Calibri" w:eastAsia="Calibri" w:hAnsi="Calibri"/>
+          <w:b w:val="false"/>
+          <w:bCs w:val="false"/>
+          <w:i w:val="false"/>
+          <w:iCs w:val="false"/>
+          <w:color w:val="1B2027"/>
+          <w:sz w:val="21"/>
+          <w:szCs w:val="21"/>
+        </w:rPr>
+        <w:t xml:space="preserve"> is set deliberately and the download would not be permitted anyway. The browser that is present works — all ten tests pass against build 1194 once it is reachable under the path the pin expects. Nothing in the repository should encode that path, because it is a property of one container and not of the project; it is written down here so the next person reads the error as a version mismatch rather than as a broken gate.</w:t>
       </w:r>
     </w:p>
     <w:p>
@@ -12484,7 +12787,7 @@
           <w:sz w:val="21"/>
           <w:szCs w:val="21"/>
         </w:rPr>
-        <w:t xml:space="preserve">90.26% line (5,574/6,175) and 85.62% branch (2,781/3,248)</w:t>
+        <w:t xml:space="preserve">90.28% line (5,583/6,184) and 85.64% branch (2,786/3,253)</w:t>
       </w:r>
       <w:r>
         <w:rPr>
@@ -13172,7 +13475,7 @@
                 <w:sz w:val="19"/>
                 <w:szCs w:val="19"/>
               </w:rPr>
-              <w:t xml:space="preserve">Eight Playwright tests drive the demo host in a real browser</w:t>
+              <w:t xml:space="preserve">Ten Playwright tests drive the demo host in a real browser</w:t>
             </w:r>
           </w:p>
         </w:tc>

--- a/docs/Viewer-Product-Technical-Architecture.docx
+++ b/docs/Viewer-Product-Technical-Architecture.docx
@@ -12334,6 +12334,224 @@
     </w:p>
     <w:p>
       <w:pPr>
+        <w:spacing w:after="140" w:line="276"/>
+      </w:pPr>
+      <w:r>
+        <w:rPr>
+          <w:rFonts w:ascii="Calibri" w:cs="Calibri" w:eastAsia="Calibri" w:hAnsi="Calibri"/>
+          <w:b w:val="false"/>
+          <w:bCs w:val="false"/>
+          <w:i w:val="false"/>
+          <w:iCs w:val="false"/>
+          <w:color w:val="1B2027"/>
+          <w:sz w:val="21"/>
+          <w:szCs w:val="21"/>
+        </w:rPr>
+        <w:t xml:space="preserve">That correction is load-bearing in an unwelcome direction. Several components had never been type-checked against their own templates, because </w:t>
+      </w:r>
+      <w:r>
+        <w:rPr>
+          <w:rFonts w:ascii="Consolas" w:cs="Consolas" w:eastAsia="Consolas" w:hAnsi="Consolas"/>
+          <w:b w:val="false"/>
+          <w:bCs w:val="false"/>
+          <w:i w:val="false"/>
+          <w:iCs w:val="false"/>
+          <w:color w:val="1B2027"/>
+          <w:sz w:val="19"/>
+          <w:szCs w:val="19"/>
+        </w:rPr>
+        <w:t xml:space="preserve">ng test</w:t>
+      </w:r>
+      <w:r>
+        <w:rPr>
+          <w:rFonts w:ascii="Calibri" w:cs="Calibri" w:eastAsia="Calibri" w:hAnsi="Calibri"/>
+          <w:b w:val="false"/>
+          <w:bCs w:val="false"/>
+          <w:i w:val="false"/>
+          <w:iCs w:val="false"/>
+          <w:color w:val="1B2027"/>
+          <w:sz w:val="21"/>
+          <w:szCs w:val="21"/>
+        </w:rPr>
+        <w:t xml:space="preserve"> does not type-check a component no spec imports and </w:t>
+      </w:r>
+      <w:r>
+        <w:rPr>
+          <w:rFonts w:ascii="Consolas" w:cs="Consolas" w:eastAsia="Consolas" w:hAnsi="Consolas"/>
+          <w:b w:val="false"/>
+          <w:bCs w:val="false"/>
+          <w:i w:val="false"/>
+          <w:iCs w:val="false"/>
+          <w:color w:val="1B2027"/>
+          <w:sz w:val="19"/>
+          <w:szCs w:val="19"/>
+        </w:rPr>
+        <w:t xml:space="preserve">tsc --noEmit</w:t>
+      </w:r>
+      <w:r>
+        <w:rPr>
+          <w:rFonts w:ascii="Calibri" w:cs="Calibri" w:eastAsia="Calibri" w:hAnsi="Calibri"/>
+          <w:b w:val="false"/>
+          <w:bCs w:val="false"/>
+          <w:i w:val="false"/>
+          <w:iCs w:val="false"/>
+          <w:color w:val="1B2027"/>
+          <w:sz w:val="21"/>
+          <w:szCs w:val="21"/>
+        </w:rPr>
+        <w:t xml:space="preserve"> does not check Angular templates at all. Only </w:t>
+      </w:r>
+      <w:r>
+        <w:rPr>
+          <w:rFonts w:ascii="Consolas" w:cs="Consolas" w:eastAsia="Consolas" w:hAnsi="Consolas"/>
+          <w:b w:val="false"/>
+          <w:bCs w:val="false"/>
+          <w:i w:val="false"/>
+          <w:iCs w:val="false"/>
+          <w:color w:val="1B2027"/>
+          <w:sz w:val="19"/>
+          <w:szCs w:val="19"/>
+        </w:rPr>
+        <w:t xml:space="preserve">ng build --configuration production</w:t>
+      </w:r>
+      <w:r>
+        <w:rPr>
+          <w:rFonts w:ascii="Calibri" w:cs="Calibri" w:eastAsia="Calibri" w:hAnsi="Calibri"/>
+          <w:b w:val="false"/>
+          <w:bCs w:val="false"/>
+          <w:i w:val="false"/>
+          <w:iCs w:val="false"/>
+          <w:color w:val="1B2027"/>
+          <w:sz w:val="21"/>
+          <w:szCs w:val="21"/>
+        </w:rPr>
+        <w:t xml:space="preserve"> catches both, and running it surfaced real defects — a template referencing a signal that did not exist, another calling </w:t>
+      </w:r>
+      <w:r>
+        <w:rPr>
+          <w:rFonts w:ascii="Consolas" w:cs="Consolas" w:eastAsia="Consolas" w:hAnsi="Consolas"/>
+          <w:b w:val="false"/>
+          <w:bCs w:val="false"/>
+          <w:i w:val="false"/>
+          <w:iCs w:val="false"/>
+          <w:color w:val="1B2027"/>
+          <w:sz w:val="19"/>
+          <w:szCs w:val="19"/>
+        </w:rPr>
+        <w:t xml:space="preserve">new</w:t>
+      </w:r>
+      <w:r>
+        <w:rPr>
+          <w:rFonts w:ascii="Calibri" w:cs="Calibri" w:eastAsia="Calibri" w:hAnsi="Calibri"/>
+          <w:b w:val="false"/>
+          <w:bCs w:val="false"/>
+          <w:i w:val="false"/>
+          <w:iCs w:val="false"/>
+          <w:color w:val="1B2027"/>
+          <w:sz w:val="21"/>
+          <w:szCs w:val="21"/>
+        </w:rPr>
+        <w:t xml:space="preserve"> where the Angular parser has no </w:t>
+      </w:r>
+      <w:r>
+        <w:rPr>
+          <w:rFonts w:ascii="Consolas" w:cs="Consolas" w:eastAsia="Consolas" w:hAnsi="Consolas"/>
+          <w:b w:val="false"/>
+          <w:bCs w:val="false"/>
+          <w:i w:val="false"/>
+          <w:iCs w:val="false"/>
+          <w:color w:val="1B2027"/>
+          <w:sz w:val="19"/>
+          <w:szCs w:val="19"/>
+        </w:rPr>
+        <w:t xml:space="preserve">new</w:t>
+      </w:r>
+      <w:r>
+        <w:rPr>
+          <w:rFonts w:ascii="Calibri" w:cs="Calibri" w:eastAsia="Calibri" w:hAnsi="Calibri"/>
+          <w:b w:val="false"/>
+          <w:bCs w:val="false"/>
+          <w:i w:val="false"/>
+          <w:iCs w:val="false"/>
+          <w:color w:val="1B2027"/>
+          <w:sz w:val="21"/>
+          <w:szCs w:val="21"/>
+        </w:rPr>
+        <w:t xml:space="preserve">. Both checks stay in the loop.</w:t>
+      </w:r>
+    </w:p>
+    <w:p>
+      <w:pPr>
+        <w:spacing w:after="140" w:line="276"/>
+      </w:pPr>
+      <w:r>
+        <w:rPr>
+          <w:rFonts w:ascii="Calibri" w:cs="Calibri" w:eastAsia="Calibri" w:hAnsi="Calibri"/>
+          <w:b w:val="false"/>
+          <w:bCs w:val="false"/>
+          <w:i w:val="false"/>
+          <w:iCs w:val="false"/>
+          <w:color w:val="1B2027"/>
+          <w:sz w:val="21"/>
+          <w:szCs w:val="21"/>
+        </w:rPr>
+        <w:t xml:space="preserve">What remains true: the demo’s end-to-end tests drive a stub viewer rather than the real one, so </w:t>
+      </w:r>
+      <w:r>
+        <w:rPr>
+          <w:rFonts w:ascii="Calibri" w:cs="Calibri" w:eastAsia="Calibri" w:hAnsi="Calibri"/>
+          <w:b/>
+          <w:bCs/>
+          <w:i w:val="false"/>
+          <w:iCs w:val="false"/>
+          <w:color w:val="1B2027"/>
+          <w:sz w:val="21"/>
+          <w:szCs w:val="21"/>
+        </w:rPr>
+        <w:t xml:space="preserve">the </w:t>
+      </w:r>
+      <w:r>
+        <w:rPr>
+          <w:rFonts w:ascii="Consolas" w:cs="Consolas" w:eastAsia="Consolas" w:hAnsi="Consolas"/>
+          <w:b/>
+          <w:bCs/>
+          <w:i w:val="false"/>
+          <w:iCs w:val="false"/>
+          <w:color w:val="1B2027"/>
+          <w:sz w:val="19"/>
+          <w:szCs w:val="19"/>
+        </w:rPr>
+        <w:t xml:space="preserve">/embed</w:t>
+      </w:r>
+      <w:r>
+        <w:rPr>
+          <w:rFonts w:ascii="Calibri" w:cs="Calibri" w:eastAsia="Calibri" w:hAnsi="Calibri"/>
+          <w:b/>
+          <w:bCs/>
+          <w:i w:val="false"/>
+          <w:iCs w:val="false"/>
+          <w:color w:val="1B2027"/>
+          <w:sz w:val="21"/>
+          <w:szCs w:val="21"/>
+        </w:rPr>
+        <w:t xml:space="preserve"> route still has not been rendered by Angular inside a host frame on an installed deployment</w:t>
+      </w:r>
+      <w:r>
+        <w:rPr>
+          <w:rFonts w:ascii="Calibri" w:cs="Calibri" w:eastAsia="Calibri" w:hAnsi="Calibri"/>
+          <w:b w:val="false"/>
+          <w:bCs w:val="false"/>
+          <w:i w:val="false"/>
+          <w:iCs w:val="false"/>
+          <w:color w:val="1B2027"/>
+          <w:sz w:val="21"/>
+          <w:szCs w:val="21"/>
+        </w:rPr>
+        <w:t xml:space="preserve"> (§13).</w:t>
+      </w:r>
+    </w:p>
+    <w:p>
+      <w:pPr>
         <w:pBdr>
           <w:left w:val="single" w:color="C4342A" w:sz="18" w:space="8"/>
         </w:pBdr>
@@ -12482,174 +12700,18 @@
           <w:sz w:val="21"/>
           <w:szCs w:val="21"/>
         </w:rPr>
-        <w:t xml:space="preserve"> is set deliberately and the download would not be permitted anyway. The browser that is present works — all ten tests pass against build 1194 once it is reachable under the path the pin expects. Nothing in the repository should encode that path, because it is a property of one container and not of the project; it is written down here so the next person reads the error as a version mismatch rather than as a broken gate.</w:t>
-      </w:r>
-    </w:p>
-    <w:p>
-      <w:pPr>
-        <w:spacing w:after="140" w:line="276"/>
-      </w:pPr>
-      <w:r>
-        <w:rPr>
-          <w:rFonts w:ascii="Calibri" w:cs="Calibri" w:eastAsia="Calibri" w:hAnsi="Calibri"/>
-          <w:b w:val="false"/>
-          <w:bCs w:val="false"/>
-          <w:i w:val="false"/>
-          <w:iCs w:val="false"/>
-          <w:color w:val="1B2027"/>
-          <w:sz w:val="21"/>
-          <w:szCs w:val="21"/>
-        </w:rPr>
-        <w:t xml:space="preserve">That correction is load-bearing in an unwelcome direction. Several components had never been type-checked against their own templates, because </w:t>
-      </w:r>
-      <w:r>
-        <w:rPr>
-          <w:rFonts w:ascii="Consolas" w:cs="Consolas" w:eastAsia="Consolas" w:hAnsi="Consolas"/>
-          <w:b w:val="false"/>
-          <w:bCs w:val="false"/>
-          <w:i w:val="false"/>
-          <w:iCs w:val="false"/>
-          <w:color w:val="1B2027"/>
-          <w:sz w:val="19"/>
-          <w:szCs w:val="19"/>
-        </w:rPr>
-        <w:t xml:space="preserve">ng test</w:t>
-      </w:r>
-      <w:r>
-        <w:rPr>
-          <w:rFonts w:ascii="Calibri" w:cs="Calibri" w:eastAsia="Calibri" w:hAnsi="Calibri"/>
-          <w:b w:val="false"/>
-          <w:bCs w:val="false"/>
-          <w:i w:val="false"/>
-          <w:iCs w:val="false"/>
-          <w:color w:val="1B2027"/>
-          <w:sz w:val="21"/>
-          <w:szCs w:val="21"/>
-        </w:rPr>
-        <w:t xml:space="preserve"> does not type-check a component no spec imports and </w:t>
-      </w:r>
-      <w:r>
-        <w:rPr>
-          <w:rFonts w:ascii="Consolas" w:cs="Consolas" w:eastAsia="Consolas" w:hAnsi="Consolas"/>
-          <w:b w:val="false"/>
-          <w:bCs w:val="false"/>
-          <w:i w:val="false"/>
-          <w:iCs w:val="false"/>
-          <w:color w:val="1B2027"/>
-          <w:sz w:val="19"/>
-          <w:szCs w:val="19"/>
-        </w:rPr>
-        <w:t xml:space="preserve">tsc --noEmit</w:t>
-      </w:r>
-      <w:r>
-        <w:rPr>
-          <w:rFonts w:ascii="Calibri" w:cs="Calibri" w:eastAsia="Calibri" w:hAnsi="Calibri"/>
-          <w:b w:val="false"/>
-          <w:bCs w:val="false"/>
-          <w:i w:val="false"/>
-          <w:iCs w:val="false"/>
-          <w:color w:val="1B2027"/>
-          <w:sz w:val="21"/>
-          <w:szCs w:val="21"/>
-        </w:rPr>
-        <w:t xml:space="preserve"> does not check Angular templates at all. Only </w:t>
-      </w:r>
-      <w:r>
-        <w:rPr>
-          <w:rFonts w:ascii="Consolas" w:cs="Consolas" w:eastAsia="Consolas" w:hAnsi="Consolas"/>
-          <w:b w:val="false"/>
-          <w:bCs w:val="false"/>
-          <w:i w:val="false"/>
-          <w:iCs w:val="false"/>
-          <w:color w:val="1B2027"/>
-          <w:sz w:val="19"/>
-          <w:szCs w:val="19"/>
-        </w:rPr>
-        <w:t xml:space="preserve">ng build --configuration production</w:t>
-      </w:r>
-      <w:r>
-        <w:rPr>
-          <w:rFonts w:ascii="Calibri" w:cs="Calibri" w:eastAsia="Calibri" w:hAnsi="Calibri"/>
-          <w:b w:val="false"/>
-          <w:bCs w:val="false"/>
-          <w:i w:val="false"/>
-          <w:iCs w:val="false"/>
-          <w:color w:val="1B2027"/>
-          <w:sz w:val="21"/>
-          <w:szCs w:val="21"/>
-        </w:rPr>
-        <w:t xml:space="preserve"> catches both, and running it surfaced real defects — a template referencing a signal that did not exist, another calling </w:t>
-      </w:r>
-      <w:r>
-        <w:rPr>
-          <w:rFonts w:ascii="Consolas" w:cs="Consolas" w:eastAsia="Consolas" w:hAnsi="Consolas"/>
-          <w:b w:val="false"/>
-          <w:bCs w:val="false"/>
-          <w:i w:val="false"/>
-          <w:iCs w:val="false"/>
-          <w:color w:val="1B2027"/>
-          <w:sz w:val="19"/>
-          <w:szCs w:val="19"/>
-        </w:rPr>
-        <w:t xml:space="preserve">new</w:t>
-      </w:r>
-      <w:r>
-        <w:rPr>
-          <w:rFonts w:ascii="Calibri" w:cs="Calibri" w:eastAsia="Calibri" w:hAnsi="Calibri"/>
-          <w:b w:val="false"/>
-          <w:bCs w:val="false"/>
-          <w:i w:val="false"/>
-          <w:iCs w:val="false"/>
-          <w:color w:val="1B2027"/>
-          <w:sz w:val="21"/>
-          <w:szCs w:val="21"/>
-        </w:rPr>
-        <w:t xml:space="preserve"> where the Angular parser has no </w:t>
-      </w:r>
-      <w:r>
-        <w:rPr>
-          <w:rFonts w:ascii="Consolas" w:cs="Consolas" w:eastAsia="Consolas" w:hAnsi="Consolas"/>
-          <w:b w:val="false"/>
-          <w:bCs w:val="false"/>
-          <w:i w:val="false"/>
-          <w:iCs w:val="false"/>
-          <w:color w:val="1B2027"/>
-          <w:sz w:val="19"/>
-          <w:szCs w:val="19"/>
-        </w:rPr>
-        <w:t xml:space="preserve">new</w:t>
-      </w:r>
-      <w:r>
-        <w:rPr>
-          <w:rFonts w:ascii="Calibri" w:cs="Calibri" w:eastAsia="Calibri" w:hAnsi="Calibri"/>
-          <w:b w:val="false"/>
-          <w:bCs w:val="false"/>
-          <w:i w:val="false"/>
-          <w:iCs w:val="false"/>
-          <w:color w:val="1B2027"/>
-          <w:sz w:val="21"/>
-          <w:szCs w:val="21"/>
-        </w:rPr>
-        <w:t xml:space="preserve">. Both checks stay in the loop.</w:t>
-      </w:r>
-    </w:p>
-    <w:p>
-      <w:pPr>
-        <w:spacing w:after="140" w:line="276"/>
-      </w:pPr>
-      <w:r>
-        <w:rPr>
-          <w:rFonts w:ascii="Calibri" w:cs="Calibri" w:eastAsia="Calibri" w:hAnsi="Calibri"/>
-          <w:b w:val="false"/>
-          <w:bCs w:val="false"/>
-          <w:i w:val="false"/>
-          <w:iCs w:val="false"/>
-          <w:color w:val="1B2027"/>
-          <w:sz w:val="21"/>
-          <w:szCs w:val="21"/>
-        </w:rPr>
-        <w:t xml:space="preserve">What remains true: the demo’s end-to-end tests drive a stub viewer rather than the real one, so </w:t>
-      </w:r>
+        <w:t xml:space="preserve"> is set deliberately and the download would not be permitted anyway.</w:t>
+      </w:r>
+    </w:p>
+    <w:p>
+      <w:pPr>
+        <w:pBdr>
+          <w:left w:val="single" w:color="C4342A" w:sz="18" w:space="8"/>
+        </w:pBdr>
+        <w:shd w:fill="FBEDEC" w:color="auto" w:val="clear"/>
+        <w:spacing w:after="180" w:before="140"/>
+        <w:ind w:left="120" w:right="120"/>
+      </w:pPr>
       <w:r>
         <w:rPr>
           <w:rFonts w:ascii="Calibri" w:cs="Calibri" w:eastAsia="Calibri" w:hAnsi="Calibri"/>
@@ -12661,46 +12723,98 @@
           <w:sz w:val="21"/>
           <w:szCs w:val="21"/>
         </w:rPr>
-        <w:t xml:space="preserve">the </w:t>
-      </w:r>
-      <w:r>
-        <w:rPr>
-          <w:rFonts w:ascii="Consolas" w:cs="Consolas" w:eastAsia="Consolas" w:hAnsi="Consolas"/>
-          <w:b/>
-          <w:bCs/>
-          <w:i w:val="false"/>
-          <w:iCs w:val="false"/>
-          <w:color w:val="1B2027"/>
-          <w:sz w:val="19"/>
-          <w:szCs w:val="19"/>
-        </w:rPr>
-        <w:t xml:space="preserve">/embed</w:t>
-      </w:r>
-      <w:r>
-        <w:rPr>
-          <w:rFonts w:ascii="Calibri" w:cs="Calibri" w:eastAsia="Calibri" w:hAnsi="Calibri"/>
-          <w:b/>
-          <w:bCs/>
-          <w:i w:val="false"/>
-          <w:iCs w:val="false"/>
-          <w:color w:val="1B2027"/>
-          <w:sz w:val="21"/>
-          <w:szCs w:val="21"/>
-        </w:rPr>
-        <w:t xml:space="preserve"> route still has not been rendered by Angular inside a host frame on an installed deployment</w:t>
-      </w:r>
-      <w:r>
-        <w:rPr>
-          <w:rFonts w:ascii="Calibri" w:cs="Calibri" w:eastAsia="Calibri" w:hAnsi="Calibri"/>
-          <w:b w:val="false"/>
-          <w:bCs w:val="false"/>
-          <w:i w:val="false"/>
-          <w:iCs w:val="false"/>
-          <w:color w:val="1B2027"/>
-          <w:sz w:val="21"/>
-          <w:szCs w:val="21"/>
-        </w:rPr>
-        <w:t xml:space="preserve"> (§13).</w:t>
+        <w:t xml:space="preserve">The remedy is already in the repository, and the last issue of this document described a workaround instead of it.</w:t>
+      </w:r>
+      <w:r>
+        <w:rPr>
+          <w:rFonts w:ascii="Calibri" w:cs="Calibri" w:eastAsia="Calibri" w:hAnsi="Calibri"/>
+          <w:b w:val="false"/>
+          <w:bCs w:val="false"/>
+          <w:i w:val="false"/>
+          <w:iCs w:val="false"/>
+          <w:color w:val="1B2027"/>
+          <w:sz w:val="21"/>
+          <w:szCs w:val="21"/>
+        </w:rPr>
+        <w:t xml:space="preserve"> </w:t>
+      </w:r>
+      <w:r>
+        <w:rPr>
+          <w:rFonts w:ascii="Consolas" w:cs="Consolas" w:eastAsia="Consolas" w:hAnsi="Consolas"/>
+          <w:b w:val="false"/>
+          <w:bCs w:val="false"/>
+          <w:i w:val="false"/>
+          <w:iCs w:val="false"/>
+          <w:color w:val="1B2027"/>
+          <w:sz w:val="19"/>
+          <w:szCs w:val="19"/>
+        </w:rPr>
+        <w:t xml:space="preserve">demo/e2e/playwright.config.mjs</w:t>
+      </w:r>
+      <w:r>
+        <w:rPr>
+          <w:rFonts w:ascii="Calibri" w:cs="Calibri" w:eastAsia="Calibri" w:hAnsi="Calibri"/>
+          <w:b w:val="false"/>
+          <w:bCs w:val="false"/>
+          <w:i w:val="false"/>
+          <w:iCs w:val="false"/>
+          <w:color w:val="1B2027"/>
+          <w:sz w:val="21"/>
+          <w:szCs w:val="21"/>
+        </w:rPr>
+        <w:t xml:space="preserve"> reads </w:t>
+      </w:r>
+      <w:r>
+        <w:rPr>
+          <w:rFonts w:ascii="Consolas" w:cs="Consolas" w:eastAsia="Consolas" w:hAnsi="Consolas"/>
+          <w:b w:val="false"/>
+          <w:bCs w:val="false"/>
+          <w:i w:val="false"/>
+          <w:iCs w:val="false"/>
+          <w:color w:val="1B2027"/>
+          <w:sz w:val="19"/>
+          <w:szCs w:val="19"/>
+        </w:rPr>
+        <w:t xml:space="preserve">PLAYWRIGHT_CHROMIUM_PATH</w:t>
+      </w:r>
+      <w:r>
+        <w:rPr>
+          <w:rFonts w:ascii="Calibri" w:cs="Calibri" w:eastAsia="Calibri" w:hAnsi="Calibri"/>
+          <w:b w:val="false"/>
+          <w:bCs w:val="false"/>
+          <w:i w:val="false"/>
+          <w:iCs w:val="false"/>
+          <w:color w:val="1B2027"/>
+          <w:sz w:val="21"/>
+          <w:szCs w:val="21"/>
+        </w:rPr>
+        <w:t xml:space="preserve"> and passes it as </w:t>
+      </w:r>
+      <w:r>
+        <w:rPr>
+          <w:rFonts w:ascii="Consolas" w:cs="Consolas" w:eastAsia="Consolas" w:hAnsi="Consolas"/>
+          <w:b w:val="false"/>
+          <w:bCs w:val="false"/>
+          <w:i w:val="false"/>
+          <w:iCs w:val="false"/>
+          <w:color w:val="1B2027"/>
+          <w:sz w:val="19"/>
+          <w:szCs w:val="19"/>
+        </w:rPr>
+        <w:t xml:space="preserve">launchOptions.executablePath</w:t>
+      </w:r>
+      <w:r>
+        <w:rPr>
+          <w:rFonts w:ascii="Calibri" w:cs="Calibri" w:eastAsia="Calibri" w:hAnsi="Calibri"/>
+          <w:b w:val="false"/>
+          <w:bCs w:val="false"/>
+          <w:i w:val="false"/>
+          <w:iCs w:val="false"/>
+          <w:color w:val="1B2027"/>
+          <w:sz w:val="21"/>
+          <w:szCs w:val="21"/>
+        </w:rPr>
+        <w:t xml:space="preserve">, which bypasses the build-number lookup entirely: pointing it at the installed browser passes all ten against the one that is present. The previous note said the browser had to be made “reachable under the path the pin expects”, which works and is the wrong advice — it reconstructs by hand a mechanism the config already supports, and it leaves behind container-specific directories that the next upgrade silently invalidates. The pipeline stage uses the environment variable, and falls back to installing the pinned build only when no path is given.</w:t>
       </w:r>
     </w:p>
     <w:p>
@@ -13874,20 +13988,20 @@
           <w:sz w:val="21"/>
           <w:szCs w:val="21"/>
         </w:rPr>
-        <w:t xml:space="preserve">Four of these ten run in CI.</w:t>
-      </w:r>
-      <w:r>
-        <w:rPr>
-          <w:rFonts w:ascii="Calibri" w:cs="Calibri" w:eastAsia="Calibri" w:hAnsi="Calibri"/>
-          <w:b w:val="false"/>
-          <w:bCs w:val="false"/>
-          <w:i w:val="false"/>
-          <w:iCs w:val="false"/>
-          <w:color w:val="1B2027"/>
-          <w:sz w:val="21"/>
-          <w:szCs w:val="21"/>
-        </w:rPr>
-        <w:t xml:space="preserve"> The last issue said five, and its own next sentence listed four — the headline was a miscount of the prose beneath it. The CI Node is not the container’s, so the version trap above does not reach the pipeline. The platform’s </w:t>
+        <w:t xml:space="preserve">All ten now run in CI</w:t>
+      </w:r>
+      <w:r>
+        <w:rPr>
+          <w:rFonts w:ascii="Calibri" w:cs="Calibri" w:eastAsia="Calibri" w:hAnsi="Calibri"/>
+          <w:b w:val="false"/>
+          <w:bCs w:val="false"/>
+          <w:i w:val="false"/>
+          <w:iCs w:val="false"/>
+          <w:color w:val="1B2027"/>
+          <w:sz w:val="21"/>
+          <w:szCs w:val="21"/>
+        </w:rPr>
+        <w:t xml:space="preserve">, where four did when this document was last issued. The CI Node is not the container’s, so the version trap above does not reach the pipeline. The platform’s </w:t>
       </w:r>
       <w:r>
         <w:rPr>
@@ -13965,6 +14079,58 @@
           <w:sz w:val="21"/>
           <w:szCs w:val="21"/>
         </w:rPr>
+        <w:t xml:space="preserve"> and </w:t>
+      </w:r>
+      <w:r>
+        <w:rPr>
+          <w:rFonts w:ascii="Consolas" w:cs="Consolas" w:eastAsia="Consolas" w:hAnsi="Consolas"/>
+          <w:b w:val="false"/>
+          <w:bCs w:val="false"/>
+          <w:i w:val="false"/>
+          <w:iCs w:val="false"/>
+          <w:color w:val="1B2027"/>
+          <w:sz w:val="19"/>
+          <w:szCs w:val="19"/>
+        </w:rPr>
+        <w:t xml:space="preserve">ng test</w:t>
+      </w:r>
+      <w:r>
+        <w:rPr>
+          <w:rFonts w:ascii="Calibri" w:cs="Calibri" w:eastAsia="Calibri" w:hAnsi="Calibri"/>
+          <w:b w:val="false"/>
+          <w:bCs w:val="false"/>
+          <w:i w:val="false"/>
+          <w:iCs w:val="false"/>
+          <w:color w:val="1B2027"/>
+          <w:sz w:val="21"/>
+          <w:szCs w:val="21"/>
+        </w:rPr>
+        <w:t xml:space="preserve"> against this repository, and every gate in the table: </w:t>
+      </w:r>
+      <w:r>
+        <w:rPr>
+          <w:rFonts w:ascii="Consolas" w:cs="Consolas" w:eastAsia="Consolas" w:hAnsi="Consolas"/>
+          <w:b w:val="false"/>
+          <w:bCs w:val="false"/>
+          <w:i w:val="false"/>
+          <w:iCs w:val="false"/>
+          <w:color w:val="1B2027"/>
+          <w:sz w:val="19"/>
+          <w:szCs w:val="19"/>
+        </w:rPr>
+        <w:t xml:space="preserve">check:no-remote-code</w:t>
+      </w:r>
+      <w:r>
+        <w:rPr>
+          <w:rFonts w:ascii="Calibri" w:cs="Calibri" w:eastAsia="Calibri" w:hAnsi="Calibri"/>
+          <w:b w:val="false"/>
+          <w:bCs w:val="false"/>
+          <w:i w:val="false"/>
+          <w:iCs w:val="false"/>
+          <w:color w:val="1B2027"/>
+          <w:sz w:val="21"/>
+          <w:szCs w:val="21"/>
+        </w:rPr>
         <w:t xml:space="preserve">, </w:t>
       </w:r>
       <w:r>
@@ -13978,7 +14144,7 @@
           <w:sz w:val="19"/>
           <w:szCs w:val="19"/>
         </w:rPr>
-        <w:t xml:space="preserve">check:no-remote-code</w:t>
+        <w:t xml:space="preserve">check:i18n</w:t>
       </w:r>
       <w:r>
         <w:rPr>
@@ -14004,7 +14170,7 @@
           <w:sz w:val="19"/>
           <w:szCs w:val="19"/>
         </w:rPr>
-        <w:t xml:space="preserve">check:i18n</w:t>
+        <w:t xml:space="preserve">check:i18n-markup</w:t>
       </w:r>
       <w:r>
         <w:rPr>
@@ -14030,7 +14196,7 @@
           <w:sz w:val="19"/>
           <w:szCs w:val="19"/>
         </w:rPr>
-        <w:t xml:space="preserve">check:i18n-markup</w:t>
+        <w:t xml:space="preserve">test:scripts</w:t>
       </w:r>
       <w:r>
         <w:rPr>
@@ -14056,20 +14222,46 @@
           <w:sz w:val="19"/>
           <w:szCs w:val="19"/>
         </w:rPr>
-        <w:t xml:space="preserve">test:scripts</w:t>
-      </w:r>
-      <w:r>
-        <w:rPr>
-          <w:rFonts w:ascii="Calibri" w:cs="Calibri" w:eastAsia="Calibri" w:hAnsi="Calibri"/>
-          <w:b w:val="false"/>
-          <w:bCs w:val="false"/>
-          <w:i w:val="false"/>
-          <w:iCs w:val="false"/>
-          <w:color w:val="1B2027"/>
-          <w:sz w:val="21"/>
-          <w:szCs w:val="21"/>
-        </w:rPr>
-        <w:t xml:space="preserve">, </w:t>
+        <w:t xml:space="preserve">check:icons</w:t>
+      </w:r>
+      <w:r>
+        <w:rPr>
+          <w:rFonts w:ascii="Calibri" w:cs="Calibri" w:eastAsia="Calibri" w:hAnsi="Calibri"/>
+          <w:b w:val="false"/>
+          <w:bCs w:val="false"/>
+          <w:i w:val="false"/>
+          <w:iCs w:val="false"/>
+          <w:color w:val="1B2027"/>
+          <w:sz w:val="21"/>
+          <w:szCs w:val="21"/>
+        </w:rPr>
+        <w:t xml:space="preserve"> and </w:t>
+      </w:r>
+      <w:r>
+        <w:rPr>
+          <w:rFonts w:ascii="Consolas" w:cs="Consolas" w:eastAsia="Consolas" w:hAnsi="Consolas"/>
+          <w:b w:val="false"/>
+          <w:bCs w:val="false"/>
+          <w:i w:val="false"/>
+          <w:iCs w:val="false"/>
+          <w:color w:val="1B2027"/>
+          <w:sz w:val="19"/>
+          <w:szCs w:val="19"/>
+        </w:rPr>
+        <w:t xml:space="preserve">check:samples</w:t>
+      </w:r>
+      <w:r>
+        <w:rPr>
+          <w:rFonts w:ascii="Calibri" w:cs="Calibri" w:eastAsia="Calibri" w:hAnsi="Calibri"/>
+          <w:b w:val="false"/>
+          <w:bCs w:val="false"/>
+          <w:i w:val="false"/>
+          <w:iCs w:val="false"/>
+          <w:color w:val="1B2027"/>
+          <w:sz w:val="21"/>
+          <w:szCs w:val="21"/>
+        </w:rPr>
+        <w:t xml:space="preserve"> in the static-analysis stage; </w:t>
       </w:r>
       <w:r>
         <w:rPr>
@@ -14095,6 +14287,32 @@
           <w:sz w:val="21"/>
           <w:szCs w:val="21"/>
         </w:rPr>
+        <w:t xml:space="preserve"> then </w:t>
+      </w:r>
+      <w:r>
+        <w:rPr>
+          <w:rFonts w:ascii="Consolas" w:cs="Consolas" w:eastAsia="Consolas" w:hAnsi="Consolas"/>
+          <w:b w:val="false"/>
+          <w:bCs w:val="false"/>
+          <w:i w:val="false"/>
+          <w:iCs w:val="false"/>
+          <w:color w:val="1B2027"/>
+          <w:sz w:val="19"/>
+          <w:szCs w:val="19"/>
+        </w:rPr>
+        <w:t xml:space="preserve">check:served-assets</w:t>
+      </w:r>
+      <w:r>
+        <w:rPr>
+          <w:rFonts w:ascii="Calibri" w:cs="Calibri" w:eastAsia="Calibri" w:hAnsi="Calibri"/>
+          <w:b w:val="false"/>
+          <w:bCs w:val="false"/>
+          <w:i w:val="false"/>
+          <w:iCs w:val="false"/>
+          <w:color w:val="1B2027"/>
+          <w:sz w:val="21"/>
+          <w:szCs w:val="21"/>
+        </w:rPr>
         <w:t xml:space="preserve"> and </w:t>
       </w:r>
       <w:r>
@@ -14108,20 +14326,20 @@
           <w:sz w:val="19"/>
           <w:szCs w:val="19"/>
         </w:rPr>
-        <w:t xml:space="preserve">ng test</w:t>
-      </w:r>
-      <w:r>
-        <w:rPr>
-          <w:rFonts w:ascii="Calibri" w:cs="Calibri" w:eastAsia="Calibri" w:hAnsi="Calibri"/>
-          <w:b w:val="false"/>
-          <w:bCs w:val="false"/>
-          <w:i w:val="false"/>
-          <w:iCs w:val="false"/>
-          <w:color w:val="1B2027"/>
-          <w:sz w:val="21"/>
-          <w:szCs w:val="21"/>
-        </w:rPr>
-        <w:t xml:space="preserve"> against this repository. </w:t>
+        <w:t xml:space="preserve">check:bundle-budget</w:t>
+      </w:r>
+      <w:r>
+        <w:rPr>
+          <w:rFonts w:ascii="Calibri" w:cs="Calibri" w:eastAsia="Calibri" w:hAnsi="Calibri"/>
+          <w:b w:val="false"/>
+          <w:bCs w:val="false"/>
+          <w:i w:val="false"/>
+          <w:iCs w:val="false"/>
+          <w:color w:val="1B2027"/>
+          <w:sz w:val="21"/>
+          <w:szCs w:val="21"/>
+        </w:rPr>
+        <w:t xml:space="preserve"> in the build stage, because those two read the bundle and cannot run before it exists; </w:t>
       </w:r>
       <w:r>
         <w:rPr>
@@ -14147,111 +14365,7 @@
           <w:sz w:val="21"/>
           <w:szCs w:val="21"/>
         </w:rPr>
-        <w:t xml:space="preserve">, </w:t>
-      </w:r>
-      <w:r>
-        <w:rPr>
-          <w:rFonts w:ascii="Consolas" w:cs="Consolas" w:eastAsia="Consolas" w:hAnsi="Consolas"/>
-          <w:b w:val="false"/>
-          <w:bCs w:val="false"/>
-          <w:i w:val="false"/>
-          <w:iCs w:val="false"/>
-          <w:color w:val="1B2027"/>
-          <w:sz w:val="19"/>
-          <w:szCs w:val="19"/>
-        </w:rPr>
-        <w:t xml:space="preserve">check:icons</w:t>
-      </w:r>
-      <w:r>
-        <w:rPr>
-          <w:rFonts w:ascii="Calibri" w:cs="Calibri" w:eastAsia="Calibri" w:hAnsi="Calibri"/>
-          <w:b w:val="false"/>
-          <w:bCs w:val="false"/>
-          <w:i w:val="false"/>
-          <w:iCs w:val="false"/>
-          <w:color w:val="1B2027"/>
-          <w:sz w:val="21"/>
-          <w:szCs w:val="21"/>
-        </w:rPr>
-        <w:t xml:space="preserve">, </w:t>
-      </w:r>
-      <w:r>
-        <w:rPr>
-          <w:rFonts w:ascii="Consolas" w:cs="Consolas" w:eastAsia="Consolas" w:hAnsi="Consolas"/>
-          <w:b w:val="false"/>
-          <w:bCs w:val="false"/>
-          <w:i w:val="false"/>
-          <w:iCs w:val="false"/>
-          <w:color w:val="1B2027"/>
-          <w:sz w:val="19"/>
-          <w:szCs w:val="19"/>
-        </w:rPr>
-        <w:t xml:space="preserve">check:samples</w:t>
-      </w:r>
-      <w:r>
-        <w:rPr>
-          <w:rFonts w:ascii="Calibri" w:cs="Calibri" w:eastAsia="Calibri" w:hAnsi="Calibri"/>
-          <w:b w:val="false"/>
-          <w:bCs w:val="false"/>
-          <w:i w:val="false"/>
-          <w:iCs w:val="false"/>
-          <w:color w:val="1B2027"/>
-          <w:sz w:val="21"/>
-          <w:szCs w:val="21"/>
-        </w:rPr>
-        <w:t xml:space="preserve">, </w:t>
-      </w:r>
-      <w:r>
-        <w:rPr>
-          <w:rFonts w:ascii="Consolas" w:cs="Consolas" w:eastAsia="Consolas" w:hAnsi="Consolas"/>
-          <w:b w:val="false"/>
-          <w:bCs w:val="false"/>
-          <w:i w:val="false"/>
-          <w:iCs w:val="false"/>
-          <w:color w:val="1B2027"/>
-          <w:sz w:val="19"/>
-          <w:szCs w:val="19"/>
-        </w:rPr>
-        <w:t xml:space="preserve">check:served-assets</w:t>
-      </w:r>
-      <w:r>
-        <w:rPr>
-          <w:rFonts w:ascii="Calibri" w:cs="Calibri" w:eastAsia="Calibri" w:hAnsi="Calibri"/>
-          <w:b w:val="false"/>
-          <w:bCs w:val="false"/>
-          <w:i w:val="false"/>
-          <w:iCs w:val="false"/>
-          <w:color w:val="1B2027"/>
-          <w:sz w:val="21"/>
-          <w:szCs w:val="21"/>
-        </w:rPr>
-        <w:t xml:space="preserve">, </w:t>
-      </w:r>
-      <w:r>
-        <w:rPr>
-          <w:rFonts w:ascii="Consolas" w:cs="Consolas" w:eastAsia="Consolas" w:hAnsi="Consolas"/>
-          <w:b w:val="false"/>
-          <w:bCs w:val="false"/>
-          <w:i w:val="false"/>
-          <w:iCs w:val="false"/>
-          <w:color w:val="1B2027"/>
-          <w:sz w:val="19"/>
-          <w:szCs w:val="19"/>
-        </w:rPr>
-        <w:t xml:space="preserve">check:bundle-budget</w:t>
-      </w:r>
-      <w:r>
-        <w:rPr>
-          <w:rFonts w:ascii="Calibri" w:cs="Calibri" w:eastAsia="Calibri" w:hAnsi="Calibri"/>
-          <w:b w:val="false"/>
-          <w:bCs w:val="false"/>
-          <w:i w:val="false"/>
-          <w:iCs w:val="false"/>
-          <w:color w:val="1B2027"/>
-          <w:sz w:val="21"/>
-          <w:szCs w:val="21"/>
-        </w:rPr>
-        <w:t xml:space="preserve"> and </w:t>
+        <w:t xml:space="preserve"> beside the backend’s own licence gate; and </w:t>
       </w:r>
       <w:r>
         <w:rPr>
@@ -14277,51 +14391,7 @@
           <w:sz w:val="21"/>
           <w:szCs w:val="21"/>
         </w:rPr>
-        <w:t xml:space="preserve"> exist, pass locally, and guard nothing until a pipeline stage calls them. A gate nothing runs is documentation.</w:t>
-      </w:r>
-    </w:p>
-    <w:p>
-      <w:pPr>
-        <w:spacing w:after="140" w:line="276"/>
-      </w:pPr>
-      <w:r>
-        <w:rPr>
-          <w:rFonts w:ascii="Calibri" w:cs="Calibri" w:eastAsia="Calibri" w:hAnsi="Calibri"/>
-          <w:b w:val="false"/>
-          <w:bCs w:val="false"/>
-          <w:i w:val="false"/>
-          <w:iCs w:val="false"/>
-          <w:color w:val="1B2027"/>
-          <w:sz w:val="21"/>
-          <w:szCs w:val="21"/>
-        </w:rPr>
-        <w:t xml:space="preserve">The count is ten rather than nine because </w:t>
-      </w:r>
-      <w:r>
-        <w:rPr>
-          <w:rFonts w:ascii="Consolas" w:cs="Consolas" w:eastAsia="Consolas" w:hAnsi="Consolas"/>
-          <w:b w:val="false"/>
-          <w:bCs w:val="false"/>
-          <w:i w:val="false"/>
-          <w:iCs w:val="false"/>
-          <w:color w:val="1B2027"/>
-          <w:sz w:val="19"/>
-          <w:szCs w:val="19"/>
-        </w:rPr>
-        <w:t xml:space="preserve">check:bundle-budget</w:t>
-      </w:r>
-      <w:r>
-        <w:rPr>
-          <w:rFonts w:ascii="Calibri" w:cs="Calibri" w:eastAsia="Calibri" w:hAnsi="Calibri"/>
-          <w:b w:val="false"/>
-          <w:bCs w:val="false"/>
-          <w:i w:val="false"/>
-          <w:iCs w:val="false"/>
-          <w:color w:val="1B2027"/>
-          <w:sz w:val="21"/>
-          <w:szCs w:val="21"/>
-        </w:rPr>
-        <w:t xml:space="preserve"> was missing from the table above — it has existed and passed since the budgets were set, and a gate absent from the list of gates is one nobody will think to wire up.</w:t>
+        <w:t xml:space="preserve"> as its own stage under Tests.</w:t>
       </w:r>
     </w:p>
     <w:p>
@@ -14344,163 +14414,7 @@
           <w:sz w:val="21"/>
           <w:szCs w:val="21"/>
         </w:rPr>
-        <w:t xml:space="preserve">One correction to the </w:t>
-      </w:r>
-      <w:r>
-        <w:rPr>
-          <w:rFonts w:ascii="Consolas" w:cs="Consolas" w:eastAsia="Consolas" w:hAnsi="Consolas"/>
-          <w:b w:val="false"/>
-          <w:bCs w:val="false"/>
-          <w:i w:val="false"/>
-          <w:iCs w:val="false"/>
-          <w:color w:val="1B2027"/>
-          <w:sz w:val="19"/>
-          <w:szCs w:val="19"/>
-        </w:rPr>
-        <w:t xml:space="preserve">tsc</w:t>
-      </w:r>
-      <w:r>
-        <w:rPr>
-          <w:rFonts w:ascii="Calibri" w:cs="Calibri" w:eastAsia="Calibri" w:hAnsi="Calibri"/>
-          <w:b w:val="false"/>
-          <w:bCs w:val="false"/>
-          <w:i w:val="false"/>
-          <w:iCs w:val="false"/>
-          <w:color w:val="1B2027"/>
-          <w:sz w:val="21"/>
-          <w:szCs w:val="21"/>
-        </w:rPr>
-        <w:t xml:space="preserve"> line in the last issue: the pipeline passes </w:t>
-      </w:r>
-      <w:r>
-        <w:rPr>
-          <w:rFonts w:ascii="Consolas" w:cs="Consolas" w:eastAsia="Consolas" w:hAnsi="Consolas"/>
-          <w:b w:val="false"/>
-          <w:bCs w:val="false"/>
-          <w:i w:val="false"/>
-          <w:iCs w:val="false"/>
-          <w:color w:val="1B2027"/>
-          <w:sz w:val="19"/>
-          <w:szCs w:val="19"/>
-        </w:rPr>
-        <w:t xml:space="preserve">--build --force</w:t>
-      </w:r>
-      <w:r>
-        <w:rPr>
-          <w:rFonts w:ascii="Calibri" w:cs="Calibri" w:eastAsia="Calibri" w:hAnsi="Calibri"/>
-          <w:b w:val="false"/>
-          <w:bCs w:val="false"/>
-          <w:i w:val="false"/>
-          <w:iCs w:val="false"/>
-          <w:color w:val="1B2027"/>
-          <w:sz w:val="21"/>
-          <w:szCs w:val="21"/>
-        </w:rPr>
-        <w:t xml:space="preserve">, not a bare </w:t>
-      </w:r>
-      <w:r>
-        <w:rPr>
-          <w:rFonts w:ascii="Consolas" w:cs="Consolas" w:eastAsia="Consolas" w:hAnsi="Consolas"/>
-          <w:b w:val="false"/>
-          <w:bCs w:val="false"/>
-          <w:i w:val="false"/>
-          <w:iCs w:val="false"/>
-          <w:color w:val="1B2027"/>
-          <w:sz w:val="19"/>
-          <w:szCs w:val="19"/>
-        </w:rPr>
-        <w:t xml:space="preserve">--noEmit</w:t>
-      </w:r>
-      <w:r>
-        <w:rPr>
-          <w:rFonts w:ascii="Calibri" w:cs="Calibri" w:eastAsia="Calibri" w:hAnsi="Calibri"/>
-          <w:b w:val="false"/>
-          <w:bCs w:val="false"/>
-          <w:i w:val="false"/>
-          <w:iCs w:val="false"/>
-          <w:color w:val="1B2027"/>
-          <w:sz w:val="21"/>
-          <w:szCs w:val="21"/>
-        </w:rPr>
-        <w:t xml:space="preserve">. </w:t>
-      </w:r>
-      <w:r>
-        <w:rPr>
-          <w:rFonts w:ascii="Consolas" w:cs="Consolas" w:eastAsia="Consolas" w:hAnsi="Consolas"/>
-          <w:b w:val="false"/>
-          <w:bCs w:val="false"/>
-          <w:i w:val="false"/>
-          <w:iCs w:val="false"/>
-          <w:color w:val="1B2027"/>
-          <w:sz w:val="19"/>
-          <w:szCs w:val="19"/>
-        </w:rPr>
-        <w:t xml:space="preserve">tsconfig.json</w:t>
-      </w:r>
-      <w:r>
-        <w:rPr>
-          <w:rFonts w:ascii="Calibri" w:cs="Calibri" w:eastAsia="Calibri" w:hAnsi="Calibri"/>
-          <w:b w:val="false"/>
-          <w:bCs w:val="false"/>
-          <w:i w:val="false"/>
-          <w:iCs w:val="false"/>
-          <w:color w:val="1B2027"/>
-          <w:sz w:val="21"/>
-          <w:szCs w:val="21"/>
-        </w:rPr>
-        <w:t xml:space="preserve"> carries </w:t>
-      </w:r>
-      <w:r>
-        <w:rPr>
-          <w:rFonts w:ascii="Consolas" w:cs="Consolas" w:eastAsia="Consolas" w:hAnsi="Consolas"/>
-          <w:b w:val="false"/>
-          <w:bCs w:val="false"/>
-          <w:i w:val="false"/>
-          <w:iCs w:val="false"/>
-          <w:color w:val="1B2027"/>
-          <w:sz w:val="19"/>
-          <w:szCs w:val="19"/>
-        </w:rPr>
-        <w:t xml:space="preserve">"files": []</w:t>
-      </w:r>
-      <w:r>
-        <w:rPr>
-          <w:rFonts w:ascii="Calibri" w:cs="Calibri" w:eastAsia="Calibri" w:hAnsi="Calibri"/>
-          <w:b w:val="false"/>
-          <w:bCs w:val="false"/>
-          <w:i w:val="false"/>
-          <w:iCs w:val="false"/>
-          <w:color w:val="1B2027"/>
-          <w:sz w:val="21"/>
-          <w:szCs w:val="21"/>
-        </w:rPr>
-        <w:t xml:space="preserve"> and project references, so </w:t>
-      </w:r>
-      <w:r>
-        <w:rPr>
-          <w:rFonts w:ascii="Consolas" w:cs="Consolas" w:eastAsia="Consolas" w:hAnsi="Consolas"/>
-          <w:b w:val="false"/>
-          <w:bCs w:val="false"/>
-          <w:i w:val="false"/>
-          <w:iCs w:val="false"/>
-          <w:color w:val="1B2027"/>
-          <w:sz w:val="19"/>
-          <w:szCs w:val="19"/>
-        </w:rPr>
-        <w:t xml:space="preserve">tsc --noEmit</w:t>
-      </w:r>
-      <w:r>
-        <w:rPr>
-          <w:rFonts w:ascii="Calibri" w:cs="Calibri" w:eastAsia="Calibri" w:hAnsi="Calibri"/>
-          <w:b w:val="false"/>
-          <w:bCs w:val="false"/>
-          <w:i w:val="false"/>
-          <w:iCs w:val="false"/>
-          <w:color w:val="1B2027"/>
-          <w:sz w:val="21"/>
-          <w:szCs w:val="21"/>
-        </w:rPr>
-        <w:t xml:space="preserve"> type-checks nothing at all and exits 0 — proven by putting a type error in a production file and watching it pass. </w:t>
+        <w:t xml:space="preserve">The six that moved had existed and passed locally for some time, which is the state worth naming rather than the fix: </w:t>
       </w:r>
       <w:r>
         <w:rPr>
@@ -14513,7 +14427,186 @@
           <w:sz w:val="21"/>
           <w:szCs w:val="21"/>
         </w:rPr>
-        <w:t xml:space="preserve">A gate that cannot fail is worse than no gate, because it is quoted.</w:t>
+        <w:t xml:space="preserve">a gate nothing runs is documentation.</w:t>
+      </w:r>
+      <w:r>
+        <w:rPr>
+          <w:rFonts w:ascii="Calibri" w:cs="Calibri" w:eastAsia="Calibri" w:hAnsi="Calibri"/>
+          <w:b w:val="false"/>
+          <w:bCs w:val="false"/>
+          <w:i w:val="false"/>
+          <w:iCs w:val="false"/>
+          <w:color w:val="1B2027"/>
+          <w:sz w:val="21"/>
+          <w:szCs w:val="21"/>
+        </w:rPr>
+        <w:t xml:space="preserve"> Each was written because the thing it checks is otherwise invisible in a diff, and then left where nothing could fail on it.</w:t>
+      </w:r>
+    </w:p>
+    <w:p>
+      <w:pPr>
+        <w:spacing w:after="140" w:line="276"/>
+      </w:pPr>
+      <w:r>
+        <w:rPr>
+          <w:rFonts w:ascii="Calibri" w:cs="Calibri" w:eastAsia="Calibri" w:hAnsi="Calibri"/>
+          <w:b w:val="false"/>
+          <w:bCs w:val="false"/>
+          <w:i w:val="false"/>
+          <w:iCs w:val="false"/>
+          <w:color w:val="1B2027"/>
+          <w:sz w:val="21"/>
+          <w:szCs w:val="21"/>
+        </w:rPr>
+        <w:t xml:space="preserve">The count is ten rather than nine because </w:t>
+      </w:r>
+      <w:r>
+        <w:rPr>
+          <w:rFonts w:ascii="Consolas" w:cs="Consolas" w:eastAsia="Consolas" w:hAnsi="Consolas"/>
+          <w:b w:val="false"/>
+          <w:bCs w:val="false"/>
+          <w:i w:val="false"/>
+          <w:iCs w:val="false"/>
+          <w:color w:val="1B2027"/>
+          <w:sz w:val="19"/>
+          <w:szCs w:val="19"/>
+        </w:rPr>
+        <w:t xml:space="preserve">check:bundle-budget</w:t>
+      </w:r>
+      <w:r>
+        <w:rPr>
+          <w:rFonts w:ascii="Calibri" w:cs="Calibri" w:eastAsia="Calibri" w:hAnsi="Calibri"/>
+          <w:b w:val="false"/>
+          <w:bCs w:val="false"/>
+          <w:i w:val="false"/>
+          <w:iCs w:val="false"/>
+          <w:color w:val="1B2027"/>
+          <w:sz w:val="21"/>
+          <w:szCs w:val="21"/>
+        </w:rPr>
+        <w:t xml:space="preserve"> was missing from the table above — it has existed and passed since the budgets were set, and a gate absent from the list of gates is one nobody will think to wire up.</w:t>
+      </w:r>
+    </w:p>
+    <w:p>
+      <w:pPr>
+        <w:spacing w:after="140" w:line="276"/>
+      </w:pPr>
+      <w:r>
+        <w:rPr>
+          <w:rFonts w:ascii="Calibri" w:cs="Calibri" w:eastAsia="Calibri" w:hAnsi="Calibri"/>
+          <w:b w:val="false"/>
+          <w:bCs w:val="false"/>
+          <w:i w:val="false"/>
+          <w:iCs w:val="false"/>
+          <w:color w:val="1B2027"/>
+          <w:sz w:val="21"/>
+          <w:szCs w:val="21"/>
+        </w:rPr>
+        <w:t xml:space="preserve">Two of the placements are load-bearing rather than tidy. </w:t>
+      </w:r>
+      <w:r>
+        <w:rPr>
+          <w:rFonts w:ascii="Consolas" w:cs="Consolas" w:eastAsia="Consolas" w:hAnsi="Consolas"/>
+          <w:b w:val="false"/>
+          <w:bCs w:val="false"/>
+          <w:i w:val="false"/>
+          <w:iCs w:val="false"/>
+          <w:color w:val="1B2027"/>
+          <w:sz w:val="19"/>
+          <w:szCs w:val="19"/>
+        </w:rPr>
+        <w:t xml:space="preserve">check:served-assets</w:t>
+      </w:r>
+      <w:r>
+        <w:rPr>
+          <w:rFonts w:ascii="Calibri" w:cs="Calibri" w:eastAsia="Calibri" w:hAnsi="Calibri"/>
+          <w:b w:val="false"/>
+          <w:bCs w:val="false"/>
+          <w:i w:val="false"/>
+          <w:iCs w:val="false"/>
+          <w:color w:val="1B2027"/>
+          <w:sz w:val="21"/>
+          <w:szCs w:val="21"/>
+        </w:rPr>
+        <w:t xml:space="preserve"> and </w:t>
+      </w:r>
+      <w:r>
+        <w:rPr>
+          <w:rFonts w:ascii="Consolas" w:cs="Consolas" w:eastAsia="Consolas" w:hAnsi="Consolas"/>
+          <w:b w:val="false"/>
+          <w:bCs w:val="false"/>
+          <w:i w:val="false"/>
+          <w:iCs w:val="false"/>
+          <w:color w:val="1B2027"/>
+          <w:sz w:val="19"/>
+          <w:szCs w:val="19"/>
+        </w:rPr>
+        <w:t xml:space="preserve">check:bundle-budget</w:t>
+      </w:r>
+      <w:r>
+        <w:rPr>
+          <w:rFonts w:ascii="Calibri" w:cs="Calibri" w:eastAsia="Calibri" w:hAnsi="Calibri"/>
+          <w:b w:val="false"/>
+          <w:bCs w:val="false"/>
+          <w:i w:val="false"/>
+          <w:iCs w:val="false"/>
+          <w:color w:val="1B2027"/>
+          <w:sz w:val="21"/>
+          <w:szCs w:val="21"/>
+        </w:rPr>
+        <w:t xml:space="preserve"> sit after the production build in the same shell, so neither can be reached without the artifact it reads — a check that passes itself over a missing bundle reports success for every build that never produced one. And </w:t>
+      </w:r>
+      <w:r>
+        <w:rPr>
+          <w:rFonts w:ascii="Consolas" w:cs="Consolas" w:eastAsia="Consolas" w:hAnsi="Consolas"/>
+          <w:b w:val="false"/>
+          <w:bCs w:val="false"/>
+          <w:i w:val="false"/>
+          <w:iCs w:val="false"/>
+          <w:color w:val="1B2027"/>
+          <w:sz w:val="19"/>
+          <w:szCs w:val="19"/>
+        </w:rPr>
+        <w:t xml:space="preserve">check:attribution</w:t>
+      </w:r>
+      <w:r>
+        <w:rPr>
+          <w:rFonts w:ascii="Calibri" w:cs="Calibri" w:eastAsia="Calibri" w:hAnsi="Calibri"/>
+          <w:b w:val="false"/>
+          <w:bCs w:val="false"/>
+          <w:i w:val="false"/>
+          <w:iCs w:val="false"/>
+          <w:color w:val="1B2027"/>
+          <w:sz w:val="21"/>
+          <w:szCs w:val="21"/>
+        </w:rPr>
+        <w:t xml:space="preserve"> is both halves of the frontend’s licence assurance, not just a file comparison: it refuses a forbidden licence (§2.1) or one on neither list, and refuses to write </w:t>
+      </w:r>
+      <w:r>
+        <w:rPr>
+          <w:rFonts w:ascii="Consolas" w:cs="Consolas" w:eastAsia="Consolas" w:hAnsi="Consolas"/>
+          <w:b w:val="false"/>
+          <w:bCs w:val="false"/>
+          <w:i w:val="false"/>
+          <w:iCs w:val="false"/>
+          <w:color w:val="1B2027"/>
+          <w:sz w:val="19"/>
+          <w:szCs w:val="19"/>
+        </w:rPr>
+        <w:t xml:space="preserve">THIRD-PARTY-NOTICES.txt</w:t>
+      </w:r>
+      <w:r>
+        <w:rPr>
+          <w:rFonts w:ascii="Calibri" w:cs="Calibri" w:eastAsia="Calibri" w:hAnsi="Calibri"/>
+          <w:b w:val="false"/>
+          <w:bCs w:val="false"/>
+          <w:i w:val="false"/>
+          <w:iCs w:val="false"/>
+          <w:color w:val="1B2027"/>
+          <w:sz w:val="21"/>
+          <w:szCs w:val="21"/>
+        </w:rPr>
+        <w:t xml:space="preserve"> over a violation, so it cannot report a clean file for a tree that is not clean. The pipeline’s own list of gates it does not provide is one line shorter as a result.</w:t>
       </w:r>
     </w:p>
     <w:p>
@@ -14527,146 +14620,185 @@
       </w:pPr>
       <w:r>
         <w:rPr>
-          <w:rFonts w:ascii="Consolas" w:cs="Consolas" w:eastAsia="Consolas" w:hAnsi="Consolas"/>
+          <w:rFonts w:ascii="Calibri" w:cs="Calibri" w:eastAsia="Calibri" w:hAnsi="Calibri"/>
+          <w:b w:val="false"/>
+          <w:bCs w:val="false"/>
+          <w:i w:val="false"/>
+          <w:iCs w:val="false"/>
+          <w:color w:val="1B2027"/>
+          <w:sz w:val="21"/>
+          <w:szCs w:val="21"/>
+        </w:rPr>
+        <w:t xml:space="preserve">One correction to the </w:t>
+      </w:r>
+      <w:r>
+        <w:rPr>
+          <w:rFonts w:ascii="Consolas" w:cs="Consolas" w:eastAsia="Consolas" w:hAnsi="Consolas"/>
+          <w:b w:val="false"/>
+          <w:bCs w:val="false"/>
+          <w:i w:val="false"/>
+          <w:iCs w:val="false"/>
+          <w:color w:val="1B2027"/>
+          <w:sz w:val="19"/>
+          <w:szCs w:val="19"/>
+        </w:rPr>
+        <w:t xml:space="preserve">tsc</w:t>
+      </w:r>
+      <w:r>
+        <w:rPr>
+          <w:rFonts w:ascii="Calibri" w:cs="Calibri" w:eastAsia="Calibri" w:hAnsi="Calibri"/>
+          <w:b w:val="false"/>
+          <w:bCs w:val="false"/>
+          <w:i w:val="false"/>
+          <w:iCs w:val="false"/>
+          <w:color w:val="1B2027"/>
+          <w:sz w:val="21"/>
+          <w:szCs w:val="21"/>
+        </w:rPr>
+        <w:t xml:space="preserve"> line in the last issue: the pipeline passes </w:t>
+      </w:r>
+      <w:r>
+        <w:rPr>
+          <w:rFonts w:ascii="Consolas" w:cs="Consolas" w:eastAsia="Consolas" w:hAnsi="Consolas"/>
+          <w:b w:val="false"/>
+          <w:bCs w:val="false"/>
+          <w:i w:val="false"/>
+          <w:iCs w:val="false"/>
+          <w:color w:val="1B2027"/>
+          <w:sz w:val="19"/>
+          <w:szCs w:val="19"/>
+        </w:rPr>
+        <w:t xml:space="preserve">--build --force</w:t>
+      </w:r>
+      <w:r>
+        <w:rPr>
+          <w:rFonts w:ascii="Calibri" w:cs="Calibri" w:eastAsia="Calibri" w:hAnsi="Calibri"/>
+          <w:b w:val="false"/>
+          <w:bCs w:val="false"/>
+          <w:i w:val="false"/>
+          <w:iCs w:val="false"/>
+          <w:color w:val="1B2027"/>
+          <w:sz w:val="21"/>
+          <w:szCs w:val="21"/>
+        </w:rPr>
+        <w:t xml:space="preserve">, not a bare </w:t>
+      </w:r>
+      <w:r>
+        <w:rPr>
+          <w:rFonts w:ascii="Consolas" w:cs="Consolas" w:eastAsia="Consolas" w:hAnsi="Consolas"/>
+          <w:b w:val="false"/>
+          <w:bCs w:val="false"/>
+          <w:i w:val="false"/>
+          <w:iCs w:val="false"/>
+          <w:color w:val="1B2027"/>
+          <w:sz w:val="19"/>
+          <w:szCs w:val="19"/>
+        </w:rPr>
+        <w:t xml:space="preserve">--noEmit</w:t>
+      </w:r>
+      <w:r>
+        <w:rPr>
+          <w:rFonts w:ascii="Calibri" w:cs="Calibri" w:eastAsia="Calibri" w:hAnsi="Calibri"/>
+          <w:b w:val="false"/>
+          <w:bCs w:val="false"/>
+          <w:i w:val="false"/>
+          <w:iCs w:val="false"/>
+          <w:color w:val="1B2027"/>
+          <w:sz w:val="21"/>
+          <w:szCs w:val="21"/>
+        </w:rPr>
+        <w:t xml:space="preserve">. </w:t>
+      </w:r>
+      <w:r>
+        <w:rPr>
+          <w:rFonts w:ascii="Consolas" w:cs="Consolas" w:eastAsia="Consolas" w:hAnsi="Consolas"/>
+          <w:b w:val="false"/>
+          <w:bCs w:val="false"/>
+          <w:i w:val="false"/>
+          <w:iCs w:val="false"/>
+          <w:color w:val="1B2027"/>
+          <w:sz w:val="19"/>
+          <w:szCs w:val="19"/>
+        </w:rPr>
+        <w:t xml:space="preserve">tsconfig.json</w:t>
+      </w:r>
+      <w:r>
+        <w:rPr>
+          <w:rFonts w:ascii="Calibri" w:cs="Calibri" w:eastAsia="Calibri" w:hAnsi="Calibri"/>
+          <w:b w:val="false"/>
+          <w:bCs w:val="false"/>
+          <w:i w:val="false"/>
+          <w:iCs w:val="false"/>
+          <w:color w:val="1B2027"/>
+          <w:sz w:val="21"/>
+          <w:szCs w:val="21"/>
+        </w:rPr>
+        <w:t xml:space="preserve"> carries </w:t>
+      </w:r>
+      <w:r>
+        <w:rPr>
+          <w:rFonts w:ascii="Consolas" w:cs="Consolas" w:eastAsia="Consolas" w:hAnsi="Consolas"/>
+          <w:b w:val="false"/>
+          <w:bCs w:val="false"/>
+          <w:i w:val="false"/>
+          <w:iCs w:val="false"/>
+          <w:color w:val="1B2027"/>
+          <w:sz w:val="19"/>
+          <w:szCs w:val="19"/>
+        </w:rPr>
+        <w:t xml:space="preserve">"files": []</w:t>
+      </w:r>
+      <w:r>
+        <w:rPr>
+          <w:rFonts w:ascii="Calibri" w:cs="Calibri" w:eastAsia="Calibri" w:hAnsi="Calibri"/>
+          <w:b w:val="false"/>
+          <w:bCs w:val="false"/>
+          <w:i w:val="false"/>
+          <w:iCs w:val="false"/>
+          <w:color w:val="1B2027"/>
+          <w:sz w:val="21"/>
+          <w:szCs w:val="21"/>
+        </w:rPr>
+        <w:t xml:space="preserve"> and project references, so </w:t>
+      </w:r>
+      <w:r>
+        <w:rPr>
+          <w:rFonts w:ascii="Consolas" w:cs="Consolas" w:eastAsia="Consolas" w:hAnsi="Consolas"/>
+          <w:b w:val="false"/>
+          <w:bCs w:val="false"/>
+          <w:i w:val="false"/>
+          <w:iCs w:val="false"/>
+          <w:color w:val="1B2027"/>
+          <w:sz w:val="19"/>
+          <w:szCs w:val="19"/>
+        </w:rPr>
+        <w:t xml:space="preserve">tsc --noEmit</w:t>
+      </w:r>
+      <w:r>
+        <w:rPr>
+          <w:rFonts w:ascii="Calibri" w:cs="Calibri" w:eastAsia="Calibri" w:hAnsi="Calibri"/>
+          <w:b w:val="false"/>
+          <w:bCs w:val="false"/>
+          <w:i w:val="false"/>
+          <w:iCs w:val="false"/>
+          <w:color w:val="1B2027"/>
+          <w:sz w:val="21"/>
+          <w:szCs w:val="21"/>
+        </w:rPr>
+        <w:t xml:space="preserve"> type-checks nothing at all and exits 0 — proven by putting a type error in a production file and watching it pass. </w:t>
+      </w:r>
+      <w:r>
+        <w:rPr>
+          <w:rFonts w:ascii="Calibri" w:cs="Calibri" w:eastAsia="Calibri" w:hAnsi="Calibri"/>
           <w:b/>
           <w:bCs/>
           <w:i w:val="false"/>
           <w:iCs w:val="false"/>
           <w:color w:val="1B2027"/>
-          <w:sz w:val="19"/>
-          <w:szCs w:val="19"/>
-        </w:rPr>
-        <w:t xml:space="preserve">check:attribution</w:t>
-      </w:r>
-      <w:r>
-        <w:rPr>
-          <w:rFonts w:ascii="Calibri" w:cs="Calibri" w:eastAsia="Calibri" w:hAnsi="Calibri"/>
-          <w:b/>
-          <w:bCs/>
-          <w:i w:val="false"/>
-          <w:iCs w:val="false"/>
-          <w:color w:val="1B2027"/>
-          <w:sz w:val="21"/>
-          <w:szCs w:val="21"/>
-        </w:rPr>
-        <w:t xml:space="preserve"> passes, and the last issue of this document was wrong to say otherwise — twice over.</w:t>
-      </w:r>
-      <w:r>
-        <w:rPr>
-          <w:rFonts w:ascii="Calibri" w:cs="Calibri" w:eastAsia="Calibri" w:hAnsi="Calibri"/>
-          <w:b w:val="false"/>
-          <w:bCs w:val="false"/>
-          <w:i w:val="false"/>
-          <w:iCs w:val="false"/>
-          <w:color w:val="1B2027"/>
-          <w:sz w:val="21"/>
-          <w:szCs w:val="21"/>
-        </w:rPr>
-        <w:t xml:space="preserve"> It reported the gate failing on two packages whose licences sit on neither §2.1’s allowed nor its forbidden list, </w:t>
-      </w:r>
-      <w:r>
-        <w:rPr>
-          <w:rFonts w:ascii="Consolas" w:cs="Consolas" w:eastAsia="Consolas" w:hAnsi="Consolas"/>
-          <w:b w:val="false"/>
-          <w:bCs w:val="false"/>
-          <w:i w:val="false"/>
-          <w:iCs w:val="false"/>
-          <w:color w:val="1B2027"/>
-          <w:sz w:val="19"/>
-          <w:szCs w:val="19"/>
-        </w:rPr>
-        <w:t xml:space="preserve">caniuse-lite</w:t>
-      </w:r>
-      <w:r>
-        <w:rPr>
-          <w:rFonts w:ascii="Calibri" w:cs="Calibri" w:eastAsia="Calibri" w:hAnsi="Calibri"/>
-          <w:b w:val="false"/>
-          <w:bCs w:val="false"/>
-          <w:i w:val="false"/>
-          <w:iCs w:val="false"/>
-          <w:color w:val="1B2027"/>
-          <w:sz w:val="21"/>
-          <w:szCs w:val="21"/>
-        </w:rPr>
-        <w:t xml:space="preserve"> (CC-BY-4.0) and </w:t>
-      </w:r>
-      <w:r>
-        <w:rPr>
-          <w:rFonts w:ascii="Consolas" w:cs="Consolas" w:eastAsia="Consolas" w:hAnsi="Consolas"/>
-          <w:b w:val="false"/>
-          <w:bCs w:val="false"/>
-          <w:i w:val="false"/>
-          <w:iCs w:val="false"/>
-          <w:color w:val="1B2027"/>
-          <w:sz w:val="19"/>
-          <w:szCs w:val="19"/>
-        </w:rPr>
-        <w:t xml:space="preserve">lru-cache</w:t>
-      </w:r>
-      <w:r>
-        <w:rPr>
-          <w:rFonts w:ascii="Calibri" w:cs="Calibri" w:eastAsia="Calibri" w:hAnsi="Calibri"/>
-          <w:b w:val="false"/>
-          <w:bCs w:val="false"/>
-          <w:i w:val="false"/>
-          <w:iCs w:val="false"/>
-          <w:color w:val="1B2027"/>
-          <w:sz w:val="21"/>
-          <w:szCs w:val="21"/>
-        </w:rPr>
-        <w:t xml:space="preserve"> (BlueOak-1.0.0), and concluded that this blocked §17.6’s release checklist until somebody ruled on it. Somebody had already ruled on it: the determination is recorded in </w:t>
-      </w:r>
-      <w:r>
-        <w:rPr>
-          <w:rFonts w:ascii="Consolas" w:cs="Consolas" w:eastAsia="Consolas" w:hAnsi="Consolas"/>
-          <w:b w:val="false"/>
-          <w:bCs w:val="false"/>
-          <w:i w:val="false"/>
-          <w:iCs w:val="false"/>
-          <w:color w:val="1B2027"/>
-          <w:sz w:val="19"/>
-          <w:szCs w:val="19"/>
-        </w:rPr>
-        <w:t xml:space="preserve">docs/licences.md</w:t>
-      </w:r>
-      <w:r>
-        <w:rPr>
-          <w:rFonts w:ascii="Calibri" w:cs="Calibri" w:eastAsia="Calibri" w:hAnsi="Calibri"/>
-          <w:b w:val="false"/>
-          <w:bCs w:val="false"/>
-          <w:i w:val="false"/>
-          <w:iCs w:val="false"/>
-          <w:color w:val="1B2027"/>
-          <w:sz w:val="21"/>
-          <w:szCs w:val="21"/>
-        </w:rPr>
-        <w:t xml:space="preserve"> §3.6, dated 2026-09-24, and both licences are allowed — BlueOak-1.0.0 is a plain-language equivalent of MIT and BSD-2-Clause that additionally carries a patent grant, which §17.3 prefers to silence on patents, and CC-BY-4.0’s only obligation is attribution, which </w:t>
-      </w:r>
-      <w:r>
-        <w:rPr>
-          <w:rFonts w:ascii="Consolas" w:cs="Consolas" w:eastAsia="Consolas" w:hAnsi="Consolas"/>
-          <w:b w:val="false"/>
-          <w:bCs w:val="false"/>
-          <w:i w:val="false"/>
-          <w:iCs w:val="false"/>
-          <w:color w:val="1B2027"/>
-          <w:sz w:val="19"/>
-          <w:szCs w:val="19"/>
-        </w:rPr>
-        <w:t xml:space="preserve">THIRD-PARTY-NOTICES.txt</w:t>
-      </w:r>
-      <w:r>
-        <w:rPr>
-          <w:rFonts w:ascii="Calibri" w:cs="Calibri" w:eastAsia="Calibri" w:hAnsi="Calibri"/>
-          <w:b w:val="false"/>
-          <w:bCs w:val="false"/>
-          <w:i w:val="false"/>
-          <w:iCs w:val="false"/>
-          <w:color w:val="1B2027"/>
-          <w:sz w:val="21"/>
-          <w:szCs w:val="21"/>
-        </w:rPr>
-        <w:t xml:space="preserve"> discharges. The gate now writes 119 components across seven licences and reports the file current.</w:t>
+          <w:sz w:val="21"/>
+          <w:szCs w:val="21"/>
+        </w:rPr>
+        <w:t xml:space="preserve">A gate that cannot fail is worse than no gate, because it is quoted.</w:t>
       </w:r>
     </w:p>
     <w:p>
@@ -14680,6 +14812,159 @@
       </w:pPr>
       <w:r>
         <w:rPr>
+          <w:rFonts w:ascii="Consolas" w:cs="Consolas" w:eastAsia="Consolas" w:hAnsi="Consolas"/>
+          <w:b/>
+          <w:bCs/>
+          <w:i w:val="false"/>
+          <w:iCs w:val="false"/>
+          <w:color w:val="1B2027"/>
+          <w:sz w:val="19"/>
+          <w:szCs w:val="19"/>
+        </w:rPr>
+        <w:t xml:space="preserve">check:attribution</w:t>
+      </w:r>
+      <w:r>
+        <w:rPr>
+          <w:rFonts w:ascii="Calibri" w:cs="Calibri" w:eastAsia="Calibri" w:hAnsi="Calibri"/>
+          <w:b/>
+          <w:bCs/>
+          <w:i w:val="false"/>
+          <w:iCs w:val="false"/>
+          <w:color w:val="1B2027"/>
+          <w:sz w:val="21"/>
+          <w:szCs w:val="21"/>
+        </w:rPr>
+        <w:t xml:space="preserve"> passes, and the last issue of this document was wrong to say otherwise — twice over.</w:t>
+      </w:r>
+      <w:r>
+        <w:rPr>
+          <w:rFonts w:ascii="Calibri" w:cs="Calibri" w:eastAsia="Calibri" w:hAnsi="Calibri"/>
+          <w:b w:val="false"/>
+          <w:bCs w:val="false"/>
+          <w:i w:val="false"/>
+          <w:iCs w:val="false"/>
+          <w:color w:val="1B2027"/>
+          <w:sz w:val="21"/>
+          <w:szCs w:val="21"/>
+        </w:rPr>
+        <w:t xml:space="preserve"> It reported the gate failing on two packages whose licences sit on neither §2.1’s allowed nor its forbidden list, </w:t>
+      </w:r>
+      <w:r>
+        <w:rPr>
+          <w:rFonts w:ascii="Consolas" w:cs="Consolas" w:eastAsia="Consolas" w:hAnsi="Consolas"/>
+          <w:b w:val="false"/>
+          <w:bCs w:val="false"/>
+          <w:i w:val="false"/>
+          <w:iCs w:val="false"/>
+          <w:color w:val="1B2027"/>
+          <w:sz w:val="19"/>
+          <w:szCs w:val="19"/>
+        </w:rPr>
+        <w:t xml:space="preserve">caniuse-lite</w:t>
+      </w:r>
+      <w:r>
+        <w:rPr>
+          <w:rFonts w:ascii="Calibri" w:cs="Calibri" w:eastAsia="Calibri" w:hAnsi="Calibri"/>
+          <w:b w:val="false"/>
+          <w:bCs w:val="false"/>
+          <w:i w:val="false"/>
+          <w:iCs w:val="false"/>
+          <w:color w:val="1B2027"/>
+          <w:sz w:val="21"/>
+          <w:szCs w:val="21"/>
+        </w:rPr>
+        <w:t xml:space="preserve"> (CC-BY-4.0) and </w:t>
+      </w:r>
+      <w:r>
+        <w:rPr>
+          <w:rFonts w:ascii="Consolas" w:cs="Consolas" w:eastAsia="Consolas" w:hAnsi="Consolas"/>
+          <w:b w:val="false"/>
+          <w:bCs w:val="false"/>
+          <w:i w:val="false"/>
+          <w:iCs w:val="false"/>
+          <w:color w:val="1B2027"/>
+          <w:sz w:val="19"/>
+          <w:szCs w:val="19"/>
+        </w:rPr>
+        <w:t xml:space="preserve">lru-cache</w:t>
+      </w:r>
+      <w:r>
+        <w:rPr>
+          <w:rFonts w:ascii="Calibri" w:cs="Calibri" w:eastAsia="Calibri" w:hAnsi="Calibri"/>
+          <w:b w:val="false"/>
+          <w:bCs w:val="false"/>
+          <w:i w:val="false"/>
+          <w:iCs w:val="false"/>
+          <w:color w:val="1B2027"/>
+          <w:sz w:val="21"/>
+          <w:szCs w:val="21"/>
+        </w:rPr>
+        <w:t xml:space="preserve"> (BlueOak-1.0.0), and concluded that this blocked §17.6’s release checklist until somebody ruled on it. Somebody had already ruled on it: the determination is recorded in </w:t>
+      </w:r>
+      <w:r>
+        <w:rPr>
+          <w:rFonts w:ascii="Consolas" w:cs="Consolas" w:eastAsia="Consolas" w:hAnsi="Consolas"/>
+          <w:b w:val="false"/>
+          <w:bCs w:val="false"/>
+          <w:i w:val="false"/>
+          <w:iCs w:val="false"/>
+          <w:color w:val="1B2027"/>
+          <w:sz w:val="19"/>
+          <w:szCs w:val="19"/>
+        </w:rPr>
+        <w:t xml:space="preserve">docs/licences.md</w:t>
+      </w:r>
+      <w:r>
+        <w:rPr>
+          <w:rFonts w:ascii="Calibri" w:cs="Calibri" w:eastAsia="Calibri" w:hAnsi="Calibri"/>
+          <w:b w:val="false"/>
+          <w:bCs w:val="false"/>
+          <w:i w:val="false"/>
+          <w:iCs w:val="false"/>
+          <w:color w:val="1B2027"/>
+          <w:sz w:val="21"/>
+          <w:szCs w:val="21"/>
+        </w:rPr>
+        <w:t xml:space="preserve"> §3.6, dated 2026-09-24, and both licences are allowed — BlueOak-1.0.0 is a plain-language equivalent of MIT and BSD-2-Clause that additionally carries a patent grant, which §17.3 prefers to silence on patents, and CC-BY-4.0’s only obligation is attribution, which </w:t>
+      </w:r>
+      <w:r>
+        <w:rPr>
+          <w:rFonts w:ascii="Consolas" w:cs="Consolas" w:eastAsia="Consolas" w:hAnsi="Consolas"/>
+          <w:b w:val="false"/>
+          <w:bCs w:val="false"/>
+          <w:i w:val="false"/>
+          <w:iCs w:val="false"/>
+          <w:color w:val="1B2027"/>
+          <w:sz w:val="19"/>
+          <w:szCs w:val="19"/>
+        </w:rPr>
+        <w:t xml:space="preserve">THIRD-PARTY-NOTICES.txt</w:t>
+      </w:r>
+      <w:r>
+        <w:rPr>
+          <w:rFonts w:ascii="Calibri" w:cs="Calibri" w:eastAsia="Calibri" w:hAnsi="Calibri"/>
+          <w:b w:val="false"/>
+          <w:bCs w:val="false"/>
+          <w:i w:val="false"/>
+          <w:iCs w:val="false"/>
+          <w:color w:val="1B2027"/>
+          <w:sz w:val="21"/>
+          <w:szCs w:val="21"/>
+        </w:rPr>
+        <w:t xml:space="preserve"> discharges. The gate now writes 119 components across seven licences and reports the file current.</w:t>
+      </w:r>
+    </w:p>
+    <w:p>
+      <w:pPr>
+        <w:pBdr>
+          <w:left w:val="single" w:color="C4342A" w:sz="18" w:space="8"/>
+        </w:pBdr>
+        <w:shd w:fill="FBEDEC" w:color="auto" w:val="clear"/>
+        <w:spacing w:after="180" w:before="140"/>
+        <w:ind w:left="120" w:right="120"/>
+      </w:pPr>
+      <w:r>
+        <w:rPr>
           <w:rFonts w:ascii="Calibri" w:cs="Calibri" w:eastAsia="Calibri" w:hAnsi="Calibri"/>
           <w:b w:val="false"/>
           <w:bCs w:val="false"/>
@@ -14832,20 +15117,20 @@
           <w:sz w:val="21"/>
           <w:szCs w:val="21"/>
         </w:rPr>
-        <w:t xml:space="preserve">§17.6’s release checklist is not blocked by this.</w:t>
-      </w:r>
-      <w:r>
-        <w:rPr>
-          <w:rFonts w:ascii="Calibri" w:cs="Calibri" w:eastAsia="Calibri" w:hAnsi="Calibri"/>
-          <w:b w:val="false"/>
-          <w:bCs w:val="false"/>
-          <w:i w:val="false"/>
-          <w:iCs w:val="false"/>
-          <w:color w:val="1B2027"/>
-          <w:sz w:val="21"/>
-          <w:szCs w:val="21"/>
-        </w:rPr>
-        <w:t xml:space="preserve"> What it is still waiting on is the six gates above that nothing in a pipeline calls.</w:t>
+        <w:t xml:space="preserve">§17.6’s release checklist is not blocked by this, and no longer blocked by the gates either</w:t>
+      </w:r>
+      <w:r>
+        <w:rPr>
+          <w:rFonts w:ascii="Calibri" w:cs="Calibri" w:eastAsia="Calibri" w:hAnsi="Calibri"/>
+          <w:b w:val="false"/>
+          <w:bCs w:val="false"/>
+          <w:i w:val="false"/>
+          <w:iCs w:val="false"/>
+          <w:color w:val="1B2027"/>
+          <w:sz w:val="21"/>
+          <w:szCs w:val="21"/>
+        </w:rPr>
+        <w:t xml:space="preserve"> — the six that nothing called are now pipeline stages. What remains outstanding against that checklist is in section 13, and none of it is a frontend licence question.</w:t>
       </w:r>
     </w:p>
     <w:p>

--- a/docs/Viewer-Product-Technical-Architecture.docx
+++ b/docs/Viewer-Product-Technical-Architecture.docx
@@ -4901,20 +4901,20 @@
           <w:sz w:val="21"/>
           <w:szCs w:val="21"/>
         </w:rPr>
-        <w:t xml:space="preserve">Fourteen message types run viewer → host and six run host → viewer.</w:t>
-      </w:r>
-      <w:r>
-        <w:rPr>
-          <w:rFonts w:ascii="Calibri" w:cs="Calibri" w:eastAsia="Calibri" w:hAnsi="Calibri"/>
-          <w:b w:val="false"/>
-          <w:bCs w:val="false"/>
-          <w:i w:val="false"/>
-          <w:iCs w:val="false"/>
-          <w:color w:val="1B2027"/>
-          <w:sz w:val="21"/>
-          <w:szCs w:val="21"/>
-        </w:rPr>
-        <w:t xml:space="preserve"> Four of the fourteen are lifecycle events — </w:t>
+        <w:t xml:space="preserve">Thirteen message types run viewer → host and six run host → viewer.</w:t>
+      </w:r>
+      <w:r>
+        <w:rPr>
+          <w:rFonts w:ascii="Calibri" w:cs="Calibri" w:eastAsia="Calibri" w:hAnsi="Calibri"/>
+          <w:b w:val="false"/>
+          <w:bCs w:val="false"/>
+          <w:i w:val="false"/>
+          <w:iCs w:val="false"/>
+          <w:color w:val="1B2027"/>
+          <w:sz w:val="21"/>
+          <w:szCs w:val="21"/>
+        </w:rPr>
+        <w:t xml:space="preserve"> Four of the thirteen are lifecycle events — </w:t>
       </w:r>
       <w:r>
         <w:rPr>
@@ -5492,7 +5492,7 @@
           <w:sz w:val="21"/>
           <w:szCs w:val="21"/>
         </w:rPr>
-        <w:t xml:space="preserve">Ten Playwright tests drive the demo in a real browser against a stub viewer on a third origin. They earn their keep: three defects no unit test could reach were found there — a captured </w:t>
+        <w:t xml:space="preserve">Eleven Playwright tests drive the demo in a real browser against a stub viewer on a third origin. They earn their keep: three defects no unit test could reach were found there — a captured </w:t>
       </w:r>
       <w:r>
         <w:rPr>
@@ -5571,6 +5571,128 @@
           <w:szCs w:val="21"/>
         </w:rPr>
         <w:t xml:space="preserve"> so a placeholder swallowed every click, and the page and the server disagreeing about the viewer’s origin.</w:t>
+      </w:r>
+    </w:p>
+    <w:p>
+      <w:pPr>
+        <w:spacing w:after="140" w:line="276"/>
+      </w:pPr>
+      <w:r>
+        <w:rPr>
+          <w:rFonts w:ascii="Calibri" w:cs="Calibri" w:eastAsia="Calibri" w:hAnsi="Calibri"/>
+          <w:b w:val="false"/>
+          <w:bCs w:val="false"/>
+          <w:i w:val="false"/>
+          <w:iCs w:val="false"/>
+          <w:color w:val="1B2027"/>
+          <w:sz w:val="21"/>
+          <w:szCs w:val="21"/>
+        </w:rPr>
+        <w:t xml:space="preserve">Four, now. The eleventh test exists because </w:t>
+      </w:r>
+      <w:r>
+        <w:rPr>
+          <w:rFonts w:ascii="Calibri" w:cs="Calibri" w:eastAsia="Calibri" w:hAnsi="Calibri"/>
+          <w:b/>
+          <w:bCs/>
+          <w:i w:val="false"/>
+          <w:iCs w:val="false"/>
+          <w:color w:val="1B2027"/>
+          <w:sz w:val="21"/>
+          <w:szCs w:val="21"/>
+        </w:rPr>
+        <w:t xml:space="preserve">the demo was missing a documented event, and the demo is what an integrator reads instead of the specification.</w:t>
+      </w:r>
+      <w:r>
+        <w:rPr>
+          <w:rFonts w:ascii="Calibri" w:cs="Calibri" w:eastAsia="Calibri" w:hAnsi="Calibri"/>
+          <w:b w:val="false"/>
+          <w:bCs w:val="false"/>
+          <w:i w:val="false"/>
+          <w:iCs w:val="false"/>
+          <w:color w:val="1B2027"/>
+          <w:sz w:val="21"/>
+          <w:szCs w:val="21"/>
+        </w:rPr>
+        <w:t xml:space="preserve"> </w:t>
+      </w:r>
+      <w:r>
+        <w:rPr>
+          <w:rFonts w:ascii="Consolas" w:cs="Consolas" w:eastAsia="Consolas" w:hAnsi="Consolas"/>
+          <w:b w:val="false"/>
+          <w:bCs w:val="false"/>
+          <w:i w:val="false"/>
+          <w:iCs w:val="false"/>
+          <w:color w:val="1B2027"/>
+          <w:sz w:val="19"/>
+          <w:szCs w:val="19"/>
+        </w:rPr>
+        <w:t xml:space="preserve">viewer.selectionChanged</w:t>
+      </w:r>
+      <w:r>
+        <w:rPr>
+          <w:rFonts w:ascii="Calibri" w:cs="Calibri" w:eastAsia="Calibri" w:hAnsi="Calibri"/>
+          <w:b w:val="false"/>
+          <w:bCs w:val="false"/>
+          <w:i w:val="false"/>
+          <w:iCs w:val="false"/>
+          <w:color w:val="1B2027"/>
+          <w:sz w:val="21"/>
+          <w:szCs w:val="21"/>
+        </w:rPr>
+        <w:t xml:space="preserve"> is in the protocol’s event table and is genuinely sent by </w:t>
+      </w:r>
+      <w:r>
+        <w:rPr>
+          <w:rFonts w:ascii="Consolas" w:cs="Consolas" w:eastAsia="Consolas" w:hAnsi="Consolas"/>
+          <w:b w:val="false"/>
+          <w:bCs w:val="false"/>
+          <w:i w:val="false"/>
+          <w:iCs w:val="false"/>
+          <w:color w:val="1B2027"/>
+          <w:sz w:val="19"/>
+          <w:szCs w:val="19"/>
+        </w:rPr>
+        <w:t xml:space="preserve">embed-session.service.ts</w:t>
+      </w:r>
+      <w:r>
+        <w:rPr>
+          <w:rFonts w:ascii="Calibri" w:cs="Calibri" w:eastAsia="Calibri" w:hAnsi="Calibri"/>
+          <w:b w:val="false"/>
+          <w:bCs w:val="false"/>
+          <w:i w:val="false"/>
+          <w:iCs w:val="false"/>
+          <w:color w:val="1B2027"/>
+          <w:sz w:val="21"/>
+          <w:szCs w:val="21"/>
+        </w:rPr>
+        <w:t xml:space="preserve">, and the demo neither handled it nor summarised it in its log — so a host built by copying the reference integration would have omitted it without anything saying so. It now highlights the stored row whose markup the reader has selected, and clears the highlight when the selection goes to </w:t>
+      </w:r>
+      <w:r>
+        <w:rPr>
+          <w:rFonts w:ascii="Consolas" w:cs="Consolas" w:eastAsia="Consolas" w:hAnsi="Consolas"/>
+          <w:b w:val="false"/>
+          <w:bCs w:val="false"/>
+          <w:i w:val="false"/>
+          <w:iCs w:val="false"/>
+          <w:color w:val="1B2027"/>
+          <w:sz w:val="19"/>
+          <w:szCs w:val="19"/>
+        </w:rPr>
+        <w:t xml:space="preserve">null</w:t>
+      </w:r>
+      <w:r>
+        <w:rPr>
+          <w:rFonts w:ascii="Calibri" w:cs="Calibri" w:eastAsia="Calibri" w:hAnsi="Calibri"/>
+          <w:b w:val="false"/>
+          <w:bCs w:val="false"/>
+          <w:i w:val="false"/>
+          <w:iCs w:val="false"/>
+          <w:color w:val="1B2027"/>
+          <w:sz w:val="21"/>
+          <w:szCs w:val="21"/>
+        </w:rPr>
+        <w:t xml:space="preserve"> — the half most likely to be got wrong, because a host that treats a clear as a selection leaves the last row highlighted for ever.</w:t>
       </w:r>
     </w:p>
     <w:p>
@@ -5587,7 +5709,327 @@
           <w:sz w:val="25"/>
           <w:szCs w:val="25"/>
         </w:rPr>
-        <w:t xml:space="preserve">4.3  What the embed cannot open</w:t>
+        <w:t xml:space="preserve">4.3  A documented event that nothing sent</w:t>
+      </w:r>
+    </w:p>
+    <w:p>
+      <w:pPr>
+        <w:pBdr>
+          <w:left w:val="single" w:color="C4342A" w:sz="18" w:space="8"/>
+        </w:pBdr>
+        <w:shd w:fill="FBEDEC" w:color="auto" w:val="clear"/>
+        <w:spacing w:after="180" w:before="140"/>
+        <w:ind w:left="120" w:right="120"/>
+      </w:pPr>
+      <w:r>
+        <w:rPr>
+          <w:rFonts w:ascii="Calibri" w:cs="Calibri" w:eastAsia="Calibri" w:hAnsi="Calibri"/>
+          <w:b w:val="false"/>
+          <w:bCs w:val="false"/>
+          <w:i w:val="false"/>
+          <w:iCs w:val="false"/>
+          <w:color w:val="1B2027"/>
+          <w:sz w:val="21"/>
+          <w:szCs w:val="21"/>
+        </w:rPr>
+        <w:t xml:space="preserve">Checking the demo against the protocol found the drift running the other way too, and worse. </w:t>
+      </w:r>
+      <w:r>
+        <w:rPr>
+          <w:rFonts w:ascii="Consolas" w:cs="Consolas" w:eastAsia="Consolas" w:hAnsi="Consolas"/>
+          <w:b/>
+          <w:bCs/>
+          <w:i w:val="false"/>
+          <w:iCs w:val="false"/>
+          <w:color w:val="1B2027"/>
+          <w:sz w:val="19"/>
+          <w:szCs w:val="19"/>
+        </w:rPr>
+        <w:t xml:space="preserve">viewer.resized</w:t>
+      </w:r>
+      <w:r>
+        <w:rPr>
+          <w:rFonts w:ascii="Calibri" w:cs="Calibri" w:eastAsia="Calibri" w:hAnsi="Calibri"/>
+          <w:b/>
+          <w:bCs/>
+          <w:i w:val="false"/>
+          <w:iCs w:val="false"/>
+          <w:color w:val="1B2027"/>
+          <w:sz w:val="21"/>
+          <w:szCs w:val="21"/>
+        </w:rPr>
+        <w:t xml:space="preserve"> was declared in the </w:t>
+      </w:r>
+      <w:r>
+        <w:rPr>
+          <w:rFonts w:ascii="Consolas" w:cs="Consolas" w:eastAsia="Consolas" w:hAnsi="Consolas"/>
+          <w:b/>
+          <w:bCs/>
+          <w:i w:val="false"/>
+          <w:iCs w:val="false"/>
+          <w:color w:val="1B2027"/>
+          <w:sz w:val="19"/>
+          <w:szCs w:val="19"/>
+        </w:rPr>
+        <w:t xml:space="preserve">ViewerMessageType</w:t>
+      </w:r>
+      <w:r>
+        <w:rPr>
+          <w:rFonts w:ascii="Calibri" w:cs="Calibri" w:eastAsia="Calibri" w:hAnsi="Calibri"/>
+          <w:b/>
+          <w:bCs/>
+          <w:i w:val="false"/>
+          <w:iCs w:val="false"/>
+          <w:color w:val="1B2027"/>
+          <w:sz w:val="21"/>
+          <w:szCs w:val="21"/>
+        </w:rPr>
+        <w:t xml:space="preserve"> union and documented in </w:t>
+      </w:r>
+      <w:r>
+        <w:rPr>
+          <w:rFonts w:ascii="Consolas" w:cs="Consolas" w:eastAsia="Consolas" w:hAnsi="Consolas"/>
+          <w:b/>
+          <w:bCs/>
+          <w:i w:val="false"/>
+          <w:iCs w:val="false"/>
+          <w:color w:val="1B2027"/>
+          <w:sz w:val="19"/>
+          <w:szCs w:val="19"/>
+        </w:rPr>
+        <w:t xml:space="preserve">docs/viewer-embed-protocol.md</w:t>
+      </w:r>
+      <w:r>
+        <w:rPr>
+          <w:rFonts w:ascii="Calibri" w:cs="Calibri" w:eastAsia="Calibri" w:hAnsi="Calibri"/>
+          <w:b/>
+          <w:bCs/>
+          <w:i w:val="false"/>
+          <w:iCs w:val="false"/>
+          <w:color w:val="1B2027"/>
+          <w:sz w:val="21"/>
+          <w:szCs w:val="21"/>
+        </w:rPr>
+        <w:t xml:space="preserve"> — the file </w:t>
+      </w:r>
+      <w:r>
+        <w:rPr>
+          <w:rFonts w:ascii="Consolas" w:cs="Consolas" w:eastAsia="Consolas" w:hAnsi="Consolas"/>
+          <w:b/>
+          <w:bCs/>
+          <w:i w:val="false"/>
+          <w:iCs w:val="false"/>
+          <w:color w:val="1B2027"/>
+          <w:sz w:val="19"/>
+          <w:szCs w:val="19"/>
+        </w:rPr>
+        <w:t xml:space="preserve">embed-protocol.ts</w:t>
+      </w:r>
+      <w:r>
+        <w:rPr>
+          <w:rFonts w:ascii="Calibri" w:cs="Calibri" w:eastAsia="Calibri" w:hAnsi="Calibri"/>
+          <w:b/>
+          <w:bCs/>
+          <w:i w:val="false"/>
+          <w:iCs w:val="false"/>
+          <w:color w:val="1B2027"/>
+          <w:sz w:val="21"/>
+          <w:szCs w:val="21"/>
+        </w:rPr>
+        <w:t xml:space="preserve"> names as the authority — with a payload shape of </w:t>
+      </w:r>
+      <w:r>
+        <w:rPr>
+          <w:rFonts w:ascii="Consolas" w:cs="Consolas" w:eastAsia="Consolas" w:hAnsi="Consolas"/>
+          <w:b/>
+          <w:bCs/>
+          <w:i w:val="false"/>
+          <w:iCs w:val="false"/>
+          <w:color w:val="1B2027"/>
+          <w:sz w:val="19"/>
+          <w:szCs w:val="19"/>
+        </w:rPr>
+        <w:t xml:space="preserve">{ contentHeightPx }</w:t>
+      </w:r>
+      <w:r>
+        <w:rPr>
+          <w:rFonts w:ascii="Calibri" w:cs="Calibri" w:eastAsia="Calibri" w:hAnsi="Calibri"/>
+          <w:b/>
+          <w:bCs/>
+          <w:i w:val="false"/>
+          <w:iCs w:val="false"/>
+          <w:color w:val="1B2027"/>
+          <w:sz w:val="21"/>
+          <w:szCs w:val="21"/>
+        </w:rPr>
+        <w:t xml:space="preserve"> and guidance on when a host should ignore it. No code path ever sent it.</w:t>
+      </w:r>
+    </w:p>
+    <w:p>
+      <w:pPr>
+        <w:spacing w:after="140" w:line="276"/>
+      </w:pPr>
+      <w:r>
+        <w:rPr>
+          <w:rFonts w:ascii="Calibri" w:cs="Calibri" w:eastAsia="Calibri" w:hAnsi="Calibri"/>
+          <w:b w:val="false"/>
+          <w:bCs w:val="false"/>
+          <w:i w:val="false"/>
+          <w:iCs w:val="false"/>
+          <w:color w:val="1B2027"/>
+          <w:sz w:val="21"/>
+          <w:szCs w:val="21"/>
+        </w:rPr>
+        <w:t xml:space="preserve">A host implementing the published protocol would wire a handler, size its frame to the content, and wait for an event that never arrives. Nothing errors. The frame simply never resizes, and the integrator looks for the bug in their own code, because the document they are working from says the event exists.</w:t>
+      </w:r>
+    </w:p>
+    <w:p>
+      <w:pPr>
+        <w:spacing w:after="140" w:line="276"/>
+      </w:pPr>
+      <w:r>
+        <w:rPr>
+          <w:rFonts w:ascii="Calibri" w:cs="Calibri" w:eastAsia="Calibri" w:hAnsi="Calibri"/>
+          <w:b w:val="false"/>
+          <w:bCs w:val="false"/>
+          <w:i w:val="false"/>
+          <w:iCs w:val="false"/>
+          <w:color w:val="1B2027"/>
+          <w:sz w:val="21"/>
+          <w:szCs w:val="21"/>
+        </w:rPr>
+        <w:t xml:space="preserve">No test could have caught it: the event nothing sends is also the event nothing asserts, so the suite was green and the protocol was wrong. What catches it is a comparison between the three places the protocol describes itself — the union, the </w:t>
+      </w:r>
+      <w:r>
+        <w:rPr>
+          <w:rFonts w:ascii="Consolas" w:cs="Consolas" w:eastAsia="Consolas" w:hAnsi="Consolas"/>
+          <w:b w:val="false"/>
+          <w:bCs w:val="false"/>
+          <w:i w:val="false"/>
+          <w:iCs w:val="false"/>
+          <w:color w:val="1B2027"/>
+          <w:sz w:val="19"/>
+          <w:szCs w:val="19"/>
+        </w:rPr>
+        <w:t xml:space="preserve">send</w:t>
+      </w:r>
+      <w:r>
+        <w:rPr>
+          <w:rFonts w:ascii="Calibri" w:cs="Calibri" w:eastAsia="Calibri" w:hAnsi="Calibri"/>
+          <w:b w:val="false"/>
+          <w:bCs w:val="false"/>
+          <w:i w:val="false"/>
+          <w:iCs w:val="false"/>
+          <w:color w:val="1B2027"/>
+          <w:sz w:val="21"/>
+          <w:szCs w:val="21"/>
+        </w:rPr>
+        <w:t xml:space="preserve"> calls, and the authority’s event table — which is now the </w:t>
+      </w:r>
+      <w:r>
+        <w:rPr>
+          <w:rFonts w:ascii="Consolas" w:cs="Consolas" w:eastAsia="Consolas" w:hAnsi="Consolas"/>
+          <w:b w:val="false"/>
+          <w:bCs w:val="false"/>
+          <w:i w:val="false"/>
+          <w:iCs w:val="false"/>
+          <w:color w:val="1B2027"/>
+          <w:sz w:val="19"/>
+          <w:szCs w:val="19"/>
+        </w:rPr>
+        <w:t xml:space="preserve">check:embed-protocol</w:t>
+      </w:r>
+      <w:r>
+        <w:rPr>
+          <w:rFonts w:ascii="Calibri" w:cs="Calibri" w:eastAsia="Calibri" w:hAnsi="Calibri"/>
+          <w:b w:val="false"/>
+          <w:bCs w:val="false"/>
+          <w:i w:val="false"/>
+          <w:iCs w:val="false"/>
+          <w:color w:val="1B2027"/>
+          <w:sz w:val="21"/>
+          <w:szCs w:val="21"/>
+        </w:rPr>
+        <w:t xml:space="preserve"> gate in §12.2. It was verified by putting the defect back and watching it fail, and it names the consequence rather than the discrepancy: </w:t>
+      </w:r>
+      <w:r>
+        <w:rPr>
+          <w:rFonts w:ascii="Calibri" w:cs="Calibri" w:eastAsia="Calibri" w:hAnsi="Calibri"/>
+          <w:b w:val="false"/>
+          <w:bCs w:val="false"/>
+          <w:i/>
+          <w:iCs/>
+          <w:color w:val="1B2027"/>
+          <w:sz w:val="21"/>
+          <w:szCs w:val="21"/>
+        </w:rPr>
+        <w:t xml:space="preserve">a host that handles it waits for an event that never arrives.</w:t>
+      </w:r>
+    </w:p>
+    <w:p>
+      <w:pPr>
+        <w:pBdr>
+          <w:left w:val="single" w:color="C4342A" w:sz="18" w:space="8"/>
+        </w:pBdr>
+        <w:shd w:fill="FBEDEC" w:color="auto" w:val="clear"/>
+        <w:spacing w:after="180" w:before="140"/>
+        <w:ind w:left="120" w:right="120"/>
+      </w:pPr>
+      <w:r>
+        <w:rPr>
+          <w:rFonts w:ascii="Calibri" w:cs="Calibri" w:eastAsia="Calibri" w:hAnsi="Calibri"/>
+          <w:b w:val="false"/>
+          <w:bCs w:val="false"/>
+          <w:i w:val="false"/>
+          <w:iCs w:val="false"/>
+          <w:color w:val="1B2027"/>
+          <w:sz w:val="21"/>
+          <w:szCs w:val="21"/>
+        </w:rPr>
+        <w:t xml:space="preserve">The event is removed rather than implemented, and that is a deliberate choice with an open question behind it. The viewer paginates and scrolls internally, so “content height” has no single meaning — one page, all pages, or the current fit — and the answer is entangled with whether the viewer should ever manage its own scrolling, which changes the accessibility story around focus and scroll containers. </w:t>
+      </w:r>
+      <w:r>
+        <w:rPr>
+          <w:rFonts w:ascii="Calibri" w:cs="Calibri" w:eastAsia="Calibri" w:hAnsi="Calibri"/>
+          <w:b/>
+          <w:bCs/>
+          <w:i w:val="false"/>
+          <w:iCs w:val="false"/>
+          <w:color w:val="1B2027"/>
+          <w:sz w:val="21"/>
+          <w:szCs w:val="21"/>
+        </w:rPr>
+        <w:t xml:space="preserve">That decision is open; advertising the event before it is made is not a way of keeping it open.</w:t>
+      </w:r>
+      <w:r>
+        <w:rPr>
+          <w:rFonts w:ascii="Calibri" w:cs="Calibri" w:eastAsia="Calibri" w:hAnsi="Calibri"/>
+          <w:b w:val="false"/>
+          <w:bCs w:val="false"/>
+          <w:i w:val="false"/>
+          <w:iCs w:val="false"/>
+          <w:color w:val="1B2027"/>
+          <w:sz w:val="21"/>
+          <w:szCs w:val="21"/>
+        </w:rPr>
+        <w:t xml:space="preserve"> A host that wants the frame to follow the content measures it from its own page.</w:t>
+      </w:r>
+    </w:p>
+    <w:p>
+      <w:pPr>
+        <w:pStyle w:val="Heading2"/>
+        <w:spacing w:after="140" w:before="280"/>
+      </w:pPr>
+      <w:r>
+        <w:rPr>
+          <w:rFonts w:ascii="Calibri" w:cs="Calibri" w:eastAsia="Calibri" w:hAnsi="Calibri"/>
+          <w:b/>
+          <w:bCs/>
+          <w:color w:val="0F7A83"/>
+          <w:sz w:val="25"/>
+          <w:szCs w:val="25"/>
+        </w:rPr>
+        <w:t xml:space="preserve">4.4  What the embed cannot open</w:t>
       </w:r>
     </w:p>
     <w:p>
@@ -13589,7 +14031,7 @@
                 <w:sz w:val="19"/>
                 <w:szCs w:val="19"/>
               </w:rPr>
-              <w:t xml:space="preserve">Ten Playwright tests drive the demo host in a real browser</w:t>
+              <w:t xml:space="preserve">Eleven Playwright tests drive the demo host in a real browser</w:t>
             </w:r>
           </w:p>
         </w:tc>
@@ -13914,6 +14356,78 @@
                 <w:sz w:val="19"/>
                 <w:szCs w:val="19"/>
               </w:rPr>
+              <w:t xml:space="preserve">check:embed-protocol</w:t>
+            </w:r>
+          </w:p>
+        </w:tc>
+        <w:tc>
+          <w:tcPr>
+            <w:tcW w:type="dxa" w:w="6846"/>
+            <w:tcBorders>
+              <w:top w:val="single" w:color="D9D7D1" w:sz="4"/>
+              <w:left w:val="single" w:color="D9D7D1" w:sz="4"/>
+              <w:bottom w:val="single" w:color="D9D7D1" w:sz="4"/>
+              <w:right w:val="single" w:color="D9D7D1" w:sz="4"/>
+            </w:tcBorders>
+            <w:tcMar>
+              <w:top w:type="dxa" w:w="90"/>
+              <w:left w:type="dxa" w:w="120"/>
+              <w:bottom w:type="dxa" w:w="90"/>
+              <w:right w:type="dxa" w:w="120"/>
+            </w:tcMar>
+          </w:tcPr>
+          <w:p>
+            <w:pPr>
+              <w:spacing w:after="40" w:line="240"/>
+            </w:pPr>
+            <w:r>
+              <w:rPr>
+                <w:rFonts w:ascii="Calibri" w:cs="Calibri" w:eastAsia="Calibri" w:hAnsi="Calibri"/>
+                <w:b w:val="false"/>
+                <w:bCs w:val="false"/>
+                <w:i w:val="false"/>
+                <w:iCs w:val="false"/>
+                <w:color w:val="1B2027"/>
+                <w:sz w:val="19"/>
+                <w:szCs w:val="19"/>
+              </w:rPr>
+              <w:t xml:space="preserve">The embed protocol’s three self-descriptions agree: every type in the ViewerMessageType union is sent by production code and has a row in the authority’s event table, and nothing is sent or documented from outside it</w:t>
+            </w:r>
+          </w:p>
+        </w:tc>
+      </w:tr>
+      <w:tr>
+        <w:tc>
+          <w:tcPr>
+            <w:tcW w:type="dxa" w:w="2900"/>
+            <w:tcBorders>
+              <w:top w:val="single" w:color="D9D7D1" w:sz="4"/>
+              <w:left w:val="single" w:color="D9D7D1" w:sz="4"/>
+              <w:bottom w:val="single" w:color="D9D7D1" w:sz="4"/>
+              <w:right w:val="single" w:color="D9D7D1" w:sz="4"/>
+            </w:tcBorders>
+            <w:tcMar>
+              <w:top w:type="dxa" w:w="90"/>
+              <w:left w:type="dxa" w:w="120"/>
+              <w:bottom w:type="dxa" w:w="90"/>
+              <w:right w:type="dxa" w:w="120"/>
+            </w:tcMar>
+          </w:tcPr>
+          <w:p>
+            <w:pPr>
+              <w:spacing w:after="40" w:line="240"/>
+            </w:pPr>
+            <w:r>
+              <w:rPr>
+                <w:rFonts w:ascii="Calibri" w:cs="Calibri" w:eastAsia="Calibri" w:hAnsi="Calibri"/>
+                <w:b w:val="false"/>
+                <w:bCs w:val="false"/>
+                <w:i w:val="false"/>
+                <w:iCs w:val="false"/>
+                <w:color w:val="1B2027"/>
+                <w:sz w:val="19"/>
+                <w:szCs w:val="19"/>
+              </w:rPr>
               <w:t xml:space="preserve">test:scripts</w:t>
             </w:r>
           </w:p>
@@ -13988,7 +14502,7 @@
           <w:sz w:val="21"/>
           <w:szCs w:val="21"/>
         </w:rPr>
-        <w:t xml:space="preserve">All ten now run in CI</w:t>
+        <w:t xml:space="preserve">All eleven now run in CI</w:t>
       </w:r>
       <w:r>
         <w:rPr>
@@ -14458,7 +14972,7 @@
           <w:sz w:val="21"/>
           <w:szCs w:val="21"/>
         </w:rPr>
-        <w:t xml:space="preserve">The count is ten rather than nine because </w:t>
+        <w:t xml:space="preserve">The count was ten rather than nine because </w:t>
       </w:r>
       <w:r>
         <w:rPr>

--- a/docs/Viewer-Product-Technical-Architecture.docx
+++ b/docs/Viewer-Product-Technical-Architecture.docx
@@ -9491,20 +9491,20 @@
           <w:sz w:val="21"/>
           <w:szCs w:val="21"/>
         </w:rPr>
-        <w:t xml:space="preserve">The remaining gap is the markup layer</w:t>
-      </w:r>
-      <w:r>
-        <w:rPr>
-          <w:rFonts w:ascii="Calibri" w:cs="Calibri" w:eastAsia="Calibri" w:hAnsi="Calibri"/>
-          <w:b w:val="false"/>
-          <w:bCs w:val="false"/>
-          <w:i w:val="false"/>
-          <w:iCs w:val="false"/>
-          <w:color w:val="1B2027"/>
-          <w:sz w:val="21"/>
-          <w:szCs w:val="21"/>
-        </w:rPr>
-        <w:t xml:space="preserve">, and it is the same one as last time: no shape can yet be created or moved without a pointer. This is the largest accessibility item outstanding and it is not a small one.</w:t>
+        <w:t xml:space="preserve">The markup layer was the remaining gap, and it is closed for creation.</w:t>
+      </w:r>
+      <w:r>
+        <w:rPr>
+          <w:rFonts w:ascii="Calibri" w:cs="Calibri" w:eastAsia="Calibri" w:hAnsi="Calibri"/>
+          <w:b w:val="false"/>
+          <w:bCs w:val="false"/>
+          <w:i w:val="false"/>
+          <w:iCs w:val="false"/>
+          <w:color w:val="1B2027"/>
+          <w:sz w:val="21"/>
+          <w:szCs w:val="21"/>
+        </w:rPr>
+        <w:t xml:space="preserve"> Two issues of this document said no shape could be created or moved without a pointer and called it the largest accessibility item outstanding. A shape can now be drawn entirely from the keyboard, on both surfaces.</w:t>
       </w:r>
     </w:p>
     <w:p>
@@ -9522,155 +9522,7 @@
           <w:sz w:val="21"/>
           <w:szCs w:val="21"/>
         </w:rPr>
-        <w:t xml:space="preserve">The callout half of that sentence is fixed, and the sentence was wrong about why. It read: </w:t>
-      </w:r>
-      <w:r>
-        <w:rPr>
-          <w:rFonts w:ascii="Consolas" w:cs="Consolas" w:eastAsia="Consolas" w:hAnsi="Consolas"/>
-          <w:b w:val="false"/>
-          <w:bCs w:val="false"/>
-          <w:i w:val="false"/>
-          <w:iCs w:val="false"/>
-          <w:color w:val="1B2027"/>
-          <w:sz w:val="19"/>
-          <w:szCs w:val="19"/>
-        </w:rPr>
-        <w:t xml:space="preserve">updateShape</w:t>
-      </w:r>
-      <w:r>
-        <w:rPr>
-          <w:rFonts w:ascii="Calibri" w:cs="Calibri" w:eastAsia="Calibri" w:hAnsi="Calibri"/>
-          <w:b w:val="false"/>
-          <w:bCs w:val="false"/>
-          <w:i w:val="false"/>
-          <w:iCs w:val="false"/>
-          <w:color w:val="1B2027"/>
-          <w:sz w:val="21"/>
-          <w:szCs w:val="21"/>
-        </w:rPr>
-        <w:t xml:space="preserve"> still has no </w:t>
-      </w:r>
-      <w:r>
-        <w:rPr>
-          <w:rFonts w:ascii="Consolas" w:cs="Consolas" w:eastAsia="Consolas" w:hAnsi="Consolas"/>
-          <w:b w:val="false"/>
-          <w:bCs w:val="false"/>
-          <w:i w:val="false"/>
-          <w:iCs w:val="false"/>
-          <w:color w:val="1B2027"/>
-          <w:sz w:val="19"/>
-          <w:szCs w:val="19"/>
-        </w:rPr>
-        <w:t xml:space="preserve">callout</w:t>
-      </w:r>
-      <w:r>
-        <w:rPr>
-          <w:rFonts w:ascii="Calibri" w:cs="Calibri" w:eastAsia="Calibri" w:hAnsi="Calibri"/>
-          <w:b w:val="false"/>
-          <w:bCs w:val="false"/>
-          <w:i w:val="false"/>
-          <w:iCs w:val="false"/>
-          <w:color w:val="1B2027"/>
-          <w:sz w:val="21"/>
-          <w:szCs w:val="21"/>
-        </w:rPr>
-        <w:t xml:space="preserve"> case, so a callout box cannot be dragged at all. The first clause was true and the inference from it was not — acting on it would have changed nothing. </w:t>
-      </w:r>
-      <w:r>
-        <w:rPr>
-          <w:rFonts w:ascii="Consolas" w:cs="Consolas" w:eastAsia="Consolas" w:hAnsi="Consolas"/>
-          <w:b w:val="false"/>
-          <w:bCs w:val="false"/>
-          <w:i w:val="false"/>
-          <w:iCs w:val="false"/>
-          <w:color w:val="1B2027"/>
-          <w:sz w:val="19"/>
-          <w:szCs w:val="19"/>
-        </w:rPr>
-        <w:t xml:space="preserve">pointerDown</w:t>
-      </w:r>
-      <w:r>
-        <w:rPr>
-          <w:rFonts w:ascii="Calibri" w:cs="Calibri" w:eastAsia="Calibri" w:hAnsi="Calibri"/>
-          <w:b w:val="false"/>
-          <w:bCs w:val="false"/>
-          <w:i w:val="false"/>
-          <w:iCs w:val="false"/>
-          <w:color w:val="1B2027"/>
-          <w:sz w:val="21"/>
-          <w:szCs w:val="21"/>
-        </w:rPr>
-        <w:t xml:space="preserve"> routed a callout by </w:t>
-      </w:r>
-      <w:r>
-        <w:rPr>
-          <w:rFonts w:ascii="Consolas" w:cs="Consolas" w:eastAsia="Consolas" w:hAnsi="Consolas"/>
-          <w:b w:val="false"/>
-          <w:bCs w:val="false"/>
-          <w:i w:val="false"/>
-          <w:iCs w:val="false"/>
-          <w:color w:val="1B2027"/>
-          <w:sz w:val="19"/>
-          <w:szCs w:val="19"/>
-        </w:rPr>
-        <w:t xml:space="preserve">isTextTool</w:t>
-      </w:r>
-      <w:r>
-        <w:rPr>
-          <w:rFonts w:ascii="Calibri" w:cs="Calibri" w:eastAsia="Calibri" w:hAnsi="Calibri"/>
-          <w:b w:val="false"/>
-          <w:bCs w:val="false"/>
-          <w:i w:val="false"/>
-          <w:iCs w:val="false"/>
-          <w:color w:val="1B2027"/>
-          <w:sz w:val="21"/>
-          <w:szCs w:val="21"/>
-        </w:rPr>
-        <w:t xml:space="preserve">, which answers “does this shape carry words” rather than “is this put down by a click or by a drag”, so a callout took the click path and </w:t>
-      </w:r>
-      <w:r>
-        <w:rPr>
-          <w:rFonts w:ascii="Consolas" w:cs="Consolas" w:eastAsia="Consolas" w:hAnsi="Consolas"/>
-          <w:b w:val="false"/>
-          <w:bCs w:val="false"/>
-          <w:i w:val="false"/>
-          <w:iCs w:val="false"/>
-          <w:color w:val="1B2027"/>
-          <w:sz w:val="19"/>
-          <w:szCs w:val="19"/>
-        </w:rPr>
-        <w:t xml:space="preserve">updateShape</w:t>
-      </w:r>
-      <w:r>
-        <w:rPr>
-          <w:rFonts w:ascii="Calibri" w:cs="Calibri" w:eastAsia="Calibri" w:hAnsi="Calibri"/>
-          <w:b w:val="false"/>
-          <w:bCs w:val="false"/>
-          <w:i w:val="false"/>
-          <w:iCs w:val="false"/>
-          <w:color w:val="1B2027"/>
-          <w:sz w:val="21"/>
-          <w:szCs w:val="21"/>
-        </w:rPr>
-        <w:t xml:space="preserve"> was never reached for one at all. Adding the missing case on its own would have been inert, which is the trap in a gap recorded with a plausible cause attached: the next person fixes the cause and ships no change. Those are two different questions and now have two predicates.</w:t>
-      </w:r>
-    </w:p>
-    <w:p>
-      <w:pPr>
-        <w:spacing w:after="140" w:line="276"/>
-      </w:pPr>
-      <w:r>
-        <w:rPr>
-          <w:rFonts w:ascii="Calibri" w:cs="Calibri" w:eastAsia="Calibri" w:hAnsi="Calibri"/>
-          <w:b w:val="false"/>
-          <w:bCs w:val="false"/>
-          <w:i w:val="false"/>
-          <w:iCs w:val="false"/>
-          <w:color w:val="1B2027"/>
-          <w:sz w:val="21"/>
-          <w:szCs w:val="21"/>
-        </w:rPr>
-        <w:t xml:space="preserve">A callout has two positions — the anchor on the feature and the label clear of it — so it is now the one text tool placed by dragging: press on the detail, pull the label to where it should sit, and the words are asked for on release, which is also the only order a modal prompt permits. Before this every label sat at the seeded offset of eighty right and forty up: on a crowded drawing usually over the detail being annotated, near a page edge off the page, and no gesture moved it. A click that never moves still places a callout at that offset, so the gesture that already existed is extended rather than replaced.</w:t>
+        <w:t xml:space="preserve">The overlay takes focus when a drawing tool is active, and announces what the keys do — the only place they are written down for a reader who cannot see the crosshair. Arrow keys move that crosshair, Shift takes the coarse step, Space presses, Enter finishes and Escape cancels. Space-then-arrows-then-Enter is the single-pointer alternative SC 2.5.7 asks for, because the arrow keys between the press and the finish are doing what the drag did. The overlay claims a key only when it used it, so arrow keys still scroll a page nobody is drawing on and Tab still leaves.</w:t>
       </w:r>
     </w:p>
     <w:p>
@@ -9693,56 +9545,187 @@
           <w:sz w:val="21"/>
           <w:szCs w:val="21"/>
         </w:rPr>
-        <w:t xml:space="preserve">This is not an accessibility improvement and must not be counted as one.</w:t>
-      </w:r>
-      <w:r>
-        <w:rPr>
-          <w:rFonts w:ascii="Calibri" w:cs="Calibri" w:eastAsia="Calibri" w:hAnsi="Calibri"/>
-          <w:b w:val="false"/>
-          <w:bCs w:val="false"/>
-          <w:i w:val="false"/>
-          <w:iCs w:val="false"/>
-          <w:color w:val="1B2027"/>
-          <w:sz w:val="21"/>
-          <w:szCs w:val="21"/>
-        </w:rPr>
-        <w:t xml:space="preserve"> It adds a drag to a layer that was already wholly pointer-dependent. The label’s only pointer-free outcome is the seeded offset, which is a fallback and not the equivalent SC 2.5.7 asks for.</w:t>
-      </w:r>
-    </w:p>
-    <w:p>
-      <w:pPr>
-        <w:pStyle w:val="Heading2"/>
-        <w:spacing w:after="140" w:before="280"/>
+        <w:t xml:space="preserve">The sentence that named the gap was conflating two different things, and only one of them was an accessibility defect.</w:t>
+      </w:r>
+      <w:r>
+        <w:rPr>
+          <w:rFonts w:ascii="Calibri" w:cs="Calibri" w:eastAsia="Calibri" w:hAnsi="Calibri"/>
+          <w:b w:val="false"/>
+          <w:bCs w:val="false"/>
+          <w:i w:val="false"/>
+          <w:iCs w:val="false"/>
+          <w:color w:val="1B2027"/>
+          <w:sz w:val="21"/>
+          <w:szCs w:val="21"/>
+        </w:rPr>
+        <w:t xml:space="preserve"> Creating a shape was pointer-only — that was real, and is fixed. </w:t>
+      </w:r>
+      <w:r>
+        <w:rPr>
+          <w:rFonts w:ascii="Calibri" w:cs="Calibri" w:eastAsia="Calibri" w:hAnsi="Calibri"/>
+          <w:b w:val="false"/>
+          <w:bCs w:val="false"/>
+          <w:i/>
+          <w:iCs/>
+          <w:color w:val="1B2027"/>
+          <w:sz w:val="21"/>
+          <w:szCs w:val="21"/>
+        </w:rPr>
+        <w:t xml:space="preserve">Moving</w:t>
+      </w:r>
+      <w:r>
+        <w:rPr>
+          <w:rFonts w:ascii="Calibri" w:cs="Calibri" w:eastAsia="Calibri" w:hAnsi="Calibri"/>
+          <w:b w:val="false"/>
+          <w:bCs w:val="false"/>
+          <w:i w:val="false"/>
+          <w:iCs w:val="false"/>
+          <w:color w:val="1B2027"/>
+          <w:sz w:val="21"/>
+          <w:szCs w:val="21"/>
+        </w:rPr>
+        <w:t xml:space="preserve"> a committed shape is not a keyboard gap at all: there is no shape selection and no move in the viewer, for any input device. </w:t>
+      </w:r>
+      <w:r>
+        <w:rPr>
+          <w:rFonts w:ascii="Consolas" w:cs="Consolas" w:eastAsia="Consolas" w:hAnsi="Consolas"/>
+          <w:b w:val="false"/>
+          <w:bCs w:val="false"/>
+          <w:i w:val="false"/>
+          <w:iCs w:val="false"/>
+          <w:color w:val="1B2027"/>
+          <w:sz w:val="19"/>
+          <w:szCs w:val="19"/>
+        </w:rPr>
+        <w:t xml:space="preserve">removeShape</w:t>
+      </w:r>
+      <w:r>
+        <w:rPr>
+          <w:rFonts w:ascii="Calibri" w:cs="Calibri" w:eastAsia="Calibri" w:hAnsi="Calibri"/>
+          <w:b w:val="false"/>
+          <w:bCs w:val="false"/>
+          <w:i w:val="false"/>
+          <w:iCs w:val="false"/>
+          <w:color w:val="1B2027"/>
+          <w:sz w:val="21"/>
+          <w:szCs w:val="21"/>
+        </w:rPr>
+        <w:t xml:space="preserve"> is the only thing that acts on a committed shape. So the second half of that claim described a feature nobody has rather than a route some readers lack, which made the accessibility gap look larger than it was and hid a plain functional gap behind it.</w:t>
+      </w:r>
+    </w:p>
+    <w:p>
+      <w:pPr>
+        <w:spacing w:after="140" w:line="276"/>
       </w:pPr>
       <w:r>
         <w:rPr>
           <w:rFonts w:ascii="Calibri" w:cs="Calibri" w:eastAsia="Calibri" w:hAnsi="Calibri"/>
           <w:b/>
           <w:bCs/>
-          <w:color w:val="0F7A83"/>
-          <w:sz w:val="25"/>
-          <w:szCs w:val="25"/>
-        </w:rPr>
-        <w:t xml:space="preserve">9.3  Defects that were not on anyone’s list</w:t>
+          <w:i w:val="false"/>
+          <w:iCs w:val="false"/>
+          <w:color w:val="1B2027"/>
+          <w:sz w:val="21"/>
+          <w:szCs w:val="21"/>
+        </w:rPr>
+        <w:t xml:space="preserve">The keyboard drives the same state machine the pointer does.</w:t>
+      </w:r>
+      <w:r>
+        <w:rPr>
+          <w:rFonts w:ascii="Calibri" w:cs="Calibri" w:eastAsia="Calibri" w:hAnsi="Calibri"/>
+          <w:b w:val="false"/>
+          <w:bCs w:val="false"/>
+          <w:i w:val="false"/>
+          <w:iCs w:val="false"/>
+          <w:color w:val="1B2027"/>
+          <w:sz w:val="21"/>
+          <w:szCs w:val="21"/>
+        </w:rPr>
+        <w:t xml:space="preserve"> The three pointer handlers now hold nothing but coordinate extraction and hand a point to </w:t>
+      </w:r>
+      <w:r>
+        <w:rPr>
+          <w:rFonts w:ascii="Consolas" w:cs="Consolas" w:eastAsia="Consolas" w:hAnsi="Consolas"/>
+          <w:b w:val="false"/>
+          <w:bCs w:val="false"/>
+          <w:i w:val="false"/>
+          <w:iCs w:val="false"/>
+          <w:color w:val="1B2027"/>
+          <w:sz w:val="19"/>
+          <w:szCs w:val="19"/>
+        </w:rPr>
+        <w:t xml:space="preserve">pressAt</w:t>
+      </w:r>
+      <w:r>
+        <w:rPr>
+          <w:rFonts w:ascii="Calibri" w:cs="Calibri" w:eastAsia="Calibri" w:hAnsi="Calibri"/>
+          <w:b w:val="false"/>
+          <w:bCs w:val="false"/>
+          <w:i w:val="false"/>
+          <w:iCs w:val="false"/>
+          <w:color w:val="1B2027"/>
+          <w:sz w:val="21"/>
+          <w:szCs w:val="21"/>
+        </w:rPr>
+        <w:t xml:space="preserve">, </w:t>
+      </w:r>
+      <w:r>
+        <w:rPr>
+          <w:rFonts w:ascii="Consolas" w:cs="Consolas" w:eastAsia="Consolas" w:hAnsi="Consolas"/>
+          <w:b w:val="false"/>
+          <w:bCs w:val="false"/>
+          <w:i w:val="false"/>
+          <w:iCs w:val="false"/>
+          <w:color w:val="1B2027"/>
+          <w:sz w:val="19"/>
+          <w:szCs w:val="19"/>
+        </w:rPr>
+        <w:t xml:space="preserve">moveTo</w:t>
+      </w:r>
+      <w:r>
+        <w:rPr>
+          <w:rFonts w:ascii="Calibri" w:cs="Calibri" w:eastAsia="Calibri" w:hAnsi="Calibri"/>
+          <w:b w:val="false"/>
+          <w:bCs w:val="false"/>
+          <w:i w:val="false"/>
+          <w:iCs w:val="false"/>
+          <w:color w:val="1B2027"/>
+          <w:sz w:val="21"/>
+          <w:szCs w:val="21"/>
+        </w:rPr>
+        <w:t xml:space="preserve"> and </w:t>
+      </w:r>
+      <w:r>
+        <w:rPr>
+          <w:rFonts w:ascii="Consolas" w:cs="Consolas" w:eastAsia="Consolas" w:hAnsi="Consolas"/>
+          <w:b w:val="false"/>
+          <w:bCs w:val="false"/>
+          <w:i w:val="false"/>
+          <w:iCs w:val="false"/>
+          <w:color w:val="1B2027"/>
+          <w:sz w:val="19"/>
+          <w:szCs w:val="19"/>
+        </w:rPr>
+        <w:t xml:space="preserve">release</w:t>
+      </w:r>
+      <w:r>
+        <w:rPr>
+          <w:rFonts w:ascii="Calibri" w:cs="Calibri" w:eastAsia="Calibri" w:hAnsi="Calibri"/>
+          <w:b w:val="false"/>
+          <w:bCs w:val="false"/>
+          <w:i w:val="false"/>
+          <w:iCs w:val="false"/>
+          <w:color w:val="1B2027"/>
+          <w:sz w:val="21"/>
+          <w:szCs w:val="21"/>
+        </w:rPr>
+        <w:t xml:space="preserve">; the keyboard moves a point and calls the same three. A separate keyboard path would have passed its own tests and still come to disagree with the pointer about which tools work, what a shape’s defaults are, or where a finished one goes — which is not a hypothetical. It is the drift this session was extracted to stop, and it had already happened once between the PDF page and the CAD drawing. One test asserts the keyboard and the pointer produce an identical shape from identical coordinates; that assertion is the design, not a detail of it.</w:t>
       </w:r>
     </w:p>
     <w:p>
       <w:pPr>
         <w:spacing w:after="140" w:line="276"/>
       </w:pPr>
-      <w:r>
-        <w:rPr>
-          <w:rFonts w:ascii="Calibri" w:cs="Calibri" w:eastAsia="Calibri" w:hAnsi="Calibri"/>
-          <w:b w:val="false"/>
-          <w:bCs w:val="false"/>
-          <w:i w:val="false"/>
-          <w:iCs w:val="false"/>
-          <w:color w:val="1B2027"/>
-          <w:sz w:val="21"/>
-          <w:szCs w:val="21"/>
-        </w:rPr>
-        <w:t xml:space="preserve">A pass over the panels found a class of failure worth naming, because it is invisible to an automated checker and to a sighted developer alike: </w:t>
-      </w:r>
       <w:r>
         <w:rPr>
           <w:rFonts w:ascii="Calibri" w:cs="Calibri" w:eastAsia="Calibri" w:hAnsi="Calibri"/>
@@ -9754,282 +9737,20 @@
           <w:sz w:val="21"/>
           <w:szCs w:val="21"/>
         </w:rPr>
-        <w:t xml:space="preserve">accessible-name computation takes element content over </w:t>
-      </w:r>
-      <w:r>
-        <w:rPr>
-          <w:rFonts w:ascii="Consolas" w:cs="Consolas" w:eastAsia="Consolas" w:hAnsi="Consolas"/>
-          <w:b/>
-          <w:bCs/>
-          <w:i w:val="false"/>
-          <w:iCs w:val="false"/>
-          <w:color w:val="1B2027"/>
-          <w:sz w:val="19"/>
-          <w:szCs w:val="19"/>
-        </w:rPr>
-        <w:t xml:space="preserve">title</w:t>
-      </w:r>
-      <w:r>
-        <w:rPr>
-          <w:rFonts w:ascii="Calibri" w:cs="Calibri" w:eastAsia="Calibri" w:hAnsi="Calibri"/>
-          <w:b/>
-          <w:bCs/>
-          <w:i w:val="false"/>
-          <w:iCs w:val="false"/>
-          <w:color w:val="1B2027"/>
-          <w:sz w:val="21"/>
-          <w:szCs w:val="21"/>
-        </w:rPr>
-        <w:t xml:space="preserve">.</w:t>
-      </w:r>
-      <w:r>
-        <w:rPr>
-          <w:rFonts w:ascii="Calibri" w:cs="Calibri" w:eastAsia="Calibri" w:hAnsi="Calibri"/>
-          <w:b w:val="false"/>
-          <w:bCs w:val="false"/>
-          <w:i w:val="false"/>
-          <w:iCs w:val="false"/>
-          <w:color w:val="1B2027"/>
-          <w:sz w:val="21"/>
-          <w:szCs w:val="21"/>
-        </w:rPr>
-        <w:t xml:space="preserve"> A </w:t>
-      </w:r>
-      <w:r>
-        <w:rPr>
-          <w:rFonts w:ascii="Consolas" w:cs="Consolas" w:eastAsia="Consolas" w:hAnsi="Consolas"/>
-          <w:b w:val="false"/>
-          <w:bCs w:val="false"/>
-          <w:i w:val="false"/>
-          <w:iCs w:val="false"/>
-          <w:color w:val="1B2027"/>
-          <w:sz w:val="19"/>
-          <w:szCs w:val="19"/>
-        </w:rPr>
-        <w:t xml:space="preserve">&lt;button&gt;</w:t>
-      </w:r>
-      <w:r>
-        <w:rPr>
-          <w:rFonts w:ascii="Calibri" w:cs="Calibri" w:eastAsia="Calibri" w:hAnsi="Calibri"/>
-          <w:b w:val="false"/>
-          <w:bCs w:val="false"/>
-          <w:i w:val="false"/>
-          <w:iCs w:val="false"/>
-          <w:color w:val="1B2027"/>
-          <w:sz w:val="21"/>
-          <w:szCs w:val="21"/>
-        </w:rPr>
-        <w:t xml:space="preserve"> whose whole content is “↺” is announced as that glyph; its tooltip is never read. Six controls announced themselves as a symbol. The fix is an </w:t>
-      </w:r>
-      <w:r>
-        <w:rPr>
-          <w:rFonts w:ascii="Consolas" w:cs="Consolas" w:eastAsia="Consolas" w:hAnsi="Consolas"/>
-          <w:b w:val="false"/>
-          <w:bCs w:val="false"/>
-          <w:i w:val="false"/>
-          <w:iCs w:val="false"/>
-          <w:color w:val="1B2027"/>
-          <w:sz w:val="19"/>
-          <w:szCs w:val="19"/>
-        </w:rPr>
-        <w:t xml:space="preserve">aria-label</w:t>
-      </w:r>
-      <w:r>
-        <w:rPr>
-          <w:rFonts w:ascii="Calibri" w:cs="Calibri" w:eastAsia="Calibri" w:hAnsi="Calibri"/>
-          <w:b w:val="false"/>
-          <w:bCs w:val="false"/>
-          <w:i w:val="false"/>
-          <w:iCs w:val="false"/>
-          <w:color w:val="1B2027"/>
-          <w:sz w:val="21"/>
-          <w:szCs w:val="21"/>
-        </w:rPr>
-        <w:t xml:space="preserve"> on the button and </w:t>
-      </w:r>
-      <w:r>
-        <w:rPr>
-          <w:rFonts w:ascii="Consolas" w:cs="Consolas" w:eastAsia="Consolas" w:hAnsi="Consolas"/>
-          <w:b w:val="false"/>
-          <w:bCs w:val="false"/>
-          <w:i w:val="false"/>
-          <w:iCs w:val="false"/>
-          <w:color w:val="1B2027"/>
-          <w:sz w:val="19"/>
-          <w:szCs w:val="19"/>
-        </w:rPr>
-        <w:t xml:space="preserve">aria-hidden</w:t>
-      </w:r>
-      <w:r>
-        <w:rPr>
-          <w:rFonts w:ascii="Calibri" w:cs="Calibri" w:eastAsia="Calibri" w:hAnsi="Calibri"/>
-          <w:b w:val="false"/>
-          <w:bCs w:val="false"/>
-          <w:i w:val="false"/>
-          <w:iCs w:val="false"/>
-          <w:color w:val="1B2027"/>
-          <w:sz w:val="21"/>
-          <w:szCs w:val="21"/>
-        </w:rPr>
-        <w:t xml:space="preserve"> on the glyph.</w:t>
-      </w:r>
-    </w:p>
-    <w:p>
-      <w:pPr>
-        <w:spacing w:after="140" w:line="276"/>
-      </w:pPr>
-      <w:r>
-        <w:rPr>
-          <w:rFonts w:ascii="Calibri" w:cs="Calibri" w:eastAsia="Calibri" w:hAnsi="Calibri"/>
-          <w:b w:val="false"/>
-          <w:bCs w:val="false"/>
-          <w:i w:val="false"/>
-          <w:iCs w:val="false"/>
-          <w:color w:val="1B2027"/>
-          <w:sz w:val="21"/>
-          <w:szCs w:val="21"/>
-        </w:rPr>
-        <w:t xml:space="preserve">The same pass found a label pointing at a DOM id that did not exist, because the id was a PDF AcroForm field name and “Given name” has a space in it; four buttons bound to empty method bodies; required form fields marked only by an </w:t>
-      </w:r>
-      <w:r>
-        <w:rPr>
-          <w:rFonts w:ascii="Consolas" w:cs="Consolas" w:eastAsia="Consolas" w:hAnsi="Consolas"/>
-          <w:b w:val="false"/>
-          <w:bCs w:val="false"/>
-          <w:i w:val="false"/>
-          <w:iCs w:val="false"/>
-          <w:color w:val="1B2027"/>
-          <w:sz w:val="19"/>
-          <w:szCs w:val="19"/>
-        </w:rPr>
-        <w:t xml:space="preserve">aria-hidden</w:t>
-      </w:r>
-      <w:r>
-        <w:rPr>
-          <w:rFonts w:ascii="Calibri" w:cs="Calibri" w:eastAsia="Calibri" w:hAnsi="Calibri"/>
-          <w:b w:val="false"/>
-          <w:bCs w:val="false"/>
-          <w:i w:val="false"/>
-          <w:iCs w:val="false"/>
-          <w:color w:val="1B2027"/>
-          <w:sz w:val="21"/>
-          <w:szCs w:val="21"/>
-        </w:rPr>
-        <w:t xml:space="preserve"> asterisk; validation messages not tied to the control they were about; and status icons announced as “white heavy check mark” beside a badge that already said the status.</w:t>
-      </w:r>
-    </w:p>
-    <w:p>
-      <w:pPr>
-        <w:spacing w:after="140" w:line="276"/>
-      </w:pPr>
-      <w:r>
-        <w:rPr>
-          <w:rFonts w:ascii="Calibri" w:cs="Calibri" w:eastAsia="Calibri" w:hAnsi="Calibri"/>
-          <w:b w:val="false"/>
-          <w:bCs w:val="false"/>
-          <w:i w:val="false"/>
-          <w:iCs w:val="false"/>
-          <w:color w:val="1B2027"/>
-          <w:sz w:val="21"/>
-          <w:szCs w:val="21"/>
-        </w:rPr>
-        <w:t xml:space="preserve">A later pass found one more of the same family, and it is the one a buyer’s auditor is most likely to meet: </w:t>
-      </w:r>
-      <w:r>
-        <w:rPr>
-          <w:rFonts w:ascii="Calibri" w:cs="Calibri" w:eastAsia="Calibri" w:hAnsi="Calibri"/>
-          <w:b/>
-          <w:bCs/>
-          <w:i w:val="false"/>
-          <w:iCs w:val="false"/>
-          <w:color w:val="1B2027"/>
-          <w:sz w:val="21"/>
-          <w:szCs w:val="21"/>
-        </w:rPr>
-        <w:t xml:space="preserve">the embedded toolbar declared </w:t>
-      </w:r>
-      <w:r>
-        <w:rPr>
-          <w:rFonts w:ascii="Consolas" w:cs="Consolas" w:eastAsia="Consolas" w:hAnsi="Consolas"/>
-          <w:b/>
-          <w:bCs/>
-          <w:i w:val="false"/>
-          <w:iCs w:val="false"/>
-          <w:color w:val="1B2027"/>
-          <w:sz w:val="19"/>
-          <w:szCs w:val="19"/>
-        </w:rPr>
-        <w:t xml:space="preserve">role="toolbar"</w:t>
-      </w:r>
-      <w:r>
-        <w:rPr>
-          <w:rFonts w:ascii="Calibri" w:cs="Calibri" w:eastAsia="Calibri" w:hAnsi="Calibri"/>
-          <w:b/>
-          <w:bCs/>
-          <w:i w:val="false"/>
-          <w:iCs w:val="false"/>
-          <w:color w:val="1B2027"/>
-          <w:sz w:val="21"/>
-          <w:szCs w:val="21"/>
-        </w:rPr>
-        <w:t xml:space="preserve"> without implementing it.</w:t>
-      </w:r>
-      <w:r>
-        <w:rPr>
-          <w:rFonts w:ascii="Calibri" w:cs="Calibri" w:eastAsia="Calibri" w:hAnsi="Calibri"/>
-          <w:b w:val="false"/>
-          <w:bCs w:val="false"/>
-          <w:i w:val="false"/>
-          <w:iCs w:val="false"/>
-          <w:color w:val="1B2027"/>
-          <w:sz w:val="21"/>
-          <w:szCs w:val="21"/>
-        </w:rPr>
-        <w:t xml:space="preserve"> That role promises arrow-key navigation over a single tab stop, and the row is a set of ordinary buttons each with its own tab stop. A screen-reader user is told it is a toolbar, presses the arrows, and nothing moves — worse off than one told it is a group of named buttons, which is what §1A.2 means by bad ARIA being worse than none. It is </w:t>
-      </w:r>
-      <w:r>
-        <w:rPr>
-          <w:rFonts w:ascii="Consolas" w:cs="Consolas" w:eastAsia="Consolas" w:hAnsi="Consolas"/>
-          <w:b w:val="false"/>
-          <w:bCs w:val="false"/>
-          <w:i w:val="false"/>
-          <w:iCs w:val="false"/>
-          <w:color w:val="1B2027"/>
-          <w:sz w:val="19"/>
-          <w:szCs w:val="19"/>
-        </w:rPr>
-        <w:t xml:space="preserve">role="group"</w:t>
-      </w:r>
-      <w:r>
-        <w:rPr>
-          <w:rFonts w:ascii="Calibri" w:cs="Calibri" w:eastAsia="Calibri" w:hAnsi="Calibri"/>
-          <w:b w:val="false"/>
-          <w:bCs w:val="false"/>
-          <w:i w:val="false"/>
-          <w:iCs w:val="false"/>
-          <w:color w:val="1B2027"/>
-          <w:sz w:val="21"/>
-          <w:szCs w:val="21"/>
-        </w:rPr>
-        <w:t xml:space="preserve"> now, which promises only what is there.</w:t>
-      </w:r>
-    </w:p>
-    <w:p>
-      <w:pPr>
-        <w:spacing w:after="140" w:line="276"/>
-      </w:pPr>
-      <w:r>
-        <w:rPr>
-          <w:rFonts w:ascii="Calibri" w:cs="Calibri" w:eastAsia="Calibri" w:hAnsi="Calibri"/>
-          <w:b w:val="false"/>
-          <w:bCs w:val="false"/>
-          <w:i w:val="false"/>
-          <w:iCs w:val="false"/>
-          <w:color w:val="1B2027"/>
-          <w:sz w:val="21"/>
-          <w:szCs w:val="21"/>
-        </w:rPr>
-        <w:t xml:space="preserve">The full viewer’s own command bar had already reached that conclusion and written it down in a comment two directories away. A rule recorded in a comment beside one component does not reach the next person writing another, which is why it is in this document and asserted in both components’ specs.</w:t>
+        <w:t xml:space="preserve">The crosshair is a component, extracted on the second caller rather than the third.</w:t>
+      </w:r>
+      <w:r>
+        <w:rPr>
+          <w:rFonts w:ascii="Calibri" w:cs="Calibri" w:eastAsia="Calibri" w:hAnsi="Calibri"/>
+          <w:b w:val="false"/>
+          <w:bCs w:val="false"/>
+          <w:i w:val="false"/>
+          <w:iCs w:val="false"/>
+          <w:color w:val="1B2027"/>
+          <w:sz w:val="21"/>
+          <w:szCs w:val="21"/>
+        </w:rPr>
+        <w:t xml:space="preserve"> §3.3 says to duplicate twice and abstract on the third, and this is the exception that rule’s own wording allows: the two callers are the two surfaces that have drifted before, over exactly this question of what works where. Drawn twice it ends up two sizes, or present on one surface and absent on the other — and a reader who cannot see it has no way to tell which of those happened.</w:t>
       </w:r>
     </w:p>
     <w:p>
@@ -10044,19 +9765,6 @@
       <w:r>
         <w:rPr>
           <w:rFonts w:ascii="Calibri" w:cs="Calibri" w:eastAsia="Calibri" w:hAnsi="Calibri"/>
-          <w:b w:val="false"/>
-          <w:bCs w:val="false"/>
-          <w:i w:val="false"/>
-          <w:iCs w:val="false"/>
-          <w:color w:val="1B2027"/>
-          <w:sz w:val="21"/>
-          <w:szCs w:val="21"/>
-        </w:rPr>
-        <w:t xml:space="preserve">None of these would have been caught by axe. </w:t>
-      </w:r>
-      <w:r>
-        <w:rPr>
-          <w:rFonts w:ascii="Calibri" w:cs="Calibri" w:eastAsia="Calibri" w:hAnsi="Calibri"/>
           <w:b/>
           <w:bCs/>
           <w:i w:val="false"/>
@@ -10065,20 +9773,248 @@
           <w:sz w:val="21"/>
           <w:szCs w:val="21"/>
         </w:rPr>
-        <w:t xml:space="preserve">This is the argument for §1A.5’s position that automated checks are a floor, not conformance</w:t>
-      </w:r>
-      <w:r>
-        <w:rPr>
-          <w:rFonts w:ascii="Calibri" w:cs="Calibri" w:eastAsia="Calibri" w:hAnsi="Calibri"/>
-          <w:b w:val="false"/>
-          <w:bCs w:val="false"/>
-          <w:i w:val="false"/>
-          <w:iCs w:val="false"/>
-          <w:color w:val="1B2027"/>
-          <w:sz w:val="21"/>
-          <w:szCs w:val="21"/>
-        </w:rPr>
-        <w:t xml:space="preserve"> — and it is worth quoting to a buyer who asks what our VPAT rests on.</w:t>
+        <w:t xml:space="preserve">What this does not do.</w:t>
+      </w:r>
+      <w:r>
+        <w:rPr>
+          <w:rFonts w:ascii="Calibri" w:cs="Calibri" w:eastAsia="Calibri" w:hAnsi="Calibri"/>
+          <w:b w:val="false"/>
+          <w:bCs w:val="false"/>
+          <w:i w:val="false"/>
+          <w:iCs w:val="false"/>
+          <w:color w:val="1B2027"/>
+          <w:sz w:val="21"/>
+          <w:szCs w:val="21"/>
+        </w:rPr>
+        <w:t xml:space="preserve"> It is a keyboard route to </w:t>
+      </w:r>
+      <w:r>
+        <w:rPr>
+          <w:rFonts w:ascii="Calibri" w:cs="Calibri" w:eastAsia="Calibri" w:hAnsi="Calibri"/>
+          <w:b w:val="false"/>
+          <w:bCs w:val="false"/>
+          <w:i/>
+          <w:iCs/>
+          <w:color w:val="1B2027"/>
+          <w:sz w:val="21"/>
+          <w:szCs w:val="21"/>
+        </w:rPr>
+        <w:t xml:space="preserve">create</w:t>
+      </w:r>
+      <w:r>
+        <w:rPr>
+          <w:rFonts w:ascii="Calibri" w:cs="Calibri" w:eastAsia="Calibri" w:hAnsi="Calibri"/>
+          <w:b w:val="false"/>
+          <w:bCs w:val="false"/>
+          <w:i w:val="false"/>
+          <w:iCs w:val="false"/>
+          <w:color w:val="1B2027"/>
+          <w:sz w:val="21"/>
+          <w:szCs w:val="21"/>
+        </w:rPr>
+        <w:t xml:space="preserve">; it is not a screen-reader account of what is already on the page. A reader still cannot enumerate existing markup, and cannot move or resize a committed shape, because nobody can. Neither is this a substitute for the testing §1A.5 requires: these are unit tests of a state machine, and the manual keyboard pass and the screen-reader matrix remain the real gates.</w:t>
+      </w:r>
+    </w:p>
+    <w:p>
+      <w:pPr>
+        <w:spacing w:after="140" w:line="276"/>
+      </w:pPr>
+      <w:r>
+        <w:rPr>
+          <w:rFonts w:ascii="Calibri" w:cs="Calibri" w:eastAsia="Calibri" w:hAnsi="Calibri"/>
+          <w:b w:val="false"/>
+          <w:bCs w:val="false"/>
+          <w:i w:val="false"/>
+          <w:iCs w:val="false"/>
+          <w:color w:val="1B2027"/>
+          <w:sz w:val="21"/>
+          <w:szCs w:val="21"/>
+        </w:rPr>
+        <w:t xml:space="preserve">The callout half of that sentence is fixed, and the sentence was wrong about why. It read: </w:t>
+      </w:r>
+      <w:r>
+        <w:rPr>
+          <w:rFonts w:ascii="Consolas" w:cs="Consolas" w:eastAsia="Consolas" w:hAnsi="Consolas"/>
+          <w:b w:val="false"/>
+          <w:bCs w:val="false"/>
+          <w:i w:val="false"/>
+          <w:iCs w:val="false"/>
+          <w:color w:val="1B2027"/>
+          <w:sz w:val="19"/>
+          <w:szCs w:val="19"/>
+        </w:rPr>
+        <w:t xml:space="preserve">updateShape</w:t>
+      </w:r>
+      <w:r>
+        <w:rPr>
+          <w:rFonts w:ascii="Calibri" w:cs="Calibri" w:eastAsia="Calibri" w:hAnsi="Calibri"/>
+          <w:b w:val="false"/>
+          <w:bCs w:val="false"/>
+          <w:i w:val="false"/>
+          <w:iCs w:val="false"/>
+          <w:color w:val="1B2027"/>
+          <w:sz w:val="21"/>
+          <w:szCs w:val="21"/>
+        </w:rPr>
+        <w:t xml:space="preserve"> still has no </w:t>
+      </w:r>
+      <w:r>
+        <w:rPr>
+          <w:rFonts w:ascii="Consolas" w:cs="Consolas" w:eastAsia="Consolas" w:hAnsi="Consolas"/>
+          <w:b w:val="false"/>
+          <w:bCs w:val="false"/>
+          <w:i w:val="false"/>
+          <w:iCs w:val="false"/>
+          <w:color w:val="1B2027"/>
+          <w:sz w:val="19"/>
+          <w:szCs w:val="19"/>
+        </w:rPr>
+        <w:t xml:space="preserve">callout</w:t>
+      </w:r>
+      <w:r>
+        <w:rPr>
+          <w:rFonts w:ascii="Calibri" w:cs="Calibri" w:eastAsia="Calibri" w:hAnsi="Calibri"/>
+          <w:b w:val="false"/>
+          <w:bCs w:val="false"/>
+          <w:i w:val="false"/>
+          <w:iCs w:val="false"/>
+          <w:color w:val="1B2027"/>
+          <w:sz w:val="21"/>
+          <w:szCs w:val="21"/>
+        </w:rPr>
+        <w:t xml:space="preserve"> case, so a callout box cannot be dragged at all. The first clause was true and the inference from it was not — acting on it would have changed nothing. </w:t>
+      </w:r>
+      <w:r>
+        <w:rPr>
+          <w:rFonts w:ascii="Consolas" w:cs="Consolas" w:eastAsia="Consolas" w:hAnsi="Consolas"/>
+          <w:b w:val="false"/>
+          <w:bCs w:val="false"/>
+          <w:i w:val="false"/>
+          <w:iCs w:val="false"/>
+          <w:color w:val="1B2027"/>
+          <w:sz w:val="19"/>
+          <w:szCs w:val="19"/>
+        </w:rPr>
+        <w:t xml:space="preserve">pointerDown</w:t>
+      </w:r>
+      <w:r>
+        <w:rPr>
+          <w:rFonts w:ascii="Calibri" w:cs="Calibri" w:eastAsia="Calibri" w:hAnsi="Calibri"/>
+          <w:b w:val="false"/>
+          <w:bCs w:val="false"/>
+          <w:i w:val="false"/>
+          <w:iCs w:val="false"/>
+          <w:color w:val="1B2027"/>
+          <w:sz w:val="21"/>
+          <w:szCs w:val="21"/>
+        </w:rPr>
+        <w:t xml:space="preserve"> routed a callout by </w:t>
+      </w:r>
+      <w:r>
+        <w:rPr>
+          <w:rFonts w:ascii="Consolas" w:cs="Consolas" w:eastAsia="Consolas" w:hAnsi="Consolas"/>
+          <w:b w:val="false"/>
+          <w:bCs w:val="false"/>
+          <w:i w:val="false"/>
+          <w:iCs w:val="false"/>
+          <w:color w:val="1B2027"/>
+          <w:sz w:val="19"/>
+          <w:szCs w:val="19"/>
+        </w:rPr>
+        <w:t xml:space="preserve">isTextTool</w:t>
+      </w:r>
+      <w:r>
+        <w:rPr>
+          <w:rFonts w:ascii="Calibri" w:cs="Calibri" w:eastAsia="Calibri" w:hAnsi="Calibri"/>
+          <w:b w:val="false"/>
+          <w:bCs w:val="false"/>
+          <w:i w:val="false"/>
+          <w:iCs w:val="false"/>
+          <w:color w:val="1B2027"/>
+          <w:sz w:val="21"/>
+          <w:szCs w:val="21"/>
+        </w:rPr>
+        <w:t xml:space="preserve">, which answers “does this shape carry words” rather than “is this put down by a click or by a drag”, so a callout took the click path and </w:t>
+      </w:r>
+      <w:r>
+        <w:rPr>
+          <w:rFonts w:ascii="Consolas" w:cs="Consolas" w:eastAsia="Consolas" w:hAnsi="Consolas"/>
+          <w:b w:val="false"/>
+          <w:bCs w:val="false"/>
+          <w:i w:val="false"/>
+          <w:iCs w:val="false"/>
+          <w:color w:val="1B2027"/>
+          <w:sz w:val="19"/>
+          <w:szCs w:val="19"/>
+        </w:rPr>
+        <w:t xml:space="preserve">updateShape</w:t>
+      </w:r>
+      <w:r>
+        <w:rPr>
+          <w:rFonts w:ascii="Calibri" w:cs="Calibri" w:eastAsia="Calibri" w:hAnsi="Calibri"/>
+          <w:b w:val="false"/>
+          <w:bCs w:val="false"/>
+          <w:i w:val="false"/>
+          <w:iCs w:val="false"/>
+          <w:color w:val="1B2027"/>
+          <w:sz w:val="21"/>
+          <w:szCs w:val="21"/>
+        </w:rPr>
+        <w:t xml:space="preserve"> was never reached for one at all. Adding the missing case on its own would have been inert, which is the trap in a gap recorded with a plausible cause attached: the next person fixes the cause and ships no change. Those are two different questions and now have two predicates.</w:t>
+      </w:r>
+    </w:p>
+    <w:p>
+      <w:pPr>
+        <w:spacing w:after="140" w:line="276"/>
+      </w:pPr>
+      <w:r>
+        <w:rPr>
+          <w:rFonts w:ascii="Calibri" w:cs="Calibri" w:eastAsia="Calibri" w:hAnsi="Calibri"/>
+          <w:b w:val="false"/>
+          <w:bCs w:val="false"/>
+          <w:i w:val="false"/>
+          <w:iCs w:val="false"/>
+          <w:color w:val="1B2027"/>
+          <w:sz w:val="21"/>
+          <w:szCs w:val="21"/>
+        </w:rPr>
+        <w:t xml:space="preserve">A callout has two positions — the anchor on the feature and the label clear of it — so it is now the one text tool placed by dragging: press on the detail, pull the label to where it should sit, and the words are asked for on release, which is also the only order a modal prompt permits. Before this every label sat at the seeded offset of eighty right and forty up: on a crowded drawing usually over the detail being annotated, near a page edge off the page, and no gesture moved it. A click that never moves still places a callout at that offset, so the gesture that already existed is extended rather than replaced.</w:t>
+      </w:r>
+    </w:p>
+    <w:p>
+      <w:pPr>
+        <w:pBdr>
+          <w:left w:val="single" w:color="C4342A" w:sz="18" w:space="8"/>
+        </w:pBdr>
+        <w:shd w:fill="FBEDEC" w:color="auto" w:val="clear"/>
+        <w:spacing w:after="180" w:before="140"/>
+        <w:ind w:left="120" w:right="120"/>
+      </w:pPr>
+      <w:r>
+        <w:rPr>
+          <w:rFonts w:ascii="Calibri" w:cs="Calibri" w:eastAsia="Calibri" w:hAnsi="Calibri"/>
+          <w:b/>
+          <w:bCs/>
+          <w:i w:val="false"/>
+          <w:iCs w:val="false"/>
+          <w:color w:val="1B2027"/>
+          <w:sz w:val="21"/>
+          <w:szCs w:val="21"/>
+        </w:rPr>
+        <w:t xml:space="preserve">This is not an accessibility improvement and must not be counted as one.</w:t>
+      </w:r>
+      <w:r>
+        <w:rPr>
+          <w:rFonts w:ascii="Calibri" w:cs="Calibri" w:eastAsia="Calibri" w:hAnsi="Calibri"/>
+          <w:b w:val="false"/>
+          <w:bCs w:val="false"/>
+          <w:i w:val="false"/>
+          <w:iCs w:val="false"/>
+          <w:color w:val="1B2027"/>
+          <w:sz w:val="21"/>
+          <w:szCs w:val="21"/>
+        </w:rPr>
+        <w:t xml:space="preserve"> It adds a drag to a layer that was already wholly pointer-dependent. The label’s only pointer-free outcome is the seeded offset, which is a fallback and not the equivalent SC 2.5.7 asks for.</w:t>
       </w:r>
     </w:p>
     <w:p>
@@ -10095,7 +10031,7 @@
           <w:sz w:val="25"/>
           <w:szCs w:val="25"/>
         </w:rPr>
-        <w:t xml:space="preserve">9.4  Localisation</w:t>
+        <w:t xml:space="preserve">9.3  Defects that were not on anyone’s list</w:t>
       </w:r>
     </w:p>
     <w:p>
@@ -10113,85 +10049,7 @@
           <w:sz w:val="21"/>
           <w:szCs w:val="21"/>
         </w:rPr>
-        <w:t xml:space="preserve">Every sentence a reader sees is an </w:t>
-      </w:r>
-      <w:r>
-        <w:rPr>
-          <w:rFonts w:ascii="Consolas" w:cs="Consolas" w:eastAsia="Consolas" w:hAnsi="Consolas"/>
-          <w:b w:val="false"/>
-          <w:bCs w:val="false"/>
-          <w:i w:val="false"/>
-          <w:iCs w:val="false"/>
-          <w:color w:val="1B2027"/>
-          <w:sz w:val="19"/>
-          <w:szCs w:val="19"/>
-        </w:rPr>
-        <w:t xml:space="preserve">i18n</w:t>
-      </w:r>
-      <w:r>
-        <w:rPr>
-          <w:rFonts w:ascii="Calibri" w:cs="Calibri" w:eastAsia="Calibri" w:hAnsi="Calibri"/>
-          <w:b w:val="false"/>
-          <w:bCs w:val="false"/>
-          <w:i w:val="false"/>
-          <w:iCs w:val="false"/>
-          <w:color w:val="1B2027"/>
-          <w:sz w:val="21"/>
-          <w:szCs w:val="21"/>
-        </w:rPr>
-        <w:t xml:space="preserve"> attribute or a </w:t>
-      </w:r>
-      <w:r>
-        <w:rPr>
-          <w:rFonts w:ascii="Consolas" w:cs="Consolas" w:eastAsia="Consolas" w:hAnsi="Consolas"/>
-          <w:b w:val="false"/>
-          <w:bCs w:val="false"/>
-          <w:i w:val="false"/>
-          <w:iCs w:val="false"/>
-          <w:color w:val="1B2027"/>
-          <w:sz w:val="19"/>
-          <w:szCs w:val="19"/>
-        </w:rPr>
-        <w:t xml:space="preserve">$localize</w:t>
-      </w:r>
-      <w:r>
-        <w:rPr>
-          <w:rFonts w:ascii="Calibri" w:cs="Calibri" w:eastAsia="Calibri" w:hAnsi="Calibri"/>
-          <w:b w:val="false"/>
-          <w:bCs w:val="false"/>
-          <w:i w:val="false"/>
-          <w:iCs w:val="false"/>
-          <w:color w:val="1B2027"/>
-          <w:sz w:val="21"/>
-          <w:szCs w:val="21"/>
-        </w:rPr>
-        <w:t xml:space="preserve"> call carrying a stable message id and a translator note, extracted to a committed catalogue at </w:t>
-      </w:r>
-      <w:r>
-        <w:rPr>
-          <w:rFonts w:ascii="Consolas" w:cs="Consolas" w:eastAsia="Consolas" w:hAnsi="Consolas"/>
-          <w:b w:val="false"/>
-          <w:bCs w:val="false"/>
-          <w:i w:val="false"/>
-          <w:iCs w:val="false"/>
-          <w:color w:val="1B2027"/>
-          <w:sz w:val="19"/>
-          <w:szCs w:val="19"/>
-        </w:rPr>
-        <w:t xml:space="preserve">src/locale/messages.json</w:t>
-      </w:r>
-      <w:r>
-        <w:rPr>
-          <w:rFonts w:ascii="Calibri" w:cs="Calibri" w:eastAsia="Calibri" w:hAnsi="Calibri"/>
-          <w:b w:val="false"/>
-          <w:bCs w:val="false"/>
-          <w:i w:val="false"/>
-          <w:iCs w:val="false"/>
-          <w:color w:val="1B2027"/>
-          <w:sz w:val="21"/>
-          <w:szCs w:val="21"/>
-        </w:rPr>
-        <w:t xml:space="preserve"> — </w:t>
+        <w:t xml:space="preserve">A pass over the panels found a class of failure worth naming, because it is invisible to an automated checker and to a sighted developer alike: </w:t>
       </w:r>
       <w:r>
         <w:rPr>
@@ -10204,20 +10062,470 @@
           <w:sz w:val="21"/>
           <w:szCs w:val="21"/>
         </w:rPr>
-        <w:t xml:space="preserve">585 messages at this issue,</w:t>
-      </w:r>
-      <w:r>
-        <w:rPr>
-          <w:rFonts w:ascii="Calibri" w:cs="Calibri" w:eastAsia="Calibri" w:hAnsi="Calibri"/>
-          <w:b w:val="false"/>
-          <w:bCs w:val="false"/>
-          <w:i w:val="false"/>
-          <w:iCs w:val="false"/>
-          <w:color w:val="1B2027"/>
-          <w:sz w:val="21"/>
-          <w:szCs w:val="21"/>
-        </w:rPr>
-        <w:t xml:space="preserve"> up from 552.</w:t>
+        <w:t xml:space="preserve">accessible-name computation takes element content over </w:t>
+      </w:r>
+      <w:r>
+        <w:rPr>
+          <w:rFonts w:ascii="Consolas" w:cs="Consolas" w:eastAsia="Consolas" w:hAnsi="Consolas"/>
+          <w:b/>
+          <w:bCs/>
+          <w:i w:val="false"/>
+          <w:iCs w:val="false"/>
+          <w:color w:val="1B2027"/>
+          <w:sz w:val="19"/>
+          <w:szCs w:val="19"/>
+        </w:rPr>
+        <w:t xml:space="preserve">title</w:t>
+      </w:r>
+      <w:r>
+        <w:rPr>
+          <w:rFonts w:ascii="Calibri" w:cs="Calibri" w:eastAsia="Calibri" w:hAnsi="Calibri"/>
+          <w:b/>
+          <w:bCs/>
+          <w:i w:val="false"/>
+          <w:iCs w:val="false"/>
+          <w:color w:val="1B2027"/>
+          <w:sz w:val="21"/>
+          <w:szCs w:val="21"/>
+        </w:rPr>
+        <w:t xml:space="preserve">.</w:t>
+      </w:r>
+      <w:r>
+        <w:rPr>
+          <w:rFonts w:ascii="Calibri" w:cs="Calibri" w:eastAsia="Calibri" w:hAnsi="Calibri"/>
+          <w:b w:val="false"/>
+          <w:bCs w:val="false"/>
+          <w:i w:val="false"/>
+          <w:iCs w:val="false"/>
+          <w:color w:val="1B2027"/>
+          <w:sz w:val="21"/>
+          <w:szCs w:val="21"/>
+        </w:rPr>
+        <w:t xml:space="preserve"> A </w:t>
+      </w:r>
+      <w:r>
+        <w:rPr>
+          <w:rFonts w:ascii="Consolas" w:cs="Consolas" w:eastAsia="Consolas" w:hAnsi="Consolas"/>
+          <w:b w:val="false"/>
+          <w:bCs w:val="false"/>
+          <w:i w:val="false"/>
+          <w:iCs w:val="false"/>
+          <w:color w:val="1B2027"/>
+          <w:sz w:val="19"/>
+          <w:szCs w:val="19"/>
+        </w:rPr>
+        <w:t xml:space="preserve">&lt;button&gt;</w:t>
+      </w:r>
+      <w:r>
+        <w:rPr>
+          <w:rFonts w:ascii="Calibri" w:cs="Calibri" w:eastAsia="Calibri" w:hAnsi="Calibri"/>
+          <w:b w:val="false"/>
+          <w:bCs w:val="false"/>
+          <w:i w:val="false"/>
+          <w:iCs w:val="false"/>
+          <w:color w:val="1B2027"/>
+          <w:sz w:val="21"/>
+          <w:szCs w:val="21"/>
+        </w:rPr>
+        <w:t xml:space="preserve"> whose whole content is “↺” is announced as that glyph; its tooltip is never read. Six controls announced themselves as a symbol. The fix is an </w:t>
+      </w:r>
+      <w:r>
+        <w:rPr>
+          <w:rFonts w:ascii="Consolas" w:cs="Consolas" w:eastAsia="Consolas" w:hAnsi="Consolas"/>
+          <w:b w:val="false"/>
+          <w:bCs w:val="false"/>
+          <w:i w:val="false"/>
+          <w:iCs w:val="false"/>
+          <w:color w:val="1B2027"/>
+          <w:sz w:val="19"/>
+          <w:szCs w:val="19"/>
+        </w:rPr>
+        <w:t xml:space="preserve">aria-label</w:t>
+      </w:r>
+      <w:r>
+        <w:rPr>
+          <w:rFonts w:ascii="Calibri" w:cs="Calibri" w:eastAsia="Calibri" w:hAnsi="Calibri"/>
+          <w:b w:val="false"/>
+          <w:bCs w:val="false"/>
+          <w:i w:val="false"/>
+          <w:iCs w:val="false"/>
+          <w:color w:val="1B2027"/>
+          <w:sz w:val="21"/>
+          <w:szCs w:val="21"/>
+        </w:rPr>
+        <w:t xml:space="preserve"> on the button and </w:t>
+      </w:r>
+      <w:r>
+        <w:rPr>
+          <w:rFonts w:ascii="Consolas" w:cs="Consolas" w:eastAsia="Consolas" w:hAnsi="Consolas"/>
+          <w:b w:val="false"/>
+          <w:bCs w:val="false"/>
+          <w:i w:val="false"/>
+          <w:iCs w:val="false"/>
+          <w:color w:val="1B2027"/>
+          <w:sz w:val="19"/>
+          <w:szCs w:val="19"/>
+        </w:rPr>
+        <w:t xml:space="preserve">aria-hidden</w:t>
+      </w:r>
+      <w:r>
+        <w:rPr>
+          <w:rFonts w:ascii="Calibri" w:cs="Calibri" w:eastAsia="Calibri" w:hAnsi="Calibri"/>
+          <w:b w:val="false"/>
+          <w:bCs w:val="false"/>
+          <w:i w:val="false"/>
+          <w:iCs w:val="false"/>
+          <w:color w:val="1B2027"/>
+          <w:sz w:val="21"/>
+          <w:szCs w:val="21"/>
+        </w:rPr>
+        <w:t xml:space="preserve"> on the glyph.</w:t>
+      </w:r>
+    </w:p>
+    <w:p>
+      <w:pPr>
+        <w:spacing w:after="140" w:line="276"/>
+      </w:pPr>
+      <w:r>
+        <w:rPr>
+          <w:rFonts w:ascii="Calibri" w:cs="Calibri" w:eastAsia="Calibri" w:hAnsi="Calibri"/>
+          <w:b w:val="false"/>
+          <w:bCs w:val="false"/>
+          <w:i w:val="false"/>
+          <w:iCs w:val="false"/>
+          <w:color w:val="1B2027"/>
+          <w:sz w:val="21"/>
+          <w:szCs w:val="21"/>
+        </w:rPr>
+        <w:t xml:space="preserve">The same pass found a label pointing at a DOM id that did not exist, because the id was a PDF AcroForm field name and “Given name” has a space in it; four buttons bound to empty method bodies; required form fields marked only by an </w:t>
+      </w:r>
+      <w:r>
+        <w:rPr>
+          <w:rFonts w:ascii="Consolas" w:cs="Consolas" w:eastAsia="Consolas" w:hAnsi="Consolas"/>
+          <w:b w:val="false"/>
+          <w:bCs w:val="false"/>
+          <w:i w:val="false"/>
+          <w:iCs w:val="false"/>
+          <w:color w:val="1B2027"/>
+          <w:sz w:val="19"/>
+          <w:szCs w:val="19"/>
+        </w:rPr>
+        <w:t xml:space="preserve">aria-hidden</w:t>
+      </w:r>
+      <w:r>
+        <w:rPr>
+          <w:rFonts w:ascii="Calibri" w:cs="Calibri" w:eastAsia="Calibri" w:hAnsi="Calibri"/>
+          <w:b w:val="false"/>
+          <w:bCs w:val="false"/>
+          <w:i w:val="false"/>
+          <w:iCs w:val="false"/>
+          <w:color w:val="1B2027"/>
+          <w:sz w:val="21"/>
+          <w:szCs w:val="21"/>
+        </w:rPr>
+        <w:t xml:space="preserve"> asterisk; validation messages not tied to the control they were about; and status icons announced as “white heavy check mark” beside a badge that already said the status.</w:t>
+      </w:r>
+    </w:p>
+    <w:p>
+      <w:pPr>
+        <w:spacing w:after="140" w:line="276"/>
+      </w:pPr>
+      <w:r>
+        <w:rPr>
+          <w:rFonts w:ascii="Calibri" w:cs="Calibri" w:eastAsia="Calibri" w:hAnsi="Calibri"/>
+          <w:b w:val="false"/>
+          <w:bCs w:val="false"/>
+          <w:i w:val="false"/>
+          <w:iCs w:val="false"/>
+          <w:color w:val="1B2027"/>
+          <w:sz w:val="21"/>
+          <w:szCs w:val="21"/>
+        </w:rPr>
+        <w:t xml:space="preserve">A later pass found one more of the same family, and it is the one a buyer’s auditor is most likely to meet: </w:t>
+      </w:r>
+      <w:r>
+        <w:rPr>
+          <w:rFonts w:ascii="Calibri" w:cs="Calibri" w:eastAsia="Calibri" w:hAnsi="Calibri"/>
+          <w:b/>
+          <w:bCs/>
+          <w:i w:val="false"/>
+          <w:iCs w:val="false"/>
+          <w:color w:val="1B2027"/>
+          <w:sz w:val="21"/>
+          <w:szCs w:val="21"/>
+        </w:rPr>
+        <w:t xml:space="preserve">the embedded toolbar declared </w:t>
+      </w:r>
+      <w:r>
+        <w:rPr>
+          <w:rFonts w:ascii="Consolas" w:cs="Consolas" w:eastAsia="Consolas" w:hAnsi="Consolas"/>
+          <w:b/>
+          <w:bCs/>
+          <w:i w:val="false"/>
+          <w:iCs w:val="false"/>
+          <w:color w:val="1B2027"/>
+          <w:sz w:val="19"/>
+          <w:szCs w:val="19"/>
+        </w:rPr>
+        <w:t xml:space="preserve">role="toolbar"</w:t>
+      </w:r>
+      <w:r>
+        <w:rPr>
+          <w:rFonts w:ascii="Calibri" w:cs="Calibri" w:eastAsia="Calibri" w:hAnsi="Calibri"/>
+          <w:b/>
+          <w:bCs/>
+          <w:i w:val="false"/>
+          <w:iCs w:val="false"/>
+          <w:color w:val="1B2027"/>
+          <w:sz w:val="21"/>
+          <w:szCs w:val="21"/>
+        </w:rPr>
+        <w:t xml:space="preserve"> without implementing it.</w:t>
+      </w:r>
+      <w:r>
+        <w:rPr>
+          <w:rFonts w:ascii="Calibri" w:cs="Calibri" w:eastAsia="Calibri" w:hAnsi="Calibri"/>
+          <w:b w:val="false"/>
+          <w:bCs w:val="false"/>
+          <w:i w:val="false"/>
+          <w:iCs w:val="false"/>
+          <w:color w:val="1B2027"/>
+          <w:sz w:val="21"/>
+          <w:szCs w:val="21"/>
+        </w:rPr>
+        <w:t xml:space="preserve"> That role promises arrow-key navigation over a single tab stop, and the row is a set of ordinary buttons each with its own tab stop. A screen-reader user is told it is a toolbar, presses the arrows, and nothing moves — worse off than one told it is a group of named buttons, which is what §1A.2 means by bad ARIA being worse than none. It is </w:t>
+      </w:r>
+      <w:r>
+        <w:rPr>
+          <w:rFonts w:ascii="Consolas" w:cs="Consolas" w:eastAsia="Consolas" w:hAnsi="Consolas"/>
+          <w:b w:val="false"/>
+          <w:bCs w:val="false"/>
+          <w:i w:val="false"/>
+          <w:iCs w:val="false"/>
+          <w:color w:val="1B2027"/>
+          <w:sz w:val="19"/>
+          <w:szCs w:val="19"/>
+        </w:rPr>
+        <w:t xml:space="preserve">role="group"</w:t>
+      </w:r>
+      <w:r>
+        <w:rPr>
+          <w:rFonts w:ascii="Calibri" w:cs="Calibri" w:eastAsia="Calibri" w:hAnsi="Calibri"/>
+          <w:b w:val="false"/>
+          <w:bCs w:val="false"/>
+          <w:i w:val="false"/>
+          <w:iCs w:val="false"/>
+          <w:color w:val="1B2027"/>
+          <w:sz w:val="21"/>
+          <w:szCs w:val="21"/>
+        </w:rPr>
+        <w:t xml:space="preserve"> now, which promises only what is there.</w:t>
+      </w:r>
+    </w:p>
+    <w:p>
+      <w:pPr>
+        <w:spacing w:after="140" w:line="276"/>
+      </w:pPr>
+      <w:r>
+        <w:rPr>
+          <w:rFonts w:ascii="Calibri" w:cs="Calibri" w:eastAsia="Calibri" w:hAnsi="Calibri"/>
+          <w:b w:val="false"/>
+          <w:bCs w:val="false"/>
+          <w:i w:val="false"/>
+          <w:iCs w:val="false"/>
+          <w:color w:val="1B2027"/>
+          <w:sz w:val="21"/>
+          <w:szCs w:val="21"/>
+        </w:rPr>
+        <w:t xml:space="preserve">The full viewer’s own command bar had already reached that conclusion and written it down in a comment two directories away. A rule recorded in a comment beside one component does not reach the next person writing another, which is why it is in this document and asserted in both components’ specs.</w:t>
+      </w:r>
+    </w:p>
+    <w:p>
+      <w:pPr>
+        <w:pBdr>
+          <w:left w:val="single" w:color="C4342A" w:sz="18" w:space="8"/>
+        </w:pBdr>
+        <w:shd w:fill="FBEDEC" w:color="auto" w:val="clear"/>
+        <w:spacing w:after="180" w:before="140"/>
+        <w:ind w:left="120" w:right="120"/>
+      </w:pPr>
+      <w:r>
+        <w:rPr>
+          <w:rFonts w:ascii="Calibri" w:cs="Calibri" w:eastAsia="Calibri" w:hAnsi="Calibri"/>
+          <w:b w:val="false"/>
+          <w:bCs w:val="false"/>
+          <w:i w:val="false"/>
+          <w:iCs w:val="false"/>
+          <w:color w:val="1B2027"/>
+          <w:sz w:val="21"/>
+          <w:szCs w:val="21"/>
+        </w:rPr>
+        <w:t xml:space="preserve">None of these would have been caught by axe. </w:t>
+      </w:r>
+      <w:r>
+        <w:rPr>
+          <w:rFonts w:ascii="Calibri" w:cs="Calibri" w:eastAsia="Calibri" w:hAnsi="Calibri"/>
+          <w:b/>
+          <w:bCs/>
+          <w:i w:val="false"/>
+          <w:iCs w:val="false"/>
+          <w:color w:val="1B2027"/>
+          <w:sz w:val="21"/>
+          <w:szCs w:val="21"/>
+        </w:rPr>
+        <w:t xml:space="preserve">This is the argument for §1A.5’s position that automated checks are a floor, not conformance</w:t>
+      </w:r>
+      <w:r>
+        <w:rPr>
+          <w:rFonts w:ascii="Calibri" w:cs="Calibri" w:eastAsia="Calibri" w:hAnsi="Calibri"/>
+          <w:b w:val="false"/>
+          <w:bCs w:val="false"/>
+          <w:i w:val="false"/>
+          <w:iCs w:val="false"/>
+          <w:color w:val="1B2027"/>
+          <w:sz w:val="21"/>
+          <w:szCs w:val="21"/>
+        </w:rPr>
+        <w:t xml:space="preserve"> — and it is worth quoting to a buyer who asks what our VPAT rests on.</w:t>
+      </w:r>
+    </w:p>
+    <w:p>
+      <w:pPr>
+        <w:pStyle w:val="Heading2"/>
+        <w:spacing w:after="140" w:before="280"/>
+      </w:pPr>
+      <w:r>
+        <w:rPr>
+          <w:rFonts w:ascii="Calibri" w:cs="Calibri" w:eastAsia="Calibri" w:hAnsi="Calibri"/>
+          <w:b/>
+          <w:bCs/>
+          <w:color w:val="0F7A83"/>
+          <w:sz w:val="25"/>
+          <w:szCs w:val="25"/>
+        </w:rPr>
+        <w:t xml:space="preserve">9.4  Localisation</w:t>
+      </w:r>
+    </w:p>
+    <w:p>
+      <w:pPr>
+        <w:spacing w:after="140" w:line="276"/>
+      </w:pPr>
+      <w:r>
+        <w:rPr>
+          <w:rFonts w:ascii="Calibri" w:cs="Calibri" w:eastAsia="Calibri" w:hAnsi="Calibri"/>
+          <w:b w:val="false"/>
+          <w:bCs w:val="false"/>
+          <w:i w:val="false"/>
+          <w:iCs w:val="false"/>
+          <w:color w:val="1B2027"/>
+          <w:sz w:val="21"/>
+          <w:szCs w:val="21"/>
+        </w:rPr>
+        <w:t xml:space="preserve">Every sentence a reader sees is an </w:t>
+      </w:r>
+      <w:r>
+        <w:rPr>
+          <w:rFonts w:ascii="Consolas" w:cs="Consolas" w:eastAsia="Consolas" w:hAnsi="Consolas"/>
+          <w:b w:val="false"/>
+          <w:bCs w:val="false"/>
+          <w:i w:val="false"/>
+          <w:iCs w:val="false"/>
+          <w:color w:val="1B2027"/>
+          <w:sz w:val="19"/>
+          <w:szCs w:val="19"/>
+        </w:rPr>
+        <w:t xml:space="preserve">i18n</w:t>
+      </w:r>
+      <w:r>
+        <w:rPr>
+          <w:rFonts w:ascii="Calibri" w:cs="Calibri" w:eastAsia="Calibri" w:hAnsi="Calibri"/>
+          <w:b w:val="false"/>
+          <w:bCs w:val="false"/>
+          <w:i w:val="false"/>
+          <w:iCs w:val="false"/>
+          <w:color w:val="1B2027"/>
+          <w:sz w:val="21"/>
+          <w:szCs w:val="21"/>
+        </w:rPr>
+        <w:t xml:space="preserve"> attribute or a </w:t>
+      </w:r>
+      <w:r>
+        <w:rPr>
+          <w:rFonts w:ascii="Consolas" w:cs="Consolas" w:eastAsia="Consolas" w:hAnsi="Consolas"/>
+          <w:b w:val="false"/>
+          <w:bCs w:val="false"/>
+          <w:i w:val="false"/>
+          <w:iCs w:val="false"/>
+          <w:color w:val="1B2027"/>
+          <w:sz w:val="19"/>
+          <w:szCs w:val="19"/>
+        </w:rPr>
+        <w:t xml:space="preserve">$localize</w:t>
+      </w:r>
+      <w:r>
+        <w:rPr>
+          <w:rFonts w:ascii="Calibri" w:cs="Calibri" w:eastAsia="Calibri" w:hAnsi="Calibri"/>
+          <w:b w:val="false"/>
+          <w:bCs w:val="false"/>
+          <w:i w:val="false"/>
+          <w:iCs w:val="false"/>
+          <w:color w:val="1B2027"/>
+          <w:sz w:val="21"/>
+          <w:szCs w:val="21"/>
+        </w:rPr>
+        <w:t xml:space="preserve"> call carrying a stable message id and a translator note, extracted to a committed catalogue at </w:t>
+      </w:r>
+      <w:r>
+        <w:rPr>
+          <w:rFonts w:ascii="Consolas" w:cs="Consolas" w:eastAsia="Consolas" w:hAnsi="Consolas"/>
+          <w:b w:val="false"/>
+          <w:bCs w:val="false"/>
+          <w:i w:val="false"/>
+          <w:iCs w:val="false"/>
+          <w:color w:val="1B2027"/>
+          <w:sz w:val="19"/>
+          <w:szCs w:val="19"/>
+        </w:rPr>
+        <w:t xml:space="preserve">src/locale/messages.json</w:t>
+      </w:r>
+      <w:r>
+        <w:rPr>
+          <w:rFonts w:ascii="Calibri" w:cs="Calibri" w:eastAsia="Calibri" w:hAnsi="Calibri"/>
+          <w:b w:val="false"/>
+          <w:bCs w:val="false"/>
+          <w:i w:val="false"/>
+          <w:iCs w:val="false"/>
+          <w:color w:val="1B2027"/>
+          <w:sz w:val="21"/>
+          <w:szCs w:val="21"/>
+        </w:rPr>
+        <w:t xml:space="preserve"> — </w:t>
+      </w:r>
+      <w:r>
+        <w:rPr>
+          <w:rFonts w:ascii="Calibri" w:cs="Calibri" w:eastAsia="Calibri" w:hAnsi="Calibri"/>
+          <w:b/>
+          <w:bCs/>
+          <w:i w:val="false"/>
+          <w:iCs w:val="false"/>
+          <w:color w:val="1B2027"/>
+          <w:sz w:val="21"/>
+          <w:szCs w:val="21"/>
+        </w:rPr>
+        <w:t xml:space="preserve">587 messages at this issue,</w:t>
+      </w:r>
+      <w:r>
+        <w:rPr>
+          <w:rFonts w:ascii="Calibri" w:cs="Calibri" w:eastAsia="Calibri" w:hAnsi="Calibri"/>
+          <w:b w:val="false"/>
+          <w:bCs w:val="false"/>
+          <w:i w:val="false"/>
+          <w:iCs w:val="false"/>
+          <w:color w:val="1B2027"/>
+          <w:sz w:val="21"/>
+          <w:szCs w:val="21"/>
+        </w:rPr>
+        <w:t xml:space="preserve"> up from 585.</w:t>
       </w:r>
     </w:p>
     <w:p>
@@ -12758,7 +13066,7 @@
           <w:sz w:val="21"/>
           <w:szCs w:val="21"/>
         </w:rPr>
-        <w:t xml:space="preserve">2,185 specs pass, and the production build is clean.</w:t>
+        <w:t xml:space="preserve">2,199 specs pass, and the production build is clean.</w:t>
       </w:r>
       <w:r>
         <w:rPr>
@@ -13343,20 +13651,20 @@
           <w:sz w:val="21"/>
           <w:szCs w:val="21"/>
         </w:rPr>
-        <w:t xml:space="preserve">90.28% line (5,583/6,184) and 85.64% branch (2,786/3,253)</w:t>
-      </w:r>
-      <w:r>
-        <w:rPr>
-          <w:rFonts w:ascii="Calibri" w:cs="Calibri" w:eastAsia="Calibri" w:hAnsi="Calibri"/>
-          <w:b w:val="false"/>
-          <w:bCs w:val="false"/>
-          <w:i w:val="false"/>
-          <w:iCs w:val="false"/>
-          <w:color w:val="1B2027"/>
-          <w:sz w:val="21"/>
-          <w:szCs w:val="21"/>
-        </w:rPr>
-        <w:t xml:space="preserve">, with statements at 87.5% and functions at 74.9%, both also gated at their measured values so neither can fall.</w:t>
+        <w:t xml:space="preserve">90.18% line (5,639/6,253) and 85.55% branch (2,826/3,303)</w:t>
+      </w:r>
+      <w:r>
+        <w:rPr>
+          <w:rFonts w:ascii="Calibri" w:cs="Calibri" w:eastAsia="Calibri" w:hAnsi="Calibri"/>
+          <w:b w:val="false"/>
+          <w:bCs w:val="false"/>
+          <w:i w:val="false"/>
+          <w:iCs w:val="false"/>
+          <w:color w:val="1B2027"/>
+          <w:sz w:val="21"/>
+          <w:szCs w:val="21"/>
+        </w:rPr>
+        <w:t xml:space="preserve">, with statements at 87.4% and functions at 74.9%, both also gated at their measured values so neither can fall.</w:t>
       </w:r>
     </w:p>
     <w:p>
@@ -17527,6 +17835,143 @@
     </w:p>
     <w:p>
       <w:pPr>
+        <w:pBdr>
+          <w:left w:val="single" w:color="C4342A" w:sz="18" w:space="8"/>
+        </w:pBdr>
+        <w:shd w:fill="FBEDEC" w:color="auto" w:val="clear"/>
+        <w:spacing w:after="180" w:before="140"/>
+        <w:ind w:left="120" w:right="120"/>
+      </w:pPr>
+      <w:r>
+        <w:rPr>
+          <w:rFonts w:ascii="Calibri" w:cs="Calibri" w:eastAsia="Calibri" w:hAnsi="Calibri"/>
+          <w:b/>
+          <w:bCs/>
+          <w:i w:val="false"/>
+          <w:iCs w:val="false"/>
+          <w:color w:val="1B2027"/>
+          <w:sz w:val="21"/>
+          <w:szCs w:val="21"/>
+        </w:rPr>
+        <w:t xml:space="preserve">The axe gate is blocked rather than merely undone, and it is worth saying on what.</w:t>
+      </w:r>
+      <w:r>
+        <w:rPr>
+          <w:rFonts w:ascii="Calibri" w:cs="Calibri" w:eastAsia="Calibri" w:hAnsi="Calibri"/>
+          <w:b w:val="false"/>
+          <w:bCs w:val="false"/>
+          <w:i w:val="false"/>
+          <w:iCs w:val="false"/>
+          <w:color w:val="1B2027"/>
+          <w:sz w:val="21"/>
+          <w:szCs w:val="21"/>
+        </w:rPr>
+        <w:t xml:space="preserve"> §1A.5 names axe-core via Playwright, and </w:t>
+      </w:r>
+      <w:r>
+        <w:rPr>
+          <w:rFonts w:ascii="Consolas" w:cs="Consolas" w:eastAsia="Consolas" w:hAnsi="Consolas"/>
+          <w:b w:val="false"/>
+          <w:bCs w:val="false"/>
+          <w:i w:val="false"/>
+          <w:iCs w:val="false"/>
+          <w:color w:val="1B2027"/>
+          <w:sz w:val="19"/>
+          <w:szCs w:val="19"/>
+        </w:rPr>
+        <w:t xml:space="preserve">@axe-core/playwright</w:t>
+      </w:r>
+      <w:r>
+        <w:rPr>
+          <w:rFonts w:ascii="Calibri" w:cs="Calibri" w:eastAsia="Calibri" w:hAnsi="Calibri"/>
+          <w:b w:val="false"/>
+          <w:bCs w:val="false"/>
+          <w:i w:val="false"/>
+          <w:iCs w:val="false"/>
+          <w:color w:val="1B2027"/>
+          <w:sz w:val="21"/>
+          <w:szCs w:val="21"/>
+        </w:rPr>
+        <w:t xml:space="preserve"> is not in this repository’s dependency tree. Adding it needs a version, and §0.1 says to resolve one through the Context7 MCP and — if Context7 is unavailable — to say so and ask rather than guess. Context7 has been unavailable throughout this work. Pinning a version from memory is exactly the thing that rule forbids, and an accessibility gate introduced by guessing at a dependency would be a §0.1 violation shipped in the name of §1A. </w:t>
+      </w:r>
+      <w:r>
+        <w:rPr>
+          <w:rFonts w:ascii="Calibri" w:cs="Calibri" w:eastAsia="Calibri" w:hAnsi="Calibri"/>
+          <w:b/>
+          <w:bCs/>
+          <w:i w:val="false"/>
+          <w:iCs w:val="false"/>
+          <w:color w:val="1B2027"/>
+          <w:sz w:val="21"/>
+          <w:szCs w:val="21"/>
+        </w:rPr>
+        <w:t xml:space="preserve">This needs the dependency approving under §0.3 with a resolved version; it is not an engineering problem.</w:t>
+      </w:r>
+    </w:p>
+    <w:p>
+      <w:pPr>
+        <w:pBdr>
+          <w:left w:val="single" w:color="C4342A" w:sz="18" w:space="8"/>
+        </w:pBdr>
+        <w:shd w:fill="FBEDEC" w:color="auto" w:val="clear"/>
+        <w:spacing w:after="180" w:before="140"/>
+        <w:ind w:left="120" w:right="120"/>
+      </w:pPr>
+      <w:r>
+        <w:rPr>
+          <w:rFonts w:ascii="Calibri" w:cs="Calibri" w:eastAsia="Calibri" w:hAnsi="Calibri"/>
+          <w:b/>
+          <w:bCs/>
+          <w:i w:val="false"/>
+          <w:iCs w:val="false"/>
+          <w:color w:val="1B2027"/>
+          <w:sz w:val="21"/>
+          <w:szCs w:val="21"/>
+        </w:rPr>
+        <w:t xml:space="preserve">Separately: a committed markup shape cannot be moved or resized by anyone.</w:t>
+      </w:r>
+      <w:r>
+        <w:rPr>
+          <w:rFonts w:ascii="Calibri" w:cs="Calibri" w:eastAsia="Calibri" w:hAnsi="Calibri"/>
+          <w:b w:val="false"/>
+          <w:bCs w:val="false"/>
+          <w:i w:val="false"/>
+          <w:iCs w:val="false"/>
+          <w:color w:val="1B2027"/>
+          <w:sz w:val="21"/>
+          <w:szCs w:val="21"/>
+        </w:rPr>
+        <w:t xml:space="preserve"> There is no shape selection in the viewer and no move — </w:t>
+      </w:r>
+      <w:r>
+        <w:rPr>
+          <w:rFonts w:ascii="Consolas" w:cs="Consolas" w:eastAsia="Consolas" w:hAnsi="Consolas"/>
+          <w:b w:val="false"/>
+          <w:bCs w:val="false"/>
+          <w:i w:val="false"/>
+          <w:iCs w:val="false"/>
+          <w:color w:val="1B2027"/>
+          <w:sz w:val="19"/>
+          <w:szCs w:val="19"/>
+        </w:rPr>
+        <w:t xml:space="preserve">removeShape</w:t>
+      </w:r>
+      <w:r>
+        <w:rPr>
+          <w:rFonts w:ascii="Calibri" w:cs="Calibri" w:eastAsia="Calibri" w:hAnsi="Calibri"/>
+          <w:b w:val="false"/>
+          <w:bCs w:val="false"/>
+          <w:i w:val="false"/>
+          <w:iCs w:val="false"/>
+          <w:color w:val="1B2027"/>
+          <w:sz w:val="21"/>
+          <w:szCs w:val="21"/>
+        </w:rPr>
+        <w:t xml:space="preserve"> is the only operation on a committed shape, so a misplaced annotation has to be deleted and drawn again. This was previously recorded as half of an accessibility gap, which hid it: it is not a keyboard gap, because no input device can do it. Keyboard creation does not address it and was not meant to.</w:t>
+      </w:r>
+    </w:p>
+    <w:p>
+      <w:pPr>
         <w:spacing w:after="140" w:line="276"/>
       </w:pPr>
       <w:r>

--- a/docs/Viewer-Product-Technical-Architecture.docx
+++ b/docs/Viewer-Product-Technical-Architecture.docx
@@ -10391,6 +10391,662 @@
     </w:p>
     <w:p>
       <w:pPr>
+        <w:pBdr>
+          <w:left w:val="single" w:color="C4342A" w:sz="18" w:space="8"/>
+        </w:pBdr>
+        <w:shd w:fill="FBEDEC" w:color="auto" w:val="clear"/>
+        <w:spacing w:after="180" w:before="140"/>
+        <w:ind w:left="120" w:right="120"/>
+      </w:pPr>
+      <w:r>
+        <w:rPr>
+          <w:rFonts w:ascii="Calibri" w:cs="Calibri" w:eastAsia="Calibri" w:hAnsi="Calibri"/>
+          <w:b/>
+          <w:bCs/>
+          <w:i w:val="false"/>
+          <w:iCs w:val="false"/>
+          <w:color w:val="1B2027"/>
+          <w:sz w:val="21"/>
+          <w:szCs w:val="21"/>
+        </w:rPr>
+        <w:t xml:space="preserve">One defect was on the list, and the list was wrong about it.</w:t>
+      </w:r>
+      <w:r>
+        <w:rPr>
+          <w:rFonts w:ascii="Calibri" w:cs="Calibri" w:eastAsia="Calibri" w:hAnsi="Calibri"/>
+          <w:b w:val="false"/>
+          <w:bCs w:val="false"/>
+          <w:i w:val="false"/>
+          <w:iCs w:val="false"/>
+          <w:color w:val="1B2027"/>
+          <w:sz w:val="21"/>
+          <w:szCs w:val="21"/>
+        </w:rPr>
+        <w:t xml:space="preserve"> The conformance report in </w:t>
+      </w:r>
+      <w:r>
+        <w:rPr>
+          <w:rFonts w:ascii="Consolas" w:cs="Consolas" w:eastAsia="Consolas" w:hAnsi="Consolas"/>
+          <w:b w:val="false"/>
+          <w:bCs w:val="false"/>
+          <w:i w:val="false"/>
+          <w:iCs w:val="false"/>
+          <w:color w:val="1B2027"/>
+          <w:sz w:val="19"/>
+          <w:szCs w:val="19"/>
+        </w:rPr>
+        <w:t xml:space="preserve">cde-platform/docs/accessibility/</w:t>
+      </w:r>
+      <w:r>
+        <w:rPr>
+          <w:rFonts w:ascii="Calibri" w:cs="Calibri" w:eastAsia="Calibri" w:hAnsi="Calibri"/>
+          <w:b w:val="false"/>
+          <w:bCs w:val="false"/>
+          <w:i w:val="false"/>
+          <w:iCs w:val="false"/>
+          <w:color w:val="1B2027"/>
+          <w:sz w:val="21"/>
+          <w:szCs w:val="21"/>
+        </w:rPr>
+        <w:t xml:space="preserve"> recorded SC 2.4.6 as *Does Not Support: no </w:t>
+      </w:r>
+      <w:r>
+        <w:rPr>
+          <w:rFonts w:ascii="Consolas" w:cs="Consolas" w:eastAsia="Consolas" w:hAnsi="Consolas"/>
+          <w:b w:val="false"/>
+          <w:bCs w:val="false"/>
+          <w:i w:val="false"/>
+          <w:iCs w:val="false"/>
+          <w:color w:val="1B2027"/>
+          <w:sz w:val="19"/>
+          <w:szCs w:val="19"/>
+        </w:rPr>
+        <w:t xml:space="preserve">&lt;h1&gt;</w:t>
+      </w:r>
+      <w:r>
+        <w:rPr>
+          <w:rFonts w:ascii="Calibri" w:cs="Calibri" w:eastAsia="Calibri" w:hAnsi="Calibri"/>
+          <w:b w:val="false"/>
+          <w:bCs w:val="false"/>
+          <w:i w:val="false"/>
+          <w:iCs w:val="false"/>
+          <w:color w:val="1B2027"/>
+          <w:sz w:val="21"/>
+          <w:szCs w:val="21"/>
+        </w:rPr>
+        <w:t xml:space="preserve">; heading hierarchy is incomplete.* The first clause was false when it was written — three </w:t>
+      </w:r>
+      <w:r>
+        <w:rPr>
+          <w:rFonts w:ascii="Consolas" w:cs="Consolas" w:eastAsia="Consolas" w:hAnsi="Consolas"/>
+          <w:b w:val="false"/>
+          <w:bCs w:val="false"/>
+          <w:i w:val="false"/>
+          <w:iCs w:val="false"/>
+          <w:color w:val="1B2027"/>
+          <w:sz w:val="19"/>
+          <w:szCs w:val="19"/>
+        </w:rPr>
+        <w:t xml:space="preserve">&lt;h1&gt;</w:t>
+      </w:r>
+      <w:r>
+        <w:rPr>
+          <w:rFonts w:ascii="Calibri" w:cs="Calibri" w:eastAsia="Calibri" w:hAnsi="Calibri"/>
+          <w:b w:val="false"/>
+          <w:bCs w:val="false"/>
+          <w:i w:val="false"/>
+          <w:iCs w:val="false"/>
+          <w:color w:val="1B2027"/>
+          <w:sz w:val="21"/>
+          <w:szCs w:val="21"/>
+        </w:rPr>
+        <w:t xml:space="preserve"> elements already existed — and the second was true. A row that is wrong in our favour on one clause is a row nobody re-reads, so the clause that was right sat there unactioned.</w:t>
+      </w:r>
+    </w:p>
+    <w:p>
+      <w:pPr>
+        <w:spacing w:after="140" w:line="276"/>
+      </w:pPr>
+      <w:r>
+        <w:rPr>
+          <w:rFonts w:ascii="Calibri" w:cs="Calibri" w:eastAsia="Calibri" w:hAnsi="Calibri"/>
+          <w:b w:val="false"/>
+          <w:bCs w:val="false"/>
+          <w:i w:val="false"/>
+          <w:iCs w:val="false"/>
+          <w:color w:val="1B2027"/>
+          <w:sz w:val="21"/>
+          <w:szCs w:val="21"/>
+        </w:rPr>
+        <w:t xml:space="preserve">What was actually wrong: </w:t>
+      </w:r>
+      <w:r>
+        <w:rPr>
+          <w:rFonts w:ascii="Calibri" w:cs="Calibri" w:eastAsia="Calibri" w:hAnsi="Calibri"/>
+          <w:b/>
+          <w:bCs/>
+          <w:i w:val="false"/>
+          <w:iCs w:val="false"/>
+          <w:color w:val="1B2027"/>
+          <w:sz w:val="21"/>
+          <w:szCs w:val="21"/>
+        </w:rPr>
+        <w:t xml:space="preserve">four of the seven routes had no heading of any level</w:t>
+      </w:r>
+      <w:r>
+        <w:rPr>
+          <w:rFonts w:ascii="Calibri" w:cs="Calibri" w:eastAsia="Calibri" w:hAnsi="Calibri"/>
+          <w:b w:val="false"/>
+          <w:bCs w:val="false"/>
+          <w:i w:val="false"/>
+          <w:iCs w:val="false"/>
+          <w:color w:val="1B2027"/>
+          <w:sz w:val="21"/>
+          <w:szCs w:val="21"/>
+        </w:rPr>
+        <w:t xml:space="preserve">, among them </w:t>
+      </w:r>
+      <w:r>
+        <w:rPr>
+          <w:rFonts w:ascii="Consolas" w:cs="Consolas" w:eastAsia="Consolas" w:hAnsi="Consolas"/>
+          <w:b w:val="false"/>
+          <w:bCs w:val="false"/>
+          <w:i w:val="false"/>
+          <w:iCs w:val="false"/>
+          <w:color w:val="1B2027"/>
+          <w:sz w:val="19"/>
+          <w:szCs w:val="19"/>
+        </w:rPr>
+        <w:t xml:space="preserve">/viewer/:id</w:t>
+      </w:r>
+      <w:r>
+        <w:rPr>
+          <w:rFonts w:ascii="Calibri" w:cs="Calibri" w:eastAsia="Calibri" w:hAnsi="Calibri"/>
+          <w:b w:val="false"/>
+          <w:bCs w:val="false"/>
+          <w:i w:val="false"/>
+          <w:iCs w:val="false"/>
+          <w:color w:val="1B2027"/>
+          <w:sz w:val="21"/>
+          <w:szCs w:val="21"/>
+        </w:rPr>
+        <w:t xml:space="preserve">, the main document viewer. A reader navigating by headings arrived at the viewer and found nothing naming the document that was open. </w:t>
+      </w:r>
+      <w:r>
+        <w:rPr>
+          <w:rFonts w:ascii="Consolas" w:cs="Consolas" w:eastAsia="Consolas" w:hAnsi="Consolas"/>
+          <w:b w:val="false"/>
+          <w:bCs w:val="false"/>
+          <w:i w:val="false"/>
+          <w:iCs w:val="false"/>
+          <w:color w:val="1B2027"/>
+          <w:sz w:val="19"/>
+          <w:szCs w:val="19"/>
+        </w:rPr>
+        <w:t xml:space="preserve">/login</w:t>
+      </w:r>
+      <w:r>
+        <w:rPr>
+          <w:rFonts w:ascii="Calibri" w:cs="Calibri" w:eastAsia="Calibri" w:hAnsi="Calibri"/>
+          <w:b w:val="false"/>
+          <w:bCs w:val="false"/>
+          <w:i w:val="false"/>
+          <w:iCs w:val="false"/>
+          <w:color w:val="1B2027"/>
+          <w:sz w:val="21"/>
+          <w:szCs w:val="21"/>
+        </w:rPr>
+        <w:t xml:space="preserve">, </w:t>
+      </w:r>
+      <w:r>
+        <w:rPr>
+          <w:rFonts w:ascii="Consolas" w:cs="Consolas" w:eastAsia="Consolas" w:hAnsi="Consolas"/>
+          <w:b w:val="false"/>
+          <w:bCs w:val="false"/>
+          <w:i w:val="false"/>
+          <w:iCs w:val="false"/>
+          <w:color w:val="1B2027"/>
+          <w:sz w:val="19"/>
+          <w:szCs w:val="19"/>
+        </w:rPr>
+        <w:t xml:space="preserve">/compare</w:t>
+      </w:r>
+      <w:r>
+        <w:rPr>
+          <w:rFonts w:ascii="Calibri" w:cs="Calibri" w:eastAsia="Calibri" w:hAnsi="Calibri"/>
+          <w:b w:val="false"/>
+          <w:bCs w:val="false"/>
+          <w:i w:val="false"/>
+          <w:iCs w:val="false"/>
+          <w:color w:val="1B2027"/>
+          <w:sz w:val="21"/>
+          <w:szCs w:val="21"/>
+        </w:rPr>
+        <w:t xml:space="preserve"> and </w:t>
+      </w:r>
+      <w:r>
+        <w:rPr>
+          <w:rFonts w:ascii="Consolas" w:cs="Consolas" w:eastAsia="Consolas" w:hAnsi="Consolas"/>
+          <w:b w:val="false"/>
+          <w:bCs w:val="false"/>
+          <w:i w:val="false"/>
+          <w:iCs w:val="false"/>
+          <w:color w:val="1B2027"/>
+          <w:sz w:val="19"/>
+          <w:szCs w:val="19"/>
+        </w:rPr>
+        <w:t xml:space="preserve">/viewer3d/:id</w:t>
+      </w:r>
+      <w:r>
+        <w:rPr>
+          <w:rFonts w:ascii="Calibri" w:cs="Calibri" w:eastAsia="Calibri" w:hAnsi="Calibri"/>
+          <w:b w:val="false"/>
+          <w:bCs w:val="false"/>
+          <w:i w:val="false"/>
+          <w:iCs w:val="false"/>
+          <w:color w:val="1B2027"/>
+          <w:sz w:val="21"/>
+          <w:szCs w:val="21"/>
+        </w:rPr>
+        <w:t xml:space="preserve"> were the same, and the embedded frame had an </w:t>
+      </w:r>
+      <w:r>
+        <w:rPr>
+          <w:rFonts w:ascii="Consolas" w:cs="Consolas" w:eastAsia="Consolas" w:hAnsi="Consolas"/>
+          <w:b w:val="false"/>
+          <w:bCs w:val="false"/>
+          <w:i w:val="false"/>
+          <w:iCs w:val="false"/>
+          <w:color w:val="1B2027"/>
+          <w:sz w:val="19"/>
+          <w:szCs w:val="19"/>
+        </w:rPr>
+        <w:t xml:space="preserve">&lt;h1&gt;</w:t>
+      </w:r>
+      <w:r>
+        <w:rPr>
+          <w:rFonts w:ascii="Calibri" w:cs="Calibri" w:eastAsia="Calibri" w:hAnsi="Calibri"/>
+          <w:b w:val="false"/>
+          <w:bCs w:val="false"/>
+          <w:i w:val="false"/>
+          <w:iCs w:val="false"/>
+          <w:color w:val="1B2027"/>
+          <w:sz w:val="21"/>
+          <w:szCs w:val="21"/>
+        </w:rPr>
+        <w:t xml:space="preserve"> only in its </w:t>
+      </w:r>
+      <w:r>
+        <w:rPr>
+          <w:rFonts w:ascii="Calibri" w:cs="Calibri" w:eastAsia="Calibri" w:hAnsi="Calibri"/>
+          <w:b w:val="false"/>
+          <w:bCs w:val="false"/>
+          <w:i/>
+          <w:iCs/>
+          <w:color w:val="1B2027"/>
+          <w:sz w:val="21"/>
+          <w:szCs w:val="21"/>
+        </w:rPr>
+        <w:t xml:space="preserve">failed</w:t>
+      </w:r>
+      <w:r>
+        <w:rPr>
+          <w:rFonts w:ascii="Calibri" w:cs="Calibri" w:eastAsia="Calibri" w:hAnsi="Calibri"/>
+          <w:b w:val="false"/>
+          <w:bCs w:val="false"/>
+          <w:i w:val="false"/>
+          <w:iCs w:val="false"/>
+          <w:color w:val="1B2027"/>
+          <w:sz w:val="21"/>
+          <w:szCs w:val="21"/>
+        </w:rPr>
+        <w:t xml:space="preserve"> state — so the state a reader actually spends time in had none.</w:t>
+      </w:r>
+    </w:p>
+    <w:p>
+      <w:pPr>
+        <w:spacing w:after="140" w:line="276"/>
+      </w:pPr>
+      <w:r>
+        <w:rPr>
+          <w:rFonts w:ascii="Calibri" w:cs="Calibri" w:eastAsia="Calibri" w:hAnsi="Calibri"/>
+          <w:b w:val="false"/>
+          <w:bCs w:val="false"/>
+          <w:i w:val="false"/>
+          <w:iCs w:val="false"/>
+          <w:color w:val="1B2027"/>
+          <w:sz w:val="21"/>
+          <w:szCs w:val="21"/>
+        </w:rPr>
+        <w:t xml:space="preserve">Where a visible title already existed, it now carries the semantics rather than gaining a hidden copy beside it: the document viewer’s top bar and the 3D toolbar held the page’s title in a </w:t>
+      </w:r>
+      <w:r>
+        <w:rPr>
+          <w:rFonts w:ascii="Consolas" w:cs="Consolas" w:eastAsia="Consolas" w:hAnsi="Consolas"/>
+          <w:b w:val="false"/>
+          <w:bCs w:val="false"/>
+          <w:i w:val="false"/>
+          <w:iCs w:val="false"/>
+          <w:color w:val="1B2027"/>
+          <w:sz w:val="19"/>
+          <w:szCs w:val="19"/>
+        </w:rPr>
+        <w:t xml:space="preserve">&lt;span&gt;</w:t>
+      </w:r>
+      <w:r>
+        <w:rPr>
+          <w:rFonts w:ascii="Calibri" w:cs="Calibri" w:eastAsia="Calibri" w:hAnsi="Calibri"/>
+          <w:b w:val="false"/>
+          <w:bCs w:val="false"/>
+          <w:i w:val="false"/>
+          <w:iCs w:val="false"/>
+          <w:color w:val="1B2027"/>
+          <w:sz w:val="21"/>
+          <w:szCs w:val="21"/>
+        </w:rPr>
+        <w:t xml:space="preserve">, and hold it in an </w:t>
+      </w:r>
+      <w:r>
+        <w:rPr>
+          <w:rFonts w:ascii="Consolas" w:cs="Consolas" w:eastAsia="Consolas" w:hAnsi="Consolas"/>
+          <w:b w:val="false"/>
+          <w:bCs w:val="false"/>
+          <w:i w:val="false"/>
+          <w:iCs w:val="false"/>
+          <w:color w:val="1B2027"/>
+          <w:sz w:val="19"/>
+          <w:szCs w:val="19"/>
+        </w:rPr>
+        <w:t xml:space="preserve">&lt;h1&gt;</w:t>
+      </w:r>
+      <w:r>
+        <w:rPr>
+          <w:rFonts w:ascii="Calibri" w:cs="Calibri" w:eastAsia="Calibri" w:hAnsi="Calibri"/>
+          <w:b w:val="false"/>
+          <w:bCs w:val="false"/>
+          <w:i w:val="false"/>
+          <w:iCs w:val="false"/>
+          <w:color w:val="1B2027"/>
+          <w:sz w:val="21"/>
+          <w:szCs w:val="21"/>
+        </w:rPr>
+        <w:t xml:space="preserve"> now. Tailwind’s preflight resets heading size and margin, so nothing moved on screen. A second, hidden heading would have been a copy that can drift from the one a sighted reader is looking at. Where no visible title existed the heading is hidden, because the alternative is worse: sign-in shows a brand lockup, which names the product rather than the task, and compare shows two file slots and a </w:t>
+      </w:r>
+      <w:r>
+        <w:rPr>
+          <w:rFonts w:ascii="Consolas" w:cs="Consolas" w:eastAsia="Consolas" w:hAnsi="Consolas"/>
+          <w:b w:val="false"/>
+          <w:bCs w:val="false"/>
+          <w:i w:val="false"/>
+          <w:iCs w:val="false"/>
+          <w:color w:val="1B2027"/>
+          <w:sz w:val="19"/>
+          <w:szCs w:val="19"/>
+        </w:rPr>
+        <w:t xml:space="preserve">VS</w:t>
+      </w:r>
+      <w:r>
+        <w:rPr>
+          <w:rFonts w:ascii="Calibri" w:cs="Calibri" w:eastAsia="Calibri" w:hAnsi="Calibri"/>
+          <w:b w:val="false"/>
+          <w:bCs w:val="false"/>
+          <w:i w:val="false"/>
+          <w:iCs w:val="false"/>
+          <w:color w:val="1B2027"/>
+          <w:sz w:val="21"/>
+          <w:szCs w:val="21"/>
+        </w:rPr>
+        <w:t xml:space="preserve"> pill, none of which names the page.</w:t>
+      </w:r>
+    </w:p>
+    <w:p>
+      <w:pPr>
+        <w:pBdr>
+          <w:left w:val="single" w:color="C4342A" w:sz="18" w:space="8"/>
+        </w:pBdr>
+        <w:shd w:fill="FBEDEC" w:color="auto" w:val="clear"/>
+        <w:spacing w:after="180" w:before="140"/>
+        <w:ind w:left="120" w:right="120"/>
+      </w:pPr>
+      <w:r>
+        <w:rPr>
+          <w:rFonts w:ascii="Calibri" w:cs="Calibri" w:eastAsia="Calibri" w:hAnsi="Calibri"/>
+          <w:b/>
+          <w:bCs/>
+          <w:i w:val="false"/>
+          <w:iCs w:val="false"/>
+          <w:color w:val="1B2027"/>
+          <w:sz w:val="21"/>
+          <w:szCs w:val="21"/>
+        </w:rPr>
+        <w:t xml:space="preserve">The embedded frame is its own document, so it needs its own heading</w:t>
+      </w:r>
+      <w:r>
+        <w:rPr>
+          <w:rFonts w:ascii="Calibri" w:cs="Calibri" w:eastAsia="Calibri" w:hAnsi="Calibri"/>
+          <w:b w:val="false"/>
+          <w:bCs w:val="false"/>
+          <w:i w:val="false"/>
+          <w:iCs w:val="false"/>
+          <w:color w:val="1B2027"/>
+          <w:sz w:val="21"/>
+          <w:szCs w:val="21"/>
+        </w:rPr>
+        <w:t xml:space="preserve"> — the host’s </w:t>
+      </w:r>
+      <w:r>
+        <w:rPr>
+          <w:rFonts w:ascii="Consolas" w:cs="Consolas" w:eastAsia="Consolas" w:hAnsi="Consolas"/>
+          <w:b w:val="false"/>
+          <w:bCs w:val="false"/>
+          <w:i w:val="false"/>
+          <w:iCs w:val="false"/>
+          <w:color w:val="1B2027"/>
+          <w:sz w:val="19"/>
+          <w:szCs w:val="19"/>
+        </w:rPr>
+        <w:t xml:space="preserve">&lt;h1&gt;</w:t>
+      </w:r>
+      <w:r>
+        <w:rPr>
+          <w:rFonts w:ascii="Calibri" w:cs="Calibri" w:eastAsia="Calibri" w:hAnsi="Calibri"/>
+          <w:b w:val="false"/>
+          <w:bCs w:val="false"/>
+          <w:i w:val="false"/>
+          <w:iCs w:val="false"/>
+          <w:color w:val="1B2027"/>
+          <w:sz w:val="21"/>
+          <w:szCs w:val="21"/>
+        </w:rPr>
+        <w:t xml:space="preserve"> is not inside the iframe. Hidden, because a host sized that frame to show a document and a title we injected would be chrome in their page. One detail there is load-bearing: </w:t>
+      </w:r>
+      <w:r>
+        <w:rPr>
+          <w:rFonts w:ascii="Calibri" w:cs="Calibri" w:eastAsia="Calibri" w:hAnsi="Calibri"/>
+          <w:b/>
+          <w:bCs/>
+          <w:i w:val="false"/>
+          <w:iCs w:val="false"/>
+          <w:color w:val="1B2027"/>
+          <w:sz w:val="21"/>
+          <w:szCs w:val="21"/>
+        </w:rPr>
+        <w:t xml:space="preserve">its visually-hidden rule is declared in the component’s own styles, not borrowed from the application’s utility layer.</w:t>
+      </w:r>
+      <w:r>
+        <w:rPr>
+          <w:rFonts w:ascii="Calibri" w:cs="Calibri" w:eastAsia="Calibri" w:hAnsi="Calibri"/>
+          <w:b w:val="false"/>
+          <w:bCs w:val="false"/>
+          <w:i w:val="false"/>
+          <w:iCs w:val="false"/>
+          <w:color w:val="1B2027"/>
+          <w:sz w:val="21"/>
+          <w:szCs w:val="21"/>
+        </w:rPr>
+        <w:t xml:space="preserve"> Every other class in that component is local by design, and a visually-hidden rule that silently stops applying does not fail quietly — it puts a heading we injected on screen inside a customer’s page.</w:t>
+      </w:r>
+    </w:p>
+    <w:p>
+      <w:pPr>
+        <w:spacing w:after="140" w:line="276"/>
+      </w:pPr>
+      <w:r>
+        <w:rPr>
+          <w:rFonts w:ascii="Calibri" w:cs="Calibri" w:eastAsia="Calibri" w:hAnsi="Calibri"/>
+          <w:b/>
+          <w:bCs/>
+          <w:i w:val="false"/>
+          <w:iCs w:val="false"/>
+          <w:color w:val="1B2027"/>
+          <w:sz w:val="21"/>
+          <w:szCs w:val="21"/>
+        </w:rPr>
+        <w:t xml:space="preserve">Heading levels still skip, and the report now says so rather than implying otherwise.</w:t>
+      </w:r>
+      <w:r>
+        <w:rPr>
+          <w:rFonts w:ascii="Calibri" w:cs="Calibri" w:eastAsia="Calibri" w:hAnsi="Calibri"/>
+          <w:b w:val="false"/>
+          <w:bCs w:val="false"/>
+          <w:i w:val="false"/>
+          <w:iCs w:val="false"/>
+          <w:color w:val="1B2027"/>
+          <w:sz w:val="21"/>
+          <w:szCs w:val="21"/>
+        </w:rPr>
+        <w:t xml:space="preserve"> The viewer, compare and 3D routes go from </w:t>
+      </w:r>
+      <w:r>
+        <w:rPr>
+          <w:rFonts w:ascii="Consolas" w:cs="Consolas" w:eastAsia="Consolas" w:hAnsi="Consolas"/>
+          <w:b w:val="false"/>
+          <w:bCs w:val="false"/>
+          <w:i w:val="false"/>
+          <w:iCs w:val="false"/>
+          <w:color w:val="1B2027"/>
+          <w:sz w:val="19"/>
+          <w:szCs w:val="19"/>
+        </w:rPr>
+        <w:t xml:space="preserve">h1</w:t>
+      </w:r>
+      <w:r>
+        <w:rPr>
+          <w:rFonts w:ascii="Calibri" w:cs="Calibri" w:eastAsia="Calibri" w:hAnsi="Calibri"/>
+          <w:b w:val="false"/>
+          <w:bCs w:val="false"/>
+          <w:i w:val="false"/>
+          <w:iCs w:val="false"/>
+          <w:color w:val="1B2027"/>
+          <w:sz w:val="21"/>
+          <w:szCs w:val="21"/>
+        </w:rPr>
+        <w:t xml:space="preserve"> straight to the </w:t>
+      </w:r>
+      <w:r>
+        <w:rPr>
+          <w:rFonts w:ascii="Consolas" w:cs="Consolas" w:eastAsia="Consolas" w:hAnsi="Consolas"/>
+          <w:b w:val="false"/>
+          <w:bCs w:val="false"/>
+          <w:i w:val="false"/>
+          <w:iCs w:val="false"/>
+          <w:color w:val="1B2027"/>
+          <w:sz w:val="19"/>
+          <w:szCs w:val="19"/>
+        </w:rPr>
+        <w:t xml:space="preserve">h3</w:t>
+      </w:r>
+      <w:r>
+        <w:rPr>
+          <w:rFonts w:ascii="Calibri" w:cs="Calibri" w:eastAsia="Calibri" w:hAnsi="Calibri"/>
+          <w:b w:val="false"/>
+          <w:bCs w:val="false"/>
+          <w:i w:val="false"/>
+          <w:iCs w:val="false"/>
+          <w:color w:val="1B2027"/>
+          <w:sz w:val="21"/>
+          <w:szCs w:val="21"/>
+        </w:rPr>
+        <w:t xml:space="preserve"> their panels use: the sidebar holding those panels contributes no heading of its own, and each panel chose its level independently. This is not a number to change in one template. The same panel component appears at more than one depth, so no single hard-coded level is correct in both places — it needs the route outlines designing, which is a decision rather than an edit. Labels are untouched as well, and SC 2.4.6 covers headings </w:t>
+      </w:r>
+      <w:r>
+        <w:rPr>
+          <w:rFonts w:ascii="Calibri" w:cs="Calibri" w:eastAsia="Calibri" w:hAnsi="Calibri"/>
+          <w:b w:val="false"/>
+          <w:bCs w:val="false"/>
+          <w:i/>
+          <w:iCs/>
+          <w:color w:val="1B2027"/>
+          <w:sz w:val="21"/>
+          <w:szCs w:val="21"/>
+        </w:rPr>
+        <w:t xml:space="preserve">and</w:t>
+      </w:r>
+      <w:r>
+        <w:rPr>
+          <w:rFonts w:ascii="Calibri" w:cs="Calibri" w:eastAsia="Calibri" w:hAnsi="Calibri"/>
+          <w:b w:val="false"/>
+          <w:bCs w:val="false"/>
+          <w:i w:val="false"/>
+          <w:iCs w:val="false"/>
+          <w:color w:val="1B2027"/>
+          <w:sz w:val="21"/>
+          <w:szCs w:val="21"/>
+        </w:rPr>
+        <w:t xml:space="preserve"> labels, so the row’s evidence does not reach half of its own criterion.</w:t>
+      </w:r>
+    </w:p>
+    <w:p>
+      <w:pPr>
+        <w:pBdr>
+          <w:left w:val="single" w:color="C4342A" w:sz="18" w:space="8"/>
+        </w:pBdr>
+        <w:shd w:fill="FBEDEC" w:color="auto" w:val="clear"/>
+        <w:spacing w:after="180" w:before="140"/>
+        <w:ind w:left="120" w:right="120"/>
+      </w:pPr>
+      <w:r>
+        <w:rPr>
+          <w:rFonts w:ascii="Calibri" w:cs="Calibri" w:eastAsia="Calibri" w:hAnsi="Calibri"/>
+          <w:b w:val="false"/>
+          <w:bCs w:val="false"/>
+          <w:i w:val="false"/>
+          <w:iCs w:val="false"/>
+          <w:color w:val="1B2027"/>
+          <w:sz w:val="21"/>
+          <w:szCs w:val="21"/>
+        </w:rPr>
+        <w:t xml:space="preserve">Unlike the defects above it, </w:t>
+      </w:r>
+      <w:r>
+        <w:rPr>
+          <w:rFonts w:ascii="Calibri" w:cs="Calibri" w:eastAsia="Calibri" w:hAnsi="Calibri"/>
+          <w:b/>
+          <w:bCs/>
+          <w:i w:val="false"/>
+          <w:iCs w:val="false"/>
+          <w:color w:val="1B2027"/>
+          <w:sz w:val="21"/>
+          <w:szCs w:val="21"/>
+        </w:rPr>
+        <w:t xml:space="preserve">this is the kind of thing an automated checker is good at</w:t>
+      </w:r>
+      <w:r>
+        <w:rPr>
+          <w:rFonts w:ascii="Calibri" w:cs="Calibri" w:eastAsia="Calibri" w:hAnsi="Calibri"/>
+          <w:b w:val="false"/>
+          <w:bCs w:val="false"/>
+          <w:i w:val="false"/>
+          <w:iCs w:val="false"/>
+          <w:color w:val="1B2027"/>
+          <w:sz w:val="21"/>
+          <w:szCs w:val="21"/>
+        </w:rPr>
+        <w:t xml:space="preserve"> — a page with no top-level heading, and a jump from one level to another, are structural facts a tool can see without knowing what the page is for. That makes the missing axe gate a concrete cost rather than an outstanding task: the gate nobody has been able to add is the one that would have found this, and it stayed unfound long enough for the report describing it to go stale in both directions.</w:t>
+      </w:r>
+    </w:p>
+    <w:p>
+      <w:pPr>
         <w:pStyle w:val="Heading2"/>
         <w:spacing w:after="140" w:before="280"/>
       </w:pPr>
@@ -10512,20 +11168,20 @@
           <w:sz w:val="21"/>
           <w:szCs w:val="21"/>
         </w:rPr>
-        <w:t xml:space="preserve">587 messages at this issue,</w:t>
-      </w:r>
-      <w:r>
-        <w:rPr>
-          <w:rFonts w:ascii="Calibri" w:cs="Calibri" w:eastAsia="Calibri" w:hAnsi="Calibri"/>
-          <w:b w:val="false"/>
-          <w:bCs w:val="false"/>
-          <w:i w:val="false"/>
-          <w:iCs w:val="false"/>
-          <w:color w:val="1B2027"/>
-          <w:sz w:val="21"/>
-          <w:szCs w:val="21"/>
-        </w:rPr>
-        <w:t xml:space="preserve"> up from 585.</w:t>
+        <w:t xml:space="preserve">589 messages at this issue,</w:t>
+      </w:r>
+      <w:r>
+        <w:rPr>
+          <w:rFonts w:ascii="Calibri" w:cs="Calibri" w:eastAsia="Calibri" w:hAnsi="Calibri"/>
+          <w:b w:val="false"/>
+          <w:bCs w:val="false"/>
+          <w:i w:val="false"/>
+          <w:iCs w:val="false"/>
+          <w:color w:val="1B2027"/>
+          <w:sz w:val="21"/>
+          <w:szCs w:val="21"/>
+        </w:rPr>
+        <w:t xml:space="preserve"> up from 587.</w:t>
       </w:r>
     </w:p>
     <w:p>
@@ -13066,7 +13722,7 @@
           <w:sz w:val="21"/>
           <w:szCs w:val="21"/>
         </w:rPr>
-        <w:t xml:space="preserve">2,199 specs pass, and the production build is clean.</w:t>
+        <w:t xml:space="preserve">2,209 specs pass, and the production build is clean.</w:t>
       </w:r>
       <w:r>
         <w:rPr>
@@ -13651,20 +14307,20 @@
           <w:sz w:val="21"/>
           <w:szCs w:val="21"/>
         </w:rPr>
-        <w:t xml:space="preserve">90.18% line (5,639/6,253) and 85.55% branch (2,826/3,303)</w:t>
-      </w:r>
-      <w:r>
-        <w:rPr>
-          <w:rFonts w:ascii="Calibri" w:cs="Calibri" w:eastAsia="Calibri" w:hAnsi="Calibri"/>
-          <w:b w:val="false"/>
-          <w:bCs w:val="false"/>
-          <w:i w:val="false"/>
-          <w:iCs w:val="false"/>
-          <w:color w:val="1B2027"/>
-          <w:sz w:val="21"/>
-          <w:szCs w:val="21"/>
-        </w:rPr>
-        <w:t xml:space="preserve">, with statements at 87.4% and functions at 74.9%, both also gated at their measured values so neither can fall.</w:t>
+        <w:t xml:space="preserve">90.39% line (5,685/6,289) and 85.57% branch (2,836/3,314)</w:t>
+      </w:r>
+      <w:r>
+        <w:rPr>
+          <w:rFonts w:ascii="Calibri" w:cs="Calibri" w:eastAsia="Calibri" w:hAnsi="Calibri"/>
+          <w:b w:val="false"/>
+          <w:bCs w:val="false"/>
+          <w:i w:val="false"/>
+          <w:iCs w:val="false"/>
+          <w:color w:val="1B2027"/>
+          <w:sz w:val="21"/>
+          <w:szCs w:val="21"/>
+        </w:rPr>
+        <w:t xml:space="preserve">, with statements at 87.6% and functions at 74.7%, both also gated at their measured values so neither can fall.</w:t>
       </w:r>
     </w:p>
     <w:p>

--- a/docs/Viewer-Product-Technical-Architecture.docx
+++ b/docs/Viewer-Product-Technical-Architecture.docx
@@ -10889,115 +10889,6 @@
     </w:p>
     <w:p>
       <w:pPr>
-        <w:spacing w:after="140" w:line="276"/>
-      </w:pPr>
-      <w:r>
-        <w:rPr>
-          <w:rFonts w:ascii="Calibri" w:cs="Calibri" w:eastAsia="Calibri" w:hAnsi="Calibri"/>
-          <w:b/>
-          <w:bCs/>
-          <w:i w:val="false"/>
-          <w:iCs w:val="false"/>
-          <w:color w:val="1B2027"/>
-          <w:sz w:val="21"/>
-          <w:szCs w:val="21"/>
-        </w:rPr>
-        <w:t xml:space="preserve">Heading levels still skip, and the report now says so rather than implying otherwise.</w:t>
-      </w:r>
-      <w:r>
-        <w:rPr>
-          <w:rFonts w:ascii="Calibri" w:cs="Calibri" w:eastAsia="Calibri" w:hAnsi="Calibri"/>
-          <w:b w:val="false"/>
-          <w:bCs w:val="false"/>
-          <w:i w:val="false"/>
-          <w:iCs w:val="false"/>
-          <w:color w:val="1B2027"/>
-          <w:sz w:val="21"/>
-          <w:szCs w:val="21"/>
-        </w:rPr>
-        <w:t xml:space="preserve"> The viewer, compare and 3D routes go from </w:t>
-      </w:r>
-      <w:r>
-        <w:rPr>
-          <w:rFonts w:ascii="Consolas" w:cs="Consolas" w:eastAsia="Consolas" w:hAnsi="Consolas"/>
-          <w:b w:val="false"/>
-          <w:bCs w:val="false"/>
-          <w:i w:val="false"/>
-          <w:iCs w:val="false"/>
-          <w:color w:val="1B2027"/>
-          <w:sz w:val="19"/>
-          <w:szCs w:val="19"/>
-        </w:rPr>
-        <w:t xml:space="preserve">h1</w:t>
-      </w:r>
-      <w:r>
-        <w:rPr>
-          <w:rFonts w:ascii="Calibri" w:cs="Calibri" w:eastAsia="Calibri" w:hAnsi="Calibri"/>
-          <w:b w:val="false"/>
-          <w:bCs w:val="false"/>
-          <w:i w:val="false"/>
-          <w:iCs w:val="false"/>
-          <w:color w:val="1B2027"/>
-          <w:sz w:val="21"/>
-          <w:szCs w:val="21"/>
-        </w:rPr>
-        <w:t xml:space="preserve"> straight to the </w:t>
-      </w:r>
-      <w:r>
-        <w:rPr>
-          <w:rFonts w:ascii="Consolas" w:cs="Consolas" w:eastAsia="Consolas" w:hAnsi="Consolas"/>
-          <w:b w:val="false"/>
-          <w:bCs w:val="false"/>
-          <w:i w:val="false"/>
-          <w:iCs w:val="false"/>
-          <w:color w:val="1B2027"/>
-          <w:sz w:val="19"/>
-          <w:szCs w:val="19"/>
-        </w:rPr>
-        <w:t xml:space="preserve">h3</w:t>
-      </w:r>
-      <w:r>
-        <w:rPr>
-          <w:rFonts w:ascii="Calibri" w:cs="Calibri" w:eastAsia="Calibri" w:hAnsi="Calibri"/>
-          <w:b w:val="false"/>
-          <w:bCs w:val="false"/>
-          <w:i w:val="false"/>
-          <w:iCs w:val="false"/>
-          <w:color w:val="1B2027"/>
-          <w:sz w:val="21"/>
-          <w:szCs w:val="21"/>
-        </w:rPr>
-        <w:t xml:space="preserve"> their panels use: the sidebar holding those panels contributes no heading of its own, and each panel chose its level independently. This is not a number to change in one template. The same panel component appears at more than one depth, so no single hard-coded level is correct in both places — it needs the route outlines designing, which is a decision rather than an edit. Labels are untouched as well, and SC 2.4.6 covers headings </w:t>
-      </w:r>
-      <w:r>
-        <w:rPr>
-          <w:rFonts w:ascii="Calibri" w:cs="Calibri" w:eastAsia="Calibri" w:hAnsi="Calibri"/>
-          <w:b w:val="false"/>
-          <w:bCs w:val="false"/>
-          <w:i/>
-          <w:iCs/>
-          <w:color w:val="1B2027"/>
-          <w:sz w:val="21"/>
-          <w:szCs w:val="21"/>
-        </w:rPr>
-        <w:t xml:space="preserve">and</w:t>
-      </w:r>
-      <w:r>
-        <w:rPr>
-          <w:rFonts w:ascii="Calibri" w:cs="Calibri" w:eastAsia="Calibri" w:hAnsi="Calibri"/>
-          <w:b w:val="false"/>
-          <w:bCs w:val="false"/>
-          <w:i w:val="false"/>
-          <w:iCs w:val="false"/>
-          <w:color w:val="1B2027"/>
-          <w:sz w:val="21"/>
-          <w:szCs w:val="21"/>
-        </w:rPr>
-        <w:t xml:space="preserve"> labels, so the row’s evidence does not reach half of its own criterion.</w:t>
-      </w:r>
-    </w:p>
-    <w:p>
-      <w:pPr>
         <w:pBdr>
           <w:left w:val="single" w:color="C4342A" w:sz="18" w:space="8"/>
         </w:pBdr>
@@ -11008,19 +10899,6 @@
       <w:r>
         <w:rPr>
           <w:rFonts w:ascii="Calibri" w:cs="Calibri" w:eastAsia="Calibri" w:hAnsi="Calibri"/>
-          <w:b w:val="false"/>
-          <w:bCs w:val="false"/>
-          <w:i w:val="false"/>
-          <w:iCs w:val="false"/>
-          <w:color w:val="1B2027"/>
-          <w:sz w:val="21"/>
-          <w:szCs w:val="21"/>
-        </w:rPr>
-        <w:t xml:space="preserve">Unlike the defects above it, </w:t>
-      </w:r>
-      <w:r>
-        <w:rPr>
-          <w:rFonts w:ascii="Calibri" w:cs="Calibri" w:eastAsia="Calibri" w:hAnsi="Calibri"/>
           <w:b/>
           <w:bCs/>
           <w:i w:val="false"/>
@@ -11029,6 +10907,667 @@
           <w:sz w:val="21"/>
           <w:szCs w:val="21"/>
         </w:rPr>
+        <w:t xml:space="preserve">Heading levels no longer skip, and the last issue of this document was wrong about why they could not be fixed.</w:t>
+      </w:r>
+      <w:r>
+        <w:rPr>
+          <w:rFonts w:ascii="Calibri" w:cs="Calibri" w:eastAsia="Calibri" w:hAnsi="Calibri"/>
+          <w:b w:val="false"/>
+          <w:bCs w:val="false"/>
+          <w:i w:val="false"/>
+          <w:iCs w:val="false"/>
+          <w:color w:val="1B2027"/>
+          <w:sz w:val="21"/>
+          <w:szCs w:val="21"/>
+        </w:rPr>
+        <w:t xml:space="preserve"> It said the skip was “not a number to change in one template” because “the same panel component appears at more than one depth, so no single hard-coded level is correct in both places”, and concluded that the route outlines needed designing — a decision rather than an edit.</w:t>
+      </w:r>
+    </w:p>
+    <w:p>
+      <w:pPr>
+        <w:spacing w:after="140" w:line="276"/>
+      </w:pPr>
+      <w:r>
+        <w:rPr>
+          <w:rFonts w:ascii="Calibri" w:cs="Calibri" w:eastAsia="Calibri" w:hAnsi="Calibri"/>
+          <w:b w:val="false"/>
+          <w:bCs w:val="false"/>
+          <w:i w:val="false"/>
+          <w:iCs w:val="false"/>
+          <w:color w:val="1B2027"/>
+          <w:sz w:val="21"/>
+          <w:szCs w:val="21"/>
+        </w:rPr>
+        <w:t xml:space="preserve">That premise was false, and checking it took one grep. Each of the panels that owns an </w:t>
+      </w:r>
+      <w:r>
+        <w:rPr>
+          <w:rFonts w:ascii="Consolas" w:cs="Consolas" w:eastAsia="Consolas" w:hAnsi="Consolas"/>
+          <w:b w:val="false"/>
+          <w:bCs w:val="false"/>
+          <w:i w:val="false"/>
+          <w:iCs w:val="false"/>
+          <w:color w:val="1B2027"/>
+          <w:sz w:val="19"/>
+          <w:szCs w:val="19"/>
+        </w:rPr>
+        <w:t xml:space="preserve">h3</w:t>
+      </w:r>
+      <w:r>
+        <w:rPr>
+          <w:rFonts w:ascii="Calibri" w:cs="Calibri" w:eastAsia="Calibri" w:hAnsi="Calibri"/>
+          <w:b w:val="false"/>
+          <w:bCs w:val="false"/>
+          <w:i w:val="false"/>
+          <w:iCs w:val="false"/>
+          <w:color w:val="1B2027"/>
+          <w:sz w:val="21"/>
+          <w:szCs w:val="21"/>
+        </w:rPr>
+        <w:t xml:space="preserve"> is used in exactly one place: the signature and version panels in the viewer sidebar, the summary in compare, the properties panel in the model tree. Nothing appeared at two depths. </w:t>
+      </w:r>
+      <w:r>
+        <w:rPr>
+          <w:rFonts w:ascii="Calibri" w:cs="Calibri" w:eastAsia="Calibri" w:hAnsi="Calibri"/>
+          <w:b/>
+          <w:bCs/>
+          <w:i w:val="false"/>
+          <w:iCs w:val="false"/>
+          <w:color w:val="1B2027"/>
+          <w:sz w:val="21"/>
+          <w:szCs w:val="21"/>
+        </w:rPr>
+        <w:t xml:space="preserve">A defect deferred on a premise nobody tested is worse than one left open with no reason given</w:t>
+      </w:r>
+      <w:r>
+        <w:rPr>
+          <w:rFonts w:ascii="Calibri" w:cs="Calibri" w:eastAsia="Calibri" w:hAnsi="Calibri"/>
+          <w:b w:val="false"/>
+          <w:bCs w:val="false"/>
+          <w:i w:val="false"/>
+          <w:iCs w:val="false"/>
+          <w:color w:val="1B2027"/>
+          <w:sz w:val="21"/>
+          <w:szCs w:val="21"/>
+        </w:rPr>
+        <w:t xml:space="preserve">, because the reason is what stops the next person looking.</w:t>
+      </w:r>
+    </w:p>
+    <w:p>
+      <w:pPr>
+        <w:spacing w:after="140" w:line="276"/>
+      </w:pPr>
+      <w:r>
+        <w:rPr>
+          <w:rFonts w:ascii="Calibri" w:cs="Calibri" w:eastAsia="Calibri" w:hAnsi="Calibri"/>
+          <w:b w:val="false"/>
+          <w:bCs w:val="false"/>
+          <w:i w:val="false"/>
+          <w:iCs w:val="false"/>
+          <w:color w:val="1B2027"/>
+          <w:sz w:val="21"/>
+          <w:szCs w:val="21"/>
+        </w:rPr>
+        <w:t xml:space="preserve">What was actually in the way was the opposite problem — a missing level, not an ambiguous one — and it came with a second defect attached. The viewer’s sidebar is a tabbed region: </w:t>
+      </w:r>
+      <w:r>
+        <w:rPr>
+          <w:rFonts w:ascii="Consolas" w:cs="Consolas" w:eastAsia="Consolas" w:hAnsi="Consolas"/>
+          <w:b w:val="false"/>
+          <w:bCs w:val="false"/>
+          <w:i w:val="false"/>
+          <w:iCs w:val="false"/>
+          <w:color w:val="1B2027"/>
+          <w:sz w:val="19"/>
+          <w:szCs w:val="19"/>
+        </w:rPr>
+        <w:t xml:space="preserve">sidebarTab()</w:t>
+      </w:r>
+      <w:r>
+        <w:rPr>
+          <w:rFonts w:ascii="Calibri" w:cs="Calibri" w:eastAsia="Calibri" w:hAnsi="Calibri"/>
+          <w:b w:val="false"/>
+          <w:bCs w:val="false"/>
+          <w:i w:val="false"/>
+          <w:iCs w:val="false"/>
+          <w:color w:val="1B2027"/>
+          <w:sz w:val="21"/>
+          <w:szCs w:val="21"/>
+        </w:rPr>
+        <w:t xml:space="preserve"> renders exactly one panel at a time. Seven of its ten panels carry no heading at all, and the region has no landmark role and no accessible name either, so a reader who chose Measure or Outline arrived at content with nothing saying which panel they were in. The two panels that </w:t>
+      </w:r>
+      <w:r>
+        <w:rPr>
+          <w:rFonts w:ascii="Calibri" w:cs="Calibri" w:eastAsia="Calibri" w:hAnsi="Calibri"/>
+          <w:b w:val="false"/>
+          <w:bCs w:val="false"/>
+          <w:i/>
+          <w:iCs/>
+          <w:color w:val="1B2027"/>
+          <w:sz w:val="21"/>
+          <w:szCs w:val="21"/>
+        </w:rPr>
+        <w:t xml:space="preserve">do</w:t>
+      </w:r>
+      <w:r>
+        <w:rPr>
+          <w:rFonts w:ascii="Calibri" w:cs="Calibri" w:eastAsia="Calibri" w:hAnsi="Calibri"/>
+          <w:b w:val="false"/>
+          <w:bCs w:val="false"/>
+          <w:i w:val="false"/>
+          <w:iCs w:val="false"/>
+          <w:color w:val="1B2027"/>
+          <w:sz w:val="21"/>
+          <w:szCs w:val="21"/>
+        </w:rPr>
+        <w:t xml:space="preserve"> have a heading start at </w:t>
+      </w:r>
+      <w:r>
+        <w:rPr>
+          <w:rFonts w:ascii="Consolas" w:cs="Consolas" w:eastAsia="Consolas" w:hAnsi="Consolas"/>
+          <w:b w:val="false"/>
+          <w:bCs w:val="false"/>
+          <w:i w:val="false"/>
+          <w:iCs w:val="false"/>
+          <w:color w:val="1B2027"/>
+          <w:sz w:val="19"/>
+          <w:szCs w:val="19"/>
+        </w:rPr>
+        <w:t xml:space="preserve">h3</w:t>
+      </w:r>
+      <w:r>
+        <w:rPr>
+          <w:rFonts w:ascii="Calibri" w:cs="Calibri" w:eastAsia="Calibri" w:hAnsi="Calibri"/>
+          <w:b w:val="false"/>
+          <w:bCs w:val="false"/>
+          <w:i w:val="false"/>
+          <w:iCs w:val="false"/>
+          <w:color w:val="1B2027"/>
+          <w:sz w:val="21"/>
+          <w:szCs w:val="21"/>
+        </w:rPr>
+        <w:t xml:space="preserve">, directly under the top bar’s </w:t>
+      </w:r>
+      <w:r>
+        <w:rPr>
+          <w:rFonts w:ascii="Consolas" w:cs="Consolas" w:eastAsia="Consolas" w:hAnsi="Consolas"/>
+          <w:b w:val="false"/>
+          <w:bCs w:val="false"/>
+          <w:i w:val="false"/>
+          <w:iCs w:val="false"/>
+          <w:color w:val="1B2027"/>
+          <w:sz w:val="19"/>
+          <w:szCs w:val="19"/>
+        </w:rPr>
+        <w:t xml:space="preserve">h1</w:t>
+      </w:r>
+      <w:r>
+        <w:rPr>
+          <w:rFonts w:ascii="Calibri" w:cs="Calibri" w:eastAsia="Calibri" w:hAnsi="Calibri"/>
+          <w:b w:val="false"/>
+          <w:bCs w:val="false"/>
+          <w:i w:val="false"/>
+          <w:iCs w:val="false"/>
+          <w:color w:val="1B2027"/>
+          <w:sz w:val="21"/>
+          <w:szCs w:val="21"/>
+        </w:rPr>
+        <w:t xml:space="preserve">.</w:t>
+      </w:r>
+    </w:p>
+    <w:p>
+      <w:pPr>
+        <w:spacing w:after="140" w:line="276"/>
+      </w:pPr>
+      <w:r>
+        <w:rPr>
+          <w:rFonts w:ascii="Calibri" w:cs="Calibri" w:eastAsia="Calibri" w:hAnsi="Calibri"/>
+          <w:b w:val="false"/>
+          <w:bCs w:val="false"/>
+          <w:i w:val="false"/>
+          <w:iCs w:val="false"/>
+          <w:color w:val="1B2027"/>
+          <w:sz w:val="21"/>
+          <w:szCs w:val="21"/>
+        </w:rPr>
+        <w:t xml:space="preserve">One </w:t>
+      </w:r>
+      <w:r>
+        <w:rPr>
+          <w:rFonts w:ascii="Consolas" w:cs="Consolas" w:eastAsia="Consolas" w:hAnsi="Consolas"/>
+          <w:b w:val="false"/>
+          <w:bCs w:val="false"/>
+          <w:i w:val="false"/>
+          <w:iCs w:val="false"/>
+          <w:color w:val="1B2027"/>
+          <w:sz w:val="19"/>
+          <w:szCs w:val="19"/>
+        </w:rPr>
+        <w:t xml:space="preserve">h2</w:t>
+      </w:r>
+      <w:r>
+        <w:rPr>
+          <w:rFonts w:ascii="Calibri" w:cs="Calibri" w:eastAsia="Calibri" w:hAnsi="Calibri"/>
+          <w:b w:val="false"/>
+          <w:bCs w:val="false"/>
+          <w:i w:val="false"/>
+          <w:iCs w:val="false"/>
+          <w:color w:val="1B2027"/>
+          <w:sz w:val="21"/>
+          <w:szCs w:val="21"/>
+        </w:rPr>
+        <w:t xml:space="preserve"> in the sidebar fixes both: it names whichever panel is showing, and it puts a level between the </w:t>
+      </w:r>
+      <w:r>
+        <w:rPr>
+          <w:rFonts w:ascii="Consolas" w:cs="Consolas" w:eastAsia="Consolas" w:hAnsi="Consolas"/>
+          <w:b w:val="false"/>
+          <w:bCs w:val="false"/>
+          <w:i w:val="false"/>
+          <w:iCs w:val="false"/>
+          <w:color w:val="1B2027"/>
+          <w:sz w:val="19"/>
+          <w:szCs w:val="19"/>
+        </w:rPr>
+        <w:t xml:space="preserve">h1</w:t>
+      </w:r>
+      <w:r>
+        <w:rPr>
+          <w:rFonts w:ascii="Calibri" w:cs="Calibri" w:eastAsia="Calibri" w:hAnsi="Calibri"/>
+          <w:b w:val="false"/>
+          <w:bCs w:val="false"/>
+          <w:i w:val="false"/>
+          <w:iCs w:val="false"/>
+          <w:color w:val="1B2027"/>
+          <w:sz w:val="21"/>
+          <w:szCs w:val="21"/>
+        </w:rPr>
+        <w:t xml:space="preserve"> and those </w:t>
+      </w:r>
+      <w:r>
+        <w:rPr>
+          <w:rFonts w:ascii="Consolas" w:cs="Consolas" w:eastAsia="Consolas" w:hAnsi="Consolas"/>
+          <w:b w:val="false"/>
+          <w:bCs w:val="false"/>
+          <w:i w:val="false"/>
+          <w:iCs w:val="false"/>
+          <w:color w:val="1B2027"/>
+          <w:sz w:val="19"/>
+          <w:szCs w:val="19"/>
+        </w:rPr>
+        <w:t xml:space="preserve">h3</w:t>
+      </w:r>
+      <w:r>
+        <w:rPr>
+          <w:rFonts w:ascii="Calibri" w:cs="Calibri" w:eastAsia="Calibri" w:hAnsi="Calibri"/>
+          <w:b w:val="false"/>
+          <w:bCs w:val="false"/>
+          <w:i w:val="false"/>
+          <w:iCs w:val="false"/>
+          <w:color w:val="1B2027"/>
+          <w:sz w:val="21"/>
+          <w:szCs w:val="21"/>
+        </w:rPr>
+        <w:t xml:space="preserve">s so they become correct rather than being renumbered to paper over a gap. Its text comes from the </w:t>
+      </w:r>
+      <w:r>
+        <w:rPr>
+          <w:rFonts w:ascii="Consolas" w:cs="Consolas" w:eastAsia="Consolas" w:hAnsi="Consolas"/>
+          <w:b w:val="false"/>
+          <w:bCs w:val="false"/>
+          <w:i w:val="false"/>
+          <w:iCs w:val="false"/>
+          <w:color w:val="1B2027"/>
+          <w:sz w:val="19"/>
+          <w:szCs w:val="19"/>
+        </w:rPr>
+        <w:t xml:space="preserve">tabs</w:t>
+      </w:r>
+      <w:r>
+        <w:rPr>
+          <w:rFonts w:ascii="Calibri" w:cs="Calibri" w:eastAsia="Calibri" w:hAnsi="Calibri"/>
+          <w:b w:val="false"/>
+          <w:bCs w:val="false"/>
+          <w:i w:val="false"/>
+          <w:iCs w:val="false"/>
+          <w:color w:val="1B2027"/>
+          <w:sz w:val="21"/>
+          <w:szCs w:val="21"/>
+        </w:rPr>
+        <w:t xml:space="preserve"> table the strip is already built from, so there is no new string to translate and the heading cannot disagree with the tab that selected it. Hidden, because that tab already shows the same word.</w:t>
+      </w:r>
+    </w:p>
+    <w:p>
+      <w:pPr>
+        <w:spacing w:after="140" w:line="276"/>
+      </w:pPr>
+      <w:r>
+        <w:rPr>
+          <w:rFonts w:ascii="Calibri" w:cs="Calibri" w:eastAsia="Calibri" w:hAnsi="Calibri"/>
+          <w:b w:val="false"/>
+          <w:bCs w:val="false"/>
+          <w:i w:val="false"/>
+          <w:iCs w:val="false"/>
+          <w:color w:val="1B2027"/>
+          <w:sz w:val="21"/>
+          <w:szCs w:val="21"/>
+        </w:rPr>
+        <w:t xml:space="preserve">The other two routes were the same promotion made elsewhere in this section. Compare’s “AI Summary” was a </w:t>
+      </w:r>
+      <w:r>
+        <w:rPr>
+          <w:rFonts w:ascii="Consolas" w:cs="Consolas" w:eastAsia="Consolas" w:hAnsi="Consolas"/>
+          <w:b w:val="false"/>
+          <w:bCs w:val="false"/>
+          <w:i w:val="false"/>
+          <w:iCs w:val="false"/>
+          <w:color w:val="1B2027"/>
+          <w:sz w:val="19"/>
+          <w:szCs w:val="19"/>
+        </w:rPr>
+        <w:t xml:space="preserve">&lt;span&gt;</w:t>
+      </w:r>
+      <w:r>
+        <w:rPr>
+          <w:rFonts w:ascii="Calibri" w:cs="Calibri" w:eastAsia="Calibri" w:hAnsi="Calibri"/>
+          <w:b w:val="false"/>
+          <w:bCs w:val="false"/>
+          <w:i w:val="false"/>
+          <w:iCs w:val="false"/>
+          <w:color w:val="1B2027"/>
+          <w:sz w:val="21"/>
+          <w:szCs w:val="21"/>
+        </w:rPr>
+        <w:t xml:space="preserve"> whose own translator note called it the heading of the panel, and the model tree’s “Model Tree” was a </w:t>
+      </w:r>
+      <w:r>
+        <w:rPr>
+          <w:rFonts w:ascii="Consolas" w:cs="Consolas" w:eastAsia="Consolas" w:hAnsi="Consolas"/>
+          <w:b w:val="false"/>
+          <w:bCs w:val="false"/>
+          <w:i w:val="false"/>
+          <w:iCs w:val="false"/>
+          <w:color w:val="1B2027"/>
+          <w:sz w:val="19"/>
+          <w:szCs w:val="19"/>
+        </w:rPr>
+        <w:t xml:space="preserve">&lt;div&gt;</w:t>
+      </w:r>
+      <w:r>
+        <w:rPr>
+          <w:rFonts w:ascii="Calibri" w:cs="Calibri" w:eastAsia="Calibri" w:hAnsi="Calibri"/>
+          <w:b w:val="false"/>
+          <w:bCs w:val="false"/>
+          <w:i w:val="false"/>
+          <w:iCs w:val="false"/>
+          <w:color w:val="1B2027"/>
+          <w:sz w:val="21"/>
+          <w:szCs w:val="21"/>
+        </w:rPr>
+        <w:t xml:space="preserve"> whose note called it a heading while serving as the tree’s </w:t>
+      </w:r>
+      <w:r>
+        <w:rPr>
+          <w:rFonts w:ascii="Consolas" w:cs="Consolas" w:eastAsia="Consolas" w:hAnsi="Consolas"/>
+          <w:b w:val="false"/>
+          <w:bCs w:val="false"/>
+          <w:i w:val="false"/>
+          <w:iCs w:val="false"/>
+          <w:color w:val="1B2027"/>
+          <w:sz w:val="19"/>
+          <w:szCs w:val="19"/>
+        </w:rPr>
+        <w:t xml:space="preserve">aria-labelledby</w:t>
+      </w:r>
+      <w:r>
+        <w:rPr>
+          <w:rFonts w:ascii="Calibri" w:cs="Calibri" w:eastAsia="Calibri" w:hAnsi="Calibri"/>
+          <w:b w:val="false"/>
+          <w:bCs w:val="false"/>
+          <w:i w:val="false"/>
+          <w:iCs w:val="false"/>
+          <w:color w:val="1B2027"/>
+          <w:sz w:val="21"/>
+          <w:szCs w:val="21"/>
+        </w:rPr>
+        <w:t xml:space="preserve"> target. Both are headings now, both keep doing what they did, and the </w:t>
+      </w:r>
+      <w:r>
+        <w:rPr>
+          <w:rFonts w:ascii="Consolas" w:cs="Consolas" w:eastAsia="Consolas" w:hAnsi="Consolas"/>
+          <w:b w:val="false"/>
+          <w:bCs w:val="false"/>
+          <w:i w:val="false"/>
+          <w:iCs w:val="false"/>
+          <w:color w:val="1B2027"/>
+          <w:sz w:val="19"/>
+          <w:szCs w:val="19"/>
+        </w:rPr>
+        <w:t xml:space="preserve">h3</w:t>
+      </w:r>
+      <w:r>
+        <w:rPr>
+          <w:rFonts w:ascii="Calibri" w:cs="Calibri" w:eastAsia="Calibri" w:hAnsi="Calibri"/>
+          <w:b w:val="false"/>
+          <w:bCs w:val="false"/>
+          <w:i w:val="false"/>
+          <w:iCs w:val="false"/>
+          <w:color w:val="1B2027"/>
+          <w:sz w:val="21"/>
+          <w:szCs w:val="21"/>
+        </w:rPr>
+        <w:t xml:space="preserve">s beneath them are correct.</w:t>
+      </w:r>
+    </w:p>
+    <w:p>
+      <w:pPr>
+        <w:pBdr>
+          <w:left w:val="single" w:color="C4342A" w:sz="18" w:space="8"/>
+        </w:pBdr>
+        <w:shd w:fill="FBEDEC" w:color="auto" w:val="clear"/>
+        <w:spacing w:after="180" w:before="140"/>
+        <w:ind w:left="120" w:right="120"/>
+      </w:pPr>
+      <w:r>
+        <w:rPr>
+          <w:rFonts w:ascii="Consolas" w:cs="Consolas" w:eastAsia="Consolas" w:hAnsi="Consolas"/>
+          <w:b w:val="false"/>
+          <w:bCs w:val="false"/>
+          <w:i w:val="false"/>
+          <w:iCs w:val="false"/>
+          <w:color w:val="1B2027"/>
+          <w:sz w:val="19"/>
+          <w:szCs w:val="19"/>
+        </w:rPr>
+        <w:t xml:space="preserve">modal-dialog</w:t>
+      </w:r>
+      <w:r>
+        <w:rPr>
+          <w:rFonts w:ascii="Calibri" w:cs="Calibri" w:eastAsia="Calibri" w:hAnsi="Calibri"/>
+          <w:b w:val="false"/>
+          <w:bCs w:val="false"/>
+          <w:i w:val="false"/>
+          <w:iCs w:val="false"/>
+          <w:color w:val="1B2027"/>
+          <w:sz w:val="21"/>
+          <w:szCs w:val="21"/>
+        </w:rPr>
+        <w:t xml:space="preserve"> keeps its </w:t>
+      </w:r>
+      <w:r>
+        <w:rPr>
+          <w:rFonts w:ascii="Consolas" w:cs="Consolas" w:eastAsia="Consolas" w:hAnsi="Consolas"/>
+          <w:b w:val="false"/>
+          <w:bCs w:val="false"/>
+          <w:i w:val="false"/>
+          <w:iCs w:val="false"/>
+          <w:color w:val="1B2027"/>
+          <w:sz w:val="19"/>
+          <w:szCs w:val="19"/>
+        </w:rPr>
+        <w:t xml:space="preserve">h3</w:t>
+      </w:r>
+      <w:r>
+        <w:rPr>
+          <w:rFonts w:ascii="Calibri" w:cs="Calibri" w:eastAsia="Calibri" w:hAnsi="Calibri"/>
+          <w:b w:val="false"/>
+          <w:bCs w:val="false"/>
+          <w:i w:val="false"/>
+          <w:iCs w:val="false"/>
+          <w:color w:val="1B2027"/>
+          <w:sz w:val="21"/>
+          <w:szCs w:val="21"/>
+        </w:rPr>
+        <w:t xml:space="preserve"> deliberately. It is the dialog’s accessible name through </w:t>
+      </w:r>
+      <w:r>
+        <w:rPr>
+          <w:rFonts w:ascii="Consolas" w:cs="Consolas" w:eastAsia="Consolas" w:hAnsi="Consolas"/>
+          <w:b w:val="false"/>
+          <w:bCs w:val="false"/>
+          <w:i w:val="false"/>
+          <w:iCs w:val="false"/>
+          <w:color w:val="1B2027"/>
+          <w:sz w:val="19"/>
+          <w:szCs w:val="19"/>
+        </w:rPr>
+        <w:t xml:space="preserve">aria-labelledby</w:t>
+      </w:r>
+      <w:r>
+        <w:rPr>
+          <w:rFonts w:ascii="Calibri" w:cs="Calibri" w:eastAsia="Calibri" w:hAnsi="Calibri"/>
+          <w:b w:val="false"/>
+          <w:bCs w:val="false"/>
+          <w:i w:val="false"/>
+          <w:iCs w:val="false"/>
+          <w:color w:val="1B2027"/>
+          <w:sz w:val="21"/>
+          <w:szCs w:val="21"/>
+        </w:rPr>
+        <w:t xml:space="preserve"> inside </w:t>
+      </w:r>
+      <w:r>
+        <w:rPr>
+          <w:rFonts w:ascii="Consolas" w:cs="Consolas" w:eastAsia="Consolas" w:hAnsi="Consolas"/>
+          <w:b w:val="false"/>
+          <w:bCs w:val="false"/>
+          <w:i w:val="false"/>
+          <w:iCs w:val="false"/>
+          <w:color w:val="1B2027"/>
+          <w:sz w:val="19"/>
+          <w:szCs w:val="19"/>
+        </w:rPr>
+        <w:t xml:space="preserve">role="dialog"</w:t>
+      </w:r>
+      <w:r>
+        <w:rPr>
+          <w:rFonts w:ascii="Calibri" w:cs="Calibri" w:eastAsia="Calibri" w:hAnsi="Calibri"/>
+          <w:b w:val="false"/>
+          <w:bCs w:val="false"/>
+          <w:i w:val="false"/>
+          <w:iCs w:val="false"/>
+          <w:color w:val="1B2027"/>
+          <w:sz w:val="21"/>
+          <w:szCs w:val="21"/>
+        </w:rPr>
+        <w:t xml:space="preserve">, which is an isolated context announced as a dialog; renumbering it against whatever happens to be behind the dialog would be guesswork, and a level that depends on the caller is the genuine version of the problem the last issue imagined.</w:t>
+      </w:r>
+    </w:p>
+    <w:p>
+      <w:pPr>
+        <w:pBdr>
+          <w:left w:val="single" w:color="C4342A" w:sz="18" w:space="8"/>
+        </w:pBdr>
+        <w:shd w:fill="FBEDEC" w:color="auto" w:val="clear"/>
+        <w:spacing w:after="180" w:before="140"/>
+        <w:ind w:left="120" w:right="120"/>
+      </w:pPr>
+      <w:r>
+        <w:rPr>
+          <w:rFonts w:ascii="Calibri" w:cs="Calibri" w:eastAsia="Calibri" w:hAnsi="Calibri"/>
+          <w:b/>
+          <w:bCs/>
+          <w:i w:val="false"/>
+          <w:iCs w:val="false"/>
+          <w:color w:val="1B2027"/>
+          <w:sz w:val="21"/>
+          <w:szCs w:val="21"/>
+        </w:rPr>
+        <w:t xml:space="preserve">Labels remain untouched</w:t>
+      </w:r>
+      <w:r>
+        <w:rPr>
+          <w:rFonts w:ascii="Calibri" w:cs="Calibri" w:eastAsia="Calibri" w:hAnsi="Calibri"/>
+          <w:b w:val="false"/>
+          <w:bCs w:val="false"/>
+          <w:i w:val="false"/>
+          <w:iCs w:val="false"/>
+          <w:color w:val="1B2027"/>
+          <w:sz w:val="21"/>
+          <w:szCs w:val="21"/>
+        </w:rPr>
+        <w:t xml:space="preserve">, and SC 2.4.6 covers headings </w:t>
+      </w:r>
+      <w:r>
+        <w:rPr>
+          <w:rFonts w:ascii="Calibri" w:cs="Calibri" w:eastAsia="Calibri" w:hAnsi="Calibri"/>
+          <w:b w:val="false"/>
+          <w:bCs w:val="false"/>
+          <w:i/>
+          <w:iCs/>
+          <w:color w:val="1B2027"/>
+          <w:sz w:val="21"/>
+          <w:szCs w:val="21"/>
+        </w:rPr>
+        <w:t xml:space="preserve">and</w:t>
+      </w:r>
+      <w:r>
+        <w:rPr>
+          <w:rFonts w:ascii="Calibri" w:cs="Calibri" w:eastAsia="Calibri" w:hAnsi="Calibri"/>
+          <w:b w:val="false"/>
+          <w:bCs w:val="false"/>
+          <w:i w:val="false"/>
+          <w:iCs w:val="false"/>
+          <w:color w:val="1B2027"/>
+          <w:sz w:val="21"/>
+          <w:szCs w:val="21"/>
+        </w:rPr>
+        <w:t xml:space="preserve"> labels, so the row’s evidence still does not reach half of its own criterion. That half is open and this change does not speak to it.</w:t>
+      </w:r>
+    </w:p>
+    <w:p>
+      <w:pPr>
+        <w:pBdr>
+          <w:left w:val="single" w:color="C4342A" w:sz="18" w:space="8"/>
+        </w:pBdr>
+        <w:shd w:fill="FBEDEC" w:color="auto" w:val="clear"/>
+        <w:spacing w:after="180" w:before="140"/>
+        <w:ind w:left="120" w:right="120"/>
+      </w:pPr>
+      <w:r>
+        <w:rPr>
+          <w:rFonts w:ascii="Calibri" w:cs="Calibri" w:eastAsia="Calibri" w:hAnsi="Calibri"/>
+          <w:b w:val="false"/>
+          <w:bCs w:val="false"/>
+          <w:i w:val="false"/>
+          <w:iCs w:val="false"/>
+          <w:color w:val="1B2027"/>
+          <w:sz w:val="21"/>
+          <w:szCs w:val="21"/>
+        </w:rPr>
+        <w:t xml:space="preserve">Unlike the defects above it, </w:t>
+      </w:r>
+      <w:r>
+        <w:rPr>
+          <w:rFonts w:ascii="Calibri" w:cs="Calibri" w:eastAsia="Calibri" w:hAnsi="Calibri"/>
+          <w:b/>
+          <w:bCs/>
+          <w:i w:val="false"/>
+          <w:iCs w:val="false"/>
+          <w:color w:val="1B2027"/>
+          <w:sz w:val="21"/>
+          <w:szCs w:val="21"/>
+        </w:rPr>
         <w:t xml:space="preserve">this is the kind of thing an automated checker is good at</w:t>
       </w:r>
       <w:r>
@@ -11042,7 +11581,7 @@
           <w:sz w:val="21"/>
           <w:szCs w:val="21"/>
         </w:rPr>
-        <w:t xml:space="preserve"> — a page with no top-level heading, and a jump from one level to another, are structural facts a tool can see without knowing what the page is for. That makes the missing axe gate a concrete cost rather than an outstanding task: the gate nobody has been able to add is the one that would have found this, and it stayed unfound long enough for the report describing it to go stale in both directions.</w:t>
+        <w:t xml:space="preserve"> — a page with no top-level heading, and a jump from one level to another, are structural facts a tool can see without knowing what the page is for. That makes the missing axe gate a concrete cost rather than an outstanding task: the gate nobody has been able to add is the one that would have found this, and it stayed unfound long enough for the report describing it to go stale in both directions. It is also what would have made the deferral above impossible: an axe run reporting a skipped level on three routes every night is harder to leave alone than a sentence in a document explaining why the skip is hard, and the sentence was wrong anyway.</w:t>
       </w:r>
     </w:p>
     <w:p>
@@ -13722,7 +14261,7 @@
           <w:sz w:val="21"/>
           <w:szCs w:val="21"/>
         </w:rPr>
-        <w:t xml:space="preserve">2,209 specs pass, and the production build is clean.</w:t>
+        <w:t xml:space="preserve">2,215 specs pass, and the production build is clean.</w:t>
       </w:r>
       <w:r>
         <w:rPr>
@@ -14307,7 +14846,7 @@
           <w:sz w:val="21"/>
           <w:szCs w:val="21"/>
         </w:rPr>
-        <w:t xml:space="preserve">90.39% line (5,685/6,289) and 85.57% branch (2,836/3,314)</w:t>
+        <w:t xml:space="preserve">90.40% line (5,688/6,292) and 85.55% branch (2,837/3,316)</w:t>
       </w:r>
       <w:r>
         <w:rPr>

--- a/docs/Viewer-Product-Technical-Architecture.docx
+++ b/docs/Viewer-Product-Technical-Architecture.docx
@@ -11475,6 +11475,93 @@
     </w:p>
     <w:p>
       <w:pPr>
+        <w:pStyle w:val="Heading2"/>
+        <w:spacing w:after="140" w:before="280"/>
+      </w:pPr>
+      <w:r>
+        <w:rPr>
+          <w:rFonts w:ascii="Calibri" w:cs="Calibri" w:eastAsia="Calibri" w:hAnsi="Calibri"/>
+          <w:b/>
+          <w:bCs/>
+          <w:color w:val="0F7A83"/>
+          <w:sz w:val="25"/>
+          <w:szCs w:val="25"/>
+        </w:rPr>
+        <w:t xml:space="preserve">9.4  The labels half of SC 2.4.6</w:t>
+      </w:r>
+    </w:p>
+    <w:p>
+      <w:pPr>
+        <w:spacing w:after="140" w:line="276"/>
+      </w:pPr>
+      <w:r>
+        <w:rPr>
+          <w:rFonts w:ascii="Calibri" w:cs="Calibri" w:eastAsia="Calibri" w:hAnsi="Calibri"/>
+          <w:b w:val="false"/>
+          <w:bCs w:val="false"/>
+          <w:i w:val="false"/>
+          <w:iCs w:val="false"/>
+          <w:color w:val="1B2027"/>
+          <w:sz w:val="21"/>
+          <w:szCs w:val="21"/>
+        </w:rPr>
+        <w:t xml:space="preserve">The criterion is headings </w:t>
+      </w:r>
+      <w:r>
+        <w:rPr>
+          <w:rFonts w:ascii="Calibri" w:cs="Calibri" w:eastAsia="Calibri" w:hAnsi="Calibri"/>
+          <w:b w:val="false"/>
+          <w:bCs w:val="false"/>
+          <w:i/>
+          <w:iCs/>
+          <w:color w:val="1B2027"/>
+          <w:sz w:val="21"/>
+          <w:szCs w:val="21"/>
+        </w:rPr>
+        <w:t xml:space="preserve">and</w:t>
+      </w:r>
+      <w:r>
+        <w:rPr>
+          <w:rFonts w:ascii="Calibri" w:cs="Calibri" w:eastAsia="Calibri" w:hAnsi="Calibri"/>
+          <w:b w:val="false"/>
+          <w:bCs w:val="false"/>
+          <w:i w:val="false"/>
+          <w:iCs w:val="false"/>
+          <w:color w:val="1B2027"/>
+          <w:sz w:val="21"/>
+          <w:szCs w:val="21"/>
+        </w:rPr>
+        <w:t xml:space="preserve"> labels. The headings half above had been worked through twice; the labels half had never been looked at, and the conformance report said so rather than implying otherwise. This is that audit, and it is a gate now — </w:t>
+      </w:r>
+      <w:r>
+        <w:rPr>
+          <w:rFonts w:ascii="Consolas" w:cs="Consolas" w:eastAsia="Consolas" w:hAnsi="Consolas"/>
+          <w:b w:val="false"/>
+          <w:bCs w:val="false"/>
+          <w:i w:val="false"/>
+          <w:iCs w:val="false"/>
+          <w:color w:val="1B2027"/>
+          <w:sz w:val="19"/>
+          <w:szCs w:val="19"/>
+        </w:rPr>
+        <w:t xml:space="preserve">check:labels</w:t>
+      </w:r>
+      <w:r>
+        <w:rPr>
+          <w:rFonts w:ascii="Calibri" w:cs="Calibri" w:eastAsia="Calibri" w:hAnsi="Calibri"/>
+          <w:b w:val="false"/>
+          <w:bCs w:val="false"/>
+          <w:i w:val="false"/>
+          <w:iCs w:val="false"/>
+          <w:color w:val="1B2027"/>
+          <w:sz w:val="21"/>
+          <w:szCs w:val="21"/>
+        </w:rPr>
+        <w:t xml:space="preserve"> — because the answer only stays true if something keeps asking.</w:t>
+      </w:r>
+    </w:p>
+    <w:p>
+      <w:pPr>
         <w:pBdr>
           <w:left w:val="single" w:color="C4342A" w:sz="18" w:space="8"/>
         </w:pBdr>
@@ -11493,20 +11580,351 @@
           <w:sz w:val="21"/>
           <w:szCs w:val="21"/>
         </w:rPr>
-        <w:t xml:space="preserve">Labels remain untouched</w:t>
-      </w:r>
-      <w:r>
-        <w:rPr>
-          <w:rFonts w:ascii="Calibri" w:cs="Calibri" w:eastAsia="Calibri" w:hAnsi="Calibri"/>
-          <w:b w:val="false"/>
-          <w:bCs w:val="false"/>
-          <w:i w:val="false"/>
-          <w:iCs w:val="false"/>
-          <w:color w:val="1B2027"/>
-          <w:sz w:val="21"/>
-          <w:szCs w:val="21"/>
-        </w:rPr>
-        <w:t xml:space="preserve">, and SC 2.4.6 covers headings </w:t>
+        <w:t xml:space="preserve">Eight controls had no accessible name.</w:t>
+      </w:r>
+      <w:r>
+        <w:rPr>
+          <w:rFonts w:ascii="Calibri" w:cs="Calibri" w:eastAsia="Calibri" w:hAnsi="Calibri"/>
+          <w:b w:val="false"/>
+          <w:bCs w:val="false"/>
+          <w:i w:val="false"/>
+          <w:iCs w:val="false"/>
+          <w:color w:val="1B2027"/>
+          <w:sz w:val="21"/>
+          <w:szCs w:val="21"/>
+        </w:rPr>
+        <w:t xml:space="preserve"> Five were labelled by a placeholder, or by nothing: both document searches, and three of the controls for naming a form field drawn on a page. A placeholder is not a label — it disappears the moment the reader types, so anyone who comes back to the field hears nothing, and voice control has no name to address it by.</w:t>
+      </w:r>
+    </w:p>
+    <w:p>
+      <w:pPr>
+        <w:spacing w:after="140" w:line="276"/>
+      </w:pPr>
+      <w:r>
+        <w:rPr>
+          <w:rFonts w:ascii="Calibri" w:cs="Calibri" w:eastAsia="Calibri" w:hAnsi="Calibri"/>
+          <w:b w:val="false"/>
+          <w:bCs w:val="false"/>
+          <w:i w:val="false"/>
+          <w:iCs w:val="false"/>
+          <w:color w:val="1B2027"/>
+          <w:sz w:val="21"/>
+          <w:szCs w:val="21"/>
+        </w:rPr>
+        <w:t xml:space="preserve">Three announced as nothing at all. The sidebar toggle in the viewer’s top bar, whose only content is an </w:t>
+      </w:r>
+      <w:r>
+        <w:rPr>
+          <w:rFonts w:ascii="Consolas" w:cs="Consolas" w:eastAsia="Consolas" w:hAnsi="Consolas"/>
+          <w:b w:val="false"/>
+          <w:bCs w:val="false"/>
+          <w:i w:val="false"/>
+          <w:iCs w:val="false"/>
+          <w:color w:val="1B2027"/>
+          <w:sz w:val="19"/>
+          <w:szCs w:val="19"/>
+        </w:rPr>
+        <w:t xml:space="preserve">aria-hidden</w:t>
+      </w:r>
+      <w:r>
+        <w:rPr>
+          <w:rFonts w:ascii="Calibri" w:cs="Calibri" w:eastAsia="Calibri" w:hAnsi="Calibri"/>
+          <w:b w:val="false"/>
+          <w:bCs w:val="false"/>
+          <w:i w:val="false"/>
+          <w:iCs w:val="false"/>
+          <w:color w:val="1B2027"/>
+          <w:sz w:val="21"/>
+          <w:szCs w:val="21"/>
+        </w:rPr>
+        <w:t xml:space="preserve"> icon — missed by the pass that gave six other icon-only buttons a name, and relying on </w:t>
+      </w:r>
+      <w:r>
+        <w:rPr>
+          <w:rFonts w:ascii="Consolas" w:cs="Consolas" w:eastAsia="Consolas" w:hAnsi="Consolas"/>
+          <w:b w:val="false"/>
+          <w:bCs w:val="false"/>
+          <w:i w:val="false"/>
+          <w:iCs w:val="false"/>
+          <w:color w:val="1B2027"/>
+          <w:sz w:val="19"/>
+          <w:szCs w:val="19"/>
+        </w:rPr>
+        <w:t xml:space="preserve">title</w:t>
+      </w:r>
+      <w:r>
+        <w:rPr>
+          <w:rFonts w:ascii="Calibri" w:cs="Calibri" w:eastAsia="Calibri" w:hAnsi="Calibri"/>
+          <w:b w:val="false"/>
+          <w:bCs w:val="false"/>
+          <w:i w:val="false"/>
+          <w:iCs w:val="false"/>
+          <w:color w:val="1B2027"/>
+          <w:sz w:val="21"/>
+          <w:szCs w:val="21"/>
+        </w:rPr>
+        <w:t xml:space="preserve">, the weakest source in the accessible-name algorithm. The per-document status chooser in the grid, where one shared name would have announced as a grid of identical choosers. And </w:t>
+      </w:r>
+      <w:r>
+        <w:rPr>
+          <w:rFonts w:ascii="Calibri" w:cs="Calibri" w:eastAsia="Calibri" w:hAnsi="Calibri"/>
+          <w:b/>
+          <w:bCs/>
+          <w:i w:val="false"/>
+          <w:iCs w:val="false"/>
+          <w:color w:val="1B2027"/>
+          <w:sz w:val="21"/>
+          <w:szCs w:val="21"/>
+        </w:rPr>
+        <w:t xml:space="preserve">every link annotation in every PDF</w:t>
+      </w:r>
+      <w:r>
+        <w:rPr>
+          <w:rFonts w:ascii="Calibri" w:cs="Calibri" w:eastAsia="Calibri" w:hAnsi="Calibri"/>
+          <w:b w:val="false"/>
+          <w:bCs w:val="false"/>
+          <w:i w:val="false"/>
+          <w:iCs w:val="false"/>
+          <w:color w:val="1B2027"/>
+          <w:sz w:val="21"/>
+          <w:szCs w:val="21"/>
+        </w:rPr>
+        <w:t xml:space="preserve">: those are empty anchors laid over the words the document draws, so a page with fifty cross-references put fifty nameless links in the tab order. The name was already being computed for the tooltip; it simply never reached assistive technology.</w:t>
+      </w:r>
+    </w:p>
+    <w:p>
+      <w:pPr>
+        <w:spacing w:after="140" w:line="276"/>
+      </w:pPr>
+      <w:r>
+        <w:rPr>
+          <w:rFonts w:ascii="Calibri" w:cs="Calibri" w:eastAsia="Calibri" w:hAnsi="Calibri"/>
+          <w:b w:val="false"/>
+          <w:bCs w:val="false"/>
+          <w:i w:val="false"/>
+          <w:iCs w:val="false"/>
+          <w:color w:val="1B2027"/>
+          <w:sz w:val="21"/>
+          <w:szCs w:val="21"/>
+        </w:rPr>
+        <w:t xml:space="preserve">Where a control repeats, each one is named so they can be told apart — the status chooser by its document, the form-field controls by position and page. A single shared name passes a naive check and still leaves a reader choosing between several identical controls.</w:t>
+      </w:r>
+    </w:p>
+    <w:p>
+      <w:pPr>
+        <w:pStyle w:val="Heading3"/>
+        <w:spacing w:after="120" w:before="220"/>
+      </w:pPr>
+      <w:r>
+        <w:rPr>
+          <w:rFonts w:ascii="Calibri" w:cs="Calibri" w:eastAsia="Calibri" w:hAnsi="Calibri"/>
+          <w:b/>
+          <w:bCs/>
+          <w:color w:val="5F6875"/>
+          <w:sz w:val="22"/>
+          <w:szCs w:val="22"/>
+        </w:rPr>
+        <w:t xml:space="preserve">What the audit got wrong first, and why that is in this document</w:t>
+      </w:r>
+    </w:p>
+    <w:p>
+      <w:pPr>
+        <w:spacing w:after="140" w:line="276"/>
+      </w:pPr>
+      <w:r>
+        <w:rPr>
+          <w:rFonts w:ascii="Calibri" w:cs="Calibri" w:eastAsia="Calibri" w:hAnsi="Calibri"/>
+          <w:b w:val="false"/>
+          <w:bCs w:val="false"/>
+          <w:i w:val="false"/>
+          <w:iCs w:val="false"/>
+          <w:color w:val="1B2027"/>
+          <w:sz w:val="21"/>
+          <w:szCs w:val="21"/>
+        </w:rPr>
+        <w:t xml:space="preserve">The first run reported </w:t>
+      </w:r>
+      <w:r>
+        <w:rPr>
+          <w:rFonts w:ascii="Calibri" w:cs="Calibri" w:eastAsia="Calibri" w:hAnsi="Calibri"/>
+          <w:b/>
+          <w:bCs/>
+          <w:i w:val="false"/>
+          <w:iCs w:val="false"/>
+          <w:color w:val="1B2027"/>
+          <w:sz w:val="21"/>
+          <w:szCs w:val="21"/>
+        </w:rPr>
+        <w:t xml:space="preserve">fourteen</w:t>
+      </w:r>
+      <w:r>
+        <w:rPr>
+          <w:rFonts w:ascii="Calibri" w:cs="Calibri" w:eastAsia="Calibri" w:hAnsi="Calibri"/>
+          <w:b w:val="false"/>
+          <w:bCs w:val="false"/>
+          <w:i w:val="false"/>
+          <w:iCs w:val="false"/>
+          <w:color w:val="1B2027"/>
+          <w:sz w:val="21"/>
+          <w:szCs w:val="21"/>
+        </w:rPr>
+        <w:t xml:space="preserve"> controls. Six were correctly labelled by means a single template cannot see, and finding that out took reading each one: a thumbnail button named by the </w:t>
+      </w:r>
+      <w:r>
+        <w:rPr>
+          <w:rFonts w:ascii="Consolas" w:cs="Consolas" w:eastAsia="Consolas" w:hAnsi="Consolas"/>
+          <w:b w:val="false"/>
+          <w:bCs w:val="false"/>
+          <w:i w:val="false"/>
+          <w:iCs w:val="false"/>
+          <w:color w:val="1B2027"/>
+          <w:sz w:val="19"/>
+          <w:szCs w:val="19"/>
+        </w:rPr>
+        <w:t xml:space="preserve">alt</w:t>
+      </w:r>
+      <w:r>
+        <w:rPr>
+          <w:rFonts w:ascii="Calibri" w:cs="Calibri" w:eastAsia="Calibri" w:hAnsi="Calibri"/>
+          <w:b w:val="false"/>
+          <w:bCs w:val="false"/>
+          <w:i w:val="false"/>
+          <w:iCs w:val="false"/>
+          <w:color w:val="1B2027"/>
+          <w:sz w:val="21"/>
+          <w:szCs w:val="21"/>
+        </w:rPr>
+        <w:t xml:space="preserve"> of the image inside it; four controls in one dialog wrapped in </w:t>
+      </w:r>
+      <w:r>
+        <w:rPr>
+          <w:rFonts w:ascii="Consolas" w:cs="Consolas" w:eastAsia="Consolas" w:hAnsi="Consolas"/>
+          <w:b w:val="false"/>
+          <w:bCs w:val="false"/>
+          <w:i w:val="false"/>
+          <w:iCs w:val="false"/>
+          <w:color w:val="1B2027"/>
+          <w:sz w:val="19"/>
+          <w:szCs w:val="19"/>
+        </w:rPr>
+        <w:t xml:space="preserve">app-labelled-field</w:t>
+      </w:r>
+      <w:r>
+        <w:rPr>
+          <w:rFonts w:ascii="Calibri" w:cs="Calibri" w:eastAsia="Calibri" w:hAnsi="Calibri"/>
+          <w:b w:val="false"/>
+          <w:bCs w:val="false"/>
+          <w:i w:val="false"/>
+          <w:iCs w:val="false"/>
+          <w:color w:val="1B2027"/>
+          <w:sz w:val="21"/>
+          <w:szCs w:val="21"/>
+        </w:rPr>
+        <w:t xml:space="preserve">, which renders the </w:t>
+      </w:r>
+      <w:r>
+        <w:rPr>
+          <w:rFonts w:ascii="Consolas" w:cs="Consolas" w:eastAsia="Consolas" w:hAnsi="Consolas"/>
+          <w:b w:val="false"/>
+          <w:bCs w:val="false"/>
+          <w:i w:val="false"/>
+          <w:iCs w:val="false"/>
+          <w:color w:val="1B2027"/>
+          <w:sz w:val="19"/>
+          <w:szCs w:val="19"/>
+        </w:rPr>
+        <w:t xml:space="preserve">&lt;label for&gt;</w:t>
+      </w:r>
+      <w:r>
+        <w:rPr>
+          <w:rFonts w:ascii="Calibri" w:cs="Calibri" w:eastAsia="Calibri" w:hAnsi="Calibri"/>
+          <w:b w:val="false"/>
+          <w:bCs w:val="false"/>
+          <w:i w:val="false"/>
+          <w:iCs w:val="false"/>
+          <w:color w:val="1B2027"/>
+          <w:sz w:val="21"/>
+          <w:szCs w:val="21"/>
+        </w:rPr>
+        <w:t xml:space="preserve"> around its content; and a file input hidden with </w:t>
+      </w:r>
+      <w:r>
+        <w:rPr>
+          <w:rFonts w:ascii="Consolas" w:cs="Consolas" w:eastAsia="Consolas" w:hAnsi="Consolas"/>
+          <w:b w:val="false"/>
+          <w:bCs w:val="false"/>
+          <w:i w:val="false"/>
+          <w:iCs w:val="false"/>
+          <w:color w:val="1B2027"/>
+          <w:sz w:val="19"/>
+          <w:szCs w:val="19"/>
+        </w:rPr>
+        <w:t xml:space="preserve">class="hidden"</w:t>
+      </w:r>
+      <w:r>
+        <w:rPr>
+          <w:rFonts w:ascii="Calibri" w:cs="Calibri" w:eastAsia="Calibri" w:hAnsi="Calibri"/>
+          <w:b w:val="false"/>
+          <w:bCs w:val="false"/>
+          <w:i w:val="false"/>
+          <w:iCs w:val="false"/>
+          <w:color w:val="1B2027"/>
+          <w:sz w:val="21"/>
+          <w:szCs w:val="21"/>
+        </w:rPr>
+        <w:t xml:space="preserve"> — </w:t>
+      </w:r>
+      <w:r>
+        <w:rPr>
+          <w:rFonts w:ascii="Consolas" w:cs="Consolas" w:eastAsia="Consolas" w:hAnsi="Consolas"/>
+          <w:b w:val="false"/>
+          <w:bCs w:val="false"/>
+          <w:i w:val="false"/>
+          <w:iCs w:val="false"/>
+          <w:color w:val="1B2027"/>
+          <w:sz w:val="19"/>
+          <w:szCs w:val="19"/>
+        </w:rPr>
+        <w:t xml:space="preserve">display: none</w:t>
+      </w:r>
+      <w:r>
+        <w:rPr>
+          <w:rFonts w:ascii="Calibri" w:cs="Calibri" w:eastAsia="Calibri" w:hAnsi="Calibri"/>
+          <w:b w:val="false"/>
+          <w:bCs w:val="false"/>
+          <w:i w:val="false"/>
+          <w:iCs w:val="false"/>
+          <w:color w:val="1B2027"/>
+          <w:sz w:val="21"/>
+          <w:szCs w:val="21"/>
+        </w:rPr>
+        <w:t xml:space="preserve">, so not focusable and not in the accessibility tree at all, which is the opposite of </w:t>
+      </w:r>
+      <w:r>
+        <w:rPr>
+          <w:rFonts w:ascii="Consolas" w:cs="Consolas" w:eastAsia="Consolas" w:hAnsi="Consolas"/>
+          <w:b w:val="false"/>
+          <w:bCs w:val="false"/>
+          <w:i w:val="false"/>
+          <w:iCs w:val="false"/>
+          <w:color w:val="1B2027"/>
+          <w:sz w:val="19"/>
+          <w:szCs w:val="19"/>
+        </w:rPr>
+        <w:t xml:space="preserve">sr-only</w:t>
+      </w:r>
+      <w:r>
+        <w:rPr>
+          <w:rFonts w:ascii="Calibri" w:cs="Calibri" w:eastAsia="Calibri" w:hAnsi="Calibri"/>
+          <w:b w:val="false"/>
+          <w:bCs w:val="false"/>
+          <w:i w:val="false"/>
+          <w:iCs w:val="false"/>
+          <w:color w:val="1B2027"/>
+          <w:sz w:val="21"/>
+          <w:szCs w:val="21"/>
+        </w:rPr>
+        <w:t xml:space="preserve">, which hides visually and </w:t>
       </w:r>
       <w:r>
         <w:rPr>
@@ -11519,20 +11937,20 @@
           <w:sz w:val="21"/>
           <w:szCs w:val="21"/>
         </w:rPr>
-        <w:t xml:space="preserve">and</w:t>
-      </w:r>
-      <w:r>
-        <w:rPr>
-          <w:rFonts w:ascii="Calibri" w:cs="Calibri" w:eastAsia="Calibri" w:hAnsi="Calibri"/>
-          <w:b w:val="false"/>
-          <w:bCs w:val="false"/>
-          <w:i w:val="false"/>
-          <w:iCs w:val="false"/>
-          <w:color w:val="1B2027"/>
-          <w:sz w:val="21"/>
-          <w:szCs w:val="21"/>
-        </w:rPr>
-        <w:t xml:space="preserve"> labels, so the row’s evidence still does not reach half of its own criterion. That half is open and this change does not speak to it.</w:t>
+        <w:t xml:space="preserve">does</w:t>
+      </w:r>
+      <w:r>
+        <w:rPr>
+          <w:rFonts w:ascii="Calibri" w:cs="Calibri" w:eastAsia="Calibri" w:hAnsi="Calibri"/>
+          <w:b w:val="false"/>
+          <w:bCs w:val="false"/>
+          <w:i w:val="false"/>
+          <w:iCs w:val="false"/>
+          <w:color w:val="1B2027"/>
+          <w:sz w:val="21"/>
+          <w:szCs w:val="21"/>
+        </w:rPr>
+        <w:t xml:space="preserve"> still need a name.</w:t>
       </w:r>
     </w:p>
     <w:p>
@@ -11547,19 +11965,6 @@
       <w:r>
         <w:rPr>
           <w:rFonts w:ascii="Calibri" w:cs="Calibri" w:eastAsia="Calibri" w:hAnsi="Calibri"/>
-          <w:b w:val="false"/>
-          <w:bCs w:val="false"/>
-          <w:i w:val="false"/>
-          <w:iCs w:val="false"/>
-          <w:color w:val="1B2027"/>
-          <w:sz w:val="21"/>
-          <w:szCs w:val="21"/>
-        </w:rPr>
-        <w:t xml:space="preserve">Unlike the defects above it, </w:t>
-      </w:r>
-      <w:r>
-        <w:rPr>
-          <w:rFonts w:ascii="Calibri" w:cs="Calibri" w:eastAsia="Calibri" w:hAnsi="Calibri"/>
           <w:b/>
           <w:bCs/>
           <w:i w:val="false"/>
@@ -11568,20 +11973,504 @@
           <w:sz w:val="21"/>
           <w:szCs w:val="21"/>
         </w:rPr>
-        <w:t xml:space="preserve">this is the kind of thing an automated checker is good at</w:t>
-      </w:r>
-      <w:r>
-        <w:rPr>
-          <w:rFonts w:ascii="Calibri" w:cs="Calibri" w:eastAsia="Calibri" w:hAnsi="Calibri"/>
-          <w:b w:val="false"/>
-          <w:bCs w:val="false"/>
-          <w:i w:val="false"/>
-          <w:iCs w:val="false"/>
-          <w:color w:val="1B2027"/>
-          <w:sz w:val="21"/>
-          <w:szCs w:val="21"/>
-        </w:rPr>
-        <w:t xml:space="preserve"> — a page with no top-level heading, and a jump from one level to another, are structural facts a tool can see without knowing what the page is for. That makes the missing axe gate a concrete cost rather than an outstanding task: the gate nobody has been able to add is the one that would have found this, and it stayed unfound long enough for the report describing it to go stale in both directions. It is also what would have made the deferral above impossible: an axe run reporting a skipped level on three routes every night is harder to leave alone than a sentence in a document explaining why the skip is hard, and the sentence was wrong anyway.</w:t>
+        <w:t xml:space="preserve">Each of those is now an exclusion with the reason written beside it</w:t>
+      </w:r>
+      <w:r>
+        <w:rPr>
+          <w:rFonts w:ascii="Calibri" w:cs="Calibri" w:eastAsia="Calibri" w:hAnsi="Calibri"/>
+          <w:b w:val="false"/>
+          <w:bCs w:val="false"/>
+          <w:i w:val="false"/>
+          <w:iCs w:val="false"/>
+          <w:color w:val="1B2027"/>
+          <w:sz w:val="21"/>
+          <w:szCs w:val="21"/>
+        </w:rPr>
+        <w:t xml:space="preserve">, because an audit that cries wolf gets switched off, and then it catches nothing. The gate’s own tests assert the exclusions directly, since they are the part most likely to be removed by someone tidying up.</w:t>
+      </w:r>
+    </w:p>
+    <w:p>
+      <w:pPr>
+        <w:pBdr>
+          <w:left w:val="single" w:color="C4342A" w:sz="18" w:space="8"/>
+        </w:pBdr>
+        <w:shd w:fill="FBEDEC" w:color="auto" w:val="clear"/>
+        <w:spacing w:after="180" w:before="140"/>
+        <w:ind w:left="120" w:right="120"/>
+      </w:pPr>
+      <w:r>
+        <w:rPr>
+          <w:rFonts w:ascii="Calibri" w:cs="Calibri" w:eastAsia="Calibri" w:hAnsi="Calibri"/>
+          <w:b w:val="false"/>
+          <w:bCs w:val="false"/>
+          <w:i w:val="false"/>
+          <w:iCs w:val="false"/>
+          <w:color w:val="1B2027"/>
+          <w:sz w:val="21"/>
+          <w:szCs w:val="21"/>
+        </w:rPr>
+        <w:t xml:space="preserve">Then the reverse: fixing a traversal bug in the gate </w:t>
+      </w:r>
+      <w:r>
+        <w:rPr>
+          <w:rFonts w:ascii="Calibri" w:cs="Calibri" w:eastAsia="Calibri" w:hAnsi="Calibri"/>
+          <w:b/>
+          <w:bCs/>
+          <w:i w:val="false"/>
+          <w:iCs w:val="false"/>
+          <w:color w:val="1B2027"/>
+          <w:sz w:val="21"/>
+          <w:szCs w:val="21"/>
+        </w:rPr>
+        <w:t xml:space="preserve">revealed five defects it had been hiding.</w:t>
+      </w:r>
+      <w:r>
+        <w:rPr>
+          <w:rFonts w:ascii="Calibri" w:cs="Calibri" w:eastAsia="Calibri" w:hAnsi="Calibri"/>
+          <w:b w:val="false"/>
+          <w:bCs w:val="false"/>
+          <w:i w:val="false"/>
+          <w:iCs w:val="false"/>
+          <w:color w:val="1B2027"/>
+          <w:sz w:val="21"/>
+          <w:szCs w:val="21"/>
+        </w:rPr>
+        <w:t xml:space="preserve"> It returned the first collection of children it found instead of accumulating them, so anything inside an </w:t>
+      </w:r>
+      <w:r>
+        <w:rPr>
+          <w:rFonts w:ascii="Consolas" w:cs="Consolas" w:eastAsia="Consolas" w:hAnsi="Consolas"/>
+          <w:b w:val="false"/>
+          <w:bCs w:val="false"/>
+          <w:i w:val="false"/>
+          <w:iCs w:val="false"/>
+          <w:color w:val="1B2027"/>
+          <w:sz w:val="19"/>
+          <w:szCs w:val="19"/>
+        </w:rPr>
+        <w:t xml:space="preserve">@empty</w:t>
+      </w:r>
+      <w:r>
+        <w:rPr>
+          <w:rFonts w:ascii="Calibri" w:cs="Calibri" w:eastAsia="Calibri" w:hAnsi="Calibri"/>
+          <w:b w:val="false"/>
+          <w:bCs w:val="false"/>
+          <w:i w:val="false"/>
+          <w:iCs w:val="false"/>
+          <w:color w:val="1B2027"/>
+          <w:sz w:val="21"/>
+          <w:szCs w:val="21"/>
+        </w:rPr>
+        <w:t xml:space="preserve"> or a </w:t>
+      </w:r>
+      <w:r>
+        <w:rPr>
+          <w:rFonts w:ascii="Consolas" w:cs="Consolas" w:eastAsia="Consolas" w:hAnsi="Consolas"/>
+          <w:b w:val="false"/>
+          <w:bCs w:val="false"/>
+          <w:i w:val="false"/>
+          <w:iCs w:val="false"/>
+          <w:color w:val="1B2027"/>
+          <w:sz w:val="19"/>
+          <w:szCs w:val="19"/>
+        </w:rPr>
+        <w:t xml:space="preserve">@switch</w:t>
+      </w:r>
+      <w:r>
+        <w:rPr>
+          <w:rFonts w:ascii="Calibri" w:cs="Calibri" w:eastAsia="Calibri" w:hAnsi="Calibri"/>
+          <w:b w:val="false"/>
+          <w:bCs w:val="false"/>
+          <w:i w:val="false"/>
+          <w:iCs w:val="false"/>
+          <w:color w:val="1B2027"/>
+          <w:sz w:val="21"/>
+          <w:szCs w:val="21"/>
+        </w:rPr>
+        <w:t xml:space="preserve"> went unread — and </w:t>
+      </w:r>
+      <w:r>
+        <w:rPr>
+          <w:rFonts w:ascii="Consolas" w:cs="Consolas" w:eastAsia="Consolas" w:hAnsi="Consolas"/>
+          <w:b w:val="false"/>
+          <w:bCs w:val="false"/>
+          <w:i w:val="false"/>
+          <w:iCs w:val="false"/>
+          <w:color w:val="1B2027"/>
+          <w:sz w:val="19"/>
+          <w:szCs w:val="19"/>
+        </w:rPr>
+        <w:t xml:space="preserve">@switch</w:t>
+      </w:r>
+      <w:r>
+        <w:rPr>
+          <w:rFonts w:ascii="Calibri" w:cs="Calibri" w:eastAsia="Calibri" w:hAnsi="Calibri"/>
+          <w:b w:val="false"/>
+          <w:bCs w:val="false"/>
+          <w:i w:val="false"/>
+          <w:iCs w:val="false"/>
+          <w:color w:val="1B2027"/>
+          <w:sz w:val="21"/>
+          <w:szCs w:val="21"/>
+        </w:rPr>
+        <w:t xml:space="preserve"> keeps its cases in </w:t>
+      </w:r>
+      <w:r>
+        <w:rPr>
+          <w:rFonts w:ascii="Consolas" w:cs="Consolas" w:eastAsia="Consolas" w:hAnsi="Consolas"/>
+          <w:b w:val="false"/>
+          <w:bCs w:val="false"/>
+          <w:i w:val="false"/>
+          <w:iCs w:val="false"/>
+          <w:color w:val="1B2027"/>
+          <w:sz w:val="19"/>
+          <w:szCs w:val="19"/>
+        </w:rPr>
+        <w:t xml:space="preserve">groups</w:t>
+      </w:r>
+      <w:r>
+        <w:rPr>
+          <w:rFonts w:ascii="Calibri" w:cs="Calibri" w:eastAsia="Calibri" w:hAnsi="Calibri"/>
+          <w:b w:val="false"/>
+          <w:bCs w:val="false"/>
+          <w:i w:val="false"/>
+          <w:iCs w:val="false"/>
+          <w:color w:val="1B2027"/>
+          <w:sz w:val="21"/>
+          <w:szCs w:val="21"/>
+        </w:rPr>
+        <w:t xml:space="preserve">, not </w:t>
+      </w:r>
+      <w:r>
+        <w:rPr>
+          <w:rFonts w:ascii="Consolas" w:cs="Consolas" w:eastAsia="Consolas" w:hAnsi="Consolas"/>
+          <w:b w:val="false"/>
+          <w:bCs w:val="false"/>
+          <w:i w:val="false"/>
+          <w:iCs w:val="false"/>
+          <w:color w:val="1B2027"/>
+          <w:sz w:val="19"/>
+          <w:szCs w:val="19"/>
+        </w:rPr>
+        <w:t xml:space="preserve">cases</w:t>
+      </w:r>
+      <w:r>
+        <w:rPr>
+          <w:rFonts w:ascii="Calibri" w:cs="Calibri" w:eastAsia="Calibri" w:hAnsi="Calibri"/>
+          <w:b w:val="false"/>
+          <w:bCs w:val="false"/>
+          <w:i w:val="false"/>
+          <w:iCs w:val="false"/>
+          <w:color w:val="1B2027"/>
+          <w:sz w:val="21"/>
+          <w:szCs w:val="21"/>
+        </w:rPr>
+        <w:t xml:space="preserve">. </w:t>
+      </w:r>
+      <w:r>
+        <w:rPr>
+          <w:rFonts w:ascii="Calibri" w:cs="Calibri" w:eastAsia="Calibri" w:hAnsi="Calibri"/>
+          <w:b/>
+          <w:bCs/>
+          <w:i w:val="false"/>
+          <w:iCs w:val="false"/>
+          <w:color w:val="1B2027"/>
+          <w:sz w:val="21"/>
+          <w:szCs w:val="21"/>
+        </w:rPr>
+        <w:t xml:space="preserve">A false negative in a gate is worse than a false positive:</w:t>
+      </w:r>
+      <w:r>
+        <w:rPr>
+          <w:rFonts w:ascii="Calibri" w:cs="Calibri" w:eastAsia="Calibri" w:hAnsi="Calibri"/>
+          <w:b w:val="false"/>
+          <w:bCs w:val="false"/>
+          <w:i w:val="false"/>
+          <w:iCs w:val="false"/>
+          <w:color w:val="1B2027"/>
+          <w:sz w:val="21"/>
+          <w:szCs w:val="21"/>
+        </w:rPr>
+        <w:t xml:space="preserve"> nobody is told, and the clean report is evidence of nothing.</w:t>
+      </w:r>
+    </w:p>
+    <w:p>
+      <w:pPr>
+        <w:pStyle w:val="Heading3"/>
+        <w:spacing w:after="120" w:before="220"/>
+      </w:pPr>
+      <w:r>
+        <w:rPr>
+          <w:rFonts w:ascii="Calibri" w:cs="Calibri" w:eastAsia="Calibri" w:hAnsi="Calibri"/>
+          <w:b/>
+          <w:bCs/>
+          <w:color w:val="5F6875"/>
+          <w:sz w:val="22"/>
+          <w:szCs w:val="22"/>
+        </w:rPr>
+        <w:t xml:space="preserve">What this gate cannot do</w:t>
+      </w:r>
+    </w:p>
+    <w:p>
+      <w:pPr>
+        <w:spacing w:after="140" w:line="276"/>
+      </w:pPr>
+      <w:r>
+        <w:rPr>
+          <w:rFonts w:ascii="Calibri" w:cs="Calibri" w:eastAsia="Calibri" w:hAnsi="Calibri"/>
+          <w:b w:val="false"/>
+          <w:bCs w:val="false"/>
+          <w:i w:val="false"/>
+          <w:iCs w:val="false"/>
+          <w:color w:val="1B2027"/>
+          <w:sz w:val="21"/>
+          <w:szCs w:val="21"/>
+        </w:rPr>
+        <w:t xml:space="preserve">A label can point at </w:t>
+      </w:r>
+      <w:r>
+        <w:rPr>
+          <w:rFonts w:ascii="Consolas" w:cs="Consolas" w:eastAsia="Consolas" w:hAnsi="Consolas"/>
+          <w:b w:val="false"/>
+          <w:bCs w:val="false"/>
+          <w:i w:val="false"/>
+          <w:iCs w:val="false"/>
+          <w:color w:val="1B2027"/>
+          <w:sz w:val="19"/>
+          <w:szCs w:val="19"/>
+        </w:rPr>
+        <w:t xml:space="preserve">labelTarget()</w:t>
+      </w:r>
+      <w:r>
+        <w:rPr>
+          <w:rFonts w:ascii="Calibri" w:cs="Calibri" w:eastAsia="Calibri" w:hAnsi="Calibri"/>
+          <w:b w:val="false"/>
+          <w:bCs w:val="false"/>
+          <w:i w:val="false"/>
+          <w:iCs w:val="false"/>
+          <w:color w:val="1B2027"/>
+          <w:sz w:val="21"/>
+          <w:szCs w:val="21"/>
+        </w:rPr>
+        <w:t xml:space="preserve"> while the control it names carries </w:t>
+      </w:r>
+      <w:r>
+        <w:rPr>
+          <w:rFonts w:ascii="Consolas" w:cs="Consolas" w:eastAsia="Consolas" w:hAnsi="Consolas"/>
+          <w:b w:val="false"/>
+          <w:bCs w:val="false"/>
+          <w:i w:val="false"/>
+          <w:iCs w:val="false"/>
+          <w:color w:val="1B2027"/>
+          <w:sz w:val="19"/>
+          <w:szCs w:val="19"/>
+        </w:rPr>
+        <w:t xml:space="preserve">[id]="controlId"</w:t>
+      </w:r>
+      <w:r>
+        <w:rPr>
+          <w:rFonts w:ascii="Calibri" w:cs="Calibri" w:eastAsia="Calibri" w:hAnsi="Calibri"/>
+          <w:b w:val="false"/>
+          <w:bCs w:val="false"/>
+          <w:i w:val="false"/>
+          <w:iCs w:val="false"/>
+          <w:color w:val="1B2027"/>
+          <w:sz w:val="21"/>
+          <w:szCs w:val="21"/>
+        </w:rPr>
+        <w:t xml:space="preserve"> — two different expressions resolving to the same value. That is correct code, and no reader of the template alone can pair them up; five properly labelled controls in the form a reader actually fills in were reported on exactly that shape. So a template holding a bound </w:t>
+      </w:r>
+      <w:r>
+        <w:rPr>
+          <w:rFonts w:ascii="Consolas" w:cs="Consolas" w:eastAsia="Consolas" w:hAnsi="Consolas"/>
+          <w:b w:val="false"/>
+          <w:bCs w:val="false"/>
+          <w:i w:val="false"/>
+          <w:iCs w:val="false"/>
+          <w:color w:val="1B2027"/>
+          <w:sz w:val="19"/>
+          <w:szCs w:val="19"/>
+        </w:rPr>
+        <w:t xml:space="preserve">for</w:t>
+      </w:r>
+      <w:r>
+        <w:rPr>
+          <w:rFonts w:ascii="Calibri" w:cs="Calibri" w:eastAsia="Calibri" w:hAnsi="Calibri"/>
+          <w:b w:val="false"/>
+          <w:bCs w:val="false"/>
+          <w:i w:val="false"/>
+          <w:iCs w:val="false"/>
+          <w:color w:val="1B2027"/>
+          <w:sz w:val="21"/>
+          <w:szCs w:val="21"/>
+        </w:rPr>
+        <w:t xml:space="preserve"> and a control holding a bound </w:t>
+      </w:r>
+      <w:r>
+        <w:rPr>
+          <w:rFonts w:ascii="Consolas" w:cs="Consolas" w:eastAsia="Consolas" w:hAnsi="Consolas"/>
+          <w:b w:val="false"/>
+          <w:bCs w:val="false"/>
+          <w:i w:val="false"/>
+          <w:iCs w:val="false"/>
+          <w:color w:val="1B2027"/>
+          <w:sz w:val="19"/>
+          <w:szCs w:val="19"/>
+        </w:rPr>
+        <w:t xml:space="preserve">id</w:t>
+      </w:r>
+      <w:r>
+        <w:rPr>
+          <w:rFonts w:ascii="Calibri" w:cs="Calibri" w:eastAsia="Calibri" w:hAnsi="Calibri"/>
+          <w:b w:val="false"/>
+          <w:bCs w:val="false"/>
+          <w:i w:val="false"/>
+          <w:iCs w:val="false"/>
+          <w:color w:val="1B2027"/>
+          <w:sz w:val="21"/>
+          <w:szCs w:val="21"/>
+        </w:rPr>
+        <w:t xml:space="preserve"> is taken as associated.</w:t>
+      </w:r>
+    </w:p>
+    <w:p>
+      <w:pPr>
+        <w:pBdr>
+          <w:left w:val="single" w:color="C4342A" w:sz="18" w:space="8"/>
+        </w:pBdr>
+        <w:shd w:fill="FBEDEC" w:color="auto" w:val="clear"/>
+        <w:spacing w:after="180" w:before="140"/>
+        <w:ind w:left="120" w:right="120"/>
+      </w:pPr>
+      <w:r>
+        <w:rPr>
+          <w:rFonts w:ascii="Calibri" w:cs="Calibri" w:eastAsia="Calibri" w:hAnsi="Calibri"/>
+          <w:b/>
+          <w:bCs/>
+          <w:i w:val="false"/>
+          <w:iCs w:val="false"/>
+          <w:color w:val="1B2027"/>
+          <w:sz w:val="21"/>
+          <w:szCs w:val="21"/>
+        </w:rPr>
+        <w:t xml:space="preserve">That is a deliberate floor with a cost worth naming: a genuine mismatch between a bound </w:t>
+      </w:r>
+      <w:r>
+        <w:rPr>
+          <w:rFonts w:ascii="Consolas" w:cs="Consolas" w:eastAsia="Consolas" w:hAnsi="Consolas"/>
+          <w:b/>
+          <w:bCs/>
+          <w:i w:val="false"/>
+          <w:iCs w:val="false"/>
+          <w:color w:val="1B2027"/>
+          <w:sz w:val="19"/>
+          <w:szCs w:val="19"/>
+        </w:rPr>
+        <w:t xml:space="preserve">for</w:t>
+      </w:r>
+      <w:r>
+        <w:rPr>
+          <w:rFonts w:ascii="Calibri" w:cs="Calibri" w:eastAsia="Calibri" w:hAnsi="Calibri"/>
+          <w:b/>
+          <w:bCs/>
+          <w:i w:val="false"/>
+          <w:iCs w:val="false"/>
+          <w:color w:val="1B2027"/>
+          <w:sz w:val="21"/>
+          <w:szCs w:val="21"/>
+        </w:rPr>
+        <w:t xml:space="preserve"> and a bound </w:t>
+      </w:r>
+      <w:r>
+        <w:rPr>
+          <w:rFonts w:ascii="Consolas" w:cs="Consolas" w:eastAsia="Consolas" w:hAnsi="Consolas"/>
+          <w:b/>
+          <w:bCs/>
+          <w:i w:val="false"/>
+          <w:iCs w:val="false"/>
+          <w:color w:val="1B2027"/>
+          <w:sz w:val="19"/>
+          <w:szCs w:val="19"/>
+        </w:rPr>
+        <w:t xml:space="preserve">id</w:t>
+      </w:r>
+      <w:r>
+        <w:rPr>
+          <w:rFonts w:ascii="Calibri" w:cs="Calibri" w:eastAsia="Calibri" w:hAnsi="Calibri"/>
+          <w:b/>
+          <w:bCs/>
+          <w:i w:val="false"/>
+          <w:iCs w:val="false"/>
+          <w:color w:val="1B2027"/>
+          <w:sz w:val="21"/>
+          <w:szCs w:val="21"/>
+        </w:rPr>
+        <w:t xml:space="preserve"> passes this gate.</w:t>
+      </w:r>
+      <w:r>
+        <w:rPr>
+          <w:rFonts w:ascii="Calibri" w:cs="Calibri" w:eastAsia="Calibri" w:hAnsi="Calibri"/>
+          <w:b w:val="false"/>
+          <w:bCs w:val="false"/>
+          <w:i w:val="false"/>
+          <w:iCs w:val="false"/>
+          <w:color w:val="1B2027"/>
+          <w:sz w:val="21"/>
+          <w:szCs w:val="21"/>
+        </w:rPr>
+        <w:t xml:space="preserve"> Catching it needs the rendered page. This is what §1A.5 means by automated checks being necessary and not sufficient, and it is the honest reason the manual keyboard pass and the screen-reader matrix are still the real gates rather than a formality. The gate checks that a name </w:t>
+      </w:r>
+      <w:r>
+        <w:rPr>
+          <w:rFonts w:ascii="Calibri" w:cs="Calibri" w:eastAsia="Calibri" w:hAnsi="Calibri"/>
+          <w:b w:val="false"/>
+          <w:bCs w:val="false"/>
+          <w:i/>
+          <w:iCs/>
+          <w:color w:val="1B2027"/>
+          <w:sz w:val="21"/>
+          <w:szCs w:val="21"/>
+        </w:rPr>
+        <w:t xml:space="preserve">exists</w:t>
+      </w:r>
+      <w:r>
+        <w:rPr>
+          <w:rFonts w:ascii="Calibri" w:cs="Calibri" w:eastAsia="Calibri" w:hAnsi="Calibri"/>
+          <w:b w:val="false"/>
+          <w:bCs w:val="false"/>
+          <w:i w:val="false"/>
+          <w:iCs w:val="false"/>
+          <w:color w:val="1B2027"/>
+          <w:sz w:val="21"/>
+          <w:szCs w:val="21"/>
+        </w:rPr>
+        <w:t xml:space="preserve">. Whether a name is </w:t>
+      </w:r>
+      <w:r>
+        <w:rPr>
+          <w:rFonts w:ascii="Calibri" w:cs="Calibri" w:eastAsia="Calibri" w:hAnsi="Calibri"/>
+          <w:b w:val="false"/>
+          <w:bCs w:val="false"/>
+          <w:i/>
+          <w:iCs/>
+          <w:color w:val="1B2027"/>
+          <w:sz w:val="21"/>
+          <w:szCs w:val="21"/>
+        </w:rPr>
+        <w:t xml:space="preserve">apt</w:t>
+      </w:r>
+      <w:r>
+        <w:rPr>
+          <w:rFonts w:ascii="Calibri" w:cs="Calibri" w:eastAsia="Calibri" w:hAnsi="Calibri"/>
+          <w:b w:val="false"/>
+          <w:bCs w:val="false"/>
+          <w:i w:val="false"/>
+          <w:iCs w:val="false"/>
+          <w:color w:val="1B2027"/>
+          <w:sz w:val="21"/>
+          <w:szCs w:val="21"/>
+        </w:rPr>
+        <w:t xml:space="preserve"> is a judgement it does not make and should not claim to.</w:t>
       </w:r>
     </w:p>
     <w:p>
@@ -11598,7 +12487,7 @@
           <w:sz w:val="25"/>
           <w:szCs w:val="25"/>
         </w:rPr>
-        <w:t xml:space="preserve">9.4  Localisation</w:t>
+        <w:t xml:space="preserve">9.5  Localisation</w:t>
       </w:r>
     </w:p>
     <w:p>
@@ -11707,20 +12596,20 @@
           <w:sz w:val="21"/>
           <w:szCs w:val="21"/>
         </w:rPr>
-        <w:t xml:space="preserve">589 messages at this issue,</w:t>
-      </w:r>
-      <w:r>
-        <w:rPr>
-          <w:rFonts w:ascii="Calibri" w:cs="Calibri" w:eastAsia="Calibri" w:hAnsi="Calibri"/>
-          <w:b w:val="false"/>
-          <w:bCs w:val="false"/>
-          <w:i w:val="false"/>
-          <w:iCs w:val="false"/>
-          <w:color w:val="1B2027"/>
-          <w:sz w:val="21"/>
-          <w:szCs w:val="21"/>
-        </w:rPr>
-        <w:t xml:space="preserve"> up from 587.</w:t>
+        <w:t xml:space="preserve">595 messages at this issue,</w:t>
+      </w:r>
+      <w:r>
+        <w:rPr>
+          <w:rFonts w:ascii="Calibri" w:cs="Calibri" w:eastAsia="Calibri" w:hAnsi="Calibri"/>
+          <w:b w:val="false"/>
+          <w:bCs w:val="false"/>
+          <w:i w:val="false"/>
+          <w:iCs w:val="false"/>
+          <w:color w:val="1B2027"/>
+          <w:sz w:val="21"/>
+          <w:szCs w:val="21"/>
+        </w:rPr>
+        <w:t xml:space="preserve"> up from 589.</w:t>
       </w:r>
     </w:p>
     <w:p>
@@ -14261,7 +15150,7 @@
           <w:sz w:val="21"/>
           <w:szCs w:val="21"/>
         </w:rPr>
-        <w:t xml:space="preserve">2,215 specs pass, and the production build is clean.</w:t>
+        <w:t xml:space="preserve">2,221 specs pass, and the production build is clean.</w:t>
       </w:r>
       <w:r>
         <w:rPr>
@@ -14846,20 +15735,20 @@
           <w:sz w:val="21"/>
           <w:szCs w:val="21"/>
         </w:rPr>
-        <w:t xml:space="preserve">90.40% line (5,688/6,292) and 85.55% branch (2,837/3,316)</w:t>
-      </w:r>
-      <w:r>
-        <w:rPr>
-          <w:rFonts w:ascii="Calibri" w:cs="Calibri" w:eastAsia="Calibri" w:hAnsi="Calibri"/>
-          <w:b w:val="false"/>
-          <w:bCs w:val="false"/>
-          <w:i w:val="false"/>
-          <w:iCs w:val="false"/>
-          <w:color w:val="1B2027"/>
-          <w:sz w:val="21"/>
-          <w:szCs w:val="21"/>
-        </w:rPr>
-        <w:t xml:space="preserve">, with statements at 87.6% and functions at 74.7%, both also gated at their measured values so neither can fall.</w:t>
+        <w:t xml:space="preserve">90.87% line (5,727/6,302) and 85.64% branch (2,840/3,316)</w:t>
+      </w:r>
+      <w:r>
+        <w:rPr>
+          <w:rFonts w:ascii="Calibri" w:cs="Calibri" w:eastAsia="Calibri" w:hAnsi="Calibri"/>
+          <w:b w:val="false"/>
+          <w:bCs w:val="false"/>
+          <w:i w:val="false"/>
+          <w:iCs w:val="false"/>
+          <w:color w:val="1B2027"/>
+          <w:sz w:val="21"/>
+          <w:szCs w:val="21"/>
+        </w:rPr>
+        <w:t xml:space="preserve">, with statements at 87.9% and functions at 74.8%, both also gated at their measured values so neither can fall.</w:t>
       </w:r>
     </w:p>
     <w:p>
@@ -14978,7 +15867,7 @@
           <w:sz w:val="21"/>
           <w:szCs w:val="21"/>
         </w:rPr>
-        <w:t xml:space="preserve">, and §14 says so: high coverage with weak assertions is worse than honest lower coverage. Every assertion written to reach it was checked by deliberately breaking the thing it guards and confirming it failed only the cases that name it — nineteen deliberate weakenings in all. That is also how the nine untranslated strings in section 9.4 and the </w:t>
+        <w:t xml:space="preserve">, and §14 says so: high coverage with weak assertions is worse than honest lower coverage. Every assertion written to reach it was checked by deliberately breaking the thing it guards and confirming it failed only the cases that name it — nineteen deliberate weakenings in all. That is also how the nine untranslated strings in section 9.5 and the </w:t>
       </w:r>
       <w:r>
         <w:rPr>
@@ -15931,6 +16820,78 @@
                 <w:sz w:val="19"/>
                 <w:szCs w:val="19"/>
               </w:rPr>
+              <w:t xml:space="preserve">check:labels</w:t>
+            </w:r>
+          </w:p>
+        </w:tc>
+        <w:tc>
+          <w:tcPr>
+            <w:tcW w:type="dxa" w:w="6846"/>
+            <w:tcBorders>
+              <w:top w:val="single" w:color="D9D7D1" w:sz="4"/>
+              <w:left w:val="single" w:color="D9D7D1" w:sz="4"/>
+              <w:bottom w:val="single" w:color="D9D7D1" w:sz="4"/>
+              <w:right w:val="single" w:color="D9D7D1" w:sz="4"/>
+            </w:tcBorders>
+            <w:tcMar>
+              <w:top w:type="dxa" w:w="90"/>
+              <w:left w:type="dxa" w:w="120"/>
+              <w:bottom w:type="dxa" w:w="90"/>
+              <w:right w:type="dxa" w:w="120"/>
+            </w:tcMar>
+          </w:tcPr>
+          <w:p>
+            <w:pPr>
+              <w:spacing w:after="40" w:line="240"/>
+            </w:pPr>
+            <w:r>
+              <w:rPr>
+                <w:rFonts w:ascii="Calibri" w:cs="Calibri" w:eastAsia="Calibri" w:hAnsi="Calibri"/>
+                <w:b w:val="false"/>
+                <w:bCs w:val="false"/>
+                <w:i w:val="false"/>
+                <w:iCs w:val="false"/>
+                <w:color w:val="1B2027"/>
+                <w:sz w:val="19"/>
+                <w:szCs w:val="19"/>
+              </w:rPr>
+              <w:t xml:space="preserve">Every focusable control has an accessible name. A placeholder is not a label, an aria-hidden icon contributes nothing, and title is the weakest source in the algorithm</w:t>
+            </w:r>
+          </w:p>
+        </w:tc>
+      </w:tr>
+      <w:tr>
+        <w:tc>
+          <w:tcPr>
+            <w:tcW w:type="dxa" w:w="2900"/>
+            <w:tcBorders>
+              <w:top w:val="single" w:color="D9D7D1" w:sz="4"/>
+              <w:left w:val="single" w:color="D9D7D1" w:sz="4"/>
+              <w:bottom w:val="single" w:color="D9D7D1" w:sz="4"/>
+              <w:right w:val="single" w:color="D9D7D1" w:sz="4"/>
+            </w:tcBorders>
+            <w:tcMar>
+              <w:top w:type="dxa" w:w="90"/>
+              <w:left w:type="dxa" w:w="120"/>
+              <w:bottom w:type="dxa" w:w="90"/>
+              <w:right w:type="dxa" w:w="120"/>
+            </w:tcMar>
+          </w:tcPr>
+          <w:p>
+            <w:pPr>
+              <w:spacing w:after="40" w:line="240"/>
+            </w:pPr>
+            <w:r>
+              <w:rPr>
+                <w:rFonts w:ascii="Calibri" w:cs="Calibri" w:eastAsia="Calibri" w:hAnsi="Calibri"/>
+                <w:b w:val="false"/>
+                <w:bCs w:val="false"/>
+                <w:i w:val="false"/>
+                <w:iCs w:val="false"/>
+                <w:color w:val="1B2027"/>
+                <w:sz w:val="19"/>
+                <w:szCs w:val="19"/>
+              </w:rPr>
               <w:t xml:space="preserve">test:scripts</w:t>
             </w:r>
           </w:p>
@@ -16005,20 +16966,20 @@
           <w:sz w:val="21"/>
           <w:szCs w:val="21"/>
         </w:rPr>
-        <w:t xml:space="preserve">All eleven now run in CI</w:t>
-      </w:r>
-      <w:r>
-        <w:rPr>
-          <w:rFonts w:ascii="Calibri" w:cs="Calibri" w:eastAsia="Calibri" w:hAnsi="Calibri"/>
-          <w:b w:val="false"/>
-          <w:bCs w:val="false"/>
-          <w:i w:val="false"/>
-          <w:iCs w:val="false"/>
-          <w:color w:val="1B2027"/>
-          <w:sz w:val="21"/>
-          <w:szCs w:val="21"/>
-        </w:rPr>
-        <w:t xml:space="preserve">, where four did when this document was last issued. The CI Node is not the container’s, so the version trap above does not reach the pipeline. The platform’s </w:t>
+        <w:t xml:space="preserve">All twelve now run in CI</w:t>
+      </w:r>
+      <w:r>
+        <w:rPr>
+          <w:rFonts w:ascii="Calibri" w:cs="Calibri" w:eastAsia="Calibri" w:hAnsi="Calibri"/>
+          <w:b w:val="false"/>
+          <w:bCs w:val="false"/>
+          <w:i w:val="false"/>
+          <w:iCs w:val="false"/>
+          <w:color w:val="1B2027"/>
+          <w:sz w:val="21"/>
+          <w:szCs w:val="21"/>
+        </w:rPr>
+        <w:t xml:space="preserve">, where four did two issues ago. The CI Node is not the container’s, so the version trap above does not reach the pipeline. The platform’s </w:t>
       </w:r>
       <w:r>
         <w:rPr>
@@ -16252,6 +17213,58 @@
           <w:sz w:val="21"/>
           <w:szCs w:val="21"/>
         </w:rPr>
+        <w:t xml:space="preserve">, </w:t>
+      </w:r>
+      <w:r>
+        <w:rPr>
+          <w:rFonts w:ascii="Consolas" w:cs="Consolas" w:eastAsia="Consolas" w:hAnsi="Consolas"/>
+          <w:b w:val="false"/>
+          <w:bCs w:val="false"/>
+          <w:i w:val="false"/>
+          <w:iCs w:val="false"/>
+          <w:color w:val="1B2027"/>
+          <w:sz w:val="19"/>
+          <w:szCs w:val="19"/>
+        </w:rPr>
+        <w:t xml:space="preserve">check:samples</w:t>
+      </w:r>
+      <w:r>
+        <w:rPr>
+          <w:rFonts w:ascii="Calibri" w:cs="Calibri" w:eastAsia="Calibri" w:hAnsi="Calibri"/>
+          <w:b w:val="false"/>
+          <w:bCs w:val="false"/>
+          <w:i w:val="false"/>
+          <w:iCs w:val="false"/>
+          <w:color w:val="1B2027"/>
+          <w:sz w:val="21"/>
+          <w:szCs w:val="21"/>
+        </w:rPr>
+        <w:t xml:space="preserve">, </w:t>
+      </w:r>
+      <w:r>
+        <w:rPr>
+          <w:rFonts w:ascii="Consolas" w:cs="Consolas" w:eastAsia="Consolas" w:hAnsi="Consolas"/>
+          <w:b w:val="false"/>
+          <w:bCs w:val="false"/>
+          <w:i w:val="false"/>
+          <w:iCs w:val="false"/>
+          <w:color w:val="1B2027"/>
+          <w:sz w:val="19"/>
+          <w:szCs w:val="19"/>
+        </w:rPr>
+        <w:t xml:space="preserve">check:embed-protocol</w:t>
+      </w:r>
+      <w:r>
+        <w:rPr>
+          <w:rFonts w:ascii="Calibri" w:cs="Calibri" w:eastAsia="Calibri" w:hAnsi="Calibri"/>
+          <w:b w:val="false"/>
+          <w:bCs w:val="false"/>
+          <w:i w:val="false"/>
+          <w:iCs w:val="false"/>
+          <w:color w:val="1B2027"/>
+          <w:sz w:val="21"/>
+          <w:szCs w:val="21"/>
+        </w:rPr>
         <w:t xml:space="preserve"> and </w:t>
       </w:r>
       <w:r>
@@ -16265,7 +17278,7 @@
           <w:sz w:val="19"/>
           <w:szCs w:val="19"/>
         </w:rPr>
-        <w:t xml:space="preserve">check:samples</w:t>
+        <w:t xml:space="preserve">check:labels</w:t>
       </w:r>
       <w:r>
         <w:rPr>

--- a/docs/Viewer-Product-Technical-Architecture.docx
+++ b/docs/Viewer-Product-Technical-Architecture.docx
@@ -173,59 +173,46 @@
           <w:sz w:val="21"/>
           <w:szCs w:val="21"/>
         </w:rPr>
-        <w:t xml:space="preserve">, the work has been conformance and structure rather than features: every hardcoded user-facing string is now a translatable message behind two CI gates (section 9.4); two drag-only interactions have a keyboard route, and a set of controls that announced themselves as glyphs now have names (sections 9.2 and 9.3); and </w:t>
-      </w:r>
-      <w:r>
-        <w:rPr>
-          <w:rFonts w:ascii="Consolas" w:cs="Consolas" w:eastAsia="Consolas" w:hAnsi="Consolas"/>
-          <w:b w:val="false"/>
-          <w:bCs w:val="false"/>
-          <w:i w:val="false"/>
-          <w:iCs w:val="false"/>
-          <w:color w:val="1B2027"/>
-          <w:sz w:val="19"/>
-          <w:szCs w:val="19"/>
-        </w:rPr>
-        <w:t xml:space="preserve">viewer-core</w:t>
-      </w:r>
-      <w:r>
-        <w:rPr>
-          <w:rFonts w:ascii="Calibri" w:cs="Calibri" w:eastAsia="Calibri" w:hAnsi="Calibri"/>
-          <w:b w:val="false"/>
-          <w:bCs w:val="false"/>
-          <w:i w:val="false"/>
-          <w:iCs w:val="false"/>
-          <w:color w:val="1B2027"/>
-          <w:sz w:val="21"/>
-          <w:szCs w:val="21"/>
-        </w:rPr>
-        <w:t xml:space="preserve"> is inside the section 3.3 size limits throughout (section 3.2). </w:t>
-      </w:r>
-      <w:r>
-        <w:rPr>
-          <w:rFonts w:ascii="Calibri" w:cs="Calibri" w:eastAsia="Calibri" w:hAnsi="Calibri"/>
+        <w:t xml:space="preserve">, the work has been conformance and structure rather than features: every hardcoded user-facing string is now a translatable message behind two CI gates (section 9.5); two drag-only interactions have a keyboard route, and a set of controls that announced themselves as glyphs now have names (sections 9.2, 9.3 and 9.4). </w:t>
+      </w:r>
+      <w:r>
+        <w:rPr>
+          <w:rFonts w:ascii="Consolas" w:cs="Consolas" w:eastAsia="Consolas" w:hAnsi="Consolas"/>
           <w:b/>
           <w:bCs/>
           <w:i w:val="false"/>
           <w:iCs w:val="false"/>
           <w:color w:val="1B2027"/>
-          <w:sz w:val="21"/>
-          <w:szCs w:val="21"/>
-        </w:rPr>
-        <w:t xml:space="preserve">One claim in the last issue was wrong</w:t>
-      </w:r>
-      <w:r>
-        <w:rPr>
-          <w:rFonts w:ascii="Calibri" w:cs="Calibri" w:eastAsia="Calibri" w:hAnsi="Calibri"/>
-          <w:b w:val="false"/>
-          <w:bCs w:val="false"/>
-          <w:i w:val="false"/>
-          <w:iCs w:val="false"/>
-          <w:color w:val="1B2027"/>
-          <w:sz w:val="21"/>
-          <w:szCs w:val="21"/>
-        </w:rPr>
-        <w:t xml:space="preserve"> and is corrected in section 12 — the environment note that qualified every statement about test results.</w:t>
+          <w:sz w:val="19"/>
+          <w:szCs w:val="19"/>
+        </w:rPr>
+        <w:t xml:space="preserve">viewer-core</w:t>
+      </w:r>
+      <w:r>
+        <w:rPr>
+          <w:rFonts w:ascii="Calibri" w:cs="Calibri" w:eastAsia="Calibri" w:hAnsi="Calibri"/>
+          <w:b/>
+          <w:bCs/>
+          <w:i w:val="false"/>
+          <w:iCs w:val="false"/>
+          <w:color w:val="1B2027"/>
+          <w:sz w:val="21"/>
+          <w:szCs w:val="21"/>
+        </w:rPr>
+        <w:t xml:space="preserve"> is no longer inside the section 3.3 size limits, and the work in those sections is what pushed it out</w:t>
+      </w:r>
+      <w:r>
+        <w:rPr>
+          <w:rFonts w:ascii="Calibri" w:cs="Calibri" w:eastAsia="Calibri" w:hAnsi="Calibri"/>
+          <w:b w:val="false"/>
+          <w:bCs w:val="false"/>
+          <w:i w:val="false"/>
+          <w:iCs w:val="false"/>
+          <w:color w:val="1B2027"/>
+          <w:sz w:val="21"/>
+          <w:szCs w:val="21"/>
+        </w:rPr>
+        <w:t xml:space="preserve"> — two files are over the 400-line limit (section 3.2). Several claims in earlier issues were wrong and are corrected where they were made, in sections 9.3, 12 and 12.1.</w:t>
       </w:r>
     </w:p>
     <w:p>
@@ -1099,7 +1086,7 @@
                 <w:sz w:val="19"/>
                 <w:szCs w:val="19"/>
               </w:rPr>
-              <w:t xml:space="preserve">15 files · 6 services · 6 components</w:t>
+              <w:t xml:space="preserve">37 files · 6 services · 12 components</w:t>
             </w:r>
           </w:p>
         </w:tc>
@@ -1730,7 +1717,7 @@
           <w:sz w:val="21"/>
           <w:szCs w:val="21"/>
         </w:rPr>
-        <w:t xml:space="preserve"> 3,220 lines of production TypeScript across 15 source files, with 8 spec files beside them. Nothing in it imports anything from the application — not a service, not a model, not an environment constant. When the separate repository exists, this directory is </w:t>
+        <w:t xml:space="preserve"> 5,571 lines of production TypeScript across 37 source files, with 30 spec files beside them — up from 3,220 across 15 with 8 at the last issue, which is the growth the conformance work of the last three issues cost and worth seeing stated rather than discovering. Nothing in it imports anything from the application — not a service, not a model, not an environment constant. When the separate repository exists, this directory is </w:t>
       </w:r>
       <w:r>
         <w:rPr>
@@ -3914,7 +3901,7 @@
           <w:sz w:val="21"/>
           <w:szCs w:val="21"/>
         </w:rPr>
-        <w:t xml:space="preserve"> went the same way, 398 to 190, with a row component and a roving tab stop beside it.</w:t>
+        <w:t xml:space="preserve"> went the same way, 398 to 198, with a row component and a roving tab stop beside it.</w:t>
       </w:r>
     </w:p>
     <w:p>
@@ -3947,15 +3934,28 @@
       <w:r>
         <w:rPr>
           <w:rFonts w:ascii="Calibri" w:cs="Calibri" w:eastAsia="Calibri" w:hAnsi="Calibri"/>
-          <w:b w:val="false"/>
-          <w:bCs w:val="false"/>
-          <w:i w:val="false"/>
-          <w:iCs w:val="false"/>
-          <w:color w:val="1B2027"/>
-          <w:sz w:val="21"/>
-          <w:szCs w:val="21"/>
-        </w:rPr>
-        <w:t xml:space="preserve">Two spec files remain over the 400-line file limit — </w:t>
+          <w:b/>
+          <w:bCs/>
+          <w:i w:val="false"/>
+          <w:iCs w:val="false"/>
+          <w:color w:val="1B2027"/>
+          <w:sz w:val="21"/>
+          <w:szCs w:val="21"/>
+        </w:rPr>
+        <w:t xml:space="preserve">Four files are over the 400-line limit, and this passage was wrong about which, in both directions.</w:t>
+      </w:r>
+      <w:r>
+        <w:rPr>
+          <w:rFonts w:ascii="Calibri" w:cs="Calibri" w:eastAsia="Calibri" w:hAnsi="Calibri"/>
+          <w:b w:val="false"/>
+          <w:bCs w:val="false"/>
+          <w:i w:val="false"/>
+          <w:iCs w:val="false"/>
+          <w:color w:val="1B2027"/>
+          <w:sz w:val="21"/>
+          <w:szCs w:val="21"/>
+        </w:rPr>
+        <w:t xml:space="preserve"> The last issue named two spec files as the next thing to split — </w:t>
       </w:r>
       <w:r>
         <w:rPr>
@@ -3981,7 +3981,7 @@
           <w:sz w:val="21"/>
           <w:szCs w:val="21"/>
         </w:rPr>
-        <w:t xml:space="preserve"> (458) and </w:t>
+        <w:t xml:space="preserve"> at 458 and </w:t>
       </w:r>
       <w:r>
         <w:rPr>
@@ -4007,7 +4007,699 @@
           <w:sz w:val="21"/>
           <w:szCs w:val="21"/>
         </w:rPr>
-        <w:t xml:space="preserve"> (408). Recorded rather than hidden; they are the next thing to split.</w:t>
+        <w:t xml:space="preserve"> at 408. Both were split; they are 109 and 110 lines now, and nothing recorded that the debt had been paid. A document that keeps claiming work is outstanding after it is done is as misleading as one that claims work is finished when it is not, and the second kind at least gets corrected when somebody looks.</w:t>
+      </w:r>
+    </w:p>
+    <w:tbl>
+      <w:tblPr>
+        <w:tblW w:type="dxa" w:w="9746"/>
+        <w:tblBorders>
+          <w:top w:val="single" w:color="auto" w:sz="4"/>
+          <w:left w:val="single" w:color="auto" w:sz="4"/>
+          <w:bottom w:val="single" w:color="auto" w:sz="4"/>
+          <w:right w:val="single" w:color="auto" w:sz="4"/>
+          <w:insideH w:val="single" w:color="auto" w:sz="4"/>
+          <w:insideV w:val="single" w:color="auto" w:sz="4"/>
+        </w:tblBorders>
+      </w:tblPr>
+      <w:tblGrid>
+        <w:gridCol w:w="5200"/>
+        <w:gridCol w:w="1600"/>
+        <w:gridCol w:w="2946"/>
+      </w:tblGrid>
+      <w:tr>
+        <w:trPr>
+          <w:tblHeader/>
+        </w:trPr>
+        <w:tc>
+          <w:tcPr>
+            <w:tcW w:type="dxa" w:w="5200"/>
+            <w:tcBorders>
+              <w:top w:val="single" w:color="D9D7D1" w:sz="4"/>
+              <w:left w:val="single" w:color="D9D7D1" w:sz="4"/>
+              <w:bottom w:val="single" w:color="D9D7D1" w:sz="4"/>
+              <w:right w:val="single" w:color="D9D7D1" w:sz="4"/>
+            </w:tcBorders>
+            <w:shd w:fill="F2F1EE" w:color="auto" w:val="clear"/>
+            <w:tcMar>
+              <w:top w:type="dxa" w:w="90"/>
+              <w:left w:type="dxa" w:w="120"/>
+              <w:bottom w:type="dxa" w:w="90"/>
+              <w:right w:type="dxa" w:w="120"/>
+            </w:tcMar>
+          </w:tcPr>
+          <w:p>
+            <w:pPr>
+              <w:spacing w:after="40" w:line="240"/>
+            </w:pPr>
+            <w:r>
+              <w:rPr>
+                <w:rFonts w:ascii="Calibri" w:cs="Calibri" w:eastAsia="Calibri" w:hAnsi="Calibri"/>
+                <w:b/>
+                <w:bCs/>
+                <w:i w:val="false"/>
+                <w:iCs w:val="false"/>
+                <w:color w:val="1B2027"/>
+                <w:sz w:val="19"/>
+                <w:szCs w:val="19"/>
+              </w:rPr>
+              <w:t xml:space="preserve">File</w:t>
+            </w:r>
+          </w:p>
+        </w:tc>
+        <w:tc>
+          <w:tcPr>
+            <w:tcW w:type="dxa" w:w="1600"/>
+            <w:tcBorders>
+              <w:top w:val="single" w:color="D9D7D1" w:sz="4"/>
+              <w:left w:val="single" w:color="D9D7D1" w:sz="4"/>
+              <w:bottom w:val="single" w:color="D9D7D1" w:sz="4"/>
+              <w:right w:val="single" w:color="D9D7D1" w:sz="4"/>
+            </w:tcBorders>
+            <w:shd w:fill="F2F1EE" w:color="auto" w:val="clear"/>
+            <w:tcMar>
+              <w:top w:type="dxa" w:w="90"/>
+              <w:left w:type="dxa" w:w="120"/>
+              <w:bottom w:type="dxa" w:w="90"/>
+              <w:right w:type="dxa" w:w="120"/>
+            </w:tcMar>
+          </w:tcPr>
+          <w:p>
+            <w:pPr>
+              <w:spacing w:after="40" w:line="240"/>
+            </w:pPr>
+            <w:r>
+              <w:rPr>
+                <w:rFonts w:ascii="Calibri" w:cs="Calibri" w:eastAsia="Calibri" w:hAnsi="Calibri"/>
+                <w:b/>
+                <w:bCs/>
+                <w:i w:val="false"/>
+                <w:iCs w:val="false"/>
+                <w:color w:val="1B2027"/>
+                <w:sz w:val="19"/>
+                <w:szCs w:val="19"/>
+              </w:rPr>
+              <w:t xml:space="preserve">Lines</w:t>
+            </w:r>
+          </w:p>
+        </w:tc>
+        <w:tc>
+          <w:tcPr>
+            <w:tcW w:type="dxa" w:w="2946"/>
+            <w:tcBorders>
+              <w:top w:val="single" w:color="D9D7D1" w:sz="4"/>
+              <w:left w:val="single" w:color="D9D7D1" w:sz="4"/>
+              <w:bottom w:val="single" w:color="D9D7D1" w:sz="4"/>
+              <w:right w:val="single" w:color="D9D7D1" w:sz="4"/>
+            </w:tcBorders>
+            <w:shd w:fill="F2F1EE" w:color="auto" w:val="clear"/>
+            <w:tcMar>
+              <w:top w:type="dxa" w:w="90"/>
+              <w:left w:type="dxa" w:w="120"/>
+              <w:bottom w:type="dxa" w:w="90"/>
+              <w:right w:type="dxa" w:w="120"/>
+            </w:tcMar>
+          </w:tcPr>
+          <w:p>
+            <w:pPr>
+              <w:spacing w:after="40" w:line="240"/>
+            </w:pPr>
+            <w:r>
+              <w:rPr>
+                <w:rFonts w:ascii="Calibri" w:cs="Calibri" w:eastAsia="Calibri" w:hAnsi="Calibri"/>
+                <w:color w:val="1B2027"/>
+                <w:sz w:val="19"/>
+                <w:szCs w:val="19"/>
+              </w:rPr>
+              <w:t xml:space="preserve"/>
+            </w:r>
+          </w:p>
+        </w:tc>
+      </w:tr>
+      <w:tr>
+        <w:tc>
+          <w:tcPr>
+            <w:tcW w:type="dxa" w:w="5200"/>
+            <w:tcBorders>
+              <w:top w:val="single" w:color="D9D7D1" w:sz="4"/>
+              <w:left w:val="single" w:color="D9D7D1" w:sz="4"/>
+              <w:bottom w:val="single" w:color="D9D7D1" w:sz="4"/>
+              <w:right w:val="single" w:color="D9D7D1" w:sz="4"/>
+            </w:tcBorders>
+            <w:tcMar>
+              <w:top w:type="dxa" w:w="90"/>
+              <w:left w:type="dxa" w:w="120"/>
+              <w:bottom w:type="dxa" w:w="90"/>
+              <w:right w:type="dxa" w:w="120"/>
+            </w:tcMar>
+          </w:tcPr>
+          <w:p>
+            <w:pPr>
+              <w:spacing w:after="40" w:line="240"/>
+            </w:pPr>
+            <w:r>
+              <w:rPr>
+                <w:rFonts w:ascii="Calibri" w:cs="Calibri" w:eastAsia="Calibri" w:hAnsi="Calibri"/>
+                <w:b w:val="false"/>
+                <w:bCs w:val="false"/>
+                <w:i w:val="false"/>
+                <w:iCs w:val="false"/>
+                <w:color w:val="1B2027"/>
+                <w:sz w:val="19"/>
+                <w:szCs w:val="19"/>
+              </w:rPr>
+              <w:t xml:space="preserve">markup-engine.service.spec.ts</w:t>
+            </w:r>
+          </w:p>
+        </w:tc>
+        <w:tc>
+          <w:tcPr>
+            <w:tcW w:type="dxa" w:w="1600"/>
+            <w:tcBorders>
+              <w:top w:val="single" w:color="D9D7D1" w:sz="4"/>
+              <w:left w:val="single" w:color="D9D7D1" w:sz="4"/>
+              <w:bottom w:val="single" w:color="D9D7D1" w:sz="4"/>
+              <w:right w:val="single" w:color="D9D7D1" w:sz="4"/>
+            </w:tcBorders>
+            <w:tcMar>
+              <w:top w:type="dxa" w:w="90"/>
+              <w:left w:type="dxa" w:w="120"/>
+              <w:bottom w:type="dxa" w:w="90"/>
+              <w:right w:type="dxa" w:w="120"/>
+            </w:tcMar>
+          </w:tcPr>
+          <w:p>
+            <w:pPr>
+              <w:spacing w:after="40" w:line="240"/>
+            </w:pPr>
+            <w:r>
+              <w:rPr>
+                <w:rFonts w:ascii="Calibri" w:cs="Calibri" w:eastAsia="Calibri" w:hAnsi="Calibri"/>
+                <w:b w:val="false"/>
+                <w:bCs w:val="false"/>
+                <w:i w:val="false"/>
+                <w:iCs w:val="false"/>
+                <w:color w:val="1B2027"/>
+                <w:sz w:val="19"/>
+                <w:szCs w:val="19"/>
+              </w:rPr>
+              <w:t xml:space="preserve">691</w:t>
+            </w:r>
+          </w:p>
+        </w:tc>
+        <w:tc>
+          <w:tcPr>
+            <w:tcW w:type="dxa" w:w="2946"/>
+            <w:tcBorders>
+              <w:top w:val="single" w:color="D9D7D1" w:sz="4"/>
+              <w:left w:val="single" w:color="D9D7D1" w:sz="4"/>
+              <w:bottom w:val="single" w:color="D9D7D1" w:sz="4"/>
+              <w:right w:val="single" w:color="D9D7D1" w:sz="4"/>
+            </w:tcBorders>
+            <w:tcMar>
+              <w:top w:type="dxa" w:w="90"/>
+              <w:left w:type="dxa" w:w="120"/>
+              <w:bottom w:type="dxa" w:w="90"/>
+              <w:right w:type="dxa" w:w="120"/>
+            </w:tcMar>
+          </w:tcPr>
+          <w:p>
+            <w:pPr>
+              <w:spacing w:after="40" w:line="240"/>
+            </w:pPr>
+            <w:r>
+              <w:rPr>
+                <w:rFonts w:ascii="Calibri" w:cs="Calibri" w:eastAsia="Calibri" w:hAnsi="Calibri"/>
+                <w:b w:val="false"/>
+                <w:bCs w:val="false"/>
+                <w:i w:val="false"/>
+                <w:iCs w:val="false"/>
+                <w:color w:val="1B2027"/>
+                <w:sz w:val="19"/>
+                <w:szCs w:val="19"/>
+              </w:rPr>
+              <w:t xml:space="preserve">spec</w:t>
+            </w:r>
+          </w:p>
+        </w:tc>
+      </w:tr>
+      <w:tr>
+        <w:tc>
+          <w:tcPr>
+            <w:tcW w:type="dxa" w:w="5200"/>
+            <w:tcBorders>
+              <w:top w:val="single" w:color="D9D7D1" w:sz="4"/>
+              <w:left w:val="single" w:color="D9D7D1" w:sz="4"/>
+              <w:bottom w:val="single" w:color="D9D7D1" w:sz="4"/>
+              <w:right w:val="single" w:color="D9D7D1" w:sz="4"/>
+            </w:tcBorders>
+            <w:tcMar>
+              <w:top w:type="dxa" w:w="90"/>
+              <w:left w:type="dxa" w:w="120"/>
+              <w:bottom w:type="dxa" w:w="90"/>
+              <w:right w:type="dxa" w:w="120"/>
+            </w:tcMar>
+          </w:tcPr>
+          <w:p>
+            <w:pPr>
+              <w:spacing w:after="40" w:line="240"/>
+            </w:pPr>
+            <w:r>
+              <w:rPr>
+                <w:rFonts w:ascii="Calibri" w:cs="Calibri" w:eastAsia="Calibri" w:hAnsi="Calibri"/>
+                <w:b w:val="false"/>
+                <w:bCs w:val="false"/>
+                <w:i w:val="false"/>
+                <w:iCs w:val="false"/>
+                <w:color w:val="1B2027"/>
+                <w:sz w:val="19"/>
+                <w:szCs w:val="19"/>
+              </w:rPr>
+              <w:t xml:space="preserve">markup-drawing-session.ts</w:t>
+            </w:r>
+          </w:p>
+        </w:tc>
+        <w:tc>
+          <w:tcPr>
+            <w:tcW w:type="dxa" w:w="1600"/>
+            <w:tcBorders>
+              <w:top w:val="single" w:color="D9D7D1" w:sz="4"/>
+              <w:left w:val="single" w:color="D9D7D1" w:sz="4"/>
+              <w:bottom w:val="single" w:color="D9D7D1" w:sz="4"/>
+              <w:right w:val="single" w:color="D9D7D1" w:sz="4"/>
+            </w:tcBorders>
+            <w:tcMar>
+              <w:top w:type="dxa" w:w="90"/>
+              <w:left w:type="dxa" w:w="120"/>
+              <w:bottom w:type="dxa" w:w="90"/>
+              <w:right w:type="dxa" w:w="120"/>
+            </w:tcMar>
+          </w:tcPr>
+          <w:p>
+            <w:pPr>
+              <w:spacing w:after="40" w:line="240"/>
+            </w:pPr>
+            <w:r>
+              <w:rPr>
+                <w:rFonts w:ascii="Calibri" w:cs="Calibri" w:eastAsia="Calibri" w:hAnsi="Calibri"/>
+                <w:b w:val="false"/>
+                <w:bCs w:val="false"/>
+                <w:i w:val="false"/>
+                <w:iCs w:val="false"/>
+                <w:color w:val="1B2027"/>
+                <w:sz w:val="19"/>
+                <w:szCs w:val="19"/>
+              </w:rPr>
+              <w:t xml:space="preserve">460</w:t>
+            </w:r>
+          </w:p>
+        </w:tc>
+        <w:tc>
+          <w:tcPr>
+            <w:tcW w:type="dxa" w:w="2946"/>
+            <w:tcBorders>
+              <w:top w:val="single" w:color="D9D7D1" w:sz="4"/>
+              <w:left w:val="single" w:color="D9D7D1" w:sz="4"/>
+              <w:bottom w:val="single" w:color="D9D7D1" w:sz="4"/>
+              <w:right w:val="single" w:color="D9D7D1" w:sz="4"/>
+            </w:tcBorders>
+            <w:tcMar>
+              <w:top w:type="dxa" w:w="90"/>
+              <w:left w:type="dxa" w:w="120"/>
+              <w:bottom w:type="dxa" w:w="90"/>
+              <w:right w:type="dxa" w:w="120"/>
+            </w:tcMar>
+          </w:tcPr>
+          <w:p>
+            <w:pPr>
+              <w:spacing w:after="40" w:line="240"/>
+            </w:pPr>
+            <w:r>
+              <w:rPr>
+                <w:rFonts w:ascii="Calibri" w:cs="Calibri" w:eastAsia="Calibri" w:hAnsi="Calibri"/>
+                <w:b w:val="false"/>
+                <w:bCs w:val="false"/>
+                <w:i w:val="false"/>
+                <w:iCs w:val="false"/>
+                <w:color w:val="1B2027"/>
+                <w:sz w:val="19"/>
+                <w:szCs w:val="19"/>
+              </w:rPr>
+              <w:t xml:space="preserve">production</w:t>
+            </w:r>
+          </w:p>
+        </w:tc>
+      </w:tr>
+      <w:tr>
+        <w:tc>
+          <w:tcPr>
+            <w:tcW w:type="dxa" w:w="5200"/>
+            <w:tcBorders>
+              <w:top w:val="single" w:color="D9D7D1" w:sz="4"/>
+              <w:left w:val="single" w:color="D9D7D1" w:sz="4"/>
+              <w:bottom w:val="single" w:color="D9D7D1" w:sz="4"/>
+              <w:right w:val="single" w:color="D9D7D1" w:sz="4"/>
+            </w:tcBorders>
+            <w:tcMar>
+              <w:top w:type="dxa" w:w="90"/>
+              <w:left w:type="dxa" w:w="120"/>
+              <w:bottom w:type="dxa" w:w="90"/>
+              <w:right w:type="dxa" w:w="120"/>
+            </w:tcMar>
+          </w:tcPr>
+          <w:p>
+            <w:pPr>
+              <w:spacing w:after="40" w:line="240"/>
+            </w:pPr>
+            <w:r>
+              <w:rPr>
+                <w:rFonts w:ascii="Calibri" w:cs="Calibri" w:eastAsia="Calibri" w:hAnsi="Calibri"/>
+                <w:b w:val="false"/>
+                <w:bCs w:val="false"/>
+                <w:i w:val="false"/>
+                <w:iCs w:val="false"/>
+                <w:color w:val="1B2027"/>
+                <w:sz w:val="19"/>
+                <w:szCs w:val="19"/>
+              </w:rPr>
+              <w:t xml:space="preserve">markup-engine.service.ts</w:t>
+            </w:r>
+          </w:p>
+        </w:tc>
+        <w:tc>
+          <w:tcPr>
+            <w:tcW w:type="dxa" w:w="1600"/>
+            <w:tcBorders>
+              <w:top w:val="single" w:color="D9D7D1" w:sz="4"/>
+              <w:left w:val="single" w:color="D9D7D1" w:sz="4"/>
+              <w:bottom w:val="single" w:color="D9D7D1" w:sz="4"/>
+              <w:right w:val="single" w:color="D9D7D1" w:sz="4"/>
+            </w:tcBorders>
+            <w:tcMar>
+              <w:top w:type="dxa" w:w="90"/>
+              <w:left w:type="dxa" w:w="120"/>
+              <w:bottom w:type="dxa" w:w="90"/>
+              <w:right w:type="dxa" w:w="120"/>
+            </w:tcMar>
+          </w:tcPr>
+          <w:p>
+            <w:pPr>
+              <w:spacing w:after="40" w:line="240"/>
+            </w:pPr>
+            <w:r>
+              <w:rPr>
+                <w:rFonts w:ascii="Calibri" w:cs="Calibri" w:eastAsia="Calibri" w:hAnsi="Calibri"/>
+                <w:b w:val="false"/>
+                <w:bCs w:val="false"/>
+                <w:i w:val="false"/>
+                <w:iCs w:val="false"/>
+                <w:color w:val="1B2027"/>
+                <w:sz w:val="19"/>
+                <w:szCs w:val="19"/>
+              </w:rPr>
+              <w:t xml:space="preserve">434</w:t>
+            </w:r>
+          </w:p>
+        </w:tc>
+        <w:tc>
+          <w:tcPr>
+            <w:tcW w:type="dxa" w:w="2946"/>
+            <w:tcBorders>
+              <w:top w:val="single" w:color="D9D7D1" w:sz="4"/>
+              <w:left w:val="single" w:color="D9D7D1" w:sz="4"/>
+              <w:bottom w:val="single" w:color="D9D7D1" w:sz="4"/>
+              <w:right w:val="single" w:color="D9D7D1" w:sz="4"/>
+            </w:tcBorders>
+            <w:tcMar>
+              <w:top w:type="dxa" w:w="90"/>
+              <w:left w:type="dxa" w:w="120"/>
+              <w:bottom w:type="dxa" w:w="90"/>
+              <w:right w:type="dxa" w:w="120"/>
+            </w:tcMar>
+          </w:tcPr>
+          <w:p>
+            <w:pPr>
+              <w:spacing w:after="40" w:line="240"/>
+            </w:pPr>
+            <w:r>
+              <w:rPr>
+                <w:rFonts w:ascii="Calibri" w:cs="Calibri" w:eastAsia="Calibri" w:hAnsi="Calibri"/>
+                <w:b w:val="false"/>
+                <w:bCs w:val="false"/>
+                <w:i w:val="false"/>
+                <w:iCs w:val="false"/>
+                <w:color w:val="1B2027"/>
+                <w:sz w:val="19"/>
+                <w:szCs w:val="19"/>
+              </w:rPr>
+              <w:t xml:space="preserve">production</w:t>
+            </w:r>
+          </w:p>
+        </w:tc>
+      </w:tr>
+      <w:tr>
+        <w:tc>
+          <w:tcPr>
+            <w:tcW w:type="dxa" w:w="5200"/>
+            <w:tcBorders>
+              <w:top w:val="single" w:color="D9D7D1" w:sz="4"/>
+              <w:left w:val="single" w:color="D9D7D1" w:sz="4"/>
+              <w:bottom w:val="single" w:color="D9D7D1" w:sz="4"/>
+              <w:right w:val="single" w:color="D9D7D1" w:sz="4"/>
+            </w:tcBorders>
+            <w:tcMar>
+              <w:top w:type="dxa" w:w="90"/>
+              <w:left w:type="dxa" w:w="120"/>
+              <w:bottom w:type="dxa" w:w="90"/>
+              <w:right w:type="dxa" w:w="120"/>
+            </w:tcMar>
+          </w:tcPr>
+          <w:p>
+            <w:pPr>
+              <w:spacing w:after="40" w:line="240"/>
+            </w:pPr>
+            <w:r>
+              <w:rPr>
+                <w:rFonts w:ascii="Calibri" w:cs="Calibri" w:eastAsia="Calibri" w:hAnsi="Calibri"/>
+                <w:b w:val="false"/>
+                <w:bCs w:val="false"/>
+                <w:i w:val="false"/>
+                <w:iCs w:val="false"/>
+                <w:color w:val="1B2027"/>
+                <w:sz w:val="19"/>
+                <w:szCs w:val="19"/>
+              </w:rPr>
+              <w:t xml:space="preserve">markup-engine.interaction.spec.ts</w:t>
+            </w:r>
+          </w:p>
+        </w:tc>
+        <w:tc>
+          <w:tcPr>
+            <w:tcW w:type="dxa" w:w="1600"/>
+            <w:tcBorders>
+              <w:top w:val="single" w:color="D9D7D1" w:sz="4"/>
+              <w:left w:val="single" w:color="D9D7D1" w:sz="4"/>
+              <w:bottom w:val="single" w:color="D9D7D1" w:sz="4"/>
+              <w:right w:val="single" w:color="D9D7D1" w:sz="4"/>
+            </w:tcBorders>
+            <w:tcMar>
+              <w:top w:type="dxa" w:w="90"/>
+              <w:left w:type="dxa" w:w="120"/>
+              <w:bottom w:type="dxa" w:w="90"/>
+              <w:right w:type="dxa" w:w="120"/>
+            </w:tcMar>
+          </w:tcPr>
+          <w:p>
+            <w:pPr>
+              <w:spacing w:after="40" w:line="240"/>
+            </w:pPr>
+            <w:r>
+              <w:rPr>
+                <w:rFonts w:ascii="Calibri" w:cs="Calibri" w:eastAsia="Calibri" w:hAnsi="Calibri"/>
+                <w:b w:val="false"/>
+                <w:bCs w:val="false"/>
+                <w:i w:val="false"/>
+                <w:iCs w:val="false"/>
+                <w:color w:val="1B2027"/>
+                <w:sz w:val="19"/>
+                <w:szCs w:val="19"/>
+              </w:rPr>
+              <w:t xml:space="preserve">412</w:t>
+            </w:r>
+          </w:p>
+        </w:tc>
+        <w:tc>
+          <w:tcPr>
+            <w:tcW w:type="dxa" w:w="2946"/>
+            <w:tcBorders>
+              <w:top w:val="single" w:color="D9D7D1" w:sz="4"/>
+              <w:left w:val="single" w:color="D9D7D1" w:sz="4"/>
+              <w:bottom w:val="single" w:color="D9D7D1" w:sz="4"/>
+              <w:right w:val="single" w:color="D9D7D1" w:sz="4"/>
+            </w:tcBorders>
+            <w:tcMar>
+              <w:top w:type="dxa" w:w="90"/>
+              <w:left w:type="dxa" w:w="120"/>
+              <w:bottom w:type="dxa" w:w="90"/>
+              <w:right w:type="dxa" w:w="120"/>
+            </w:tcMar>
+          </w:tcPr>
+          <w:p>
+            <w:pPr>
+              <w:spacing w:after="40" w:line="240"/>
+            </w:pPr>
+            <w:r>
+              <w:rPr>
+                <w:rFonts w:ascii="Calibri" w:cs="Calibri" w:eastAsia="Calibri" w:hAnsi="Calibri"/>
+                <w:b w:val="false"/>
+                <w:bCs w:val="false"/>
+                <w:i w:val="false"/>
+                <w:iCs w:val="false"/>
+                <w:color w:val="1B2027"/>
+                <w:sz w:val="19"/>
+                <w:szCs w:val="19"/>
+              </w:rPr>
+              <w:t xml:space="preserve">spec</w:t>
+            </w:r>
+          </w:p>
+        </w:tc>
+      </w:tr>
+    </w:tbl>
+    <w:p>
+      <w:pPr>
+        <w:spacing w:after="240" w:before="80"/>
+      </w:pPr>
+      <w:r>
+        <w:rPr>
+          <w:rFonts w:ascii="Calibri" w:cs="Calibri" w:eastAsia="Calibri" w:hAnsi="Calibri"/>
+          <w:b w:val="false"/>
+          <w:bCs w:val="false"/>
+          <w:i w:val="false"/>
+          <w:iCs w:val="false"/>
+          <w:color w:val="5F6875"/>
+          <w:sz w:val="17"/>
+          <w:szCs w:val="17"/>
+        </w:rPr>
+        <w:t xml:space="preserve">Table 2a — Files over the section 3.3 limit.</w:t>
+      </w:r>
+    </w:p>
+    <w:p>
+      <w:pPr>
+        <w:spacing w:after="140" w:line="276"/>
+      </w:pPr>
+      <w:r>
+        <w:rPr>
+          <w:rFonts w:ascii="Calibri" w:cs="Calibri" w:eastAsia="Calibri" w:hAnsi="Calibri"/>
+          <w:b/>
+          <w:bCs/>
+          <w:i w:val="false"/>
+          <w:iCs w:val="false"/>
+          <w:color w:val="1B2027"/>
+          <w:sz w:val="21"/>
+          <w:szCs w:val="21"/>
+        </w:rPr>
+        <w:t xml:space="preserve">The two production files are over because of the keyboard work in section 9.2</w:t>
+      </w:r>
+      <w:r>
+        <w:rPr>
+          <w:rFonts w:ascii="Calibri" w:cs="Calibri" w:eastAsia="Calibri" w:hAnsi="Calibri"/>
+          <w:b w:val="false"/>
+          <w:bCs w:val="false"/>
+          <w:i w:val="false"/>
+          <w:iCs w:val="false"/>
+          <w:color w:val="1B2027"/>
+          <w:sz w:val="21"/>
+          <w:szCs w:val="21"/>
+        </w:rPr>
+        <w:t xml:space="preserve">, and that is the honest account of what the single-pointer alternative cost: the state machine and the engine each took a cursor, a key interpreter and the geometry behind them. The seam for splitting </w:t>
+      </w:r>
+      <w:r>
+        <w:rPr>
+          <w:rFonts w:ascii="Consolas" w:cs="Consolas" w:eastAsia="Consolas" w:hAnsi="Consolas"/>
+          <w:b w:val="false"/>
+          <w:bCs w:val="false"/>
+          <w:i w:val="false"/>
+          <w:iCs w:val="false"/>
+          <w:color w:val="1B2027"/>
+          <w:sz w:val="19"/>
+          <w:szCs w:val="19"/>
+        </w:rPr>
+        <w:t xml:space="preserve">markup-drawing-session</w:t>
+      </w:r>
+      <w:r>
+        <w:rPr>
+          <w:rFonts w:ascii="Calibri" w:cs="Calibri" w:eastAsia="Calibri" w:hAnsi="Calibri"/>
+          <w:b w:val="false"/>
+          <w:bCs w:val="false"/>
+          <w:i w:val="false"/>
+          <w:iCs w:val="false"/>
+          <w:color w:val="1B2027"/>
+          <w:sz w:val="21"/>
+          <w:szCs w:val="21"/>
+        </w:rPr>
+        <w:t xml:space="preserve"> is visible in the file — the keyboard route is already a labelled section — but splitting a state machine is a change that wants its own verification rather than being folded into a documentation pass, so it is recorded here and not attempted.</w:t>
+      </w:r>
+    </w:p>
+    <w:p>
+      <w:pPr>
+        <w:pBdr>
+          <w:left w:val="single" w:color="C4342A" w:sz="18" w:space="8"/>
+        </w:pBdr>
+        <w:shd w:fill="FBEDEC" w:color="auto" w:val="clear"/>
+        <w:spacing w:after="180" w:before="140"/>
+        <w:ind w:left="120" w:right="120"/>
+      </w:pPr>
+      <w:r>
+        <w:rPr>
+          <w:rFonts w:ascii="Calibri" w:cs="Calibri" w:eastAsia="Calibri" w:hAnsi="Calibri"/>
+          <w:b/>
+          <w:bCs/>
+          <w:i w:val="false"/>
+          <w:iCs w:val="false"/>
+          <w:color w:val="1B2027"/>
+          <w:sz w:val="21"/>
+          <w:szCs w:val="21"/>
+        </w:rPr>
+        <w:t xml:space="preserve">Nothing gates file size</w:t>
+      </w:r>
+      <w:r>
+        <w:rPr>
+          <w:rFonts w:ascii="Calibri" w:cs="Calibri" w:eastAsia="Calibri" w:hAnsi="Calibri"/>
+          <w:b w:val="false"/>
+          <w:bCs w:val="false"/>
+          <w:i w:val="false"/>
+          <w:iCs w:val="false"/>
+          <w:color w:val="1B2027"/>
+          <w:sz w:val="21"/>
+          <w:szCs w:val="21"/>
+        </w:rPr>
+        <w:t xml:space="preserve">, which is why two production files could cross a hard limit in section 3.3 without anything saying so, and why the paid-off debt above went unrecorded for two issues. That is the gap worth closing before the next one opens — a ratcheting baseline of the kind </w:t>
+      </w:r>
+      <w:r>
+        <w:rPr>
+          <w:rFonts w:ascii="Consolas" w:cs="Consolas" w:eastAsia="Consolas" w:hAnsi="Consolas"/>
+          <w:b w:val="false"/>
+          <w:bCs w:val="false"/>
+          <w:i w:val="false"/>
+          <w:iCs w:val="false"/>
+          <w:color w:val="1B2027"/>
+          <w:sz w:val="19"/>
+          <w:szCs w:val="19"/>
+        </w:rPr>
+        <w:t xml:space="preserve">check:i18n-markup</w:t>
+      </w:r>
+      <w:r>
+        <w:rPr>
+          <w:rFonts w:ascii="Calibri" w:cs="Calibri" w:eastAsia="Calibri" w:hAnsi="Calibri"/>
+          <w:b w:val="false"/>
+          <w:bCs w:val="false"/>
+          <w:i w:val="false"/>
+          <w:iCs w:val="false"/>
+          <w:color w:val="1B2027"/>
+          <w:sz w:val="21"/>
+          <w:szCs w:val="21"/>
+        </w:rPr>
+        <w:t xml:space="preserve"> already uses would do it.</w:t>
       </w:r>
     </w:p>
     <w:p>
@@ -4042,7 +4734,7 @@
           <w:sz w:val="21"/>
           <w:szCs w:val="21"/>
         </w:rPr>
-        <w:t xml:space="preserve">The 33 viewer components still in the application are not there by accident. Eighteen import the platform’s HTTP services directly; the rest are presentational children produced by the §3.3 decomposition, and those move as they are — a page card, a signature stamp, a form-field row and a toolbar have no opinion about where their data came from.</w:t>
+        <w:t xml:space="preserve">The 38 viewer components still in the application are not there by accident. Eighteen import the platform’s HTTP services directly; the rest are presentational children produced by the §3.3 decomposition, and those move as they are — a page card, a signature stamp, a form-field row and a toolbar have no opinion about where their data came from.</w:t>
       </w:r>
     </w:p>
     <w:p>
@@ -15748,7 +16440,43 @@
           <w:sz w:val="21"/>
           <w:szCs w:val="21"/>
         </w:rPr>
-        <w:t xml:space="preserve">, with statements at 87.9% and functions at 74.8%, both also gated at their measured values so neither can fall.</w:t>
+        <w:t xml:space="preserve">, with statements at 88.05% and functions at 74.75%.</w:t>
+      </w:r>
+    </w:p>
+    <w:p>
+      <w:pPr>
+        <w:pBdr>
+          <w:left w:val="single" w:color="C4342A" w:sz="18" w:space="8"/>
+        </w:pBdr>
+        <w:shd w:fill="FBEDEC" w:color="auto" w:val="clear"/>
+        <w:spacing w:after="180" w:before="140"/>
+        <w:ind w:left="120" w:right="120"/>
+      </w:pPr>
+      <w:r>
+        <w:rPr>
+          <w:rFonts w:ascii="Calibri" w:cs="Calibri" w:eastAsia="Calibri" w:hAnsi="Calibri"/>
+          <w:b/>
+          <w:bCs/>
+          <w:i w:val="false"/>
+          <w:iCs w:val="false"/>
+          <w:color w:val="1B2027"/>
+          <w:sz w:val="21"/>
+          <w:szCs w:val="21"/>
+        </w:rPr>
+        <w:t xml:space="preserve">The gates are whole-number floors just under those figures — 90, 85, 87 and 74 — not the measurements themselves.</w:t>
+      </w:r>
+      <w:r>
+        <w:rPr>
+          <w:rFonts w:ascii="Calibri" w:cs="Calibri" w:eastAsia="Calibri" w:hAnsi="Calibri"/>
+          <w:b w:val="false"/>
+          <w:bCs w:val="false"/>
+          <w:i w:val="false"/>
+          <w:iCs w:val="false"/>
+          <w:color w:val="1B2027"/>
+          <w:sz w:val="21"/>
+          <w:szCs w:val="21"/>
+        </w:rPr>
+        <w:t xml:space="preserve"> The last issue of this document said all four were “gated at their measured values so neither can fall”, and that was wrong in a way worth correcting precisely rather than quietly: there is about a point of slack in each, so coverage can drift down that far without failing a build. The slack is deliberate. These are v8 figures and the denominator moves whenever an import changes, so a gate pinned to the exact measurement fails on churn that tested nothing differently, and a gate that fails for no reason is one somebody lowers. The floor only ever moves up.</w:t>
       </w:r>
     </w:p>
     <w:p>

--- a/docs/Viewer-Product-Technical-Architecture.docx
+++ b/docs/Viewer-Product-Technical-Architecture.docx
@@ -1717,7 +1717,7 @@
           <w:sz w:val="21"/>
           <w:szCs w:val="21"/>
         </w:rPr>
-        <w:t xml:space="preserve"> 5,571 lines of production TypeScript across 37 source files, with 30 spec files beside them — up from 3,220 across 15 with 8 at the last issue, which is the growth the conformance work of the last three issues cost and worth seeing stated rather than discovering. Nothing in it imports anything from the application — not a service, not a model, not an environment constant. When the separate repository exists, this directory is </w:t>
+        <w:t xml:space="preserve"> 5,769 lines of production TypeScript across 40 source files, with 30 spec files beside them — up from 3,220 across 15 with 8 three issues ago, which is the growth the conformance work of those issues cost and worth seeing stated rather than discovering. Three of those files are new this issue, from splitting the two that had gone over the section 3.3 limit of 400 lines. Nothing in it imports anything from the application — not a service, not a model, not an environment constant. When the separate repository exists, this directory is </w:t>
       </w:r>
       <w:r>
         <w:rPr>
@@ -2992,7 +2992,7 @@
                 <w:sz w:val="19"/>
                 <w:szCs w:val="19"/>
               </w:rPr>
-              <w:t xml:space="preserve">375</w:t>
+              <w:t xml:space="preserve">390</w:t>
             </w:r>
           </w:p>
         </w:tc>
@@ -3100,7 +3100,7 @@
                 <w:sz w:val="19"/>
                 <w:szCs w:val="19"/>
               </w:rPr>
-              <w:t xml:space="preserve">372</w:t>
+              <w:t xml:space="preserve">323</w:t>
             </w:r>
           </w:p>
         </w:tc>
@@ -3135,7 +3135,7 @@
                 <w:sz w:val="19"/>
                 <w:szCs w:val="19"/>
               </w:rPr>
-              <w:t xml:space="preserve">Shape creation, geometry updates and hit testing. Pointer handling and the in-progress shape moved out to markup-drawing-session when the second surface needed them</w:t>
+              <w:t xml:space="preserve">Shape creation and geometry updates. Pointer handling and the in-progress shape moved out to markup-drawing-session when the second surface needed them; what a tool is and where a shape lies moved out to markup-tool-kinds and markup-hit-test when the file went over the section 3.3 limit</w:t>
             </w:r>
           </w:p>
         </w:tc>
@@ -3588,7 +3588,212 @@
           <w:sz w:val="17"/>
           <w:szCs w:val="17"/>
         </w:rPr>
-        <w:t xml:space="preserve">Table 2 — The six server-independent services.</w:t>
+        <w:t xml:space="preserve">Table 2 — The six server-independent singletons.</w:t>
+      </w:r>
+    </w:p>
+    <w:p>
+      <w:pPr>
+        <w:spacing w:after="140" w:line="276"/>
+      </w:pPr>
+      <w:r>
+        <w:rPr>
+          <w:rFonts w:ascii="Calibri" w:cs="Calibri" w:eastAsia="Calibri" w:hAnsi="Calibri"/>
+          <w:b w:val="false"/>
+          <w:bCs w:val="false"/>
+          <w:i w:val="false"/>
+          <w:iCs w:val="false"/>
+          <w:color w:val="1B2027"/>
+          <w:sz w:val="21"/>
+          <w:szCs w:val="21"/>
+        </w:rPr>
+        <w:t xml:space="preserve">Six files carry the </w:t>
+      </w:r>
+      <w:r>
+        <w:rPr>
+          <w:rFonts w:ascii="Consolas" w:cs="Consolas" w:eastAsia="Consolas" w:hAnsi="Consolas"/>
+          <w:b w:val="false"/>
+          <w:bCs w:val="false"/>
+          <w:i w:val="false"/>
+          <w:iCs w:val="false"/>
+          <w:color w:val="1B2027"/>
+          <w:sz w:val="19"/>
+          <w:szCs w:val="19"/>
+        </w:rPr>
+        <w:t xml:space="preserve">.service</w:t>
+      </w:r>
+      <w:r>
+        <w:rPr>
+          <w:rFonts w:ascii="Calibri" w:cs="Calibri" w:eastAsia="Calibri" w:hAnsi="Calibri"/>
+          <w:b w:val="false"/>
+          <w:bCs w:val="false"/>
+          <w:i w:val="false"/>
+          <w:iCs w:val="false"/>
+          <w:color w:val="1B2027"/>
+          <w:sz w:val="21"/>
+          <w:szCs w:val="21"/>
+        </w:rPr>
+        <w:t xml:space="preserve"> suffix; nine in </w:t>
+      </w:r>
+      <w:r>
+        <w:rPr>
+          <w:rFonts w:ascii="Consolas" w:cs="Consolas" w:eastAsia="Consolas" w:hAnsi="Consolas"/>
+          <w:b w:val="false"/>
+          <w:bCs w:val="false"/>
+          <w:i w:val="false"/>
+          <w:iCs w:val="false"/>
+          <w:color w:val="1B2027"/>
+          <w:sz w:val="19"/>
+          <w:szCs w:val="19"/>
+        </w:rPr>
+        <w:t xml:space="preserve">viewer-core</w:t>
+      </w:r>
+      <w:r>
+        <w:rPr>
+          <w:rFonts w:ascii="Calibri" w:cs="Calibri" w:eastAsia="Calibri" w:hAnsi="Calibri"/>
+          <w:b w:val="false"/>
+          <w:bCs w:val="false"/>
+          <w:i w:val="false"/>
+          <w:iCs w:val="false"/>
+          <w:color w:val="1B2027"/>
+          <w:sz w:val="21"/>
+          <w:szCs w:val="21"/>
+        </w:rPr>
+        <w:t xml:space="preserve"> are </w:t>
+      </w:r>
+      <w:r>
+        <w:rPr>
+          <w:rFonts w:ascii="Consolas" w:cs="Consolas" w:eastAsia="Consolas" w:hAnsi="Consolas"/>
+          <w:b w:val="false"/>
+          <w:bCs w:val="false"/>
+          <w:i w:val="false"/>
+          <w:iCs w:val="false"/>
+          <w:color w:val="1B2027"/>
+          <w:sz w:val="19"/>
+          <w:szCs w:val="19"/>
+        </w:rPr>
+        <w:t xml:space="preserve">@Injectable</w:t>
+      </w:r>
+      <w:r>
+        <w:rPr>
+          <w:rFonts w:ascii="Calibri" w:cs="Calibri" w:eastAsia="Calibri" w:hAnsi="Calibri"/>
+          <w:b w:val="false"/>
+          <w:bCs w:val="false"/>
+          <w:i w:val="false"/>
+          <w:iCs w:val="false"/>
+          <w:color w:val="1B2027"/>
+          <w:sz w:val="21"/>
+          <w:szCs w:val="21"/>
+        </w:rPr>
+        <w:t xml:space="preserve">. </w:t>
+      </w:r>
+      <w:r>
+        <w:rPr>
+          <w:rFonts w:ascii="Consolas" w:cs="Consolas" w:eastAsia="Consolas" w:hAnsi="Consolas"/>
+          <w:b w:val="false"/>
+          <w:bCs w:val="false"/>
+          <w:i w:val="false"/>
+          <w:iCs w:val="false"/>
+          <w:color w:val="1B2027"/>
+          <w:sz w:val="19"/>
+          <w:szCs w:val="19"/>
+        </w:rPr>
+        <w:t xml:space="preserve">drawing-image</w:t>
+      </w:r>
+      <w:r>
+        <w:rPr>
+          <w:rFonts w:ascii="Calibri" w:cs="Calibri" w:eastAsia="Calibri" w:hAnsi="Calibri"/>
+          <w:b w:val="false"/>
+          <w:bCs w:val="false"/>
+          <w:i w:val="false"/>
+          <w:iCs w:val="false"/>
+          <w:color w:val="1B2027"/>
+          <w:sz w:val="21"/>
+          <w:szCs w:val="21"/>
+        </w:rPr>
+        <w:t xml:space="preserve">, </w:t>
+      </w:r>
+      <w:r>
+        <w:rPr>
+          <w:rFonts w:ascii="Consolas" w:cs="Consolas" w:eastAsia="Consolas" w:hAnsi="Consolas"/>
+          <w:b w:val="false"/>
+          <w:bCs w:val="false"/>
+          <w:i w:val="false"/>
+          <w:iCs w:val="false"/>
+          <w:color w:val="1B2027"/>
+          <w:sz w:val="19"/>
+          <w:szCs w:val="19"/>
+        </w:rPr>
+        <w:t xml:space="preserve">drawing-viewport</w:t>
+      </w:r>
+      <w:r>
+        <w:rPr>
+          <w:rFonts w:ascii="Calibri" w:cs="Calibri" w:eastAsia="Calibri" w:hAnsi="Calibri"/>
+          <w:b w:val="false"/>
+          <w:bCs w:val="false"/>
+          <w:i w:val="false"/>
+          <w:iCs w:val="false"/>
+          <w:color w:val="1B2027"/>
+          <w:sz w:val="21"/>
+          <w:szCs w:val="21"/>
+        </w:rPr>
+        <w:t xml:space="preserve"> and </w:t>
+      </w:r>
+      <w:r>
+        <w:rPr>
+          <w:rFonts w:ascii="Consolas" w:cs="Consolas" w:eastAsia="Consolas" w:hAnsi="Consolas"/>
+          <w:b w:val="false"/>
+          <w:bCs w:val="false"/>
+          <w:i w:val="false"/>
+          <w:iCs w:val="false"/>
+          <w:color w:val="1B2027"/>
+          <w:sz w:val="19"/>
+          <w:szCs w:val="19"/>
+        </w:rPr>
+        <w:t xml:space="preserve">markup-drawing-session</w:t>
+      </w:r>
+      <w:r>
+        <w:rPr>
+          <w:rFonts w:ascii="Calibri" w:cs="Calibri" w:eastAsia="Calibri" w:hAnsi="Calibri"/>
+          <w:b w:val="false"/>
+          <w:bCs w:val="false"/>
+          <w:i w:val="false"/>
+          <w:iCs w:val="false"/>
+          <w:color w:val="1B2027"/>
+          <w:sz w:val="21"/>
+          <w:szCs w:val="21"/>
+        </w:rPr>
+        <w:t xml:space="preserve"> are the three that do not, and that is deliberate rather than an oversight — each is provided per component rather than once for the application, because each holds state for one surface and two surfaces sharing one would see each other’s. Table 2 lists the six singletons.</w:t>
+      </w:r>
+    </w:p>
+    <w:p>
+      <w:pPr>
+        <w:spacing w:after="140" w:line="276"/>
+      </w:pPr>
+      <w:r>
+        <w:rPr>
+          <w:rFonts w:ascii="Consolas" w:cs="Consolas" w:eastAsia="Consolas" w:hAnsi="Consolas"/>
+          <w:b w:val="false"/>
+          <w:bCs w:val="false"/>
+          <w:i w:val="false"/>
+          <w:iCs w:val="false"/>
+          <w:color w:val="1B2027"/>
+          <w:sz w:val="19"/>
+          <w:szCs w:val="19"/>
+        </w:rPr>
+        <w:t xml:space="preserve">viewer-state.service</w:t>
+      </w:r>
+      <w:r>
+        <w:rPr>
+          <w:rFonts w:ascii="Calibri" w:cs="Calibri" w:eastAsia="Calibri" w:hAnsi="Calibri"/>
+          <w:b w:val="false"/>
+          <w:bCs w:val="false"/>
+          <w:i w:val="false"/>
+          <w:iCs w:val="false"/>
+          <w:color w:val="1B2027"/>
+          <w:sz w:val="21"/>
+          <w:szCs w:val="21"/>
+        </w:rPr>
+        <w:t xml:space="preserve"> at 390 lines is the closest thing here to the section 3.3 limit, with ten to spare. It is the one to watch, and as of this issue something is watching it.</w:t>
       </w:r>
     </w:p>
     <w:p>
@@ -3810,7 +4015,134 @@
           <w:sz w:val="21"/>
           <w:szCs w:val="21"/>
         </w:rPr>
-        <w:t xml:space="preserve"> is now inside the §3.3 limits.</w:t>
+        <w:t xml:space="preserve"> is inside the §3.3 limits.</w:t>
+      </w:r>
+      <w:r>
+        <w:rPr>
+          <w:rFonts w:ascii="Calibri" w:cs="Calibri" w:eastAsia="Calibri" w:hAnsi="Calibri"/>
+          <w:b w:val="false"/>
+          <w:bCs w:val="false"/>
+          <w:i w:val="false"/>
+          <w:iCs w:val="false"/>
+          <w:color w:val="1B2027"/>
+          <w:sz w:val="21"/>
+          <w:szCs w:val="21"/>
+        </w:rPr>
+        <w:t xml:space="preserve"> An earlier issue recorded </w:t>
+      </w:r>
+      <w:r>
+        <w:rPr>
+          <w:rFonts w:ascii="Consolas" w:cs="Consolas" w:eastAsia="Consolas" w:hAnsi="Consolas"/>
+          <w:b w:val="false"/>
+          <w:bCs w:val="false"/>
+          <w:i w:val="false"/>
+          <w:iCs w:val="false"/>
+          <w:color w:val="1B2027"/>
+          <w:sz w:val="19"/>
+          <w:szCs w:val="19"/>
+        </w:rPr>
+        <w:t xml:space="preserve">cad-viewer.component.ts</w:t>
+      </w:r>
+      <w:r>
+        <w:rPr>
+          <w:rFonts w:ascii="Calibri" w:cs="Calibri" w:eastAsia="Calibri" w:hAnsi="Calibri"/>
+          <w:b w:val="false"/>
+          <w:bCs w:val="false"/>
+          <w:i w:val="false"/>
+          <w:iCs w:val="false"/>
+          <w:color w:val="1B2027"/>
+          <w:sz w:val="21"/>
+          <w:szCs w:val="21"/>
+        </w:rPr>
+        <w:t xml:space="preserve"> at 678 lines and called splitting it debt that wanted a runnable test suite first. The suite runs (§12), and the split happened: </w:t>
+      </w:r>
+      <w:r>
+        <w:rPr>
+          <w:rFonts w:ascii="Consolas" w:cs="Consolas" w:eastAsia="Consolas" w:hAnsi="Consolas"/>
+          <w:b w:val="false"/>
+          <w:bCs w:val="false"/>
+          <w:i w:val="false"/>
+          <w:iCs w:val="false"/>
+          <w:color w:val="1B2027"/>
+          <w:sz w:val="19"/>
+          <w:szCs w:val="19"/>
+        </w:rPr>
+        <w:t xml:space="preserve">cad-viewer</w:t>
+      </w:r>
+      <w:r>
+        <w:rPr>
+          <w:rFonts w:ascii="Calibri" w:cs="Calibri" w:eastAsia="Calibri" w:hAnsi="Calibri"/>
+          <w:b w:val="false"/>
+          <w:bCs w:val="false"/>
+          <w:i w:val="false"/>
+          <w:iCs w:val="false"/>
+          <w:color w:val="1B2027"/>
+          <w:sz w:val="21"/>
+          <w:szCs w:val="21"/>
+        </w:rPr>
+        <w:t xml:space="preserve"> is 118 lines, with the viewport transform, the image lifecycle, the layer panel and the markup overlay each in their own file. </w:t>
+      </w:r>
+      <w:r>
+        <w:rPr>
+          <w:rFonts w:ascii="Consolas" w:cs="Consolas" w:eastAsia="Consolas" w:hAnsi="Consolas"/>
+          <w:b w:val="false"/>
+          <w:bCs w:val="false"/>
+          <w:i w:val="false"/>
+          <w:iCs w:val="false"/>
+          <w:color w:val="1B2027"/>
+          <w:sz w:val="19"/>
+          <w:szCs w:val="19"/>
+        </w:rPr>
+        <w:t xml:space="preserve">ifc-tree</w:t>
+      </w:r>
+      <w:r>
+        <w:rPr>
+          <w:rFonts w:ascii="Calibri" w:cs="Calibri" w:eastAsia="Calibri" w:hAnsi="Calibri"/>
+          <w:b w:val="false"/>
+          <w:bCs w:val="false"/>
+          <w:i w:val="false"/>
+          <w:iCs w:val="false"/>
+          <w:color w:val="1B2027"/>
+          <w:sz w:val="21"/>
+          <w:szCs w:val="21"/>
+        </w:rPr>
+        <w:t xml:space="preserve"> went the same way, 398 to 198, with a row component and a roving tab stop beside it.</w:t>
+      </w:r>
+    </w:p>
+    <w:p>
+      <w:pPr>
+        <w:spacing w:after="140" w:line="276"/>
+      </w:pPr>
+      <w:r>
+        <w:rPr>
+          <w:rFonts w:ascii="Calibri" w:cs="Calibri" w:eastAsia="Calibri" w:hAnsi="Calibri"/>
+          <w:b w:val="false"/>
+          <w:bCs w:val="false"/>
+          <w:i w:val="false"/>
+          <w:iCs w:val="false"/>
+          <w:color w:val="1B2027"/>
+          <w:sz w:val="21"/>
+          <w:szCs w:val="21"/>
+        </w:rPr>
+        <w:t xml:space="preserve">The decomposition was not cosmetic. Splitting a file forces every seam through a test, and four defects came out of these two alone: a drawing whose rotation shift had never been asserted, a layer panel whose checkbox the spec bypassed by reaching into the component, an image-viewer branch that could never have run, and model metadata computed, translated and never rendered.</w:t>
+      </w:r>
+    </w:p>
+    <w:p>
+      <w:pPr>
+        <w:spacing w:after="140" w:line="276"/>
+      </w:pPr>
+      <w:r>
+        <w:rPr>
+          <w:rFonts w:ascii="Calibri" w:cs="Calibri" w:eastAsia="Calibri" w:hAnsi="Calibri"/>
+          <w:b/>
+          <w:bCs/>
+          <w:i w:val="false"/>
+          <w:iCs w:val="false"/>
+          <w:color w:val="1B2027"/>
+          <w:sz w:val="21"/>
+          <w:szCs w:val="21"/>
+        </w:rPr>
+        <w:t xml:space="preserve">The two production files that were over the 400-line limit are now under it, and a gate measures the limit for the first time.</w:t>
       </w:r>
       <w:r>
         <w:rPr>
@@ -3836,72 +4168,409 @@
           <w:sz w:val="19"/>
           <w:szCs w:val="19"/>
         </w:rPr>
-        <w:t xml:space="preserve">cad-viewer.component.ts</w:t>
-      </w:r>
-      <w:r>
-        <w:rPr>
-          <w:rFonts w:ascii="Calibri" w:cs="Calibri" w:eastAsia="Calibri" w:hAnsi="Calibri"/>
-          <w:b w:val="false"/>
-          <w:bCs w:val="false"/>
-          <w:i w:val="false"/>
-          <w:iCs w:val="false"/>
-          <w:color w:val="1B2027"/>
-          <w:sz w:val="21"/>
-          <w:szCs w:val="21"/>
-        </w:rPr>
-        <w:t xml:space="preserve"> at 678 lines and called splitting it debt that wanted a runnable test suite first. The suite runs (§12), and the split happened: </w:t>
-      </w:r>
-      <w:r>
-        <w:rPr>
-          <w:rFonts w:ascii="Consolas" w:cs="Consolas" w:eastAsia="Consolas" w:hAnsi="Consolas"/>
-          <w:b w:val="false"/>
-          <w:bCs w:val="false"/>
-          <w:i w:val="false"/>
-          <w:iCs w:val="false"/>
-          <w:color w:val="1B2027"/>
-          <w:sz w:val="19"/>
-          <w:szCs w:val="19"/>
-        </w:rPr>
-        <w:t xml:space="preserve">cad-viewer</w:t>
-      </w:r>
-      <w:r>
-        <w:rPr>
-          <w:rFonts w:ascii="Calibri" w:cs="Calibri" w:eastAsia="Calibri" w:hAnsi="Calibri"/>
-          <w:b w:val="false"/>
-          <w:bCs w:val="false"/>
-          <w:i w:val="false"/>
-          <w:iCs w:val="false"/>
-          <w:color w:val="1B2027"/>
-          <w:sz w:val="21"/>
-          <w:szCs w:val="21"/>
-        </w:rPr>
-        <w:t xml:space="preserve"> is 118 lines, with the viewport transform, the image lifecycle, the layer panel and the markup overlay each in their own file. </w:t>
-      </w:r>
-      <w:r>
-        <w:rPr>
-          <w:rFonts w:ascii="Consolas" w:cs="Consolas" w:eastAsia="Consolas" w:hAnsi="Consolas"/>
-          <w:b w:val="false"/>
-          <w:bCs w:val="false"/>
-          <w:i w:val="false"/>
-          <w:iCs w:val="false"/>
-          <w:color w:val="1B2027"/>
-          <w:sz w:val="19"/>
-          <w:szCs w:val="19"/>
-        </w:rPr>
-        <w:t xml:space="preserve">ifc-tree</w:t>
-      </w:r>
-      <w:r>
-        <w:rPr>
-          <w:rFonts w:ascii="Calibri" w:cs="Calibri" w:eastAsia="Calibri" w:hAnsi="Calibri"/>
-          <w:b w:val="false"/>
-          <w:bCs w:val="false"/>
-          <w:i w:val="false"/>
-          <w:iCs w:val="false"/>
-          <w:color w:val="1B2027"/>
-          <w:sz w:val="21"/>
-          <w:szCs w:val="21"/>
-        </w:rPr>
-        <w:t xml:space="preserve"> went the same way, 398 to 198, with a row component and a roving tab stop beside it.</w:t>
+        <w:t xml:space="preserve">markup-drawing-session.ts</w:t>
+      </w:r>
+      <w:r>
+        <w:rPr>
+          <w:rFonts w:ascii="Calibri" w:cs="Calibri" w:eastAsia="Calibri" w:hAnsi="Calibri"/>
+          <w:b w:val="false"/>
+          <w:bCs w:val="false"/>
+          <w:i w:val="false"/>
+          <w:iCs w:val="false"/>
+          <w:color w:val="1B2027"/>
+          <w:sz w:val="21"/>
+          <w:szCs w:val="21"/>
+        </w:rPr>
+        <w:t xml:space="preserve"> at 460 lines and </w:t>
+      </w:r>
+      <w:r>
+        <w:rPr>
+          <w:rFonts w:ascii="Consolas" w:cs="Consolas" w:eastAsia="Consolas" w:hAnsi="Consolas"/>
+          <w:b w:val="false"/>
+          <w:bCs w:val="false"/>
+          <w:i w:val="false"/>
+          <w:iCs w:val="false"/>
+          <w:color w:val="1B2027"/>
+          <w:sz w:val="19"/>
+          <w:szCs w:val="19"/>
+        </w:rPr>
+        <w:t xml:space="preserve">markup-engine.service.ts</w:t>
+      </w:r>
+      <w:r>
+        <w:rPr>
+          <w:rFonts w:ascii="Calibri" w:cs="Calibri" w:eastAsia="Calibri" w:hAnsi="Calibri"/>
+          <w:b w:val="false"/>
+          <w:bCs w:val="false"/>
+          <w:i w:val="false"/>
+          <w:iCs w:val="false"/>
+          <w:color w:val="1B2027"/>
+          <w:sz w:val="21"/>
+          <w:szCs w:val="21"/>
+        </w:rPr>
+        <w:t xml:space="preserve"> at 434, both over because of the keyboard work in section 9.2 — the honest cost of the single-pointer alternative, which gave the state machine and the engine each a cursor, a key interpreter and the geometry behind them. It said splitting a state machine wanted its own verification rather than being folded into a documentation pass. That verification is this issue’s work.</w:t>
+      </w:r>
+    </w:p>
+    <w:tbl>
+      <w:tblPr>
+        <w:tblW w:type="dxa" w:w="9746"/>
+        <w:tblBorders>
+          <w:top w:val="single" w:color="auto" w:sz="4"/>
+          <w:left w:val="single" w:color="auto" w:sz="4"/>
+          <w:bottom w:val="single" w:color="auto" w:sz="4"/>
+          <w:right w:val="single" w:color="auto" w:sz="4"/>
+          <w:insideH w:val="single" w:color="auto" w:sz="4"/>
+          <w:insideV w:val="single" w:color="auto" w:sz="4"/>
+        </w:tblBorders>
+      </w:tblPr>
+      <w:tblGrid>
+        <w:gridCol w:w="3400"/>
+        <w:gridCol w:w="1300"/>
+        <w:gridCol w:w="5046"/>
+      </w:tblGrid>
+      <w:tr>
+        <w:trPr>
+          <w:tblHeader/>
+        </w:trPr>
+        <w:tc>
+          <w:tcPr>
+            <w:tcW w:type="dxa" w:w="3400"/>
+            <w:tcBorders>
+              <w:top w:val="single" w:color="D9D7D1" w:sz="4"/>
+              <w:left w:val="single" w:color="D9D7D1" w:sz="4"/>
+              <w:bottom w:val="single" w:color="D9D7D1" w:sz="4"/>
+              <w:right w:val="single" w:color="D9D7D1" w:sz="4"/>
+            </w:tcBorders>
+            <w:shd w:fill="F2F1EE" w:color="auto" w:val="clear"/>
+            <w:tcMar>
+              <w:top w:type="dxa" w:w="90"/>
+              <w:left w:type="dxa" w:w="120"/>
+              <w:bottom w:type="dxa" w:w="90"/>
+              <w:right w:type="dxa" w:w="120"/>
+            </w:tcMar>
+          </w:tcPr>
+          <w:p>
+            <w:pPr>
+              <w:spacing w:after="40" w:line="240"/>
+            </w:pPr>
+            <w:r>
+              <w:rPr>
+                <w:rFonts w:ascii="Calibri" w:cs="Calibri" w:eastAsia="Calibri" w:hAnsi="Calibri"/>
+                <w:b/>
+                <w:bCs/>
+                <w:i w:val="false"/>
+                <w:iCs w:val="false"/>
+                <w:color w:val="1B2027"/>
+                <w:sz w:val="19"/>
+                <w:szCs w:val="19"/>
+              </w:rPr>
+              <w:t xml:space="preserve">Was</w:t>
+            </w:r>
+          </w:p>
+        </w:tc>
+        <w:tc>
+          <w:tcPr>
+            <w:tcW w:type="dxa" w:w="1300"/>
+            <w:tcBorders>
+              <w:top w:val="single" w:color="D9D7D1" w:sz="4"/>
+              <w:left w:val="single" w:color="D9D7D1" w:sz="4"/>
+              <w:bottom w:val="single" w:color="D9D7D1" w:sz="4"/>
+              <w:right w:val="single" w:color="D9D7D1" w:sz="4"/>
+            </w:tcBorders>
+            <w:shd w:fill="F2F1EE" w:color="auto" w:val="clear"/>
+            <w:tcMar>
+              <w:top w:type="dxa" w:w="90"/>
+              <w:left w:type="dxa" w:w="120"/>
+              <w:bottom w:type="dxa" w:w="90"/>
+              <w:right w:type="dxa" w:w="120"/>
+            </w:tcMar>
+          </w:tcPr>
+          <w:p>
+            <w:pPr>
+              <w:spacing w:after="40" w:line="240"/>
+            </w:pPr>
+            <w:r>
+              <w:rPr>
+                <w:rFonts w:ascii="Calibri" w:cs="Calibri" w:eastAsia="Calibri" w:hAnsi="Calibri"/>
+                <w:b/>
+                <w:bCs/>
+                <w:i w:val="false"/>
+                <w:iCs w:val="false"/>
+                <w:color w:val="1B2027"/>
+                <w:sz w:val="19"/>
+                <w:szCs w:val="19"/>
+              </w:rPr>
+              <w:t xml:space="preserve">Now</w:t>
+            </w:r>
+          </w:p>
+        </w:tc>
+        <w:tc>
+          <w:tcPr>
+            <w:tcW w:type="dxa" w:w="5046"/>
+            <w:tcBorders>
+              <w:top w:val="single" w:color="D9D7D1" w:sz="4"/>
+              <w:left w:val="single" w:color="D9D7D1" w:sz="4"/>
+              <w:bottom w:val="single" w:color="D9D7D1" w:sz="4"/>
+              <w:right w:val="single" w:color="D9D7D1" w:sz="4"/>
+            </w:tcBorders>
+            <w:shd w:fill="F2F1EE" w:color="auto" w:val="clear"/>
+            <w:tcMar>
+              <w:top w:type="dxa" w:w="90"/>
+              <w:left w:type="dxa" w:w="120"/>
+              <w:bottom w:type="dxa" w:w="90"/>
+              <w:right w:type="dxa" w:w="120"/>
+            </w:tcMar>
+          </w:tcPr>
+          <w:p>
+            <w:pPr>
+              <w:spacing w:after="40" w:line="240"/>
+            </w:pPr>
+            <w:r>
+              <w:rPr>
+                <w:rFonts w:ascii="Calibri" w:cs="Calibri" w:eastAsia="Calibri" w:hAnsi="Calibri"/>
+                <w:b/>
+                <w:bCs/>
+                <w:i w:val="false"/>
+                <w:iCs w:val="false"/>
+                <w:color w:val="1B2027"/>
+                <w:sz w:val="19"/>
+                <w:szCs w:val="19"/>
+              </w:rPr>
+              <w:t xml:space="preserve">Extracted to</w:t>
+            </w:r>
+          </w:p>
+        </w:tc>
+      </w:tr>
+      <w:tr>
+        <w:tc>
+          <w:tcPr>
+            <w:tcW w:type="dxa" w:w="3400"/>
+            <w:tcBorders>
+              <w:top w:val="single" w:color="D9D7D1" w:sz="4"/>
+              <w:left w:val="single" w:color="D9D7D1" w:sz="4"/>
+              <w:bottom w:val="single" w:color="D9D7D1" w:sz="4"/>
+              <w:right w:val="single" w:color="D9D7D1" w:sz="4"/>
+            </w:tcBorders>
+            <w:tcMar>
+              <w:top w:type="dxa" w:w="90"/>
+              <w:left w:type="dxa" w:w="120"/>
+              <w:bottom w:type="dxa" w:w="90"/>
+              <w:right w:type="dxa" w:w="120"/>
+            </w:tcMar>
+          </w:tcPr>
+          <w:p>
+            <w:pPr>
+              <w:spacing w:after="40" w:line="240"/>
+            </w:pPr>
+            <w:r>
+              <w:rPr>
+                <w:rFonts w:ascii="Calibri" w:cs="Calibri" w:eastAsia="Calibri" w:hAnsi="Calibri"/>
+                <w:b w:val="false"/>
+                <w:bCs w:val="false"/>
+                <w:i w:val="false"/>
+                <w:iCs w:val="false"/>
+                <w:color w:val="1B2027"/>
+                <w:sz w:val="19"/>
+                <w:szCs w:val="19"/>
+              </w:rPr>
+              <w:t xml:space="preserve">markup-drawing-session.ts  460</w:t>
+            </w:r>
+          </w:p>
+        </w:tc>
+        <w:tc>
+          <w:tcPr>
+            <w:tcW w:type="dxa" w:w="1300"/>
+            <w:tcBorders>
+              <w:top w:val="single" w:color="D9D7D1" w:sz="4"/>
+              <w:left w:val="single" w:color="D9D7D1" w:sz="4"/>
+              <w:bottom w:val="single" w:color="D9D7D1" w:sz="4"/>
+              <w:right w:val="single" w:color="D9D7D1" w:sz="4"/>
+            </w:tcBorders>
+            <w:tcMar>
+              <w:top w:type="dxa" w:w="90"/>
+              <w:left w:type="dxa" w:w="120"/>
+              <w:bottom w:type="dxa" w:w="90"/>
+              <w:right w:type="dxa" w:w="120"/>
+            </w:tcMar>
+          </w:tcPr>
+          <w:p>
+            <w:pPr>
+              <w:spacing w:after="40" w:line="240"/>
+            </w:pPr>
+            <w:r>
+              <w:rPr>
+                <w:rFonts w:ascii="Calibri" w:cs="Calibri" w:eastAsia="Calibri" w:hAnsi="Calibri"/>
+                <w:b w:val="false"/>
+                <w:bCs w:val="false"/>
+                <w:i w:val="false"/>
+                <w:iCs w:val="false"/>
+                <w:color w:val="1B2027"/>
+                <w:sz w:val="19"/>
+                <w:szCs w:val="19"/>
+              </w:rPr>
+              <w:t xml:space="preserve">381</w:t>
+            </w:r>
+          </w:p>
+        </w:tc>
+        <w:tc>
+          <w:tcPr>
+            <w:tcW w:type="dxa" w:w="5046"/>
+            <w:tcBorders>
+              <w:top w:val="single" w:color="D9D7D1" w:sz="4"/>
+              <w:left w:val="single" w:color="D9D7D1" w:sz="4"/>
+              <w:bottom w:val="single" w:color="D9D7D1" w:sz="4"/>
+              <w:right w:val="single" w:color="D9D7D1" w:sz="4"/>
+            </w:tcBorders>
+            <w:tcMar>
+              <w:top w:type="dxa" w:w="90"/>
+              <w:left w:type="dxa" w:w="120"/>
+              <w:bottom w:type="dxa" w:w="90"/>
+              <w:right w:type="dxa" w:w="120"/>
+            </w:tcMar>
+          </w:tcPr>
+          <w:p>
+            <w:pPr>
+              <w:spacing w:after="40" w:line="240"/>
+            </w:pPr>
+            <w:r>
+              <w:rPr>
+                <w:rFonts w:ascii="Calibri" w:cs="Calibri" w:eastAsia="Calibri" w:hAnsi="Calibri"/>
+                <w:b w:val="false"/>
+                <w:bCs w:val="false"/>
+                <w:i w:val="false"/>
+                <w:iCs w:val="false"/>
+                <w:color w:val="1B2027"/>
+                <w:sz w:val="19"/>
+                <w:szCs w:val="19"/>
+              </w:rPr>
+              <w:t xml:space="preserve">markup-keyboard-drawing.ts (147)</w:t>
+            </w:r>
+          </w:p>
+        </w:tc>
+      </w:tr>
+      <w:tr>
+        <w:tc>
+          <w:tcPr>
+            <w:tcW w:type="dxa" w:w="3400"/>
+            <w:tcBorders>
+              <w:top w:val="single" w:color="D9D7D1" w:sz="4"/>
+              <w:left w:val="single" w:color="D9D7D1" w:sz="4"/>
+              <w:bottom w:val="single" w:color="D9D7D1" w:sz="4"/>
+              <w:right w:val="single" w:color="D9D7D1" w:sz="4"/>
+            </w:tcBorders>
+            <w:tcMar>
+              <w:top w:type="dxa" w:w="90"/>
+              <w:left w:type="dxa" w:w="120"/>
+              <w:bottom w:type="dxa" w:w="90"/>
+              <w:right w:type="dxa" w:w="120"/>
+            </w:tcMar>
+          </w:tcPr>
+          <w:p>
+            <w:pPr>
+              <w:spacing w:after="40" w:line="240"/>
+            </w:pPr>
+            <w:r>
+              <w:rPr>
+                <w:rFonts w:ascii="Calibri" w:cs="Calibri" w:eastAsia="Calibri" w:hAnsi="Calibri"/>
+                <w:b w:val="false"/>
+                <w:bCs w:val="false"/>
+                <w:i w:val="false"/>
+                <w:iCs w:val="false"/>
+                <w:color w:val="1B2027"/>
+                <w:sz w:val="19"/>
+                <w:szCs w:val="19"/>
+              </w:rPr>
+              <w:t xml:space="preserve">markup-engine.service.ts  434</w:t>
+            </w:r>
+          </w:p>
+        </w:tc>
+        <w:tc>
+          <w:tcPr>
+            <w:tcW w:type="dxa" w:w="1300"/>
+            <w:tcBorders>
+              <w:top w:val="single" w:color="D9D7D1" w:sz="4"/>
+              <w:left w:val="single" w:color="D9D7D1" w:sz="4"/>
+              <w:bottom w:val="single" w:color="D9D7D1" w:sz="4"/>
+              <w:right w:val="single" w:color="D9D7D1" w:sz="4"/>
+            </w:tcBorders>
+            <w:tcMar>
+              <w:top w:type="dxa" w:w="90"/>
+              <w:left w:type="dxa" w:w="120"/>
+              <w:bottom w:type="dxa" w:w="90"/>
+              <w:right w:type="dxa" w:w="120"/>
+            </w:tcMar>
+          </w:tcPr>
+          <w:p>
+            <w:pPr>
+              <w:spacing w:after="40" w:line="240"/>
+            </w:pPr>
+            <w:r>
+              <w:rPr>
+                <w:rFonts w:ascii="Calibri" w:cs="Calibri" w:eastAsia="Calibri" w:hAnsi="Calibri"/>
+                <w:b w:val="false"/>
+                <w:bCs w:val="false"/>
+                <w:i w:val="false"/>
+                <w:iCs w:val="false"/>
+                <w:color w:val="1B2027"/>
+                <w:sz w:val="19"/>
+                <w:szCs w:val="19"/>
+              </w:rPr>
+              <w:t xml:space="preserve">323</w:t>
+            </w:r>
+          </w:p>
+        </w:tc>
+        <w:tc>
+          <w:tcPr>
+            <w:tcW w:type="dxa" w:w="5046"/>
+            <w:tcBorders>
+              <w:top w:val="single" w:color="D9D7D1" w:sz="4"/>
+              <w:left w:val="single" w:color="D9D7D1" w:sz="4"/>
+              <w:bottom w:val="single" w:color="D9D7D1" w:sz="4"/>
+              <w:right w:val="single" w:color="D9D7D1" w:sz="4"/>
+            </w:tcBorders>
+            <w:tcMar>
+              <w:top w:type="dxa" w:w="90"/>
+              <w:left w:type="dxa" w:w="120"/>
+              <w:bottom w:type="dxa" w:w="90"/>
+              <w:right w:type="dxa" w:w="120"/>
+            </w:tcMar>
+          </w:tcPr>
+          <w:p>
+            <w:pPr>
+              <w:spacing w:after="40" w:line="240"/>
+            </w:pPr>
+            <w:r>
+              <w:rPr>
+                <w:rFonts w:ascii="Calibri" w:cs="Calibri" w:eastAsia="Calibri" w:hAnsi="Calibri"/>
+                <w:b w:val="false"/>
+                <w:bCs w:val="false"/>
+                <w:i w:val="false"/>
+                <w:iCs w:val="false"/>
+                <w:color w:val="1B2027"/>
+                <w:sz w:val="19"/>
+                <w:szCs w:val="19"/>
+              </w:rPr>
+              <w:t xml:space="preserve">markup-tool-kinds.ts (156), markup-hit-test.ts (83)</w:t>
+            </w:r>
+          </w:p>
+        </w:tc>
+      </w:tr>
+    </w:tbl>
+    <w:p>
+      <w:pPr>
+        <w:spacing w:after="240" w:before="80"/>
+      </w:pPr>
+      <w:r>
+        <w:rPr>
+          <w:rFonts w:ascii="Calibri" w:cs="Calibri" w:eastAsia="Calibri" w:hAnsi="Calibri"/>
+          <w:b w:val="false"/>
+          <w:bCs w:val="false"/>
+          <w:i w:val="false"/>
+          <w:iCs w:val="false"/>
+          <w:color w:val="5F6875"/>
+          <w:sz w:val="17"/>
+          <w:szCs w:val="17"/>
+        </w:rPr>
+        <w:t xml:space="preserve">Table 2a — The two files split to come back inside the section 3.3 limit.</w:t>
       </w:r>
     </w:p>
     <w:p>
@@ -3919,7 +4588,225 @@
           <w:sz w:val="21"/>
           <w:szCs w:val="21"/>
         </w:rPr>
-        <w:t xml:space="preserve">The decomposition was not cosmetic. Splitting a file forces every seam through a test, and four defects came out of these two alone: a drawing whose rotation shift had never been asserted, a layer panel whose checkbox the spec bypassed by reaching into the component, an image-viewer branch that could never have run, and model metadata computed, translated and never rendered.</w:t>
+        <w:t xml:space="preserve">Each split followed a seam the files already had. The engine delegated its rendering to </w:t>
+      </w:r>
+      <w:r>
+        <w:rPr>
+          <w:rFonts w:ascii="Consolas" w:cs="Consolas" w:eastAsia="Consolas" w:hAnsi="Consolas"/>
+          <w:b w:val="false"/>
+          <w:bCs w:val="false"/>
+          <w:i w:val="false"/>
+          <w:iCs w:val="false"/>
+          <w:color w:val="1B2027"/>
+          <w:sz w:val="19"/>
+          <w:szCs w:val="19"/>
+        </w:rPr>
+        <w:t xml:space="preserve">svg-primitives.ts</w:t>
+      </w:r>
+      <w:r>
+        <w:rPr>
+          <w:rFonts w:ascii="Calibri" w:cs="Calibri" w:eastAsia="Calibri" w:hAnsi="Calibri"/>
+          <w:b w:val="false"/>
+          <w:bCs w:val="false"/>
+          <w:i w:val="false"/>
+          <w:iCs w:val="false"/>
+          <w:color w:val="1B2027"/>
+          <w:sz w:val="21"/>
+          <w:szCs w:val="21"/>
+        </w:rPr>
+        <w:t xml:space="preserve"> and </w:t>
+      </w:r>
+      <w:r>
+        <w:rPr>
+          <w:rFonts w:ascii="Consolas" w:cs="Consolas" w:eastAsia="Consolas" w:hAnsi="Consolas"/>
+          <w:b w:val="false"/>
+          <w:bCs w:val="false"/>
+          <w:i w:val="false"/>
+          <w:iCs w:val="false"/>
+          <w:color w:val="1B2027"/>
+          <w:sz w:val="19"/>
+          <w:szCs w:val="19"/>
+        </w:rPr>
+        <w:t xml:space="preserve">markup-svg.ts</w:t>
+      </w:r>
+      <w:r>
+        <w:rPr>
+          <w:rFonts w:ascii="Calibri" w:cs="Calibri" w:eastAsia="Calibri" w:hAnsi="Calibri"/>
+          <w:b w:val="false"/>
+          <w:bCs w:val="false"/>
+          <w:i w:val="false"/>
+          <w:iCs w:val="false"/>
+          <w:color w:val="1B2027"/>
+          <w:sz w:val="21"/>
+          <w:szCs w:val="21"/>
+        </w:rPr>
+        <w:t xml:space="preserve"> and said in a comment that it did so to stay near the limit; the tool predicates and the hit test went the same way, so every one of them is still a method on the service and no caller changed. The drawing session’s keyboard route was already a labelled section: it became a class holding one thing — where the cursor is — that hands every action to the same press/move/release state machine the pointer drives. </w:t>
+      </w:r>
+      <w:r>
+        <w:rPr>
+          <w:rFonts w:ascii="Calibri" w:cs="Calibri" w:eastAsia="Calibri" w:hAnsi="Calibri"/>
+          <w:b/>
+          <w:bCs/>
+          <w:i w:val="false"/>
+          <w:iCs w:val="false"/>
+          <w:color w:val="1B2027"/>
+          <w:sz w:val="21"/>
+          <w:szCs w:val="21"/>
+        </w:rPr>
+        <w:t xml:space="preserve">It does not re-implement the gesture</w:t>
+      </w:r>
+      <w:r>
+        <w:rPr>
+          <w:rFonts w:ascii="Calibri" w:cs="Calibri" w:eastAsia="Calibri" w:hAnsi="Calibri"/>
+          <w:b w:val="false"/>
+          <w:bCs w:val="false"/>
+          <w:i w:val="false"/>
+          <w:iCs w:val="false"/>
+          <w:color w:val="1B2027"/>
+          <w:sz w:val="21"/>
+          <w:szCs w:val="21"/>
+        </w:rPr>
+        <w:t xml:space="preserve">, which is the whole reason that file exists; the dependency runs one way, from the session to the keys.</w:t>
+      </w:r>
+    </w:p>
+    <w:p>
+      <w:pPr>
+        <w:spacing w:after="140" w:line="276"/>
+      </w:pPr>
+      <w:r>
+        <w:rPr>
+          <w:rFonts w:ascii="Calibri" w:cs="Calibri" w:eastAsia="Calibri" w:hAnsi="Calibri"/>
+          <w:b w:val="false"/>
+          <w:bCs w:val="false"/>
+          <w:i w:val="false"/>
+          <w:iCs w:val="false"/>
+          <w:color w:val="1B2027"/>
+          <w:sz w:val="21"/>
+          <w:szCs w:val="21"/>
+        </w:rPr>
+        <w:t xml:space="preserve">Three defects came out of it, all of the kind that only surfaces when somebody moves code: the doc comment for </w:t>
+      </w:r>
+      <w:r>
+        <w:rPr>
+          <w:rFonts w:ascii="Consolas" w:cs="Consolas" w:eastAsia="Consolas" w:hAnsi="Consolas"/>
+          <w:b w:val="false"/>
+          <w:bCs w:val="false"/>
+          <w:i w:val="false"/>
+          <w:iCs w:val="false"/>
+          <w:color w:val="1B2027"/>
+          <w:sz w:val="19"/>
+          <w:szCs w:val="19"/>
+        </w:rPr>
+        <w:t xml:space="preserve">finishesShape</w:t>
+      </w:r>
+      <w:r>
+        <w:rPr>
+          <w:rFonts w:ascii="Calibri" w:cs="Calibri" w:eastAsia="Calibri" w:hAnsi="Calibri"/>
+          <w:b w:val="false"/>
+          <w:bCs w:val="false"/>
+          <w:i w:val="false"/>
+          <w:iCs w:val="false"/>
+          <w:color w:val="1B2027"/>
+          <w:sz w:val="21"/>
+          <w:szCs w:val="21"/>
+        </w:rPr>
+        <w:t xml:space="preserve"> had come adrift and was sitting above </w:t>
+      </w:r>
+      <w:r>
+        <w:rPr>
+          <w:rFonts w:ascii="Consolas" w:cs="Consolas" w:eastAsia="Consolas" w:hAnsi="Consolas"/>
+          <w:b w:val="false"/>
+          <w:bCs w:val="false"/>
+          <w:i w:val="false"/>
+          <w:iCs w:val="false"/>
+          <w:color w:val="1B2027"/>
+          <w:sz w:val="19"/>
+          <w:szCs w:val="19"/>
+        </w:rPr>
+        <w:t xml:space="preserve">toleranceInUserUnits</w:t>
+      </w:r>
+      <w:r>
+        <w:rPr>
+          <w:rFonts w:ascii="Calibri" w:cs="Calibri" w:eastAsia="Calibri" w:hAnsi="Calibri"/>
+          <w:b w:val="false"/>
+          <w:bCs w:val="false"/>
+          <w:i w:val="false"/>
+          <w:iCs w:val="false"/>
+          <w:color w:val="1B2027"/>
+          <w:sz w:val="21"/>
+          <w:szCs w:val="21"/>
+        </w:rPr>
+        <w:t xml:space="preserve">’s own comment, so the longest explanation in the file documented nothing; the comment describing </w:t>
+      </w:r>
+      <w:r>
+        <w:rPr>
+          <w:rFonts w:ascii="Consolas" w:cs="Consolas" w:eastAsia="Consolas" w:hAnsi="Consolas"/>
+          <w:b w:val="false"/>
+          <w:bCs w:val="false"/>
+          <w:i w:val="false"/>
+          <w:iCs w:val="false"/>
+          <w:color w:val="1B2027"/>
+          <w:sz w:val="19"/>
+          <w:szCs w:val="19"/>
+        </w:rPr>
+        <w:t xml:space="preserve">withPreviewPoint</w:t>
+      </w:r>
+      <w:r>
+        <w:rPr>
+          <w:rFonts w:ascii="Calibri" w:cs="Calibri" w:eastAsia="Calibri" w:hAnsi="Calibri"/>
+          <w:b w:val="false"/>
+          <w:bCs w:val="false"/>
+          <w:i w:val="false"/>
+          <w:iCs w:val="false"/>
+          <w:color w:val="1B2027"/>
+          <w:sz w:val="21"/>
+          <w:szCs w:val="21"/>
+        </w:rPr>
+        <w:t xml:space="preserve"> sat above </w:t>
+      </w:r>
+      <w:r>
+        <w:rPr>
+          <w:rFonts w:ascii="Consolas" w:cs="Consolas" w:eastAsia="Consolas" w:hAnsi="Consolas"/>
+          <w:b w:val="false"/>
+          <w:bCs w:val="false"/>
+          <w:i w:val="false"/>
+          <w:iCs w:val="false"/>
+          <w:color w:val="1B2027"/>
+          <w:sz w:val="19"/>
+          <w:szCs w:val="19"/>
+        </w:rPr>
+        <w:t xml:space="preserve">isVertexTool</w:t>
+      </w:r>
+      <w:r>
+        <w:rPr>
+          <w:rFonts w:ascii="Calibri" w:cs="Calibri" w:eastAsia="Calibri" w:hAnsi="Calibri"/>
+          <w:b w:val="false"/>
+          <w:bCs w:val="false"/>
+          <w:i w:val="false"/>
+          <w:iCs w:val="false"/>
+          <w:color w:val="1B2027"/>
+          <w:sz w:val="21"/>
+          <w:szCs w:val="21"/>
+        </w:rPr>
+        <w:t xml:space="preserve">; and the hit test’s default arm silently reports “not hit” for every shape it does not know, which is a real gap rather than a safe default and is now written down where the code is.</w:t>
+      </w:r>
+    </w:p>
+    <w:p>
+      <w:pPr>
+        <w:spacing w:after="140" w:line="276"/>
+      </w:pPr>
+      <w:r>
+        <w:rPr>
+          <w:rFonts w:ascii="Calibri" w:cs="Calibri" w:eastAsia="Calibri" w:hAnsi="Calibri"/>
+          <w:b w:val="false"/>
+          <w:bCs w:val="false"/>
+          <w:i w:val="false"/>
+          <w:iCs w:val="false"/>
+          <w:color w:val="1B2027"/>
+          <w:sz w:val="21"/>
+          <w:szCs w:val="21"/>
+        </w:rPr>
+        <w:t xml:space="preserve">The splits were verified by breaking them. The coarse keyboard step, the polygon vertex minimum and the hit test’s search direction were each inverted in turn, and each failed exactly the tests that name it — five keyboard tests, two vertex tests, two topmost-shape tests — and nothing else.</w:t>
       </w:r>
     </w:p>
     <w:p>
@@ -3942,20 +4829,173 @@
           <w:sz w:val="21"/>
           <w:szCs w:val="21"/>
         </w:rPr>
-        <w:t xml:space="preserve">Four files are over the 400-line limit, and this passage was wrong about which, in both directions.</w:t>
-      </w:r>
-      <w:r>
-        <w:rPr>
-          <w:rFonts w:ascii="Calibri" w:cs="Calibri" w:eastAsia="Calibri" w:hAnsi="Calibri"/>
-          <w:b w:val="false"/>
-          <w:bCs w:val="false"/>
-          <w:i w:val="false"/>
-          <w:iCs w:val="false"/>
-          <w:color w:val="1B2027"/>
-          <w:sz w:val="21"/>
-          <w:szCs w:val="21"/>
-        </w:rPr>
-        <w:t xml:space="preserve"> The last issue named two spec files as the next thing to split — </w:t>
+        <w:t xml:space="preserve">Nothing had been measuring the limit, and that is the defect behind the defect.</w:t>
+      </w:r>
+      <w:r>
+        <w:rPr>
+          <w:rFonts w:ascii="Calibri" w:cs="Calibri" w:eastAsia="Calibri" w:hAnsi="Calibri"/>
+          <w:b w:val="false"/>
+          <w:bCs w:val="false"/>
+          <w:i w:val="false"/>
+          <w:iCs w:val="false"/>
+          <w:color w:val="1B2027"/>
+          <w:sz w:val="21"/>
+          <w:szCs w:val="21"/>
+        </w:rPr>
+        <w:t xml:space="preserve"> Section 3.3 sets two hard limits — 400 lines for a file, 200 for an Angular component — and a limit nothing measures holds only until somebody is in a hurry. Both were crossed by the accessibility work and the only thing that noticed was a later reading of this document against the code. </w:t>
+      </w:r>
+      <w:r>
+        <w:rPr>
+          <w:rFonts w:ascii="Consolas" w:cs="Consolas" w:eastAsia="Consolas" w:hAnsi="Consolas"/>
+          <w:b w:val="false"/>
+          <w:bCs w:val="false"/>
+          <w:i w:val="false"/>
+          <w:iCs w:val="false"/>
+          <w:color w:val="1B2027"/>
+          <w:sz w:val="19"/>
+          <w:szCs w:val="19"/>
+        </w:rPr>
+        <w:t xml:space="preserve">scripts/check-file-size.mjs</w:t>
+      </w:r>
+      <w:r>
+        <w:rPr>
+          <w:rFonts w:ascii="Calibri" w:cs="Calibri" w:eastAsia="Calibri" w:hAnsi="Calibri"/>
+          <w:b w:val="false"/>
+          <w:bCs w:val="false"/>
+          <w:i w:val="false"/>
+          <w:iCs w:val="false"/>
+          <w:color w:val="1B2027"/>
+          <w:sz w:val="21"/>
+          <w:szCs w:val="21"/>
+        </w:rPr>
+        <w:t xml:space="preserve"> now measures them over 330 code files, runs as </w:t>
+      </w:r>
+      <w:r>
+        <w:rPr>
+          <w:rFonts w:ascii="Consolas" w:cs="Consolas" w:eastAsia="Consolas" w:hAnsi="Consolas"/>
+          <w:b w:val="false"/>
+          <w:bCs w:val="false"/>
+          <w:i w:val="false"/>
+          <w:iCs w:val="false"/>
+          <w:color w:val="1B2027"/>
+          <w:sz w:val="19"/>
+          <w:szCs w:val="19"/>
+        </w:rPr>
+        <w:t xml:space="preserve">npm run check:file-size</w:t>
+      </w:r>
+      <w:r>
+        <w:rPr>
+          <w:rFonts w:ascii="Calibri" w:cs="Calibri" w:eastAsia="Calibri" w:hAnsi="Calibri"/>
+          <w:b w:val="false"/>
+          <w:bCs w:val="false"/>
+          <w:i w:val="false"/>
+          <w:iCs w:val="false"/>
+          <w:color w:val="1B2027"/>
+          <w:sz w:val="21"/>
+          <w:szCs w:val="21"/>
+        </w:rPr>
+        <w:t xml:space="preserve">, and is wired into the pipeline’s static analysis stage.</w:t>
+      </w:r>
+    </w:p>
+    <w:p>
+      <w:pPr>
+        <w:spacing w:after="140" w:line="276"/>
+      </w:pPr>
+      <w:r>
+        <w:rPr>
+          <w:rFonts w:ascii="Calibri" w:cs="Calibri" w:eastAsia="Calibri" w:hAnsi="Calibri"/>
+          <w:b w:val="false"/>
+          <w:bCs w:val="false"/>
+          <w:i w:val="false"/>
+          <w:iCs w:val="false"/>
+          <w:color w:val="1B2027"/>
+          <w:sz w:val="21"/>
+          <w:szCs w:val="21"/>
+        </w:rPr>
+        <w:t xml:space="preserve">It ships with a baseline, because failing seventeen files on day one is how a gate gets switched off by the second day. Each is recorded at its measured length and </w:t>
+      </w:r>
+      <w:r>
+        <w:rPr>
+          <w:rFonts w:ascii="Calibri" w:cs="Calibri" w:eastAsia="Calibri" w:hAnsi="Calibri"/>
+          <w:b/>
+          <w:bCs/>
+          <w:i w:val="false"/>
+          <w:iCs w:val="false"/>
+          <w:color w:val="1B2027"/>
+          <w:sz w:val="21"/>
+          <w:szCs w:val="21"/>
+        </w:rPr>
+        <w:t xml:space="preserve">may only shrink</w:t>
+      </w:r>
+      <w:r>
+        <w:rPr>
+          <w:rFonts w:ascii="Calibri" w:cs="Calibri" w:eastAsia="Calibri" w:hAnsi="Calibri"/>
+          <w:b w:val="false"/>
+          <w:bCs w:val="false"/>
+          <w:i w:val="false"/>
+          <w:iCs w:val="false"/>
+          <w:color w:val="1B2027"/>
+          <w:sz w:val="21"/>
+          <w:szCs w:val="21"/>
+        </w:rPr>
+        <w:t xml:space="preserve">: a file on the baseline that grows fails, and one that comes back inside the limit fails until its entry is deleted. The same ratcheting floor as </w:t>
+      </w:r>
+      <w:r>
+        <w:rPr>
+          <w:rFonts w:ascii="Consolas" w:cs="Consolas" w:eastAsia="Consolas" w:hAnsi="Consolas"/>
+          <w:b w:val="false"/>
+          <w:bCs w:val="false"/>
+          <w:i w:val="false"/>
+          <w:iCs w:val="false"/>
+          <w:color w:val="1B2027"/>
+          <w:sz w:val="19"/>
+          <w:szCs w:val="19"/>
+        </w:rPr>
+        <w:t xml:space="preserve">check-i18n-markup.mjs</w:t>
+      </w:r>
+      <w:r>
+        <w:rPr>
+          <w:rFonts w:ascii="Calibri" w:cs="Calibri" w:eastAsia="Calibri" w:hAnsi="Calibri"/>
+          <w:b w:val="false"/>
+          <w:bCs w:val="false"/>
+          <w:i w:val="false"/>
+          <w:iCs w:val="false"/>
+          <w:color w:val="1B2027"/>
+          <w:sz w:val="21"/>
+          <w:szCs w:val="21"/>
+        </w:rPr>
+        <w:t xml:space="preserve">. Its own spec breaks the ratchet two ways — stopping the growth check, and an off-by-one that fails a compliant file — and each failed exactly the test naming it.</w:t>
+      </w:r>
+    </w:p>
+    <w:p>
+      <w:pPr>
+        <w:spacing w:after="140" w:line="276"/>
+      </w:pPr>
+      <w:r>
+        <w:rPr>
+          <w:rFonts w:ascii="Calibri" w:cs="Calibri" w:eastAsia="Calibri" w:hAnsi="Calibri"/>
+          <w:b/>
+          <w:bCs/>
+          <w:i w:val="false"/>
+          <w:iCs w:val="false"/>
+          <w:color w:val="1B2027"/>
+          <w:sz w:val="21"/>
+          <w:szCs w:val="21"/>
+        </w:rPr>
+        <w:t xml:space="preserve">This passage has also been wrong in the other direction, and that is worth keeping.</w:t>
+      </w:r>
+      <w:r>
+        <w:rPr>
+          <w:rFonts w:ascii="Calibri" w:cs="Calibri" w:eastAsia="Calibri" w:hAnsi="Calibri"/>
+          <w:b w:val="false"/>
+          <w:bCs w:val="false"/>
+          <w:i w:val="false"/>
+          <w:iCs w:val="false"/>
+          <w:color w:val="1B2027"/>
+          <w:sz w:val="21"/>
+          <w:szCs w:val="21"/>
+        </w:rPr>
+        <w:t xml:space="preserve"> Two issues ago it named two spec files as the next thing to split — </w:t>
       </w:r>
       <w:r>
         <w:rPr>
@@ -4007,7 +5047,51 @@
           <w:sz w:val="21"/>
           <w:szCs w:val="21"/>
         </w:rPr>
-        <w:t xml:space="preserve"> at 408. Both were split; they are 109 and 110 lines now, and nothing recorded that the debt had been paid. A document that keeps claiming work is outstanding after it is done is as misleading as one that claims work is finished when it is not, and the second kind at least gets corrected when somebody looks.</w:t>
+        <w:t xml:space="preserve"> at 408. Both were split; they are 109 and 110 lines, and nothing recorded that the debt had been paid. A document that keeps claiming work is outstanding after it is done misleads as much as one claiming work is finished when it is not, and the second kind at least gets corrected when somebody looks.</w:t>
+      </w:r>
+    </w:p>
+    <w:p>
+      <w:pPr>
+        <w:spacing w:after="140" w:line="276"/>
+      </w:pPr>
+      <w:r>
+        <w:rPr>
+          <w:rFonts w:ascii="Calibri" w:cs="Calibri" w:eastAsia="Calibri" w:hAnsi="Calibri"/>
+          <w:b w:val="false"/>
+          <w:bCs w:val="false"/>
+          <w:i w:val="false"/>
+          <w:iCs w:val="false"/>
+          <w:color w:val="1B2027"/>
+          <w:sz w:val="21"/>
+          <w:szCs w:val="21"/>
+        </w:rPr>
+        <w:t xml:space="preserve">And the sentence this passage used to open with — “four files are over the 400-line limit” — was true only of </w:t>
+      </w:r>
+      <w:r>
+        <w:rPr>
+          <w:rFonts w:ascii="Consolas" w:cs="Consolas" w:eastAsia="Consolas" w:hAnsi="Consolas"/>
+          <w:b w:val="false"/>
+          <w:bCs w:val="false"/>
+          <w:i w:val="false"/>
+          <w:iCs w:val="false"/>
+          <w:color w:val="1B2027"/>
+          <w:sz w:val="19"/>
+          <w:szCs w:val="19"/>
+        </w:rPr>
+        <w:t xml:space="preserve">viewer-core</w:t>
+      </w:r>
+      <w:r>
+        <w:rPr>
+          <w:rFonts w:ascii="Calibri" w:cs="Calibri" w:eastAsia="Calibri" w:hAnsi="Calibri"/>
+          <w:b w:val="false"/>
+          <w:bCs w:val="false"/>
+          <w:i w:val="false"/>
+          <w:iCs w:val="false"/>
+          <w:color w:val="1B2027"/>
+          <w:sz w:val="21"/>
+          <w:szCs w:val="21"/>
+        </w:rPr>
+        <w:t xml:space="preserve">, which is not what it said. The gate counts every root, and the real figures are these.</w:t>
       </w:r>
     </w:p>
     <w:tbl>
@@ -4024,8 +5108,8 @@
       </w:tblPr>
       <w:tblGrid>
         <w:gridCol w:w="5200"/>
-        <w:gridCol w:w="1600"/>
-        <w:gridCol w:w="2946"/>
+        <w:gridCol w:w="1200"/>
+        <w:gridCol w:w="3346"/>
       </w:tblGrid>
       <w:tr>
         <w:trPr>
@@ -4063,13 +5147,13 @@
                 <w:sz w:val="19"/>
                 <w:szCs w:val="19"/>
               </w:rPr>
-              <w:t xml:space="preserve">File</w:t>
+              <w:t xml:space="preserve">What is over</w:t>
             </w:r>
           </w:p>
         </w:tc>
         <w:tc>
           <w:tcPr>
-            <w:tcW w:type="dxa" w:w="1600"/>
+            <w:tcW w:type="dxa" w:w="1200"/>
             <w:tcBorders>
               <w:top w:val="single" w:color="D9D7D1" w:sz="4"/>
               <w:left w:val="single" w:color="D9D7D1" w:sz="4"/>
@@ -4099,13 +5183,13 @@
                 <w:sz w:val="19"/>
                 <w:szCs w:val="19"/>
               </w:rPr>
-              <w:t xml:space="preserve">Lines</w:t>
+              <w:t xml:space="preserve">Count</w:t>
             </w:r>
           </w:p>
         </w:tc>
         <w:tc>
           <w:tcPr>
-            <w:tcW w:type="dxa" w:w="2946"/>
+            <w:tcW w:type="dxa" w:w="3346"/>
             <w:tcBorders>
               <w:top w:val="single" w:color="D9D7D1" w:sz="4"/>
               <w:left w:val="single" w:color="D9D7D1" w:sz="4"/>
@@ -4168,13 +5252,13 @@
                 <w:sz w:val="19"/>
                 <w:szCs w:val="19"/>
               </w:rPr>
-              <w:t xml:space="preserve">markup-engine.service.spec.ts</w:t>
+              <w:t xml:space="preserve">Spec files over 400</w:t>
             </w:r>
           </w:p>
         </w:tc>
         <w:tc>
           <w:tcPr>
-            <w:tcW w:type="dxa" w:w="1600"/>
+            <w:tcW w:type="dxa" w:w="1200"/>
             <w:tcBorders>
               <w:top w:val="single" w:color="D9D7D1" w:sz="4"/>
               <w:left w:val="single" w:color="D9D7D1" w:sz="4"/>
@@ -4203,13 +5287,13 @@
                 <w:sz w:val="19"/>
                 <w:szCs w:val="19"/>
               </w:rPr>
-              <w:t xml:space="preserve">691</w:t>
+              <w:t xml:space="preserve">12</w:t>
             </w:r>
           </w:p>
         </w:tc>
         <w:tc>
           <w:tcPr>
-            <w:tcW w:type="dxa" w:w="2946"/>
+            <w:tcW w:type="dxa" w:w="3346"/>
             <w:tcBorders>
               <w:top w:val="single" w:color="D9D7D1" w:sz="4"/>
               <w:left w:val="single" w:color="D9D7D1" w:sz="4"/>
@@ -4238,7 +5322,7 @@
                 <w:sz w:val="19"/>
                 <w:szCs w:val="19"/>
               </w:rPr>
-              <w:t xml:space="preserve">spec</w:t>
+              <w:t xml:space="preserve">largest markup-engine.service.spec.ts at 691</w:t>
             </w:r>
           </w:p>
         </w:tc>
@@ -4275,13 +5359,13 @@
                 <w:sz w:val="19"/>
                 <w:szCs w:val="19"/>
               </w:rPr>
-              <w:t xml:space="preserve">markup-drawing-session.ts</w:t>
+              <w:t xml:space="preserve">demo/public/host.js over 400</w:t>
             </w:r>
           </w:p>
         </w:tc>
         <w:tc>
           <w:tcPr>
-            <w:tcW w:type="dxa" w:w="1600"/>
+            <w:tcW w:type="dxa" w:w="1200"/>
             <w:tcBorders>
               <w:top w:val="single" w:color="D9D7D1" w:sz="4"/>
               <w:left w:val="single" w:color="D9D7D1" w:sz="4"/>
@@ -4310,13 +5394,13 @@
                 <w:sz w:val="19"/>
                 <w:szCs w:val="19"/>
               </w:rPr>
-              <w:t xml:space="preserve">460</w:t>
+              <w:t xml:space="preserve">1</w:t>
             </w:r>
           </w:p>
         </w:tc>
         <w:tc>
           <w:tcPr>
-            <w:tcW w:type="dxa" w:w="2946"/>
+            <w:tcW w:type="dxa" w:w="3346"/>
             <w:tcBorders>
               <w:top w:val="single" w:color="D9D7D1" w:sz="4"/>
               <w:left w:val="single" w:color="D9D7D1" w:sz="4"/>
@@ -4345,7 +5429,7 @@
                 <w:sz w:val="19"/>
                 <w:szCs w:val="19"/>
               </w:rPr>
-              <w:t xml:space="preserve">production</w:t>
+              <w:t xml:space="preserve">401, the demo host page</w:t>
             </w:r>
           </w:p>
         </w:tc>
@@ -4382,13 +5466,13 @@
                 <w:sz w:val="19"/>
                 <w:szCs w:val="19"/>
               </w:rPr>
-              <w:t xml:space="preserve">markup-engine.service.ts</w:t>
+              <w:t xml:space="preserve">Components over 200</w:t>
             </w:r>
           </w:p>
         </w:tc>
         <w:tc>
           <w:tcPr>
-            <w:tcW w:type="dxa" w:w="1600"/>
+            <w:tcW w:type="dxa" w:w="1200"/>
             <w:tcBorders>
               <w:top w:val="single" w:color="D9D7D1" w:sz="4"/>
               <w:left w:val="single" w:color="D9D7D1" w:sz="4"/>
@@ -4417,13 +5501,13 @@
                 <w:sz w:val="19"/>
                 <w:szCs w:val="19"/>
               </w:rPr>
-              <w:t xml:space="preserve">434</w:t>
+              <w:t xml:space="preserve">4</w:t>
             </w:r>
           </w:p>
         </w:tc>
         <w:tc>
           <w:tcPr>
-            <w:tcW w:type="dxa" w:w="2946"/>
+            <w:tcW w:type="dxa" w:w="3346"/>
             <w:tcBorders>
               <w:top w:val="single" w:color="D9D7D1" w:sz="4"/>
               <w:left w:val="single" w:color="D9D7D1" w:sz="4"/>
@@ -4452,114 +5536,7 @@
                 <w:sz w:val="19"/>
                 <w:szCs w:val="19"/>
               </w:rPr>
-              <w:t xml:space="preserve">production</w:t>
-            </w:r>
-          </w:p>
-        </w:tc>
-      </w:tr>
-      <w:tr>
-        <w:tc>
-          <w:tcPr>
-            <w:tcW w:type="dxa" w:w="5200"/>
-            <w:tcBorders>
-              <w:top w:val="single" w:color="D9D7D1" w:sz="4"/>
-              <w:left w:val="single" w:color="D9D7D1" w:sz="4"/>
-              <w:bottom w:val="single" w:color="D9D7D1" w:sz="4"/>
-              <w:right w:val="single" w:color="D9D7D1" w:sz="4"/>
-            </w:tcBorders>
-            <w:tcMar>
-              <w:top w:type="dxa" w:w="90"/>
-              <w:left w:type="dxa" w:w="120"/>
-              <w:bottom w:type="dxa" w:w="90"/>
-              <w:right w:type="dxa" w:w="120"/>
-            </w:tcMar>
-          </w:tcPr>
-          <w:p>
-            <w:pPr>
-              <w:spacing w:after="40" w:line="240"/>
-            </w:pPr>
-            <w:r>
-              <w:rPr>
-                <w:rFonts w:ascii="Calibri" w:cs="Calibri" w:eastAsia="Calibri" w:hAnsi="Calibri"/>
-                <w:b w:val="false"/>
-                <w:bCs w:val="false"/>
-                <w:i w:val="false"/>
-                <w:iCs w:val="false"/>
-                <w:color w:val="1B2027"/>
-                <w:sz w:val="19"/>
-                <w:szCs w:val="19"/>
-              </w:rPr>
-              <w:t xml:space="preserve">markup-engine.interaction.spec.ts</w:t>
-            </w:r>
-          </w:p>
-        </w:tc>
-        <w:tc>
-          <w:tcPr>
-            <w:tcW w:type="dxa" w:w="1600"/>
-            <w:tcBorders>
-              <w:top w:val="single" w:color="D9D7D1" w:sz="4"/>
-              <w:left w:val="single" w:color="D9D7D1" w:sz="4"/>
-              <w:bottom w:val="single" w:color="D9D7D1" w:sz="4"/>
-              <w:right w:val="single" w:color="D9D7D1" w:sz="4"/>
-            </w:tcBorders>
-            <w:tcMar>
-              <w:top w:type="dxa" w:w="90"/>
-              <w:left w:type="dxa" w:w="120"/>
-              <w:bottom w:type="dxa" w:w="90"/>
-              <w:right w:type="dxa" w:w="120"/>
-            </w:tcMar>
-          </w:tcPr>
-          <w:p>
-            <w:pPr>
-              <w:spacing w:after="40" w:line="240"/>
-            </w:pPr>
-            <w:r>
-              <w:rPr>
-                <w:rFonts w:ascii="Calibri" w:cs="Calibri" w:eastAsia="Calibri" w:hAnsi="Calibri"/>
-                <w:b w:val="false"/>
-                <w:bCs w:val="false"/>
-                <w:i w:val="false"/>
-                <w:iCs w:val="false"/>
-                <w:color w:val="1B2027"/>
-                <w:sz w:val="19"/>
-                <w:szCs w:val="19"/>
-              </w:rPr>
-              <w:t xml:space="preserve">412</w:t>
-            </w:r>
-          </w:p>
-        </w:tc>
-        <w:tc>
-          <w:tcPr>
-            <w:tcW w:type="dxa" w:w="2946"/>
-            <w:tcBorders>
-              <w:top w:val="single" w:color="D9D7D1" w:sz="4"/>
-              <w:left w:val="single" w:color="D9D7D1" w:sz="4"/>
-              <w:bottom w:val="single" w:color="D9D7D1" w:sz="4"/>
-              <w:right w:val="single" w:color="D9D7D1" w:sz="4"/>
-            </w:tcBorders>
-            <w:tcMar>
-              <w:top w:type="dxa" w:w="90"/>
-              <w:left w:type="dxa" w:w="120"/>
-              <w:bottom w:type="dxa" w:w="90"/>
-              <w:right w:type="dxa" w:w="120"/>
-            </w:tcMar>
-          </w:tcPr>
-          <w:p>
-            <w:pPr>
-              <w:spacing w:after="40" w:line="240"/>
-            </w:pPr>
-            <w:r>
-              <w:rPr>
-                <w:rFonts w:ascii="Calibri" w:cs="Calibri" w:eastAsia="Calibri" w:hAnsi="Calibri"/>
-                <w:b w:val="false"/>
-                <w:bCs w:val="false"/>
-                <w:i w:val="false"/>
-                <w:iCs w:val="false"/>
-                <w:color w:val="1B2027"/>
-                <w:sz w:val="19"/>
-                <w:szCs w:val="19"/>
-              </w:rPr>
-              <w:t xml:space="preserve">spec</w:t>
+              <w:t xml:space="preserve">embed-viewer 245, pdf-markup-layer 218, pdf-form-design 213, login 201</w:t>
             </w:r>
           </w:p>
         </w:tc>
@@ -4580,7 +5557,7 @@
           <w:sz w:val="17"/>
           <w:szCs w:val="17"/>
         </w:rPr>
-        <w:t xml:space="preserve">Table 2a — Files over the section 3.3 limit.</w:t>
+        <w:t xml:space="preserve">Table 2b — Everything on the file-size baseline.</w:t>
       </w:r>
     </w:p>
     <w:p>
@@ -4598,46 +5575,124 @@
           <w:sz w:val="21"/>
           <w:szCs w:val="21"/>
         </w:rPr>
-        <w:t xml:space="preserve">The two production files are over because of the keyboard work in section 9.2</w:t>
-      </w:r>
-      <w:r>
-        <w:rPr>
-          <w:rFonts w:ascii="Calibri" w:cs="Calibri" w:eastAsia="Calibri" w:hAnsi="Calibri"/>
-          <w:b w:val="false"/>
-          <w:bCs w:val="false"/>
-          <w:i w:val="false"/>
-          <w:iCs w:val="false"/>
-          <w:color w:val="1B2027"/>
-          <w:sz w:val="21"/>
-          <w:szCs w:val="21"/>
-        </w:rPr>
-        <w:t xml:space="preserve">, and that is the honest account of what the single-pointer alternative cost: the state machine and the engine each took a cursor, a key interpreter and the geometry behind them. The seam for splitting </w:t>
-      </w:r>
-      <w:r>
-        <w:rPr>
-          <w:rFonts w:ascii="Consolas" w:cs="Consolas" w:eastAsia="Consolas" w:hAnsi="Consolas"/>
-          <w:b w:val="false"/>
-          <w:bCs w:val="false"/>
-          <w:i w:val="false"/>
-          <w:iCs w:val="false"/>
-          <w:color w:val="1B2027"/>
-          <w:sz w:val="19"/>
-          <w:szCs w:val="19"/>
-        </w:rPr>
-        <w:t xml:space="preserve">markup-drawing-session</w:t>
-      </w:r>
-      <w:r>
-        <w:rPr>
-          <w:rFonts w:ascii="Calibri" w:cs="Calibri" w:eastAsia="Calibri" w:hAnsi="Calibri"/>
-          <w:b w:val="false"/>
-          <w:bCs w:val="false"/>
-          <w:i w:val="false"/>
-          <w:iCs w:val="false"/>
-          <w:color w:val="1B2027"/>
-          <w:sz w:val="21"/>
-          <w:szCs w:val="21"/>
-        </w:rPr>
-        <w:t xml:space="preserve"> is visible in the file — the keyboard route is already a labelled section — but splitting a state machine is a change that wants its own verification rather than being folded into a documentation pass, so it is recorded here and not attempted.</w:t>
+        <w:t xml:space="preserve">Every component in </w:t>
+      </w:r>
+      <w:r>
+        <w:rPr>
+          <w:rFonts w:ascii="Consolas" w:cs="Consolas" w:eastAsia="Consolas" w:hAnsi="Consolas"/>
+          <w:b/>
+          <w:bCs/>
+          <w:i w:val="false"/>
+          <w:iCs w:val="false"/>
+          <w:color w:val="1B2027"/>
+          <w:sz w:val="19"/>
+          <w:szCs w:val="19"/>
+        </w:rPr>
+        <w:t xml:space="preserve">viewer-core</w:t>
+      </w:r>
+      <w:r>
+        <w:rPr>
+          <w:rFonts w:ascii="Calibri" w:cs="Calibri" w:eastAsia="Calibri" w:hAnsi="Calibri"/>
+          <w:b/>
+          <w:bCs/>
+          <w:i w:val="false"/>
+          <w:iCs w:val="false"/>
+          <w:color w:val="1B2027"/>
+          <w:sz w:val="21"/>
+          <w:szCs w:val="21"/>
+        </w:rPr>
+        <w:t xml:space="preserve"> is inside the 200-line limit</w:t>
+      </w:r>
+      <w:r>
+        <w:rPr>
+          <w:rFonts w:ascii="Calibri" w:cs="Calibri" w:eastAsia="Calibri" w:hAnsi="Calibri"/>
+          <w:b w:val="false"/>
+          <w:bCs w:val="false"/>
+          <w:i w:val="false"/>
+          <w:iCs w:val="false"/>
+          <w:color w:val="1B2027"/>
+          <w:sz w:val="21"/>
+          <w:szCs w:val="21"/>
+        </w:rPr>
+        <w:t xml:space="preserve"> — the largest is </w:t>
+      </w:r>
+      <w:r>
+        <w:rPr>
+          <w:rFonts w:ascii="Consolas" w:cs="Consolas" w:eastAsia="Consolas" w:hAnsi="Consolas"/>
+          <w:b w:val="false"/>
+          <w:bCs w:val="false"/>
+          <w:i w:val="false"/>
+          <w:iCs w:val="false"/>
+          <w:color w:val="1B2027"/>
+          <w:sz w:val="19"/>
+          <w:szCs w:val="19"/>
+        </w:rPr>
+        <w:t xml:space="preserve">ifc-tree</w:t>
+      </w:r>
+      <w:r>
+        <w:rPr>
+          <w:rFonts w:ascii="Calibri" w:cs="Calibri" w:eastAsia="Calibri" w:hAnsi="Calibri"/>
+          <w:b w:val="false"/>
+          <w:bCs w:val="false"/>
+          <w:i w:val="false"/>
+          <w:iCs w:val="false"/>
+          <w:color w:val="1B2027"/>
+          <w:sz w:val="21"/>
+          <w:szCs w:val="21"/>
+        </w:rPr>
+        <w:t xml:space="preserve"> at 198. The four that are over are all in </w:t>
+      </w:r>
+      <w:r>
+        <w:rPr>
+          <w:rFonts w:ascii="Consolas" w:cs="Consolas" w:eastAsia="Consolas" w:hAnsi="Consolas"/>
+          <w:b w:val="false"/>
+          <w:bCs w:val="false"/>
+          <w:i w:val="false"/>
+          <w:iCs w:val="false"/>
+          <w:color w:val="1B2027"/>
+          <w:sz w:val="19"/>
+          <w:szCs w:val="19"/>
+        </w:rPr>
+        <w:t xml:space="preserve">src/app</w:t>
+      </w:r>
+      <w:r>
+        <w:rPr>
+          <w:rFonts w:ascii="Calibri" w:cs="Calibri" w:eastAsia="Calibri" w:hAnsi="Calibri"/>
+          <w:b w:val="false"/>
+          <w:bCs w:val="false"/>
+          <w:i w:val="false"/>
+          <w:iCs w:val="false"/>
+          <w:color w:val="1B2027"/>
+          <w:sz w:val="21"/>
+          <w:szCs w:val="21"/>
+        </w:rPr>
+        <w:t xml:space="preserve">, and the earlier claim that “every component is inside again” was true of </w:t>
+      </w:r>
+      <w:r>
+        <w:rPr>
+          <w:rFonts w:ascii="Consolas" w:cs="Consolas" w:eastAsia="Consolas" w:hAnsi="Consolas"/>
+          <w:b w:val="false"/>
+          <w:bCs w:val="false"/>
+          <w:i w:val="false"/>
+          <w:iCs w:val="false"/>
+          <w:color w:val="1B2027"/>
+          <w:sz w:val="19"/>
+          <w:szCs w:val="19"/>
+        </w:rPr>
+        <w:t xml:space="preserve">viewer-core</w:t>
+      </w:r>
+      <w:r>
+        <w:rPr>
+          <w:rFonts w:ascii="Calibri" w:cs="Calibri" w:eastAsia="Calibri" w:hAnsi="Calibri"/>
+          <w:b w:val="false"/>
+          <w:bCs w:val="false"/>
+          <w:i w:val="false"/>
+          <w:iCs w:val="false"/>
+          <w:color w:val="1B2027"/>
+          <w:sz w:val="21"/>
+          <w:szCs w:val="21"/>
+        </w:rPr>
+        <w:t xml:space="preserve"> and false of the application. They are the next real debt, and they are production code, unlike most of the baseline.</w:t>
       </w:r>
     </w:p>
     <w:p>
@@ -4660,46 +5715,20 @@
           <w:sz w:val="21"/>
           <w:szCs w:val="21"/>
         </w:rPr>
-        <w:t xml:space="preserve">Nothing gates file size</w:t>
-      </w:r>
-      <w:r>
-        <w:rPr>
-          <w:rFonts w:ascii="Calibri" w:cs="Calibri" w:eastAsia="Calibri" w:hAnsi="Calibri"/>
-          <w:b w:val="false"/>
-          <w:bCs w:val="false"/>
-          <w:i w:val="false"/>
-          <w:iCs w:val="false"/>
-          <w:color w:val="1B2027"/>
-          <w:sz w:val="21"/>
-          <w:szCs w:val="21"/>
-        </w:rPr>
-        <w:t xml:space="preserve">, which is why two production files could cross a hard limit in section 3.3 without anything saying so, and why the paid-off debt above went unrecorded for two issues. That is the gap worth closing before the next one opens — a ratcheting baseline of the kind </w:t>
-      </w:r>
-      <w:r>
-        <w:rPr>
-          <w:rFonts w:ascii="Consolas" w:cs="Consolas" w:eastAsia="Consolas" w:hAnsi="Consolas"/>
-          <w:b w:val="false"/>
-          <w:bCs w:val="false"/>
-          <w:i w:val="false"/>
-          <w:iCs w:val="false"/>
-          <w:color w:val="1B2027"/>
-          <w:sz w:val="19"/>
-          <w:szCs w:val="19"/>
-        </w:rPr>
-        <w:t xml:space="preserve">check:i18n-markup</w:t>
-      </w:r>
-      <w:r>
-        <w:rPr>
-          <w:rFonts w:ascii="Calibri" w:cs="Calibri" w:eastAsia="Calibri" w:hAnsi="Calibri"/>
-          <w:b w:val="false"/>
-          <w:bCs w:val="false"/>
-          <w:i w:val="false"/>
-          <w:iCs w:val="false"/>
-          <w:color w:val="1B2027"/>
-          <w:sz w:val="21"/>
-          <w:szCs w:val="21"/>
-        </w:rPr>
-        <w:t xml:space="preserve"> already uses would do it.</w:t>
+        <w:t xml:space="preserve">Twelve of the seventeen baseline entries are spec files, and whether section 3.3’s limit is meant to bind a spec file is an open question for the team, not one this document should answer</w:t>
+      </w:r>
+      <w:r>
+        <w:rPr>
+          <w:rFonts w:ascii="Calibri" w:cs="Calibri" w:eastAsia="Calibri" w:hAnsi="Calibri"/>
+          <w:b w:val="false"/>
+          <w:bCs w:val="false"/>
+          <w:i w:val="false"/>
+          <w:iCs w:val="false"/>
+          <w:color w:val="1B2027"/>
+          <w:sz w:val="21"/>
+          <w:szCs w:val="21"/>
+        </w:rPr>
+        <w:t xml:space="preserve"> (section 0.7 — flag the conflict rather than quietly picking). The limit as written says “files”, so that is what the gate measures. If the team decides a 500-line spec of independent cases is not the hazard a 500-line service is, the exclusion belongs in section 3.3 and then in the gate — not as a silent condition inside a script.</w:t>
       </w:r>
     </w:p>
     <w:p>
@@ -4953,7 +5982,7 @@
           <w:sz w:val="21"/>
           <w:szCs w:val="21"/>
         </w:rPr>
-        <w:t xml:space="preserve"> — 1,128 lines of production TypeScript across six files, with 811 lines of spec beside them. It is deliberately </w:t>
+        <w:t xml:space="preserve"> — 1,338 lines of production TypeScript across seven files, with 2,216 lines of spec beside them. It is deliberately </w:t>
       </w:r>
       <w:r>
         <w:rPr>
@@ -5032,6 +6061,55 @@
           <w:szCs w:val="21"/>
         </w:rPr>
         <w:t xml:space="preserve"> stays the part that knows no backend exists.</w:t>
+      </w:r>
+    </w:p>
+    <w:p>
+      <w:pPr>
+        <w:pBdr>
+          <w:left w:val="single" w:color="C4342A" w:sz="18" w:space="8"/>
+        </w:pBdr>
+        <w:shd w:fill="FBEDEC" w:color="auto" w:val="clear"/>
+        <w:spacing w:after="180" w:before="140"/>
+        <w:ind w:left="120" w:right="120"/>
+      </w:pPr>
+      <w:r>
+        <w:rPr>
+          <w:rFonts w:ascii="Calibri" w:cs="Calibri" w:eastAsia="Calibri" w:hAnsi="Calibri"/>
+          <w:b w:val="false"/>
+          <w:bCs w:val="false"/>
+          <w:i w:val="false"/>
+          <w:iCs w:val="false"/>
+          <w:color w:val="1B2027"/>
+          <w:sz w:val="21"/>
+          <w:szCs w:val="21"/>
+        </w:rPr>
+        <w:t xml:space="preserve">The figures in the paragraph above read “1,128 across six, with 811 of spec” until this issue, while the diagram in section 2 already said seven files and 1,338 lines. </w:t>
+      </w:r>
+      <w:r>
+        <w:rPr>
+          <w:rFonts w:ascii="Calibri" w:cs="Calibri" w:eastAsia="Calibri" w:hAnsi="Calibri"/>
+          <w:b/>
+          <w:bCs/>
+          <w:i w:val="false"/>
+          <w:iCs w:val="false"/>
+          <w:color w:val="1B2027"/>
+          <w:sz w:val="21"/>
+          <w:szCs w:val="21"/>
+        </w:rPr>
+        <w:t xml:space="preserve">The document contradicted itself two hundred lines apart</w:t>
+      </w:r>
+      <w:r>
+        <w:rPr>
+          <w:rFonts w:ascii="Calibri" w:cs="Calibri" w:eastAsia="Calibri" w:hAnsi="Calibri"/>
+          <w:b w:val="false"/>
+          <w:bCs w:val="false"/>
+          <w:i w:val="false"/>
+          <w:iCs w:val="false"/>
+          <w:color w:val="1B2027"/>
+          <w:sz w:val="21"/>
+          <w:szCs w:val="21"/>
+        </w:rPr>
+        <w:t xml:space="preserve">, because the last pass corrected the diagram and never reached the prose. Worth stating rather than quietly fixing: a figure is only as good as the last place it appears.</w:t>
       </w:r>
     </w:p>
     <w:tbl>
@@ -5555,6 +6633,78 @@
                 <w:szCs w:val="19"/>
               </w:rPr>
               <w:t xml:space="preserve">Translation between the viewer’s ShapeData and the protocol’s Markup — the only part of the session with no session state, so it tests against the two representations directly</w:t>
+            </w:r>
+          </w:p>
+        </w:tc>
+      </w:tr>
+      <w:tr>
+        <w:tc>
+          <w:tcPr>
+            <w:tcW w:type="dxa" w:w="2900"/>
+            <w:tcBorders>
+              <w:top w:val="single" w:color="D9D7D1" w:sz="4"/>
+              <w:left w:val="single" w:color="D9D7D1" w:sz="4"/>
+              <w:bottom w:val="single" w:color="D9D7D1" w:sz="4"/>
+              <w:right w:val="single" w:color="D9D7D1" w:sz="4"/>
+            </w:tcBorders>
+            <w:tcMar>
+              <w:top w:type="dxa" w:w="90"/>
+              <w:left w:type="dxa" w:w="120"/>
+              <w:bottom w:type="dxa" w:w="90"/>
+              <w:right w:type="dxa" w:w="120"/>
+            </w:tcMar>
+          </w:tcPr>
+          <w:p>
+            <w:pPr>
+              <w:spacing w:after="40" w:line="240"/>
+            </w:pPr>
+            <w:r>
+              <w:rPr>
+                <w:rFonts w:ascii="Calibri" w:cs="Calibri" w:eastAsia="Calibri" w:hAnsi="Calibri"/>
+                <w:b w:val="false"/>
+                <w:bCs w:val="false"/>
+                <w:i w:val="false"/>
+                <w:iCs w:val="false"/>
+                <w:color w:val="1B2027"/>
+                <w:sz w:val="19"/>
+                <w:szCs w:val="19"/>
+              </w:rPr>
+              <w:t xml:space="preserve">embed-stroke-session.ts</w:t>
+            </w:r>
+          </w:p>
+        </w:tc>
+        <w:tc>
+          <w:tcPr>
+            <w:tcW w:type="dxa" w:w="6846"/>
+            <w:tcBorders>
+              <w:top w:val="single" w:color="D9D7D1" w:sz="4"/>
+              <w:left w:val="single" w:color="D9D7D1" w:sz="4"/>
+              <w:bottom w:val="single" w:color="D9D7D1" w:sz="4"/>
+              <w:right w:val="single" w:color="D9D7D1" w:sz="4"/>
+            </w:tcBorders>
+            <w:tcMar>
+              <w:top w:type="dxa" w:w="90"/>
+              <w:left w:type="dxa" w:w="120"/>
+              <w:bottom w:type="dxa" w:w="90"/>
+              <w:right w:type="dxa" w:w="120"/>
+            </w:tcMar>
+          </w:tcPr>
+          <w:p>
+            <w:pPr>
+              <w:spacing w:after="40" w:line="240"/>
+            </w:pPr>
+            <w:r>
+              <w:rPr>
+                <w:rFonts w:ascii="Calibri" w:cs="Calibri" w:eastAsia="Calibri" w:hAnsi="Calibri"/>
+                <w:b w:val="false"/>
+                <w:bCs w:val="false"/>
+                <w:i w:val="false"/>
+                <w:iCs w:val="false"/>
+                <w:color w:val="1B2027"/>
+                <w:sz w:val="19"/>
+                <w:szCs w:val="19"/>
+              </w:rPr>
+              <w:t xml:space="preserve">A stroke in progress on the embed surface, kept out of embed-page.component so the component stays inside the section 3.3 limit of 200 lines. It was missing from this table, which is how the file count came to be wrong</w:t>
             </w:r>
           </w:p>
         </w:tc>
@@ -16427,20 +17577,20 @@
           <w:sz w:val="21"/>
           <w:szCs w:val="21"/>
         </w:rPr>
-        <w:t xml:space="preserve">90.87% line (5,727/6,302) and 85.64% branch (2,840/3,316)</w:t>
-      </w:r>
-      <w:r>
-        <w:rPr>
-          <w:rFonts w:ascii="Calibri" w:cs="Calibri" w:eastAsia="Calibri" w:hAnsi="Calibri"/>
-          <w:b w:val="false"/>
-          <w:bCs w:val="false"/>
-          <w:i w:val="false"/>
-          <w:iCs w:val="false"/>
-          <w:color w:val="1B2027"/>
-          <w:sz w:val="21"/>
-          <w:szCs w:val="21"/>
-        </w:rPr>
-        <w:t xml:space="preserve">, with statements at 88.05% and functions at 74.75%.</w:t>
+        <w:t xml:space="preserve">90.88% line (5,754/6,331) and 85.66% branch (2,844/3,320)</w:t>
+      </w:r>
+      <w:r>
+        <w:rPr>
+          <w:rFonts w:ascii="Calibri" w:cs="Calibri" w:eastAsia="Calibri" w:hAnsi="Calibri"/>
+          <w:b w:val="false"/>
+          <w:bCs w:val="false"/>
+          <w:i w:val="false"/>
+          <w:iCs w:val="false"/>
+          <w:color w:val="1B2027"/>
+          <w:sz w:val="21"/>
+          <w:szCs w:val="21"/>
+        </w:rPr>
+        <w:t xml:space="preserve">, with statements at 88.07% and functions at 74.94%.</w:t>
       </w:r>
     </w:p>
     <w:p>
@@ -17620,6 +18770,78 @@
                 <w:sz w:val="19"/>
                 <w:szCs w:val="19"/>
               </w:rPr>
+              <w:t xml:space="preserve">check:file-size</w:t>
+            </w:r>
+          </w:p>
+        </w:tc>
+        <w:tc>
+          <w:tcPr>
+            <w:tcW w:type="dxa" w:w="6846"/>
+            <w:tcBorders>
+              <w:top w:val="single" w:color="D9D7D1" w:sz="4"/>
+              <w:left w:val="single" w:color="D9D7D1" w:sz="4"/>
+              <w:bottom w:val="single" w:color="D9D7D1" w:sz="4"/>
+              <w:right w:val="single" w:color="D9D7D1" w:sz="4"/>
+            </w:tcBorders>
+            <w:tcMar>
+              <w:top w:type="dxa" w:w="90"/>
+              <w:left w:type="dxa" w:w="120"/>
+              <w:bottom w:type="dxa" w:w="90"/>
+              <w:right w:type="dxa" w:w="120"/>
+            </w:tcMar>
+          </w:tcPr>
+          <w:p>
+            <w:pPr>
+              <w:spacing w:after="40" w:line="240"/>
+            </w:pPr>
+            <w:r>
+              <w:rPr>
+                <w:rFonts w:ascii="Calibri" w:cs="Calibri" w:eastAsia="Calibri" w:hAnsi="Calibri"/>
+                <w:b w:val="false"/>
+                <w:bCs w:val="false"/>
+                <w:i w:val="false"/>
+                <w:iCs w:val="false"/>
+                <w:color w:val="1B2027"/>
+                <w:sz w:val="19"/>
+                <w:szCs w:val="19"/>
+              </w:rPr>
+              <w:t xml:space="preserve">No file is over the section 3.3 limit of 400 lines and no Angular component over 200, against a baseline of seventeen that is only allowed to shrink</w:t>
+            </w:r>
+          </w:p>
+        </w:tc>
+      </w:tr>
+      <w:tr>
+        <w:tc>
+          <w:tcPr>
+            <w:tcW w:type="dxa" w:w="2900"/>
+            <w:tcBorders>
+              <w:top w:val="single" w:color="D9D7D1" w:sz="4"/>
+              <w:left w:val="single" w:color="D9D7D1" w:sz="4"/>
+              <w:bottom w:val="single" w:color="D9D7D1" w:sz="4"/>
+              <w:right w:val="single" w:color="D9D7D1" w:sz="4"/>
+            </w:tcBorders>
+            <w:tcMar>
+              <w:top w:type="dxa" w:w="90"/>
+              <w:left w:type="dxa" w:w="120"/>
+              <w:bottom w:type="dxa" w:w="90"/>
+              <w:right w:type="dxa" w:w="120"/>
+            </w:tcMar>
+          </w:tcPr>
+          <w:p>
+            <w:pPr>
+              <w:spacing w:after="40" w:line="240"/>
+            </w:pPr>
+            <w:r>
+              <w:rPr>
+                <w:rFonts w:ascii="Calibri" w:cs="Calibri" w:eastAsia="Calibri" w:hAnsi="Calibri"/>
+                <w:b w:val="false"/>
+                <w:bCs w:val="false"/>
+                <w:i w:val="false"/>
+                <w:iCs w:val="false"/>
+                <w:color w:val="1B2027"/>
+                <w:sz w:val="19"/>
+                <w:szCs w:val="19"/>
+              </w:rPr>
               <w:t xml:space="preserve">test:scripts</w:t>
             </w:r>
           </w:p>
@@ -17694,20 +18916,20 @@
           <w:sz w:val="21"/>
           <w:szCs w:val="21"/>
         </w:rPr>
-        <w:t xml:space="preserve">All twelve now run in CI</w:t>
-      </w:r>
-      <w:r>
-        <w:rPr>
-          <w:rFonts w:ascii="Calibri" w:cs="Calibri" w:eastAsia="Calibri" w:hAnsi="Calibri"/>
-          <w:b w:val="false"/>
-          <w:bCs w:val="false"/>
-          <w:i w:val="false"/>
-          <w:iCs w:val="false"/>
-          <w:color w:val="1B2027"/>
-          <w:sz w:val="21"/>
-          <w:szCs w:val="21"/>
-        </w:rPr>
-        <w:t xml:space="preserve">, where four did two issues ago. The CI Node is not the container’s, so the version trap above does not reach the pipeline. The platform’s </w:t>
+        <w:t xml:space="preserve">All thirteen now run in CI</w:t>
+      </w:r>
+      <w:r>
+        <w:rPr>
+          <w:rFonts w:ascii="Calibri" w:cs="Calibri" w:eastAsia="Calibri" w:hAnsi="Calibri"/>
+          <w:b w:val="false"/>
+          <w:bCs w:val="false"/>
+          <w:i w:val="false"/>
+          <w:iCs w:val="false"/>
+          <w:color w:val="1B2027"/>
+          <w:sz w:val="21"/>
+          <w:szCs w:val="21"/>
+        </w:rPr>
+        <w:t xml:space="preserve">, where four did three issues ago. The CI Node is not the container’s, so the version trap above does not reach the pipeline. The platform’s </w:t>
       </w:r>
       <w:r>
         <w:rPr>
@@ -17993,6 +19215,32 @@
           <w:sz w:val="21"/>
           <w:szCs w:val="21"/>
         </w:rPr>
+        <w:t xml:space="preserve">, </w:t>
+      </w:r>
+      <w:r>
+        <w:rPr>
+          <w:rFonts w:ascii="Consolas" w:cs="Consolas" w:eastAsia="Consolas" w:hAnsi="Consolas"/>
+          <w:b w:val="false"/>
+          <w:bCs w:val="false"/>
+          <w:i w:val="false"/>
+          <w:iCs w:val="false"/>
+          <w:color w:val="1B2027"/>
+          <w:sz w:val="19"/>
+          <w:szCs w:val="19"/>
+        </w:rPr>
+        <w:t xml:space="preserve">check:labels</w:t>
+      </w:r>
+      <w:r>
+        <w:rPr>
+          <w:rFonts w:ascii="Calibri" w:cs="Calibri" w:eastAsia="Calibri" w:hAnsi="Calibri"/>
+          <w:b w:val="false"/>
+          <w:bCs w:val="false"/>
+          <w:i w:val="false"/>
+          <w:iCs w:val="false"/>
+          <w:color w:val="1B2027"/>
+          <w:sz w:val="21"/>
+          <w:szCs w:val="21"/>
+        </w:rPr>
         <w:t xml:space="preserve"> and </w:t>
       </w:r>
       <w:r>
@@ -18006,7 +19254,7 @@
           <w:sz w:val="19"/>
           <w:szCs w:val="19"/>
         </w:rPr>
-        <w:t xml:space="preserve">check:labels</w:t>
+        <w:t xml:space="preserve">check:file-size</w:t>
       </w:r>
       <w:r>
         <w:rPr>
@@ -19928,20 +21176,20 @@
           <w:sz w:val="21"/>
           <w:szCs w:val="21"/>
         </w:rPr>
-        <w:t xml:space="preserve">35 endpoints across 15 files</w:t>
-      </w:r>
-      <w:r>
-        <w:rPr>
-          <w:rFonts w:ascii="Calibri" w:cs="Calibri" w:eastAsia="Calibri" w:hAnsi="Calibri"/>
-          <w:b w:val="false"/>
-          <w:bCs w:val="false"/>
-          <w:i w:val="false"/>
-          <w:iCs w:val="false"/>
-          <w:color w:val="1B2027"/>
-          <w:sz w:val="21"/>
-          <w:szCs w:val="21"/>
-        </w:rPr>
-        <w:t xml:space="preserve"> — 11 services and 4 components — derived by walking imports transitively from every viewer component, viewer service and </w:t>
+        <w:t xml:space="preserve">45 endpoints over 48 call sites, in 13 files — 11 services and 2 loaders, no components</w:t>
+      </w:r>
+      <w:r>
+        <w:rPr>
+          <w:rFonts w:ascii="Calibri" w:cs="Calibri" w:eastAsia="Calibri" w:hAnsi="Calibri"/>
+          <w:b w:val="false"/>
+          <w:bCs w:val="false"/>
+          <w:i w:val="false"/>
+          <w:iCs w:val="false"/>
+          <w:color w:val="1B2027"/>
+          <w:sz w:val="21"/>
+          <w:szCs w:val="21"/>
+        </w:rPr>
+        <w:t xml:space="preserve"> — found by walking imports transitively from every viewer component, every embed component and every </w:t>
       </w:r>
       <w:r>
         <w:rPr>
@@ -19993,7 +21241,7 @@
           <w:sz w:val="21"/>
           <w:szCs w:val="21"/>
         </w:rPr>
-        <w:t xml:space="preserve">, and are exactly what the ingress replaces, and </w:t>
+        <w:t xml:space="preserve">, exactly what the ingress replaces, and </w:t>
       </w:r>
       <w:r>
         <w:rPr>
@@ -20006,20 +21254,20 @@
           <w:sz w:val="21"/>
           <w:szCs w:val="21"/>
         </w:rPr>
-        <w:t xml:space="preserve">seventeen are document operations</w:t>
-      </w:r>
-      <w:r>
-        <w:rPr>
-          <w:rFonts w:ascii="Calibri" w:cs="Calibri" w:eastAsia="Calibri" w:hAnsi="Calibri"/>
-          <w:b w:val="false"/>
-          <w:bCs w:val="false"/>
-          <w:i w:val="false"/>
-          <w:iCs w:val="false"/>
-          <w:color w:val="1B2027"/>
-          <w:sz w:val="21"/>
-          <w:szCs w:val="21"/>
-        </w:rPr>
-        <w:t xml:space="preserve">, which ADR 14 assigned to the host. The remainder is markup, identity and collaboration.</w:t>
+        <w:t xml:space="preserve">twenty are document operations</w:t>
+      </w:r>
+      <w:r>
+        <w:rPr>
+          <w:rFonts w:ascii="Calibri" w:cs="Calibri" w:eastAsia="Calibri" w:hAnsi="Calibri"/>
+          <w:b w:val="false"/>
+          <w:bCs w:val="false"/>
+          <w:i w:val="false"/>
+          <w:iCs w:val="false"/>
+          <w:color w:val="1B2027"/>
+          <w:sz w:val="21"/>
+          <w:szCs w:val="21"/>
+        </w:rPr>
+        <w:t xml:space="preserve">, which ADR 14 assigned to the host. The remaining twenty are the viewer’s own — markup, identity, flattening.</w:t>
       </w:r>
     </w:p>
     <w:p>
@@ -20034,97 +21282,6 @@
       <w:r>
         <w:rPr>
           <w:rFonts w:ascii="Calibri" w:cs="Calibri" w:eastAsia="Calibri" w:hAnsi="Calibri"/>
-          <w:b w:val="false"/>
-          <w:bCs w:val="false"/>
-          <w:i w:val="false"/>
-          <w:iCs w:val="false"/>
-          <w:color w:val="1B2027"/>
-          <w:sz w:val="21"/>
-          <w:szCs w:val="21"/>
-        </w:rPr>
-        <w:t xml:space="preserve">That total has been wrong twice, in the same direction. It was “seven”, then “26 across 9”, and both were undercounts — the first from grepping directories instead of following imports, the second from a resolver that turned </w:t>
-      </w:r>
-      <w:r>
-        <w:rPr>
-          <w:rFonts w:ascii="Consolas" w:cs="Consolas" w:eastAsia="Consolas" w:hAnsi="Consolas"/>
-          <w:b w:val="false"/>
-          <w:bCs w:val="false"/>
-          <w:i w:val="false"/>
-          <w:iCs w:val="false"/>
-          <w:color w:val="1B2027"/>
-          <w:sz w:val="19"/>
-          <w:szCs w:val="19"/>
-        </w:rPr>
-        <w:t xml:space="preserve">role.service</w:t>
-      </w:r>
-      <w:r>
-        <w:rPr>
-          <w:rFonts w:ascii="Calibri" w:cs="Calibri" w:eastAsia="Calibri" w:hAnsi="Calibri"/>
-          <w:b w:val="false"/>
-          <w:bCs w:val="false"/>
-          <w:i w:val="false"/>
-          <w:iCs w:val="false"/>
-          <w:color w:val="1B2027"/>
-          <w:sz w:val="21"/>
-          <w:szCs w:val="21"/>
-        </w:rPr>
-        <w:t xml:space="preserve"> into </w:t>
-      </w:r>
-      <w:r>
-        <w:rPr>
-          <w:rFonts w:ascii="Consolas" w:cs="Consolas" w:eastAsia="Consolas" w:hAnsi="Consolas"/>
-          <w:b w:val="false"/>
-          <w:bCs w:val="false"/>
-          <w:i w:val="false"/>
-          <w:iCs w:val="false"/>
-          <w:color w:val="1B2027"/>
-          <w:sz w:val="19"/>
-          <w:szCs w:val="19"/>
-        </w:rPr>
-        <w:t xml:space="preserve">role.ts</w:t>
-      </w:r>
-      <w:r>
-        <w:rPr>
-          <w:rFonts w:ascii="Calibri" w:cs="Calibri" w:eastAsia="Calibri" w:hAnsi="Calibri"/>
-          <w:b w:val="false"/>
-          <w:bCs w:val="false"/>
-          <w:i w:val="false"/>
-          <w:iCs w:val="false"/>
-          <w:color w:val="1B2027"/>
-          <w:sz w:val="21"/>
-          <w:szCs w:val="21"/>
-        </w:rPr>
-        <w:t xml:space="preserve"> by replacing the extension rather than appending one, so every </w:t>
-      </w:r>
-      <w:r>
-        <w:rPr>
-          <w:rFonts w:ascii="Consolas" w:cs="Consolas" w:eastAsia="Consolas" w:hAnsi="Consolas"/>
-          <w:b w:val="false"/>
-          <w:bCs w:val="false"/>
-          <w:i w:val="false"/>
-          <w:iCs w:val="false"/>
-          <w:color w:val="1B2027"/>
-          <w:sz w:val="19"/>
-          <w:szCs w:val="19"/>
-        </w:rPr>
-        <w:t xml:space="preserve">*.service.ts</w:t>
-      </w:r>
-      <w:r>
-        <w:rPr>
-          <w:rFonts w:ascii="Calibri" w:cs="Calibri" w:eastAsia="Calibri" w:hAnsi="Calibri"/>
-          <w:b w:val="false"/>
-          <w:bCs w:val="false"/>
-          <w:i w:val="false"/>
-          <w:iCs w:val="false"/>
-          <w:color w:val="1B2027"/>
-          <w:sz w:val="21"/>
-          <w:szCs w:val="21"/>
-        </w:rPr>
-        <w:t xml:space="preserve"> import silently failed to resolve and its endpoints were never counted. </w:t>
-      </w:r>
-      <w:r>
-        <w:rPr>
-          <w:rFonts w:ascii="Calibri" w:cs="Calibri" w:eastAsia="Calibri" w:hAnsi="Calibri"/>
           <w:b/>
           <w:bCs/>
           <w:i w:val="false"/>
@@ -20133,20 +21290,381 @@
           <w:sz w:val="21"/>
           <w:szCs w:val="21"/>
         </w:rPr>
-        <w:t xml:space="preserve">A count that resolves imports must fail loudly when one does not resolve</w:t>
-      </w:r>
-      <w:r>
-        <w:rPr>
-          <w:rFonts w:ascii="Calibri" w:cs="Calibri" w:eastAsia="Calibri" w:hAnsi="Calibri"/>
-          <w:b w:val="false"/>
-          <w:bCs w:val="false"/>
-          <w:i w:val="false"/>
-          <w:iCs w:val="false"/>
-          <w:color w:val="1B2027"/>
-          <w:sz w:val="21"/>
-          <w:szCs w:val="21"/>
-        </w:rPr>
-        <w:t xml:space="preserve">, or it reports the surface it could see as the surface that exists.</w:t>
+        <w:t xml:space="preserve">That total has now been wrong three times, every time an undercount</w:t>
+      </w:r>
+      <w:r>
+        <w:rPr>
+          <w:rFonts w:ascii="Calibri" w:cs="Calibri" w:eastAsia="Calibri" w:hAnsi="Calibri"/>
+          <w:b w:val="false"/>
+          <w:bCs w:val="false"/>
+          <w:i w:val="false"/>
+          <w:iCs w:val="false"/>
+          <w:color w:val="1B2027"/>
+          <w:sz w:val="21"/>
+          <w:szCs w:val="21"/>
+        </w:rPr>
+        <w:t xml:space="preserve">, which is the expensive direction: the figure exists to size the ingress an external CDE has to build. “Seven” came from grepping directories instead of following imports. “26 across 9” came from a resolver that turned </w:t>
+      </w:r>
+      <w:r>
+        <w:rPr>
+          <w:rFonts w:ascii="Consolas" w:cs="Consolas" w:eastAsia="Consolas" w:hAnsi="Consolas"/>
+          <w:b w:val="false"/>
+          <w:bCs w:val="false"/>
+          <w:i w:val="false"/>
+          <w:iCs w:val="false"/>
+          <w:color w:val="1B2027"/>
+          <w:sz w:val="19"/>
+          <w:szCs w:val="19"/>
+        </w:rPr>
+        <w:t xml:space="preserve">role.service</w:t>
+      </w:r>
+      <w:r>
+        <w:rPr>
+          <w:rFonts w:ascii="Calibri" w:cs="Calibri" w:eastAsia="Calibri" w:hAnsi="Calibri"/>
+          <w:b w:val="false"/>
+          <w:bCs w:val="false"/>
+          <w:i w:val="false"/>
+          <w:iCs w:val="false"/>
+          <w:color w:val="1B2027"/>
+          <w:sz w:val="21"/>
+          <w:szCs w:val="21"/>
+        </w:rPr>
+        <w:t xml:space="preserve"> into </w:t>
+      </w:r>
+      <w:r>
+        <w:rPr>
+          <w:rFonts w:ascii="Consolas" w:cs="Consolas" w:eastAsia="Consolas" w:hAnsi="Consolas"/>
+          <w:b w:val="false"/>
+          <w:bCs w:val="false"/>
+          <w:i w:val="false"/>
+          <w:iCs w:val="false"/>
+          <w:color w:val="1B2027"/>
+          <w:sz w:val="19"/>
+          <w:szCs w:val="19"/>
+        </w:rPr>
+        <w:t xml:space="preserve">role.ts</w:t>
+      </w:r>
+      <w:r>
+        <w:rPr>
+          <w:rFonts w:ascii="Calibri" w:cs="Calibri" w:eastAsia="Calibri" w:hAnsi="Calibri"/>
+          <w:b w:val="false"/>
+          <w:bCs w:val="false"/>
+          <w:i w:val="false"/>
+          <w:iCs w:val="false"/>
+          <w:color w:val="1B2027"/>
+          <w:sz w:val="21"/>
+          <w:szCs w:val="21"/>
+        </w:rPr>
+        <w:t xml:space="preserve"> by replacing the extension rather than appending one, so every </w:t>
+      </w:r>
+      <w:r>
+        <w:rPr>
+          <w:rFonts w:ascii="Consolas" w:cs="Consolas" w:eastAsia="Consolas" w:hAnsi="Consolas"/>
+          <w:b w:val="false"/>
+          <w:bCs w:val="false"/>
+          <w:i w:val="false"/>
+          <w:iCs w:val="false"/>
+          <w:color w:val="1B2027"/>
+          <w:sz w:val="19"/>
+          <w:szCs w:val="19"/>
+        </w:rPr>
+        <w:t xml:space="preserve">*.service.ts</w:t>
+      </w:r>
+      <w:r>
+        <w:rPr>
+          <w:rFonts w:ascii="Calibri" w:cs="Calibri" w:eastAsia="Calibri" w:hAnsi="Calibri"/>
+          <w:b w:val="false"/>
+          <w:bCs w:val="false"/>
+          <w:i w:val="false"/>
+          <w:iCs w:val="false"/>
+          <w:color w:val="1B2027"/>
+          <w:sz w:val="21"/>
+          <w:szCs w:val="21"/>
+        </w:rPr>
+        <w:t xml:space="preserve"> import silently failed to resolve and its endpoints were never counted. “35 across 15, 11 services and 4 components” — the figure this passage carried until now — was a hand count that was never re-run, and was wrong on three of its four numbers: there are no components in the list at all, the two files that are not services are the PDF and comparison loaders, and the document-operations group was out by three.</w:t>
+      </w:r>
+    </w:p>
+    <w:p>
+      <w:pPr>
+        <w:spacing w:after="140" w:line="276"/>
+      </w:pPr>
+      <w:r>
+        <w:rPr>
+          <w:rFonts w:ascii="Calibri" w:cs="Calibri" w:eastAsia="Calibri" w:hAnsi="Calibri"/>
+          <w:b/>
+          <w:bCs/>
+          <w:i w:val="false"/>
+          <w:iCs w:val="false"/>
+          <w:color w:val="1B2027"/>
+          <w:sz w:val="21"/>
+          <w:szCs w:val="21"/>
+        </w:rPr>
+        <w:t xml:space="preserve">So it is no longer a hand count.</w:t>
+      </w:r>
+      <w:r>
+        <w:rPr>
+          <w:rFonts w:ascii="Calibri" w:cs="Calibri" w:eastAsia="Calibri" w:hAnsi="Calibri"/>
+          <w:b w:val="false"/>
+          <w:bCs w:val="false"/>
+          <w:i w:val="false"/>
+          <w:iCs w:val="false"/>
+          <w:color w:val="1B2027"/>
+          <w:sz w:val="21"/>
+          <w:szCs w:val="21"/>
+        </w:rPr>
+        <w:t xml:space="preserve"> </w:t>
+      </w:r>
+      <w:r>
+        <w:rPr>
+          <w:rFonts w:ascii="Consolas" w:cs="Consolas" w:eastAsia="Consolas" w:hAnsi="Consolas"/>
+          <w:b w:val="false"/>
+          <w:bCs w:val="false"/>
+          <w:i w:val="false"/>
+          <w:iCs w:val="false"/>
+          <w:color w:val="1B2027"/>
+          <w:sz w:val="19"/>
+          <w:szCs w:val="19"/>
+        </w:rPr>
+        <w:t xml:space="preserve">scripts/count-viewer-endpoints.mjs</w:t>
+      </w:r>
+      <w:r>
+        <w:rPr>
+          <w:rFonts w:ascii="Calibri" w:cs="Calibri" w:eastAsia="Calibri" w:hAnsi="Calibri"/>
+          <w:b w:val="false"/>
+          <w:bCs w:val="false"/>
+          <w:i w:val="false"/>
+          <w:iCs w:val="false"/>
+          <w:color w:val="1B2027"/>
+          <w:sz w:val="21"/>
+          <w:szCs w:val="21"/>
+        </w:rPr>
+        <w:t xml:space="preserve"> produces it, </w:t>
+      </w:r>
+      <w:r>
+        <w:rPr>
+          <w:rFonts w:ascii="Consolas" w:cs="Consolas" w:eastAsia="Consolas" w:hAnsi="Consolas"/>
+          <w:b w:val="false"/>
+          <w:bCs w:val="false"/>
+          <w:i w:val="false"/>
+          <w:iCs w:val="false"/>
+          <w:color w:val="1B2027"/>
+          <w:sz w:val="19"/>
+          <w:szCs w:val="19"/>
+        </w:rPr>
+        <w:t xml:space="preserve">npm run count:endpoints</w:t>
+      </w:r>
+      <w:r>
+        <w:rPr>
+          <w:rFonts w:ascii="Calibri" w:cs="Calibri" w:eastAsia="Calibri" w:hAnsi="Calibri"/>
+          <w:b w:val="false"/>
+          <w:bCs w:val="false"/>
+          <w:i w:val="false"/>
+          <w:iCs w:val="false"/>
+          <w:color w:val="1B2027"/>
+          <w:sz w:val="21"/>
+          <w:szCs w:val="21"/>
+        </w:rPr>
+        <w:t xml:space="preserve"> prints it, and the two rules that caused the earlier mistakes are now assertions rather than intentions. </w:t>
+      </w:r>
+      <w:r>
+        <w:rPr>
+          <w:rFonts w:ascii="Calibri" w:cs="Calibri" w:eastAsia="Calibri" w:hAnsi="Calibri"/>
+          <w:b/>
+          <w:bCs/>
+          <w:i w:val="false"/>
+          <w:iCs w:val="false"/>
+          <w:color w:val="1B2027"/>
+          <w:sz w:val="21"/>
+          <w:szCs w:val="21"/>
+        </w:rPr>
+        <w:t xml:space="preserve">An import that does not resolve stops the count</w:t>
+      </w:r>
+      <w:r>
+        <w:rPr>
+          <w:rFonts w:ascii="Calibri" w:cs="Calibri" w:eastAsia="Calibri" w:hAnsi="Calibri"/>
+          <w:b w:val="false"/>
+          <w:bCs w:val="false"/>
+          <w:i w:val="false"/>
+          <w:iCs w:val="false"/>
+          <w:color w:val="1B2027"/>
+          <w:sz w:val="21"/>
+          <w:szCs w:val="21"/>
+        </w:rPr>
+        <w:t xml:space="preserve">, because a resolver that shrugs reports the surface it could see as the surface that exists; its spec asserts the extension-appending case in both directions, that </w:t>
+      </w:r>
+      <w:r>
+        <w:rPr>
+          <w:rFonts w:ascii="Consolas" w:cs="Consolas" w:eastAsia="Consolas" w:hAnsi="Consolas"/>
+          <w:b w:val="false"/>
+          <w:bCs w:val="false"/>
+          <w:i w:val="false"/>
+          <w:iCs w:val="false"/>
+          <w:color w:val="1B2027"/>
+          <w:sz w:val="19"/>
+          <w:szCs w:val="19"/>
+        </w:rPr>
+        <w:t xml:space="preserve">./role.service</w:t>
+      </w:r>
+      <w:r>
+        <w:rPr>
+          <w:rFonts w:ascii="Calibri" w:cs="Calibri" w:eastAsia="Calibri" w:hAnsi="Calibri"/>
+          <w:b w:val="false"/>
+          <w:bCs w:val="false"/>
+          <w:i w:val="false"/>
+          <w:iCs w:val="false"/>
+          <w:color w:val="1B2027"/>
+          <w:sz w:val="21"/>
+          <w:szCs w:val="21"/>
+        </w:rPr>
+        <w:t xml:space="preserve"> finds </w:t>
+      </w:r>
+      <w:r>
+        <w:rPr>
+          <w:rFonts w:ascii="Consolas" w:cs="Consolas" w:eastAsia="Consolas" w:hAnsi="Consolas"/>
+          <w:b w:val="false"/>
+          <w:bCs w:val="false"/>
+          <w:i w:val="false"/>
+          <w:iCs w:val="false"/>
+          <w:color w:val="1B2027"/>
+          <w:sz w:val="19"/>
+          <w:szCs w:val="19"/>
+        </w:rPr>
+        <w:t xml:space="preserve">role.service.ts</w:t>
+      </w:r>
+      <w:r>
+        <w:rPr>
+          <w:rFonts w:ascii="Calibri" w:cs="Calibri" w:eastAsia="Calibri" w:hAnsi="Calibri"/>
+          <w:b w:val="false"/>
+          <w:bCs w:val="false"/>
+          <w:i w:val="false"/>
+          <w:iCs w:val="false"/>
+          <w:color w:val="1B2027"/>
+          <w:sz w:val="21"/>
+          <w:szCs w:val="21"/>
+        </w:rPr>
+        <w:t xml:space="preserve"> and that it does not find a </w:t>
+      </w:r>
+      <w:r>
+        <w:rPr>
+          <w:rFonts w:ascii="Consolas" w:cs="Consolas" w:eastAsia="Consolas" w:hAnsi="Consolas"/>
+          <w:b w:val="false"/>
+          <w:bCs w:val="false"/>
+          <w:i w:val="false"/>
+          <w:iCs w:val="false"/>
+          <w:color w:val="1B2027"/>
+          <w:sz w:val="19"/>
+          <w:szCs w:val="19"/>
+        </w:rPr>
+        <w:t xml:space="preserve">role.ts</w:t>
+      </w:r>
+      <w:r>
+        <w:rPr>
+          <w:rFonts w:ascii="Calibri" w:cs="Calibri" w:eastAsia="Calibri" w:hAnsi="Calibri"/>
+          <w:b w:val="false"/>
+          <w:bCs w:val="false"/>
+          <w:i w:val="false"/>
+          <w:iCs w:val="false"/>
+          <w:color w:val="1B2027"/>
+          <w:sz w:val="21"/>
+          <w:szCs w:val="21"/>
+        </w:rPr>
+        <w:t xml:space="preserve"> sitting beside it. </w:t>
+      </w:r>
+      <w:r>
+        <w:rPr>
+          <w:rFonts w:ascii="Calibri" w:cs="Calibri" w:eastAsia="Calibri" w:hAnsi="Calibri"/>
+          <w:b/>
+          <w:bCs/>
+          <w:i w:val="false"/>
+          <w:iCs w:val="false"/>
+          <w:color w:val="1B2027"/>
+          <w:sz w:val="21"/>
+          <w:szCs w:val="21"/>
+        </w:rPr>
+        <w:t xml:space="preserve">A call whose URL is not a literal stops the count</w:t>
+      </w:r>
+      <w:r>
+        <w:rPr>
+          <w:rFonts w:ascii="Calibri" w:cs="Calibri" w:eastAsia="Calibri" w:hAnsi="Calibri"/>
+          <w:b w:val="false"/>
+          <w:bCs w:val="false"/>
+          <w:i w:val="false"/>
+          <w:iCs w:val="false"/>
+          <w:color w:val="1B2027"/>
+          <w:sz w:val="21"/>
+          <w:szCs w:val="21"/>
+        </w:rPr>
+        <w:t xml:space="preserve"> — one of ours builds its URL a line above the call, so it is declared explicitly, and the declaration itself fails the run once it stops matching a call. Widening the search until some nearby literal matched would have answered confidently and wrongly.</w:t>
+      </w:r>
+    </w:p>
+    <w:p>
+      <w:pPr>
+        <w:spacing w:after="140" w:line="276"/>
+      </w:pPr>
+      <w:r>
+        <w:rPr>
+          <w:rFonts w:ascii="Calibri" w:cs="Calibri" w:eastAsia="Calibri" w:hAnsi="Calibri"/>
+          <w:b w:val="false"/>
+          <w:bCs w:val="false"/>
+          <w:i w:val="false"/>
+          <w:iCs w:val="false"/>
+          <w:color w:val="1B2027"/>
+          <w:sz w:val="21"/>
+          <w:szCs w:val="21"/>
+        </w:rPr>
+        <w:t xml:space="preserve">The </w:t>
+      </w:r>
+      <w:r>
+        <w:rPr>
+          <w:rFonts w:ascii="Consolas" w:cs="Consolas" w:eastAsia="Consolas" w:hAnsi="Consolas"/>
+          <w:b w:val="false"/>
+          <w:bCs w:val="false"/>
+          <w:i w:val="false"/>
+          <w:iCs w:val="false"/>
+          <w:color w:val="1B2027"/>
+          <w:sz w:val="19"/>
+          <w:szCs w:val="19"/>
+        </w:rPr>
+        <w:t xml:space="preserve">http.request(‘delete’, url)</w:t>
+      </w:r>
+      <w:r>
+        <w:rPr>
+          <w:rFonts w:ascii="Calibri" w:cs="Calibri" w:eastAsia="Calibri" w:hAnsi="Calibri"/>
+          <w:b w:val="false"/>
+          <w:bCs w:val="false"/>
+          <w:i w:val="false"/>
+          <w:iCs w:val="false"/>
+          <w:color w:val="1B2027"/>
+          <w:sz w:val="21"/>
+          <w:szCs w:val="21"/>
+        </w:rPr>
+        <w:t xml:space="preserve"> form was a third, smaller version of the same problem: taking the first literal as the path invented an endpoint named </w:t>
+      </w:r>
+      <w:r>
+        <w:rPr>
+          <w:rFonts w:ascii="Consolas" w:cs="Consolas" w:eastAsia="Consolas" w:hAnsi="Consolas"/>
+          <w:b w:val="false"/>
+          <w:bCs w:val="false"/>
+          <w:i w:val="false"/>
+          <w:iCs w:val="false"/>
+          <w:color w:val="1B2027"/>
+          <w:sz w:val="19"/>
+          <w:szCs w:val="19"/>
+        </w:rPr>
+        <w:t xml:space="preserve">delete</w:t>
+      </w:r>
+      <w:r>
+        <w:rPr>
+          <w:rFonts w:ascii="Calibri" w:cs="Calibri" w:eastAsia="Calibri" w:hAnsi="Calibri"/>
+          <w:b w:val="false"/>
+          <w:bCs w:val="false"/>
+          <w:i w:val="false"/>
+          <w:iCs w:val="false"/>
+          <w:color w:val="1B2027"/>
+          <w:sz w:val="21"/>
+          <w:szCs w:val="21"/>
+        </w:rPr>
+        <w:t xml:space="preserve"> and lost the real one, two errors from one call site.</w:t>
       </w:r>
     </w:p>
     <w:p>
@@ -20169,7 +21687,7 @@
           <w:sz w:val="21"/>
           <w:szCs w:val="21"/>
         </w:rPr>
-        <w:t xml:space="preserve">And it is not settled yet.</w:t>
+        <w:t xml:space="preserve">The inventory that carried the old figure is corrected too.</w:t>
       </w:r>
       <w:r>
         <w:rPr>
@@ -20208,33 +21726,59 @@
           <w:sz w:val="21"/>
           <w:szCs w:val="21"/>
         </w:rPr>
-        <w:t xml:space="preserve"> §2 gives a total of 35 across 11 services and 4 components, but its own table lists ten services, and its group sizes — content 5, document operations 17, markup 7, identity 2 — sum to 31. Two of those three figures must be wrong. The groups quoted above are the ones the inventory states unambiguously and that a design decision actually turns on; </w:t>
-      </w:r>
-      <w:r>
-        <w:rPr>
-          <w:rFonts w:ascii="Calibri" w:cs="Calibri" w:eastAsia="Calibri" w:hAnsi="Calibri"/>
-          <w:b/>
-          <w:bCs/>
-          <w:i w:val="false"/>
-          <w:iCs w:val="false"/>
-          <w:color w:val="1B2027"/>
-          <w:sz w:val="21"/>
-          <w:szCs w:val="21"/>
-        </w:rPr>
-        <w:t xml:space="preserve">the partition needs re-deriving before it goes in front of a customer</w:t>
-      </w:r>
-      <w:r>
-        <w:rPr>
-          <w:rFonts w:ascii="Calibri" w:cs="Calibri" w:eastAsia="Calibri" w:hAnsi="Calibri"/>
-          <w:b w:val="false"/>
-          <w:bCs w:val="false"/>
-          <w:i w:val="false"/>
-          <w:iCs w:val="false"/>
-          <w:color w:val="1B2027"/>
-          <w:sz w:val="21"/>
-          <w:szCs w:val="21"/>
-        </w:rPr>
-        <w:t xml:space="preserve">, and no number here should be quoted as a complete breakdown until it does.</w:t>
+        <w:t xml:space="preserve"> section 2 gave “35 across 11 services and 4 components” while its own table listed ten services and its group sizes summed to 31 — two of those three figures had to be wrong, and this document said so without being able to say which. All three are now replaced by the script’s output. The same pass found that the inventory’s claim that four components call the API directly — including one inside </w:t>
+      </w:r>
+      <w:r>
+        <w:rPr>
+          <w:rFonts w:ascii="Consolas" w:cs="Consolas" w:eastAsia="Consolas" w:hAnsi="Consolas"/>
+          <w:b w:val="false"/>
+          <w:bCs w:val="false"/>
+          <w:i w:val="false"/>
+          <w:iCs w:val="false"/>
+          <w:color w:val="1B2027"/>
+          <w:sz w:val="19"/>
+          <w:szCs w:val="19"/>
+        </w:rPr>
+        <w:t xml:space="preserve">viewer-core</w:t>
+      </w:r>
+      <w:r>
+        <w:rPr>
+          <w:rFonts w:ascii="Calibri" w:cs="Calibri" w:eastAsia="Calibri" w:hAnsi="Calibri"/>
+          <w:b w:val="false"/>
+          <w:bCs w:val="false"/>
+          <w:i w:val="false"/>
+          <w:iCs w:val="false"/>
+          <w:color w:val="1B2027"/>
+          <w:sz w:val="21"/>
+          <w:szCs w:val="21"/>
+        </w:rPr>
+        <w:t xml:space="preserve">, reported as a boundary breach — is false: there is no </w:t>
+      </w:r>
+      <w:r>
+        <w:rPr>
+          <w:rFonts w:ascii="Consolas" w:cs="Consolas" w:eastAsia="Consolas" w:hAnsi="Consolas"/>
+          <w:b w:val="false"/>
+          <w:bCs w:val="false"/>
+          <w:i w:val="false"/>
+          <w:iCs w:val="false"/>
+          <w:color w:val="1B2027"/>
+          <w:sz w:val="19"/>
+          <w:szCs w:val="19"/>
+        </w:rPr>
+        <w:t xml:space="preserve">/api</w:t>
+      </w:r>
+      <w:r>
+        <w:rPr>
+          <w:rFonts w:ascii="Calibri" w:cs="Calibri" w:eastAsia="Calibri" w:hAnsi="Calibri"/>
+          <w:b w:val="false"/>
+          <w:bCs w:val="false"/>
+          <w:i w:val="false"/>
+          <w:iCs w:val="false"/>
+          <w:color w:val="1B2027"/>
+          <w:sz w:val="21"/>
+          <w:szCs w:val="21"/>
+        </w:rPr>
+        <w:t xml:space="preserve"> literal in any component in the repository.</w:t>
       </w:r>
     </w:p>
     <w:p>

--- a/docs/Viewer-Product-Technical-Architecture.docx
+++ b/docs/Viewer-Product-Technical-Architecture.docx
@@ -4868,7 +4868,111 @@
           <w:sz w:val="21"/>
           <w:szCs w:val="21"/>
         </w:rPr>
-        <w:t xml:space="preserve"> now measures them over 330 code files, runs as </w:t>
+        <w:t xml:space="preserve"> now measures them over every code file under </w:t>
+      </w:r>
+      <w:r>
+        <w:rPr>
+          <w:rFonts w:ascii="Consolas" w:cs="Consolas" w:eastAsia="Consolas" w:hAnsi="Consolas"/>
+          <w:b w:val="false"/>
+          <w:bCs w:val="false"/>
+          <w:i w:val="false"/>
+          <w:iCs w:val="false"/>
+          <w:color w:val="1B2027"/>
+          <w:sz w:val="19"/>
+          <w:szCs w:val="19"/>
+        </w:rPr>
+        <w:t xml:space="preserve">src</w:t>
+      </w:r>
+      <w:r>
+        <w:rPr>
+          <w:rFonts w:ascii="Calibri" w:cs="Calibri" w:eastAsia="Calibri" w:hAnsi="Calibri"/>
+          <w:b w:val="false"/>
+          <w:bCs w:val="false"/>
+          <w:i w:val="false"/>
+          <w:iCs w:val="false"/>
+          <w:color w:val="1B2027"/>
+          <w:sz w:val="21"/>
+          <w:szCs w:val="21"/>
+        </w:rPr>
+        <w:t xml:space="preserve">, </w:t>
+      </w:r>
+      <w:r>
+        <w:rPr>
+          <w:rFonts w:ascii="Consolas" w:cs="Consolas" w:eastAsia="Consolas" w:hAnsi="Consolas"/>
+          <w:b w:val="false"/>
+          <w:bCs w:val="false"/>
+          <w:i w:val="false"/>
+          <w:iCs w:val="false"/>
+          <w:color w:val="1B2027"/>
+          <w:sz w:val="19"/>
+          <w:szCs w:val="19"/>
+        </w:rPr>
+        <w:t xml:space="preserve">scripts</w:t>
+      </w:r>
+      <w:r>
+        <w:rPr>
+          <w:rFonts w:ascii="Calibri" w:cs="Calibri" w:eastAsia="Calibri" w:hAnsi="Calibri"/>
+          <w:b w:val="false"/>
+          <w:bCs w:val="false"/>
+          <w:i w:val="false"/>
+          <w:iCs w:val="false"/>
+          <w:color w:val="1B2027"/>
+          <w:sz w:val="21"/>
+          <w:szCs w:val="21"/>
+        </w:rPr>
+        <w:t xml:space="preserve">, </w:t>
+      </w:r>
+      <w:r>
+        <w:rPr>
+          <w:rFonts w:ascii="Consolas" w:cs="Consolas" w:eastAsia="Consolas" w:hAnsi="Consolas"/>
+          <w:b w:val="false"/>
+          <w:bCs w:val="false"/>
+          <w:i w:val="false"/>
+          <w:iCs w:val="false"/>
+          <w:color w:val="1B2027"/>
+          <w:sz w:val="19"/>
+          <w:szCs w:val="19"/>
+        </w:rPr>
+        <w:t xml:space="preserve">tools</w:t>
+      </w:r>
+      <w:r>
+        <w:rPr>
+          <w:rFonts w:ascii="Calibri" w:cs="Calibri" w:eastAsia="Calibri" w:hAnsi="Calibri"/>
+          <w:b w:val="false"/>
+          <w:bCs w:val="false"/>
+          <w:i w:val="false"/>
+          <w:iCs w:val="false"/>
+          <w:color w:val="1B2027"/>
+          <w:sz w:val="21"/>
+          <w:szCs w:val="21"/>
+        </w:rPr>
+        <w:t xml:space="preserve"> and </w:t>
+      </w:r>
+      <w:r>
+        <w:rPr>
+          <w:rFonts w:ascii="Consolas" w:cs="Consolas" w:eastAsia="Consolas" w:hAnsi="Consolas"/>
+          <w:b w:val="false"/>
+          <w:bCs w:val="false"/>
+          <w:i w:val="false"/>
+          <w:iCs w:val="false"/>
+          <w:color w:val="1B2027"/>
+          <w:sz w:val="19"/>
+          <w:szCs w:val="19"/>
+        </w:rPr>
+        <w:t xml:space="preserve">demo</w:t>
+      </w:r>
+      <w:r>
+        <w:rPr>
+          <w:rFonts w:ascii="Calibri" w:cs="Calibri" w:eastAsia="Calibri" w:hAnsi="Calibri"/>
+          <w:b w:val="false"/>
+          <w:bCs w:val="false"/>
+          <w:i w:val="false"/>
+          <w:iCs w:val="false"/>
+          <w:color w:val="1B2027"/>
+          <w:sz w:val="21"/>
+          <w:szCs w:val="21"/>
+        </w:rPr>
+        <w:t xml:space="preserve"> — 332 of them at this issue, a figure that moves with the tree and is printed on every run rather than quoted from here. It runs as </w:t>
       </w:r>
       <w:r>
         <w:rPr>
@@ -4894,7 +4998,7 @@
           <w:sz w:val="21"/>
           <w:szCs w:val="21"/>
         </w:rPr>
-        <w:t xml:space="preserve">, and is wired into the pipeline’s static analysis stage.</w:t>
+        <w:t xml:space="preserve"> and is wired into the pipeline’s static analysis stage.</w:t>
       </w:r>
     </w:p>
     <w:p>
